--- a/zht/docx/106.content.docx
+++ b/zht/docx/106.content.docx
@@ -149,27 +149,7 @@
         <w:rPr>
           <w:lang w:val="zh_TW" w:bidi="zh_TW"/>
         </w:rPr>
-        <w:t>shun</w:t>
-      </w:r>
-      <w:r>
-        <w:rPr>
-          <w:lang w:val="zh_TW" w:bidi="zh_TW"/>
-        </w:rPr>
-      </w:r>
-    </w:p>
-    <w:p>
-      <w:pPr/>
-      <w:r>
-        <w:rPr>
-          <w:lang w:val="zh_TW" w:bidi="zh_TW"/>
-        </w:rPr>
-      </w:r>
-      <w:r>
-        <w:rPr>
-          <w:i/>
-          <w:lang w:val="zh_TW" w:bidi="zh_TW"/>
-        </w:rPr>
-        <w:t>順服</w:t>
+        <w:t>qun</w:t>
       </w:r>
       <w:r>
         <w:rPr>
@@ -232,7 +212,7 @@
         <w:rPr>
           <w:lang w:val="zh_TW" w:bidi="zh_TW"/>
         </w:rPr>
-        <w:t>順服</w:t>
+        <w:t>群</w:t>
       </w:r>
       <w:r>
         <w:rPr>
@@ -251,7 +231,7 @@
         <w:rPr>
           <w:lang w:val="zh_TW" w:bidi="zh_TW"/>
         </w:rPr>
-        <w:t>服從權威的約束或命令的行為或實例，這是對上級要求或請求的服從。希伯來文和希臘文中，表示順服的一般詞語都指聽從或聆聽上級權威的命令。另一個重要的希臘文詞彙包含了服從權威的意思，表示將自己安排在有指揮權的人之下。第三個希臘文詞彙則表明順服更多是出於說服力而非單純的服從。</w:t>
+        <w:t>羅馬軍隊的一個單位。在新約時代，一隊軍隊標準的規模是6,000人，外加約120名騎兵。</w:t>
       </w:r>
     </w:p>
     <w:p>
@@ -265,7 +245,19 @@
         <w:rPr>
           <w:lang w:val="zh_TW" w:bidi="zh_TW"/>
         </w:rPr>
-        <w:t>順服神和人的權柄是舊約和新約中強調的義務。亞伯拉罕在一次事件中因為聽從神的命令，把以撒獻在祭壇上，而得到更多的祝福（</w:t>
+        <w:t>因為它代表了一大群人，「群」這個詞被象徵性地用來表示一個不確定的大數量；這種用法在新約中出現了四次。在關於格拉森被鬼附的人這個故事中，耶穌問那人：「你的名字是什麼？」那人回答：「</w:t>
+      </w:r>
+      <w:r>
+        <w:rPr>
+          <w:lang w:val="zh_TW" w:bidi="zh_TW"/>
+        </w:rPr>
+        <w:t>我名叫『群』，因為我們多的緣故</w:t>
+      </w:r>
+      <w:r>
+        <w:rPr>
+          <w:lang w:val="zh_TW" w:bidi="zh_TW"/>
+        </w:rPr>
+        <w:t>」（</w:t>
       </w:r>
       <w:hyperlink r:id="rId13">
         <w:r>
@@ -276,14 +268,14 @@
             <w:color w:val="0000EE"/>
             <w:u w:val="single"/>
           </w:rPr>
-          <w:t>創22:18</w:t>
+          <w:t>可5:9、15</w:t>
         </w:r>
       </w:hyperlink>
       <w:r>
         <w:rPr>
           <w:lang w:val="zh_TW" w:bidi="zh_TW"/>
         </w:rPr>
-        <w:t>；參</w:t>
+        <w:t>；</w:t>
       </w:r>
       <w:hyperlink r:id="rId14">
         <w:r>
@@ -294,14 +286,14 @@
             <w:color w:val="0000EE"/>
             <w:u w:val="single"/>
           </w:rPr>
-          <w:t>26:5</w:t>
+          <w:t>路8:30</w:t>
         </w:r>
       </w:hyperlink>
       <w:r>
         <w:rPr>
           <w:lang w:val="zh_TW" w:bidi="zh_TW"/>
         </w:rPr>
-        <w:t>）。神會繼續祝福以色列，因為在西奈山立了約，但這取決於他們是否聽從神的聲音並遵守神的約（</w:t>
+        <w:t>；參：</w:t>
       </w:r>
       <w:hyperlink r:id="rId15">
         <w:r>
@@ -312,14 +304,14 @@
             <w:color w:val="0000EE"/>
             <w:u w:val="single"/>
           </w:rPr>
-          <w:t>出19:5</w:t>
+          <w:t>太12:45</w:t>
         </w:r>
       </w:hyperlink>
       <w:r>
         <w:rPr>
           <w:lang w:val="zh_TW" w:bidi="zh_TW"/>
         </w:rPr>
-        <w:t>）。當他們即將進入迦南時，摩西將祝福和詛咒擺在以色列人面前——若他們聽從並遵守耶和華的誡命，便得祝福；若不聽從，便遭詛咒（</w:t>
+        <w:t>；</w:t>
       </w:r>
       <w:hyperlink r:id="rId16">
         <w:r>
@@ -330,14 +322,14 @@
             <w:color w:val="0000EE"/>
             <w:u w:val="single"/>
           </w:rPr>
-          <w:t>申11:22–28</w:t>
+          <w:t>路8:2</w:t>
         </w:r>
       </w:hyperlink>
       <w:r>
         <w:rPr>
           <w:lang w:val="zh_TW" w:bidi="zh_TW"/>
         </w:rPr>
-        <w:t>）。</w:t>
+        <w:t>，這些經文提到多個鬼附在一個人身上）。</w:t>
       </w:r>
     </w:p>
     <w:p>
@@ -351,7 +343,7 @@
         <w:rPr>
           <w:lang w:val="zh_TW" w:bidi="zh_TW"/>
         </w:rPr>
-        <w:t>申命記警告說，頑梗悖逆的兒子首先會受到懲罰，如果他們執意不聽，最終會被石頭打死（</w:t>
+        <w:t>這個詞的另一個用法是在</w:t>
       </w:r>
       <w:hyperlink r:id="rId17">
         <w:r>
@@ -362,14 +354,26 @@
             <w:color w:val="0000EE"/>
             <w:u w:val="single"/>
           </w:rPr>
-          <w:t>申21:18–21</w:t>
+          <w:t>馬太福音二十六章53節</w:t>
         </w:r>
       </w:hyperlink>
       <w:r>
         <w:rPr>
           <w:lang w:val="zh_TW" w:bidi="zh_TW"/>
         </w:rPr>
-        <w:t>）。</w:t>
+        <w:t>，當時耶穌被捕，他的一個同伴拔出劍來保護祂。耶穌禁止他，說：「</w:t>
+      </w:r>
+      <w:r>
+        <w:rPr>
+          <w:lang w:val="zh_TW" w:bidi="zh_TW"/>
+        </w:rPr>
+        <w:t>你想，我不能求我父現在為我差遣十二營多天使來嗎？</w:t>
+      </w:r>
+      <w:r>
+        <w:rPr>
+          <w:lang w:val="zh_TW" w:bidi="zh_TW"/>
+        </w:rPr>
+        <w:t>」。因此，他提到了可以召喚來幫助他的天使數量是多龐大。</w:t>
       </w:r>
     </w:p>
     <w:p>
@@ -383,7 +387,7 @@
         <w:rPr>
           <w:lang w:val="zh_TW" w:bidi="zh_TW"/>
         </w:rPr>
-        <w:t>一個人是否為神的兒女，其標誌之一是持續遵守神的誡命（</w:t>
+        <w:t>「群」這個詞在新約中從未以其軍事意義出現，而是指反對人類屬靈的邪惡勢力（參：</w:t>
       </w:r>
       <w:hyperlink r:id="rId18">
         <w:r>
@@ -394,14 +398,14 @@
             <w:color w:val="0000EE"/>
             <w:u w:val="single"/>
           </w:rPr>
-          <w:t>約一2:3–5</w:t>
+          <w:t>弗 6:12</w:t>
         </w:r>
       </w:hyperlink>
       <w:r>
         <w:rPr>
           <w:lang w:val="zh_TW" w:bidi="zh_TW"/>
         </w:rPr>
-        <w:t>）。耶穌說，那些愛祂的人會遵守祂的命令（</w:t>
+        <w:t>）或可以召喚來幫助他們屬靈的力量（參：</w:t>
       </w:r>
       <w:hyperlink r:id="rId19">
         <w:r>
@@ -412,61 +416,7 @@
             <w:color w:val="0000EE"/>
             <w:u w:val="single"/>
           </w:rPr>
-          <w:t>約14:15</w:t>
-        </w:r>
-      </w:hyperlink>
-      <w:r>
-        <w:rPr>
-          <w:lang w:val="zh_TW" w:bidi="zh_TW"/>
-        </w:rPr>
-        <w:t>）。彼得在談到基督徒時，稱他們為「順命的兒女」（</w:t>
-      </w:r>
-      <w:hyperlink r:id="rId20">
-        <w:r>
-          <w:rPr>
-            <w:lang w:val="zh_TW" w:bidi="zh_TW"/>
-          </w:rPr>
-          <w:rPr>
-            <w:color w:val="0000EE"/>
-            <w:u w:val="single"/>
-          </w:rPr>
-          <w:t>彼前1:14</w:t>
-        </w:r>
-      </w:hyperlink>
-      <w:r>
-        <w:rPr>
-          <w:lang w:val="zh_TW" w:bidi="zh_TW"/>
-        </w:rPr>
-        <w:t>；見</w:t>
-      </w:r>
-      <w:hyperlink r:id="rId21">
-        <w:r>
-          <w:rPr>
-            <w:lang w:val="zh_TW" w:bidi="zh_TW"/>
-          </w:rPr>
-          <w:rPr>
-            <w:color w:val="0000EE"/>
-            <w:u w:val="single"/>
-          </w:rPr>
-          <w:t>來5:9</w:t>
-        </w:r>
-      </w:hyperlink>
-      <w:r>
-        <w:rPr>
-          <w:lang w:val="zh_TW" w:bidi="zh_TW"/>
-        </w:rPr>
-        <w:t>，</w:t>
-      </w:r>
-      <w:hyperlink r:id="rId22">
-        <w:r>
-          <w:rPr>
-            <w:lang w:val="zh_TW" w:bidi="zh_TW"/>
-          </w:rPr>
-          <w:rPr>
-            <w:color w:val="0000EE"/>
-            <w:u w:val="single"/>
-          </w:rPr>
-          <w:t>11:8</w:t>
+          <w:t>來1:14</w:t>
         </w:r>
       </w:hyperlink>
       <w:r>
@@ -485,595 +435,28 @@
       </w:r>
       <w:r>
         <w:rPr>
+          <w:i/>
           <w:lang w:val="zh_TW" w:bidi="zh_TW"/>
         </w:rPr>
-        <w:t>基督徒應該順服多種人：</w:t>
-      </w:r>
-    </w:p>
-    <w:p>
-      <w:pPr>
-        <w:pStyle w:val="ListBullet"/>
-        <w:spacing w:line="240" w:lineRule="auto"/>
-        <w:ind w:left="720"/>
-      </w:pPr>
+        <w:t>另見</w:t>
+      </w:r>
       <w:r>
         <w:rPr>
           <w:lang w:val="zh_TW" w:bidi="zh_TW"/>
         </w:rPr>
+        <w:t xml:space="preserve"> </w:t>
       </w:r>
       <w:r>
         <w:rPr>
           <w:lang w:val="zh_TW" w:bidi="zh_TW"/>
         </w:rPr>
-        <w:t>信徒應該順服主（</w:t>
-      </w:r>
-      <w:hyperlink r:id="rId23">
-        <w:r>
-          <w:rPr>
-            <w:lang w:val="zh_TW" w:bidi="zh_TW"/>
-          </w:rPr>
-          <w:rPr>
-            <w:color w:val="0000EE"/>
-            <w:u w:val="single"/>
-          </w:rPr>
-          <w:t>約14:21–24</w:t>
-        </w:r>
-      </w:hyperlink>
+        <w:t>戰爭</w:t>
+      </w:r>
       <w:r>
         <w:rPr>
           <w:lang w:val="zh_TW" w:bidi="zh_TW"/>
         </w:rPr>
-        <w:t>，</w:t>
-      </w:r>
-      <w:hyperlink r:id="rId24">
-        <w:r>
-          <w:rPr>
-            <w:lang w:val="zh_TW" w:bidi="zh_TW"/>
-          </w:rPr>
-          <w:rPr>
-            <w:color w:val="0000EE"/>
-            <w:u w:val="single"/>
-          </w:rPr>
-          <w:t>15:10</w:t>
-        </w:r>
-      </w:hyperlink>
-      <w:r>
-        <w:rPr>
-          <w:lang w:val="zh_TW" w:bidi="zh_TW"/>
-        </w:rPr>
-        <w:t>）。</w:t>
-      </w:r>
-    </w:p>
-    <w:p>
-      <w:pPr>
-        <w:pStyle w:val="ListBullet"/>
-        <w:spacing w:line="240" w:lineRule="auto"/>
-        <w:ind w:left="720"/>
-      </w:pPr>
-      <w:r>
-        <w:rPr>
-          <w:lang w:val="zh_TW" w:bidi="zh_TW"/>
-        </w:rPr>
-      </w:r>
-      <w:r>
-        <w:rPr>
-          <w:lang w:val="zh_TW" w:bidi="zh_TW"/>
-        </w:rPr>
-        <w:t>妻子應該順服丈夫（</w:t>
-      </w:r>
-      <w:hyperlink r:id="rId25">
-        <w:r>
-          <w:rPr>
-            <w:lang w:val="zh_TW" w:bidi="zh_TW"/>
-          </w:rPr>
-          <w:rPr>
-            <w:color w:val="0000EE"/>
-            <w:u w:val="single"/>
-          </w:rPr>
-          <w:t>弗5:22–24</w:t>
-        </w:r>
-      </w:hyperlink>
-      <w:r>
-        <w:rPr>
-          <w:lang w:val="zh_TW" w:bidi="zh_TW"/>
-        </w:rPr>
-        <w:t>；</w:t>
-      </w:r>
-      <w:hyperlink r:id="rId26">
-        <w:r>
-          <w:rPr>
-            <w:lang w:val="zh_TW" w:bidi="zh_TW"/>
-          </w:rPr>
-          <w:rPr>
-            <w:color w:val="0000EE"/>
-            <w:u w:val="single"/>
-          </w:rPr>
-          <w:t>西3:18</w:t>
-        </w:r>
-      </w:hyperlink>
-      <w:r>
-        <w:rPr>
-          <w:lang w:val="zh_TW" w:bidi="zh_TW"/>
-        </w:rPr>
-        <w:t>；</w:t>
-      </w:r>
-      <w:hyperlink r:id="rId27">
-        <w:r>
-          <w:rPr>
-            <w:lang w:val="zh_TW" w:bidi="zh_TW"/>
-          </w:rPr>
-          <w:rPr>
-            <w:color w:val="0000EE"/>
-            <w:u w:val="single"/>
-          </w:rPr>
-          <w:t>多2:5</w:t>
-        </w:r>
-      </w:hyperlink>
-      <w:r>
-        <w:rPr>
-          <w:lang w:val="zh_TW" w:bidi="zh_TW"/>
-        </w:rPr>
-        <w:t>；</w:t>
-      </w:r>
-      <w:hyperlink r:id="rId28">
-        <w:r>
-          <w:rPr>
-            <w:lang w:val="zh_TW" w:bidi="zh_TW"/>
-          </w:rPr>
-          <w:rPr>
-            <w:color w:val="0000EE"/>
-            <w:u w:val="single"/>
-          </w:rPr>
-          <w:t>彼前3:1、5</w:t>
-        </w:r>
-      </w:hyperlink>
-      <w:r>
-        <w:rPr>
-          <w:lang w:val="zh_TW" w:bidi="zh_TW"/>
-        </w:rPr>
-        <w:t>）。</w:t>
-      </w:r>
-    </w:p>
-    <w:p>
-      <w:pPr>
-        <w:pStyle w:val="ListBullet"/>
-        <w:spacing w:line="240" w:lineRule="auto"/>
-        <w:ind w:left="720"/>
-      </w:pPr>
-      <w:r>
-        <w:rPr>
-          <w:lang w:val="zh_TW" w:bidi="zh_TW"/>
-        </w:rPr>
-      </w:r>
-      <w:r>
-        <w:rPr>
-          <w:lang w:val="zh_TW" w:bidi="zh_TW"/>
-        </w:rPr>
-        <w:t>兒女要聽從父母（</w:t>
-      </w:r>
-      <w:hyperlink r:id="rId29">
-        <w:r>
-          <w:rPr>
-            <w:lang w:val="zh_TW" w:bidi="zh_TW"/>
-          </w:rPr>
-          <w:rPr>
-            <w:color w:val="0000EE"/>
-            <w:u w:val="single"/>
-          </w:rPr>
-          <w:t>弗6:1</w:t>
-        </w:r>
-      </w:hyperlink>
-      <w:r>
-        <w:rPr>
-          <w:lang w:val="zh_TW" w:bidi="zh_TW"/>
-        </w:rPr>
-        <w:t>；</w:t>
-      </w:r>
-      <w:hyperlink r:id="rId30">
-        <w:r>
-          <w:rPr>
-            <w:lang w:val="zh_TW" w:bidi="zh_TW"/>
-          </w:rPr>
-          <w:rPr>
-            <w:color w:val="0000EE"/>
-            <w:u w:val="single"/>
-          </w:rPr>
-          <w:t>西3:20</w:t>
-        </w:r>
-      </w:hyperlink>
-      <w:r>
-        <w:rPr>
-          <w:lang w:val="zh_TW" w:bidi="zh_TW"/>
-        </w:rPr>
-        <w:t>）。</w:t>
-      </w:r>
-    </w:p>
-    <w:p>
-      <w:pPr>
-        <w:pStyle w:val="ListBullet"/>
-        <w:spacing w:line="240" w:lineRule="auto"/>
-        <w:ind w:left="720"/>
-      </w:pPr>
-      <w:r>
-        <w:rPr>
-          <w:lang w:val="zh_TW" w:bidi="zh_TW"/>
-        </w:rPr>
-      </w:r>
-      <w:r>
-        <w:rPr>
-          <w:lang w:val="zh_TW" w:bidi="zh_TW"/>
-        </w:rPr>
-        <w:t>公民應該順服政府官員（</w:t>
-      </w:r>
-      <w:hyperlink r:id="rId31">
-        <w:r>
-          <w:rPr>
-            <w:lang w:val="zh_TW" w:bidi="zh_TW"/>
-          </w:rPr>
-          <w:rPr>
-            <w:color w:val="0000EE"/>
-            <w:u w:val="single"/>
-          </w:rPr>
-          <w:t>羅13:1–7</w:t>
-        </w:r>
-      </w:hyperlink>
-      <w:r>
-        <w:rPr>
-          <w:lang w:val="zh_TW" w:bidi="zh_TW"/>
-        </w:rPr>
-        <w:t>；</w:t>
-      </w:r>
-      <w:hyperlink r:id="rId32">
-        <w:r>
-          <w:rPr>
-            <w:lang w:val="zh_TW" w:bidi="zh_TW"/>
-          </w:rPr>
-          <w:rPr>
-            <w:color w:val="0000EE"/>
-            <w:u w:val="single"/>
-          </w:rPr>
-          <w:t>多3:1</w:t>
-        </w:r>
-      </w:hyperlink>
-      <w:r>
-        <w:rPr>
-          <w:lang w:val="zh_TW" w:bidi="zh_TW"/>
-        </w:rPr>
-        <w:t>；</w:t>
-      </w:r>
-      <w:hyperlink r:id="rId33">
-        <w:r>
-          <w:rPr>
-            <w:lang w:val="zh_TW" w:bidi="zh_TW"/>
-          </w:rPr>
-          <w:rPr>
-            <w:color w:val="0000EE"/>
-            <w:u w:val="single"/>
-          </w:rPr>
-          <w:t>彼前2:13–14</w:t>
-        </w:r>
-      </w:hyperlink>
-      <w:r>
-        <w:rPr>
-          <w:lang w:val="zh_TW" w:bidi="zh_TW"/>
-        </w:rPr>
-        <w:t>）。</w:t>
-      </w:r>
-    </w:p>
-    <w:p>
-      <w:pPr>
-        <w:pStyle w:val="ListBullet"/>
-        <w:spacing w:line="240" w:lineRule="auto"/>
-        <w:ind w:left="720"/>
-      </w:pPr>
-      <w:r>
-        <w:rPr>
-          <w:lang w:val="zh_TW" w:bidi="zh_TW"/>
-        </w:rPr>
-      </w:r>
-      <w:r>
-        <w:rPr>
-          <w:lang w:val="zh_TW" w:bidi="zh_TW"/>
-        </w:rPr>
-        <w:t>僕人應該順服主人（</w:t>
-      </w:r>
-      <w:hyperlink r:id="rId34">
-        <w:r>
-          <w:rPr>
-            <w:lang w:val="zh_TW" w:bidi="zh_TW"/>
-          </w:rPr>
-          <w:rPr>
-            <w:color w:val="0000EE"/>
-            <w:u w:val="single"/>
-          </w:rPr>
-          <w:t>弗6:5</w:t>
-        </w:r>
-      </w:hyperlink>
-      <w:r>
-        <w:rPr>
-          <w:lang w:val="zh_TW" w:bidi="zh_TW"/>
-        </w:rPr>
-        <w:t>；</w:t>
-      </w:r>
-      <w:hyperlink r:id="rId35">
-        <w:r>
-          <w:rPr>
-            <w:lang w:val="zh_TW" w:bidi="zh_TW"/>
-          </w:rPr>
-          <w:rPr>
-            <w:color w:val="0000EE"/>
-            <w:u w:val="single"/>
-          </w:rPr>
-          <w:t>西3:22</w:t>
-        </w:r>
-      </w:hyperlink>
-      <w:r>
-        <w:rPr>
-          <w:lang w:val="zh_TW" w:bidi="zh_TW"/>
-        </w:rPr>
-        <w:t>；</w:t>
-      </w:r>
-      <w:hyperlink r:id="rId36">
-        <w:r>
-          <w:rPr>
-            <w:lang w:val="zh_TW" w:bidi="zh_TW"/>
-          </w:rPr>
-          <w:rPr>
-            <w:color w:val="0000EE"/>
-            <w:u w:val="single"/>
-          </w:rPr>
-          <w:t>多2:9</w:t>
-        </w:r>
-      </w:hyperlink>
-      <w:r>
-        <w:rPr>
-          <w:lang w:val="zh_TW" w:bidi="zh_TW"/>
-        </w:rPr>
-        <w:t>；</w:t>
-      </w:r>
-      <w:hyperlink r:id="rId37">
-        <w:r>
-          <w:rPr>
-            <w:lang w:val="zh_TW" w:bidi="zh_TW"/>
-          </w:rPr>
-          <w:rPr>
-            <w:color w:val="0000EE"/>
-            <w:u w:val="single"/>
-          </w:rPr>
-          <w:t>彼前2:18</w:t>
-        </w:r>
-      </w:hyperlink>
-      <w:r>
-        <w:rPr>
-          <w:lang w:val="zh_TW" w:bidi="zh_TW"/>
-        </w:rPr>
-        <w:t>）。</w:t>
-      </w:r>
-    </w:p>
-    <w:p>
-      <w:pPr/>
-      <w:r>
-        <w:rPr>
-          <w:lang w:val="zh_TW" w:bidi="zh_TW"/>
-        </w:rPr>
-      </w:r>
-      <w:r>
-        <w:rPr>
-          <w:lang w:val="zh_TW" w:bidi="zh_TW"/>
-        </w:rPr>
-        <w:t>然而，儘管聖經非常強調順服，但這種順服從未成為在神面前稱義的基礎。保羅宣稱救恩是神的恩賜，會產生善行（</w:t>
-      </w:r>
-      <w:hyperlink r:id="rId38">
-        <w:r>
-          <w:rPr>
-            <w:lang w:val="zh_TW" w:bidi="zh_TW"/>
-          </w:rPr>
-          <w:rPr>
-            <w:color w:val="0000EE"/>
-            <w:u w:val="single"/>
-          </w:rPr>
-          <w:t>弗2:8–10</w:t>
-        </w:r>
-      </w:hyperlink>
-      <w:r>
-        <w:rPr>
-          <w:lang w:val="zh_TW" w:bidi="zh_TW"/>
-        </w:rPr>
-        <w:t>）。同樣，雅各也談到順服的行為是出於信心（</w:t>
-      </w:r>
-      <w:hyperlink r:id="rId39">
-        <w:r>
-          <w:rPr>
-            <w:lang w:val="zh_TW" w:bidi="zh_TW"/>
-          </w:rPr>
-          <w:rPr>
-            <w:color w:val="0000EE"/>
-            <w:u w:val="single"/>
-          </w:rPr>
-          <w:t>雅2:14–26</w:t>
-        </w:r>
-      </w:hyperlink>
-      <w:r>
-        <w:rPr>
-          <w:lang w:val="zh_TW" w:bidi="zh_TW"/>
-        </w:rPr>
-        <w:t>）。</w:t>
-      </w:r>
-    </w:p>
-    <w:p>
-      <w:pPr/>
-      <w:r>
-        <w:rPr>
-          <w:lang w:val="zh_TW" w:bidi="zh_TW"/>
-        </w:rPr>
-      </w:r>
-      <w:r>
-        <w:rPr>
-          <w:lang w:val="zh_TW" w:bidi="zh_TW"/>
-        </w:rPr>
-        <w:t>耶穌自己在被出賣的那夜，重複強調對祂的愛是以遵守祂的誡命來衡量的（</w:t>
-      </w:r>
-      <w:hyperlink r:id="rId19">
-        <w:r>
-          <w:rPr>
-            <w:lang w:val="zh_TW" w:bidi="zh_TW"/>
-          </w:rPr>
-          <w:rPr>
-            <w:color w:val="0000EE"/>
-            <w:u w:val="single"/>
-          </w:rPr>
-          <w:t>約14:15、21、23–24</w:t>
-        </w:r>
-      </w:hyperlink>
-      <w:r>
-        <w:rPr>
-          <w:lang w:val="zh_TW" w:bidi="zh_TW"/>
-        </w:rPr>
-        <w:t>，</w:t>
-      </w:r>
-      <w:hyperlink r:id="rId24">
-        <w:r>
-          <w:rPr>
-            <w:lang w:val="zh_TW" w:bidi="zh_TW"/>
-          </w:rPr>
-          <w:rPr>
-            <w:color w:val="0000EE"/>
-            <w:u w:val="single"/>
-          </w:rPr>
-          <w:t>15:10</w:t>
-        </w:r>
-      </w:hyperlink>
-      <w:r>
-        <w:rPr>
-          <w:lang w:val="zh_TW" w:bidi="zh_TW"/>
-        </w:rPr>
-        <w:t>）。祂也強調，祂對神父的愛是通過遵守父神的命令來表現的（</w:t>
-      </w:r>
-      <w:hyperlink r:id="rId40">
-        <w:r>
-          <w:rPr>
-            <w:lang w:val="zh_TW" w:bidi="zh_TW"/>
-          </w:rPr>
-          <w:rPr>
-            <w:color w:val="0000EE"/>
-            <w:u w:val="single"/>
-          </w:rPr>
-          <w:t>14:31</w:t>
-        </w:r>
-      </w:hyperlink>
-      <w:r>
-        <w:rPr>
-          <w:lang w:val="zh_TW" w:bidi="zh_TW"/>
-        </w:rPr>
-        <w:t>）。聖經提到許多人的順服是出於他們對神的信心和愛（</w:t>
-      </w:r>
-      <w:hyperlink r:id="rId41">
-        <w:r>
-          <w:rPr>
-            <w:lang w:val="zh_TW" w:bidi="zh_TW"/>
-          </w:rPr>
-          <w:rPr>
-            <w:color w:val="0000EE"/>
-            <w:u w:val="single"/>
-          </w:rPr>
-          <w:t>來11章</w:t>
-        </w:r>
-      </w:hyperlink>
-      <w:r>
-        <w:rPr>
-          <w:lang w:val="zh_TW" w:bidi="zh_TW"/>
-        </w:rPr>
-        <w:t>）。例如，亞伯相信神並獻上更美的祭物（</w:t>
-      </w:r>
-      <w:hyperlink r:id="rId42">
-        <w:r>
-          <w:rPr>
-            <w:lang w:val="zh_TW" w:bidi="zh_TW"/>
-          </w:rPr>
-          <w:rPr>
-            <w:color w:val="0000EE"/>
-            <w:u w:val="single"/>
-          </w:rPr>
-          <w:t>4</w:t>
-        </w:r>
-      </w:hyperlink>
-      <w:r>
-        <w:rPr>
-          <w:lang w:val="zh_TW" w:bidi="zh_TW"/>
-        </w:rPr>
-        <w:t>節）。挪亞相信神的話而建造了一艘大船（或方舟；見</w:t>
-      </w:r>
-      <w:hyperlink r:id="rId43">
-        <w:r>
-          <w:rPr>
-            <w:lang w:val="zh_TW" w:bidi="zh_TW"/>
-          </w:rPr>
-          <w:rPr>
-            <w:color w:val="0000EE"/>
-            <w:u w:val="single"/>
-          </w:rPr>
-          <w:t>7</w:t>
-        </w:r>
-      </w:hyperlink>
-      <w:r>
-        <w:rPr>
-          <w:lang w:val="zh_TW" w:bidi="zh_TW"/>
-        </w:rPr>
-        <w:t>節）。亞伯拉罕憑著信心在神的指示下離開吾珥的家，那時他並不知道自己的目的地（</w:t>
-      </w:r>
-      <w:hyperlink r:id="rId22">
-        <w:r>
-          <w:rPr>
-            <w:lang w:val="zh_TW" w:bidi="zh_TW"/>
-          </w:rPr>
-          <w:rPr>
-            <w:color w:val="0000EE"/>
-            <w:u w:val="single"/>
-          </w:rPr>
-          <w:t>8</w:t>
-        </w:r>
-      </w:hyperlink>
-      <w:r>
-        <w:rPr>
-          <w:lang w:val="zh_TW" w:bidi="zh_TW"/>
-        </w:rPr>
-        <w:t>節）。摩西因信神而拒絕了被稱為法老兒子的特權，寧願選擇與神的百姓以色列人同在（</w:t>
-      </w:r>
-      <w:hyperlink r:id="rId44">
-        <w:r>
-          <w:rPr>
-            <w:lang w:val="zh_TW" w:bidi="zh_TW"/>
-          </w:rPr>
-          <w:rPr>
-            <w:color w:val="0000EE"/>
-            <w:u w:val="single"/>
-          </w:rPr>
-          <w:t>24–25</w:t>
-        </w:r>
-      </w:hyperlink>
-      <w:r>
-        <w:rPr>
-          <w:lang w:val="zh_TW" w:bidi="zh_TW"/>
-        </w:rPr>
-        <w:t>節）。信而順服神的最大例子是耶穌基督自己。祂虛己，取了奴僕的形象，謙卑自己，順服至死，甚至死在十字架上（</w:t>
-      </w:r>
-      <w:hyperlink r:id="rId45">
-        <w:r>
-          <w:rPr>
-            <w:lang w:val="zh_TW" w:bidi="zh_TW"/>
-          </w:rPr>
-          <w:rPr>
-            <w:color w:val="0000EE"/>
-            <w:u w:val="single"/>
-          </w:rPr>
-          <w:t>腓2:7–8</w:t>
-        </w:r>
-      </w:hyperlink>
-      <w:r>
-        <w:rPr>
-          <w:lang w:val="zh_TW" w:bidi="zh_TW"/>
-        </w:rPr>
-        <w:t>）。</w:t>
+        <w:t>。</w:t>
       </w:r>
       <w:r>
         <w:rPr>

--- a/zht/docx/106.content.docx
+++ b/zht/docx/106.content.docx
@@ -19,7 +19,7 @@
         <w:rPr>
           <w:lang w:val="zh_TW" w:bidi="zh_TW"/>
         </w:rPr>
-        <w:t>Resource: 聖經詞典 (Tyndale)</w:t>
+        <w:t>Resource: Tyndale Open Bible Dictionary</w:t>
       </w:r>
       <w:r>
         <w:rPr>
@@ -112,7 +112,7 @@
         <w:rPr>
           <w:lang w:val="zh_TW" w:bidi="zh_TW"/>
         </w:rPr>
-        <w:t>聖經詞典 (Tyndale)</w:t>
+        <w:t>Tyndale Open Bible Dictionary</w:t>
       </w:r>
     </w:p>
     <w:p>
@@ -149,7 +149,7 @@
         <w:rPr>
           <w:lang w:val="zh_TW" w:bidi="zh_TW"/>
         </w:rPr>
-        <w:t>qun</w:t>
+        <w:t>qi</w:t>
       </w:r>
       <w:r>
         <w:rPr>
@@ -212,7 +212,7 @@
         <w:rPr>
           <w:lang w:val="zh_TW" w:bidi="zh_TW"/>
         </w:rPr>
-        <w:t>群</w:t>
+        <w:t>乞丐</w:t>
       </w:r>
       <w:r>
         <w:rPr>
@@ -231,7 +231,7 @@
         <w:rPr>
           <w:lang w:val="zh_TW" w:bidi="zh_TW"/>
         </w:rPr>
-        <w:t>羅馬軍隊的一個單位。在新約時代，一隊軍隊標準的規模是6,000人，外加約120名騎兵。</w:t>
+        <w:t>一個尋求幫助的人，通常是金錢或食物，且通常依靠他人的施捨為生。</w:t>
       </w:r>
     </w:p>
     <w:p>
@@ -245,13 +245,3306 @@
         <w:rPr>
           <w:lang w:val="zh_TW" w:bidi="zh_TW"/>
         </w:rPr>
-        <w:t>因為它代表了一大群人，「群」這個詞被象徵性地用來表示一個不確定的大數量；這種用法在新約中出現了四次。在關於格拉森被鬼附的人這個故事中，耶穌問那人：「你的名字是什麼？」那人回答：「</w:t>
-      </w:r>
-      <w:r>
-        <w:rPr>
-          <w:lang w:val="zh_TW" w:bidi="zh_TW"/>
-        </w:rPr>
-        <w:t>我名叫『群』，因為我們多的緣故</w:t>
+        <w:t>聖經中很少使用「乞丐」這個詞。在舊約聖經中，希伯來文用「尋求」或「乞求」的詞語，或指「貧窮和需要幫助的人」。在新約聖經中，希臘文的詞語則描述那些「貧窮」或「悲慘」的人，以及那些「乞求更多」的人。</w:t>
+      </w:r>
+    </w:p>
+    <w:p>
+      <w:pPr/>
+      <w:r>
+        <w:rPr>
+          <w:lang w:val="zh_TW" w:bidi="zh_TW"/>
+        </w:rPr>
+      </w:r>
+      <w:r>
+        <w:rPr>
+          <w:lang w:val="zh_TW" w:bidi="zh_TW"/>
+        </w:rPr>
+        <w:t>在摩西時代，沒有人以乞討為生，這是因為律法確保窮人得到照顧。</w:t>
+      </w:r>
+    </w:p>
+    <w:p>
+      <w:pPr/>
+      <w:r>
+        <w:rPr>
+          <w:lang w:val="zh_TW" w:bidi="zh_TW"/>
+        </w:rPr>
+      </w:r>
+      <w:r>
+        <w:rPr>
+          <w:lang w:val="zh_TW" w:bidi="zh_TW"/>
+        </w:rPr>
+        <w:t>最早的律法要求要照顧窮人（</w:t>
+      </w:r>
+      <w:hyperlink r:id="rId13">
+        <w:r>
+          <w:rPr>
+            <w:lang w:val="zh_TW" w:bidi="zh_TW"/>
+          </w:rPr>
+          <w:rPr>
+            <w:color w:val="0000EE"/>
+            <w:u w:val="single"/>
+          </w:rPr>
+          <w:t>申15:11</w:t>
+        </w:r>
+      </w:hyperlink>
+      <w:r>
+        <w:rPr>
+          <w:lang w:val="zh_TW" w:bidi="zh_TW"/>
+        </w:rPr>
+        <w:t>）：</w:t>
+      </w:r>
+    </w:p>
+    <w:p>
+      <w:pPr>
+        <w:pStyle w:val="ListBullet"/>
+        <w:spacing w:line="240" w:lineRule="auto"/>
+        <w:ind w:left="720"/>
+      </w:pPr>
+      <w:r>
+        <w:rPr>
+          <w:lang w:val="zh_TW" w:bidi="zh_TW"/>
+        </w:rPr>
+      </w:r>
+      <w:r>
+        <w:rPr>
+          <w:lang w:val="zh_TW" w:bidi="zh_TW"/>
+        </w:rPr>
+        <w:t>在安息年（每七年），田地的出產要留給窮人，所有的債務被取消（</w:t>
+      </w:r>
+      <w:hyperlink r:id="rId14">
+        <w:r>
+          <w:rPr>
+            <w:lang w:val="zh_TW" w:bidi="zh_TW"/>
+          </w:rPr>
+          <w:rPr>
+            <w:color w:val="0000EE"/>
+            <w:u w:val="single"/>
+          </w:rPr>
+          <w:t>利25章；</w:t>
+        </w:r>
+      </w:hyperlink>
+      <w:hyperlink r:id="rId15">
+        <w:r>
+          <w:rPr>
+            <w:lang w:val="zh_TW" w:bidi="zh_TW"/>
+          </w:rPr>
+          <w:rPr>
+            <w:color w:val="0000EE"/>
+            <w:u w:val="single"/>
+          </w:rPr>
+          <w:t>出23:11；</w:t>
+        </w:r>
+      </w:hyperlink>
+      <w:hyperlink r:id="rId16">
+        <w:r>
+          <w:rPr>
+            <w:lang w:val="zh_TW" w:bidi="zh_TW"/>
+          </w:rPr>
+          <w:rPr>
+            <w:color w:val="0000EE"/>
+            <w:u w:val="single"/>
+          </w:rPr>
+          <w:t>申15:1</w:t>
+        </w:r>
+      </w:hyperlink>
+      <w:r>
+        <w:rPr>
+          <w:lang w:val="zh_TW" w:bidi="zh_TW"/>
+        </w:rPr>
+        <w:t>）。</w:t>
+      </w:r>
+    </w:p>
+    <w:p>
+      <w:pPr>
+        <w:pStyle w:val="ListBullet"/>
+        <w:spacing w:line="240" w:lineRule="auto"/>
+        <w:ind w:left="720"/>
+      </w:pPr>
+      <w:r>
+        <w:rPr>
+          <w:lang w:val="zh_TW" w:bidi="zh_TW"/>
+        </w:rPr>
+      </w:r>
+      <w:r>
+        <w:rPr>
+          <w:lang w:val="zh_TW" w:bidi="zh_TW"/>
+        </w:rPr>
+        <w:t>鼓勵慷慨借貸給窮人（</w:t>
+      </w:r>
+      <w:hyperlink r:id="rId17">
+        <w:r>
+          <w:rPr>
+            <w:lang w:val="zh_TW" w:bidi="zh_TW"/>
+          </w:rPr>
+          <w:rPr>
+            <w:color w:val="0000EE"/>
+            <w:u w:val="single"/>
+          </w:rPr>
+          <w:t>申15:7</w:t>
+        </w:r>
+      </w:hyperlink>
+      <w:r>
+        <w:rPr>
+          <w:lang w:val="zh_TW" w:bidi="zh_TW"/>
+        </w:rPr>
+        <w:t>–</w:t>
+      </w:r>
+      <w:hyperlink r:id="rId17">
+        <w:r>
+          <w:rPr>
+            <w:lang w:val="zh_TW" w:bidi="zh_TW"/>
+          </w:rPr>
+          <w:rPr>
+            <w:color w:val="0000EE"/>
+            <w:u w:val="single"/>
+          </w:rPr>
+          <w:t>11</w:t>
+        </w:r>
+      </w:hyperlink>
+      <w:r>
+        <w:rPr>
+          <w:lang w:val="zh_TW" w:bidi="zh_TW"/>
+        </w:rPr>
+        <w:t>）。</w:t>
+      </w:r>
+    </w:p>
+    <w:p>
+      <w:pPr>
+        <w:pStyle w:val="ListBullet"/>
+        <w:spacing w:line="240" w:lineRule="auto"/>
+        <w:ind w:left="720"/>
+      </w:pPr>
+      <w:r>
+        <w:rPr>
+          <w:lang w:val="zh_TW" w:bidi="zh_TW"/>
+        </w:rPr>
+      </w:r>
+      <w:r>
+        <w:rPr>
+          <w:lang w:val="zh_TW" w:bidi="zh_TW"/>
+        </w:rPr>
+        <w:t>雇工應受保護（</w:t>
+      </w:r>
+      <w:hyperlink r:id="rId18">
+        <w:r>
+          <w:rPr>
+            <w:lang w:val="zh_TW" w:bidi="zh_TW"/>
+          </w:rPr>
+          <w:rPr>
+            <w:color w:val="0000EE"/>
+            <w:u w:val="single"/>
+          </w:rPr>
+          <w:t>申24:14</w:t>
+        </w:r>
+      </w:hyperlink>
+      <w:r>
+        <w:rPr>
+          <w:lang w:val="zh_TW" w:bidi="zh_TW"/>
+        </w:rPr>
+        <w:t>–</w:t>
+      </w:r>
+      <w:hyperlink r:id="rId18">
+        <w:r>
+          <w:rPr>
+            <w:lang w:val="zh_TW" w:bidi="zh_TW"/>
+          </w:rPr>
+          <w:rPr>
+            <w:color w:val="0000EE"/>
+            <w:u w:val="single"/>
+          </w:rPr>
+          <w:t>15</w:t>
+        </w:r>
+      </w:hyperlink>
+      <w:r>
+        <w:rPr>
+          <w:lang w:val="zh_TW" w:bidi="zh_TW"/>
+        </w:rPr>
+        <w:t>）。</w:t>
+      </w:r>
+    </w:p>
+    <w:p>
+      <w:pPr/>
+      <w:r>
+        <w:rPr>
+          <w:lang w:val="zh_TW" w:bidi="zh_TW"/>
+        </w:rPr>
+      </w:r>
+      <w:r>
+        <w:rPr>
+          <w:lang w:val="zh_TW" w:bidi="zh_TW"/>
+        </w:rPr>
+        <w:t>目標是「在你們中間沒有窮人」（</w:t>
+      </w:r>
+      <w:hyperlink r:id="rId19">
+        <w:r>
+          <w:rPr>
+            <w:lang w:val="zh_TW" w:bidi="zh_TW"/>
+          </w:rPr>
+          <w:rPr>
+            <w:color w:val="0000EE"/>
+            <w:u w:val="single"/>
+          </w:rPr>
+          <w:t>申15:4</w:t>
+        </w:r>
+      </w:hyperlink>
+      <w:r>
+        <w:rPr>
+          <w:lang w:val="zh_TW" w:bidi="zh_TW"/>
+        </w:rPr>
+        <w:t>）。當以色列人初次定居在他們的土地上時，每個人擁有的財富大致相同。</w:t>
+      </w:r>
+    </w:p>
+    <w:p>
+      <w:pPr/>
+      <w:r>
+        <w:rPr>
+          <w:lang w:val="zh_TW" w:bidi="zh_TW"/>
+        </w:rPr>
+      </w:r>
+      <w:r>
+        <w:rPr>
+          <w:lang w:val="zh_TW" w:bidi="zh_TW"/>
+        </w:rPr>
+        <w:t>在靠近</w:t>
+      </w:r>
+      <w:r>
+        <w:rPr>
+          <w:lang w:val="zh_TW" w:bidi="zh_TW"/>
+        </w:rPr>
+        <w:t>納布盧斯（</w:t>
+      </w:r>
+      <w:r>
+        <w:rPr>
+          <w:lang w:val="zh_TW" w:bidi="zh_TW"/>
+        </w:rPr>
+        <w:t>Nablus</w:t>
+      </w:r>
+      <w:r>
+        <w:rPr>
+          <w:lang w:val="zh_TW" w:bidi="zh_TW"/>
+        </w:rPr>
+        <w:t>）</w:t>
+      </w:r>
+      <w:r>
+        <w:rPr>
+          <w:lang w:val="zh_TW" w:bidi="zh_TW"/>
+        </w:rPr>
+        <w:t>的提爾撒（Tirsah）的考古發現，公元前十世紀的房屋大小基本相同。然而，到公元前八世紀，出現了明顯的差距，房屋分為富人區和窮人區。這種社會變化始於以色列王國建立之後，一些官員利用職位牟利。先知們強烈譴責這種不公的財富分配（例如，</w:t>
+      </w:r>
+      <w:hyperlink r:id="rId20">
+        <w:r>
+          <w:rPr>
+            <w:lang w:val="zh_TW" w:bidi="zh_TW"/>
+          </w:rPr>
+          <w:rPr>
+            <w:color w:val="0000EE"/>
+            <w:u w:val="single"/>
+          </w:rPr>
+          <w:t>賽5:8</w:t>
+        </w:r>
+      </w:hyperlink>
+      <w:r>
+        <w:rPr>
+          <w:lang w:val="zh_TW" w:bidi="zh_TW"/>
+        </w:rPr>
+        <w:t>；</w:t>
+      </w:r>
+      <w:hyperlink r:id="rId21">
+        <w:r>
+          <w:rPr>
+            <w:lang w:val="zh_TW" w:bidi="zh_TW"/>
+          </w:rPr>
+          <w:rPr>
+            <w:color w:val="0000EE"/>
+            <w:u w:val="single"/>
+          </w:rPr>
+          <w:t>何12:8</w:t>
+        </w:r>
+      </w:hyperlink>
+      <w:r>
+        <w:rPr>
+          <w:lang w:val="zh_TW" w:bidi="zh_TW"/>
+        </w:rPr>
+        <w:t>；</w:t>
+      </w:r>
+      <w:hyperlink r:id="rId22">
+        <w:r>
+          <w:rPr>
+            <w:lang w:val="zh_TW" w:bidi="zh_TW"/>
+          </w:rPr>
+          <w:rPr>
+            <w:color w:val="0000EE"/>
+            <w:u w:val="single"/>
+          </w:rPr>
+          <w:t>摩8:4</w:t>
+        </w:r>
+      </w:hyperlink>
+      <w:r>
+        <w:rPr>
+          <w:lang w:val="zh_TW" w:bidi="zh_TW"/>
+        </w:rPr>
+        <w:t>–</w:t>
+      </w:r>
+      <w:hyperlink r:id="rId22">
+        <w:r>
+          <w:rPr>
+            <w:lang w:val="zh_TW" w:bidi="zh_TW"/>
+          </w:rPr>
+          <w:rPr>
+            <w:color w:val="0000EE"/>
+            <w:u w:val="single"/>
+          </w:rPr>
+          <w:t>7</w:t>
+        </w:r>
+      </w:hyperlink>
+      <w:r>
+        <w:rPr>
+          <w:lang w:val="zh_TW" w:bidi="zh_TW"/>
+        </w:rPr>
+        <w:t>；</w:t>
+      </w:r>
+      <w:hyperlink r:id="rId23">
+        <w:r>
+          <w:rPr>
+            <w:lang w:val="zh_TW" w:bidi="zh_TW"/>
+          </w:rPr>
+          <w:rPr>
+            <w:color w:val="0000EE"/>
+            <w:u w:val="single"/>
+          </w:rPr>
+          <w:t>彌2:2</w:t>
+        </w:r>
+      </w:hyperlink>
+      <w:r>
+        <w:rPr>
+          <w:lang w:val="zh_TW" w:bidi="zh_TW"/>
+        </w:rPr>
+        <w:t>），先知阿摩司責備那些借錢給人卻不關心窮人的人（</w:t>
+      </w:r>
+      <w:hyperlink r:id="rId24">
+        <w:r>
+          <w:rPr>
+            <w:lang w:val="zh_TW" w:bidi="zh_TW"/>
+          </w:rPr>
+          <w:rPr>
+            <w:color w:val="0000EE"/>
+            <w:u w:val="single"/>
+          </w:rPr>
+          <w:t>摩2:6</w:t>
+        </w:r>
+      </w:hyperlink>
+      <w:r>
+        <w:rPr>
+          <w:lang w:val="zh_TW" w:bidi="zh_TW"/>
+        </w:rPr>
+        <w:t>–</w:t>
+      </w:r>
+      <w:hyperlink r:id="rId24">
+        <w:r>
+          <w:rPr>
+            <w:lang w:val="zh_TW" w:bidi="zh_TW"/>
+          </w:rPr>
+          <w:rPr>
+            <w:color w:val="0000EE"/>
+            <w:u w:val="single"/>
+          </w:rPr>
+          <w:t>8，</w:t>
+        </w:r>
+      </w:hyperlink>
+      <w:hyperlink r:id="rId25">
+        <w:r>
+          <w:rPr>
+            <w:lang w:val="zh_TW" w:bidi="zh_TW"/>
+          </w:rPr>
+          <w:rPr>
+            <w:color w:val="0000EE"/>
+            <w:u w:val="single"/>
+          </w:rPr>
+          <w:t>8:6</w:t>
+        </w:r>
+      </w:hyperlink>
+      <w:r>
+        <w:rPr>
+          <w:lang w:val="zh_TW" w:bidi="zh_TW"/>
+        </w:rPr>
+        <w:t>）。即使如此，舊約聖經很少提到乞丐。然而，在舊約和新約時期之間，施予窮人成為一項重要的宗教義務（也稱為施捨）。</w:t>
+      </w:r>
+    </w:p>
+    <w:p>
+      <w:pPr/>
+      <w:r>
+        <w:rPr>
+          <w:lang w:val="zh_TW" w:bidi="zh_TW"/>
+        </w:rPr>
+      </w:r>
+      <w:r>
+        <w:rPr>
+          <w:lang w:val="zh_TW" w:bidi="zh_TW"/>
+        </w:rPr>
+        <w:t>在新約聖經中，乞討更為常見。在耶穌的事工中提到：</w:t>
+      </w:r>
+    </w:p>
+    <w:p>
+      <w:pPr>
+        <w:pStyle w:val="ListBullet"/>
+        <w:spacing w:line="240" w:lineRule="auto"/>
+        <w:ind w:left="720"/>
+      </w:pPr>
+      <w:r>
+        <w:rPr>
+          <w:lang w:val="zh_TW" w:bidi="zh_TW"/>
+        </w:rPr>
+      </w:r>
+      <w:r>
+        <w:rPr>
+          <w:lang w:val="zh_TW" w:bidi="zh_TW"/>
+        </w:rPr>
+        <w:t>一個瞎眼的乞丐（</w:t>
+      </w:r>
+      <w:hyperlink r:id="rId26">
+        <w:r>
+          <w:rPr>
+            <w:lang w:val="zh_TW" w:bidi="zh_TW"/>
+          </w:rPr>
+          <w:rPr>
+            <w:color w:val="0000EE"/>
+            <w:u w:val="single"/>
+          </w:rPr>
+          <w:t>約9:8</w:t>
+        </w:r>
+      </w:hyperlink>
+      <w:r>
+        <w:rPr>
+          <w:lang w:val="zh_TW" w:bidi="zh_TW"/>
+        </w:rPr>
+        <w:t>–</w:t>
+      </w:r>
+      <w:hyperlink r:id="rId26">
+        <w:r>
+          <w:rPr>
+            <w:lang w:val="zh_TW" w:bidi="zh_TW"/>
+          </w:rPr>
+          <w:rPr>
+            <w:color w:val="0000EE"/>
+            <w:u w:val="single"/>
+          </w:rPr>
+          <w:t>9</w:t>
+        </w:r>
+      </w:hyperlink>
+      <w:r>
+        <w:rPr>
+          <w:lang w:val="zh_TW" w:bidi="zh_TW"/>
+        </w:rPr>
+        <w:t>），</w:t>
+      </w:r>
+    </w:p>
+    <w:p>
+      <w:pPr>
+        <w:pStyle w:val="ListBullet"/>
+        <w:spacing w:line="240" w:lineRule="auto"/>
+        <w:ind w:left="720"/>
+      </w:pPr>
+      <w:r>
+        <w:rPr>
+          <w:lang w:val="zh_TW" w:bidi="zh_TW"/>
+        </w:rPr>
+      </w:r>
+      <w:r>
+        <w:rPr>
+          <w:lang w:val="zh_TW" w:bidi="zh_TW"/>
+        </w:rPr>
+        <w:t>瞎子巴底買（</w:t>
+      </w:r>
+      <w:hyperlink r:id="rId27">
+        <w:r>
+          <w:rPr>
+            <w:lang w:val="zh_TW" w:bidi="zh_TW"/>
+          </w:rPr>
+          <w:rPr>
+            <w:color w:val="0000EE"/>
+            <w:u w:val="single"/>
+          </w:rPr>
+          <w:t>可10:46</w:t>
+        </w:r>
+      </w:hyperlink>
+      <w:r>
+        <w:rPr>
+          <w:lang w:val="zh_TW" w:bidi="zh_TW"/>
+        </w:rPr>
+        <w:t>–</w:t>
+      </w:r>
+      <w:hyperlink r:id="rId27">
+        <w:r>
+          <w:rPr>
+            <w:lang w:val="zh_TW" w:bidi="zh_TW"/>
+          </w:rPr>
+          <w:rPr>
+            <w:color w:val="0000EE"/>
+            <w:u w:val="single"/>
+          </w:rPr>
+          <w:t>52</w:t>
+        </w:r>
+      </w:hyperlink>
+      <w:r>
+        <w:rPr>
+          <w:lang w:val="zh_TW" w:bidi="zh_TW"/>
+        </w:rPr>
+        <w:t>），以及</w:t>
+      </w:r>
+    </w:p>
+    <w:p>
+      <w:pPr>
+        <w:pStyle w:val="ListBullet"/>
+        <w:spacing w:line="240" w:lineRule="auto"/>
+        <w:ind w:left="720"/>
+      </w:pPr>
+      <w:r>
+        <w:rPr>
+          <w:lang w:val="zh_TW" w:bidi="zh_TW"/>
+        </w:rPr>
+      </w:r>
+      <w:r>
+        <w:rPr>
+          <w:lang w:val="zh_TW" w:bidi="zh_TW"/>
+        </w:rPr>
+        <w:t>敬虔的乞丐拉撒路，被拿來與財主相比（</w:t>
+      </w:r>
+      <w:hyperlink r:id="rId28">
+        <w:r>
+          <w:rPr>
+            <w:lang w:val="zh_TW" w:bidi="zh_TW"/>
+          </w:rPr>
+          <w:rPr>
+            <w:color w:val="0000EE"/>
+            <w:u w:val="single"/>
+          </w:rPr>
+          <w:t>路16:19</w:t>
+        </w:r>
+      </w:hyperlink>
+      <w:r>
+        <w:rPr>
+          <w:lang w:val="zh_TW" w:bidi="zh_TW"/>
+        </w:rPr>
+        <w:t>–</w:t>
+      </w:r>
+      <w:hyperlink r:id="rId28">
+        <w:r>
+          <w:rPr>
+            <w:lang w:val="zh_TW" w:bidi="zh_TW"/>
+          </w:rPr>
+          <w:rPr>
+            <w:color w:val="0000EE"/>
+            <w:u w:val="single"/>
+          </w:rPr>
+          <w:t>31</w:t>
+        </w:r>
+      </w:hyperlink>
+      <w:r>
+        <w:rPr>
+          <w:lang w:val="zh_TW" w:bidi="zh_TW"/>
+        </w:rPr>
+        <w:t>）。</w:t>
+      </w:r>
+    </w:p>
+    <w:p>
+      <w:pPr/>
+      <w:r>
+        <w:rPr>
+          <w:lang w:val="zh_TW" w:bidi="zh_TW"/>
+        </w:rPr>
+      </w:r>
+      <w:r>
+        <w:rPr>
+          <w:lang w:val="zh_TW" w:bidi="zh_TW"/>
+        </w:rPr>
+        <w:t>彼得和約翰在耶路撒冷的美門遇上一個瘸腿的乞丐（</w:t>
+      </w:r>
+      <w:hyperlink r:id="rId29">
+        <w:r>
+          <w:rPr>
+            <w:lang w:val="zh_TW" w:bidi="zh_TW"/>
+          </w:rPr>
+          <w:rPr>
+            <w:color w:val="0000EE"/>
+            <w:u w:val="single"/>
+          </w:rPr>
+          <w:t>徒3:1</w:t>
+        </w:r>
+      </w:hyperlink>
+      <w:r>
+        <w:rPr>
+          <w:lang w:val="zh_TW" w:bidi="zh_TW"/>
+        </w:rPr>
+        <w:t>–</w:t>
+      </w:r>
+      <w:hyperlink r:id="rId29">
+        <w:r>
+          <w:rPr>
+            <w:lang w:val="zh_TW" w:bidi="zh_TW"/>
+          </w:rPr>
+          <w:rPr>
+            <w:color w:val="0000EE"/>
+            <w:u w:val="single"/>
+          </w:rPr>
+          <w:t>11</w:t>
+        </w:r>
+      </w:hyperlink>
+      <w:r>
+        <w:rPr>
+          <w:lang w:val="zh_TW" w:bidi="zh_TW"/>
+        </w:rPr>
+        <w:t>）。</w:t>
+      </w:r>
+    </w:p>
+    <w:p>
+      <w:pPr/>
+      <w:r>
+        <w:rPr>
+          <w:lang w:val="zh_TW" w:bidi="zh_TW"/>
+        </w:rPr>
+      </w:r>
+      <w:r>
+        <w:rPr>
+          <w:lang w:val="zh_TW" w:bidi="zh_TW"/>
+        </w:rPr>
+        <w:t>耶穌責備那些故意叫他人看見，而施捨給窮人的行為（</w:t>
+      </w:r>
+      <w:hyperlink r:id="rId30">
+        <w:r>
+          <w:rPr>
+            <w:lang w:val="zh_TW" w:bidi="zh_TW"/>
+          </w:rPr>
+          <w:rPr>
+            <w:color w:val="0000EE"/>
+            <w:u w:val="single"/>
+          </w:rPr>
+          <w:t>太6:1</w:t>
+        </w:r>
+      </w:hyperlink>
+      <w:r>
+        <w:rPr>
+          <w:lang w:val="zh_TW" w:bidi="zh_TW"/>
+        </w:rPr>
+        <w:t>–</w:t>
+      </w:r>
+      <w:hyperlink r:id="rId30">
+        <w:r>
+          <w:rPr>
+            <w:lang w:val="zh_TW" w:bidi="zh_TW"/>
+          </w:rPr>
+          <w:rPr>
+            <w:color w:val="0000EE"/>
+            <w:u w:val="single"/>
+          </w:rPr>
+          <w:t>4</w:t>
+        </w:r>
+      </w:hyperlink>
+      <w:r>
+        <w:rPr>
+          <w:lang w:val="zh_TW" w:bidi="zh_TW"/>
+        </w:rPr>
+        <w:t>），祂強調施捨應出於正確的動機（</w:t>
+      </w:r>
+      <w:hyperlink r:id="rId31">
+        <w:r>
+          <w:rPr>
+            <w:lang w:val="zh_TW" w:bidi="zh_TW"/>
+          </w:rPr>
+          <w:rPr>
+            <w:color w:val="0000EE"/>
+            <w:u w:val="single"/>
+          </w:rPr>
+          <w:t>太5:42</w:t>
+        </w:r>
+      </w:hyperlink>
+      <w:r>
+        <w:rPr>
+          <w:lang w:val="zh_TW" w:bidi="zh_TW"/>
+        </w:rPr>
+        <w:t>–</w:t>
+      </w:r>
+      <w:hyperlink r:id="rId31">
+        <w:r>
+          <w:rPr>
+            <w:lang w:val="zh_TW" w:bidi="zh_TW"/>
+          </w:rPr>
+          <w:rPr>
+            <w:color w:val="0000EE"/>
+            <w:u w:val="single"/>
+          </w:rPr>
+          <w:t>48</w:t>
+        </w:r>
+      </w:hyperlink>
+      <w:r>
+        <w:rPr>
+          <w:lang w:val="zh_TW" w:bidi="zh_TW"/>
+        </w:rPr>
+        <w:t>）。到了耶穌的時代，耶路撒冷到處都是乞丐，可能是因為在耶路撒冷施捨給窮人被視為一種美德。乞丐經常待在聖地附近，例如，畢士大池是一個醫治的地方，病人和殘疾的人在那裡乞討並尋求池水的醫治（</w:t>
+      </w:r>
+      <w:hyperlink r:id="rId32">
+        <w:r>
+          <w:rPr>
+            <w:lang w:val="zh_TW" w:bidi="zh_TW"/>
+          </w:rPr>
+          <w:rPr>
+            <w:color w:val="0000EE"/>
+            <w:u w:val="single"/>
+          </w:rPr>
+          <w:t>約5:2</w:t>
+        </w:r>
+      </w:hyperlink>
+      <w:r>
+        <w:rPr>
+          <w:lang w:val="zh_TW" w:bidi="zh_TW"/>
+        </w:rPr>
+        <w:t>–</w:t>
+      </w:r>
+      <w:hyperlink r:id="rId32">
+        <w:r>
+          <w:rPr>
+            <w:lang w:val="zh_TW" w:bidi="zh_TW"/>
+          </w:rPr>
+          <w:rPr>
+            <w:color w:val="0000EE"/>
+            <w:u w:val="single"/>
+          </w:rPr>
+          <w:t>9</w:t>
+        </w:r>
+      </w:hyperlink>
+      <w:r>
+        <w:rPr>
+          <w:lang w:val="zh_TW" w:bidi="zh_TW"/>
+        </w:rPr>
+        <w:t>）。</w:t>
+      </w:r>
+    </w:p>
+    <w:p>
+      <w:pPr/>
+      <w:r>
+        <w:rPr>
+          <w:lang w:val="zh_TW" w:bidi="zh_TW"/>
+        </w:rPr>
+      </w:r>
+      <w:r>
+        <w:rPr>
+          <w:lang w:val="zh_TW" w:bidi="zh_TW"/>
+        </w:rPr>
+        <w:t>早期基督教群體選出領袖來公平地分配資源給窮人（</w:t>
+      </w:r>
+      <w:hyperlink r:id="rId33">
+        <w:r>
+          <w:rPr>
+            <w:lang w:val="zh_TW" w:bidi="zh_TW"/>
+          </w:rPr>
+          <w:rPr>
+            <w:color w:val="0000EE"/>
+            <w:u w:val="single"/>
+          </w:rPr>
+          <w:t>徒4:32</w:t>
+        </w:r>
+      </w:hyperlink>
+      <w:r>
+        <w:rPr>
+          <w:lang w:val="zh_TW" w:bidi="zh_TW"/>
+        </w:rPr>
+        <w:t>–</w:t>
+      </w:r>
+      <w:hyperlink r:id="rId33">
+        <w:r>
+          <w:rPr>
+            <w:lang w:val="zh_TW" w:bidi="zh_TW"/>
+          </w:rPr>
+          <w:rPr>
+            <w:color w:val="0000EE"/>
+            <w:u w:val="single"/>
+          </w:rPr>
+          <w:t>35，</w:t>
+        </w:r>
+      </w:hyperlink>
+      <w:hyperlink r:id="rId34">
+        <w:r>
+          <w:rPr>
+            <w:lang w:val="zh_TW" w:bidi="zh_TW"/>
+          </w:rPr>
+          <w:rPr>
+            <w:color w:val="0000EE"/>
+            <w:u w:val="single"/>
+          </w:rPr>
+          <w:t>6:1</w:t>
+        </w:r>
+      </w:hyperlink>
+      <w:r>
+        <w:rPr>
+          <w:lang w:val="zh_TW" w:bidi="zh_TW"/>
+        </w:rPr>
+        <w:t>–</w:t>
+      </w:r>
+      <w:hyperlink r:id="rId34">
+        <w:r>
+          <w:rPr>
+            <w:lang w:val="zh_TW" w:bidi="zh_TW"/>
+          </w:rPr>
+          <w:rPr>
+            <w:color w:val="0000EE"/>
+            <w:u w:val="single"/>
+          </w:rPr>
+          <w:t>6</w:t>
+        </w:r>
+      </w:hyperlink>
+      <w:r>
+        <w:rPr>
+          <w:lang w:val="zh_TW" w:bidi="zh_TW"/>
+        </w:rPr>
+        <w:t>）。每個基督徒都需要將部分收入捐獻給有需要的人（</w:t>
+      </w:r>
+      <w:hyperlink r:id="rId35">
+        <w:r>
+          <w:rPr>
+            <w:lang w:val="zh_TW" w:bidi="zh_TW"/>
+          </w:rPr>
+          <w:rPr>
+            <w:color w:val="0000EE"/>
+            <w:u w:val="single"/>
+          </w:rPr>
+          <w:t>徒11:27</w:t>
+        </w:r>
+      </w:hyperlink>
+      <w:r>
+        <w:rPr>
+          <w:lang w:val="zh_TW" w:bidi="zh_TW"/>
+        </w:rPr>
+        <w:t>–</w:t>
+      </w:r>
+      <w:hyperlink r:id="rId35">
+        <w:r>
+          <w:rPr>
+            <w:lang w:val="zh_TW" w:bidi="zh_TW"/>
+          </w:rPr>
+          <w:rPr>
+            <w:color w:val="0000EE"/>
+            <w:u w:val="single"/>
+          </w:rPr>
+          <w:t>30</w:t>
+        </w:r>
+      </w:hyperlink>
+      <w:r>
+        <w:rPr>
+          <w:lang w:val="zh_TW" w:bidi="zh_TW"/>
+        </w:rPr>
+        <w:t>；</w:t>
+      </w:r>
+      <w:hyperlink r:id="rId36">
+        <w:r>
+          <w:rPr>
+            <w:lang w:val="zh_TW" w:bidi="zh_TW"/>
+          </w:rPr>
+          <w:rPr>
+            <w:color w:val="0000EE"/>
+            <w:u w:val="single"/>
+          </w:rPr>
+          <w:t>羅15:25</w:t>
+        </w:r>
+      </w:hyperlink>
+      <w:r>
+        <w:rPr>
+          <w:lang w:val="zh_TW" w:bidi="zh_TW"/>
+        </w:rPr>
+        <w:t>–</w:t>
+      </w:r>
+      <w:hyperlink r:id="rId36">
+        <w:r>
+          <w:rPr>
+            <w:lang w:val="zh_TW" w:bidi="zh_TW"/>
+          </w:rPr>
+          <w:rPr>
+            <w:color w:val="0000EE"/>
+            <w:u w:val="single"/>
+          </w:rPr>
+          <w:t>27</w:t>
+        </w:r>
+      </w:hyperlink>
+      <w:r>
+        <w:rPr>
+          <w:lang w:val="zh_TW" w:bidi="zh_TW"/>
+        </w:rPr>
+        <w:t>；</w:t>
+      </w:r>
+      <w:hyperlink r:id="rId37">
+        <w:r>
+          <w:rPr>
+            <w:lang w:val="zh_TW" w:bidi="zh_TW"/>
+          </w:rPr>
+          <w:rPr>
+            <w:color w:val="0000EE"/>
+            <w:u w:val="single"/>
+          </w:rPr>
+          <w:t>林前16:1</w:t>
+        </w:r>
+      </w:hyperlink>
+      <w:r>
+        <w:rPr>
+          <w:lang w:val="zh_TW" w:bidi="zh_TW"/>
+        </w:rPr>
+        <w:t>–</w:t>
+      </w:r>
+      <w:hyperlink r:id="rId37">
+        <w:r>
+          <w:rPr>
+            <w:lang w:val="zh_TW" w:bidi="zh_TW"/>
+          </w:rPr>
+          <w:rPr>
+            <w:color w:val="0000EE"/>
+            <w:u w:val="single"/>
+          </w:rPr>
+          <w:t>4</w:t>
+        </w:r>
+      </w:hyperlink>
+      <w:r>
+        <w:rPr>
+          <w:lang w:val="zh_TW" w:bidi="zh_TW"/>
+        </w:rPr>
+        <w:t>）。巴勒斯坦的貧困可能因羅馬的重稅而更加嚴重。福音書中多次提到稅吏和尋求幫助的人。</w:t>
+      </w:r>
+    </w:p>
+    <w:p>
+      <w:pPr/>
+      <w:r>
+        <w:rPr>
+          <w:lang w:val="zh_TW" w:bidi="zh_TW"/>
+        </w:rPr>
+      </w:r>
+      <w:r>
+        <w:rPr>
+          <w:lang w:val="zh_TW" w:bidi="zh_TW"/>
+        </w:rPr>
+        <w:t>有些人認為奮銳黨（反抗羅馬的團體）是因貧困而成立的。猶太歷史學家約瑟夫（Josephus）記載，奮銳黨有許多窮人。在公元66年，奮銳黨在耶路撒冷燒毀了檔案記錄，可能是為了銷毀他們的欠債記錄。約瑟夫又提到，在羅馬摧毀耶路撒冷之前，乞討的群體在城內引發了恐懼和動盪。</w:t>
+      </w:r>
+    </w:p>
+    <w:p>
+      <w:pPr/>
+      <w:r>
+        <w:rPr>
+          <w:lang w:val="zh_TW" w:bidi="zh_TW"/>
+        </w:rPr>
+      </w:r>
+      <w:r>
+        <w:rPr>
+          <w:i/>
+          <w:lang w:val="zh_TW" w:bidi="zh_TW"/>
+        </w:rPr>
+        <w:t>見</w:t>
+      </w:r>
+      <w:r>
+        <w:rPr>
+          <w:lang w:val="zh_TW" w:bidi="zh_TW"/>
+        </w:rPr>
+        <w:t xml:space="preserve"> </w:t>
+      </w:r>
+      <w:r>
+        <w:rPr>
+          <w:lang w:val="zh_TW" w:bidi="zh_TW"/>
+        </w:rPr>
+        <w:t>施捨，</w:t>
+      </w:r>
+      <w:r>
+        <w:rPr>
+          <w:lang w:val="zh_TW" w:bidi="zh_TW"/>
+        </w:rPr>
+        <w:t>窮人</w:t>
+      </w:r>
+      <w:r>
+        <w:rPr>
+          <w:lang w:val="zh_TW" w:bidi="zh_TW"/>
+        </w:rPr>
+        <w:t>。</w:t>
+      </w:r>
+      <w:r>
+        <w:rPr>
+          <w:lang w:val="zh_TW" w:bidi="zh_TW"/>
+        </w:rPr>
+      </w:r>
+      <w:r>
+        <w:rPr>
+          <w:lang w:val="zh_TW" w:bidi="zh_TW"/>
+        </w:rPr>
+      </w:r>
+    </w:p>
+    <w:p>
+      <w:pPr/>
+      <w:r>
+        <w:rPr>
+          <w:lang w:val="zh_TW" w:bidi="zh_TW"/>
+        </w:rPr>
+      </w:r>
+    </w:p>
+    <w:p>
+      <w:pPr>
+        <w:pStyle w:val="Heading2"/>
+      </w:pPr>
+      <w:r>
+        <w:rPr>
+          <w:lang w:val="zh_TW" w:bidi="zh_TW"/>
+        </w:rPr>
+        <w:t>啟示錄</w:t>
+      </w:r>
+      <w:r>
+        <w:rPr>
+          <w:lang w:val="zh_TW" w:bidi="zh_TW"/>
+        </w:rPr>
+      </w:r>
+    </w:p>
+    <w:p>
+      <w:pPr/>
+      <w:r>
+        <w:rPr>
+          <w:lang w:val="zh_TW" w:bidi="zh_TW"/>
+        </w:rPr>
+      </w:r>
+      <w:r>
+        <w:rPr>
+          <w:lang w:val="zh_TW" w:bidi="zh_TW"/>
+        </w:rPr>
+        <w:t>聖經的最後一卷書，包括關於末後事件的啟示。</w:t>
+      </w:r>
+    </w:p>
+    <w:p>
+      <w:pPr/>
+      <w:r>
+        <w:rPr>
+          <w:lang w:val="zh_TW" w:bidi="zh_TW"/>
+        </w:rPr>
+      </w:r>
+      <w:r>
+        <w:rPr>
+          <w:lang w:val="zh_TW" w:bidi="zh_TW"/>
+        </w:rPr>
+        <w:t>概述</w:t>
+      </w:r>
+    </w:p>
+    <w:p>
+      <w:pPr/>
+      <w:r>
+        <w:rPr>
+          <w:lang w:val="zh_TW" w:bidi="zh_TW"/>
+        </w:rPr>
+      </w:r>
+      <w:r>
+        <w:rPr>
+          <w:lang w:val="zh_TW" w:bidi="zh_TW"/>
+        </w:rPr>
+        <w:t>• 作者</w:t>
+      </w:r>
+    </w:p>
+    <w:p>
+      <w:pPr/>
+      <w:r>
+        <w:rPr>
+          <w:lang w:val="zh_TW" w:bidi="zh_TW"/>
+        </w:rPr>
+      </w:r>
+      <w:r>
+        <w:rPr>
+          <w:lang w:val="zh_TW" w:bidi="zh_TW"/>
+        </w:rPr>
+        <w:t>• 成書日期、起源、讀者</w:t>
+      </w:r>
+    </w:p>
+    <w:p>
+      <w:pPr/>
+      <w:r>
+        <w:rPr>
+          <w:lang w:val="zh_TW" w:bidi="zh_TW"/>
+        </w:rPr>
+      </w:r>
+      <w:r>
+        <w:rPr>
+          <w:lang w:val="zh_TW" w:bidi="zh_TW"/>
+        </w:rPr>
+        <w:t>• 背景</w:t>
+      </w:r>
+    </w:p>
+    <w:p>
+      <w:pPr/>
+      <w:r>
+        <w:rPr>
+          <w:lang w:val="zh_TW" w:bidi="zh_TW"/>
+        </w:rPr>
+      </w:r>
+      <w:r>
+        <w:rPr>
+          <w:lang w:val="zh_TW" w:bidi="zh_TW"/>
+        </w:rPr>
+        <w:t>• 解釋啟示錄的方法</w:t>
+      </w:r>
+    </w:p>
+    <w:p>
+      <w:pPr/>
+      <w:r>
+        <w:rPr>
+          <w:lang w:val="zh_TW" w:bidi="zh_TW"/>
+        </w:rPr>
+      </w:r>
+      <w:r>
+        <w:rPr>
+          <w:lang w:val="zh_TW" w:bidi="zh_TW"/>
+        </w:rPr>
+        <w:t>• 目的與教導</w:t>
+      </w:r>
+    </w:p>
+    <w:p>
+      <w:pPr/>
+      <w:r>
+        <w:rPr>
+          <w:lang w:val="zh_TW" w:bidi="zh_TW"/>
+        </w:rPr>
+      </w:r>
+      <w:r>
+        <w:rPr>
+          <w:lang w:val="zh_TW" w:bidi="zh_TW"/>
+        </w:rPr>
+        <w:t>• 內容</w:t>
+      </w:r>
+    </w:p>
+    <w:p>
+      <w:pPr>
+        <w:pStyle w:val="Heading3"/>
+      </w:pPr>
+      <w:r>
+        <w:rPr>
+          <w:lang w:val="zh_TW" w:bidi="zh_TW"/>
+        </w:rPr>
+        <w:t>作者</w:t>
+      </w:r>
+    </w:p>
+    <w:p>
+      <w:pPr/>
+      <w:r>
+        <w:rPr>
+          <w:lang w:val="zh_TW" w:bidi="zh_TW"/>
+        </w:rPr>
+      </w:r>
+      <w:r>
+        <w:rPr>
+          <w:lang w:val="zh_TW" w:bidi="zh_TW"/>
+        </w:rPr>
+        <w:t>最早的見證人</w:t>
+      </w:r>
+      <w:r>
+        <w:rPr>
+          <w:lang w:val="zh_TW" w:bidi="zh_TW"/>
+        </w:rPr>
+        <w:t>認為，啟示錄的作者為西庇太的兒子使徒約翰。可是，公元三世紀初俄利根（Origen）的學生，著名的亞歷山大主教丟尼修（Dionysius），在教會中第一個質疑其使徒作者的身份，因為他認為啟示錄的寫作風格，與人們視為由約翰所寫的第四福音書</w:t>
+      </w:r>
+      <w:r>
+        <w:rPr>
+          <w:lang w:val="zh_TW" w:bidi="zh_TW"/>
+        </w:rPr>
+        <w:t>大有不同</w:t>
+      </w:r>
+      <w:r>
+        <w:rPr>
+          <w:lang w:val="zh_TW" w:bidi="zh_TW"/>
+        </w:rPr>
+        <w:t>。從丟尼修開始，東方教會質疑啟示錄是否由使徒傳承，直到亞歷山大的亞他那修（Athanasius of Alexandria，約公元350年）</w:t>
+      </w:r>
+      <w:r>
+        <w:rPr>
+          <w:lang w:val="zh_TW" w:bidi="zh_TW"/>
+        </w:rPr>
+        <w:t>扭轉局面，使啟示錄開始為人接受</w:t>
+      </w:r>
+      <w:r>
+        <w:rPr>
+          <w:lang w:val="zh_TW" w:bidi="zh_TW"/>
+        </w:rPr>
+        <w:t>。在西方教會，這書卷</w:t>
+      </w:r>
+      <w:r>
+        <w:rPr>
+          <w:lang w:val="zh_TW" w:bidi="zh_TW"/>
+        </w:rPr>
+        <w:t>從二世紀中葉起，為人廣泛接受，並列入主要的正典書目</w:t>
+      </w:r>
+      <w:r>
+        <w:rPr>
+          <w:lang w:val="zh_TW" w:bidi="zh_TW"/>
+        </w:rPr>
+        <w:t>。</w:t>
+      </w:r>
+    </w:p>
+    <w:p>
+      <w:pPr/>
+      <w:r>
+        <w:rPr>
+          <w:lang w:val="zh_TW" w:bidi="zh_TW"/>
+        </w:rPr>
+      </w:r>
+      <w:r>
+        <w:rPr>
+          <w:lang w:val="zh_TW" w:bidi="zh_TW"/>
+        </w:rPr>
+        <w:t>從內部證據</w:t>
+      </w:r>
+      <w:r>
+        <w:rPr>
+          <w:lang w:val="zh_TW" w:bidi="zh_TW"/>
+        </w:rPr>
+        <w:t>來看</w:t>
+      </w:r>
+      <w:r>
+        <w:rPr>
+          <w:lang w:val="zh_TW" w:bidi="zh_TW"/>
+        </w:rPr>
+        <w:t>，學者認為以下關於作者的幾點是真確的。他自稱約翰（</w:t>
+      </w:r>
+      <w:hyperlink r:id="rId38">
+        <w:r>
+          <w:rPr>
+            <w:lang w:val="zh_TW" w:bidi="zh_TW"/>
+          </w:rPr>
+          <w:rPr>
+            <w:color w:val="0000EE"/>
+            <w:u w:val="single"/>
+          </w:rPr>
+          <w:t>啟1:4、9</w:t>
+        </w:r>
+      </w:hyperlink>
+      <w:r>
+        <w:rPr>
+          <w:lang w:val="zh_TW" w:bidi="zh_TW"/>
+        </w:rPr>
+        <w:t>，</w:t>
+      </w:r>
+      <w:hyperlink r:id="rId39">
+        <w:r>
+          <w:rPr>
+            <w:lang w:val="zh_TW" w:bidi="zh_TW"/>
+          </w:rPr>
+          <w:rPr>
+            <w:color w:val="0000EE"/>
+            <w:u w:val="single"/>
+          </w:rPr>
+          <w:t>22:8</w:t>
+        </w:r>
+      </w:hyperlink>
+      <w:r>
+        <w:rPr>
+          <w:lang w:val="zh_TW" w:bidi="zh_TW"/>
+        </w:rPr>
+        <w:t>）。</w:t>
+      </w:r>
+      <w:r>
+        <w:rPr>
+          <w:lang w:val="zh_TW" w:bidi="zh_TW"/>
+        </w:rPr>
+        <w:t>這很可能不是假託，而是其真實名字，他是亞細亞教會中的知名人物</w:t>
+      </w:r>
+      <w:r>
+        <w:rPr>
+          <w:lang w:val="zh_TW" w:bidi="zh_TW"/>
+        </w:rPr>
+        <w:t>。</w:t>
+      </w:r>
+      <w:r>
+        <w:rPr>
+          <w:lang w:val="zh_TW" w:bidi="zh_TW"/>
+        </w:rPr>
+        <w:t>這位約翰自稱是先知</w:t>
+      </w:r>
+      <w:r>
+        <w:rPr>
+          <w:lang w:val="zh_TW" w:bidi="zh_TW"/>
+        </w:rPr>
+        <w:t>（</w:t>
+      </w:r>
+      <w:hyperlink r:id="rId40">
+        <w:r>
+          <w:rPr>
+            <w:lang w:val="zh_TW" w:bidi="zh_TW"/>
+          </w:rPr>
+          <w:rPr>
+            <w:color w:val="0000EE"/>
+            <w:u w:val="single"/>
+          </w:rPr>
+          <w:t>1:3</w:t>
+        </w:r>
+      </w:hyperlink>
+      <w:r>
+        <w:rPr>
+          <w:lang w:val="zh_TW" w:bidi="zh_TW"/>
+        </w:rPr>
+        <w:t>，</w:t>
+      </w:r>
+      <w:hyperlink r:id="rId41">
+        <w:r>
+          <w:rPr>
+            <w:lang w:val="zh_TW" w:bidi="zh_TW"/>
+          </w:rPr>
+          <w:rPr>
+            <w:color w:val="0000EE"/>
+            <w:u w:val="single"/>
+          </w:rPr>
+          <w:t>22:6–10、18–19</w:t>
+        </w:r>
+      </w:hyperlink>
+      <w:r>
+        <w:rPr>
+          <w:lang w:val="zh_TW" w:bidi="zh_TW"/>
+        </w:rPr>
+        <w:t>），</w:t>
+      </w:r>
+      <w:r>
+        <w:rPr>
+          <w:lang w:val="zh_TW" w:bidi="zh_TW"/>
+        </w:rPr>
+        <w:t>因他的先知見證而被放逐</w:t>
+      </w:r>
+      <w:r>
+        <w:rPr>
+          <w:lang w:val="zh_TW" w:bidi="zh_TW"/>
+        </w:rPr>
+        <w:t>（</w:t>
+      </w:r>
+      <w:hyperlink r:id="rId42">
+        <w:r>
+          <w:rPr>
+            <w:lang w:val="zh_TW" w:bidi="zh_TW"/>
+          </w:rPr>
+          <w:rPr>
+            <w:color w:val="0000EE"/>
+            <w:u w:val="single"/>
+          </w:rPr>
+          <w:t>1:9</w:t>
+        </w:r>
+      </w:hyperlink>
+      <w:r>
+        <w:rPr>
+          <w:lang w:val="zh_TW" w:bidi="zh_TW"/>
+        </w:rPr>
+        <w:t>）。因此，他以極大的權柄</w:t>
+      </w:r>
+      <w:r>
+        <w:rPr>
+          <w:lang w:val="zh_TW" w:bidi="zh_TW"/>
+        </w:rPr>
+        <w:t>向</w:t>
+      </w:r>
+      <w:r>
+        <w:rPr>
+          <w:lang w:val="zh_TW" w:bidi="zh_TW"/>
+        </w:rPr>
+        <w:t>教會說話。</w:t>
+      </w:r>
+      <w:r>
+        <w:rPr>
+          <w:lang w:val="zh_TW" w:bidi="zh_TW"/>
+        </w:rPr>
+        <w:t>他運用舊約和他爾根（Targums）的手法，令人幾乎可以肯定他是巴勒斯坦的猶太人，深諳聖殿和會堂的禮儀。</w:t>
+      </w:r>
+      <w:r>
+        <w:rPr>
+          <w:lang w:val="zh_TW" w:bidi="zh_TW"/>
+        </w:rPr>
+        <w:t>使徒約翰符合這些條件。</w:t>
+      </w:r>
+      <w:r>
+        <w:rPr>
+          <w:lang w:val="zh_TW" w:bidi="zh_TW"/>
+        </w:rPr>
+        <w:t>第四福音書與啟示錄的風格差異，可以通過兩書截然不同的</w:t>
+      </w:r>
+      <w:r>
+        <w:rPr>
+          <w:lang w:val="zh_TW" w:bidi="zh_TW"/>
+        </w:rPr>
+        <w:t>體裁</w:t>
+      </w:r>
+      <w:r>
+        <w:rPr>
+          <w:lang w:val="zh_TW" w:bidi="zh_TW"/>
+        </w:rPr>
+        <w:t>來解釋：約翰福音是精心編寫的歷史敘事，啟示錄則記載了異象經歷和直接從神而來的啟示。</w:t>
+      </w:r>
+      <w:r>
+        <w:rPr>
+          <w:lang w:val="zh_TW" w:bidi="zh_TW"/>
+        </w:rPr>
+        <w:t>福音書的作者可以逐字逐句精心編寫其敘述，</w:t>
+      </w:r>
+      <w:r>
+        <w:rPr>
+          <w:lang w:val="zh_TW" w:bidi="zh_TW"/>
+        </w:rPr>
+        <w:t>而啟示錄的作者則被神催促，立即寫下他所聽見和看見的一切</w:t>
+      </w:r>
+      <w:r>
+        <w:rPr>
+          <w:lang w:val="zh_TW" w:bidi="zh_TW"/>
+        </w:rPr>
+        <w:t>。因此，使徒約翰很可能是這兩本書的作者。</w:t>
+      </w:r>
+      <w:r>
+        <w:rPr>
+          <w:lang w:val="zh_TW" w:bidi="zh_TW"/>
+        </w:rPr>
+        <w:t>無論如何，目前尚未有令人信服的論據，反對他的作者身份</w:t>
+      </w:r>
+      <w:r>
+        <w:rPr>
+          <w:lang w:val="zh_TW" w:bidi="zh_TW"/>
+        </w:rPr>
+        <w:t>。</w:t>
+      </w:r>
+    </w:p>
+    <w:p>
+      <w:pPr>
+        <w:pStyle w:val="Heading3"/>
+      </w:pPr>
+      <w:r>
+        <w:rPr>
+          <w:lang w:val="zh_TW" w:bidi="zh_TW"/>
+        </w:rPr>
+        <w:t>成書日期、起源、讀者</w:t>
+      </w:r>
+    </w:p>
+    <w:p>
+      <w:pPr/>
+      <w:r>
+        <w:rPr>
+          <w:lang w:val="zh_TW" w:bidi="zh_TW"/>
+        </w:rPr>
+      </w:r>
+      <w:r>
+        <w:rPr>
+          <w:lang w:val="zh_TW" w:bidi="zh_TW"/>
+        </w:rPr>
+        <w:t>關於啟示錄的</w:t>
+      </w:r>
+      <w:r>
+        <w:rPr>
+          <w:lang w:val="zh_TW" w:bidi="zh_TW"/>
+        </w:rPr>
+        <w:t>成書日期</w:t>
+      </w:r>
+      <w:r>
+        <w:rPr>
+          <w:lang w:val="zh_TW" w:bidi="zh_TW"/>
+        </w:rPr>
+        <w:t>，主要有兩大</w:t>
+      </w:r>
+      <w:r>
+        <w:rPr>
+          <w:lang w:val="zh_TW" w:bidi="zh_TW"/>
+        </w:rPr>
+        <w:t>成書日期</w:t>
+      </w:r>
+      <w:r>
+        <w:rPr>
+          <w:lang w:val="zh_TW" w:bidi="zh_TW"/>
+        </w:rPr>
+        <w:t>的說法得到支持</w:t>
+      </w:r>
+      <w:r>
+        <w:rPr>
+          <w:lang w:val="zh_TW" w:bidi="zh_TW"/>
+        </w:rPr>
+        <w:t>。較早的成書日期是在尼祿統治（Nero，公元54–68）後不久，</w:t>
+      </w:r>
+      <w:r>
+        <w:rPr>
+          <w:lang w:val="zh_TW" w:bidi="zh_TW"/>
+        </w:rPr>
+        <w:t>這觀點的支持者</w:t>
+      </w:r>
+      <w:r>
+        <w:rPr>
+          <w:lang w:val="zh_TW" w:bidi="zh_TW"/>
+        </w:rPr>
+        <w:t>稱，這是由於書中提到對基督徒的逼迫、「尼祿復活」（</w:t>
+      </w:r>
+      <w:r>
+        <w:rPr>
+          <w:i/>
+          <w:lang w:val="zh_TW" w:bidi="zh_TW"/>
+        </w:rPr>
+        <w:t>Nero redivivus</w:t>
+      </w:r>
+      <w:r>
+        <w:rPr>
+          <w:lang w:val="zh_TW" w:bidi="zh_TW"/>
+        </w:rPr>
+        <w:t>）神話（復活的尼祿將是整個羅馬帝國的邪惡化身）、帝國崇拜（第</w:t>
+      </w:r>
+      <w:hyperlink r:id="rId43">
+        <w:r>
+          <w:rPr>
+            <w:lang w:val="zh_TW" w:bidi="zh_TW"/>
+          </w:rPr>
+          <w:rPr>
+            <w:color w:val="0000EE"/>
+            <w:u w:val="single"/>
+          </w:rPr>
+          <w:t>13</w:t>
+        </w:r>
+      </w:hyperlink>
+      <w:r>
+        <w:rPr>
+          <w:lang w:val="zh_TW" w:bidi="zh_TW"/>
+        </w:rPr>
+        <w:t>章）以及聖殿（第</w:t>
+      </w:r>
+      <w:hyperlink r:id="rId44">
+        <w:r>
+          <w:rPr>
+            <w:lang w:val="zh_TW" w:bidi="zh_TW"/>
+          </w:rPr>
+          <w:rPr>
+            <w:color w:val="0000EE"/>
+            <w:u w:val="single"/>
+          </w:rPr>
+          <w:t>11</w:t>
+        </w:r>
+      </w:hyperlink>
+      <w:r>
+        <w:rPr>
+          <w:lang w:val="zh_TW" w:bidi="zh_TW"/>
+        </w:rPr>
+        <w:t>章），而聖殿在公元70年被摧毀。另一個成書日期主要出自早期教父愛任紐（Irenaeus），他指出使徒約翰「在多米田（Domitian）統治結束時看到了這個啟示……」（公元81–96年）。</w:t>
+      </w:r>
+    </w:p>
+    <w:p>
+      <w:pPr/>
+      <w:r>
+        <w:rPr>
+          <w:lang w:val="zh_TW" w:bidi="zh_TW"/>
+        </w:rPr>
+      </w:r>
+      <w:r>
+        <w:rPr>
+          <w:lang w:val="zh_TW" w:bidi="zh_TW"/>
+        </w:rPr>
+        <w:t>這書卷的起源，明確與拔摩島聯繫起來。拔摩島是斯波拉澤斯群島（the Sporades Islands）之一，位於米利都西南約37英里（59.5公里），</w:t>
+      </w:r>
+      <w:r>
+        <w:rPr>
+          <w:lang w:val="zh_TW" w:bidi="zh_TW"/>
+        </w:rPr>
+        <w:t>位於</w:t>
+      </w:r>
+      <w:r>
+        <w:rPr>
+          <w:lang w:val="zh_TW" w:bidi="zh_TW"/>
+        </w:rPr>
+        <w:t>伊卡利亞海（</w:t>
+      </w:r>
+      <w:hyperlink r:id="rId42">
+        <w:r>
+          <w:rPr>
+            <w:lang w:val="zh_TW" w:bidi="zh_TW"/>
+          </w:rPr>
+          <w:rPr>
+            <w:color w:val="0000EE"/>
+            <w:u w:val="single"/>
+          </w:rPr>
+          <w:t>1:9</w:t>
+        </w:r>
+      </w:hyperlink>
+      <w:r>
+        <w:rPr>
+          <w:lang w:val="zh_TW" w:bidi="zh_TW"/>
+        </w:rPr>
+        <w:t>）。</w:t>
+      </w:r>
+      <w:r>
+        <w:rPr>
+          <w:lang w:val="zh_TW" w:bidi="zh_TW"/>
+        </w:rPr>
+        <w:t>約翰顯然因他對耶穌的見證，而遭受宗教及／或政府迫害，被放逐到該島</w:t>
+      </w:r>
+      <w:r>
+        <w:rPr>
+          <w:lang w:val="zh_TW" w:bidi="zh_TW"/>
+        </w:rPr>
+        <w:t>（</w:t>
+      </w:r>
+      <w:hyperlink r:id="rId42">
+        <w:r>
+          <w:rPr>
+            <w:lang w:val="zh_TW" w:bidi="zh_TW"/>
+          </w:rPr>
+          <w:rPr>
+            <w:color w:val="0000EE"/>
+            <w:u w:val="single"/>
+          </w:rPr>
+          <w:t>1:9</w:t>
+        </w:r>
+      </w:hyperlink>
+      <w:r>
+        <w:rPr>
+          <w:lang w:val="zh_TW" w:bidi="zh_TW"/>
+        </w:rPr>
+        <w:t>）。</w:t>
+      </w:r>
+    </w:p>
+    <w:p>
+      <w:pPr/>
+      <w:r>
+        <w:rPr>
+          <w:lang w:val="zh_TW" w:bidi="zh_TW"/>
+        </w:rPr>
+      </w:r>
+      <w:r>
+        <w:rPr>
+          <w:lang w:val="zh_TW" w:bidi="zh_TW"/>
+        </w:rPr>
+        <w:t>同樣，其收信人應是羅馬省份亞細亞（現代土耳其西部）的七個教會：以弗所、士每拿、別迦摩、推雅推喇、撒狄、非拉鐵非和老底嘉（</w:t>
+      </w:r>
+      <w:hyperlink r:id="rId45">
+        <w:r>
+          <w:rPr>
+            <w:lang w:val="zh_TW" w:bidi="zh_TW"/>
+          </w:rPr>
+          <w:rPr>
+            <w:color w:val="0000EE"/>
+            <w:u w:val="single"/>
+          </w:rPr>
+          <w:t>1:4、11</w:t>
+        </w:r>
+      </w:hyperlink>
+      <w:r>
+        <w:rPr>
+          <w:lang w:val="zh_TW" w:bidi="zh_TW"/>
+        </w:rPr>
+        <w:t>，</w:t>
+      </w:r>
+      <w:hyperlink r:id="rId46">
+        <w:r>
+          <w:rPr>
+            <w:lang w:val="zh_TW" w:bidi="zh_TW"/>
+          </w:rPr>
+          <w:rPr>
+            <w:color w:val="0000EE"/>
+            <w:u w:val="single"/>
+          </w:rPr>
+          <w:t>2:1、8、12、18</w:t>
+        </w:r>
+      </w:hyperlink>
+      <w:r>
+        <w:rPr>
+          <w:lang w:val="zh_TW" w:bidi="zh_TW"/>
+        </w:rPr>
+        <w:t>，</w:t>
+      </w:r>
+      <w:hyperlink r:id="rId47">
+        <w:r>
+          <w:rPr>
+            <w:lang w:val="zh_TW" w:bidi="zh_TW"/>
+          </w:rPr>
+          <w:rPr>
+            <w:color w:val="0000EE"/>
+            <w:u w:val="single"/>
+          </w:rPr>
+          <w:t>3:1、7、14</w:t>
+        </w:r>
+      </w:hyperlink>
+      <w:r>
+        <w:rPr>
+          <w:lang w:val="zh_TW" w:bidi="zh_TW"/>
+        </w:rPr>
+        <w:t>）。</w:t>
+      </w:r>
+    </w:p>
+    <w:p>
+      <w:pPr>
+        <w:pStyle w:val="Heading3"/>
+      </w:pPr>
+      <w:r>
+        <w:rPr>
+          <w:lang w:val="zh_TW" w:bidi="zh_TW"/>
+        </w:rPr>
+        <w:t>背景</w:t>
+      </w:r>
+    </w:p>
+    <w:p>
+      <w:pPr/>
+      <w:r>
+        <w:rPr>
+          <w:lang w:val="zh_TW" w:bidi="zh_TW"/>
+        </w:rPr>
+      </w:r>
+      <w:r>
+        <w:rPr>
+          <w:lang w:val="zh_TW" w:bidi="zh_TW"/>
+        </w:rPr>
+        <w:t>啟示錄與其它新約著作十分不同，它們的分別不是在教義上，而是在文學體裁和神學主題上。這是一本預言（</w:t>
+      </w:r>
+      <w:hyperlink r:id="rId40">
+        <w:r>
+          <w:rPr>
+            <w:lang w:val="zh_TW" w:bidi="zh_TW"/>
+          </w:rPr>
+          <w:rPr>
+            <w:color w:val="0000EE"/>
+            <w:u w:val="single"/>
+          </w:rPr>
+          <w:t>1:3</w:t>
+        </w:r>
+      </w:hyperlink>
+      <w:r>
+        <w:rPr>
+          <w:lang w:val="zh_TW" w:bidi="zh_TW"/>
+        </w:rPr>
+        <w:t>，</w:t>
+      </w:r>
+      <w:hyperlink r:id="rId48">
+        <w:r>
+          <w:rPr>
+            <w:lang w:val="zh_TW" w:bidi="zh_TW"/>
+          </w:rPr>
+          <w:rPr>
+            <w:color w:val="0000EE"/>
+            <w:u w:val="single"/>
+          </w:rPr>
+          <w:t>22:7、18–19</w:t>
+        </w:r>
+      </w:hyperlink>
+      <w:r>
+        <w:rPr>
+          <w:lang w:val="zh_TW" w:bidi="zh_TW"/>
+        </w:rPr>
+        <w:t>），其中包含警告和安慰</w:t>
+      </w:r>
+      <w:r>
+        <w:rPr>
+          <w:lang w:val="zh_TW" w:bidi="zh_TW"/>
+        </w:rPr>
+        <w:t>——通過象徵和異象，宣告未來的審判和祝福</w:t>
+      </w:r>
+      <w:r>
+        <w:rPr>
+          <w:lang w:val="zh_TW" w:bidi="zh_TW"/>
+        </w:rPr>
+        <w:t>。</w:t>
+      </w:r>
+    </w:p>
+    <w:p>
+      <w:pPr/>
+      <w:r>
+        <w:rPr>
+          <w:lang w:val="zh_TW" w:bidi="zh_TW"/>
+        </w:rPr>
+      </w:r>
+      <w:r>
+        <w:rPr>
+          <w:lang w:val="zh_TW" w:bidi="zh_TW"/>
+        </w:rPr>
+        <w:t>對於第一世紀的讀者來說，</w:t>
+      </w:r>
+      <w:r>
+        <w:rPr>
+          <w:lang w:val="zh_TW" w:bidi="zh_TW"/>
+        </w:rPr>
+        <w:t>啟示錄的</w:t>
+      </w:r>
+      <w:r>
+        <w:rPr>
+          <w:lang w:val="zh_TW" w:bidi="zh_TW"/>
+        </w:rPr>
+        <w:t>語言和意象並不陌生。因此，讀者如能熟悉舊約先知書，特別是但以理書和以西結書，將有助理解啟示錄的內容。</w:t>
+      </w:r>
+    </w:p>
+    <w:p>
+      <w:pPr/>
+      <w:r>
+        <w:rPr>
+          <w:lang w:val="zh_TW" w:bidi="zh_TW"/>
+        </w:rPr>
+      </w:r>
+      <w:r>
+        <w:rPr>
+          <w:lang w:val="zh_TW" w:bidi="zh_TW"/>
+        </w:rPr>
+        <w:t>雖然象徵和異象的表達方式，會讓許多人感到模稜兩可又造成困惑，但它實際上描述了不可見的現實，而這個描述能帶來其它方法無法達到的深刻和清晰</w:t>
+      </w:r>
+      <w:r>
+        <w:rPr>
+          <w:lang w:val="zh_TW" w:bidi="zh_TW"/>
+        </w:rPr>
+        <w:t>。這樣的語言可以啟發各種想法、聯想、實質參與甚至是密契回應，</w:t>
+      </w:r>
+      <w:r>
+        <w:rPr>
+          <w:lang w:val="zh_TW" w:bidi="zh_TW"/>
+        </w:rPr>
+        <w:t>是新約大部分直白的散文體裁，所無法達到的效果</w:t>
+      </w:r>
+      <w:r>
+        <w:rPr>
+          <w:lang w:val="zh_TW" w:bidi="zh_TW"/>
+        </w:rPr>
+        <w:t>。</w:t>
+      </w:r>
+    </w:p>
+    <w:p>
+      <w:pPr/>
+      <w:r>
+        <w:rPr>
+          <w:lang w:val="zh_TW" w:bidi="zh_TW"/>
+        </w:rPr>
+      </w:r>
+      <w:r>
+        <w:rPr>
+          <w:lang w:val="zh_TW" w:bidi="zh_TW"/>
+        </w:rPr>
+        <w:t>啟示錄也是寫給教會的書信，七間教會中，有五間教會正處於重大困境。他們的主要問題似乎是未有忠於基督，可能表明啟示錄的主要重點不是社會政治，而是神學。約翰更關心的，是反駁在第一世紀末逐漸侵入教會的異端，而不是解決政治困局。這種異端似乎是諾斯底（Gnostic）主義的</w:t>
+      </w:r>
+      <w:r>
+        <w:rPr>
+          <w:lang w:val="zh_TW" w:bidi="zh_TW"/>
+        </w:rPr>
+        <w:t>教導</w:t>
+      </w:r>
+      <w:r>
+        <w:rPr>
+          <w:lang w:val="zh_TW" w:bidi="zh_TW"/>
+        </w:rPr>
+        <w:t>。</w:t>
+      </w:r>
+    </w:p>
+    <w:p>
+      <w:pPr/>
+      <w:r>
+        <w:rPr>
+          <w:lang w:val="zh_TW" w:bidi="zh_TW"/>
+        </w:rPr>
+      </w:r>
+      <w:r>
+        <w:rPr>
+          <w:lang w:val="zh_TW" w:bidi="zh_TW"/>
+        </w:rPr>
+        <w:t>啟示錄</w:t>
+      </w:r>
+      <w:r>
+        <w:rPr>
+          <w:lang w:val="zh_TW" w:bidi="zh_TW"/>
+        </w:rPr>
+        <w:t>通常被視為屬於</w:t>
+      </w:r>
+      <w:r>
+        <w:rPr>
+          <w:lang w:val="zh_TW" w:bidi="zh_TW"/>
+        </w:rPr>
+        <w:t>天啟文學（apocalyptic literature）</w:t>
+      </w:r>
+      <w:r>
+        <w:rPr>
+          <w:lang w:val="zh_TW" w:bidi="zh_TW"/>
+        </w:rPr>
+        <w:t>的一類</w:t>
+      </w:r>
+      <w:r>
+        <w:rPr>
+          <w:lang w:val="zh_TW" w:bidi="zh_TW"/>
+        </w:rPr>
+        <w:t>。這類文學的名稱源自希臘文詞語</w:t>
+      </w:r>
+      <w:r>
+        <w:rPr>
+          <w:i/>
+          <w:lang w:val="zh_TW" w:bidi="zh_TW"/>
+        </w:rPr>
+        <w:t>apokalupsis</w:t>
+      </w:r>
+      <w:r>
+        <w:rPr>
+          <w:lang w:val="zh_TW" w:bidi="zh_TW"/>
+        </w:rPr>
+        <w:t>，意思是「啟示」</w:t>
+      </w:r>
+      <w:r>
+        <w:rPr>
+          <w:i/>
+          <w:lang w:val="zh_TW" w:bidi="zh_TW"/>
+        </w:rPr>
+        <w:t>。</w:t>
+      </w:r>
+      <w:r>
+        <w:rPr>
+          <w:lang w:val="zh_TW" w:bidi="zh_TW"/>
+        </w:rPr>
+        <w:t xml:space="preserve"> 聖經外的天啟書卷，寫於公元前200年至公元200年之間。儘管它們與啟示錄多有相似，但也有一些明顯的差異。</w:t>
+      </w:r>
+    </w:p>
+    <w:p>
+      <w:pPr/>
+      <w:r>
+        <w:rPr>
+          <w:lang w:val="zh_TW" w:bidi="zh_TW"/>
+        </w:rPr>
+      </w:r>
+      <w:r>
+        <w:rPr>
+          <w:lang w:val="zh_TW" w:bidi="zh_TW"/>
+        </w:rPr>
+        <w:t>相比猶太背景的天啟文學，啟示錄更為重視的，是約翰對耶穌末世或末世教導的借鑒，例如橄欖山講論（</w:t>
+      </w:r>
+      <w:hyperlink r:id="rId49">
+        <w:r>
+          <w:rPr>
+            <w:lang w:val="zh_TW" w:bidi="zh_TW"/>
+          </w:rPr>
+          <w:rPr>
+            <w:color w:val="0000EE"/>
+            <w:u w:val="single"/>
+          </w:rPr>
+          <w:t>太24–25</w:t>
+        </w:r>
+      </w:hyperlink>
+      <w:r>
+        <w:rPr>
+          <w:lang w:val="zh_TW" w:bidi="zh_TW"/>
+        </w:rPr>
+        <w:t>；</w:t>
+      </w:r>
+      <w:hyperlink r:id="rId50">
+        <w:r>
+          <w:rPr>
+            <w:lang w:val="zh_TW" w:bidi="zh_TW"/>
+          </w:rPr>
+          <w:rPr>
+            <w:color w:val="0000EE"/>
+            <w:u w:val="single"/>
+          </w:rPr>
+          <w:t>可13</w:t>
+        </w:r>
+      </w:hyperlink>
+      <w:r>
+        <w:rPr>
+          <w:lang w:val="zh_TW" w:bidi="zh_TW"/>
+        </w:rPr>
+        <w:t>；</w:t>
+      </w:r>
+      <w:hyperlink r:id="rId51">
+        <w:r>
+          <w:rPr>
+            <w:lang w:val="zh_TW" w:bidi="zh_TW"/>
+          </w:rPr>
+          <w:rPr>
+            <w:color w:val="0000EE"/>
+            <w:u w:val="single"/>
+          </w:rPr>
+          <w:t>路21</w:t>
+        </w:r>
+      </w:hyperlink>
+      <w:r>
+        <w:rPr>
+          <w:lang w:val="zh_TW" w:bidi="zh_TW"/>
+        </w:rPr>
+        <w:t>）。啟示錄以獨特的手法運用舊約。在啟示錄的404節經文中，有278節呼應舊約經文。約翰經常提到以賽亞書、耶利米書、以西結書和但以理書，也多次提到出埃及記、申命記和詩篇。然而，他很少直接引用舊約。</w:t>
+      </w:r>
+    </w:p>
+    <w:p>
+      <w:pPr>
+        <w:pStyle w:val="Heading3"/>
+      </w:pPr>
+      <w:r>
+        <w:rPr>
+          <w:lang w:val="zh_TW" w:bidi="zh_TW"/>
+        </w:rPr>
+        <w:t>解釋啟示錄的方法</w:t>
+      </w:r>
+    </w:p>
+    <w:p>
+      <w:pPr/>
+      <w:r>
+        <w:rPr>
+          <w:lang w:val="zh_TW" w:bidi="zh_TW"/>
+        </w:rPr>
+      </w:r>
+      <w:r>
+        <w:rPr>
+          <w:lang w:val="zh_TW" w:bidi="zh_TW"/>
+        </w:rPr>
+        <w:t>在教會歷史中，主要有四種解釋</w:t>
+      </w:r>
+      <w:hyperlink r:id="rId52">
+        <w:r>
+          <w:rPr>
+            <w:lang w:val="zh_TW" w:bidi="zh_TW"/>
+          </w:rPr>
+          <w:rPr>
+            <w:color w:val="0000EE"/>
+            <w:u w:val="single"/>
+          </w:rPr>
+          <w:t>啟示錄四至二十二章</w:t>
+        </w:r>
+      </w:hyperlink>
+      <w:r>
+        <w:rPr>
+          <w:lang w:val="zh_TW" w:bidi="zh_TW"/>
+        </w:rPr>
+        <w:t>的方法。</w:t>
+      </w:r>
+    </w:p>
+    <w:p>
+      <w:pPr>
+        <w:pStyle w:val="Heading4"/>
+      </w:pPr>
+      <w:r>
+        <w:rPr>
+          <w:lang w:val="zh_TW" w:bidi="zh_TW"/>
+        </w:rPr>
+        <w:t>未來派（Futurist）</w:t>
+      </w:r>
+    </w:p>
+    <w:p>
+      <w:pPr/>
+      <w:r>
+        <w:rPr>
+          <w:lang w:val="zh_TW" w:bidi="zh_TW"/>
+        </w:rPr>
+      </w:r>
+      <w:r>
+        <w:rPr>
+          <w:lang w:val="zh_TW" w:bidi="zh_TW"/>
+        </w:rPr>
+        <w:t>這種觀點認為，除了</w:t>
+      </w:r>
+      <w:hyperlink r:id="rId53">
+        <w:r>
+          <w:rPr>
+            <w:lang w:val="zh_TW" w:bidi="zh_TW"/>
+          </w:rPr>
+          <w:rPr>
+            <w:color w:val="0000EE"/>
+            <w:u w:val="single"/>
+          </w:rPr>
+          <w:t>一至三</w:t>
+        </w:r>
+      </w:hyperlink>
+      <w:r>
+        <w:rPr>
+          <w:lang w:val="zh_TW" w:bidi="zh_TW"/>
+        </w:rPr>
+        <w:t>章外，啟示錄所有異象都與基督在世代結束時，</w:t>
+      </w:r>
+      <w:r>
+        <w:rPr>
+          <w:lang w:val="zh_TW" w:bidi="zh_TW"/>
+        </w:rPr>
+        <w:t>基督再來</w:t>
+      </w:r>
+      <w:r>
+        <w:rPr>
+          <w:lang w:val="zh_TW" w:bidi="zh_TW"/>
+        </w:rPr>
+        <w:t>前後的時期有關。獸（第</w:t>
+      </w:r>
+      <w:hyperlink r:id="rId43">
+        <w:r>
+          <w:rPr>
+            <w:lang w:val="zh_TW" w:bidi="zh_TW"/>
+          </w:rPr>
+          <w:rPr>
+            <w:color w:val="0000EE"/>
+            <w:u w:val="single"/>
+          </w:rPr>
+          <w:t>13</w:t>
+        </w:r>
+      </w:hyperlink>
+      <w:r>
+        <w:rPr>
+          <w:lang w:val="zh_TW" w:bidi="zh_TW"/>
+        </w:rPr>
+        <w:t>章、第</w:t>
+      </w:r>
+      <w:hyperlink r:id="rId54">
+        <w:r>
+          <w:rPr>
+            <w:lang w:val="zh_TW" w:bidi="zh_TW"/>
+          </w:rPr>
+          <w:rPr>
+            <w:color w:val="0000EE"/>
+            <w:u w:val="single"/>
+          </w:rPr>
+          <w:t>17</w:t>
+        </w:r>
+      </w:hyperlink>
+      <w:r>
+        <w:rPr>
+          <w:lang w:val="zh_TW" w:bidi="zh_TW"/>
+        </w:rPr>
+        <w:t>章）被認為是未來的敵基督，牠將在世界歷史的最後時刻出現，並將在基督再來時被祂擊敗。基督將審判世界，並建立祂在地上的千禧年王國。</w:t>
+      </w:r>
+    </w:p>
+    <w:p>
+      <w:pPr/>
+      <w:r>
+        <w:rPr>
+          <w:lang w:val="zh_TW" w:bidi="zh_TW"/>
+        </w:rPr>
+      </w:r>
+      <w:r>
+        <w:rPr>
+          <w:lang w:val="zh_TW" w:bidi="zh_TW"/>
+        </w:rPr>
+        <w:t>早期解經家也有類似觀點，例如殉道者游斯丁（Justin Martyr，卒於164年）、愛任紐（卒於約195年）、希坡律陀（Hippolytus，卒於236年）和彼他的維克多納（Victorinus，卒於約303年）。自19世紀以來，這種未來派的方法重新受到重視，並在今天的福音派中流行。</w:t>
+      </w:r>
+    </w:p>
+    <w:p>
+      <w:pPr>
+        <w:pStyle w:val="Heading4"/>
+      </w:pPr>
+      <w:r>
+        <w:rPr>
+          <w:lang w:val="zh_TW" w:bidi="zh_TW"/>
+        </w:rPr>
+        <w:t>歷史派（Historicist）</w:t>
+      </w:r>
+    </w:p>
+    <w:p>
+      <w:pPr/>
+      <w:r>
+        <w:rPr>
+          <w:lang w:val="zh_TW" w:bidi="zh_TW"/>
+        </w:rPr>
+      </w:r>
+      <w:r>
+        <w:rPr>
+          <w:lang w:val="zh_TW" w:bidi="zh_TW"/>
+        </w:rPr>
+        <w:t>正如這個詞所暗示，這種觀點將啟示錄視為歷史的預言概覽。它起源於佛羅倫薩的約阿希姆（Joachim of Floris，卒於1202年），他聲稱見到特別的異象，揭示神對不同時代的計劃。</w:t>
+      </w:r>
+      <w:r>
+        <w:rPr>
+          <w:lang w:val="zh_TW" w:bidi="zh_TW"/>
+        </w:rPr>
+        <w:t>他將啟示錄中的1260天，解釋為一年代表一天</w:t>
+      </w:r>
+      <w:r>
+        <w:rPr>
+          <w:lang w:val="zh_TW" w:bidi="zh_TW"/>
+        </w:rPr>
+        <w:t>。</w:t>
+      </w:r>
+      <w:r>
+        <w:rPr>
+          <w:lang w:val="zh_TW" w:bidi="zh_TW"/>
+        </w:rPr>
+        <w:t>他主張啟示錄是預言，描述了從使徒時代到約阿希姆時代期間的西方歷史</w:t>
+      </w:r>
+      <w:r>
+        <w:rPr>
+          <w:lang w:val="zh_TW" w:bidi="zh_TW"/>
+        </w:rPr>
+        <w:t>。</w:t>
+      </w:r>
+      <w:r>
+        <w:rPr>
+          <w:lang w:val="zh_TW" w:bidi="zh_TW"/>
+        </w:rPr>
+        <w:t>這種解釋方法發展出不同的應用，其共同的特點在於，將敵基督和巴比倫的形象連上羅馬帝國以及教皇制度</w:t>
+      </w:r>
+      <w:r>
+        <w:rPr>
+          <w:lang w:val="zh_TW" w:bidi="zh_TW"/>
+        </w:rPr>
+        <w:t>。後來，路德（Luther）、加爾文（Calvin）和其他宗教改革者也吸納了這種看法。</w:t>
+      </w:r>
+    </w:p>
+    <w:p>
+      <w:pPr>
+        <w:pStyle w:val="Heading4"/>
+      </w:pPr>
+      <w:r>
+        <w:rPr>
+          <w:lang w:val="zh_TW" w:bidi="zh_TW"/>
+        </w:rPr>
+        <w:t>過去派（Preterist）</w:t>
+      </w:r>
+    </w:p>
+    <w:p>
+      <w:pPr/>
+      <w:r>
+        <w:rPr>
+          <w:lang w:val="zh_TW" w:bidi="zh_TW"/>
+        </w:rPr>
+      </w:r>
+      <w:r>
+        <w:rPr>
+          <w:lang w:val="zh_TW" w:bidi="zh_TW"/>
+        </w:rPr>
+        <w:t>根據這種看法，啟示錄要處理的，是作者身處時代中的社會問題。</w:t>
+      </w:r>
+      <w:r>
+        <w:rPr>
+          <w:lang w:val="zh_TW" w:bidi="zh_TW"/>
+        </w:rPr>
+        <w:t>因此，啟示錄的主要內容，被認為是針對約翰所處時代的事件</w:t>
+      </w:r>
+      <w:r>
+        <w:rPr>
+          <w:lang w:val="zh_TW" w:bidi="zh_TW"/>
+        </w:rPr>
+        <w:t>。獸（第</w:t>
+      </w:r>
+      <w:hyperlink r:id="rId43">
+        <w:r>
+          <w:rPr>
+            <w:lang w:val="zh_TW" w:bidi="zh_TW"/>
+          </w:rPr>
+          <w:rPr>
+            <w:color w:val="0000EE"/>
+            <w:u w:val="single"/>
+          </w:rPr>
+          <w:t>13</w:t>
+        </w:r>
+      </w:hyperlink>
+      <w:r>
+        <w:rPr>
+          <w:lang w:val="zh_TW" w:bidi="zh_TW"/>
+        </w:rPr>
+        <w:t>章）被認定為是羅馬帝國和</w:t>
+      </w:r>
+      <w:r>
+        <w:rPr>
+          <w:lang w:val="zh_TW" w:bidi="zh_TW"/>
+        </w:rPr>
+        <w:t>帝國祭司</w:t>
+      </w:r>
+      <w:r>
+        <w:rPr>
+          <w:lang w:val="zh_TW" w:bidi="zh_TW"/>
+        </w:rPr>
+        <w:t>。這個觀點為許多當代學者接受。</w:t>
+      </w:r>
+    </w:p>
+    <w:p>
+      <w:pPr>
+        <w:pStyle w:val="Heading4"/>
+      </w:pPr>
+      <w:r>
+        <w:rPr>
+          <w:lang w:val="zh_TW" w:bidi="zh_TW"/>
+        </w:rPr>
+        <w:t>理想派（Idealist）</w:t>
+      </w:r>
+    </w:p>
+    <w:p>
+      <w:pPr/>
+      <w:r>
+        <w:rPr>
+          <w:lang w:val="zh_TW" w:bidi="zh_TW"/>
+        </w:rPr>
+      </w:r>
+      <w:r>
+        <w:rPr>
+          <w:lang w:val="zh_TW" w:bidi="zh_TW"/>
+        </w:rPr>
+        <w:t>這種解釋啟示錄的方法，認為啟示錄的性質基本上是具詩意、象徵和屬靈的。因此，啟示錄並無預測任何具體的歷史事件；</w:t>
+      </w:r>
+      <w:r>
+        <w:rPr>
+          <w:lang w:val="zh_TW" w:bidi="zh_TW"/>
+        </w:rPr>
+        <w:t>相反，啟示錄闡述的是善惡之爭的永恆真理，貫穿整個教會時代。這個解釋體系，較其它三種方法更晚出現</w:t>
+      </w:r>
+      <w:r>
+        <w:rPr>
+          <w:lang w:val="zh_TW" w:bidi="zh_TW"/>
+        </w:rPr>
+        <w:t>。</w:t>
+      </w:r>
+    </w:p>
+    <w:p>
+      <w:pPr>
+        <w:pStyle w:val="Heading3"/>
+      </w:pPr>
+      <w:r>
+        <w:rPr>
+          <w:lang w:val="zh_TW" w:bidi="zh_TW"/>
+        </w:rPr>
+        <w:t>目的與教導</w:t>
+      </w:r>
+    </w:p>
+    <w:p>
+      <w:pPr/>
+      <w:r>
+        <w:rPr>
+          <w:lang w:val="zh_TW" w:bidi="zh_TW"/>
+        </w:rPr>
+      </w:r>
+      <w:r>
+        <w:rPr>
+          <w:lang w:val="zh_TW" w:bidi="zh_TW"/>
+        </w:rPr>
+        <w:t>新約學者</w:t>
+      </w:r>
+      <w:r>
+        <w:rPr>
+          <w:lang w:val="zh_TW" w:bidi="zh_TW"/>
+        </w:rPr>
+        <w:t>司威特</w:t>
+      </w:r>
+      <w:r>
+        <w:rPr>
+          <w:lang w:val="zh_TW" w:bidi="zh_TW"/>
+        </w:rPr>
+        <w:t>（H. B. Swete）</w:t>
+      </w:r>
+      <w:r>
+        <w:rPr>
+          <w:lang w:val="zh_TW" w:bidi="zh_TW"/>
+        </w:rPr>
+        <w:t>曾這樣描述啟示錄</w:t>
+      </w:r>
+      <w:r>
+        <w:rPr>
+          <w:lang w:val="zh_TW" w:bidi="zh_TW"/>
+        </w:rPr>
+        <w:t>：「在形式上，它是一封書信，包含了一個天啟預言；在屬靈層面上，它是一種牧養。」約翰作為先知，領受呼召</w:t>
+      </w:r>
+      <w:r>
+        <w:rPr>
+          <w:lang w:val="zh_TW" w:bidi="zh_TW"/>
+        </w:rPr>
+        <w:t>分辨真實與虛假的信仰</w:t>
+      </w:r>
+      <w:r>
+        <w:rPr>
+          <w:lang w:val="zh_TW" w:bidi="zh_TW"/>
+        </w:rPr>
+        <w:t>，</w:t>
+      </w:r>
+      <w:r>
+        <w:rPr>
+          <w:lang w:val="zh_TW" w:bidi="zh_TW"/>
+        </w:rPr>
+        <w:t>揭露亞細亞各教會的失敗</w:t>
+      </w:r>
+      <w:r>
+        <w:rPr>
+          <w:lang w:val="zh_TW" w:bidi="zh_TW"/>
+        </w:rPr>
+        <w:t>。他希望解釋基督徒的苦難和殉道，</w:t>
+      </w:r>
+      <w:r>
+        <w:rPr>
+          <w:lang w:val="zh_TW" w:bidi="zh_TW"/>
+        </w:rPr>
+        <w:t>以耶穌的死與復戰勝邪惡的勝利為背景</w:t>
+      </w:r>
+      <w:r>
+        <w:rPr>
+          <w:lang w:val="zh_TW" w:bidi="zh_TW"/>
+        </w:rPr>
+        <w:t>，藉此鼓勵真正的基督門徒。約翰關心的是殉道者（例如安提帕，</w:t>
+      </w:r>
+      <w:hyperlink r:id="rId55">
+        <w:r>
+          <w:rPr>
+            <w:lang w:val="zh_TW" w:bidi="zh_TW"/>
+          </w:rPr>
+          <w:rPr>
+            <w:color w:val="0000EE"/>
+            <w:u w:val="single"/>
+          </w:rPr>
+          <w:t>2:13</w:t>
+        </w:r>
+      </w:hyperlink>
+      <w:r>
+        <w:rPr>
+          <w:lang w:val="zh_TW" w:bidi="zh_TW"/>
+        </w:rPr>
+        <w:t>）</w:t>
+      </w:r>
+      <w:r>
+        <w:rPr>
+          <w:lang w:val="zh_TW" w:bidi="zh_TW"/>
+        </w:rPr>
+        <w:t>將得到平反</w:t>
+      </w:r>
+      <w:r>
+        <w:rPr>
+          <w:lang w:val="zh_TW" w:bidi="zh_TW"/>
+        </w:rPr>
+        <w:t>。他揭示了邪惡以及那些跟隨獸的人的結局（</w:t>
+      </w:r>
+      <w:hyperlink r:id="rId56">
+        <w:r>
+          <w:rPr>
+            <w:lang w:val="zh_TW" w:bidi="zh_TW"/>
+          </w:rPr>
+          <w:rPr>
+            <w:color w:val="0000EE"/>
+            <w:u w:val="single"/>
+          </w:rPr>
+          <w:t>19:20–21</w:t>
+        </w:r>
+      </w:hyperlink>
+      <w:r>
+        <w:rPr>
+          <w:lang w:val="zh_TW" w:bidi="zh_TW"/>
+        </w:rPr>
+        <w:t>，</w:t>
+      </w:r>
+      <w:hyperlink r:id="rId57">
+        <w:r>
+          <w:rPr>
+            <w:lang w:val="zh_TW" w:bidi="zh_TW"/>
+          </w:rPr>
+          <w:rPr>
+            <w:color w:val="0000EE"/>
+            <w:u w:val="single"/>
+          </w:rPr>
+          <w:t>20:10、15</w:t>
+        </w:r>
+      </w:hyperlink>
+      <w:r>
+        <w:rPr>
+          <w:lang w:val="zh_TW" w:bidi="zh_TW"/>
+        </w:rPr>
+        <w:t>），並描述羔羊和跟隨祂的人最終將會得勝。</w:t>
+      </w:r>
+    </w:p>
+    <w:p>
+      <w:pPr>
+        <w:pStyle w:val="Heading3"/>
+      </w:pPr>
+      <w:r>
+        <w:rPr>
+          <w:lang w:val="zh_TW" w:bidi="zh_TW"/>
+        </w:rPr>
+        <w:t>內容</w:t>
+      </w:r>
+    </w:p>
+    <w:p>
+      <w:pPr/>
+      <w:r>
+        <w:rPr>
+          <w:lang w:val="zh_TW" w:bidi="zh_TW"/>
+        </w:rPr>
+      </w:r>
+      <w:r>
+        <w:rPr>
+          <w:lang w:val="zh_TW" w:bidi="zh_TW"/>
+        </w:rPr>
+        <w:t>啟示錄的主要內容，以七項為一個系列，有些較為明確，有些較為隱藏，如：七個教會（</w:t>
+      </w:r>
+      <w:hyperlink r:id="rId58">
+        <w:r>
+          <w:rPr>
+            <w:lang w:val="zh_TW" w:bidi="zh_TW"/>
+          </w:rPr>
+          <w:rPr>
+            <w:color w:val="0000EE"/>
+            <w:u w:val="single"/>
+          </w:rPr>
+          <w:t>2–3</w:t>
+        </w:r>
+      </w:hyperlink>
+      <w:r>
+        <w:rPr>
+          <w:lang w:val="zh_TW" w:bidi="zh_TW"/>
+        </w:rPr>
+        <w:t>章）、七個印（</w:t>
+      </w:r>
+      <w:hyperlink r:id="rId59">
+        <w:r>
+          <w:rPr>
+            <w:lang w:val="zh_TW" w:bidi="zh_TW"/>
+          </w:rPr>
+          <w:rPr>
+            <w:color w:val="0000EE"/>
+            <w:u w:val="single"/>
+          </w:rPr>
+          <w:t>6–7</w:t>
+        </w:r>
+      </w:hyperlink>
+      <w:r>
+        <w:rPr>
+          <w:lang w:val="zh_TW" w:bidi="zh_TW"/>
+        </w:rPr>
+        <w:t>章）、七個號角（</w:t>
+      </w:r>
+      <w:hyperlink r:id="rId60">
+        <w:r>
+          <w:rPr>
+            <w:lang w:val="zh_TW" w:bidi="zh_TW"/>
+          </w:rPr>
+          <w:rPr>
+            <w:color w:val="0000EE"/>
+            <w:u w:val="single"/>
+          </w:rPr>
+          <w:t>8–11</w:t>
+        </w:r>
+      </w:hyperlink>
+      <w:r>
+        <w:rPr>
+          <w:lang w:val="zh_TW" w:bidi="zh_TW"/>
+        </w:rPr>
+        <w:t>章）、七個碗（</w:t>
+      </w:r>
+      <w:hyperlink r:id="rId61">
+        <w:r>
+          <w:rPr>
+            <w:lang w:val="zh_TW" w:bidi="zh_TW"/>
+          </w:rPr>
+          <w:rPr>
+            <w:color w:val="0000EE"/>
+            <w:u w:val="single"/>
+          </w:rPr>
+          <w:t>16–18</w:t>
+        </w:r>
+      </w:hyperlink>
+      <w:r>
+        <w:rPr>
+          <w:lang w:val="zh_TW" w:bidi="zh_TW"/>
+        </w:rPr>
+        <w:t>章）、七個末後的事（</w:t>
+      </w:r>
+      <w:hyperlink r:id="rId62">
+        <w:r>
+          <w:rPr>
+            <w:lang w:val="zh_TW" w:bidi="zh_TW"/>
+          </w:rPr>
+          <w:rPr>
+            <w:color w:val="0000EE"/>
+            <w:u w:val="single"/>
+          </w:rPr>
+          <w:t>19–22</w:t>
+        </w:r>
+      </w:hyperlink>
+      <w:r>
+        <w:rPr>
+          <w:lang w:val="zh_TW" w:bidi="zh_TW"/>
+        </w:rPr>
+        <w:t xml:space="preserve"> 章）。我們也可以將內容分為四個關鍵的異象：（1）人子在七個教會中的異象（</w:t>
+      </w:r>
+      <w:hyperlink r:id="rId53">
+        <w:r>
+          <w:rPr>
+            <w:lang w:val="zh_TW" w:bidi="zh_TW"/>
+          </w:rPr>
+          <w:rPr>
+            <w:color w:val="0000EE"/>
+            <w:u w:val="single"/>
+          </w:rPr>
+          <w:t>1–3</w:t>
+        </w:r>
+      </w:hyperlink>
+      <w:r>
+        <w:rPr>
+          <w:lang w:val="zh_TW" w:bidi="zh_TW"/>
+        </w:rPr>
+        <w:t>章）；（2）七封印書卷、七個號角和七個碗的異象（</w:t>
+      </w:r>
+      <w:hyperlink r:id="rId63">
+        <w:r>
+          <w:rPr>
+            <w:lang w:val="zh_TW" w:bidi="zh_TW"/>
+          </w:rPr>
+          <w:rPr>
+            <w:color w:val="0000EE"/>
+            <w:u w:val="single"/>
+          </w:rPr>
+          <w:t>4:1–19:10</w:t>
+        </w:r>
+      </w:hyperlink>
+      <w:r>
+        <w:rPr>
+          <w:lang w:val="zh_TW" w:bidi="zh_TW"/>
+        </w:rPr>
+        <w:t>）；（3）基督再來和這個時代終結的異象（</w:t>
+      </w:r>
+      <w:hyperlink r:id="rId64">
+        <w:r>
+          <w:rPr>
+            <w:lang w:val="zh_TW" w:bidi="zh_TW"/>
+          </w:rPr>
+          <w:rPr>
+            <w:color w:val="0000EE"/>
+            <w:u w:val="single"/>
+          </w:rPr>
+          <w:t>19:11–20:15</w:t>
+        </w:r>
+      </w:hyperlink>
+      <w:r>
+        <w:rPr>
+          <w:lang w:val="zh_TW" w:bidi="zh_TW"/>
+        </w:rPr>
+        <w:t>）；（4）新天新地的異象（</w:t>
+      </w:r>
+      <w:hyperlink r:id="rId65">
+        <w:r>
+          <w:rPr>
+            <w:lang w:val="zh_TW" w:bidi="zh_TW"/>
+          </w:rPr>
+          <w:rPr>
+            <w:color w:val="0000EE"/>
+            <w:u w:val="single"/>
+          </w:rPr>
+          <w:t>21–22</w:t>
+        </w:r>
+      </w:hyperlink>
+      <w:r>
+        <w:rPr>
+          <w:lang w:val="zh_TW" w:bidi="zh_TW"/>
+        </w:rPr>
+        <w:t xml:space="preserve"> 章）。</w:t>
+      </w:r>
+    </w:p>
+    <w:p>
+      <w:pPr>
+        <w:pStyle w:val="Heading4"/>
+      </w:pPr>
+      <w:r>
+        <w:rPr>
+          <w:lang w:val="zh_TW" w:bidi="zh_TW"/>
+        </w:rPr>
+        <w:t>約翰的介紹（</w:t>
+      </w:r>
+      <w:hyperlink r:id="rId66">
+        <w:r>
+          <w:rPr>
+            <w:lang w:val="zh_TW" w:bidi="zh_TW"/>
+          </w:rPr>
+          <w:rPr>
+            <w:color w:val="0000EE"/>
+            <w:u w:val="single"/>
+          </w:rPr>
+          <w:t>1:1–8</w:t>
+        </w:r>
+      </w:hyperlink>
+      <w:r>
+        <w:rPr>
+          <w:lang w:val="zh_TW" w:bidi="zh_TW"/>
+        </w:rPr>
+        <w:t>）</w:t>
+      </w:r>
+    </w:p>
+    <w:p>
+      <w:pPr/>
+      <w:r>
+        <w:rPr>
+          <w:lang w:val="zh_TW" w:bidi="zh_TW"/>
+        </w:rPr>
+      </w:r>
+      <w:r>
+        <w:rPr>
+          <w:lang w:val="zh_TW" w:bidi="zh_TW"/>
+        </w:rPr>
+        <w:t>啟示錄的首三章構成一個單元，相對較易理解，是</w:t>
+      </w:r>
+      <w:r>
+        <w:rPr>
+          <w:lang w:val="zh_TW" w:bidi="zh_TW"/>
+        </w:rPr>
+        <w:t>最為人熟知</w:t>
+      </w:r>
+      <w:r>
+        <w:rPr>
+          <w:lang w:val="zh_TW" w:bidi="zh_TW"/>
+        </w:rPr>
+        <w:t>的部份，包括了整書卷的介紹（</w:t>
+      </w:r>
+      <w:hyperlink r:id="rId66">
+        <w:r>
+          <w:rPr>
+            <w:lang w:val="zh_TW" w:bidi="zh_TW"/>
+          </w:rPr>
+          <w:rPr>
+            <w:color w:val="0000EE"/>
+            <w:u w:val="single"/>
+          </w:rPr>
+          <w:t>1:1–8</w:t>
+        </w:r>
+      </w:hyperlink>
+      <w:r>
+        <w:rPr>
+          <w:lang w:val="zh_TW" w:bidi="zh_TW"/>
+        </w:rPr>
+        <w:t>）、第一個異象，即人子在七個燈</w:t>
+      </w:r>
+      <w:r>
+        <w:rPr>
+          <w:lang w:val="zh_TW" w:bidi="zh_TW"/>
+        </w:rPr>
+        <w:t>臺</w:t>
+      </w:r>
+      <w:r>
+        <w:rPr>
+          <w:lang w:val="zh_TW" w:bidi="zh_TW"/>
+        </w:rPr>
+        <w:t>中間的異象（</w:t>
+      </w:r>
+      <w:hyperlink r:id="rId67">
+        <w:r>
+          <w:rPr>
+            <w:lang w:val="zh_TW" w:bidi="zh_TW"/>
+          </w:rPr>
+          <w:rPr>
+            <w:color w:val="0000EE"/>
+            <w:u w:val="single"/>
+          </w:rPr>
+          <w:t>1:9–20</w:t>
+        </w:r>
+      </w:hyperlink>
+      <w:r>
+        <w:rPr>
+          <w:lang w:val="zh_TW" w:bidi="zh_TW"/>
+        </w:rPr>
+        <w:t>），以及給亞細亞七個教會的</w:t>
+      </w:r>
+      <w:r>
+        <w:rPr>
+          <w:lang w:val="zh_TW" w:bidi="zh_TW"/>
+        </w:rPr>
+        <w:t>書信或信息</w:t>
+      </w:r>
+      <w:r>
+        <w:rPr>
+          <w:lang w:val="zh_TW" w:bidi="zh_TW"/>
+        </w:rPr>
+        <w:t>（</w:t>
+      </w:r>
+      <w:hyperlink r:id="rId58">
+        <w:r>
+          <w:rPr>
+            <w:lang w:val="zh_TW" w:bidi="zh_TW"/>
+          </w:rPr>
+          <w:rPr>
+            <w:color w:val="0000EE"/>
+            <w:u w:val="single"/>
+          </w:rPr>
+          <w:t>2:1–3:22</w:t>
+        </w:r>
+      </w:hyperlink>
+      <w:r>
+        <w:rPr>
+          <w:lang w:val="zh_TW" w:bidi="zh_TW"/>
+        </w:rPr>
+        <w:t>）。</w:t>
+      </w:r>
+    </w:p>
+    <w:p>
+      <w:pPr/>
+      <w:r>
+        <w:rPr>
+          <w:lang w:val="zh_TW" w:bidi="zh_TW"/>
+        </w:rPr>
+      </w:r>
+      <w:r>
+        <w:rPr>
+          <w:lang w:val="zh_TW" w:bidi="zh_TW"/>
+        </w:rPr>
+        <w:t>首八節經文是全書的引言</w:t>
+      </w:r>
+      <w:r>
+        <w:rPr>
+          <w:lang w:val="zh_TW" w:bidi="zh_TW"/>
+        </w:rPr>
+        <w:t>，充滿了神學意義和細節。在簡短的序言之後（</w:t>
+      </w:r>
+      <w:hyperlink r:id="rId68">
+        <w:r>
+          <w:rPr>
+            <w:lang w:val="zh_TW" w:bidi="zh_TW"/>
+          </w:rPr>
+          <w:rPr>
+            <w:color w:val="0000EE"/>
+            <w:u w:val="single"/>
+          </w:rPr>
+          <w:t>1:1–3</w:t>
+        </w:r>
+      </w:hyperlink>
+      <w:r>
+        <w:rPr>
+          <w:lang w:val="zh_TW" w:bidi="zh_TW"/>
+        </w:rPr>
+        <w:t>），約翰以古代書信格式，加以擴展，並</w:t>
+      </w:r>
+      <w:r>
+        <w:rPr>
+          <w:lang w:val="zh_TW" w:bidi="zh_TW"/>
+        </w:rPr>
+        <w:t>將這卷書寫給亞細亞的七個教會</w:t>
+      </w:r>
+      <w:r>
+        <w:rPr>
+          <w:lang w:val="zh_TW" w:bidi="zh_TW"/>
+        </w:rPr>
+        <w:t>（</w:t>
+      </w:r>
+      <w:hyperlink r:id="rId69">
+        <w:r>
+          <w:rPr>
+            <w:lang w:val="zh_TW" w:bidi="zh_TW"/>
+          </w:rPr>
+          <w:rPr>
+            <w:color w:val="0000EE"/>
+            <w:u w:val="single"/>
+          </w:rPr>
+          <w:t>4–8節</w:t>
+        </w:r>
+      </w:hyperlink>
+      <w:r>
+        <w:rPr>
+          <w:lang w:val="zh_TW" w:bidi="zh_TW"/>
+        </w:rPr>
+        <w:t>）。</w:t>
+      </w:r>
+    </w:p>
+    <w:p>
+      <w:pPr>
+        <w:pStyle w:val="Heading4"/>
+      </w:pPr>
+      <w:r>
+        <w:rPr>
+          <w:lang w:val="zh_TW" w:bidi="zh_TW"/>
+        </w:rPr>
+        <w:t>燈</w:t>
+      </w:r>
+      <w:r>
+        <w:rPr>
+          <w:lang w:val="zh_TW" w:bidi="zh_TW"/>
+        </w:rPr>
+        <w:t>臺</w:t>
+      </w:r>
+      <w:r>
+        <w:rPr>
+          <w:lang w:val="zh_TW" w:bidi="zh_TW"/>
+        </w:rPr>
+        <w:t>中的人子（</w:t>
+      </w:r>
+      <w:hyperlink r:id="rId67">
+        <w:r>
+          <w:rPr>
+            <w:lang w:val="zh_TW" w:bidi="zh_TW"/>
+          </w:rPr>
+          <w:rPr>
+            <w:color w:val="0000EE"/>
+            <w:u w:val="single"/>
+          </w:rPr>
+          <w:t>1:9–20</w:t>
+        </w:r>
+      </w:hyperlink>
+      <w:r>
+        <w:rPr>
+          <w:lang w:val="zh_TW" w:bidi="zh_TW"/>
+        </w:rPr>
+        <w:t>）</w:t>
+      </w:r>
+    </w:p>
+    <w:p>
+      <w:pPr/>
+      <w:r>
+        <w:rPr>
+          <w:lang w:val="zh_TW" w:bidi="zh_TW"/>
+        </w:rPr>
+      </w:r>
+      <w:r>
+        <w:rPr>
+          <w:lang w:val="zh_TW" w:bidi="zh_TW"/>
+        </w:rPr>
+        <w:t>在簡略</w:t>
+      </w:r>
+      <w:r>
+        <w:rPr>
+          <w:lang w:val="zh_TW" w:bidi="zh_TW"/>
+        </w:rPr>
+        <w:t>說明異象的</w:t>
+      </w:r>
+      <w:r>
+        <w:rPr>
+          <w:lang w:val="zh_TW" w:bidi="zh_TW"/>
+        </w:rPr>
+        <w:t>歷史背景後（</w:t>
+      </w:r>
+      <w:hyperlink r:id="rId70">
+        <w:r>
+          <w:rPr>
+            <w:lang w:val="zh_TW" w:bidi="zh_TW"/>
+          </w:rPr>
+          <w:rPr>
+            <w:color w:val="0000EE"/>
+            <w:u w:val="single"/>
+          </w:rPr>
+          <w:t>1:9–11</w:t>
+        </w:r>
+      </w:hyperlink>
+      <w:r>
+        <w:rPr>
+          <w:lang w:val="zh_TW" w:bidi="zh_TW"/>
+        </w:rPr>
+        <w:t>），約翰描述了他</w:t>
+      </w:r>
+      <w:r>
+        <w:rPr>
+          <w:lang w:val="zh_TW" w:bidi="zh_TW"/>
+        </w:rPr>
+        <w:t>所見</w:t>
+      </w:r>
+      <w:r>
+        <w:rPr>
+          <w:lang w:val="zh_TW" w:bidi="zh_TW"/>
+        </w:rPr>
+        <w:t>的異象：他看到「</w:t>
+      </w:r>
+      <w:r>
+        <w:rPr>
+          <w:lang w:val="zh_TW" w:bidi="zh_TW"/>
+        </w:rPr>
+        <w:t>一位好像人子</w:t>
+      </w:r>
+      <w:r>
+        <w:rPr>
+          <w:lang w:val="zh_TW" w:bidi="zh_TW"/>
+        </w:rPr>
+        <w:t>」在七個金燈</w:t>
+      </w:r>
+      <w:r>
+        <w:rPr>
+          <w:lang w:val="zh_TW" w:bidi="zh_TW"/>
+        </w:rPr>
+        <w:t>臺</w:t>
+      </w:r>
+      <w:r>
+        <w:rPr>
+          <w:lang w:val="zh_TW" w:bidi="zh_TW"/>
+        </w:rPr>
+        <w:t>中行走（</w:t>
+      </w:r>
+      <w:hyperlink r:id="rId71">
+        <w:r>
+          <w:rPr>
+            <w:lang w:val="zh_TW" w:bidi="zh_TW"/>
+          </w:rPr>
+          <w:rPr>
+            <w:color w:val="0000EE"/>
+            <w:u w:val="single"/>
+          </w:rPr>
+          <w:t>12–16節</w:t>
+        </w:r>
+      </w:hyperlink>
+      <w:r>
+        <w:rPr>
+          <w:lang w:val="zh_TW" w:bidi="zh_TW"/>
+        </w:rPr>
+        <w:t>）。這人自稱是被高舉的主，耶穌基督（</w:t>
+      </w:r>
+      <w:hyperlink r:id="rId72">
+        <w:r>
+          <w:rPr>
+            <w:lang w:val="zh_TW" w:bidi="zh_TW"/>
+          </w:rPr>
+          <w:rPr>
+            <w:color w:val="0000EE"/>
+            <w:u w:val="single"/>
+          </w:rPr>
+          <w:t>17–18節</w:t>
+        </w:r>
+      </w:hyperlink>
+      <w:r>
+        <w:rPr>
+          <w:lang w:val="zh_TW" w:bidi="zh_TW"/>
+        </w:rPr>
+        <w:t>），然後解釋了這個象徵性異象的意義（</w:t>
+      </w:r>
+      <w:hyperlink r:id="rId73">
+        <w:r>
+          <w:rPr>
+            <w:lang w:val="zh_TW" w:bidi="zh_TW"/>
+          </w:rPr>
+          <w:rPr>
+            <w:color w:val="0000EE"/>
+            <w:u w:val="single"/>
+          </w:rPr>
+          <w:t>19–20節</w:t>
+        </w:r>
+      </w:hyperlink>
+      <w:r>
+        <w:rPr>
+          <w:lang w:val="zh_TW" w:bidi="zh_TW"/>
+        </w:rPr>
+        <w:t>）。最後，主向亞細亞的七個教會</w:t>
+      </w:r>
+      <w:r>
+        <w:rPr>
+          <w:lang w:val="zh_TW" w:bidi="zh_TW"/>
+        </w:rPr>
+        <w:t>分別傳達</w:t>
+      </w:r>
+      <w:r>
+        <w:rPr>
+          <w:lang w:val="zh_TW" w:bidi="zh_TW"/>
+        </w:rPr>
+        <w:t>了相當仔細且具體的信息（</w:t>
+      </w:r>
+      <w:hyperlink r:id="rId58">
+        <w:r>
+          <w:rPr>
+            <w:lang w:val="zh_TW" w:bidi="zh_TW"/>
+          </w:rPr>
+          <w:rPr>
+            <w:color w:val="0000EE"/>
+            <w:u w:val="single"/>
+          </w:rPr>
+          <w:t>2:1–3:22</w:t>
+        </w:r>
+      </w:hyperlink>
+      <w:r>
+        <w:rPr>
+          <w:lang w:val="zh_TW" w:bidi="zh_TW"/>
+        </w:rPr>
+        <w:t>）。</w:t>
+      </w:r>
+    </w:p>
+    <w:p>
+      <w:pPr>
+        <w:pStyle w:val="Heading4"/>
+      </w:pPr>
+      <w:r>
+        <w:rPr>
+          <w:lang w:val="zh_TW" w:bidi="zh_TW"/>
+        </w:rPr>
+        <w:t>給七個教會的信（</w:t>
+      </w:r>
+      <w:hyperlink r:id="rId58">
+        <w:r>
+          <w:rPr>
+            <w:lang w:val="zh_TW" w:bidi="zh_TW"/>
+          </w:rPr>
+          <w:rPr>
+            <w:color w:val="0000EE"/>
+            <w:u w:val="single"/>
+          </w:rPr>
+          <w:t>2:1–3:22</w:t>
+        </w:r>
+      </w:hyperlink>
+      <w:r>
+        <w:rPr>
+          <w:lang w:val="zh_TW" w:bidi="zh_TW"/>
+        </w:rPr>
+        <w:t>）</w:t>
+      </w:r>
+    </w:p>
+    <w:p>
+      <w:pPr/>
+      <w:r>
+        <w:rPr>
+          <w:lang w:val="zh_TW" w:bidi="zh_TW"/>
+        </w:rPr>
+      </w:r>
+      <w:r>
+        <w:rPr>
+          <w:lang w:val="zh_TW" w:bidi="zh_TW"/>
+        </w:rPr>
+        <w:t>這七個教會具有典型又有代表性的特質——順服和不順服都有，這些特質是對歷代所有教會的持續提醒（參</w:t>
+      </w:r>
+      <w:hyperlink r:id="rId74">
+        <w:r>
+          <w:rPr>
+            <w:lang w:val="zh_TW" w:bidi="zh_TW"/>
+          </w:rPr>
+          <w:rPr>
+            <w:color w:val="0000EE"/>
+            <w:u w:val="single"/>
+          </w:rPr>
+          <w:t>2:7、11、17、29</w:t>
+        </w:r>
+      </w:hyperlink>
+      <w:r>
+        <w:rPr>
+          <w:lang w:val="zh_TW" w:bidi="zh_TW"/>
+        </w:rPr>
+        <w:t>，</w:t>
+      </w:r>
+      <w:hyperlink r:id="rId75">
+        <w:r>
+          <w:rPr>
+            <w:lang w:val="zh_TW" w:bidi="zh_TW"/>
+          </w:rPr>
+          <w:rPr>
+            <w:color w:val="0000EE"/>
+            <w:u w:val="single"/>
+          </w:rPr>
+          <w:t>3:6、13、22</w:t>
+        </w:r>
+      </w:hyperlink>
+      <w:r>
+        <w:rPr>
+          <w:lang w:val="zh_TW" w:bidi="zh_TW"/>
+        </w:rPr>
+        <w:t>；特別是</w:t>
+      </w:r>
+      <w:hyperlink r:id="rId76">
+        <w:r>
+          <w:rPr>
+            <w:lang w:val="zh_TW" w:bidi="zh_TW"/>
+          </w:rPr>
+          <w:rPr>
+            <w:color w:val="0000EE"/>
+            <w:u w:val="single"/>
+          </w:rPr>
+          <w:t>2:23</w:t>
+        </w:r>
+      </w:hyperlink>
+      <w:r>
+        <w:rPr>
+          <w:lang w:val="zh_TW" w:bidi="zh_TW"/>
+        </w:rPr>
+        <w:t>）。</w:t>
+      </w:r>
+      <w:r>
+        <w:rPr>
+          <w:lang w:val="zh_TW" w:bidi="zh_TW"/>
+        </w:rPr>
+        <w:t>它們的順序</w:t>
+      </w:r>
+      <w:r>
+        <w:rPr>
+          <w:lang w:val="zh_TW" w:bidi="zh_TW"/>
+        </w:rPr>
+        <w:t>（</w:t>
+      </w:r>
+      <w:hyperlink r:id="rId77">
+        <w:r>
+          <w:rPr>
+            <w:lang w:val="zh_TW" w:bidi="zh_TW"/>
+          </w:rPr>
+          <w:rPr>
+            <w:color w:val="0000EE"/>
+            <w:u w:val="single"/>
+          </w:rPr>
+          <w:t>1:11</w:t>
+        </w:r>
+      </w:hyperlink>
+      <w:r>
+        <w:rPr>
+          <w:lang w:val="zh_TW" w:bidi="zh_TW"/>
+        </w:rPr>
+        <w:t>；</w:t>
+      </w:r>
+      <w:hyperlink r:id="rId58">
+        <w:r>
+          <w:rPr>
+            <w:lang w:val="zh_TW" w:bidi="zh_TW"/>
+          </w:rPr>
+          <w:rPr>
+            <w:color w:val="0000EE"/>
+            <w:u w:val="single"/>
+          </w:rPr>
+          <w:t>2:1–3:22</w:t>
+        </w:r>
+      </w:hyperlink>
+      <w:r>
+        <w:rPr>
+          <w:lang w:val="zh_TW" w:bidi="zh_TW"/>
+        </w:rPr>
+        <w:t>）</w:t>
+      </w:r>
+      <w:r>
+        <w:rPr>
+          <w:lang w:val="zh_TW" w:bidi="zh_TW"/>
+        </w:rPr>
+        <w:t>反映了從以弗所開始、最終到達老底嘉的古代路線</w:t>
+      </w:r>
+      <w:r>
+        <w:rPr>
+          <w:lang w:val="zh_TW" w:bidi="zh_TW"/>
+        </w:rPr>
+        <w:t>。</w:t>
+      </w:r>
+    </w:p>
+    <w:p>
+      <w:pPr/>
+      <w:r>
+        <w:rPr>
+          <w:lang w:val="zh_TW" w:bidi="zh_TW"/>
+        </w:rPr>
+      </w:r>
+      <w:r>
+        <w:rPr>
+          <w:lang w:val="zh_TW" w:bidi="zh_TW"/>
+        </w:rPr>
+        <w:t>每段信息均按照當時的書信格式，由七個部分所組成：</w:t>
+      </w:r>
+    </w:p>
+    <w:p>
+      <w:pPr>
+        <w:pStyle w:val="ListNumber"/>
+        <w:numPr>
+          <w:ilvl w:val="0"/>
+          <w:numId w:val="14"/>
+        </w:numPr>
+        <w:spacing w:line="240" w:lineRule="auto"/>
+        <w:ind w:left="720"/>
+      </w:pPr>
+      <w:r>
+        <w:rPr>
+          <w:lang w:val="zh_TW" w:bidi="zh_TW"/>
+        </w:rPr>
+      </w:r>
+      <w:r>
+        <w:rPr>
+          <w:lang w:val="zh_TW" w:bidi="zh_TW"/>
+        </w:rPr>
+        <w:t>依照常見格式，七封信皆首先提及收信人的身份：「寫信給以弗所教會的使者……」</w:t>
+      </w:r>
+    </w:p>
+    <w:p>
+      <w:pPr>
+        <w:pStyle w:val="ListNumber"/>
+        <w:spacing w:line="240" w:lineRule="auto"/>
+        <w:ind w:left="720"/>
+      </w:pPr>
+      <w:r>
+        <w:rPr>
+          <w:lang w:val="zh_TW" w:bidi="zh_TW"/>
+        </w:rPr>
+      </w:r>
+      <w:r>
+        <w:rPr>
+          <w:lang w:val="zh_TW" w:bidi="zh_TW"/>
+        </w:rPr>
+        <w:t>然後提到</w:t>
+      </w:r>
+      <w:r>
+        <w:rPr>
+          <w:lang w:val="zh_TW" w:bidi="zh_TW"/>
+        </w:rPr>
+        <w:t>發言者</w:t>
+      </w:r>
+      <w:r>
+        <w:rPr>
+          <w:lang w:val="zh_TW" w:bidi="zh_TW"/>
+        </w:rPr>
+        <w:t>。每段信息的介紹，都會重述基督宏大的異象和身份（</w:t>
+      </w:r>
+      <w:hyperlink r:id="rId78">
+        <w:r>
+          <w:rPr>
+            <w:lang w:val="zh_TW" w:bidi="zh_TW"/>
+          </w:rPr>
+          <w:rPr>
+            <w:color w:val="0000EE"/>
+            <w:u w:val="single"/>
+          </w:rPr>
+          <w:t>1:12–20</w:t>
+        </w:r>
+      </w:hyperlink>
+      <w:r>
+        <w:rPr>
+          <w:lang w:val="zh_TW" w:bidi="zh_TW"/>
+        </w:rPr>
+        <w:t>），例如：「</w:t>
+      </w:r>
+      <w:r>
+        <w:rPr>
+          <w:lang w:val="zh_TW" w:bidi="zh_TW"/>
+        </w:rPr>
+        <w:t>那右手拿着七星、在七個金燈臺中間行走的</w:t>
       </w:r>
       <w:r>
         <w:rPr>
@@ -259,16 +3552,877 @@
         </w:rPr>
         <w:t>」（</w:t>
       </w:r>
-      <w:hyperlink r:id="rId13">
-        <w:r>
-          <w:rPr>
-            <w:lang w:val="zh_TW" w:bidi="zh_TW"/>
-          </w:rPr>
-          <w:rPr>
-            <w:color w:val="0000EE"/>
-            <w:u w:val="single"/>
-          </w:rPr>
-          <w:t>可5:9、15</w:t>
+      <w:hyperlink r:id="rId79">
+        <w:r>
+          <w:rPr>
+            <w:lang w:val="zh_TW" w:bidi="zh_TW"/>
+          </w:rPr>
+          <w:rPr>
+            <w:color w:val="0000EE"/>
+            <w:u w:val="single"/>
+          </w:rPr>
+          <w:t>2:1</w:t>
+        </w:r>
+      </w:hyperlink>
+      <w:r>
+        <w:rPr>
+          <w:lang w:val="zh_TW" w:bidi="zh_TW"/>
+        </w:rPr>
+        <w:t>；參見</w:t>
+      </w:r>
+      <w:hyperlink r:id="rId80">
+        <w:r>
+          <w:rPr>
+            <w:lang w:val="zh_TW" w:bidi="zh_TW"/>
+          </w:rPr>
+          <w:rPr>
+            <w:color w:val="0000EE"/>
+            <w:u w:val="single"/>
+          </w:rPr>
+          <w:t>1:13、16</w:t>
+        </w:r>
+      </w:hyperlink>
+      <w:r>
+        <w:rPr>
+          <w:lang w:val="zh_TW" w:bidi="zh_TW"/>
+        </w:rPr>
+        <w:t>）。</w:t>
+      </w:r>
+    </w:p>
+    <w:p>
+      <w:pPr>
+        <w:pStyle w:val="ListNumber"/>
+        <w:spacing w:line="240" w:lineRule="auto"/>
+        <w:ind w:left="720"/>
+      </w:pPr>
+      <w:r>
+        <w:rPr>
+          <w:lang w:val="zh_TW" w:bidi="zh_TW"/>
+        </w:rPr>
+      </w:r>
+      <w:r>
+        <w:rPr>
+          <w:lang w:val="zh_TW" w:bidi="zh_TW"/>
+        </w:rPr>
+        <w:t>接著是發言者的知識</w:t>
+      </w:r>
+      <w:r>
+        <w:rPr>
+          <w:lang w:val="zh_TW" w:bidi="zh_TW"/>
+        </w:rPr>
+        <w:t>。祂深深知道教會的所作所為，以及教會對祂的忠心程度，無論表面情況如何。在給撒狄和老底嘉教會的信息中，評估是完全負面的。基督教會的敵人是欺騙者撒但，牠試圖破壞教會對基督的忠心（</w:t>
+      </w:r>
+      <w:hyperlink r:id="rId81">
+        <w:r>
+          <w:rPr>
+            <w:lang w:val="zh_TW" w:bidi="zh_TW"/>
+          </w:rPr>
+          <w:rPr>
+            <w:color w:val="0000EE"/>
+            <w:u w:val="single"/>
+          </w:rPr>
+          <w:t>2:10、24</w:t>
+        </w:r>
+      </w:hyperlink>
+      <w:r>
+        <w:rPr>
+          <w:lang w:val="zh_TW" w:bidi="zh_TW"/>
+        </w:rPr>
+        <w:t>）。</w:t>
+      </w:r>
+    </w:p>
+    <w:p>
+      <w:pPr>
+        <w:pStyle w:val="ListNumber"/>
+        <w:spacing w:line="240" w:lineRule="auto"/>
+        <w:ind w:left="720"/>
+      </w:pPr>
+      <w:r>
+        <w:rPr>
+          <w:lang w:val="zh_TW" w:bidi="zh_TW"/>
+        </w:rPr>
+      </w:r>
+      <w:r>
+        <w:rPr>
+          <w:lang w:val="zh_TW" w:bidi="zh_TW"/>
+        </w:rPr>
+        <w:t>在評估教會的成就後，</w:t>
+      </w:r>
+      <w:r>
+        <w:rPr>
+          <w:lang w:val="zh_TW" w:bidi="zh_TW"/>
+        </w:rPr>
+        <w:t>發言者</w:t>
+      </w:r>
+      <w:r>
+        <w:rPr>
+          <w:lang w:val="zh_TW" w:bidi="zh_TW"/>
+        </w:rPr>
+        <w:t>會用這樣的話語，宣告對他們狀況的判決，例如「</w:t>
+      </w:r>
+      <w:r>
+        <w:rPr>
+          <w:lang w:val="zh_TW" w:bidi="zh_TW"/>
+        </w:rPr>
+        <w:t>你把起初的愛心離棄了</w:t>
+      </w:r>
+      <w:r>
+        <w:rPr>
+          <w:lang w:val="zh_TW" w:bidi="zh_TW"/>
+        </w:rPr>
+        <w:t>」（</w:t>
+      </w:r>
+      <w:hyperlink r:id="rId82">
+        <w:r>
+          <w:rPr>
+            <w:lang w:val="zh_TW" w:bidi="zh_TW"/>
+          </w:rPr>
+          <w:rPr>
+            <w:color w:val="0000EE"/>
+            <w:u w:val="single"/>
+          </w:rPr>
+          <w:t>2:4</w:t>
+        </w:r>
+      </w:hyperlink>
+      <w:r>
+        <w:rPr>
+          <w:lang w:val="zh_TW" w:bidi="zh_TW"/>
+        </w:rPr>
+        <w:t>）或「</w:t>
+      </w:r>
+      <w:r>
+        <w:rPr>
+          <w:lang w:val="zh_TW" w:bidi="zh_TW"/>
+        </w:rPr>
+        <w:t>其實是死的</w:t>
+      </w:r>
+      <w:r>
+        <w:rPr>
+          <w:lang w:val="zh_TW" w:bidi="zh_TW"/>
+        </w:rPr>
+        <w:t>」（</w:t>
+      </w:r>
+      <w:hyperlink r:id="rId83">
+        <w:r>
+          <w:rPr>
+            <w:lang w:val="zh_TW" w:bidi="zh_TW"/>
+          </w:rPr>
+          <w:rPr>
+            <w:color w:val="0000EE"/>
+            <w:u w:val="single"/>
+          </w:rPr>
+          <w:t>3:1</w:t>
+        </w:r>
+      </w:hyperlink>
+      <w:r>
+        <w:rPr>
+          <w:lang w:val="zh_TW" w:bidi="zh_TW"/>
+        </w:rPr>
+        <w:t>）。其中有兩封信沒有負面的判決（士每拿、非拉鐵非），而有兩封信則沒有讚美的話（撒狄、老底嘉）。在這些信中，所有的不忠都被視為從裡面背叛與基督的關係。</w:t>
+      </w:r>
+    </w:p>
+    <w:p>
+      <w:pPr>
+        <w:pStyle w:val="ListNumber"/>
+        <w:spacing w:line="240" w:lineRule="auto"/>
+        <w:ind w:left="720"/>
+      </w:pPr>
+      <w:r>
+        <w:rPr>
+          <w:lang w:val="zh_TW" w:bidi="zh_TW"/>
+        </w:rPr>
+      </w:r>
+      <w:r>
+        <w:rPr>
+          <w:lang w:val="zh_TW" w:bidi="zh_TW"/>
+        </w:rPr>
+        <w:t>為了糾正或提醒每個教會，耶穌發出了深入的命令。這些命令進一步揭示這些教會自我欺騙的具體情況。</w:t>
+      </w:r>
+    </w:p>
+    <w:p>
+      <w:pPr>
+        <w:pStyle w:val="ListNumber"/>
+        <w:spacing w:line="240" w:lineRule="auto"/>
+        <w:ind w:left="720"/>
+      </w:pPr>
+      <w:r>
+        <w:rPr>
+          <w:lang w:val="zh_TW" w:bidi="zh_TW"/>
+        </w:rPr>
+      </w:r>
+      <w:r>
+        <w:rPr>
+          <w:lang w:val="zh_TW" w:bidi="zh_TW"/>
+        </w:rPr>
+        <w:t>每封信都也有一般的勸告：「聖靈向眾教會所說的話，凡有耳的，就應當聽！」聖靈的話就是基督的話（參見</w:t>
+      </w:r>
+      <w:hyperlink r:id="rId84">
+        <w:r>
+          <w:rPr>
+            <w:lang w:val="zh_TW" w:bidi="zh_TW"/>
+          </w:rPr>
+          <w:rPr>
+            <w:color w:val="0000EE"/>
+            <w:u w:val="single"/>
+          </w:rPr>
+          <w:t>19:10</w:t>
+        </w:r>
+      </w:hyperlink>
+      <w:r>
+        <w:rPr>
+          <w:lang w:val="zh_TW" w:bidi="zh_TW"/>
+        </w:rPr>
+        <w:t>）。</w:t>
+      </w:r>
+    </w:p>
+    <w:p>
+      <w:pPr>
+        <w:pStyle w:val="ListNumber"/>
+        <w:spacing w:line="240" w:lineRule="auto"/>
+        <w:ind w:left="720"/>
+      </w:pPr>
+      <w:r>
+        <w:rPr>
+          <w:lang w:val="zh_TW" w:bidi="zh_TW"/>
+        </w:rPr>
+      </w:r>
+      <w:r>
+        <w:rPr>
+          <w:lang w:val="zh_TW" w:bidi="zh_TW"/>
+        </w:rPr>
+        <w:t>最後，每封信都應許獎賞得勝者。每一個應許都具有末世的意義，並與書卷的最後兩章相關。此外，這些應許呼應</w:t>
+      </w:r>
+      <w:hyperlink r:id="rId85">
+        <w:r>
+          <w:rPr>
+            <w:lang w:val="zh_TW" w:bidi="zh_TW"/>
+          </w:rPr>
+          <w:rPr>
+            <w:color w:val="0000EE"/>
+            <w:u w:val="single"/>
+          </w:rPr>
+          <w:t>創世記二至三章</w:t>
+        </w:r>
+      </w:hyperlink>
+      <w:r>
+        <w:rPr>
+          <w:lang w:val="zh_TW" w:bidi="zh_TW"/>
+        </w:rPr>
+        <w:t>：基督已經完全恢復亞當在伊甸園中所失去的。我們應該將這七個應許理解為不同的面向，結合起來構成對給予信徒的偉大應許：基督在哪裡，「</w:t>
+      </w:r>
+      <w:r>
+        <w:rPr>
+          <w:lang w:val="zh_TW" w:bidi="zh_TW"/>
+        </w:rPr>
+        <w:t>得勝者」也將在那裡</w:t>
+      </w:r>
+      <w:r>
+        <w:rPr>
+          <w:lang w:val="zh_TW" w:bidi="zh_TW"/>
+        </w:rPr>
+        <w:t>。</w:t>
+      </w:r>
+    </w:p>
+    <w:p>
+      <w:pPr>
+        <w:pStyle w:val="Heading3"/>
+      </w:pPr>
+      <w:r>
+        <w:rPr>
+          <w:lang w:val="zh_TW" w:bidi="zh_TW"/>
+        </w:rPr>
+        <w:t>七印（</w:t>
+      </w:r>
+      <w:hyperlink r:id="rId86">
+        <w:r>
+          <w:rPr>
+            <w:lang w:val="zh_TW" w:bidi="zh_TW"/>
+          </w:rPr>
+          <w:rPr>
+            <w:color w:val="0000EE"/>
+            <w:u w:val="single"/>
+          </w:rPr>
+          <w:t>4:1–8:1</w:t>
+        </w:r>
+      </w:hyperlink>
+      <w:r>
+        <w:rPr>
+          <w:lang w:val="zh_TW" w:bidi="zh_TW"/>
+        </w:rPr>
+        <w:t>）</w:t>
+      </w:r>
+    </w:p>
+    <w:p>
+      <w:pPr/>
+      <w:r>
+        <w:rPr>
+          <w:lang w:val="zh_TW" w:bidi="zh_TW"/>
+        </w:rPr>
+      </w:r>
+      <w:r>
+        <w:rPr>
+          <w:lang w:val="zh_TW" w:bidi="zh_TW"/>
+        </w:rPr>
+        <w:t>由於從</w:t>
+      </w:r>
+      <w:r>
+        <w:rPr>
+          <w:lang w:val="zh_TW" w:bidi="zh_TW"/>
+        </w:rPr>
+        <w:t>啟示錄</w:t>
+      </w:r>
+      <w:hyperlink r:id="rId87">
+        <w:r>
+          <w:rPr>
+            <w:lang w:val="zh_TW" w:bidi="zh_TW"/>
+          </w:rPr>
+          <w:rPr>
+            <w:color w:val="0000EE"/>
+            <w:u w:val="single"/>
+          </w:rPr>
+          <w:t>四章1節</w:t>
+        </w:r>
+      </w:hyperlink>
+      <w:r>
+        <w:rPr>
+          <w:lang w:val="zh_TW" w:bidi="zh_TW"/>
+        </w:rPr>
+        <w:t>到結尾，經文都大量使用了異象和象徵</w:t>
+      </w:r>
+      <w:r>
+        <w:rPr>
+          <w:lang w:val="zh_TW" w:bidi="zh_TW"/>
+        </w:rPr>
+        <w:t>，加上這些內容與</w:t>
+      </w:r>
+      <w:hyperlink r:id="rId88">
+        <w:r>
+          <w:rPr>
+            <w:lang w:val="zh_TW" w:bidi="zh_TW"/>
+          </w:rPr>
+          <w:rPr>
+            <w:color w:val="0000EE"/>
+            <w:u w:val="single"/>
+          </w:rPr>
+          <w:t>一至三章</w:t>
+        </w:r>
+      </w:hyperlink>
+      <w:r>
+        <w:rPr>
+          <w:lang w:val="zh_TW" w:bidi="zh_TW"/>
+        </w:rPr>
+        <w:t>有何關聯的問題，無怪乎解經家在處理這些章節時的看法差異很大。</w:t>
+      </w:r>
+    </w:p>
+    <w:p>
+      <w:pPr/>
+      <w:r>
+        <w:rPr>
+          <w:lang w:val="zh_TW" w:bidi="zh_TW"/>
+        </w:rPr>
+      </w:r>
+      <w:r>
+        <w:rPr>
+          <w:lang w:val="zh_TW" w:bidi="zh_TW"/>
+        </w:rPr>
+        <w:t>寶座、書卷與羔羊（</w:t>
+      </w:r>
+      <w:hyperlink r:id="rId89">
+        <w:r>
+          <w:rPr>
+            <w:lang w:val="zh_TW" w:bidi="zh_TW"/>
+          </w:rPr>
+          <w:rPr>
+            <w:color w:val="0000EE"/>
+            <w:u w:val="single"/>
+          </w:rPr>
+          <w:t>4:1–5:14</w:t>
+        </w:r>
+      </w:hyperlink>
+      <w:r>
+        <w:rPr>
+          <w:lang w:val="zh_TW" w:bidi="zh_TW"/>
+        </w:rPr>
+        <w:t>）</w:t>
+      </w:r>
+    </w:p>
+    <w:p>
+      <w:pPr/>
+      <w:r>
+        <w:rPr>
+          <w:lang w:val="zh_TW" w:bidi="zh_TW"/>
+        </w:rPr>
+      </w:r>
+      <w:r>
+        <w:rPr>
+          <w:lang w:val="zh_TW" w:bidi="zh_TW"/>
+        </w:rPr>
+        <w:t>第</w:t>
+      </w:r>
+      <w:hyperlink r:id="rId90">
+        <w:r>
+          <w:rPr>
+            <w:lang w:val="zh_TW" w:bidi="zh_TW"/>
+          </w:rPr>
+          <w:rPr>
+            <w:color w:val="0000EE"/>
+            <w:u w:val="single"/>
+          </w:rPr>
+          <w:t>四至五</w:t>
+        </w:r>
+      </w:hyperlink>
+      <w:r>
+        <w:rPr>
+          <w:lang w:val="zh_TW" w:bidi="zh_TW"/>
+        </w:rPr>
+        <w:t>章</w:t>
+      </w:r>
+      <w:r>
+        <w:rPr>
+          <w:lang w:val="zh_TW" w:bidi="zh_TW"/>
+        </w:rPr>
+        <w:t>形成</w:t>
+      </w:r>
+      <w:r>
+        <w:rPr>
+          <w:lang w:val="zh_TW" w:bidi="zh_TW"/>
+        </w:rPr>
+        <w:t>一個異象，由兩個部份組成：寶座（</w:t>
+      </w:r>
+      <w:hyperlink r:id="rId91">
+        <w:r>
+          <w:rPr>
+            <w:lang w:val="zh_TW" w:bidi="zh_TW"/>
+          </w:rPr>
+          <w:rPr>
+            <w:color w:val="0000EE"/>
+            <w:u w:val="single"/>
+          </w:rPr>
+          <w:t>4</w:t>
+        </w:r>
+      </w:hyperlink>
+      <w:r>
+        <w:rPr>
+          <w:lang w:val="zh_TW" w:bidi="zh_TW"/>
+        </w:rPr>
+        <w:t>章）和羔羊與書卷（</w:t>
+      </w:r>
+      <w:hyperlink r:id="rId92">
+        <w:r>
+          <w:rPr>
+            <w:lang w:val="zh_TW" w:bidi="zh_TW"/>
+          </w:rPr>
+          <w:rPr>
+            <w:color w:val="0000EE"/>
+            <w:u w:val="single"/>
+          </w:rPr>
+          <w:t>5</w:t>
+        </w:r>
+      </w:hyperlink>
+      <w:r>
+        <w:rPr>
+          <w:lang w:val="zh_TW" w:bidi="zh_TW"/>
+        </w:rPr>
+        <w:t>章）。事實上，寶座的異象（</w:t>
+      </w:r>
+      <w:hyperlink r:id="rId90">
+        <w:r>
+          <w:rPr>
+            <w:lang w:val="zh_TW" w:bidi="zh_TW"/>
+          </w:rPr>
+          <w:rPr>
+            <w:color w:val="0000EE"/>
+            <w:u w:val="single"/>
+          </w:rPr>
+          <w:t>4–5</w:t>
+        </w:r>
+      </w:hyperlink>
+      <w:r>
+        <w:rPr>
+          <w:lang w:val="zh_TW" w:bidi="zh_TW"/>
+        </w:rPr>
+        <w:t>章）和七印的開啟（</w:t>
+      </w:r>
+      <w:hyperlink r:id="rId93">
+        <w:r>
+          <w:rPr>
+            <w:lang w:val="zh_TW" w:bidi="zh_TW"/>
+          </w:rPr>
+          <w:rPr>
+            <w:color w:val="0000EE"/>
+            <w:u w:val="single"/>
+          </w:rPr>
+          <w:t>6–8</w:t>
+        </w:r>
+      </w:hyperlink>
+      <w:r>
+        <w:rPr>
+          <w:lang w:val="zh_TW" w:bidi="zh_TW"/>
+        </w:rPr>
+        <w:t>章）形成一個單一且連續的異象，不應分開；實際上，寶座的異象應被視為主導整個七印的異象，這異象</w:t>
+      </w:r>
+      <w:r>
+        <w:rPr>
+          <w:lang w:val="zh_TW" w:bidi="zh_TW"/>
+        </w:rPr>
+        <w:t>甚至主導全書其餘部分</w:t>
+      </w:r>
+      <w:r>
+        <w:rPr>
+          <w:lang w:val="zh_TW" w:bidi="zh_TW"/>
+        </w:rPr>
+        <w:t>（參</w:t>
+      </w:r>
+      <w:hyperlink r:id="rId94">
+        <w:r>
+          <w:rPr>
+            <w:lang w:val="zh_TW" w:bidi="zh_TW"/>
+          </w:rPr>
+          <w:rPr>
+            <w:color w:val="0000EE"/>
+            <w:u w:val="single"/>
+          </w:rPr>
+          <w:t>22:3</w:t>
+        </w:r>
+      </w:hyperlink>
+      <w:r>
+        <w:rPr>
+          <w:lang w:val="zh_TW" w:bidi="zh_TW"/>
+        </w:rPr>
+        <w:t>）。</w:t>
+      </w:r>
+    </w:p>
+    <w:p>
+      <w:pPr/>
+      <w:r>
+        <w:rPr>
+          <w:lang w:val="zh_TW" w:bidi="zh_TW"/>
+        </w:rPr>
+      </w:r>
+      <w:r>
+        <w:rPr>
+          <w:lang w:val="zh_TW" w:bidi="zh_TW"/>
+        </w:rPr>
+        <w:t>約翰看到了一個認識神威嚴和權能的新視角，使他能理解與七印異象相關的地上事件</w:t>
+      </w:r>
+      <w:r>
+        <w:rPr>
+          <w:lang w:val="zh_TW" w:bidi="zh_TW"/>
+        </w:rPr>
+        <w:t>（</w:t>
+      </w:r>
+      <w:hyperlink r:id="rId91">
+        <w:r>
+          <w:rPr>
+            <w:lang w:val="zh_TW" w:bidi="zh_TW"/>
+          </w:rPr>
+          <w:rPr>
+            <w:color w:val="0000EE"/>
+            <w:u w:val="single"/>
+          </w:rPr>
+          <w:t>4:1–11</w:t>
+        </w:r>
+      </w:hyperlink>
+      <w:r>
+        <w:rPr>
+          <w:lang w:val="zh_TW" w:bidi="zh_TW"/>
+        </w:rPr>
+        <w:t>；參</w:t>
+      </w:r>
+      <w:hyperlink r:id="rId95">
+        <w:r>
+          <w:rPr>
+            <w:lang w:val="zh_TW" w:bidi="zh_TW"/>
+          </w:rPr>
+          <w:rPr>
+            <w:color w:val="0000EE"/>
+            <w:u w:val="single"/>
+          </w:rPr>
+          <w:t>王上22:19</w:t>
+        </w:r>
+      </w:hyperlink>
+      <w:r>
+        <w:rPr>
+          <w:lang w:val="zh_TW" w:bidi="zh_TW"/>
+        </w:rPr>
+        <w:t>）。</w:t>
+      </w:r>
+      <w:r>
+        <w:rPr>
+          <w:lang w:val="zh_TW" w:bidi="zh_TW"/>
+        </w:rPr>
+        <w:t>這是啟示錄中第一次引入天地頻繁交替，這種交替在書卷的其餘部分中常見。地上發生的事件，在天上都有其對應和不可分割的屬靈意義。</w:t>
+      </w:r>
+    </w:p>
+    <w:p>
+      <w:pPr/>
+      <w:r>
+        <w:rPr>
+          <w:lang w:val="zh_TW" w:bidi="zh_TW"/>
+        </w:rPr>
+      </w:r>
+      <w:r>
+        <w:rPr>
+          <w:lang w:val="zh_TW" w:bidi="zh_TW"/>
+        </w:rPr>
+        <w:t>第</w:t>
+      </w:r>
+      <w:hyperlink r:id="rId92">
+        <w:r>
+          <w:rPr>
+            <w:lang w:val="zh_TW" w:bidi="zh_TW"/>
+          </w:rPr>
+          <w:rPr>
+            <w:color w:val="0000EE"/>
+            <w:u w:val="single"/>
+          </w:rPr>
+          <w:t>五</w:t>
+        </w:r>
+      </w:hyperlink>
+      <w:r>
+        <w:rPr>
+          <w:lang w:val="zh_TW" w:bidi="zh_TW"/>
+        </w:rPr>
+        <w:t>章是從第</w:t>
+      </w:r>
+      <w:hyperlink r:id="rId91">
+        <w:r>
+          <w:rPr>
+            <w:lang w:val="zh_TW" w:bidi="zh_TW"/>
+          </w:rPr>
+          <w:rPr>
+            <w:color w:val="0000EE"/>
+            <w:u w:val="single"/>
+          </w:rPr>
+          <w:t>四</w:t>
+        </w:r>
+      </w:hyperlink>
+      <w:r>
+        <w:rPr>
+          <w:lang w:val="zh_TW" w:bidi="zh_TW"/>
+        </w:rPr>
+        <w:t>章開始</w:t>
+      </w:r>
+      <w:r>
+        <w:rPr>
+          <w:lang w:val="zh_TW" w:bidi="zh_TW"/>
+        </w:rPr>
+        <w:t>並延續到七印開啟的異象的一部分</w:t>
+      </w:r>
+      <w:r>
+        <w:rPr>
+          <w:lang w:val="zh_TW" w:bidi="zh_TW"/>
+        </w:rPr>
+        <w:t>（</w:t>
+      </w:r>
+      <w:hyperlink r:id="rId96">
+        <w:r>
+          <w:rPr>
+            <w:lang w:val="zh_TW" w:bidi="zh_TW"/>
+          </w:rPr>
+          <w:rPr>
+            <w:color w:val="0000EE"/>
+            <w:u w:val="single"/>
+          </w:rPr>
+          <w:t>啟6:1–8:1</w:t>
+        </w:r>
+      </w:hyperlink>
+      <w:r>
+        <w:rPr>
+          <w:lang w:val="zh_TW" w:bidi="zh_TW"/>
+        </w:rPr>
+        <w:t>；參第</w:t>
+      </w:r>
+      <w:hyperlink r:id="rId91">
+        <w:r>
+          <w:rPr>
+            <w:lang w:val="zh_TW" w:bidi="zh_TW"/>
+          </w:rPr>
+          <w:rPr>
+            <w:color w:val="0000EE"/>
+            <w:u w:val="single"/>
+          </w:rPr>
+          <w:t>4</w:t>
+        </w:r>
+      </w:hyperlink>
+      <w:r>
+        <w:rPr>
+          <w:lang w:val="zh_TW" w:bidi="zh_TW"/>
+        </w:rPr>
+        <w:t>章的介紹）。</w:t>
+      </w:r>
+      <w:r>
+        <w:rPr>
+          <w:lang w:val="zh_TW" w:bidi="zh_TW"/>
+        </w:rPr>
+        <w:t>整個場景的焦點集中在被殺羔羊從坐在寶座上的那位手中接過書卷。最終強調的是，羔羊因祂的犧牲而配得敬拜。</w:t>
+      </w:r>
+    </w:p>
+    <w:p>
+      <w:pPr/>
+      <w:r>
+        <w:rPr>
+          <w:lang w:val="zh_TW" w:bidi="zh_TW"/>
+        </w:rPr>
+      </w:r>
+      <w:r>
+        <w:rPr>
+          <w:lang w:val="zh_TW" w:bidi="zh_TW"/>
+        </w:rPr>
+        <w:t>揭開前六印（</w:t>
+      </w:r>
+      <w:hyperlink r:id="rId97">
+        <w:r>
+          <w:rPr>
+            <w:lang w:val="zh_TW" w:bidi="zh_TW"/>
+          </w:rPr>
+          <w:rPr>
+            <w:color w:val="0000EE"/>
+            <w:u w:val="single"/>
+          </w:rPr>
+          <w:t>6:1–17</w:t>
+        </w:r>
+      </w:hyperlink>
+      <w:r>
+        <w:rPr>
+          <w:lang w:val="zh_TW" w:bidi="zh_TW"/>
+        </w:rPr>
+        <w:t>）</w:t>
+      </w:r>
+    </w:p>
+    <w:p>
+      <w:pPr/>
+      <w:r>
+        <w:rPr>
+          <w:lang w:val="zh_TW" w:bidi="zh_TW"/>
+        </w:rPr>
+      </w:r>
+      <w:r>
+        <w:rPr>
+          <w:lang w:val="zh_TW" w:bidi="zh_TW"/>
+        </w:rPr>
+        <w:t>揭開</w:t>
+      </w:r>
+      <w:r>
+        <w:rPr>
+          <w:lang w:val="zh_TW" w:bidi="zh_TW"/>
+        </w:rPr>
+        <w:t>七印的異象</w:t>
+      </w:r>
+      <w:r>
+        <w:rPr>
+          <w:lang w:val="zh_TW" w:bidi="zh_TW"/>
+        </w:rPr>
+        <w:t>延續自第</w:t>
+      </w:r>
+      <w:hyperlink r:id="rId91">
+        <w:r>
+          <w:rPr>
+            <w:lang w:val="zh_TW" w:bidi="zh_TW"/>
+          </w:rPr>
+          <w:rPr>
+            <w:color w:val="0000EE"/>
+            <w:u w:val="single"/>
+          </w:rPr>
+          <w:t>四</w:t>
+        </w:r>
+      </w:hyperlink>
+      <w:r>
+        <w:rPr>
+          <w:lang w:val="zh_TW" w:bidi="zh_TW"/>
+        </w:rPr>
+        <w:t>章</w:t>
+      </w:r>
+      <w:r>
+        <w:rPr>
+          <w:lang w:val="zh_TW" w:bidi="zh_TW"/>
+        </w:rPr>
+        <w:t>和</w:t>
+      </w:r>
+      <w:r>
+        <w:rPr>
+          <w:lang w:val="zh_TW" w:bidi="zh_TW"/>
+        </w:rPr>
+        <w:t>第</w:t>
+      </w:r>
+      <w:hyperlink r:id="rId92">
+        <w:r>
+          <w:rPr>
+            <w:lang w:val="zh_TW" w:bidi="zh_TW"/>
+          </w:rPr>
+          <w:rPr>
+            <w:color w:val="0000EE"/>
+            <w:u w:val="single"/>
+          </w:rPr>
+          <w:t>五</w:t>
+        </w:r>
+      </w:hyperlink>
+      <w:r>
+        <w:rPr>
+          <w:lang w:val="zh_TW" w:bidi="zh_TW"/>
+        </w:rPr>
+        <w:t>章。現在場景轉移到地上的事件。卷軸本身涉及啟示錄</w:t>
+      </w:r>
+      <w:r>
+        <w:rPr>
+          <w:lang w:val="zh_TW" w:bidi="zh_TW"/>
+        </w:rPr>
+        <w:t>的其餘部分，並涉及萬事終結的奧秘，即歷史的終局，無論是對得勝者還是對獸的敬拜者</w:t>
+      </w:r>
+      <w:r>
+        <w:rPr>
+          <w:lang w:val="zh_TW" w:bidi="zh_TW"/>
+        </w:rPr>
+        <w:t>。</w:t>
+      </w:r>
+      <w:r>
+        <w:rPr>
+          <w:lang w:val="zh_TW" w:bidi="zh_TW"/>
+        </w:rPr>
+        <w:t>作者認為這些印可能代表最終終結前的預備事件</w:t>
+      </w:r>
+      <w:r>
+        <w:rPr>
+          <w:lang w:val="zh_TW" w:bidi="zh_TW"/>
+        </w:rPr>
+        <w:t>。</w:t>
+      </w:r>
+      <w:r>
+        <w:rPr>
+          <w:lang w:val="zh_TW" w:bidi="zh_TW"/>
+        </w:rPr>
+        <w:t>然而，這些事件是在終結前立即發生，還是代表了終結前普遍存在的狀況，這是一個更難回答的問題</w:t>
+      </w:r>
+      <w:r>
+        <w:rPr>
+          <w:lang w:val="zh_TW" w:bidi="zh_TW"/>
+        </w:rPr>
+        <w:t>。</w:t>
+      </w:r>
+    </w:p>
+    <w:p>
+      <w:pPr/>
+      <w:r>
+        <w:rPr>
+          <w:lang w:val="zh_TW" w:bidi="zh_TW"/>
+        </w:rPr>
+      </w:r>
+      <w:r>
+        <w:rPr>
+          <w:lang w:val="zh_TW" w:bidi="zh_TW"/>
+        </w:rPr>
+        <w:t>這些印與耶穌在橄欖山講論中所提到的末世徵兆，有著密切的關係（</w:t>
+      </w:r>
+      <w:hyperlink r:id="rId98">
+        <w:r>
+          <w:rPr>
+            <w:lang w:val="zh_TW" w:bidi="zh_TW"/>
+          </w:rPr>
+          <w:rPr>
+            <w:color w:val="0000EE"/>
+            <w:u w:val="single"/>
+          </w:rPr>
+          <w:t>太24:1–35</w:t>
         </w:r>
       </w:hyperlink>
       <w:r>
@@ -277,34 +4431,16 @@
         </w:rPr>
         <w:t>；</w:t>
       </w:r>
-      <w:hyperlink r:id="rId14">
-        <w:r>
-          <w:rPr>
-            <w:lang w:val="zh_TW" w:bidi="zh_TW"/>
-          </w:rPr>
-          <w:rPr>
-            <w:color w:val="0000EE"/>
-            <w:u w:val="single"/>
-          </w:rPr>
-          <w:t>路8:30</w:t>
-        </w:r>
-      </w:hyperlink>
-      <w:r>
-        <w:rPr>
-          <w:lang w:val="zh_TW" w:bidi="zh_TW"/>
-        </w:rPr>
-        <w:t>；參：</w:t>
-      </w:r>
-      <w:hyperlink r:id="rId15">
-        <w:r>
-          <w:rPr>
-            <w:lang w:val="zh_TW" w:bidi="zh_TW"/>
-          </w:rPr>
-          <w:rPr>
-            <w:color w:val="0000EE"/>
-            <w:u w:val="single"/>
-          </w:rPr>
-          <w:t>太12:45</w:t>
+      <w:hyperlink r:id="rId50">
+        <w:r>
+          <w:rPr>
+            <w:lang w:val="zh_TW" w:bidi="zh_TW"/>
+          </w:rPr>
+          <w:rPr>
+            <w:color w:val="0000EE"/>
+            <w:u w:val="single"/>
+          </w:rPr>
+          <w:t>可13:1–37</w:t>
         </w:r>
       </w:hyperlink>
       <w:r>
@@ -313,23 +4449,83 @@
         </w:rPr>
         <w:t>；</w:t>
       </w:r>
-      <w:hyperlink r:id="rId16">
-        <w:r>
-          <w:rPr>
-            <w:lang w:val="zh_TW" w:bidi="zh_TW"/>
-          </w:rPr>
-          <w:rPr>
-            <w:color w:val="0000EE"/>
-            <w:u w:val="single"/>
-          </w:rPr>
-          <w:t>路8:2</w:t>
-        </w:r>
-      </w:hyperlink>
-      <w:r>
-        <w:rPr>
-          <w:lang w:val="zh_TW" w:bidi="zh_TW"/>
-        </w:rPr>
-        <w:t>，這些經文提到多個鬼附在一個人身上）。</w:t>
+      <w:hyperlink r:id="rId99">
+        <w:r>
+          <w:rPr>
+            <w:lang w:val="zh_TW" w:bidi="zh_TW"/>
+          </w:rPr>
+          <w:rPr>
+            <w:color w:val="0000EE"/>
+            <w:u w:val="single"/>
+          </w:rPr>
+          <w:t>路21:5–33</w:t>
+        </w:r>
+      </w:hyperlink>
+      <w:r>
+        <w:rPr>
+          <w:lang w:val="zh_TW" w:bidi="zh_TW"/>
+        </w:rPr>
+        <w:t>）。橄欖山講論與啟示錄主要部份，有著相當明顯的相似之處，使人無法忽視。因此，這些印對應於橄欖山講論中的「大災難的開頭」。</w:t>
+      </w:r>
+      <w:r>
+        <w:rPr>
+          <w:lang w:val="zh_TW" w:bidi="zh_TW"/>
+        </w:rPr>
+        <w:t>這些事件與</w:t>
+      </w:r>
+      <w:r>
+        <w:rPr>
+          <w:lang w:val="zh_TW" w:bidi="zh_TW"/>
+        </w:rPr>
+        <w:t>號（</w:t>
+      </w:r>
+      <w:hyperlink r:id="rId100">
+        <w:r>
+          <w:rPr>
+            <w:lang w:val="zh_TW" w:bidi="zh_TW"/>
+          </w:rPr>
+          <w:rPr>
+            <w:color w:val="0000EE"/>
+            <w:u w:val="single"/>
+          </w:rPr>
+          <w:t>啟8:2–11:19</w:t>
+        </w:r>
+      </w:hyperlink>
+      <w:r>
+        <w:rPr>
+          <w:lang w:val="zh_TW" w:bidi="zh_TW"/>
+        </w:rPr>
+        <w:t>）和碗（</w:t>
+      </w:r>
+      <w:hyperlink r:id="rId101">
+        <w:r>
+          <w:rPr>
+            <w:lang w:val="zh_TW" w:bidi="zh_TW"/>
+          </w:rPr>
+          <w:rPr>
+            <w:color w:val="0000EE"/>
+            <w:u w:val="single"/>
+          </w:rPr>
+          <w:t>15:1–16:21</w:t>
+        </w:r>
+      </w:hyperlink>
+      <w:r>
+        <w:rPr>
+          <w:lang w:val="zh_TW" w:bidi="zh_TW"/>
+        </w:rPr>
+        <w:t>）</w:t>
+      </w:r>
+      <w:r>
+        <w:rPr>
+          <w:lang w:val="zh_TW" w:bidi="zh_TW"/>
+        </w:rPr>
+        <w:t>下的審判相似</w:t>
+      </w:r>
+      <w:r>
+        <w:rPr>
+          <w:lang w:val="zh_TW" w:bidi="zh_TW"/>
+        </w:rPr>
+        <w:t>，但不應與那些後期且嚴重的審判混淆。</w:t>
       </w:r>
     </w:p>
     <w:p>
@@ -343,37 +4539,25 @@
         <w:rPr>
           <w:lang w:val="zh_TW" w:bidi="zh_TW"/>
         </w:rPr>
-        <w:t>這個詞的另一個用法是在</w:t>
-      </w:r>
-      <w:hyperlink r:id="rId17">
-        <w:r>
-          <w:rPr>
-            <w:lang w:val="zh_TW" w:bidi="zh_TW"/>
-          </w:rPr>
-          <w:rPr>
-            <w:color w:val="0000EE"/>
-            <w:u w:val="single"/>
-          </w:rPr>
-          <w:t>馬太福音二十六章53節</w:t>
-        </w:r>
-      </w:hyperlink>
-      <w:r>
-        <w:rPr>
-          <w:lang w:val="zh_TW" w:bidi="zh_TW"/>
-        </w:rPr>
-        <w:t>，當時耶穌被捕，他的一個同伴拔出劍來保護祂。耶穌禁止他，說：「</w:t>
-      </w:r>
-      <w:r>
-        <w:rPr>
-          <w:lang w:val="zh_TW" w:bidi="zh_TW"/>
-        </w:rPr>
-        <w:t>你想，我不能求我父現在為我差遣十二營多天使來嗎？</w:t>
-      </w:r>
-      <w:r>
-        <w:rPr>
-          <w:lang w:val="zh_TW" w:bidi="zh_TW"/>
-        </w:rPr>
-        <w:t>」。因此，他提到了可以召喚來幫助他的天使數量是多龐大。</w:t>
+        <w:t>第一插曲：十四萬四千名以色列人和穿白衣的群眾（</w:t>
+      </w:r>
+      <w:hyperlink r:id="rId102">
+        <w:r>
+          <w:rPr>
+            <w:lang w:val="zh_TW" w:bidi="zh_TW"/>
+          </w:rPr>
+          <w:rPr>
+            <w:color w:val="0000EE"/>
+            <w:u w:val="single"/>
+          </w:rPr>
+          <w:t>7:1–17</w:t>
+        </w:r>
+      </w:hyperlink>
+      <w:r>
+        <w:rPr>
+          <w:lang w:val="zh_TW" w:bidi="zh_TW"/>
+        </w:rPr>
+        <w:t>）</w:t>
       </w:r>
     </w:p>
     <w:p>
@@ -387,36 +4571,234 @@
         <w:rPr>
           <w:lang w:val="zh_TW" w:bidi="zh_TW"/>
         </w:rPr>
-        <w:t>「群」這個詞在新約中從未以其軍事意義出現，而是指反對人類屬靈的邪惡勢力（參：</w:t>
-      </w:r>
-      <w:hyperlink r:id="rId18">
-        <w:r>
-          <w:rPr>
-            <w:lang w:val="zh_TW" w:bidi="zh_TW"/>
-          </w:rPr>
-          <w:rPr>
-            <w:color w:val="0000EE"/>
-            <w:u w:val="single"/>
-          </w:rPr>
-          <w:t>弗 6:12</w:t>
-        </w:r>
-      </w:hyperlink>
-      <w:r>
-        <w:rPr>
-          <w:lang w:val="zh_TW" w:bidi="zh_TW"/>
-        </w:rPr>
-        <w:t>）或可以召喚來幫助他們屬靈的力量（參：</w:t>
-      </w:r>
-      <w:hyperlink r:id="rId19">
-        <w:r>
-          <w:rPr>
-            <w:lang w:val="zh_TW" w:bidi="zh_TW"/>
-          </w:rPr>
-          <w:rPr>
-            <w:color w:val="0000EE"/>
-            <w:u w:val="single"/>
-          </w:rPr>
-          <w:t>來1:14</w:t>
+        <w:t>從</w:t>
+      </w:r>
+      <w:r>
+        <w:rPr>
+          <w:lang w:val="zh_TW" w:bidi="zh_TW"/>
+        </w:rPr>
+        <w:t>第六印的主題語境漸漸改變，以及第七印延遲到</w:t>
+      </w:r>
+      <w:hyperlink r:id="rId103">
+        <w:r>
+          <w:rPr>
+            <w:lang w:val="zh_TW" w:bidi="zh_TW"/>
+          </w:rPr>
+          <w:rPr>
+            <w:color w:val="0000EE"/>
+            <w:u w:val="single"/>
+          </w:rPr>
+          <w:t>八章1節</w:t>
+        </w:r>
+      </w:hyperlink>
+      <w:r>
+        <w:rPr>
+          <w:lang w:val="zh_TW" w:bidi="zh_TW"/>
+        </w:rPr>
+        <w:t>才</w:t>
+      </w:r>
+      <w:r>
+        <w:rPr>
+          <w:lang w:val="zh_TW" w:bidi="zh_TW"/>
+        </w:rPr>
+        <w:t>揭開</w:t>
+      </w:r>
+      <w:r>
+        <w:rPr>
+          <w:lang w:val="zh_TW" w:bidi="zh_TW"/>
+        </w:rPr>
+        <w:t>，這表明了第</w:t>
+      </w:r>
+      <w:hyperlink r:id="rId102">
+        <w:r>
+          <w:rPr>
+            <w:lang w:val="zh_TW" w:bidi="zh_TW"/>
+          </w:rPr>
+          <w:rPr>
+            <w:color w:val="0000EE"/>
+            <w:u w:val="single"/>
+          </w:rPr>
+          <w:t>七</w:t>
+        </w:r>
+      </w:hyperlink>
+      <w:r>
+        <w:rPr>
+          <w:lang w:val="zh_TW" w:bidi="zh_TW"/>
+        </w:rPr>
+        <w:t>章是一個真正的插曲。約翰首先看到天使將在地上開始毀滅，但他們被限制住，直到來自以色列各個支派，十四萬四千名神的僕人被印上印記（</w:t>
+      </w:r>
+      <w:hyperlink r:id="rId104">
+        <w:r>
+          <w:rPr>
+            <w:lang w:val="zh_TW" w:bidi="zh_TW"/>
+          </w:rPr>
+          <w:rPr>
+            <w:color w:val="0000EE"/>
+            <w:u w:val="single"/>
+          </w:rPr>
+          <w:t>1–8</w:t>
+        </w:r>
+      </w:hyperlink>
+      <w:r>
+        <w:rPr>
+          <w:lang w:val="zh_TW" w:bidi="zh_TW"/>
+        </w:rPr>
+        <w:t>節）。然後他看到無數穿著白衣的人站在神的寶座前；這些人</w:t>
+      </w:r>
+      <w:r>
+        <w:rPr>
+          <w:lang w:val="zh_TW" w:bidi="zh_TW"/>
+        </w:rPr>
+        <w:t>被認定</w:t>
+      </w:r>
+      <w:r>
+        <w:rPr>
+          <w:lang w:val="zh_TW" w:bidi="zh_TW"/>
+        </w:rPr>
+        <w:t>是從大災難中出來的（</w:t>
+      </w:r>
+      <w:hyperlink r:id="rId105">
+        <w:r>
+          <w:rPr>
+            <w:lang w:val="zh_TW" w:bidi="zh_TW"/>
+          </w:rPr>
+          <w:rPr>
+            <w:color w:val="0000EE"/>
+            <w:u w:val="single"/>
+          </w:rPr>
+          <w:t>9–17</w:t>
+        </w:r>
+      </w:hyperlink>
+      <w:r>
+        <w:rPr>
+          <w:lang w:val="zh_TW" w:bidi="zh_TW"/>
+        </w:rPr>
+        <w:t>節）。</w:t>
+      </w:r>
+    </w:p>
+    <w:p>
+      <w:pPr/>
+      <w:r>
+        <w:rPr>
+          <w:lang w:val="zh_TW" w:bidi="zh_TW"/>
+        </w:rPr>
+      </w:r>
+      <w:r>
+        <w:rPr>
+          <w:lang w:val="zh_TW" w:bidi="zh_TW"/>
+        </w:rPr>
+        <w:t>一些學者將這兩個群體分為猶太人和外邦人，</w:t>
+      </w:r>
+      <w:r>
+        <w:rPr>
+          <w:lang w:val="zh_TW" w:bidi="zh_TW"/>
+        </w:rPr>
+        <w:t>而另一些人則認為這兩群</w:t>
+      </w:r>
+      <w:r>
+        <w:rPr>
+          <w:lang w:val="zh_TW" w:bidi="zh_TW"/>
+        </w:rPr>
+        <w:t>體</w:t>
+      </w:r>
+      <w:r>
+        <w:rPr>
+          <w:lang w:val="zh_TW" w:bidi="zh_TW"/>
+        </w:rPr>
+        <w:t>是從不同角度看到的同一群</w:t>
+      </w:r>
+      <w:r>
+        <w:rPr>
+          <w:lang w:val="zh_TW" w:bidi="zh_TW"/>
+        </w:rPr>
+        <w:t>體。</w:t>
+      </w:r>
+    </w:p>
+    <w:p>
+      <w:pPr/>
+      <w:r>
+        <w:rPr>
+          <w:lang w:val="zh_TW" w:bidi="zh_TW"/>
+        </w:rPr>
+      </w:r>
+      <w:r>
+        <w:rPr>
+          <w:lang w:val="zh_TW" w:bidi="zh_TW"/>
+        </w:rPr>
+        <w:t>揭開第七印（</w:t>
+      </w:r>
+      <w:hyperlink r:id="rId103">
+        <w:r>
+          <w:rPr>
+            <w:lang w:val="zh_TW" w:bidi="zh_TW"/>
+          </w:rPr>
+          <w:rPr>
+            <w:color w:val="0000EE"/>
+            <w:u w:val="single"/>
+          </w:rPr>
+          <w:t>8:1</w:t>
+        </w:r>
+      </w:hyperlink>
+      <w:r>
+        <w:rPr>
+          <w:lang w:val="zh_TW" w:bidi="zh_TW"/>
+        </w:rPr>
+        <w:t>）</w:t>
+      </w:r>
+    </w:p>
+    <w:p>
+      <w:pPr/>
+      <w:r>
+        <w:rPr>
+          <w:lang w:val="zh_TW" w:bidi="zh_TW"/>
+        </w:rPr>
+      </w:r>
+      <w:r>
+        <w:rPr>
+          <w:lang w:val="zh_TW" w:bidi="zh_TW"/>
+        </w:rPr>
+        <w:t>在插曲（第</w:t>
+      </w:r>
+      <w:hyperlink r:id="rId102">
+        <w:r>
+          <w:rPr>
+            <w:lang w:val="zh_TW" w:bidi="zh_TW"/>
+          </w:rPr>
+          <w:rPr>
+            <w:color w:val="0000EE"/>
+            <w:u w:val="single"/>
+          </w:rPr>
+          <w:t>7</w:t>
+        </w:r>
+      </w:hyperlink>
+      <w:r>
+        <w:rPr>
+          <w:lang w:val="zh_TW" w:bidi="zh_TW"/>
+        </w:rPr>
+        <w:t>章）之後，最後的印被揭開，天上沉默半小時，</w:t>
+      </w:r>
+      <w:r>
+        <w:rPr>
+          <w:lang w:val="zh_TW" w:bidi="zh_TW"/>
+        </w:rPr>
+        <w:t>為地上的審判作準備，或是為了聆聽地上殉道者的呼求</w:t>
+      </w:r>
+      <w:r>
+        <w:rPr>
+          <w:lang w:val="zh_TW" w:bidi="zh_TW"/>
+        </w:rPr>
+        <w:t xml:space="preserve">（參 </w:t>
+      </w:r>
+      <w:hyperlink r:id="rId106">
+        <w:r>
+          <w:rPr>
+            <w:lang w:val="zh_TW" w:bidi="zh_TW"/>
+          </w:rPr>
+          <w:rPr>
+            <w:color w:val="0000EE"/>
+            <w:u w:val="single"/>
+          </w:rPr>
+          <w:t>6:10</w:t>
         </w:r>
       </w:hyperlink>
       <w:r>
@@ -427,6 +4809,35 @@
       </w:r>
     </w:p>
     <w:p>
+      <w:pPr>
+        <w:pStyle w:val="Heading4"/>
+      </w:pPr>
+      <w:r>
+        <w:rPr>
+          <w:lang w:val="zh_TW" w:bidi="zh_TW"/>
+        </w:rPr>
+        <w:t>前六個號（</w:t>
+      </w:r>
+      <w:hyperlink r:id="rId107">
+        <w:r>
+          <w:rPr>
+            <w:lang w:val="zh_TW" w:bidi="zh_TW"/>
+          </w:rPr>
+          <w:rPr>
+            <w:color w:val="0000EE"/>
+            <w:u w:val="single"/>
+          </w:rPr>
+          <w:t>8:2–11:14</w:t>
+        </w:r>
+      </w:hyperlink>
+      <w:r>
+        <w:rPr>
+          <w:lang w:val="zh_TW" w:bidi="zh_TW"/>
+        </w:rPr>
+        <w:t>）</w:t>
+      </w:r>
+    </w:p>
+    <w:p>
       <w:pPr/>
       <w:r>
         <w:rPr>
@@ -435,6 +4846,3594 @@
       </w:r>
       <w:r>
         <w:rPr>
+          <w:lang w:val="zh_TW" w:bidi="zh_TW"/>
+        </w:rPr>
+        <w:t>在天上的預備場景之後</w:t>
+      </w:r>
+      <w:r>
+        <w:rPr>
+          <w:lang w:val="zh_TW" w:bidi="zh_TW"/>
+        </w:rPr>
+        <w:t>（</w:t>
+      </w:r>
+      <w:hyperlink r:id="rId108">
+        <w:r>
+          <w:rPr>
+            <w:lang w:val="zh_TW" w:bidi="zh_TW"/>
+          </w:rPr>
+          <w:rPr>
+            <w:color w:val="0000EE"/>
+            <w:u w:val="single"/>
+          </w:rPr>
+          <w:t>8:2–5</w:t>
+        </w:r>
+      </w:hyperlink>
+      <w:r>
+        <w:rPr>
+          <w:lang w:val="zh_TW" w:bidi="zh_TW"/>
+        </w:rPr>
+        <w:t>），六個號依次吹響（</w:t>
+      </w:r>
+      <w:hyperlink r:id="rId109">
+        <w:r>
+          <w:rPr>
+            <w:lang w:val="zh_TW" w:bidi="zh_TW"/>
+          </w:rPr>
+          <w:rPr>
+            <w:color w:val="0000EE"/>
+            <w:u w:val="single"/>
+          </w:rPr>
+          <w:t>8:6–9:19</w:t>
+        </w:r>
+      </w:hyperlink>
+      <w:r>
+        <w:rPr>
+          <w:lang w:val="zh_TW" w:bidi="zh_TW"/>
+        </w:rPr>
+        <w:t>），</w:t>
+      </w:r>
+      <w:r>
+        <w:rPr>
+          <w:lang w:val="zh_TW" w:bidi="zh_TW"/>
+        </w:rPr>
+        <w:t>隨後又是一次插曲</w:t>
+      </w:r>
+      <w:r>
+        <w:rPr>
+          <w:lang w:val="zh_TW" w:bidi="zh_TW"/>
+        </w:rPr>
+        <w:t>（</w:t>
+      </w:r>
+      <w:hyperlink r:id="rId110">
+        <w:r>
+          <w:rPr>
+            <w:lang w:val="zh_TW" w:bidi="zh_TW"/>
+          </w:rPr>
+          <w:rPr>
+            <w:color w:val="0000EE"/>
+            <w:u w:val="single"/>
+          </w:rPr>
+          <w:t>10:1–11:14</w:t>
+        </w:r>
+      </w:hyperlink>
+      <w:r>
+        <w:rPr>
+          <w:lang w:val="zh_TW" w:bidi="zh_TW"/>
+        </w:rPr>
+        <w:t>）。</w:t>
+      </w:r>
+    </w:p>
+    <w:p>
+      <w:pPr/>
+      <w:r>
+        <w:rPr>
+          <w:lang w:val="zh_TW" w:bidi="zh_TW"/>
+        </w:rPr>
+      </w:r>
+      <w:r>
+        <w:rPr>
+          <w:lang w:val="zh_TW" w:bidi="zh_TW"/>
+        </w:rPr>
+        <w:t>前六個號（</w:t>
+      </w:r>
+      <w:hyperlink r:id="rId111">
+        <w:r>
+          <w:rPr>
+            <w:lang w:val="zh_TW" w:bidi="zh_TW"/>
+          </w:rPr>
+          <w:rPr>
+            <w:color w:val="0000EE"/>
+            <w:u w:val="single"/>
+          </w:rPr>
+          <w:t>8:6–9:21</w:t>
+        </w:r>
+      </w:hyperlink>
+      <w:r>
+        <w:rPr>
+          <w:lang w:val="zh_TW" w:bidi="zh_TW"/>
+        </w:rPr>
+        <w:t>）</w:t>
+      </w:r>
+    </w:p>
+    <w:p>
+      <w:pPr/>
+      <w:r>
+        <w:rPr>
+          <w:lang w:val="zh_TW" w:bidi="zh_TW"/>
+        </w:rPr>
+      </w:r>
+      <w:r>
+        <w:rPr>
+          <w:lang w:val="zh_TW" w:bidi="zh_TW"/>
+        </w:rPr>
+        <w:t>儘管學者意見不同，但我們最好將前五個印視為在號和碗</w:t>
+      </w:r>
+      <w:r>
+        <w:rPr>
+          <w:lang w:val="zh_TW" w:bidi="zh_TW"/>
+        </w:rPr>
+        <w:t>審判之前的事件</w:t>
+      </w:r>
+      <w:r>
+        <w:rPr>
+          <w:lang w:val="zh_TW" w:bidi="zh_TW"/>
+        </w:rPr>
+        <w:t>。然而，第六印進入了神憤怒傾倒的時期，這在號和碗的審判中施行（</w:t>
+      </w:r>
+      <w:hyperlink r:id="rId112">
+        <w:r>
+          <w:rPr>
+            <w:lang w:val="zh_TW" w:bidi="zh_TW"/>
+          </w:rPr>
+          <w:rPr>
+            <w:color w:val="0000EE"/>
+            <w:u w:val="single"/>
+          </w:rPr>
+          <w:t>6:12–17</w:t>
+        </w:r>
+      </w:hyperlink>
+      <w:r>
+        <w:rPr>
+          <w:lang w:val="zh_TW" w:bidi="zh_TW"/>
+        </w:rPr>
+        <w:t>）。因此，號的審判發生在第七印期間，而碗的審判（</w:t>
+      </w:r>
+      <w:hyperlink r:id="rId113">
+        <w:r>
+          <w:rPr>
+            <w:lang w:val="zh_TW" w:bidi="zh_TW"/>
+          </w:rPr>
+          <w:rPr>
+            <w:color w:val="0000EE"/>
+            <w:u w:val="single"/>
+          </w:rPr>
+          <w:t>16:1–21</w:t>
+        </w:r>
+      </w:hyperlink>
+      <w:r>
+        <w:rPr>
+          <w:lang w:val="zh_TW" w:bidi="zh_TW"/>
+        </w:rPr>
+        <w:t>）則在第七號響起時進行。因此，印、號和碗之間有一些重疊，</w:t>
+      </w:r>
+      <w:r>
+        <w:rPr>
+          <w:lang w:val="zh_TW" w:bidi="zh_TW"/>
+        </w:rPr>
+        <w:t>但也有順序和進展</w:t>
+      </w:r>
+      <w:r>
+        <w:rPr>
+          <w:lang w:val="zh_TW" w:bidi="zh_TW"/>
+        </w:rPr>
+        <w:t>。</w:t>
+      </w:r>
+    </w:p>
+    <w:p>
+      <w:pPr/>
+      <w:r>
+        <w:rPr>
+          <w:lang w:val="zh_TW" w:bidi="zh_TW"/>
+        </w:rPr>
+      </w:r>
+      <w:r>
+        <w:rPr>
+          <w:lang w:val="zh_TW" w:bidi="zh_TW"/>
+        </w:rPr>
+        <w:t>如同印一樣，吹號的段落中也有明顯的格式。前四枝號角與後三枝號分開，後三枝號被稱為「災禍」（</w:t>
+      </w:r>
+      <w:hyperlink r:id="rId114">
+        <w:r>
+          <w:rPr>
+            <w:lang w:val="zh_TW" w:bidi="zh_TW"/>
+          </w:rPr>
+          <w:rPr>
+            <w:color w:val="0000EE"/>
+            <w:u w:val="single"/>
+          </w:rPr>
+          <w:t>8:13</w:t>
+        </w:r>
+      </w:hyperlink>
+      <w:r>
+        <w:rPr>
+          <w:lang w:val="zh_TW" w:bidi="zh_TW"/>
+        </w:rPr>
+        <w:t>，</w:t>
+      </w:r>
+      <w:hyperlink r:id="rId115">
+        <w:r>
+          <w:rPr>
+            <w:lang w:val="zh_TW" w:bidi="zh_TW"/>
+          </w:rPr>
+          <w:rPr>
+            <w:color w:val="0000EE"/>
+            <w:u w:val="single"/>
+          </w:rPr>
+          <w:t>9:12</w:t>
+        </w:r>
+      </w:hyperlink>
+      <w:r>
+        <w:rPr>
+          <w:lang w:val="zh_TW" w:bidi="zh_TW"/>
+        </w:rPr>
+        <w:t>，</w:t>
+      </w:r>
+      <w:hyperlink r:id="rId116">
+        <w:r>
+          <w:rPr>
+            <w:lang w:val="zh_TW" w:bidi="zh_TW"/>
+          </w:rPr>
+          <w:rPr>
+            <w:color w:val="0000EE"/>
+            <w:u w:val="single"/>
+          </w:rPr>
+          <w:t>11:14</w:t>
+        </w:r>
+      </w:hyperlink>
+      <w:r>
+        <w:rPr>
+          <w:lang w:val="zh_TW" w:bidi="zh_TW"/>
+        </w:rPr>
+        <w:t>）</w:t>
+      </w:r>
+      <w:r>
+        <w:rPr>
+          <w:lang w:val="zh_TW" w:bidi="zh_TW"/>
+        </w:rPr>
+        <w:t>，並通常讓人聯想到出埃及記中的災難</w:t>
+      </w:r>
+      <w:r>
+        <w:rPr>
+          <w:lang w:val="zh_TW" w:bidi="zh_TW"/>
+        </w:rPr>
+        <w:t>。</w:t>
+      </w:r>
+    </w:p>
+    <w:p>
+      <w:pPr/>
+      <w:r>
+        <w:rPr>
+          <w:lang w:val="zh_TW" w:bidi="zh_TW"/>
+        </w:rPr>
+      </w:r>
+      <w:r>
+        <w:rPr>
+          <w:lang w:val="zh_TW" w:bidi="zh_TW"/>
+        </w:rPr>
+        <w:t>後三枝號被強調，並且也被稱為「</w:t>
+      </w:r>
+      <w:r>
+        <w:rPr>
+          <w:lang w:val="zh_TW" w:bidi="zh_TW"/>
+        </w:rPr>
+        <w:t>災禍</w:t>
+      </w:r>
+      <w:r>
+        <w:rPr>
+          <w:lang w:val="zh_TW" w:bidi="zh_TW"/>
+        </w:rPr>
+        <w:t>」（</w:t>
+      </w:r>
+      <w:hyperlink r:id="rId114">
+        <w:r>
+          <w:rPr>
+            <w:lang w:val="zh_TW" w:bidi="zh_TW"/>
+          </w:rPr>
+          <w:rPr>
+            <w:color w:val="0000EE"/>
+            <w:u w:val="single"/>
+          </w:rPr>
+          <w:t>8:13</w:t>
+        </w:r>
+      </w:hyperlink>
+      <w:r>
+        <w:rPr>
+          <w:lang w:val="zh_TW" w:bidi="zh_TW"/>
+        </w:rPr>
+        <w:t>），因為它們非常嚴重。第一枝號帶來一場蝗災，那些蝗蟲像蠍子一樣能螫人（</w:t>
+      </w:r>
+      <w:hyperlink r:id="rId117">
+        <w:r>
+          <w:rPr>
+            <w:lang w:val="zh_TW" w:bidi="zh_TW"/>
+          </w:rPr>
+          <w:rPr>
+            <w:color w:val="0000EE"/>
+            <w:u w:val="single"/>
+          </w:rPr>
+          <w:t>9:1–11</w:t>
+        </w:r>
+      </w:hyperlink>
+      <w:r>
+        <w:rPr>
+          <w:lang w:val="zh_TW" w:bidi="zh_TW"/>
+        </w:rPr>
+        <w:t>），第二枝號則帶來一支龐大的軍隊，他們騎著馬，馬有獅子的頭、像蛇一樣的尾巴（</w:t>
+      </w:r>
+      <w:hyperlink r:id="rId118">
+        <w:r>
+          <w:rPr>
+            <w:lang w:val="zh_TW" w:bidi="zh_TW"/>
+          </w:rPr>
+          <w:rPr>
+            <w:color w:val="0000EE"/>
+            <w:u w:val="single"/>
+          </w:rPr>
+          <w:t>13–19節</w:t>
+        </w:r>
+      </w:hyperlink>
+      <w:r>
+        <w:rPr>
+          <w:lang w:val="zh_TW" w:bidi="zh_TW"/>
+        </w:rPr>
+        <w:t>）。這兩種</w:t>
+      </w:r>
+      <w:r>
+        <w:rPr>
+          <w:lang w:val="zh_TW" w:bidi="zh_TW"/>
+        </w:rPr>
+        <w:t>災禍</w:t>
+      </w:r>
+      <w:r>
+        <w:rPr>
+          <w:lang w:val="zh_TW" w:bidi="zh_TW"/>
+        </w:rPr>
+        <w:t>應被視為惡魔的群體（參</w:t>
+      </w:r>
+      <w:hyperlink r:id="rId119">
+        <w:r>
+          <w:rPr>
+            <w:lang w:val="zh_TW" w:bidi="zh_TW"/>
+          </w:rPr>
+          <w:rPr>
+            <w:color w:val="0000EE"/>
+            <w:u w:val="single"/>
+          </w:rPr>
+          <w:t>1、11節</w:t>
+        </w:r>
+      </w:hyperlink>
+      <w:r>
+        <w:rPr>
+          <w:lang w:val="zh_TW" w:bidi="zh_TW"/>
+        </w:rPr>
+        <w:t>）。</w:t>
+      </w:r>
+    </w:p>
+    <w:p>
+      <w:pPr/>
+      <w:r>
+        <w:rPr>
+          <w:lang w:val="zh_TW" w:bidi="zh_TW"/>
+        </w:rPr>
+      </w:r>
+      <w:r>
+        <w:rPr>
+          <w:lang w:val="zh_TW" w:bidi="zh_TW"/>
+        </w:rPr>
+        <w:t>第二插曲：小書卷和兩位見證人（</w:t>
+      </w:r>
+      <w:hyperlink r:id="rId110">
+        <w:r>
+          <w:rPr>
+            <w:lang w:val="zh_TW" w:bidi="zh_TW"/>
+          </w:rPr>
+          <w:rPr>
+            <w:color w:val="0000EE"/>
+            <w:u w:val="single"/>
+          </w:rPr>
+          <w:t>10:1–11:14</w:t>
+        </w:r>
+      </w:hyperlink>
+      <w:r>
+        <w:rPr>
+          <w:lang w:val="zh_TW" w:bidi="zh_TW"/>
+        </w:rPr>
+        <w:t>）</w:t>
+      </w:r>
+    </w:p>
+    <w:p>
+      <w:pPr/>
+      <w:r>
+        <w:rPr>
+          <w:lang w:val="zh_TW" w:bidi="zh_TW"/>
+        </w:rPr>
+      </w:r>
+      <w:r>
+        <w:rPr>
+          <w:lang w:val="zh_TW" w:bidi="zh_TW"/>
+        </w:rPr>
+        <w:t>第</w:t>
+      </w:r>
+      <w:hyperlink r:id="rId120">
+        <w:r>
+          <w:rPr>
+            <w:lang w:val="zh_TW" w:bidi="zh_TW"/>
+          </w:rPr>
+          <w:rPr>
+            <w:color w:val="0000EE"/>
+            <w:u w:val="single"/>
+          </w:rPr>
+          <w:t>十</w:t>
+        </w:r>
+      </w:hyperlink>
+      <w:r>
+        <w:rPr>
+          <w:lang w:val="zh_TW" w:bidi="zh_TW"/>
+        </w:rPr>
+        <w:t>章</w:t>
+      </w:r>
+      <w:r>
+        <w:rPr>
+          <w:lang w:val="zh_TW" w:bidi="zh_TW"/>
+        </w:rPr>
+        <w:t>的主要重點似乎是對約翰先知呼召的確認</w:t>
+      </w:r>
+      <w:r>
+        <w:rPr>
+          <w:lang w:val="zh_TW" w:bidi="zh_TW"/>
+        </w:rPr>
+        <w:t>，正如第</w:t>
+      </w:r>
+      <w:hyperlink r:id="rId121">
+        <w:r>
+          <w:rPr>
+            <w:lang w:val="zh_TW" w:bidi="zh_TW"/>
+          </w:rPr>
+          <w:rPr>
+            <w:color w:val="0000EE"/>
+            <w:u w:val="single"/>
+          </w:rPr>
+          <w:t>11</w:t>
+        </w:r>
+      </w:hyperlink>
+      <w:r>
+        <w:rPr>
+          <w:lang w:val="zh_TW" w:bidi="zh_TW"/>
+        </w:rPr>
+        <w:t>節所指出的：「</w:t>
+      </w:r>
+      <w:r>
+        <w:rPr>
+          <w:lang w:val="zh_TW" w:bidi="zh_TW"/>
+        </w:rPr>
+        <w:t>你必指着多民、多國、多方、多王再說預言。</w:t>
+      </w:r>
+      <w:r>
+        <w:rPr>
+          <w:lang w:val="zh_TW" w:bidi="zh_TW"/>
+        </w:rPr>
+        <w:t>」更具體地說，小書卷的內容可能包括第</w:t>
+      </w:r>
+      <w:hyperlink r:id="rId44">
+        <w:r>
+          <w:rPr>
+            <w:lang w:val="zh_TW" w:bidi="zh_TW"/>
+          </w:rPr>
+          <w:rPr>
+            <w:color w:val="0000EE"/>
+            <w:u w:val="single"/>
+          </w:rPr>
+          <w:t>十一</w:t>
+        </w:r>
+      </w:hyperlink>
+      <w:r>
+        <w:rPr>
+          <w:lang w:val="zh_TW" w:bidi="zh_TW"/>
+        </w:rPr>
+        <w:t>、</w:t>
+      </w:r>
+      <w:hyperlink r:id="rId122">
+        <w:r>
+          <w:rPr>
+            <w:lang w:val="zh_TW" w:bidi="zh_TW"/>
+          </w:rPr>
+          <w:rPr>
+            <w:color w:val="0000EE"/>
+            <w:u w:val="single"/>
+          </w:rPr>
+          <w:t>十二</w:t>
+        </w:r>
+      </w:hyperlink>
+      <w:r>
+        <w:rPr>
+          <w:lang w:val="zh_TW" w:bidi="zh_TW"/>
+        </w:rPr>
+        <w:t>和</w:t>
+      </w:r>
+      <w:hyperlink r:id="rId43">
+        <w:r>
+          <w:rPr>
+            <w:lang w:val="zh_TW" w:bidi="zh_TW"/>
+          </w:rPr>
+          <w:rPr>
+            <w:color w:val="0000EE"/>
+            <w:u w:val="single"/>
+          </w:rPr>
+          <w:t>十三</w:t>
+        </w:r>
+      </w:hyperlink>
+      <w:r>
+        <w:rPr>
+          <w:lang w:val="zh_TW" w:bidi="zh_TW"/>
+        </w:rPr>
+        <w:t>章。</w:t>
+      </w:r>
+    </w:p>
+    <w:p>
+      <w:pPr/>
+      <w:r>
+        <w:rPr>
+          <w:lang w:val="zh_TW" w:bidi="zh_TW"/>
+        </w:rPr>
+      </w:r>
+      <w:r>
+        <w:rPr>
+          <w:lang w:val="zh_TW" w:bidi="zh_TW"/>
+        </w:rPr>
+        <w:t>第</w:t>
+      </w:r>
+      <w:hyperlink r:id="rId44">
+        <w:r>
+          <w:rPr>
+            <w:lang w:val="zh_TW" w:bidi="zh_TW"/>
+          </w:rPr>
+          <w:rPr>
+            <w:color w:val="0000EE"/>
+            <w:u w:val="single"/>
+          </w:rPr>
+          <w:t>十一</w:t>
+        </w:r>
+      </w:hyperlink>
+      <w:r>
+        <w:rPr>
+          <w:lang w:val="zh_TW" w:bidi="zh_TW"/>
+        </w:rPr>
+        <w:t>章</w:t>
+      </w:r>
+      <w:r>
+        <w:rPr>
+          <w:lang w:val="zh_TW" w:bidi="zh_TW"/>
+        </w:rPr>
+        <w:t>是著名的難解經文</w:t>
+      </w:r>
+      <w:r>
+        <w:rPr>
+          <w:lang w:val="zh_TW" w:bidi="zh_TW"/>
+        </w:rPr>
+        <w:t>。它提到測量聖殿、</w:t>
+      </w:r>
+      <w:r>
+        <w:rPr>
+          <w:lang w:val="zh_TW" w:bidi="zh_TW"/>
+        </w:rPr>
+        <w:t>祭壇</w:t>
+      </w:r>
+      <w:r>
+        <w:rPr>
+          <w:lang w:val="zh_TW" w:bidi="zh_TW"/>
+        </w:rPr>
+        <w:t>和</w:t>
+      </w:r>
+      <w:r>
+        <w:rPr>
+          <w:lang w:val="zh_TW" w:bidi="zh_TW"/>
+        </w:rPr>
+        <w:t>在殿中禮拜的人</w:t>
+      </w:r>
+      <w:r>
+        <w:rPr>
+          <w:lang w:val="zh_TW" w:bidi="zh_TW"/>
+        </w:rPr>
+        <w:t>，</w:t>
+      </w:r>
+      <w:r>
+        <w:rPr>
+          <w:lang w:val="zh_TW" w:bidi="zh_TW"/>
+        </w:rPr>
+        <w:t>以及對聖城被踐踏42個月的描述（</w:t>
+      </w:r>
+      <w:hyperlink r:id="rId123">
+        <w:r>
+          <w:rPr>
+            <w:lang w:val="zh_TW" w:bidi="zh_TW"/>
+          </w:rPr>
+          <w:rPr>
+            <w:color w:val="0000EE"/>
+            <w:u w:val="single"/>
+          </w:rPr>
+          <w:t>11:1–2</w:t>
+        </w:r>
+      </w:hyperlink>
+      <w:r>
+        <w:rPr>
+          <w:lang w:val="zh_TW" w:bidi="zh_TW"/>
+        </w:rPr>
+        <w:t>），還有</w:t>
+      </w:r>
+      <w:r>
+        <w:rPr>
+          <w:lang w:val="zh_TW" w:bidi="zh_TW"/>
+        </w:rPr>
+        <w:t>兩位見證人被殺並復活的描述</w:t>
+      </w:r>
+      <w:r>
+        <w:rPr>
+          <w:lang w:val="zh_TW" w:bidi="zh_TW"/>
+        </w:rPr>
+        <w:t>（</w:t>
+      </w:r>
+      <w:hyperlink r:id="rId124">
+        <w:r>
+          <w:rPr>
+            <w:lang w:val="zh_TW" w:bidi="zh_TW"/>
+          </w:rPr>
+          <w:rPr>
+            <w:color w:val="0000EE"/>
+            <w:u w:val="single"/>
+          </w:rPr>
+          <w:t>3–13</w:t>
+        </w:r>
+      </w:hyperlink>
+      <w:r>
+        <w:rPr>
+          <w:lang w:val="zh_TW" w:bidi="zh_TW"/>
+        </w:rPr>
+        <w:t>節）。大家</w:t>
+      </w:r>
+      <w:r>
+        <w:rPr>
+          <w:lang w:val="zh_TW" w:bidi="zh_TW"/>
+        </w:rPr>
+        <w:t>對此的</w:t>
+      </w:r>
+      <w:r>
+        <w:rPr>
+          <w:lang w:val="zh_TW" w:bidi="zh_TW"/>
+        </w:rPr>
+        <w:t>意見分歧很大；有些人認為這個異象描繪了猶太民族大復興，就是舊約先知摩西和以利亞復活。另一些人則認為聖殿是指在大患難中受到神保護，真正的教會，而兩位見證人則代表整個在逼迫下仍然對主忠心的教會。</w:t>
+      </w:r>
+    </w:p>
+    <w:p>
+      <w:pPr>
+        <w:pStyle w:val="Heading4"/>
+      </w:pPr>
+      <w:r>
+        <w:rPr>
+          <w:lang w:val="zh_TW" w:bidi="zh_TW"/>
+        </w:rPr>
+        <w:t>第七號（</w:t>
+      </w:r>
+      <w:hyperlink r:id="rId125">
+        <w:r>
+          <w:rPr>
+            <w:lang w:val="zh_TW" w:bidi="zh_TW"/>
+          </w:rPr>
+          <w:rPr>
+            <w:color w:val="0000EE"/>
+            <w:u w:val="single"/>
+          </w:rPr>
+          <w:t>11:15–14:20</w:t>
+        </w:r>
+      </w:hyperlink>
+      <w:r>
+        <w:rPr>
+          <w:lang w:val="zh_TW" w:bidi="zh_TW"/>
+        </w:rPr>
+        <w:t>）</w:t>
+      </w:r>
+    </w:p>
+    <w:p>
+      <w:pPr/>
+      <w:r>
+        <w:rPr>
+          <w:lang w:val="zh_TW" w:bidi="zh_TW"/>
+        </w:rPr>
+      </w:r>
+      <w:r>
+        <w:rPr>
+          <w:lang w:val="zh_TW" w:bidi="zh_TW"/>
+        </w:rPr>
+        <w:t>第七號</w:t>
+      </w:r>
+      <w:r>
+        <w:rPr>
+          <w:lang w:val="zh_TW" w:bidi="zh_TW"/>
+        </w:rPr>
+        <w:t>吹響</w:t>
+      </w:r>
+      <w:r>
+        <w:rPr>
+          <w:lang w:val="zh_TW" w:bidi="zh_TW"/>
+        </w:rPr>
+        <w:t>，</w:t>
+      </w:r>
+      <w:r>
+        <w:rPr>
+          <w:lang w:val="zh_TW" w:bidi="zh_TW"/>
+        </w:rPr>
+        <w:t>天上響起大聲的宣告</w:t>
+      </w:r>
+      <w:r>
+        <w:rPr>
+          <w:lang w:val="zh_TW" w:bidi="zh_TW"/>
+        </w:rPr>
+        <w:t>，</w:t>
+      </w:r>
+      <w:r>
+        <w:rPr>
+          <w:lang w:val="zh_TW" w:bidi="zh_TW"/>
+        </w:rPr>
+        <w:t>宣告神和基督</w:t>
+      </w:r>
+      <w:r>
+        <w:rPr>
+          <w:lang w:val="zh_TW" w:bidi="zh_TW"/>
+        </w:rPr>
+        <w:t>最終戰勝世界。這裡的主題是神的國和基督——</w:t>
+      </w:r>
+      <w:r>
+        <w:rPr>
+          <w:lang w:val="zh_TW" w:bidi="zh_TW"/>
+        </w:rPr>
+        <w:t>一個雙重的國度，永恆長存</w:t>
+      </w:r>
+      <w:r>
+        <w:rPr>
+          <w:lang w:val="zh_TW" w:bidi="zh_TW"/>
+        </w:rPr>
+        <w:t>。這個意象暗示著現今的世代被邪惡勢力所統治，撒但掌王權，但永恆的國度則由真正的擁有者和王掌權。雖然這裡宣佈了神的統治，但要等到基督再來的時候，仇敵對世界的控制才會被神</w:t>
+      </w:r>
+      <w:r>
+        <w:rPr>
+          <w:lang w:val="zh_TW" w:bidi="zh_TW"/>
+        </w:rPr>
+        <w:t>徹底打破</w:t>
+      </w:r>
+      <w:r>
+        <w:rPr>
+          <w:lang w:val="zh_TW" w:bidi="zh_TW"/>
+        </w:rPr>
+        <w:t>（</w:t>
+      </w:r>
+      <w:hyperlink r:id="rId126">
+        <w:r>
+          <w:rPr>
+            <w:lang w:val="zh_TW" w:bidi="zh_TW"/>
+          </w:rPr>
+          <w:rPr>
+            <w:color w:val="0000EE"/>
+            <w:u w:val="single"/>
+          </w:rPr>
+          <w:t>19:11–21</w:t>
+        </w:r>
+      </w:hyperlink>
+      <w:r>
+        <w:rPr>
+          <w:lang w:val="zh_TW" w:bidi="zh_TW"/>
+        </w:rPr>
+        <w:t>）。</w:t>
+      </w:r>
+    </w:p>
+    <w:p>
+      <w:pPr/>
+      <w:r>
+        <w:rPr>
+          <w:lang w:val="zh_TW" w:bidi="zh_TW"/>
+        </w:rPr>
+      </w:r>
+      <w:r>
+        <w:rPr>
+          <w:lang w:val="zh_TW" w:bidi="zh_TW"/>
+        </w:rPr>
+        <w:t>婦人與龍（</w:t>
+      </w:r>
+      <w:hyperlink r:id="rId127">
+        <w:r>
+          <w:rPr>
+            <w:lang w:val="zh_TW" w:bidi="zh_TW"/>
+          </w:rPr>
+          <w:rPr>
+            <w:color w:val="0000EE"/>
+            <w:u w:val="single"/>
+          </w:rPr>
+          <w:t>12:1–17</w:t>
+        </w:r>
+      </w:hyperlink>
+      <w:r>
+        <w:rPr>
+          <w:lang w:val="zh_TW" w:bidi="zh_TW"/>
+        </w:rPr>
+        <w:t>）</w:t>
+      </w:r>
+    </w:p>
+    <w:p>
+      <w:pPr/>
+      <w:r>
+        <w:rPr>
+          <w:lang w:val="zh_TW" w:bidi="zh_TW"/>
+        </w:rPr>
+      </w:r>
+      <w:r>
+        <w:rPr>
+          <w:lang w:val="zh_TW" w:bidi="zh_TW"/>
+        </w:rPr>
+        <w:t>本章主要出現三個重要人物：婦人、孩子與龍。</w:t>
+      </w:r>
+    </w:p>
+    <w:p>
+      <w:pPr/>
+      <w:r>
+        <w:rPr>
+          <w:lang w:val="zh_TW" w:bidi="zh_TW"/>
+        </w:rPr>
+      </w:r>
+      <w:r>
+        <w:rPr>
+          <w:lang w:val="zh_TW" w:bidi="zh_TW"/>
+        </w:rPr>
+        <w:t>同時，也可分為三個主要場景：</w:t>
+      </w:r>
+    </w:p>
+    <w:p>
+      <w:pPr>
+        <w:pStyle w:val="ListNumber"/>
+        <w:numPr>
+          <w:ilvl w:val="0"/>
+          <w:numId w:val="15"/>
+        </w:numPr>
+        <w:spacing w:line="240" w:lineRule="auto"/>
+        <w:ind w:left="720"/>
+      </w:pPr>
+      <w:r>
+        <w:rPr>
+          <w:lang w:val="zh_TW" w:bidi="zh_TW"/>
+        </w:rPr>
+      </w:r>
+      <w:r>
+        <w:rPr>
+          <w:lang w:val="zh_TW" w:bidi="zh_TW"/>
+        </w:rPr>
+        <w:t>孩子的誕生（</w:t>
+      </w:r>
+      <w:hyperlink r:id="rId128">
+        <w:r>
+          <w:rPr>
+            <w:lang w:val="zh_TW" w:bidi="zh_TW"/>
+          </w:rPr>
+          <w:rPr>
+            <w:color w:val="0000EE"/>
+            <w:u w:val="single"/>
+          </w:rPr>
+          <w:t>1–6</w:t>
+        </w:r>
+      </w:hyperlink>
+      <w:r>
+        <w:rPr>
+          <w:lang w:val="zh_TW" w:bidi="zh_TW"/>
+        </w:rPr>
+        <w:t>節），</w:t>
+      </w:r>
+    </w:p>
+    <w:p>
+      <w:pPr>
+        <w:pStyle w:val="ListNumber"/>
+        <w:spacing w:line="240" w:lineRule="auto"/>
+        <w:ind w:left="720"/>
+      </w:pPr>
+      <w:r>
+        <w:rPr>
+          <w:lang w:val="zh_TW" w:bidi="zh_TW"/>
+        </w:rPr>
+      </w:r>
+      <w:r>
+        <w:rPr>
+          <w:lang w:val="zh_TW" w:bidi="zh_TW"/>
+        </w:rPr>
+        <w:t>龍被摔在天上之外（</w:t>
+      </w:r>
+      <w:hyperlink r:id="rId129">
+        <w:r>
+          <w:rPr>
+            <w:lang w:val="zh_TW" w:bidi="zh_TW"/>
+          </w:rPr>
+          <w:rPr>
+            <w:color w:val="0000EE"/>
+            <w:u w:val="single"/>
+          </w:rPr>
+          <w:t>7–12</w:t>
+        </w:r>
+      </w:hyperlink>
+      <w:r>
+        <w:rPr>
+          <w:lang w:val="zh_TW" w:bidi="zh_TW"/>
+        </w:rPr>
+        <w:t>節），</w:t>
+      </w:r>
+    </w:p>
+    <w:p>
+      <w:pPr>
+        <w:pStyle w:val="ListNumber"/>
+        <w:spacing w:line="240" w:lineRule="auto"/>
+        <w:ind w:left="720"/>
+      </w:pPr>
+      <w:r>
+        <w:rPr>
+          <w:lang w:val="zh_TW" w:bidi="zh_TW"/>
+        </w:rPr>
+      </w:r>
+      <w:r>
+        <w:rPr>
+          <w:lang w:val="zh_TW" w:bidi="zh_TW"/>
+        </w:rPr>
+        <w:t>龍攻擊婦人及她其餘的兒女（</w:t>
+      </w:r>
+      <w:hyperlink r:id="rId130">
+        <w:r>
+          <w:rPr>
+            <w:lang w:val="zh_TW" w:bidi="zh_TW"/>
+          </w:rPr>
+          <w:rPr>
+            <w:color w:val="0000EE"/>
+            <w:u w:val="single"/>
+          </w:rPr>
+          <w:t>13–17</w:t>
+        </w:r>
+      </w:hyperlink>
+      <w:r>
+        <w:rPr>
+          <w:lang w:val="zh_TW" w:bidi="zh_TW"/>
+        </w:rPr>
+        <w:t>節）。</w:t>
+      </w:r>
+    </w:p>
+    <w:p>
+      <w:pPr/>
+      <w:r>
+        <w:rPr>
+          <w:lang w:val="zh_TW" w:bidi="zh_TW"/>
+        </w:rPr>
+      </w:r>
+      <w:r>
+        <w:rPr>
+          <w:lang w:val="zh_TW" w:bidi="zh_TW"/>
+        </w:rPr>
+        <w:t>許多釋經者認為，這位遭受攻擊的婦人象徵屬神的子民群體。這意象首先使人聯想到以色列——她生出了彌賽亞——隨後又延伸至受逼迫的基督徒群體。</w:t>
+      </w:r>
+    </w:p>
+    <w:p>
+      <w:pPr/>
+      <w:r>
+        <w:rPr>
+          <w:lang w:val="zh_TW" w:bidi="zh_TW"/>
+        </w:rPr>
+      </w:r>
+      <w:r>
+        <w:rPr>
+          <w:lang w:val="zh_TW" w:bidi="zh_TW"/>
+        </w:rPr>
+        <w:t>婦人被描寫為正在生產中，而陣痛則象徵著神的子民在彌賽亞與新時代來臨之前所經歷的掙扎與痛苦（</w:t>
+      </w:r>
+      <w:hyperlink r:id="rId131">
+        <w:r>
+          <w:rPr>
+            <w:lang w:val="zh_TW" w:bidi="zh_TW"/>
+          </w:rPr>
+          <w:rPr>
+            <w:color w:val="0000EE"/>
+            <w:u w:val="single"/>
+          </w:rPr>
+          <w:t>賽26:17</w:t>
+        </w:r>
+      </w:hyperlink>
+      <w:r>
+        <w:rPr>
+          <w:lang w:val="zh_TW" w:bidi="zh_TW"/>
+        </w:rPr>
+        <w:t>，</w:t>
+      </w:r>
+      <w:hyperlink r:id="rId132">
+        <w:r>
+          <w:rPr>
+            <w:lang w:val="zh_TW" w:bidi="zh_TW"/>
+          </w:rPr>
+          <w:rPr>
+            <w:color w:val="0000EE"/>
+            <w:u w:val="single"/>
+          </w:rPr>
+          <w:t>66:7–8</w:t>
+        </w:r>
+      </w:hyperlink>
+      <w:r>
+        <w:rPr>
+          <w:lang w:val="zh_TW" w:bidi="zh_TW"/>
+        </w:rPr>
+        <w:t>；</w:t>
+      </w:r>
+      <w:hyperlink r:id="rId133">
+        <w:r>
+          <w:rPr>
+            <w:lang w:val="zh_TW" w:bidi="zh_TW"/>
+          </w:rPr>
+          <w:rPr>
+            <w:color w:val="0000EE"/>
+            <w:u w:val="single"/>
+          </w:rPr>
+          <w:t>彌4:10</w:t>
+        </w:r>
+      </w:hyperlink>
+      <w:r>
+        <w:rPr>
+          <w:lang w:val="zh_TW" w:bidi="zh_TW"/>
+        </w:rPr>
+        <w:t>，</w:t>
+      </w:r>
+      <w:hyperlink r:id="rId134">
+        <w:r>
+          <w:rPr>
+            <w:lang w:val="zh_TW" w:bidi="zh_TW"/>
+          </w:rPr>
+          <w:rPr>
+            <w:color w:val="0000EE"/>
+            <w:u w:val="single"/>
+          </w:rPr>
+          <w:t>5:3</w:t>
+        </w:r>
+      </w:hyperlink>
+      <w:r>
+        <w:rPr>
+          <w:lang w:val="zh_TW" w:bidi="zh_TW"/>
+        </w:rPr>
+        <w:t>）。</w:t>
+      </w:r>
+    </w:p>
+    <w:p>
+      <w:pPr/>
+      <w:r>
+        <w:rPr>
+          <w:lang w:val="zh_TW" w:bidi="zh_TW"/>
+        </w:rPr>
+      </w:r>
+      <w:r>
+        <w:rPr>
+          <w:lang w:val="zh_TW" w:bidi="zh_TW"/>
+        </w:rPr>
+        <w:t>兩個獸（</w:t>
+      </w:r>
+      <w:hyperlink r:id="rId43">
+        <w:r>
+          <w:rPr>
+            <w:lang w:val="zh_TW" w:bidi="zh_TW"/>
+          </w:rPr>
+          <w:rPr>
+            <w:color w:val="0000EE"/>
+            <w:u w:val="single"/>
+          </w:rPr>
+          <w:t>13:1–18</w:t>
+        </w:r>
+      </w:hyperlink>
+      <w:r>
+        <w:rPr>
+          <w:lang w:val="zh_TW" w:bidi="zh_TW"/>
+        </w:rPr>
+        <w:t>）</w:t>
+      </w:r>
+    </w:p>
+    <w:p>
+      <w:pPr/>
+      <w:r>
+        <w:rPr>
+          <w:lang w:val="zh_TW" w:bidi="zh_TW"/>
+        </w:rPr>
+      </w:r>
+      <w:r>
+        <w:rPr>
+          <w:lang w:val="zh_TW" w:bidi="zh_TW"/>
+        </w:rPr>
+        <w:t>從</w:t>
+      </w:r>
+      <w:r>
+        <w:rPr>
+          <w:lang w:val="zh_TW" w:bidi="zh_TW"/>
+        </w:rPr>
+        <w:t>第</w:t>
+      </w:r>
+      <w:hyperlink r:id="rId122">
+        <w:r>
+          <w:rPr>
+            <w:lang w:val="zh_TW" w:bidi="zh_TW"/>
+          </w:rPr>
+          <w:rPr>
+            <w:color w:val="0000EE"/>
+            <w:u w:val="single"/>
+          </w:rPr>
+          <w:t>十二</w:t>
+        </w:r>
+      </w:hyperlink>
+      <w:r>
+        <w:rPr>
+          <w:lang w:val="zh_TW" w:bidi="zh_TW"/>
+        </w:rPr>
+        <w:t>章</w:t>
+      </w:r>
+      <w:r>
+        <w:rPr>
+          <w:lang w:val="zh_TW" w:bidi="zh_TW"/>
+        </w:rPr>
+        <w:t>中內部鬥爭的描述轉向</w:t>
+      </w:r>
+      <w:r>
+        <w:rPr>
+          <w:lang w:val="zh_TW" w:bidi="zh_TW"/>
+        </w:rPr>
+        <w:t>第</w:t>
+      </w:r>
+      <w:hyperlink r:id="rId43">
+        <w:r>
+          <w:rPr>
+            <w:lang w:val="zh_TW" w:bidi="zh_TW"/>
+          </w:rPr>
+          <w:rPr>
+            <w:color w:val="0000EE"/>
+            <w:u w:val="single"/>
+          </w:rPr>
+          <w:t>十三</w:t>
+        </w:r>
+      </w:hyperlink>
+      <w:r>
+        <w:rPr>
+          <w:lang w:val="zh_TW" w:bidi="zh_TW"/>
+        </w:rPr>
+        <w:t>章，</w:t>
+      </w:r>
+      <w:r>
+        <w:rPr>
+          <w:lang w:val="zh_TW" w:bidi="zh_TW"/>
+        </w:rPr>
+        <w:t>焦點轉移到實際的地上工具，即兩隻由龍驅動的獸，這些獸是對神子民發動攻擊的具體表現</w:t>
+      </w:r>
+      <w:r>
+        <w:rPr>
+          <w:lang w:val="zh_TW" w:bidi="zh_TW"/>
+        </w:rPr>
+        <w:t>。龍指示了這兩個獸進行最後的嘗試，來</w:t>
+      </w:r>
+      <w:r>
+        <w:rPr>
+          <w:lang w:val="zh_TW" w:bidi="zh_TW"/>
+        </w:rPr>
+        <w:t>與</w:t>
+      </w:r>
+      <w:r>
+        <w:rPr>
+          <w:lang w:val="zh_TW" w:bidi="zh_TW"/>
+        </w:rPr>
+        <w:t>婦人的</w:t>
+      </w:r>
+      <w:r>
+        <w:rPr>
+          <w:lang w:val="zh_TW" w:bidi="zh_TW"/>
+        </w:rPr>
+        <w:t>兒女爭戰</w:t>
+      </w:r>
+      <w:r>
+        <w:rPr>
+          <w:lang w:val="zh_TW" w:bidi="zh_TW"/>
+        </w:rPr>
+        <w:t>（</w:t>
+      </w:r>
+      <w:hyperlink r:id="rId135">
+        <w:r>
+          <w:rPr>
+            <w:lang w:val="zh_TW" w:bidi="zh_TW"/>
+          </w:rPr>
+          <w:rPr>
+            <w:color w:val="0000EE"/>
+            <w:u w:val="single"/>
+          </w:rPr>
+          <w:t>12:17</w:t>
+        </w:r>
+      </w:hyperlink>
+      <w:r>
+        <w:rPr>
+          <w:lang w:val="zh_TW" w:bidi="zh_TW"/>
+        </w:rPr>
+        <w:t>）。</w:t>
+      </w:r>
+    </w:p>
+    <w:p>
+      <w:pPr/>
+      <w:r>
+        <w:rPr>
+          <w:lang w:val="zh_TW" w:bidi="zh_TW"/>
+        </w:rPr>
+      </w:r>
+      <w:r>
+        <w:rPr>
+          <w:lang w:val="zh_TW" w:bidi="zh_TW"/>
+        </w:rPr>
+        <w:t>龍和第一個獸策劃的陰謀，是要誘惑整個世界崇拜這個獸。牠</w:t>
+      </w:r>
+      <w:r>
+        <w:rPr>
+          <w:lang w:val="zh_TW" w:bidi="zh_TW"/>
+        </w:rPr>
+        <w:t>們召喚第三個角色來幫助牠們</w:t>
+      </w:r>
+      <w:r>
+        <w:rPr>
+          <w:lang w:val="zh_TW" w:bidi="zh_TW"/>
+        </w:rPr>
+        <w:t>，就是地上的獸，這個獸必定與羔羊相似，</w:t>
+      </w:r>
+      <w:r>
+        <w:rPr>
+          <w:lang w:val="zh_TW" w:bidi="zh_TW"/>
+        </w:rPr>
+        <w:t>甚至能誘惑耶穌的追隨者</w:t>
+      </w:r>
+      <w:r>
+        <w:rPr>
+          <w:lang w:val="zh_TW" w:bidi="zh_TW"/>
+        </w:rPr>
+        <w:t>。</w:t>
+      </w:r>
+      <w:r>
+        <w:rPr>
+          <w:lang w:val="zh_TW" w:bidi="zh_TW"/>
+        </w:rPr>
+        <w:t>隨著戰鬥的進行</w:t>
+      </w:r>
+      <w:r>
+        <w:rPr>
+          <w:lang w:val="zh_TW" w:bidi="zh_TW"/>
+        </w:rPr>
+        <w:t>，</w:t>
+      </w:r>
+      <w:r>
+        <w:rPr>
+          <w:lang w:val="zh_TW" w:bidi="zh_TW"/>
+        </w:rPr>
+        <w:t>龍的欺騙變得越來越微妙</w:t>
+      </w:r>
+      <w:r>
+        <w:rPr>
+          <w:lang w:val="zh_TW" w:bidi="zh_TW"/>
+        </w:rPr>
+        <w:t>。</w:t>
+      </w:r>
+      <w:r>
+        <w:rPr>
+          <w:lang w:val="zh_TW" w:bidi="zh_TW"/>
+        </w:rPr>
+        <w:t>因此，作者呼籲讀者要分辨「像羔羊的獸」與「真正的羔羊」之間的區別</w:t>
+      </w:r>
+      <w:r>
+        <w:rPr>
+          <w:lang w:val="zh_TW" w:bidi="zh_TW"/>
+        </w:rPr>
+        <w:t>（參</w:t>
+      </w:r>
+      <w:hyperlink r:id="rId136">
+        <w:r>
+          <w:rPr>
+            <w:lang w:val="zh_TW" w:bidi="zh_TW"/>
+          </w:rPr>
+          <w:rPr>
+            <w:color w:val="0000EE"/>
+            <w:u w:val="single"/>
+          </w:rPr>
+          <w:t>13:11</w:t>
+        </w:r>
+      </w:hyperlink>
+      <w:r>
+        <w:rPr>
+          <w:lang w:val="zh_TW" w:bidi="zh_TW"/>
+        </w:rPr>
+        <w:t>，</w:t>
+      </w:r>
+      <w:hyperlink r:id="rId137">
+        <w:r>
+          <w:rPr>
+            <w:lang w:val="zh_TW" w:bidi="zh_TW"/>
+          </w:rPr>
+          <w:rPr>
+            <w:color w:val="0000EE"/>
+            <w:u w:val="single"/>
+          </w:rPr>
+          <w:t>14:1</w:t>
+        </w:r>
+      </w:hyperlink>
+      <w:r>
+        <w:rPr>
+          <w:lang w:val="zh_TW" w:bidi="zh_TW"/>
+        </w:rPr>
+        <w:t>）。</w:t>
+      </w:r>
+    </w:p>
+    <w:p>
+      <w:pPr/>
+      <w:r>
+        <w:rPr>
+          <w:lang w:val="zh_TW" w:bidi="zh_TW"/>
+        </w:rPr>
+      </w:r>
+      <w:r>
+        <w:rPr>
+          <w:lang w:val="zh_TW" w:bidi="zh_TW"/>
+        </w:rPr>
+        <w:t>地上的</w:t>
+      </w:r>
+      <w:r>
+        <w:rPr>
+          <w:lang w:val="zh_TW" w:bidi="zh_TW"/>
+        </w:rPr>
+        <w:t>莊稼</w:t>
+      </w:r>
+      <w:r>
+        <w:rPr>
+          <w:lang w:val="zh_TW" w:bidi="zh_TW"/>
+        </w:rPr>
+        <w:t>（</w:t>
+      </w:r>
+      <w:hyperlink r:id="rId138">
+        <w:r>
+          <w:rPr>
+            <w:lang w:val="zh_TW" w:bidi="zh_TW"/>
+          </w:rPr>
+          <w:rPr>
+            <w:color w:val="0000EE"/>
+            <w:u w:val="single"/>
+          </w:rPr>
+          <w:t>14:1–20</w:t>
+        </w:r>
+      </w:hyperlink>
+      <w:r>
+        <w:rPr>
+          <w:lang w:val="zh_TW" w:bidi="zh_TW"/>
+        </w:rPr>
+        <w:t>）</w:t>
+      </w:r>
+    </w:p>
+    <w:p>
+      <w:pPr/>
+      <w:r>
+        <w:rPr>
+          <w:lang w:val="zh_TW" w:bidi="zh_TW"/>
+        </w:rPr>
+      </w:r>
+      <w:r>
+        <w:rPr>
+          <w:lang w:val="zh_TW" w:bidi="zh_TW"/>
+        </w:rPr>
+        <w:t>前兩章已經讓基督徒準備好面對現實，</w:t>
+      </w:r>
+      <w:r>
+        <w:rPr>
+          <w:lang w:val="zh_TW" w:bidi="zh_TW"/>
+        </w:rPr>
+        <w:t>即隨著末日臨近</w:t>
+      </w:r>
+      <w:r>
+        <w:rPr>
+          <w:lang w:val="zh_TW" w:bidi="zh_TW"/>
+        </w:rPr>
+        <w:t>，他們將像羔羊一樣被騷擾和犧牲。這個段落顯示他們的</w:t>
+      </w:r>
+      <w:r>
+        <w:rPr>
+          <w:lang w:val="zh_TW" w:bidi="zh_TW"/>
+        </w:rPr>
+        <w:t>犧牲</w:t>
+      </w:r>
+      <w:r>
+        <w:rPr>
+          <w:lang w:val="zh_TW" w:bidi="zh_TW"/>
+        </w:rPr>
+        <w:t>並非毫無意義。在第</w:t>
+      </w:r>
+      <w:hyperlink r:id="rId102">
+        <w:r>
+          <w:rPr>
+            <w:lang w:val="zh_TW" w:bidi="zh_TW"/>
+          </w:rPr>
+          <w:rPr>
+            <w:color w:val="0000EE"/>
+            <w:u w:val="single"/>
+          </w:rPr>
+          <w:t>七</w:t>
+        </w:r>
+      </w:hyperlink>
+      <w:r>
+        <w:rPr>
+          <w:lang w:val="zh_TW" w:bidi="zh_TW"/>
+        </w:rPr>
+        <w:t>章中，十四萬四千人只是被封印；</w:t>
+      </w:r>
+      <w:r>
+        <w:rPr>
+          <w:lang w:val="zh_TW" w:bidi="zh_TW"/>
+        </w:rPr>
+        <w:t>而在這裡，他們已經被拯救</w:t>
+      </w:r>
+      <w:r>
+        <w:rPr>
+          <w:lang w:val="zh_TW" w:bidi="zh_TW"/>
+        </w:rPr>
+        <w:t>。</w:t>
+      </w:r>
+      <w:r>
+        <w:rPr>
+          <w:lang w:val="zh_TW" w:bidi="zh_TW"/>
+        </w:rPr>
+        <w:t>當洪水過去後</w:t>
+      </w:r>
+      <w:r>
+        <w:rPr>
+          <w:lang w:val="zh_TW" w:bidi="zh_TW"/>
+        </w:rPr>
+        <w:t>，</w:t>
+      </w:r>
+      <w:r>
+        <w:rPr>
+          <w:lang w:val="zh_TW" w:bidi="zh_TW"/>
+        </w:rPr>
+        <w:t>錫安山高聳於水面上；羔羊坐在榮耀的寶座上，周圍是祂子民的勝利之歌；神恩慈的同在充滿了整個宇宙</w:t>
+      </w:r>
+      <w:r>
+        <w:rPr>
+          <w:lang w:val="zh_TW" w:bidi="zh_TW"/>
+        </w:rPr>
+        <w:t>。</w:t>
+      </w:r>
+    </w:p>
+    <w:p>
+      <w:pPr/>
+      <w:r>
+        <w:rPr>
+          <w:lang w:val="zh_TW" w:bidi="zh_TW"/>
+        </w:rPr>
+      </w:r>
+      <w:r>
+        <w:rPr>
+          <w:lang w:val="zh_TW" w:bidi="zh_TW"/>
+        </w:rPr>
+        <w:t>第</w:t>
+      </w:r>
+      <w:hyperlink r:id="rId138">
+        <w:r>
+          <w:rPr>
+            <w:lang w:val="zh_TW" w:bidi="zh_TW"/>
+          </w:rPr>
+          <w:rPr>
+            <w:color w:val="0000EE"/>
+            <w:u w:val="single"/>
+          </w:rPr>
+          <w:t>14</w:t>
+        </w:r>
+      </w:hyperlink>
+      <w:r>
+        <w:rPr>
+          <w:lang w:val="zh_TW" w:bidi="zh_TW"/>
+        </w:rPr>
+        <w:t>章簡要回答了兩個</w:t>
+      </w:r>
+      <w:r>
+        <w:rPr>
+          <w:lang w:val="zh_TW" w:bidi="zh_TW"/>
+        </w:rPr>
+        <w:t>迫切</w:t>
+      </w:r>
+      <w:r>
+        <w:rPr>
+          <w:lang w:val="zh_TW" w:bidi="zh_TW"/>
+        </w:rPr>
+        <w:t>的問題：那些拒絕接受獸印並被殺的人會怎樣（</w:t>
+      </w:r>
+      <w:hyperlink r:id="rId139">
+        <w:r>
+          <w:rPr>
+            <w:lang w:val="zh_TW" w:bidi="zh_TW"/>
+          </w:rPr>
+          <w:rPr>
+            <w:color w:val="0000EE"/>
+            <w:u w:val="single"/>
+          </w:rPr>
+          <w:t>1–5</w:t>
+        </w:r>
+      </w:hyperlink>
+      <w:r>
+        <w:rPr>
+          <w:lang w:val="zh_TW" w:bidi="zh_TW"/>
+        </w:rPr>
+        <w:t>節）？獸和牠的僕人</w:t>
+      </w:r>
+      <w:r>
+        <w:rPr>
+          <w:lang w:val="zh_TW" w:bidi="zh_TW"/>
+        </w:rPr>
+        <w:t>會怎樣</w:t>
+      </w:r>
+      <w:r>
+        <w:rPr>
+          <w:lang w:val="zh_TW" w:bidi="zh_TW"/>
+        </w:rPr>
+        <w:t>（</w:t>
+      </w:r>
+      <w:hyperlink r:id="rId140">
+        <w:r>
+          <w:rPr>
+            <w:lang w:val="zh_TW" w:bidi="zh_TW"/>
+          </w:rPr>
+          <w:rPr>
+            <w:color w:val="0000EE"/>
+            <w:u w:val="single"/>
+          </w:rPr>
+          <w:t>6–20</w:t>
+        </w:r>
+      </w:hyperlink>
+      <w:r>
+        <w:rPr>
+          <w:lang w:val="zh_TW" w:bidi="zh_TW"/>
+        </w:rPr>
+        <w:t>節）？</w:t>
+      </w:r>
+    </w:p>
+    <w:p>
+      <w:pPr>
+        <w:pStyle w:val="Heading4"/>
+      </w:pPr>
+      <w:r>
+        <w:rPr>
+          <w:lang w:val="zh_TW" w:bidi="zh_TW"/>
+        </w:rPr>
+        <w:t>七碗（</w:t>
+      </w:r>
+      <w:hyperlink r:id="rId141">
+        <w:r>
+          <w:rPr>
+            <w:lang w:val="zh_TW" w:bidi="zh_TW"/>
+          </w:rPr>
+          <w:rPr>
+            <w:color w:val="0000EE"/>
+            <w:u w:val="single"/>
+          </w:rPr>
+          <w:t>15:1–19:10</w:t>
+        </w:r>
+      </w:hyperlink>
+      <w:r>
+        <w:rPr>
+          <w:lang w:val="zh_TW" w:bidi="zh_TW"/>
+        </w:rPr>
+        <w:t>）</w:t>
+      </w:r>
+    </w:p>
+    <w:p>
+      <w:pPr/>
+      <w:r>
+        <w:rPr>
+          <w:lang w:val="zh_TW" w:bidi="zh_TW"/>
+        </w:rPr>
+      </w:r>
+      <w:r>
+        <w:rPr>
+          <w:lang w:val="zh_TW" w:bidi="zh_TW"/>
+        </w:rPr>
+        <w:t>碗的一系列審判構成了「</w:t>
+      </w:r>
+      <w:r>
+        <w:rPr>
+          <w:lang w:val="zh_TW" w:bidi="zh_TW"/>
+        </w:rPr>
+        <w:t>第三樣災禍</w:t>
+      </w:r>
+      <w:r>
+        <w:rPr>
+          <w:lang w:val="zh_TW" w:bidi="zh_TW"/>
+        </w:rPr>
+        <w:t>」，在</w:t>
+      </w:r>
+      <w:hyperlink r:id="rId116">
+        <w:r>
+          <w:rPr>
+            <w:lang w:val="zh_TW" w:bidi="zh_TW"/>
+          </w:rPr>
+          <w:rPr>
+            <w:color w:val="0000EE"/>
+            <w:u w:val="single"/>
+          </w:rPr>
+          <w:t>十一章14節</w:t>
+        </w:r>
+      </w:hyperlink>
+      <w:r>
+        <w:rPr>
+          <w:lang w:val="zh_TW" w:bidi="zh_TW"/>
+        </w:rPr>
+        <w:t>中宣佈為「</w:t>
+      </w:r>
+      <w:r>
+        <w:rPr>
+          <w:lang w:val="zh_TW" w:bidi="zh_TW"/>
+        </w:rPr>
+        <w:t>快到了</w:t>
+      </w:r>
+      <w:r>
+        <w:rPr>
+          <w:lang w:val="zh_TW" w:bidi="zh_TW"/>
+        </w:rPr>
+        <w:t>」。這些最後的災難發生在耶穌在橄欖山講論中提到的「</w:t>
+      </w:r>
+      <w:r>
+        <w:rPr>
+          <w:lang w:val="zh_TW" w:bidi="zh_TW"/>
+        </w:rPr>
+        <w:t>那些日子的災難一過去</w:t>
+      </w:r>
+      <w:r>
+        <w:rPr>
+          <w:lang w:val="zh_TW" w:bidi="zh_TW"/>
+        </w:rPr>
+        <w:t>」，很可能是祂那段對末後的話語的實現：「</w:t>
+      </w:r>
+      <w:r>
+        <w:rPr>
+          <w:lang w:val="zh_TW" w:bidi="zh_TW"/>
+        </w:rPr>
+        <w:t>日頭就變黑了， 月亮也不放光， 眾星要從天上墜落， 天勢都要震動</w:t>
+      </w:r>
+      <w:r>
+        <w:rPr>
+          <w:lang w:val="zh_TW" w:bidi="zh_TW"/>
+        </w:rPr>
+        <w:t>」（</w:t>
+      </w:r>
+      <w:hyperlink r:id="rId142">
+        <w:r>
+          <w:rPr>
+            <w:lang w:val="zh_TW" w:bidi="zh_TW"/>
+          </w:rPr>
+          <w:rPr>
+            <w:color w:val="0000EE"/>
+            <w:u w:val="single"/>
+          </w:rPr>
+          <w:t>太24:29</w:t>
+        </w:r>
+      </w:hyperlink>
+      <w:r>
+        <w:rPr>
+          <w:lang w:val="zh_TW" w:bidi="zh_TW"/>
+        </w:rPr>
+        <w:t>）。</w:t>
+      </w:r>
+    </w:p>
+    <w:p>
+      <w:pPr>
+        <w:pStyle w:val="Heading5"/>
+      </w:pPr>
+      <w:r>
+        <w:rPr>
+          <w:lang w:val="zh_TW" w:bidi="zh_TW"/>
+        </w:rPr>
+        <w:t>預備：七位天使和</w:t>
+      </w:r>
+      <w:r>
+        <w:rPr>
+          <w:lang w:val="zh_TW" w:bidi="zh_TW"/>
+        </w:rPr>
+        <w:t>末了的七災</w:t>
+      </w:r>
+      <w:r>
+        <w:rPr>
+          <w:lang w:val="zh_TW" w:bidi="zh_TW"/>
+        </w:rPr>
+        <w:t>（</w:t>
+      </w:r>
+      <w:hyperlink r:id="rId143">
+        <w:r>
+          <w:rPr>
+            <w:lang w:val="zh_TW" w:bidi="zh_TW"/>
+          </w:rPr>
+          <w:rPr>
+            <w:color w:val="0000EE"/>
+            <w:u w:val="single"/>
+          </w:rPr>
+          <w:t>15:1–8</w:t>
+        </w:r>
+      </w:hyperlink>
+      <w:r>
+        <w:rPr>
+          <w:lang w:val="zh_TW" w:bidi="zh_TW"/>
+        </w:rPr>
+        <w:t>）</w:t>
+      </w:r>
+    </w:p>
+    <w:p>
+      <w:pPr/>
+      <w:r>
+        <w:rPr>
+          <w:lang w:val="zh_TW" w:bidi="zh_TW"/>
+        </w:rPr>
+      </w:r>
+      <w:r>
+        <w:rPr>
+          <w:lang w:val="zh_TW" w:bidi="zh_TW"/>
+        </w:rPr>
+        <w:t>第</w:t>
+      </w:r>
+      <w:hyperlink r:id="rId143">
+        <w:r>
+          <w:rPr>
+            <w:lang w:val="zh_TW" w:bidi="zh_TW"/>
+          </w:rPr>
+          <w:rPr>
+            <w:color w:val="0000EE"/>
+            <w:u w:val="single"/>
+          </w:rPr>
+          <w:t>15</w:t>
+        </w:r>
+      </w:hyperlink>
+      <w:r>
+        <w:rPr>
+          <w:lang w:val="zh_TW" w:bidi="zh_TW"/>
+        </w:rPr>
+        <w:t>章與舊約中出埃及的記載有關，並強烈暗示了古代猶太會堂的禮儀傳統。本章有兩個主要的異象：第一個描繪了從大災難中的得勝者（</w:t>
+      </w:r>
+      <w:hyperlink r:id="rId144">
+        <w:r>
+          <w:rPr>
+            <w:lang w:val="zh_TW" w:bidi="zh_TW"/>
+          </w:rPr>
+          <w:rPr>
+            <w:color w:val="0000EE"/>
+            <w:u w:val="single"/>
+          </w:rPr>
+          <w:t>2–4</w:t>
+        </w:r>
+      </w:hyperlink>
+      <w:r>
+        <w:rPr>
+          <w:lang w:val="zh_TW" w:bidi="zh_TW"/>
+        </w:rPr>
+        <w:t>節）；第二個描述了從天上聖殿出現，七位穿著白色和金色衣服的天使，他們持有最後災難的七個碗（</w:t>
+      </w:r>
+      <w:hyperlink r:id="rId145">
+        <w:r>
+          <w:rPr>
+            <w:lang w:val="zh_TW" w:bidi="zh_TW"/>
+          </w:rPr>
+          <w:rPr>
+            <w:color w:val="0000EE"/>
+            <w:u w:val="single"/>
+          </w:rPr>
+          <w:t>5–8</w:t>
+        </w:r>
+      </w:hyperlink>
+      <w:r>
+        <w:rPr>
+          <w:lang w:val="zh_TW" w:bidi="zh_TW"/>
+        </w:rPr>
+        <w:t>節）。</w:t>
+      </w:r>
+    </w:p>
+    <w:p>
+      <w:pPr/>
+      <w:r>
+        <w:rPr>
+          <w:lang w:val="zh_TW" w:bidi="zh_TW"/>
+        </w:rPr>
+      </w:r>
+      <w:r>
+        <w:rPr>
+          <w:lang w:val="zh_TW" w:bidi="zh_TW"/>
+        </w:rPr>
+        <w:t>碗的審判傾倒在地上（</w:t>
+      </w:r>
+      <w:hyperlink r:id="rId113">
+        <w:r>
+          <w:rPr>
+            <w:lang w:val="zh_TW" w:bidi="zh_TW"/>
+          </w:rPr>
+          <w:rPr>
+            <w:color w:val="0000EE"/>
+            <w:u w:val="single"/>
+          </w:rPr>
+          <w:t>16:1–21</w:t>
+        </w:r>
+      </w:hyperlink>
+      <w:r>
+        <w:rPr>
+          <w:lang w:val="zh_TW" w:bidi="zh_TW"/>
+        </w:rPr>
+        <w:t>）</w:t>
+      </w:r>
+    </w:p>
+    <w:p>
+      <w:pPr/>
+      <w:r>
+        <w:rPr>
+          <w:lang w:val="zh_TW" w:bidi="zh_TW"/>
+        </w:rPr>
+      </w:r>
+      <w:r>
+        <w:rPr>
+          <w:lang w:val="zh_TW" w:bidi="zh_TW"/>
+        </w:rPr>
+        <w:t>這些審判接連</w:t>
+      </w:r>
+      <w:r>
+        <w:rPr>
+          <w:lang w:val="zh_TW" w:bidi="zh_TW"/>
+        </w:rPr>
+        <w:t>迅速</w:t>
+      </w:r>
+      <w:r>
+        <w:rPr>
+          <w:lang w:val="zh_TW" w:bidi="zh_TW"/>
+        </w:rPr>
+        <w:t>發生，期間只有短暫的停頓，就是第三位天使與祭壇對話，強調神懲罰的公義</w:t>
+      </w:r>
+      <w:r>
+        <w:rPr>
+          <w:lang w:val="zh_TW" w:bidi="zh_TW"/>
+        </w:rPr>
+        <w:t>（</w:t>
+      </w:r>
+      <w:hyperlink r:id="rId146">
+        <w:r>
+          <w:rPr>
+            <w:lang w:val="zh_TW" w:bidi="zh_TW"/>
+          </w:rPr>
+          <w:rPr>
+            <w:color w:val="0000EE"/>
+            <w:u w:val="single"/>
+          </w:rPr>
+          <w:t>5–7</w:t>
+        </w:r>
+      </w:hyperlink>
+      <w:r>
+        <w:rPr>
+          <w:lang w:val="zh_TW" w:bidi="zh_TW"/>
+        </w:rPr>
+        <w:t>節）。</w:t>
+      </w:r>
+      <w:r>
+        <w:rPr>
+          <w:lang w:val="zh_TW" w:bidi="zh_TW"/>
+        </w:rPr>
+        <w:t>這種快速接連可能是因為，約翰希望簡要描述前六碗的審判，並迅速轉向第七碗，他</w:t>
+      </w:r>
+      <w:r>
+        <w:rPr>
+          <w:lang w:val="zh_TW" w:bidi="zh_TW"/>
+        </w:rPr>
+        <w:t>將在那裡詳細描述對巴比倫的審判。最後三個災難不單是社會上的審判，更是屬靈上的，並從大自然轉向全人類。</w:t>
+      </w:r>
+    </w:p>
+    <w:p>
+      <w:pPr/>
+      <w:r>
+        <w:rPr>
+          <w:lang w:val="zh_TW" w:bidi="zh_TW"/>
+        </w:rPr>
+      </w:r>
+      <w:r>
+        <w:rPr>
+          <w:lang w:val="zh_TW" w:bidi="zh_TW"/>
+        </w:rPr>
+        <w:t>大淫婦</w:t>
+      </w:r>
+      <w:r>
+        <w:rPr>
+          <w:lang w:val="zh_TW" w:bidi="zh_TW"/>
+        </w:rPr>
+        <w:t>與獸（</w:t>
+      </w:r>
+      <w:hyperlink r:id="rId54">
+        <w:r>
+          <w:rPr>
+            <w:lang w:val="zh_TW" w:bidi="zh_TW"/>
+          </w:rPr>
+          <w:rPr>
+            <w:color w:val="0000EE"/>
+            <w:u w:val="single"/>
+          </w:rPr>
+          <w:t>17:1–18</w:t>
+        </w:r>
+      </w:hyperlink>
+      <w:r>
+        <w:rPr>
+          <w:lang w:val="zh_TW" w:bidi="zh_TW"/>
+        </w:rPr>
+        <w:t>）</w:t>
+      </w:r>
+    </w:p>
+    <w:p>
+      <w:pPr/>
+      <w:r>
+        <w:rPr>
+          <w:lang w:val="zh_TW" w:bidi="zh_TW"/>
+        </w:rPr>
+      </w:r>
+      <w:r>
+        <w:rPr>
+          <w:lang w:val="zh_TW" w:bidi="zh_TW"/>
+        </w:rPr>
+        <w:t>對於大多數現代解經家來說，巴比倫代表羅馬。獸則象徵整個羅馬帝國，包括其省份和人民。然而，僅僅將巴比倫與羅馬等同是不夠的。事實上，巴比倫不能被限制於任何一個歷史中，無論是過去還是未來出現的政權；</w:t>
+      </w:r>
+      <w:r>
+        <w:rPr>
+          <w:lang w:val="zh_TW" w:bidi="zh_TW"/>
+        </w:rPr>
+        <w:t>它在不同的歷史時期和背景下，有多個與之對應的表現形式</w:t>
+      </w:r>
+      <w:r>
+        <w:rPr>
+          <w:lang w:val="zh_TW" w:bidi="zh_TW"/>
+        </w:rPr>
+        <w:t>（參</w:t>
+      </w:r>
+      <w:hyperlink r:id="rId147">
+        <w:r>
+          <w:rPr>
+            <w:lang w:val="zh_TW" w:bidi="zh_TW"/>
+          </w:rPr>
+          <w:rPr>
+            <w:color w:val="0000EE"/>
+            <w:u w:val="single"/>
+          </w:rPr>
+          <w:t>11:8</w:t>
+        </w:r>
+      </w:hyperlink>
+      <w:r>
+        <w:rPr>
+          <w:lang w:val="zh_TW" w:bidi="zh_TW"/>
+        </w:rPr>
+        <w:t>）。巴比倫其實存在於任何充滿撒旦欺騙的地方。</w:t>
+      </w:r>
+      <w:r>
+        <w:rPr>
+          <w:lang w:val="zh_TW" w:bidi="zh_TW"/>
+        </w:rPr>
+        <w:t>在這裡，巴比倫最適合理解為所有根深蒂固、抵擋神的世界勢力原型</w:t>
+      </w:r>
+      <w:r>
+        <w:rPr>
+          <w:lang w:val="zh_TW" w:bidi="zh_TW"/>
+        </w:rPr>
+        <w:t>。巴比倫是一個跨歷史的現實，包括像所多瑪、埃及、巴比倫、泰爾、尼尼微和羅馬一般，偶像崇拜的國家和地方。巴比倫是一個末世的象徵，代表撒旦的欺騙和權力；它是一個神聖的奧秘，永遠無法完全簡化為地上任何的文化和政權。巴比倫代表脫離神的文化和世界，而神的體系則由新耶路撒冷來呈現出來。羅馬只是這個總體系統的一種表現，並非全部。</w:t>
+      </w:r>
+    </w:p>
+    <w:p>
+      <w:pPr/>
+      <w:r>
+        <w:rPr>
+          <w:lang w:val="zh_TW" w:bidi="zh_TW"/>
+        </w:rPr>
+      </w:r>
+      <w:r>
+        <w:rPr>
+          <w:lang w:val="zh_TW" w:bidi="zh_TW"/>
+        </w:rPr>
+        <w:t>巴比倫大城</w:t>
+      </w:r>
+      <w:r>
+        <w:rPr>
+          <w:lang w:val="zh_TW" w:bidi="zh_TW"/>
+        </w:rPr>
+        <w:t>的傾倒（</w:t>
+      </w:r>
+      <w:hyperlink r:id="rId148">
+        <w:r>
+          <w:rPr>
+            <w:lang w:val="zh_TW" w:bidi="zh_TW"/>
+          </w:rPr>
+          <w:rPr>
+            <w:color w:val="0000EE"/>
+            <w:u w:val="single"/>
+          </w:rPr>
+          <w:t>18:1–24</w:t>
+        </w:r>
+      </w:hyperlink>
+      <w:r>
+        <w:rPr>
+          <w:lang w:val="zh_TW" w:bidi="zh_TW"/>
+        </w:rPr>
+        <w:t>）</w:t>
+      </w:r>
+    </w:p>
+    <w:p>
+      <w:pPr/>
+      <w:r>
+        <w:rPr>
+          <w:lang w:val="zh_TW" w:bidi="zh_TW"/>
+        </w:rPr>
+      </w:r>
+      <w:r>
+        <w:rPr>
+          <w:lang w:val="zh_TW" w:bidi="zh_TW"/>
+        </w:rPr>
+        <w:t>第</w:t>
+      </w:r>
+      <w:hyperlink r:id="rId148">
+        <w:r>
+          <w:rPr>
+            <w:lang w:val="zh_TW" w:bidi="zh_TW"/>
+          </w:rPr>
+          <w:rPr>
+            <w:color w:val="0000EE"/>
+            <w:u w:val="single"/>
+          </w:rPr>
+          <w:t>18</w:t>
+        </w:r>
+      </w:hyperlink>
+      <w:r>
+        <w:rPr>
+          <w:lang w:val="zh_TW" w:bidi="zh_TW"/>
+        </w:rPr>
+        <w:t>章說明了之前宣告，對大淫婦的審判（</w:t>
+      </w:r>
+      <w:hyperlink r:id="rId149">
+        <w:r>
+          <w:rPr>
+            <w:lang w:val="zh_TW" w:bidi="zh_TW"/>
+          </w:rPr>
+          <w:rPr>
+            <w:color w:val="0000EE"/>
+            <w:u w:val="single"/>
+          </w:rPr>
+          <w:t>17:1</w:t>
+        </w:r>
+      </w:hyperlink>
+      <w:r>
+        <w:rPr>
+          <w:lang w:val="zh_TW" w:bidi="zh_TW"/>
+        </w:rPr>
+        <w:t>）。在一個繁榮商業城市毀滅的意象下，約翰描述了巴比倫大淫婦最終滅亡的結局。</w:t>
+      </w:r>
+    </w:p>
+    <w:p>
+      <w:pPr/>
+      <w:r>
+        <w:rPr>
+          <w:lang w:val="zh_TW" w:bidi="zh_TW"/>
+        </w:rPr>
+      </w:r>
+      <w:r>
+        <w:rPr>
+          <w:lang w:val="zh_TW" w:bidi="zh_TW"/>
+        </w:rPr>
+        <w:t>為巴比倫毀滅的感恩（</w:t>
+      </w:r>
+      <w:hyperlink r:id="rId150">
+        <w:r>
+          <w:rPr>
+            <w:lang w:val="zh_TW" w:bidi="zh_TW"/>
+          </w:rPr>
+          <w:rPr>
+            <w:color w:val="0000EE"/>
+            <w:u w:val="single"/>
+          </w:rPr>
+          <w:t>19:1–5</w:t>
+        </w:r>
+      </w:hyperlink>
+      <w:r>
+        <w:rPr>
+          <w:lang w:val="zh_TW" w:bidi="zh_TW"/>
+        </w:rPr>
+        <w:t>）</w:t>
+      </w:r>
+    </w:p>
+    <w:p>
+      <w:pPr/>
+      <w:r>
+        <w:rPr>
+          <w:lang w:val="zh_TW" w:bidi="zh_TW"/>
+        </w:rPr>
+      </w:r>
+      <w:r>
+        <w:rPr>
+          <w:lang w:val="zh_TW" w:bidi="zh_TW"/>
+        </w:rPr>
+        <w:t>天上的詩班高聲唱出對神的盛大讚美</w:t>
+      </w:r>
+      <w:r>
+        <w:rPr>
+          <w:lang w:val="zh_TW" w:bidi="zh_TW"/>
+        </w:rPr>
+        <w:t>，與巴比倫</w:t>
+      </w:r>
+      <w:r>
+        <w:rPr>
+          <w:lang w:val="zh_TW" w:bidi="zh_TW"/>
+        </w:rPr>
+        <w:t>同伴的哀嘆形成鮮明對比</w:t>
+      </w:r>
+      <w:r>
+        <w:rPr>
+          <w:lang w:val="zh_TW" w:bidi="zh_TW"/>
+        </w:rPr>
+        <w:t>。</w:t>
+      </w:r>
+    </w:p>
+    <w:p>
+      <w:pPr/>
+      <w:r>
+        <w:rPr>
+          <w:lang w:val="zh_TW" w:bidi="zh_TW"/>
+        </w:rPr>
+      </w:r>
+      <w:r>
+        <w:rPr>
+          <w:lang w:val="zh_TW" w:bidi="zh_TW"/>
+        </w:rPr>
+        <w:t>羔羊的婚宴（</w:t>
+      </w:r>
+      <w:hyperlink r:id="rId151">
+        <w:r>
+          <w:rPr>
+            <w:lang w:val="zh_TW" w:bidi="zh_TW"/>
+          </w:rPr>
+          <w:rPr>
+            <w:color w:val="0000EE"/>
+            <w:u w:val="single"/>
+          </w:rPr>
+          <w:t>19:6–10</w:t>
+        </w:r>
+      </w:hyperlink>
+      <w:r>
+        <w:rPr>
+          <w:lang w:val="zh_TW" w:bidi="zh_TW"/>
+        </w:rPr>
+        <w:t>）</w:t>
+      </w:r>
+    </w:p>
+    <w:p>
+      <w:pPr/>
+      <w:r>
+        <w:rPr>
+          <w:lang w:val="zh_TW" w:bidi="zh_TW"/>
+        </w:rPr>
+      </w:r>
+      <w:r>
+        <w:rPr>
+          <w:lang w:val="zh_TW" w:bidi="zh_TW"/>
+        </w:rPr>
+        <w:t>最後，讚美的尾聲在另一個群眾的回響聲中完成（</w:t>
+      </w:r>
+      <w:hyperlink r:id="rId152">
+        <w:r>
+          <w:rPr>
+            <w:lang w:val="zh_TW" w:bidi="zh_TW"/>
+          </w:rPr>
+          <w:rPr>
+            <w:color w:val="0000EE"/>
+            <w:u w:val="single"/>
+          </w:rPr>
+          <w:t>6</w:t>
+        </w:r>
+      </w:hyperlink>
+      <w:r>
+        <w:rPr>
+          <w:lang w:val="zh_TW" w:bidi="zh_TW"/>
+        </w:rPr>
+        <w:t>節）：被救贖的群眾（參</w:t>
+      </w:r>
+      <w:hyperlink r:id="rId153">
+        <w:r>
+          <w:rPr>
+            <w:lang w:val="zh_TW" w:bidi="zh_TW"/>
+          </w:rPr>
+          <w:rPr>
+            <w:color w:val="0000EE"/>
+            <w:u w:val="single"/>
+          </w:rPr>
+          <w:t>7:9</w:t>
+        </w:r>
+      </w:hyperlink>
+      <w:r>
+        <w:rPr>
+          <w:lang w:val="zh_TW" w:bidi="zh_TW"/>
+        </w:rPr>
+        <w:t>）。他們用讓人想起大君王，就是詩篇的話語，頌唱最後的讚美詩（</w:t>
+      </w:r>
+      <w:hyperlink r:id="rId154">
+        <w:r>
+          <w:rPr>
+            <w:lang w:val="zh_TW" w:bidi="zh_TW"/>
+          </w:rPr>
+          <w:rPr>
+            <w:color w:val="0000EE"/>
+            <w:u w:val="single"/>
+          </w:rPr>
+          <w:t>詩93:1</w:t>
+        </w:r>
+      </w:hyperlink>
+      <w:r>
+        <w:rPr>
+          <w:lang w:val="zh_TW" w:bidi="zh_TW"/>
+        </w:rPr>
+        <w:t>，</w:t>
+      </w:r>
+      <w:hyperlink r:id="rId155">
+        <w:r>
+          <w:rPr>
+            <w:lang w:val="zh_TW" w:bidi="zh_TW"/>
+          </w:rPr>
+          <w:rPr>
+            <w:color w:val="0000EE"/>
+            <w:u w:val="single"/>
+          </w:rPr>
+          <w:t>97:1</w:t>
+        </w:r>
+      </w:hyperlink>
+      <w:r>
+        <w:rPr>
+          <w:lang w:val="zh_TW" w:bidi="zh_TW"/>
+        </w:rPr>
+        <w:t>，</w:t>
+      </w:r>
+      <w:hyperlink r:id="rId156">
+        <w:r>
+          <w:rPr>
+            <w:lang w:val="zh_TW" w:bidi="zh_TW"/>
+          </w:rPr>
+          <w:rPr>
+            <w:color w:val="0000EE"/>
+            <w:u w:val="single"/>
+          </w:rPr>
+          <w:t>99:1</w:t>
+        </w:r>
+      </w:hyperlink>
+      <w:r>
+        <w:rPr>
+          <w:lang w:val="zh_TW" w:bidi="zh_TW"/>
+        </w:rPr>
+        <w:t>）。</w:t>
+      </w:r>
+    </w:p>
+    <w:p>
+      <w:pPr>
+        <w:pStyle w:val="Heading4"/>
+      </w:pPr>
+      <w:r>
+        <w:rPr>
+          <w:lang w:val="zh_TW" w:bidi="zh_TW"/>
+        </w:rPr>
+        <w:t>基督再來的異象與時代的終結（</w:t>
+      </w:r>
+      <w:hyperlink r:id="rId64">
+        <w:r>
+          <w:rPr>
+            <w:lang w:val="zh_TW" w:bidi="zh_TW"/>
+          </w:rPr>
+          <w:rPr>
+            <w:color w:val="0000EE"/>
+            <w:u w:val="single"/>
+          </w:rPr>
+          <w:t>19:11–20:15</w:t>
+        </w:r>
+      </w:hyperlink>
+      <w:r>
+        <w:rPr>
+          <w:lang w:val="zh_TW" w:bidi="zh_TW"/>
+        </w:rPr>
+        <w:t>）</w:t>
+      </w:r>
+    </w:p>
+    <w:p>
+      <w:pPr/>
+      <w:r>
+        <w:rPr>
+          <w:lang w:val="zh_TW" w:bidi="zh_TW"/>
+        </w:rPr>
+      </w:r>
+      <w:r>
+        <w:rPr>
+          <w:lang w:val="zh_TW" w:bidi="zh_TW"/>
+        </w:rPr>
+        <w:t>第一和第二件末後的事：白馬騎士與獸的毀滅（</w:t>
+      </w:r>
+      <w:hyperlink r:id="rId126">
+        <w:r>
+          <w:rPr>
+            <w:lang w:val="zh_TW" w:bidi="zh_TW"/>
+          </w:rPr>
+          <w:rPr>
+            <w:color w:val="0000EE"/>
+            <w:u w:val="single"/>
+          </w:rPr>
+          <w:t>19:11–21</w:t>
+        </w:r>
+      </w:hyperlink>
+      <w:r>
+        <w:rPr>
+          <w:lang w:val="zh_TW" w:bidi="zh_TW"/>
+        </w:rPr>
+        <w:t>）</w:t>
+      </w:r>
+    </w:p>
+    <w:p>
+      <w:pPr/>
+      <w:r>
+        <w:rPr>
+          <w:lang w:val="zh_TW" w:bidi="zh_TW"/>
+        </w:rPr>
+      </w:r>
+      <w:r>
+        <w:rPr>
+          <w:lang w:val="zh_TW" w:bidi="zh_TW"/>
+        </w:rPr>
+        <w:t>這個異象描述了基督的再來和獸的最終覆滅，可以被視為前一部份的高潮（</w:t>
+      </w:r>
+      <w:hyperlink r:id="rId157">
+        <w:r>
+          <w:rPr>
+            <w:lang w:val="zh_TW" w:bidi="zh_TW"/>
+          </w:rPr>
+          <w:rPr>
+            <w:color w:val="0000EE"/>
+            <w:u w:val="single"/>
+          </w:rPr>
+          <w:t>1–10</w:t>
+        </w:r>
+      </w:hyperlink>
+      <w:r>
+        <w:rPr>
+          <w:lang w:val="zh_TW" w:bidi="zh_TW"/>
+        </w:rPr>
+        <w:t>節），或作為一系列七件末後之事的第一件——即基督的再來、獸的</w:t>
+      </w:r>
+      <w:r>
+        <w:rPr>
+          <w:lang w:val="zh_TW" w:bidi="zh_TW"/>
+        </w:rPr>
+        <w:t>敗亡</w:t>
+      </w:r>
+      <w:r>
+        <w:rPr>
+          <w:lang w:val="zh_TW" w:bidi="zh_TW"/>
+        </w:rPr>
+        <w:t>、撒但的捆綁、千禧年、撒但的釋放和最後的審判、新天新地和新耶路撒冷。</w:t>
+      </w:r>
+    </w:p>
+    <w:p>
+      <w:pPr/>
+      <w:r>
+        <w:rPr>
+          <w:lang w:val="zh_TW" w:bidi="zh_TW"/>
+        </w:rPr>
+      </w:r>
+      <w:r>
+        <w:rPr>
+          <w:lang w:val="zh_TW" w:bidi="zh_TW"/>
+        </w:rPr>
+        <w:t>雖然撒但在十字架上已經受到致命一擊（參</w:t>
+      </w:r>
+      <w:hyperlink r:id="rId158">
+        <w:r>
+          <w:rPr>
+            <w:lang w:val="zh_TW" w:bidi="zh_TW"/>
+          </w:rPr>
+          <w:rPr>
+            <w:color w:val="0000EE"/>
+            <w:u w:val="single"/>
+          </w:rPr>
+          <w:t>約12:31</w:t>
+        </w:r>
+      </w:hyperlink>
+      <w:r>
+        <w:rPr>
+          <w:lang w:val="zh_TW" w:bidi="zh_TW"/>
+        </w:rPr>
+        <w:t>，</w:t>
+      </w:r>
+      <w:hyperlink r:id="rId159">
+        <w:r>
+          <w:rPr>
+            <w:lang w:val="zh_TW" w:bidi="zh_TW"/>
+          </w:rPr>
+          <w:rPr>
+            <w:color w:val="0000EE"/>
+            <w:u w:val="single"/>
+          </w:rPr>
+          <w:t>16:11</w:t>
+        </w:r>
+      </w:hyperlink>
+      <w:r>
+        <w:rPr>
+          <w:lang w:val="zh_TW" w:bidi="zh_TW"/>
+        </w:rPr>
+        <w:t>），但牠仍然在現今這個時代，繼續散播邪惡和欺騙（參</w:t>
+      </w:r>
+      <w:hyperlink r:id="rId160">
+        <w:r>
+          <w:rPr>
+            <w:lang w:val="zh_TW" w:bidi="zh_TW"/>
+          </w:rPr>
+          <w:rPr>
+            <w:color w:val="0000EE"/>
+            <w:u w:val="single"/>
+          </w:rPr>
+          <w:t>弗2:2</w:t>
+        </w:r>
+      </w:hyperlink>
+      <w:r>
+        <w:rPr>
+          <w:lang w:val="zh_TW" w:bidi="zh_TW"/>
+        </w:rPr>
+        <w:t>；</w:t>
+      </w:r>
+      <w:hyperlink r:id="rId161">
+        <w:r>
+          <w:rPr>
+            <w:lang w:val="zh_TW" w:bidi="zh_TW"/>
+          </w:rPr>
+          <w:rPr>
+            <w:color w:val="0000EE"/>
+            <w:u w:val="single"/>
+          </w:rPr>
+          <w:t>帖前3:5</w:t>
+        </w:r>
+      </w:hyperlink>
+      <w:r>
+        <w:rPr>
+          <w:lang w:val="zh_TW" w:bidi="zh_TW"/>
+        </w:rPr>
+        <w:t>；</w:t>
+      </w:r>
+      <w:hyperlink r:id="rId162">
+        <w:r>
+          <w:rPr>
+            <w:lang w:val="zh_TW" w:bidi="zh_TW"/>
+          </w:rPr>
+          <w:rPr>
+            <w:color w:val="0000EE"/>
+            <w:u w:val="single"/>
+          </w:rPr>
+          <w:t>彼前5:8–9</w:t>
+        </w:r>
+      </w:hyperlink>
+      <w:r>
+        <w:rPr>
+          <w:lang w:val="zh_TW" w:bidi="zh_TW"/>
+        </w:rPr>
+        <w:t>；</w:t>
+      </w:r>
+      <w:hyperlink r:id="rId163">
+        <w:r>
+          <w:rPr>
+            <w:lang w:val="zh_TW" w:bidi="zh_TW"/>
+          </w:rPr>
+          <w:rPr>
+            <w:color w:val="0000EE"/>
+            <w:u w:val="single"/>
+          </w:rPr>
+          <w:t>啟2:10</w:t>
+        </w:r>
+      </w:hyperlink>
+      <w:r>
+        <w:rPr>
+          <w:lang w:val="zh_TW" w:bidi="zh_TW"/>
+        </w:rPr>
+        <w:t>）。然而，現在在基督的主權下，牠是一位被廢黜的統治者。神允許撒但的邪惡在短時間內繼續存在，直到祂的旨意完全實現。在這場神推翻獸、其諸王及軍隊的場景中，約翰向我們展示了這些邪惡勢力被萬王之王和萬主之主</w:t>
+      </w:r>
+      <w:r>
+        <w:rPr>
+          <w:lang w:val="zh_TW" w:bidi="zh_TW"/>
+        </w:rPr>
+        <w:t>迅速且徹底毀滅的結局</w:t>
+      </w:r>
+      <w:r>
+        <w:rPr>
+          <w:lang w:val="zh_TW" w:bidi="zh_TW"/>
+        </w:rPr>
+        <w:t>。牠們在這場最終且絕對真實的對抗中，遇到了牠們的主宰（</w:t>
+      </w:r>
+      <w:hyperlink r:id="rId164">
+        <w:r>
+          <w:rPr>
+            <w:lang w:val="zh_TW" w:bidi="zh_TW"/>
+          </w:rPr>
+          <w:rPr>
+            <w:color w:val="0000EE"/>
+            <w:u w:val="single"/>
+          </w:rPr>
+          <w:t>啟19:17–21</w:t>
+        </w:r>
+      </w:hyperlink>
+      <w:r>
+        <w:rPr>
+          <w:lang w:val="zh_TW" w:bidi="zh_TW"/>
+        </w:rPr>
+        <w:t>）。</w:t>
+      </w:r>
+    </w:p>
+    <w:p>
+      <w:pPr/>
+      <w:r>
+        <w:rPr>
+          <w:lang w:val="zh_TW" w:bidi="zh_TW"/>
+        </w:rPr>
+      </w:r>
+      <w:r>
+        <w:rPr>
+          <w:lang w:val="zh_TW" w:bidi="zh_TW"/>
+        </w:rPr>
+        <w:t>第三和第四件末後的事：撒但的捆綁與千禧年（</w:t>
+      </w:r>
+      <w:hyperlink r:id="rId165">
+        <w:r>
+          <w:rPr>
+            <w:lang w:val="zh_TW" w:bidi="zh_TW"/>
+          </w:rPr>
+          <w:rPr>
+            <w:color w:val="0000EE"/>
+            <w:u w:val="single"/>
+          </w:rPr>
+          <w:t>20:1–6</w:t>
+        </w:r>
+      </w:hyperlink>
+      <w:r>
+        <w:rPr>
+          <w:lang w:val="zh_TW" w:bidi="zh_TW"/>
+        </w:rPr>
+        <w:t>）</w:t>
+      </w:r>
+    </w:p>
+    <w:p>
+      <w:pPr/>
+      <w:r>
+        <w:rPr>
+          <w:lang w:val="zh_TW" w:bidi="zh_TW"/>
+        </w:rPr>
+      </w:r>
+      <w:r>
+        <w:rPr>
+          <w:lang w:val="zh_TW" w:bidi="zh_TW"/>
+        </w:rPr>
+        <w:t>「千禧年（</w:t>
+      </w:r>
+      <w:r>
+        <w:rPr>
+          <w:lang w:val="zh_TW" w:bidi="zh_TW"/>
+        </w:rPr>
+        <w:t>Millennium</w:t>
+      </w:r>
+      <w:r>
+        <w:rPr>
+          <w:lang w:val="zh_TW" w:bidi="zh_TW"/>
+        </w:rPr>
+        <w:t>）」一直是基督教末世論中最具爭議的議題之一。啟示錄二十章提到基督統治一千年的時期，但對這段經文的理解，歷代詮釋者眾說紛紜。</w:t>
+      </w:r>
+    </w:p>
+    <w:p>
+      <w:pPr/>
+      <w:r>
+        <w:rPr>
+          <w:lang w:val="zh_TW" w:bidi="zh_TW"/>
+        </w:rPr>
+      </w:r>
+      <w:r>
+        <w:rPr>
+          <w:lang w:val="zh_TW" w:bidi="zh_TW"/>
+        </w:rPr>
+        <w:t>有些人認為這段經文描述的是在現今世代結束時，基督與祂的聖徒要在地上統治的一個未來時期——這就是「前千禧年論」（premillennialism）的觀點，認為基督的第二次再臨發生在千禧年之前。</w:t>
+      </w:r>
+    </w:p>
+    <w:p>
+      <w:pPr/>
+      <w:r>
+        <w:rPr>
+          <w:lang w:val="zh_TW" w:bidi="zh_TW"/>
+        </w:rPr>
+      </w:r>
+      <w:r>
+        <w:rPr>
+          <w:lang w:val="zh_TW" w:bidi="zh_TW"/>
+        </w:rPr>
+        <w:t>另一種觀點，稱為「無千禧年論」（amillennialism），主張這一千年是象徵性的，指的是基督與祂的聖徒如今在天上掌權的時期，也就是從基督復活直到祂再來之間的整段歷史。</w:t>
+      </w:r>
+    </w:p>
+    <w:p>
+      <w:pPr/>
+      <w:r>
+        <w:rPr>
+          <w:lang w:val="zh_TW" w:bidi="zh_TW"/>
+        </w:rPr>
+      </w:r>
+      <w:r>
+        <w:rPr>
+          <w:lang w:val="zh_TW" w:bidi="zh_TW"/>
+        </w:rPr>
+        <w:t>第三種立場是「後千禧年論」（postmillennialism），認為隨著福音的廣傳，世界將進入一個長久的和平與公義時代；而基督的再來發生在這個「千禧盛世」結束之後，作為終極完成。</w:t>
+      </w:r>
+    </w:p>
+    <w:p>
+      <w:pPr/>
+      <w:r>
+        <w:rPr>
+          <w:lang w:val="zh_TW" w:bidi="zh_TW"/>
+        </w:rPr>
+      </w:r>
+      <w:r>
+        <w:rPr>
+          <w:lang w:val="zh_TW" w:bidi="zh_TW"/>
+        </w:rPr>
+        <w:t>在這異象中，撒但被捆綁，以限制他迷惑列國的權勢（</w:t>
+      </w:r>
+      <w:hyperlink r:id="rId166">
+        <w:r>
+          <w:rPr>
+            <w:lang w:val="zh_TW" w:bidi="zh_TW"/>
+          </w:rPr>
+          <w:rPr>
+            <w:color w:val="0000EE"/>
+            <w:u w:val="single"/>
+          </w:rPr>
+          <w:t>20:1–3</w:t>
+        </w:r>
+      </w:hyperlink>
+      <w:r>
+        <w:rPr>
+          <w:lang w:val="zh_TW" w:bidi="zh_TW"/>
+        </w:rPr>
+        <w:t>），而聖徒被描寫為與基督一同作王（</w:t>
+      </w:r>
+      <w:hyperlink r:id="rId167">
+        <w:r>
+          <w:rPr>
+            <w:lang w:val="zh_TW" w:bidi="zh_TW"/>
+          </w:rPr>
+          <w:rPr>
+            <w:color w:val="0000EE"/>
+            <w:u w:val="single"/>
+          </w:rPr>
+          <w:t>20:4–6</w:t>
+        </w:r>
+      </w:hyperlink>
+      <w:r>
+        <w:rPr>
+          <w:lang w:val="zh_TW" w:bidi="zh_TW"/>
+        </w:rPr>
+        <w:t>）。</w:t>
+        <w:br/>
+      </w:r>
+      <w:r>
+        <w:rPr>
+          <w:lang w:val="zh_TW" w:bidi="zh_TW"/>
+        </w:rPr>
+        <w:t>前千禧年論通常認為這指的是未來撒但將被真實地捆綁，信徒也將身體復活，與基督在地上同掌王權；</w:t>
+        <w:br/>
+      </w:r>
+      <w:r>
+        <w:rPr>
+          <w:lang w:val="zh_TW" w:bidi="zh_TW"/>
+        </w:rPr>
+        <w:t>無千禧年論則視之為撒但現今因基督得勝而受限制，信徒則在天上與基督共享屬靈的統治；</w:t>
+        <w:br/>
+      </w:r>
+      <w:r>
+        <w:rPr>
+          <w:lang w:val="zh_TW" w:bidi="zh_TW"/>
+        </w:rPr>
+        <w:t>後千禧年論大體上同意無千禧年論對撒但受限的理解，但更強調這一勝利在歷史中藉著福音的推展逐步實現。</w:t>
+      </w:r>
+    </w:p>
+    <w:p>
+      <w:pPr/>
+      <w:r>
+        <w:rPr>
+          <w:lang w:val="zh_TW" w:bidi="zh_TW"/>
+        </w:rPr>
+      </w:r>
+      <w:r>
+        <w:rPr>
+          <w:lang w:val="zh_TW" w:bidi="zh_TW"/>
+        </w:rPr>
+        <w:t>第五件末後的事：撒但的釋放和最終結局（</w:t>
+      </w:r>
+      <w:hyperlink r:id="rId168">
+        <w:r>
+          <w:rPr>
+            <w:lang w:val="zh_TW" w:bidi="zh_TW"/>
+          </w:rPr>
+          <w:rPr>
+            <w:color w:val="0000EE"/>
+            <w:u w:val="single"/>
+          </w:rPr>
+          <w:t>20:7–10</w:t>
+        </w:r>
+      </w:hyperlink>
+      <w:r>
+        <w:rPr>
+          <w:lang w:val="zh_TW" w:bidi="zh_TW"/>
+        </w:rPr>
+        <w:t>）</w:t>
+      </w:r>
+    </w:p>
+    <w:p>
+      <w:pPr/>
+      <w:r>
+        <w:rPr>
+          <w:lang w:val="zh_TW" w:bidi="zh_TW"/>
+        </w:rPr>
+      </w:r>
+      <w:r>
+        <w:rPr>
+          <w:lang w:val="zh_TW" w:bidi="zh_TW"/>
+        </w:rPr>
+        <w:t>在</w:t>
+      </w:r>
+      <w:hyperlink r:id="rId169">
+        <w:r>
+          <w:rPr>
+            <w:lang w:val="zh_TW" w:bidi="zh_TW"/>
+          </w:rPr>
+          <w:rPr>
+            <w:color w:val="0000EE"/>
+            <w:u w:val="single"/>
+          </w:rPr>
+          <w:t>以西結書三十八至三十九章</w:t>
+        </w:r>
+      </w:hyperlink>
+      <w:r>
+        <w:rPr>
+          <w:lang w:val="zh_TW" w:bidi="zh_TW"/>
+        </w:rPr>
+        <w:t>中，「歌革（Gog）」指的是來自北方異教入侵者的首領，特別是來自遙遠的瑪各地西西安人部落（the Scythian hordes）。</w:t>
+      </w:r>
+      <w:r>
+        <w:rPr>
+          <w:lang w:val="zh_TW" w:bidi="zh_TW"/>
+        </w:rPr>
+        <w:t>然而，在啟示錄中，這些名字象徵著被撒但欺騙，來攻擊聖徒的最後敵人</w:t>
+      </w:r>
+      <w:r>
+        <w:rPr>
+          <w:lang w:val="zh_TW" w:bidi="zh_TW"/>
+        </w:rPr>
+        <w:t>。</w:t>
+      </w:r>
+    </w:p>
+    <w:p>
+      <w:pPr/>
+      <w:r>
+        <w:rPr>
+          <w:lang w:val="zh_TW" w:bidi="zh_TW"/>
+        </w:rPr>
+      </w:r>
+      <w:r>
+        <w:rPr>
+          <w:lang w:val="zh_TW" w:bidi="zh_TW"/>
+        </w:rPr>
+        <w:t>第六件末後的事：白色大寶座的審判（</w:t>
+      </w:r>
+      <w:hyperlink r:id="rId170">
+        <w:r>
+          <w:rPr>
+            <w:lang w:val="zh_TW" w:bidi="zh_TW"/>
+          </w:rPr>
+          <w:rPr>
+            <w:color w:val="0000EE"/>
+            <w:u w:val="single"/>
+          </w:rPr>
+          <w:t>20:11–15</w:t>
+        </w:r>
+      </w:hyperlink>
+      <w:r>
+        <w:rPr>
+          <w:lang w:val="zh_TW" w:bidi="zh_TW"/>
+        </w:rPr>
+        <w:t>）</w:t>
+      </w:r>
+    </w:p>
+    <w:p>
+      <w:pPr/>
+      <w:r>
+        <w:rPr>
+          <w:lang w:val="zh_TW" w:bidi="zh_TW"/>
+        </w:rPr>
+      </w:r>
+      <w:r>
+        <w:rPr>
+          <w:lang w:val="zh_TW" w:bidi="zh_TW"/>
+        </w:rPr>
+        <w:t>經文充滿詩意的語言描繪了世上所有事物逐漸消逝的特性（</w:t>
+      </w:r>
+      <w:hyperlink r:id="rId171">
+        <w:r>
+          <w:rPr>
+            <w:lang w:val="zh_TW" w:bidi="zh_TW"/>
+          </w:rPr>
+          <w:rPr>
+            <w:color w:val="0000EE"/>
+            <w:u w:val="single"/>
+          </w:rPr>
+          <w:t>約一2:15–17</w:t>
+        </w:r>
+      </w:hyperlink>
+      <w:r>
+        <w:rPr>
+          <w:lang w:val="zh_TW" w:bidi="zh_TW"/>
+        </w:rPr>
+        <w:t>）。</w:t>
+      </w:r>
+      <w:r>
+        <w:rPr>
+          <w:lang w:val="zh_TW" w:bidi="zh_TW"/>
+        </w:rPr>
+        <w:t>現在唯一的現實是，神坐在審判的寶座上，所有人都必須出現在祂面前</w:t>
+      </w:r>
+      <w:r>
+        <w:rPr>
+          <w:lang w:val="zh_TW" w:bidi="zh_TW"/>
+        </w:rPr>
+        <w:t>（</w:t>
+      </w:r>
+      <w:hyperlink r:id="rId172">
+        <w:r>
+          <w:rPr>
+            <w:lang w:val="zh_TW" w:bidi="zh_TW"/>
+          </w:rPr>
+          <w:rPr>
+            <w:color w:val="0000EE"/>
+            <w:u w:val="single"/>
+          </w:rPr>
+          <w:t>來9:27</w:t>
+        </w:r>
+      </w:hyperlink>
+      <w:r>
+        <w:rPr>
+          <w:lang w:val="zh_TW" w:bidi="zh_TW"/>
+        </w:rPr>
+        <w:t>）。祂的判決是聖潔和公義的（</w:t>
+      </w:r>
+      <w:r>
+        <w:rPr>
+          <w:lang w:val="zh_TW" w:bidi="zh_TW"/>
+        </w:rPr>
+        <w:t>以白色寶座象徵</w:t>
+      </w:r>
+      <w:r>
+        <w:rPr>
+          <w:lang w:val="zh_TW" w:bidi="zh_TW"/>
+        </w:rPr>
+        <w:t>）。</w:t>
+      </w:r>
+      <w:r>
+        <w:rPr>
+          <w:lang w:val="zh_TW" w:bidi="zh_TW"/>
+        </w:rPr>
+        <w:t>這一異象宣告，即使地上歷史的進程看似與祂的聖潔旨意相悖，但沒有一天或一刻曾削弱神的絕對主權</w:t>
+      </w:r>
+      <w:r>
+        <w:rPr>
+          <w:lang w:val="zh_TW" w:bidi="zh_TW"/>
+        </w:rPr>
+        <w:t>。</w:t>
+      </w:r>
+    </w:p>
+    <w:p>
+      <w:pPr/>
+      <w:r>
+        <w:rPr>
+          <w:lang w:val="zh_TW" w:bidi="zh_TW"/>
+        </w:rPr>
+      </w:r>
+      <w:r>
+        <w:rPr>
+          <w:lang w:val="zh_TW" w:bidi="zh_TW"/>
+        </w:rPr>
+        <w:t>第七件末後的事：新天新地以及新耶路撒冷（</w:t>
+      </w:r>
+      <w:hyperlink r:id="rId173">
+        <w:r>
+          <w:rPr>
+            <w:lang w:val="zh_TW" w:bidi="zh_TW"/>
+          </w:rPr>
+          <w:rPr>
+            <w:color w:val="0000EE"/>
+            <w:u w:val="single"/>
+          </w:rPr>
+          <w:t>21:1–22:5</w:t>
+        </w:r>
+      </w:hyperlink>
+      <w:r>
+        <w:rPr>
+          <w:lang w:val="zh_TW" w:bidi="zh_TW"/>
+        </w:rPr>
+        <w:t>）</w:t>
+      </w:r>
+    </w:p>
+    <w:p>
+      <w:pPr/>
+      <w:r>
+        <w:rPr>
+          <w:lang w:val="zh_TW" w:bidi="zh_TW"/>
+        </w:rPr>
+      </w:r>
+      <w:r>
+        <w:rPr>
+          <w:lang w:val="zh_TW" w:bidi="zh_TW"/>
+        </w:rPr>
+        <w:t>約翰在這裡以石頭、純淨如玻璃的金子和色彩揭示了一種神學</w:t>
+      </w:r>
+      <w:r>
+        <w:rPr>
+          <w:lang w:val="zh_TW" w:bidi="zh_TW"/>
+        </w:rPr>
+        <w:t>。它們所指向的圖像隨處可見：教會被稱為新娘（</w:t>
+      </w:r>
+      <w:hyperlink r:id="rId174">
+        <w:r>
+          <w:rPr>
+            <w:lang w:val="zh_TW" w:bidi="zh_TW"/>
+          </w:rPr>
+          <w:rPr>
+            <w:color w:val="0000EE"/>
+            <w:u w:val="single"/>
+          </w:rPr>
+          <w:t>21:2</w:t>
+        </w:r>
+      </w:hyperlink>
+      <w:r>
+        <w:rPr>
+          <w:lang w:val="zh_TW" w:bidi="zh_TW"/>
+        </w:rPr>
+        <w:t>）；神賜給口渴的人「</w:t>
+      </w:r>
+      <w:r>
+        <w:rPr>
+          <w:lang w:val="zh_TW" w:bidi="zh_TW"/>
+        </w:rPr>
+        <w:t>生命泉的水白白賜給那口渴的人喝</w:t>
+      </w:r>
+      <w:r>
+        <w:rPr>
+          <w:lang w:val="zh_TW" w:bidi="zh_TW"/>
+        </w:rPr>
+        <w:t>」（</w:t>
+      </w:r>
+      <w:hyperlink r:id="rId175">
+        <w:r>
+          <w:rPr>
+            <w:lang w:val="zh_TW" w:bidi="zh_TW"/>
+          </w:rPr>
+          <w:rPr>
+            <w:color w:val="0000EE"/>
+            <w:u w:val="single"/>
+          </w:rPr>
+          <w:t>6節</w:t>
+        </w:r>
+      </w:hyperlink>
+      <w:r>
+        <w:rPr>
+          <w:lang w:val="zh_TW" w:bidi="zh_TW"/>
+        </w:rPr>
+        <w:t>）；數字12和12的倍數</w:t>
+      </w:r>
+      <w:r>
+        <w:rPr>
+          <w:lang w:val="zh_TW" w:bidi="zh_TW"/>
+        </w:rPr>
+        <w:t>暗示了完全（</w:t>
+      </w:r>
+      <w:hyperlink r:id="rId176">
+        <w:r>
+          <w:rPr>
+            <w:lang w:val="zh_TW" w:bidi="zh_TW"/>
+          </w:rPr>
+          <w:rPr>
+            <w:color w:val="0000EE"/>
+            <w:u w:val="single"/>
+          </w:rPr>
+          <w:t>12–14、16–17、21節</w:t>
+        </w:r>
+      </w:hyperlink>
+      <w:r>
+        <w:rPr>
+          <w:lang w:val="zh_TW" w:bidi="zh_TW"/>
+        </w:rPr>
+        <w:t>）；而城的立方體形狀象徵著豐滿（</w:t>
+      </w:r>
+      <w:hyperlink r:id="rId177">
+        <w:r>
+          <w:rPr>
+            <w:lang w:val="zh_TW" w:bidi="zh_TW"/>
+          </w:rPr>
+          <w:rPr>
+            <w:color w:val="0000EE"/>
+            <w:u w:val="single"/>
+          </w:rPr>
+          <w:t>16節</w:t>
+        </w:r>
+      </w:hyperlink>
+      <w:r>
+        <w:rPr>
+          <w:lang w:val="zh_TW" w:bidi="zh_TW"/>
+        </w:rPr>
+        <w:t>）；色彩斑斕的寶石隨處可見，還指向光和神的榮耀 （</w:t>
+      </w:r>
+      <w:hyperlink r:id="rId178">
+        <w:r>
+          <w:rPr>
+            <w:lang w:val="zh_TW" w:bidi="zh_TW"/>
+          </w:rPr>
+          <w:rPr>
+            <w:color w:val="0000EE"/>
+            <w:u w:val="single"/>
+          </w:rPr>
+          <w:t>21:11、18–21、23–25</w:t>
+        </w:r>
+      </w:hyperlink>
+      <w:r>
+        <w:rPr>
+          <w:lang w:val="zh_TW" w:bidi="zh_TW"/>
+        </w:rPr>
+        <w:t>，</w:t>
+      </w:r>
+      <w:hyperlink r:id="rId179">
+        <w:r>
+          <w:rPr>
+            <w:lang w:val="zh_TW" w:bidi="zh_TW"/>
+          </w:rPr>
+          <w:rPr>
+            <w:color w:val="0000EE"/>
+            <w:u w:val="single"/>
+          </w:rPr>
+          <w:t>22:5</w:t>
+        </w:r>
+      </w:hyperlink>
+      <w:r>
+        <w:rPr>
+          <w:lang w:val="zh_TW" w:bidi="zh_TW"/>
+        </w:rPr>
+        <w:t>）。那裡還有「</w:t>
+      </w:r>
+      <w:r>
+        <w:rPr>
+          <w:lang w:val="zh_TW" w:bidi="zh_TW"/>
+        </w:rPr>
+        <w:t>生命水的河</w:t>
+      </w:r>
+      <w:r>
+        <w:rPr>
+          <w:lang w:val="zh_TW" w:bidi="zh_TW"/>
+        </w:rPr>
+        <w:t>」 （</w:t>
+      </w:r>
+      <w:hyperlink r:id="rId180">
+        <w:r>
+          <w:rPr>
+            <w:lang w:val="zh_TW" w:bidi="zh_TW"/>
+          </w:rPr>
+          <w:rPr>
+            <w:color w:val="0000EE"/>
+            <w:u w:val="single"/>
+          </w:rPr>
+          <w:t>22:1</w:t>
+        </w:r>
+      </w:hyperlink>
+      <w:r>
+        <w:rPr>
+          <w:lang w:val="zh_TW" w:bidi="zh_TW"/>
+        </w:rPr>
+        <w:t>）和「生命樹」 （</w:t>
+      </w:r>
+      <w:hyperlink r:id="rId181">
+        <w:r>
+          <w:rPr>
+            <w:lang w:val="zh_TW" w:bidi="zh_TW"/>
+          </w:rPr>
+          <w:rPr>
+            <w:color w:val="0000EE"/>
+            <w:u w:val="single"/>
+          </w:rPr>
+          <w:t>2節</w:t>
+        </w:r>
+      </w:hyperlink>
+      <w:r>
+        <w:rPr>
+          <w:lang w:val="zh_TW" w:bidi="zh_TW"/>
+        </w:rPr>
+        <w:t>）。「海」不復存在（</w:t>
+      </w:r>
+      <w:hyperlink r:id="rId182">
+        <w:r>
+          <w:rPr>
+            <w:lang w:val="zh_TW" w:bidi="zh_TW"/>
+          </w:rPr>
+          <w:rPr>
+            <w:color w:val="0000EE"/>
+            <w:u w:val="single"/>
+          </w:rPr>
+          <w:t>21:1</w:t>
+        </w:r>
+      </w:hyperlink>
+      <w:r>
+        <w:rPr>
+          <w:lang w:val="zh_TW" w:bidi="zh_TW"/>
+        </w:rPr>
+        <w:t>）。</w:t>
+      </w:r>
+    </w:p>
+    <w:p>
+      <w:pPr/>
+      <w:r>
+        <w:rPr>
+          <w:lang w:val="zh_TW" w:bidi="zh_TW"/>
+        </w:rPr>
+      </w:r>
+      <w:r>
+        <w:rPr>
+          <w:lang w:val="zh_TW" w:bidi="zh_TW"/>
+        </w:rPr>
+        <w:t>對舊約的引用隨處可見。</w:t>
+      </w:r>
+      <w:r>
+        <w:rPr>
+          <w:lang w:val="zh_TW" w:bidi="zh_TW"/>
+        </w:rPr>
+        <w:t>約翰在本章中的大多數意象，反映了</w:t>
+      </w:r>
+      <w:hyperlink r:id="rId183">
+        <w:r>
+          <w:rPr>
+            <w:lang w:val="zh_TW" w:bidi="zh_TW"/>
+          </w:rPr>
+          <w:rPr>
+            <w:color w:val="0000EE"/>
+            <w:u w:val="single"/>
+          </w:rPr>
+          <w:t>以賽亞書六十章</w:t>
+        </w:r>
+      </w:hyperlink>
+      <w:r>
+        <w:rPr>
+          <w:lang w:val="zh_TW" w:bidi="zh_TW"/>
+        </w:rPr>
+        <w:t>和</w:t>
+      </w:r>
+      <w:hyperlink r:id="rId184">
+        <w:r>
+          <w:rPr>
+            <w:lang w:val="zh_TW" w:bidi="zh_TW"/>
+          </w:rPr>
+          <w:rPr>
+            <w:color w:val="0000EE"/>
+            <w:u w:val="single"/>
+          </w:rPr>
+          <w:t>六十五章</w:t>
+        </w:r>
+      </w:hyperlink>
+      <w:r>
+        <w:rPr>
+          <w:lang w:val="zh_TW" w:bidi="zh_TW"/>
+        </w:rPr>
+        <w:t>，以及</w:t>
+      </w:r>
+      <w:hyperlink r:id="rId185">
+        <w:r>
+          <w:rPr>
+            <w:lang w:val="zh_TW" w:bidi="zh_TW"/>
+          </w:rPr>
+          <w:rPr>
+            <w:color w:val="0000EE"/>
+            <w:u w:val="single"/>
+          </w:rPr>
+          <w:t>以西結書四十至四十八章</w:t>
+        </w:r>
+      </w:hyperlink>
+      <w:r>
+        <w:rPr>
+          <w:lang w:val="zh_TW" w:bidi="zh_TW"/>
+        </w:rPr>
+        <w:t>。約翰將以賽亞書的新耶路撒冷異象，與以西結書的新聖殿異象交織。</w:t>
+      </w:r>
+      <w:r>
+        <w:rPr>
+          <w:lang w:val="zh_TW" w:bidi="zh_TW"/>
+        </w:rPr>
+        <w:t>他腦海中匯聚的多重舊約應許似乎表明，他將新耶路撒冷視為這些預言的實現</w:t>
+      </w:r>
+      <w:r>
+        <w:rPr>
+          <w:lang w:val="zh_TW" w:bidi="zh_TW"/>
+        </w:rPr>
+        <w:t>。</w:t>
+      </w:r>
+      <w:r>
+        <w:rPr>
+          <w:lang w:val="zh_TW" w:bidi="zh_TW"/>
+        </w:rPr>
+        <w:t>這裡也有</w:t>
+      </w:r>
+      <w:r>
+        <w:rPr>
+          <w:lang w:val="zh_TW" w:bidi="zh_TW"/>
+        </w:rPr>
+        <w:t>暗示</w:t>
+      </w:r>
+      <w:hyperlink r:id="rId186">
+        <w:r>
+          <w:rPr>
+            <w:lang w:val="zh_TW" w:bidi="zh_TW"/>
+          </w:rPr>
+          <w:rPr>
+            <w:color w:val="0000EE"/>
+            <w:u w:val="single"/>
+          </w:rPr>
+          <w:t>創世記一至三章</w:t>
+        </w:r>
+      </w:hyperlink>
+      <w:r>
+        <w:rPr>
+          <w:lang w:val="zh_TW" w:bidi="zh_TW"/>
+        </w:rPr>
+        <w:t>的典故</w:t>
+      </w:r>
+      <w:r>
+        <w:rPr>
+          <w:lang w:val="zh_TW" w:bidi="zh_TW"/>
+        </w:rPr>
+        <w:t>：</w:t>
+      </w:r>
+      <w:r>
+        <w:rPr>
+          <w:lang w:val="zh_TW" w:bidi="zh_TW"/>
+        </w:rPr>
+        <w:t>死亡和痛苦的消失，神與祂的子民同住，如同在伊甸園中；生命樹的恢復，咒詛的移除。創造恢復到其原始的完美狀態</w:t>
+      </w:r>
+      <w:r>
+        <w:rPr>
+          <w:lang w:val="zh_TW" w:bidi="zh_TW"/>
+        </w:rPr>
+        <w:t>。</w:t>
+      </w:r>
+    </w:p>
+    <w:p>
+      <w:pPr/>
+      <w:r>
+        <w:rPr>
+          <w:lang w:val="zh_TW" w:bidi="zh_TW"/>
+        </w:rPr>
+      </w:r>
+      <w:r>
+        <w:rPr>
+          <w:lang w:val="zh_TW" w:bidi="zh_TW"/>
+        </w:rPr>
+        <w:t>這一異象與寫給七個教會的信中對得勝者的應許</w:t>
+      </w:r>
+      <w:r>
+        <w:rPr>
+          <w:lang w:val="zh_TW" w:bidi="zh_TW"/>
+        </w:rPr>
+        <w:t>（</w:t>
+      </w:r>
+      <w:hyperlink r:id="rId58">
+        <w:r>
+          <w:rPr>
+            <w:lang w:val="zh_TW" w:bidi="zh_TW"/>
+          </w:rPr>
+          <w:rPr>
+            <w:color w:val="0000EE"/>
+            <w:u w:val="single"/>
+          </w:rPr>
+          <w:t>啟2–3</w:t>
+        </w:r>
+      </w:hyperlink>
+      <w:r>
+        <w:rPr>
+          <w:lang w:val="zh_TW" w:bidi="zh_TW"/>
+        </w:rPr>
+        <w:t>）</w:t>
+      </w:r>
+      <w:r>
+        <w:rPr>
+          <w:lang w:val="zh_TW" w:bidi="zh_TW"/>
+        </w:rPr>
+        <w:t>有重要聯繫</w:t>
+      </w:r>
+      <w:r>
+        <w:rPr>
+          <w:lang w:val="zh_TW" w:bidi="zh_TW"/>
+        </w:rPr>
+        <w:t>。例如，</w:t>
+      </w:r>
+      <w:r>
+        <w:rPr>
+          <w:lang w:val="zh_TW" w:bidi="zh_TW"/>
+        </w:rPr>
+        <w:t>以弗所的得勝者被授予生命樹的權利</w:t>
+      </w:r>
+      <w:r>
+        <w:rPr>
+          <w:lang w:val="zh_TW" w:bidi="zh_TW"/>
+        </w:rPr>
+        <w:t>（</w:t>
+      </w:r>
+      <w:hyperlink r:id="rId187">
+        <w:r>
+          <w:rPr>
+            <w:lang w:val="zh_TW" w:bidi="zh_TW"/>
+          </w:rPr>
+          <w:rPr>
+            <w:color w:val="0000EE"/>
+            <w:u w:val="single"/>
+          </w:rPr>
+          <w:t>2:7</w:t>
+        </w:r>
+      </w:hyperlink>
+      <w:r>
+        <w:rPr>
+          <w:lang w:val="zh_TW" w:bidi="zh_TW"/>
+        </w:rPr>
+        <w:t>；參</w:t>
+      </w:r>
+      <w:hyperlink r:id="rId181">
+        <w:r>
+          <w:rPr>
+            <w:lang w:val="zh_TW" w:bidi="zh_TW"/>
+          </w:rPr>
+          <w:rPr>
+            <w:color w:val="0000EE"/>
+            <w:u w:val="single"/>
+          </w:rPr>
+          <w:t>22:2</w:t>
+        </w:r>
+      </w:hyperlink>
+      <w:r>
+        <w:rPr>
+          <w:lang w:val="zh_TW" w:bidi="zh_TW"/>
+        </w:rPr>
+        <w:t>）；</w:t>
+      </w:r>
+      <w:r>
+        <w:rPr>
+          <w:lang w:val="zh_TW" w:bidi="zh_TW"/>
+        </w:rPr>
+        <w:t>推雅推喇的得勝者被授予統治列國的權利</w:t>
+      </w:r>
+      <w:r>
+        <w:rPr>
+          <w:lang w:val="zh_TW" w:bidi="zh_TW"/>
+        </w:rPr>
+        <w:t>（</w:t>
+      </w:r>
+      <w:hyperlink r:id="rId188">
+        <w:r>
+          <w:rPr>
+            <w:lang w:val="zh_TW" w:bidi="zh_TW"/>
+          </w:rPr>
+          <w:rPr>
+            <w:color w:val="0000EE"/>
+            <w:u w:val="single"/>
+          </w:rPr>
+          <w:t>2:26</w:t>
+        </w:r>
+      </w:hyperlink>
+      <w:r>
+        <w:rPr>
+          <w:lang w:val="zh_TW" w:bidi="zh_TW"/>
+        </w:rPr>
+        <w:t>；參</w:t>
+      </w:r>
+      <w:hyperlink r:id="rId179">
+        <w:r>
+          <w:rPr>
+            <w:lang w:val="zh_TW" w:bidi="zh_TW"/>
+          </w:rPr>
+          <w:rPr>
+            <w:color w:val="0000EE"/>
+            <w:u w:val="single"/>
+          </w:rPr>
+          <w:t>22:5</w:t>
+        </w:r>
+      </w:hyperlink>
+      <w:r>
+        <w:rPr>
+          <w:lang w:val="zh_TW" w:bidi="zh_TW"/>
+        </w:rPr>
+        <w:t>）；</w:t>
+      </w:r>
+      <w:r>
+        <w:rPr>
+          <w:lang w:val="zh_TW" w:bidi="zh_TW"/>
+        </w:rPr>
+        <w:t>非拉鐵非的得勝者被賜予神城新耶路撒冷的名字（</w:t>
+      </w:r>
+      <w:hyperlink r:id="rId189">
+        <w:r>
+          <w:rPr>
+            <w:lang w:val="zh_TW" w:bidi="zh_TW"/>
+          </w:rPr>
+          <w:rPr>
+            <w:color w:val="0000EE"/>
+            <w:u w:val="single"/>
+          </w:rPr>
+          <w:t>3:12</w:t>
+        </w:r>
+      </w:hyperlink>
+      <w:r>
+        <w:rPr>
+          <w:lang w:val="zh_TW" w:bidi="zh_TW"/>
+        </w:rPr>
+        <w:t>；參</w:t>
+      </w:r>
+      <w:hyperlink r:id="rId190">
+        <w:r>
+          <w:rPr>
+            <w:lang w:val="zh_TW" w:bidi="zh_TW"/>
+          </w:rPr>
+          <w:rPr>
+            <w:color w:val="0000EE"/>
+            <w:u w:val="single"/>
+          </w:rPr>
+          <w:t>21:2、9–27</w:t>
+        </w:r>
+      </w:hyperlink>
+      <w:r>
+        <w:rPr>
+          <w:lang w:val="zh_TW" w:bidi="zh_TW"/>
+        </w:rPr>
+        <w:t>）。</w:t>
+      </w:r>
+      <w:r>
+        <w:rPr>
+          <w:lang w:val="zh_TW" w:bidi="zh_TW"/>
+        </w:rPr>
+        <w:t>在某種意義上，啟示錄每一主要部分的線索，都出現在</w:t>
+      </w:r>
+      <w:hyperlink r:id="rId65">
+        <w:r>
+          <w:rPr>
+            <w:lang w:val="zh_TW" w:bidi="zh_TW"/>
+          </w:rPr>
+          <w:rPr>
+            <w:color w:val="0000EE"/>
+            <w:u w:val="single"/>
+          </w:rPr>
+          <w:t>二十一至二十二</w:t>
+        </w:r>
+      </w:hyperlink>
+      <w:r>
+        <w:rPr>
+          <w:lang w:val="zh_TW" w:bidi="zh_TW"/>
+        </w:rPr>
+        <w:t>章中。</w:t>
+      </w:r>
+    </w:p>
+    <w:p>
+      <w:pPr>
+        <w:pStyle w:val="Heading4"/>
+      </w:pPr>
+      <w:r>
+        <w:rPr>
+          <w:lang w:val="zh_TW" w:bidi="zh_TW"/>
+        </w:rPr>
+        <w:t>約翰的結論（</w:t>
+      </w:r>
+      <w:hyperlink r:id="rId191">
+        <w:r>
+          <w:rPr>
+            <w:lang w:val="zh_TW" w:bidi="zh_TW"/>
+          </w:rPr>
+          <w:rPr>
+            <w:color w:val="0000EE"/>
+            <w:u w:val="single"/>
+          </w:rPr>
+          <w:t>22:6–21</w:t>
+        </w:r>
+      </w:hyperlink>
+      <w:r>
+        <w:rPr>
+          <w:lang w:val="zh_TW" w:bidi="zh_TW"/>
+        </w:rPr>
+        <w:t>）</w:t>
+      </w:r>
+    </w:p>
+    <w:p>
+      <w:pPr/>
+      <w:r>
+        <w:rPr>
+          <w:lang w:val="zh_TW" w:bidi="zh_TW"/>
+        </w:rPr>
+      </w:r>
+      <w:r>
+        <w:rPr>
+          <w:lang w:val="zh_TW" w:bidi="zh_TW"/>
+        </w:rPr>
+        <w:t>作者以精湛的藝術，使序言中的文字（</w:t>
+      </w:r>
+      <w:hyperlink r:id="rId66">
+        <w:r>
+          <w:rPr>
+            <w:lang w:val="zh_TW" w:bidi="zh_TW"/>
+          </w:rPr>
+          <w:rPr>
+            <w:color w:val="0000EE"/>
+            <w:u w:val="single"/>
+          </w:rPr>
+          <w:t>1:1–8</w:t>
+        </w:r>
+      </w:hyperlink>
+      <w:r>
+        <w:rPr>
+          <w:lang w:val="zh_TW" w:bidi="zh_TW"/>
+        </w:rPr>
+        <w:t>）在結論中再次響起：這</w:t>
+      </w:r>
+      <w:r>
+        <w:rPr>
+          <w:lang w:val="zh_TW" w:bidi="zh_TW"/>
+        </w:rPr>
+        <w:t>書卷</w:t>
+      </w:r>
+      <w:r>
+        <w:rPr>
+          <w:lang w:val="zh_TW" w:bidi="zh_TW"/>
+        </w:rPr>
+        <w:t>以天使、耶穌、聖靈、新娘，最後是約翰的聲音結束：「</w:t>
+      </w:r>
+      <w:r>
+        <w:rPr>
+          <w:lang w:val="zh_TW" w:bidi="zh_TW"/>
+        </w:rPr>
+        <w:t>阿們！主耶穌啊，我願你來</w:t>
+      </w:r>
+      <w:r>
+        <w:rPr>
+          <w:lang w:val="zh_TW" w:bidi="zh_TW"/>
+        </w:rPr>
+        <w:t>」（</w:t>
+      </w:r>
+      <w:hyperlink r:id="rId192">
+        <w:r>
+          <w:rPr>
+            <w:lang w:val="zh_TW" w:bidi="zh_TW"/>
+          </w:rPr>
+          <w:rPr>
+            <w:color w:val="0000EE"/>
+            <w:u w:val="single"/>
+          </w:rPr>
+          <w:t>22:20</w:t>
+        </w:r>
+      </w:hyperlink>
+      <w:r>
+        <w:rPr>
+          <w:lang w:val="zh_TW" w:bidi="zh_TW"/>
+        </w:rPr>
+        <w:t>）。</w:t>
+      </w:r>
+    </w:p>
+    <w:p>
+      <w:pPr/>
+      <w:r>
+        <w:rPr>
+          <w:lang w:val="zh_TW" w:bidi="zh_TW"/>
+        </w:rPr>
+      </w:r>
+      <w:r>
+        <w:rPr>
           <w:i/>
           <w:lang w:val="zh_TW" w:bidi="zh_TW"/>
         </w:rPr>
@@ -444,13 +8443,43 @@
         <w:rPr>
           <w:lang w:val="zh_TW" w:bidi="zh_TW"/>
         </w:rPr>
-        <w:t xml:space="preserve"> </w:t>
-      </w:r>
-      <w:r>
-        <w:rPr>
-          <w:lang w:val="zh_TW" w:bidi="zh_TW"/>
-        </w:rPr>
-        <w:t>戰爭</w:t>
+        <w:t>天啟</w:t>
+      </w:r>
+      <w:r>
+        <w:rPr>
+          <w:lang w:val="zh_TW" w:bidi="zh_TW"/>
+        </w:rPr>
+        <w:t>，</w:t>
+      </w:r>
+      <w:r>
+        <w:rPr>
+          <w:lang w:val="zh_TW" w:bidi="zh_TW"/>
+        </w:rPr>
+        <w:t>但以理書</w:t>
+      </w:r>
+      <w:r>
+        <w:rPr>
+          <w:lang w:val="zh_TW" w:bidi="zh_TW"/>
+        </w:rPr>
+        <w:t>，</w:t>
+      </w:r>
+      <w:r>
+        <w:rPr>
+          <w:lang w:val="zh_TW" w:bidi="zh_TW"/>
+        </w:rPr>
+        <w:t>末世論</w:t>
+      </w:r>
+      <w:r>
+        <w:rPr>
+          <w:lang w:val="zh_TW" w:bidi="zh_TW"/>
+        </w:rPr>
+        <w:t>，</w:t>
+      </w:r>
+      <w:r>
+        <w:rPr>
+          <w:lang w:val="zh_TW" w:bidi="zh_TW"/>
+        </w:rPr>
+        <w:t>使徒約翰</w:t>
       </w:r>
       <w:r>
         <w:rPr>
@@ -2359,6 +10388,18 @@
   <w:num w:numId="13" w16cid:durableId="592781308">
     <w:abstractNumId w:val="11"/>
   </w:num>
+  <w:num w:numId="14">
+    <w:abstractNumId w:val="3"/>
+    <w:lvlOverride w:ilvl="0">
+      <w:startOverride w:val="1"/>
+    </w:lvlOverride>
+  </w:num>
+  <w:num w:numId="15">
+    <w:abstractNumId w:val="3"/>
+    <w:lvlOverride w:ilvl="0">
+      <w:startOverride w:val="1"/>
+    </w:lvlOverride>
+  </w:num>
   <w:numIdMacAtCleanup w:val="10"/>
 </w:numbering>
 </file>

--- a/zht/docx/106.content.docx
+++ b/zht/docx/106.content.docx
@@ -149,7 +149,7 @@
         <w:rPr>
           <w:lang w:val="zh_TW" w:bidi="zh_TW"/>
         </w:rPr>
-        <w:t>pi</w:t>
+        <w:t>mu</w:t>
       </w:r>
       <w:r>
         <w:rPr>
@@ -212,7 +212,7 @@
         <w:rPr>
           <w:lang w:val="zh_TW" w:bidi="zh_TW"/>
         </w:rPr>
-        <w:t>皮革</w:t>
+        <w:t>木匠</w:t>
       </w:r>
       <w:r>
         <w:rPr>
@@ -231,18 +231,161 @@
         <w:rPr>
           <w:lang w:val="zh_TW" w:bidi="zh_TW"/>
         </w:rPr>
-        <w:t>皮革是經處理以使其強韌且有彈性的動物皮，在聖經時代廣泛用於製作衣物、容器、家居用品以及作為書寫材料。</w:t>
-      </w:r>
-    </w:p>
-    <w:p>
-      <w:pPr>
-        <w:pStyle w:val="Heading3"/>
-      </w:pPr>
-      <w:r>
-        <w:rPr>
-          <w:lang w:val="zh_TW" w:bidi="zh_TW"/>
-        </w:rPr>
-        <w:t>人類在聖經時代如何使用皮革？</w:t>
+        <w:t>從事木工工作的人，負責建造房屋的框架、屋頂、窗戶和門。小型結構如房屋，通常由屋主自行建造；而神廟和宮殿等大型建築，則需要熟練工匠參與。建造這些較大的建築物，需要木匠與石匠合作，後者專門切割和準備建築用的石材（</w:t>
+      </w:r>
+      <w:hyperlink r:id="rId13">
+        <w:r>
+          <w:rPr>
+            <w:lang w:val="zh_TW" w:bidi="zh_TW"/>
+          </w:rPr>
+          <w:rPr>
+            <w:color w:val="0000EE"/>
+            <w:u w:val="single"/>
+          </w:rPr>
+          <w:t>王下12:11，</w:t>
+        </w:r>
+      </w:hyperlink>
+      <w:hyperlink r:id="rId14">
+        <w:r>
+          <w:rPr>
+            <w:lang w:val="zh_TW" w:bidi="zh_TW"/>
+          </w:rPr>
+          <w:rPr>
+            <w:color w:val="0000EE"/>
+            <w:u w:val="single"/>
+          </w:rPr>
+          <w:t>22:6</w:t>
+        </w:r>
+      </w:hyperlink>
+      <w:r>
+        <w:rPr>
+          <w:lang w:val="zh_TW" w:bidi="zh_TW"/>
+        </w:rPr>
+        <w:t>；</w:t>
+      </w:r>
+      <w:hyperlink r:id="rId15">
+        <w:r>
+          <w:rPr>
+            <w:lang w:val="zh_TW" w:bidi="zh_TW"/>
+          </w:rPr>
+          <w:rPr>
+            <w:color w:val="0000EE"/>
+            <w:u w:val="single"/>
+          </w:rPr>
+          <w:t>代上14:1，</w:t>
+        </w:r>
+      </w:hyperlink>
+      <w:hyperlink r:id="rId16">
+        <w:r>
+          <w:rPr>
+            <w:lang w:val="zh_TW" w:bidi="zh_TW"/>
+          </w:rPr>
+          <w:rPr>
+            <w:color w:val="0000EE"/>
+            <w:u w:val="single"/>
+          </w:rPr>
+          <w:t>22:15</w:t>
+        </w:r>
+      </w:hyperlink>
+      <w:r>
+        <w:rPr>
+          <w:lang w:val="zh_TW" w:bidi="zh_TW"/>
+        </w:rPr>
+        <w:t>；</w:t>
+      </w:r>
+      <w:hyperlink r:id="rId17">
+        <w:r>
+          <w:rPr>
+            <w:lang w:val="zh_TW" w:bidi="zh_TW"/>
+          </w:rPr>
+          <w:rPr>
+            <w:color w:val="0000EE"/>
+            <w:u w:val="single"/>
+          </w:rPr>
+          <w:t>代下24:12，</w:t>
+        </w:r>
+      </w:hyperlink>
+      <w:hyperlink r:id="rId18">
+        <w:r>
+          <w:rPr>
+            <w:lang w:val="zh_TW" w:bidi="zh_TW"/>
+          </w:rPr>
+          <w:rPr>
+            <w:color w:val="0000EE"/>
+            <w:u w:val="single"/>
+          </w:rPr>
+          <w:t>34:11</w:t>
+        </w:r>
+      </w:hyperlink>
+      <w:r>
+        <w:rPr>
+          <w:lang w:val="zh_TW" w:bidi="zh_TW"/>
+        </w:rPr>
+        <w:t>；</w:t>
+      </w:r>
+      <w:hyperlink r:id="rId19">
+        <w:r>
+          <w:rPr>
+            <w:lang w:val="zh_TW" w:bidi="zh_TW"/>
+          </w:rPr>
+          <w:rPr>
+            <w:color w:val="0000EE"/>
+            <w:u w:val="single"/>
+          </w:rPr>
+          <w:t>拉3:7</w:t>
+        </w:r>
+      </w:hyperlink>
+      <w:r>
+        <w:rPr>
+          <w:lang w:val="zh_TW" w:bidi="zh_TW"/>
+        </w:rPr>
+        <w:t>）。新約中很少提及木工工作，但耶穌和祂的父親約瑟正是從事此行業（</w:t>
+      </w:r>
+      <w:hyperlink r:id="rId20">
+        <w:r>
+          <w:rPr>
+            <w:lang w:val="zh_TW" w:bidi="zh_TW"/>
+          </w:rPr>
+          <w:rPr>
+            <w:color w:val="0000EE"/>
+            <w:u w:val="single"/>
+          </w:rPr>
+          <w:t>太13:55</w:t>
+        </w:r>
+      </w:hyperlink>
+      <w:r>
+        <w:rPr>
+          <w:lang w:val="zh_TW" w:bidi="zh_TW"/>
+        </w:rPr>
+        <w:t>；</w:t>
+      </w:r>
+      <w:hyperlink r:id="rId21">
+        <w:r>
+          <w:rPr>
+            <w:lang w:val="zh_TW" w:bidi="zh_TW"/>
+          </w:rPr>
+          <w:rPr>
+            <w:color w:val="0000EE"/>
+            <w:u w:val="single"/>
+          </w:rPr>
+          <w:t>可6:3</w:t>
+        </w:r>
+      </w:hyperlink>
+      <w:r>
+        <w:rPr>
+          <w:lang w:val="zh_TW" w:bidi="zh_TW"/>
+        </w:rPr>
+        <w:t>）。</w:t>
+      </w:r>
+      <w:r>
+        <w:rPr>
+          <w:lang w:val="zh_TW" w:bidi="zh_TW"/>
+        </w:rPr>
+      </w:r>
+      <w:r>
+        <w:rPr>
+          <w:lang w:val="zh_TW" w:bidi="zh_TW"/>
+        </w:rPr>
       </w:r>
     </w:p>
     <w:p>
@@ -252,155 +395,21 @@
           <w:lang w:val="zh_TW" w:bidi="zh_TW"/>
         </w:rPr>
       </w:r>
-      <w:r>
-        <w:rPr>
-          <w:lang w:val="zh_TW" w:bidi="zh_TW"/>
-        </w:rPr>
-        <w:t>人類在早期使用動物皮作為衣物（</w:t>
-      </w:r>
-      <w:hyperlink r:id="rId13">
-        <w:r>
-          <w:rPr>
-            <w:lang w:val="zh_TW" w:bidi="zh_TW"/>
-          </w:rPr>
-          <w:rPr>
-            <w:color w:val="0000EE"/>
-            <w:u w:val="single"/>
-          </w:rPr>
-          <w:t>創3:21</w:t>
-        </w:r>
-      </w:hyperlink>
-      <w:r>
-        <w:rPr>
-          <w:lang w:val="zh_TW" w:bidi="zh_TW"/>
-        </w:rPr>
-        <w:t>）。先知的衣服是用動物皮製成的，並成為辨認他們的方式（</w:t>
-      </w:r>
-      <w:hyperlink r:id="rId14">
-        <w:r>
-          <w:rPr>
-            <w:lang w:val="zh_TW" w:bidi="zh_TW"/>
-          </w:rPr>
-          <w:rPr>
-            <w:color w:val="0000EE"/>
-            <w:u w:val="single"/>
-          </w:rPr>
-          <w:t>王下1:8</w:t>
-        </w:r>
-      </w:hyperlink>
-      <w:r>
-        <w:rPr>
-          <w:lang w:val="zh_TW" w:bidi="zh_TW"/>
-        </w:rPr>
-        <w:t>；</w:t>
-      </w:r>
-      <w:hyperlink r:id="rId15">
-        <w:r>
-          <w:rPr>
-            <w:lang w:val="zh_TW" w:bidi="zh_TW"/>
-          </w:rPr>
-          <w:rPr>
-            <w:color w:val="0000EE"/>
-            <w:u w:val="single"/>
-          </w:rPr>
-          <w:t>亞13:4</w:t>
-        </w:r>
-      </w:hyperlink>
-      <w:r>
-        <w:rPr>
-          <w:lang w:val="zh_TW" w:bidi="zh_TW"/>
-        </w:rPr>
-        <w:t>）。希臘文舊約描述以利亞的外衣是羊皮（</w:t>
-      </w:r>
-      <w:hyperlink r:id="rId16">
-        <w:r>
-          <w:rPr>
-            <w:lang w:val="zh_TW" w:bidi="zh_TW"/>
-          </w:rPr>
-          <w:rPr>
-            <w:color w:val="0000EE"/>
-            <w:u w:val="single"/>
-          </w:rPr>
-          <w:t>王上19:13、19</w:t>
-        </w:r>
-      </w:hyperlink>
-      <w:r>
-        <w:rPr>
-          <w:lang w:val="zh_TW" w:bidi="zh_TW"/>
-        </w:rPr>
-        <w:t>；</w:t>
-      </w:r>
-      <w:hyperlink r:id="rId17">
-        <w:r>
-          <w:rPr>
-            <w:lang w:val="zh_TW" w:bidi="zh_TW"/>
-          </w:rPr>
-          <w:rPr>
-            <w:color w:val="0000EE"/>
-            <w:u w:val="single"/>
-          </w:rPr>
-          <w:t>王下2:8、13–14</w:t>
-        </w:r>
-      </w:hyperlink>
-      <w:r>
-        <w:rPr>
-          <w:lang w:val="zh_TW" w:bidi="zh_TW"/>
-        </w:rPr>
-        <w:t>）。動物皮也被用來製作鞋子、腰帶和其他衣物（</w:t>
-      </w:r>
-      <w:hyperlink r:id="rId18">
-        <w:r>
-          <w:rPr>
-            <w:lang w:val="zh_TW" w:bidi="zh_TW"/>
-          </w:rPr>
-          <w:rPr>
-            <w:color w:val="0000EE"/>
-            <w:u w:val="single"/>
-          </w:rPr>
-          <w:t>利13:48</w:t>
-        </w:r>
-      </w:hyperlink>
-      <w:r>
-        <w:rPr>
-          <w:lang w:val="zh_TW" w:bidi="zh_TW"/>
-        </w:rPr>
-        <w:t>；</w:t>
-      </w:r>
-      <w:hyperlink r:id="rId19">
-        <w:r>
-          <w:rPr>
-            <w:lang w:val="zh_TW" w:bidi="zh_TW"/>
-          </w:rPr>
-          <w:rPr>
-            <w:color w:val="0000EE"/>
-            <w:u w:val="single"/>
-          </w:rPr>
-          <w:t>結16:10</w:t>
-        </w:r>
-      </w:hyperlink>
-      <w:r>
-        <w:rPr>
-          <w:lang w:val="zh_TW" w:bidi="zh_TW"/>
-        </w:rPr>
-        <w:t>；</w:t>
-      </w:r>
-      <w:hyperlink r:id="rId20">
-        <w:r>
-          <w:rPr>
-            <w:lang w:val="zh_TW" w:bidi="zh_TW"/>
-          </w:rPr>
-          <w:rPr>
-            <w:color w:val="0000EE"/>
-            <w:u w:val="single"/>
-          </w:rPr>
-          <w:t>太3:4</w:t>
-        </w:r>
-      </w:hyperlink>
-      <w:r>
-        <w:rPr>
-          <w:lang w:val="zh_TW" w:bidi="zh_TW"/>
-        </w:rPr>
-        <w:t>）。</w:t>
+    </w:p>
+    <w:p>
+      <w:pPr>
+        <w:pStyle w:val="Heading2"/>
+      </w:pPr>
+      <w:r>
+        <w:rPr>
+          <w:lang w:val="zh_TW" w:bidi="zh_TW"/>
+        </w:rPr>
+        <w:t>沐浴、洗</w:t>
+      </w:r>
+      <w:r>
+        <w:rPr>
+          <w:lang w:val="zh_TW" w:bidi="zh_TW"/>
+        </w:rPr>
       </w:r>
     </w:p>
     <w:p>
@@ -414,25 +423,7 @@
         <w:rPr>
           <w:lang w:val="zh_TW" w:bidi="zh_TW"/>
         </w:rPr>
-        <w:t>一些家用器具是用皮革製成的。最常見的是用來裝液體的容器，例如奶（</w:t>
-      </w:r>
-      <w:hyperlink r:id="rId21">
-        <w:r>
-          <w:rPr>
-            <w:lang w:val="zh_TW" w:bidi="zh_TW"/>
-          </w:rPr>
-          <w:rPr>
-            <w:color w:val="0000EE"/>
-            <w:u w:val="single"/>
-          </w:rPr>
-          <w:t>士4:19</w:t>
-        </w:r>
-      </w:hyperlink>
-      <w:r>
-        <w:rPr>
-          <w:lang w:val="zh_TW" w:bidi="zh_TW"/>
-        </w:rPr>
-        <w:t>）、酒（</w:t>
+        <w:t>這是指以水潔淨或洗滌自身。在聖經中，「沐浴」與「洗」常交替使用，用來翻譯幾個不同的原文字詞。在舊約聖經中，有一處經文分別使用不同的希伯來字詞，指洗衣物與清洗包括身體的其它物品（</w:t>
       </w:r>
       <w:hyperlink r:id="rId22">
         <w:r>
@@ -443,32 +434,14 @@
             <w:color w:val="0000EE"/>
             <w:u w:val="single"/>
           </w:rPr>
-          <w:t>可2:22</w:t>
-        </w:r>
-      </w:hyperlink>
-      <w:r>
-        <w:rPr>
-          <w:lang w:val="zh_TW" w:bidi="zh_TW"/>
-        </w:rPr>
-        <w:t>）和水（</w:t>
-      </w:r>
-      <w:hyperlink r:id="rId23">
-        <w:r>
-          <w:rPr>
-            <w:lang w:val="zh_TW" w:bidi="zh_TW"/>
-          </w:rPr>
-          <w:rPr>
-            <w:color w:val="0000EE"/>
-            <w:u w:val="single"/>
-          </w:rPr>
-          <w:t>創21:14</w:t>
-        </w:r>
-      </w:hyperlink>
-      <w:r>
-        <w:rPr>
-          <w:lang w:val="zh_TW" w:bidi="zh_TW"/>
-        </w:rPr>
-        <w:t>）。從橄欖提取的油也在皮革中保存。油是烹飪、梳洗、醫藥和點燈時要用到的必需品。</w:t>
+          <w:t>利15:8–2</w:t>
+        </w:r>
+      </w:hyperlink>
+      <w:r>
+        <w:rPr>
+          <w:lang w:val="zh_TW" w:bidi="zh_TW"/>
+        </w:rPr>
+        <w:t>）。</w:t>
       </w:r>
     </w:p>
     <w:p>
@@ -482,7 +455,25 @@
         <w:rPr>
           <w:lang w:val="zh_TW" w:bidi="zh_TW"/>
         </w:rPr>
-        <w:t>皮革可能用於床、椅子和其他家居用品。聖經沒有提到皮革被用來製作帳篷，但動物皮被用於建造會幕（</w:t>
+        <w:t>以色列氣候乾燥、水源稀少，因此除非在有溪流或水池旁，人們通常不會沐浴（</w:t>
+      </w:r>
+      <w:hyperlink r:id="rId23">
+        <w:r>
+          <w:rPr>
+            <w:lang w:val="zh_TW" w:bidi="zh_TW"/>
+          </w:rPr>
+          <w:rPr>
+            <w:color w:val="0000EE"/>
+            <w:u w:val="single"/>
+          </w:rPr>
+          <w:t>王下5:10</w:t>
+        </w:r>
+      </w:hyperlink>
+      <w:r>
+        <w:rPr>
+          <w:lang w:val="zh_TW" w:bidi="zh_TW"/>
+        </w:rPr>
+        <w:t>；</w:t>
       </w:r>
       <w:hyperlink r:id="rId24">
         <w:r>
@@ -493,7 +484,151 @@
             <w:color w:val="0000EE"/>
             <w:u w:val="single"/>
           </w:rPr>
-          <w:t>出25:5</w:t>
+          <w:t>約9:7</w:t>
+        </w:r>
+      </w:hyperlink>
+      <w:r>
+        <w:rPr>
+          <w:lang w:val="zh_TW" w:bidi="zh_TW"/>
+        </w:rPr>
+        <w:t>）。然而，人們仍會在嬰孩出生時為其清洗（</w:t>
+      </w:r>
+      <w:hyperlink r:id="rId25">
+        <w:r>
+          <w:rPr>
+            <w:lang w:val="zh_TW" w:bidi="zh_TW"/>
+          </w:rPr>
+          <w:rPr>
+            <w:color w:val="0000EE"/>
+            <w:u w:val="single"/>
+          </w:rPr>
+          <w:t>結16:4</w:t>
+        </w:r>
+      </w:hyperlink>
+      <w:r>
+        <w:rPr>
+          <w:lang w:val="zh_TW" w:bidi="zh_TW"/>
+        </w:rPr>
+        <w:t>）、為死者在安葬前清洗身體（</w:t>
+      </w:r>
+      <w:hyperlink r:id="rId26">
+        <w:r>
+          <w:rPr>
+            <w:lang w:val="zh_TW" w:bidi="zh_TW"/>
+          </w:rPr>
+          <w:rPr>
+            <w:color w:val="0000EE"/>
+            <w:u w:val="single"/>
+          </w:rPr>
+          <w:t>徒9:37</w:t>
+        </w:r>
+      </w:hyperlink>
+      <w:r>
+        <w:rPr>
+          <w:lang w:val="zh_TW" w:bidi="zh_TW"/>
+        </w:rPr>
+        <w:t>），以及為羊隻剪羊毛前清洗（</w:t>
+      </w:r>
+      <w:hyperlink r:id="rId27">
+        <w:r>
+          <w:rPr>
+            <w:lang w:val="zh_TW" w:bidi="zh_TW"/>
+          </w:rPr>
+          <w:rPr>
+            <w:color w:val="0000EE"/>
+            <w:u w:val="single"/>
+          </w:rPr>
+          <w:t>歌6:6</w:t>
+        </w:r>
+      </w:hyperlink>
+      <w:r>
+        <w:rPr>
+          <w:lang w:val="zh_TW" w:bidi="zh_TW"/>
+        </w:rPr>
+        <w:t>）。全身經常沐浴，可能僅限於富裕階層（</w:t>
+      </w:r>
+      <w:hyperlink r:id="rId28">
+        <w:r>
+          <w:rPr>
+            <w:lang w:val="zh_TW" w:bidi="zh_TW"/>
+          </w:rPr>
+          <w:rPr>
+            <w:color w:val="0000EE"/>
+            <w:u w:val="single"/>
+          </w:rPr>
+          <w:t>出2:5</w:t>
+        </w:r>
+      </w:hyperlink>
+      <w:r>
+        <w:rPr>
+          <w:lang w:val="zh_TW" w:bidi="zh_TW"/>
+        </w:rPr>
+        <w:t>）。但因塵土飛揚，人們必須常洗臉、手與腳（</w:t>
+      </w:r>
+      <w:hyperlink r:id="rId29">
+        <w:r>
+          <w:rPr>
+            <w:lang w:val="zh_TW" w:bidi="zh_TW"/>
+          </w:rPr>
+          <w:rPr>
+            <w:color w:val="0000EE"/>
+            <w:u w:val="single"/>
+          </w:rPr>
+          <w:t>創18:4</w:t>
+        </w:r>
+      </w:hyperlink>
+      <w:r>
+        <w:rPr>
+          <w:lang w:val="zh_TW" w:bidi="zh_TW"/>
+        </w:rPr>
+        <w:t>，</w:t>
+      </w:r>
+      <w:hyperlink r:id="rId30">
+        <w:r>
+          <w:rPr>
+            <w:lang w:val="zh_TW" w:bidi="zh_TW"/>
+          </w:rPr>
+          <w:rPr>
+            <w:color w:val="0000EE"/>
+            <w:u w:val="single"/>
+          </w:rPr>
+          <w:t>19:2</w:t>
+        </w:r>
+      </w:hyperlink>
+      <w:r>
+        <w:rPr>
+          <w:lang w:val="zh_TW" w:bidi="zh_TW"/>
+        </w:rPr>
+        <w:t>，</w:t>
+      </w:r>
+      <w:hyperlink r:id="rId31">
+        <w:r>
+          <w:rPr>
+            <w:lang w:val="zh_TW" w:bidi="zh_TW"/>
+          </w:rPr>
+          <w:rPr>
+            <w:color w:val="0000EE"/>
+            <w:u w:val="single"/>
+          </w:rPr>
+          <w:t>24:32</w:t>
+        </w:r>
+      </w:hyperlink>
+      <w:r>
+        <w:rPr>
+          <w:lang w:val="zh_TW" w:bidi="zh_TW"/>
+        </w:rPr>
+        <w:t>，</w:t>
+      </w:r>
+      <w:hyperlink r:id="rId32">
+        <w:r>
+          <w:rPr>
+            <w:lang w:val="zh_TW" w:bidi="zh_TW"/>
+          </w:rPr>
+          <w:rPr>
+            <w:color w:val="0000EE"/>
+            <w:u w:val="single"/>
+          </w:rPr>
+          <w:t>43:24</w:t>
         </w:r>
       </w:hyperlink>
       <w:r>
@@ -502,23 +637,239 @@
         </w:rPr>
         <w:t>；</w:t>
       </w:r>
-      <w:hyperlink r:id="rId25">
-        <w:r>
-          <w:rPr>
-            <w:lang w:val="zh_TW" w:bidi="zh_TW"/>
-          </w:rPr>
-          <w:rPr>
-            <w:color w:val="0000EE"/>
-            <w:u w:val="single"/>
-          </w:rPr>
-          <w:t>民4:8</w:t>
-        </w:r>
-      </w:hyperlink>
-      <w:r>
-        <w:rPr>
-          <w:lang w:val="zh_TW" w:bidi="zh_TW"/>
-        </w:rPr>
-        <w:t>）。這些經文顯然指的是鞣製皮革。如此，它們就用來作防水遮蓋用。</w:t>
+      <w:hyperlink r:id="rId33">
+        <w:r>
+          <w:rPr>
+            <w:lang w:val="zh_TW" w:bidi="zh_TW"/>
+          </w:rPr>
+          <w:rPr>
+            <w:color w:val="0000EE"/>
+            <w:u w:val="single"/>
+          </w:rPr>
+          <w:t>士19:21</w:t>
+        </w:r>
+      </w:hyperlink>
+      <w:r>
+        <w:rPr>
+          <w:lang w:val="zh_TW" w:bidi="zh_TW"/>
+        </w:rPr>
+        <w:t>；</w:t>
+      </w:r>
+      <w:hyperlink r:id="rId34">
+        <w:r>
+          <w:rPr>
+            <w:lang w:val="zh_TW" w:bidi="zh_TW"/>
+          </w:rPr>
+          <w:rPr>
+            <w:color w:val="0000EE"/>
+            <w:u w:val="single"/>
+          </w:rPr>
+          <w:t>歌5:3</w:t>
+        </w:r>
+      </w:hyperlink>
+      <w:r>
+        <w:rPr>
+          <w:lang w:val="zh_TW" w:bidi="zh_TW"/>
+        </w:rPr>
+        <w:t>）。對於有身份地位的人而言，在抹油之前先清洗身體也是良好儀容的一部分（</w:t>
+      </w:r>
+      <w:hyperlink r:id="rId35">
+        <w:r>
+          <w:rPr>
+            <w:lang w:val="zh_TW" w:bidi="zh_TW"/>
+          </w:rPr>
+          <w:rPr>
+            <w:color w:val="0000EE"/>
+            <w:u w:val="single"/>
+          </w:rPr>
+          <w:t>得3:3</w:t>
+        </w:r>
+      </w:hyperlink>
+      <w:r>
+        <w:rPr>
+          <w:lang w:val="zh_TW" w:bidi="zh_TW"/>
+        </w:rPr>
+        <w:t>；</w:t>
+      </w:r>
+      <w:hyperlink r:id="rId36">
+        <w:r>
+          <w:rPr>
+            <w:lang w:val="zh_TW" w:bidi="zh_TW"/>
+          </w:rPr>
+          <w:rPr>
+            <w:color w:val="0000EE"/>
+            <w:u w:val="single"/>
+          </w:rPr>
+          <w:t>撒下12:20</w:t>
+        </w:r>
+      </w:hyperlink>
+      <w:r>
+        <w:rPr>
+          <w:lang w:val="zh_TW" w:bidi="zh_TW"/>
+        </w:rPr>
+        <w:t>；</w:t>
+      </w:r>
+      <w:hyperlink r:id="rId37">
+        <w:r>
+          <w:rPr>
+            <w:lang w:val="zh_TW" w:bidi="zh_TW"/>
+          </w:rPr>
+          <w:rPr>
+            <w:color w:val="0000EE"/>
+            <w:u w:val="single"/>
+          </w:rPr>
+          <w:t>結23:41</w:t>
+        </w:r>
+      </w:hyperlink>
+      <w:r>
+        <w:rPr>
+          <w:lang w:val="zh_TW" w:bidi="zh_TW"/>
+        </w:rPr>
+        <w:t>）。好客的主人會為客人預備洗腳水（</w:t>
+      </w:r>
+      <w:hyperlink r:id="rId29">
+        <w:r>
+          <w:rPr>
+            <w:lang w:val="zh_TW" w:bidi="zh_TW"/>
+          </w:rPr>
+          <w:rPr>
+            <w:color w:val="0000EE"/>
+            <w:u w:val="single"/>
+          </w:rPr>
+          <w:t>創18:4</w:t>
+        </w:r>
+      </w:hyperlink>
+      <w:r>
+        <w:rPr>
+          <w:lang w:val="zh_TW" w:bidi="zh_TW"/>
+        </w:rPr>
+        <w:t>；</w:t>
+      </w:r>
+      <w:hyperlink r:id="rId33">
+        <w:r>
+          <w:rPr>
+            <w:lang w:val="zh_TW" w:bidi="zh_TW"/>
+          </w:rPr>
+          <w:rPr>
+            <w:color w:val="0000EE"/>
+            <w:u w:val="single"/>
+          </w:rPr>
+          <w:t>士19:21</w:t>
+        </w:r>
+      </w:hyperlink>
+      <w:r>
+        <w:rPr>
+          <w:lang w:val="zh_TW" w:bidi="zh_TW"/>
+        </w:rPr>
+        <w:t>；</w:t>
+      </w:r>
+      <w:hyperlink r:id="rId38">
+        <w:r>
+          <w:rPr>
+            <w:lang w:val="zh_TW" w:bidi="zh_TW"/>
+          </w:rPr>
+          <w:rPr>
+            <w:color w:val="0000EE"/>
+            <w:u w:val="single"/>
+          </w:rPr>
+          <w:t>路7:44</w:t>
+        </w:r>
+      </w:hyperlink>
+      <w:r>
+        <w:rPr>
+          <w:lang w:val="zh_TW" w:bidi="zh_TW"/>
+        </w:rPr>
+        <w:t>；</w:t>
+      </w:r>
+      <w:hyperlink r:id="rId39">
+        <w:r>
+          <w:rPr>
+            <w:lang w:val="zh_TW" w:bidi="zh_TW"/>
+          </w:rPr>
+          <w:rPr>
+            <w:color w:val="0000EE"/>
+            <w:u w:val="single"/>
+          </w:rPr>
+          <w:t>約13:4–5</w:t>
+        </w:r>
+      </w:hyperlink>
+      <w:r>
+        <w:rPr>
+          <w:lang w:val="zh_TW" w:bidi="zh_TW"/>
+        </w:rPr>
+        <w:t>）。替人洗腳原是僕人的職責；若由他人為客人洗脚，便表示謙卑（</w:t>
+      </w:r>
+      <w:hyperlink r:id="rId40">
+        <w:r>
+          <w:rPr>
+            <w:lang w:val="zh_TW" w:bidi="zh_TW"/>
+          </w:rPr>
+          <w:rPr>
+            <w:color w:val="0000EE"/>
+            <w:u w:val="single"/>
+          </w:rPr>
+          <w:t>撒上25:41</w:t>
+        </w:r>
+      </w:hyperlink>
+      <w:r>
+        <w:rPr>
+          <w:lang w:val="zh_TW" w:bidi="zh_TW"/>
+        </w:rPr>
+        <w:t>；</w:t>
+      </w:r>
+      <w:hyperlink r:id="rId41">
+        <w:r>
+          <w:rPr>
+            <w:lang w:val="zh_TW" w:bidi="zh_TW"/>
+          </w:rPr>
+          <w:rPr>
+            <w:color w:val="0000EE"/>
+            <w:u w:val="single"/>
+          </w:rPr>
+          <w:t>路7:44–47</w:t>
+        </w:r>
+      </w:hyperlink>
+      <w:r>
+        <w:rPr>
+          <w:lang w:val="zh_TW" w:bidi="zh_TW"/>
+        </w:rPr>
+        <w:t>；</w:t>
+      </w:r>
+      <w:hyperlink r:id="rId42">
+        <w:r>
+          <w:rPr>
+            <w:lang w:val="zh_TW" w:bidi="zh_TW"/>
+          </w:rPr>
+          <w:rPr>
+            <w:color w:val="0000EE"/>
+            <w:u w:val="single"/>
+          </w:rPr>
+          <w:t>約13:3–16</w:t>
+        </w:r>
+      </w:hyperlink>
+      <w:r>
+        <w:rPr>
+          <w:lang w:val="zh_TW" w:bidi="zh_TW"/>
+        </w:rPr>
+        <w:t>；</w:t>
+      </w:r>
+      <w:hyperlink r:id="rId43">
+        <w:r>
+          <w:rPr>
+            <w:lang w:val="zh_TW" w:bidi="zh_TW"/>
+          </w:rPr>
+          <w:rPr>
+            <w:color w:val="0000EE"/>
+            <w:u w:val="single"/>
+          </w:rPr>
+          <w:t>提前5:10</w:t>
+        </w:r>
+      </w:hyperlink>
+      <w:r>
+        <w:rPr>
+          <w:lang w:val="zh_TW" w:bidi="zh_TW"/>
+        </w:rPr>
+        <w:t>）。</w:t>
       </w:r>
     </w:p>
     <w:p>
@@ -532,43 +883,277 @@
         <w:rPr>
           <w:lang w:val="zh_TW" w:bidi="zh_TW"/>
         </w:rPr>
-        <w:t>聖經沒有提到皮革在製作軍裝或武器方面的用途。然而，製作防禦和攻擊武器自然少不了皮革的使用。防禦方面有頭盔和盾牌，攻擊方面有投石器，以及裝箭的皮袋。</w:t>
-      </w:r>
-      <w:hyperlink r:id="rId26">
-        <w:r>
-          <w:rPr>
-            <w:lang w:val="zh_TW" w:bidi="zh_TW"/>
-          </w:rPr>
-          <w:rPr>
-            <w:color w:val="0000EE"/>
-            <w:u w:val="single"/>
-          </w:rPr>
-          <w:t>撒母其記下一章21節</w:t>
-        </w:r>
-      </w:hyperlink>
-      <w:r>
-        <w:rPr>
-          <w:lang w:val="zh_TW" w:bidi="zh_TW"/>
-        </w:rPr>
-        <w:t>提到在盾牌表面抹油，可能是為了防止損壞和報廢。</w:t>
-      </w:r>
-      <w:hyperlink r:id="rId27">
-        <w:r>
-          <w:rPr>
-            <w:lang w:val="zh_TW" w:bidi="zh_TW"/>
-          </w:rPr>
-          <w:rPr>
-            <w:color w:val="0000EE"/>
-            <w:u w:val="single"/>
-          </w:rPr>
-          <w:t>以賽亞書二十一章5節</w:t>
-        </w:r>
-      </w:hyperlink>
-      <w:r>
-        <w:rPr>
-          <w:lang w:val="zh_TW" w:bidi="zh_TW"/>
-        </w:rPr>
-        <w:t>並指皮製的盾牌。</w:t>
+        <w:t>聖經中多數關於洗或沐浴的記載，皆與禮儀上的潔淨有關。祭司與利未人在親近祭壇或參與禮儀之前，必須洗衣服、洗臉，有時甚至要洗全身（</w:t>
+      </w:r>
+      <w:hyperlink r:id="rId44">
+        <w:r>
+          <w:rPr>
+            <w:lang w:val="zh_TW" w:bidi="zh_TW"/>
+          </w:rPr>
+          <w:rPr>
+            <w:color w:val="0000EE"/>
+            <w:u w:val="single"/>
+          </w:rPr>
+          <w:t>出29:4</w:t>
+        </w:r>
+      </w:hyperlink>
+      <w:r>
+        <w:rPr>
+          <w:lang w:val="zh_TW" w:bidi="zh_TW"/>
+        </w:rPr>
+        <w:t>；</w:t>
+      </w:r>
+      <w:hyperlink r:id="rId45">
+        <w:r>
+          <w:rPr>
+            <w:lang w:val="zh_TW" w:bidi="zh_TW"/>
+          </w:rPr>
+          <w:rPr>
+            <w:color w:val="0000EE"/>
+            <w:u w:val="single"/>
+          </w:rPr>
+          <w:t>30:19–21</w:t>
+        </w:r>
+      </w:hyperlink>
+      <w:r>
+        <w:rPr>
+          <w:lang w:val="zh_TW" w:bidi="zh_TW"/>
+        </w:rPr>
+        <w:t>，</w:t>
+      </w:r>
+      <w:hyperlink r:id="rId46">
+        <w:r>
+          <w:rPr>
+            <w:lang w:val="zh_TW" w:bidi="zh_TW"/>
+          </w:rPr>
+          <w:rPr>
+            <w:color w:val="0000EE"/>
+            <w:u w:val="single"/>
+          </w:rPr>
+          <w:t>40:7</w:t>
+        </w:r>
+      </w:hyperlink>
+      <w:r>
+        <w:rPr>
+          <w:lang w:val="zh_TW" w:bidi="zh_TW"/>
+        </w:rPr>
+        <w:t>、</w:t>
+      </w:r>
+      <w:hyperlink r:id="rId46">
+        <w:r>
+          <w:rPr>
+            <w:lang w:val="zh_TW" w:bidi="zh_TW"/>
+          </w:rPr>
+          <w:rPr>
+            <w:color w:val="0000EE"/>
+            <w:u w:val="single"/>
+          </w:rPr>
+          <w:t>12</w:t>
+        </w:r>
+      </w:hyperlink>
+      <w:r>
+        <w:rPr>
+          <w:lang w:val="zh_TW" w:bidi="zh_TW"/>
+        </w:rPr>
+        <w:t>、</w:t>
+      </w:r>
+      <w:hyperlink r:id="rId46">
+        <w:r>
+          <w:rPr>
+            <w:lang w:val="zh_TW" w:bidi="zh_TW"/>
+          </w:rPr>
+          <w:rPr>
+            <w:color w:val="0000EE"/>
+            <w:u w:val="single"/>
+          </w:rPr>
+          <w:t>30–32</w:t>
+        </w:r>
+      </w:hyperlink>
+      <w:r>
+        <w:rPr>
+          <w:lang w:val="zh_TW" w:bidi="zh_TW"/>
+        </w:rPr>
+        <w:t>；</w:t>
+      </w:r>
+      <w:hyperlink r:id="rId47">
+        <w:r>
+          <w:rPr>
+            <w:lang w:val="zh_TW" w:bidi="zh_TW"/>
+          </w:rPr>
+          <w:rPr>
+            <w:color w:val="0000EE"/>
+            <w:u w:val="single"/>
+          </w:rPr>
+          <w:t>民8:21</w:t>
+        </w:r>
+      </w:hyperlink>
+      <w:r>
+        <w:rPr>
+          <w:lang w:val="zh_TW" w:bidi="zh_TW"/>
+        </w:rPr>
+        <w:t>）。被宰殺的牲畜在獻祭前，其腿與內臟也需洗淨（</w:t>
+      </w:r>
+      <w:hyperlink r:id="rId48">
+        <w:r>
+          <w:rPr>
+            <w:lang w:val="zh_TW" w:bidi="zh_TW"/>
+          </w:rPr>
+          <w:rPr>
+            <w:color w:val="0000EE"/>
+            <w:u w:val="single"/>
+          </w:rPr>
+          <w:t>利1:9</w:t>
+        </w:r>
+      </w:hyperlink>
+      <w:r>
+        <w:rPr>
+          <w:lang w:val="zh_TW" w:bidi="zh_TW"/>
+        </w:rPr>
+        <w:t>、</w:t>
+      </w:r>
+      <w:hyperlink r:id="rId48">
+        <w:r>
+          <w:rPr>
+            <w:lang w:val="zh_TW" w:bidi="zh_TW"/>
+          </w:rPr>
+          <w:rPr>
+            <w:color w:val="0000EE"/>
+            <w:u w:val="single"/>
+          </w:rPr>
+          <w:t>13</w:t>
+        </w:r>
+      </w:hyperlink>
+      <w:r>
+        <w:rPr>
+          <w:lang w:val="zh_TW" w:bidi="zh_TW"/>
+        </w:rPr>
+        <w:t>，</w:t>
+      </w:r>
+      <w:hyperlink r:id="rId49">
+        <w:r>
+          <w:rPr>
+            <w:lang w:val="zh_TW" w:bidi="zh_TW"/>
+          </w:rPr>
+          <w:rPr>
+            <w:color w:val="0000EE"/>
+            <w:u w:val="single"/>
+          </w:rPr>
+          <w:t>8:21</w:t>
+        </w:r>
+      </w:hyperlink>
+      <w:r>
+        <w:rPr>
+          <w:lang w:val="zh_TW" w:bidi="zh_TW"/>
+        </w:rPr>
+        <w:t>，</w:t>
+      </w:r>
+      <w:hyperlink r:id="rId50">
+        <w:r>
+          <w:rPr>
+            <w:lang w:val="zh_TW" w:bidi="zh_TW"/>
+          </w:rPr>
+          <w:rPr>
+            <w:color w:val="0000EE"/>
+            <w:u w:val="single"/>
+          </w:rPr>
+          <w:t>9:14</w:t>
+        </w:r>
+      </w:hyperlink>
+      <w:r>
+        <w:rPr>
+          <w:lang w:val="zh_TW" w:bidi="zh_TW"/>
+        </w:rPr>
+        <w:t>）。凡曾處於不潔狀態的人，必須先洗净衣物並沐浴，才能恢復禮儀上的潔淨（</w:t>
+      </w:r>
+      <w:hyperlink r:id="rId51">
+        <w:r>
+          <w:rPr>
+            <w:lang w:val="zh_TW" w:bidi="zh_TW"/>
+          </w:rPr>
+          <w:rPr>
+            <w:color w:val="0000EE"/>
+            <w:u w:val="single"/>
+          </w:rPr>
+          <w:t>利14:8–10</w:t>
+        </w:r>
+      </w:hyperlink>
+      <w:r>
+        <w:rPr>
+          <w:lang w:val="zh_TW" w:bidi="zh_TW"/>
+        </w:rPr>
+        <w:t>，</w:t>
+      </w:r>
+      <w:hyperlink r:id="rId52">
+        <w:r>
+          <w:rPr>
+            <w:lang w:val="zh_TW" w:bidi="zh_TW"/>
+          </w:rPr>
+          <w:rPr>
+            <w:color w:val="0000EE"/>
+            <w:u w:val="single"/>
+          </w:rPr>
+          <w:t>15:5–11</w:t>
+        </w:r>
+      </w:hyperlink>
+      <w:r>
+        <w:rPr>
+          <w:lang w:val="zh_TW" w:bidi="zh_TW"/>
+        </w:rPr>
+        <w:t>、</w:t>
+      </w:r>
+      <w:hyperlink r:id="rId52">
+        <w:r>
+          <w:rPr>
+            <w:lang w:val="zh_TW" w:bidi="zh_TW"/>
+          </w:rPr>
+          <w:rPr>
+            <w:color w:val="0000EE"/>
+            <w:u w:val="single"/>
+          </w:rPr>
+          <w:t>21–27</w:t>
+        </w:r>
+      </w:hyperlink>
+      <w:r>
+        <w:rPr>
+          <w:lang w:val="zh_TW" w:bidi="zh_TW"/>
+        </w:rPr>
+        <w:t>）。例如痲瘋得醫治者或曾有漏症者，皆需如此。任何被玷污的衣物，也必須行禮儀上的潔淨（</w:t>
+      </w:r>
+      <w:hyperlink r:id="rId53">
+        <w:r>
+          <w:rPr>
+            <w:lang w:val="zh_TW" w:bidi="zh_TW"/>
+          </w:rPr>
+          <w:rPr>
+            <w:color w:val="0000EE"/>
+            <w:u w:val="single"/>
+          </w:rPr>
+          <w:t>利6:27</w:t>
+        </w:r>
+      </w:hyperlink>
+      <w:r>
+        <w:rPr>
+          <w:lang w:val="zh_TW" w:bidi="zh_TW"/>
+        </w:rPr>
+        <w:t>，</w:t>
+      </w:r>
+      <w:hyperlink r:id="rId54">
+        <w:r>
+          <w:rPr>
+            <w:lang w:val="zh_TW" w:bidi="zh_TW"/>
+          </w:rPr>
+          <w:rPr>
+            <w:color w:val="0000EE"/>
+            <w:u w:val="single"/>
+          </w:rPr>
+          <w:t>13:54</w:t>
+        </w:r>
+      </w:hyperlink>
+      <w:r>
+        <w:rPr>
+          <w:lang w:val="zh_TW" w:bidi="zh_TW"/>
+        </w:rPr>
+        <w:t>）。</w:t>
       </w:r>
     </w:p>
     <w:p>
@@ -582,18 +1167,143 @@
         <w:rPr>
           <w:lang w:val="zh_TW" w:bidi="zh_TW"/>
         </w:rPr>
-        <w:t>約公元前1900年出於埃及貴族墓中的一幅畫展示了舊約時代人類可能使用皮革的方式。畫中顯示男人穿著涼鞋，女人穿著靴子。一個男人背上綁著一個皮革水瓶。另一個看似弓箭手的男人，背著一個箭袋。驢子都背著兩對羊皮製成的風箱。</w:t>
-      </w:r>
-    </w:p>
-    <w:p>
-      <w:pPr>
-        <w:pStyle w:val="Heading4"/>
-      </w:pPr>
-      <w:r>
-        <w:rPr>
-          <w:lang w:val="zh_TW" w:bidi="zh_TW"/>
-        </w:rPr>
-        <w:t>皮革作為書寫材料</w:t>
+        <w:t>此外，「洗」亦常被用作比喻，指從罪中得潔淨（</w:t>
+      </w:r>
+      <w:hyperlink r:id="rId55">
+        <w:r>
+          <w:rPr>
+            <w:lang w:val="zh_TW" w:bidi="zh_TW"/>
+          </w:rPr>
+          <w:rPr>
+            <w:color w:val="0000EE"/>
+            <w:u w:val="single"/>
+          </w:rPr>
+          <w:t>詩51:2</w:t>
+        </w:r>
+      </w:hyperlink>
+      <w:r>
+        <w:rPr>
+          <w:lang w:val="zh_TW" w:bidi="zh_TW"/>
+        </w:rPr>
+        <w:t>；</w:t>
+      </w:r>
+      <w:hyperlink r:id="rId56">
+        <w:r>
+          <w:rPr>
+            <w:lang w:val="zh_TW" w:bidi="zh_TW"/>
+          </w:rPr>
+          <w:rPr>
+            <w:color w:val="0000EE"/>
+            <w:u w:val="single"/>
+          </w:rPr>
+          <w:t>賽1:16</w:t>
+        </w:r>
+      </w:hyperlink>
+      <w:r>
+        <w:rPr>
+          <w:lang w:val="zh_TW" w:bidi="zh_TW"/>
+        </w:rPr>
+        <w:t>，</w:t>
+      </w:r>
+      <w:hyperlink r:id="rId57">
+        <w:r>
+          <w:rPr>
+            <w:lang w:val="zh_TW" w:bidi="zh_TW"/>
+          </w:rPr>
+          <w:rPr>
+            <w:color w:val="0000EE"/>
+            <w:u w:val="single"/>
+          </w:rPr>
+          <w:t>4:4</w:t>
+        </w:r>
+      </w:hyperlink>
+      <w:r>
+        <w:rPr>
+          <w:lang w:val="zh_TW" w:bidi="zh_TW"/>
+        </w:rPr>
+        <w:t>；</w:t>
+      </w:r>
+      <w:hyperlink r:id="rId58">
+        <w:r>
+          <w:rPr>
+            <w:lang w:val="zh_TW" w:bidi="zh_TW"/>
+          </w:rPr>
+          <w:rPr>
+            <w:color w:val="0000EE"/>
+            <w:u w:val="single"/>
+          </w:rPr>
+          <w:t>耶2:22</w:t>
+        </w:r>
+      </w:hyperlink>
+      <w:r>
+        <w:rPr>
+          <w:lang w:val="zh_TW" w:bidi="zh_TW"/>
+        </w:rPr>
+        <w:t>，</w:t>
+      </w:r>
+      <w:hyperlink r:id="rId59">
+        <w:r>
+          <w:rPr>
+            <w:lang w:val="zh_TW" w:bidi="zh_TW"/>
+          </w:rPr>
+          <w:rPr>
+            <w:color w:val="0000EE"/>
+            <w:u w:val="single"/>
+          </w:rPr>
+          <w:t>4:14</w:t>
+        </w:r>
+      </w:hyperlink>
+      <w:r>
+        <w:rPr>
+          <w:lang w:val="zh_TW" w:bidi="zh_TW"/>
+        </w:rPr>
+        <w:t>；</w:t>
+      </w:r>
+      <w:hyperlink r:id="rId60">
+        <w:r>
+          <w:rPr>
+            <w:lang w:val="zh_TW" w:bidi="zh_TW"/>
+          </w:rPr>
+          <w:rPr>
+            <w:color w:val="0000EE"/>
+            <w:u w:val="single"/>
+          </w:rPr>
+          <w:t>林前6:11</w:t>
+        </w:r>
+      </w:hyperlink>
+      <w:r>
+        <w:rPr>
+          <w:lang w:val="zh_TW" w:bidi="zh_TW"/>
+        </w:rPr>
+        <w:t>；</w:t>
+      </w:r>
+      <w:hyperlink r:id="rId61">
+        <w:r>
+          <w:rPr>
+            <w:lang w:val="zh_TW" w:bidi="zh_TW"/>
+          </w:rPr>
+          <w:rPr>
+            <w:color w:val="0000EE"/>
+            <w:u w:val="single"/>
+          </w:rPr>
+          <w:t>來10:22</w:t>
+        </w:r>
+      </w:hyperlink>
+      <w:r>
+        <w:rPr>
+          <w:lang w:val="zh_TW" w:bidi="zh_TW"/>
+        </w:rPr>
+        <w:t>）。</w:t>
+      </w:r>
+      <w:r>
+        <w:rPr>
+          <w:lang w:val="zh_TW" w:bidi="zh_TW"/>
+        </w:rPr>
+      </w:r>
+      <w:r>
+        <w:rPr>
+          <w:lang w:val="zh_TW" w:bidi="zh_TW"/>
+        </w:rPr>
       </w:r>
     </w:p>
     <w:p>
@@ -603,11 +1313,21 @@
           <w:lang w:val="zh_TW" w:bidi="zh_TW"/>
         </w:rPr>
       </w:r>
-      <w:r>
-        <w:rPr>
-          <w:lang w:val="zh_TW" w:bidi="zh_TW"/>
-        </w:rPr>
-        <w:t>皮革被廣泛用作書寫材料。早期主要是在埃及的做法。羊皮紙也來自動物皮革，在埃及的使用歷史悠久。皮革和羊皮紙的區別在於皮革通過鞣製處理。羊皮紙則用石灰、鹽或染料溶液處理皮革製成。人們先將一側的毛髮刮去，再把另一側的肉質去除。然後將皮革拉伸並在框架中晾乾。最後，乾燥的皮革會用浮石摩擦，以在兩側產生光滑的表面。</w:t>
+    </w:p>
+    <w:p>
+      <w:pPr>
+        <w:pStyle w:val="Heading2"/>
+      </w:pPr>
+      <w:r>
+        <w:rPr>
+          <w:lang w:val="zh_TW" w:bidi="zh_TW"/>
+        </w:rPr>
+        <w:t>牧人</w:t>
+      </w:r>
+      <w:r>
+        <w:rPr>
+          <w:lang w:val="zh_TW" w:bidi="zh_TW"/>
+        </w:rPr>
       </w:r>
     </w:p>
     <w:p>
@@ -621,7 +1341,143 @@
         <w:rPr>
           <w:lang w:val="zh_TW" w:bidi="zh_TW"/>
         </w:rPr>
-        <w:t>公元前2000年前在埃及早已盛行用製好的皮革作為書寫材料。根據普林尼（Pliny）的記錄，直到約公元前160年，其它地區才開始有「羊皮紙」這個名稱。</w:t>
+        <w:t>照顧家畜的男人，如牛、羊和山羊（</w:t>
+      </w:r>
+      <w:hyperlink r:id="rId62">
+        <w:r>
+          <w:rPr>
+            <w:lang w:val="zh_TW" w:bidi="zh_TW"/>
+          </w:rPr>
+          <w:rPr>
+            <w:color w:val="0000EE"/>
+            <w:u w:val="single"/>
+          </w:rPr>
+          <w:t>創13:7–8</w:t>
+        </w:r>
+      </w:hyperlink>
+      <w:r>
+        <w:rPr>
+          <w:lang w:val="zh_TW" w:bidi="zh_TW"/>
+        </w:rPr>
+        <w:t>，</w:t>
+      </w:r>
+      <w:hyperlink r:id="rId63">
+        <w:r>
+          <w:rPr>
+            <w:lang w:val="zh_TW" w:bidi="zh_TW"/>
+          </w:rPr>
+          <w:rPr>
+            <w:color w:val="0000EE"/>
+            <w:u w:val="single"/>
+          </w:rPr>
+          <w:t>26:20</w:t>
+        </w:r>
+      </w:hyperlink>
+      <w:r>
+        <w:rPr>
+          <w:lang w:val="zh_TW" w:bidi="zh_TW"/>
+        </w:rPr>
+        <w:t>；</w:t>
+      </w:r>
+      <w:hyperlink r:id="rId64">
+        <w:r>
+          <w:rPr>
+            <w:lang w:val="zh_TW" w:bidi="zh_TW"/>
+          </w:rPr>
+          <w:rPr>
+            <w:color w:val="0000EE"/>
+            <w:u w:val="single"/>
+          </w:rPr>
+          <w:t>撒上21:7</w:t>
+        </w:r>
+      </w:hyperlink>
+      <w:r>
+        <w:rPr>
+          <w:lang w:val="zh_TW" w:bidi="zh_TW"/>
+        </w:rPr>
+        <w:t>）。他們也包括牧羊人。在新約聖經中，牧羊人是一個眾所周知的詞語。耶穌使用了牧羊人和祂的羊的隱喻（</w:t>
+      </w:r>
+      <w:hyperlink r:id="rId65">
+        <w:r>
+          <w:rPr>
+            <w:lang w:val="zh_TW" w:bidi="zh_TW"/>
+          </w:rPr>
+          <w:rPr>
+            <w:color w:val="0000EE"/>
+            <w:u w:val="single"/>
+          </w:rPr>
+          <w:t>約10:1–16</w:t>
+        </w:r>
+      </w:hyperlink>
+      <w:r>
+        <w:rPr>
+          <w:lang w:val="zh_TW" w:bidi="zh_TW"/>
+        </w:rPr>
+        <w:t>）。一些牧人養豬（</w:t>
+      </w:r>
+      <w:hyperlink r:id="rId66">
+        <w:r>
+          <w:rPr>
+            <w:lang w:val="zh_TW" w:bidi="zh_TW"/>
+          </w:rPr>
+          <w:rPr>
+            <w:color w:val="0000EE"/>
+            <w:u w:val="single"/>
+          </w:rPr>
+          <w:t>太8:33</w:t>
+        </w:r>
+      </w:hyperlink>
+      <w:r>
+        <w:rPr>
+          <w:lang w:val="zh_TW" w:bidi="zh_TW"/>
+        </w:rPr>
+        <w:t>；</w:t>
+      </w:r>
+      <w:hyperlink r:id="rId67">
+        <w:r>
+          <w:rPr>
+            <w:lang w:val="zh_TW" w:bidi="zh_TW"/>
+          </w:rPr>
+          <w:rPr>
+            <w:color w:val="0000EE"/>
+            <w:u w:val="single"/>
+          </w:rPr>
+          <w:t>可5:14</w:t>
+        </w:r>
+      </w:hyperlink>
+      <w:r>
+        <w:rPr>
+          <w:lang w:val="zh_TW" w:bidi="zh_TW"/>
+        </w:rPr>
+        <w:t>；</w:t>
+      </w:r>
+      <w:hyperlink r:id="rId68">
+        <w:r>
+          <w:rPr>
+            <w:lang w:val="zh_TW" w:bidi="zh_TW"/>
+          </w:rPr>
+          <w:rPr>
+            <w:color w:val="0000EE"/>
+            <w:u w:val="single"/>
+          </w:rPr>
+          <w:t>路8:34</w:t>
+        </w:r>
+      </w:hyperlink>
+      <w:r>
+        <w:rPr>
+          <w:lang w:val="zh_TW" w:bidi="zh_TW"/>
+        </w:rPr>
+        <w:t>）。</w:t>
+      </w:r>
+      <w:r>
+        <w:rPr>
+          <w:lang w:val="zh_TW" w:bidi="zh_TW"/>
+        </w:rPr>
+      </w:r>
+      <w:r>
+        <w:rPr>
+          <w:lang w:val="zh_TW" w:bidi="zh_TW"/>
+        </w:rPr>
       </w:r>
     </w:p>
     <w:p>
@@ -631,23 +1487,21 @@
           <w:lang w:val="zh_TW" w:bidi="zh_TW"/>
         </w:rPr>
       </w:r>
-      <w:r>
-        <w:rPr>
-          <w:lang w:val="zh_TW" w:bidi="zh_TW"/>
-        </w:rPr>
-        <w:t>亞述或巴比倫沒有發現皮革文件。皮革在那裡的使用可能比古代東方其它地方相對的少。中東文學典故指出，到了較晚期皮革才在當地使用。在波斯時期以前沒有出現過「羊皮紙（parchment）」一詞。在</w:t>
-      </w:r>
-      <w:r>
-        <w:rPr>
-          <w:lang w:val="zh_TW" w:bidi="zh_TW"/>
-        </w:rPr>
-        <w:t>西流古</w:t>
-      </w:r>
-      <w:r>
-        <w:rPr>
-          <w:lang w:val="zh_TW" w:bidi="zh_TW"/>
-        </w:rPr>
-        <w:t>初期（公元前312–364年）以前沒有出現過「寫在羊皮紙上」這種說法。當時，蒲草紙仍然是主要的書寫材料。</w:t>
+    </w:p>
+    <w:p>
+      <w:pPr>
+        <w:pStyle w:val="Heading2"/>
+      </w:pPr>
+      <w:r>
+        <w:rPr>
+          <w:lang w:val="zh_TW" w:bidi="zh_TW"/>
+        </w:rPr>
+        <w:t>牧人</w:t>
+      </w:r>
+      <w:r>
+        <w:rPr>
+          <w:lang w:val="zh_TW" w:bidi="zh_TW"/>
+        </w:rPr>
       </w:r>
     </w:p>
     <w:p>
@@ -661,7 +1515,79 @@
         <w:rPr>
           <w:lang w:val="zh_TW" w:bidi="zh_TW"/>
         </w:rPr>
-        <w:t>犢皮紙（Vellum）是另一種皮革產品。犢皮紙是用小牛、小山羊、羔羊或羚羊皮製成的精細羊皮紙。公元前一世紀到公元後二世紀的羅馬中，人們鮮少使用犢皮紙，到了第三、四世紀才普及。著名的《梵蒂岡抄本》和《西奈抄本》也是在這段時間內製成。整本聖經如今可以集成一個單一的抄本，形式類似於現代有摺疊頁面的書本。在此之前，一本聖經需要30到40卷蒲草紙製成。犢皮紙還可以充作重寫紙（palimpsest），因為這種技術允許表面重新使用，即原來的文字可以被擦掉並重新書寫。</w:t>
+        <w:t>全方位照顧羊群的人。他的任務是為羊尋找草和水，保護牠們免受野生動物的侵害（</w:t>
+      </w:r>
+      <w:hyperlink r:id="rId69">
+        <w:r>
+          <w:rPr>
+            <w:lang w:val="zh_TW" w:bidi="zh_TW"/>
+          </w:rPr>
+          <w:rPr>
+            <w:color w:val="0000EE"/>
+            <w:u w:val="single"/>
+          </w:rPr>
+          <w:t>阿摩司書3:12</w:t>
+        </w:r>
+      </w:hyperlink>
+      <w:r>
+        <w:rPr>
+          <w:lang w:val="zh_TW" w:bidi="zh_TW"/>
+        </w:rPr>
+        <w:t>），尋找並恢復那些迷失的羊（</w:t>
+      </w:r>
+      <w:hyperlink r:id="rId70">
+        <w:r>
+          <w:rPr>
+            <w:lang w:val="zh_TW" w:bidi="zh_TW"/>
+          </w:rPr>
+          <w:rPr>
+            <w:color w:val="0000EE"/>
+            <w:u w:val="single"/>
+          </w:rPr>
+          <w:t>以西結書34:8</w:t>
+        </w:r>
+      </w:hyperlink>
+      <w:r>
+        <w:rPr>
+          <w:lang w:val="zh_TW" w:bidi="zh_TW"/>
+        </w:rPr>
+        <w:t>；</w:t>
+      </w:r>
+      <w:hyperlink r:id="rId71">
+        <w:r>
+          <w:rPr>
+            <w:lang w:val="zh_TW" w:bidi="zh_TW"/>
+          </w:rPr>
+          <w:rPr>
+            <w:color w:val="0000EE"/>
+            <w:u w:val="single"/>
+          </w:rPr>
+          <w:t>馬太福音18:12</w:t>
+        </w:r>
+      </w:hyperlink>
+      <w:r>
+        <w:rPr>
+          <w:lang w:val="zh_TW" w:bidi="zh_TW"/>
+        </w:rPr>
+        <w:t>），每天帶領羊群出羊圈，並在白天結束時將羊群帶回圈中（</w:t>
+      </w:r>
+      <w:hyperlink r:id="rId72">
+        <w:r>
+          <w:rPr>
+            <w:lang w:val="zh_TW" w:bidi="zh_TW"/>
+          </w:rPr>
+          <w:rPr>
+            <w:color w:val="0000EE"/>
+            <w:u w:val="single"/>
+          </w:rPr>
+          <w:t>約翰福音10:2–4</w:t>
+        </w:r>
+      </w:hyperlink>
+      <w:r>
+        <w:rPr>
+          <w:lang w:val="zh_TW" w:bidi="zh_TW"/>
+        </w:rPr>
+        <w:t>）。</w:t>
       </w:r>
     </w:p>
     <w:p>
@@ -675,18 +1601,90 @@
         <w:rPr>
           <w:lang w:val="zh_TW" w:bidi="zh_TW"/>
         </w:rPr>
-        <w:t>舊約中沒有提及用皮革或獸皮書寫的慣例。</w:t>
-      </w:r>
-      <w:hyperlink r:id="rId28">
-        <w:r>
-          <w:rPr>
-            <w:lang w:val="zh_TW" w:bidi="zh_TW"/>
-          </w:rPr>
-          <w:rPr>
-            <w:color w:val="0000EE"/>
-            <w:u w:val="single"/>
-          </w:rPr>
-          <w:t>詩篇四十章子7節</w:t>
+        <w:t>牧人和他的羊的形象在新約聖經中非常重要。耶穌是好牧人，為羊捨命（</w:t>
+      </w:r>
+      <w:hyperlink r:id="rId73">
+        <w:r>
+          <w:rPr>
+            <w:lang w:val="zh_TW" w:bidi="zh_TW"/>
+          </w:rPr>
+          <w:rPr>
+            <w:color w:val="0000EE"/>
+            <w:u w:val="single"/>
+          </w:rPr>
+          <w:t>馬太福音18:10–14</w:t>
+        </w:r>
+      </w:hyperlink>
+      <w:r>
+        <w:rPr>
+          <w:lang w:val="zh_TW" w:bidi="zh_TW"/>
+        </w:rPr>
+        <w:t>；</w:t>
+      </w:r>
+      <w:hyperlink r:id="rId74">
+        <w:r>
+          <w:rPr>
+            <w:lang w:val="zh_TW" w:bidi="zh_TW"/>
+          </w:rPr>
+          <w:rPr>
+            <w:color w:val="0000EE"/>
+            <w:u w:val="single"/>
+          </w:rPr>
+          <w:t>馬可福音6:34</w:t>
+        </w:r>
+      </w:hyperlink>
+      <w:r>
+        <w:rPr>
+          <w:lang w:val="zh_TW" w:bidi="zh_TW"/>
+        </w:rPr>
+        <w:t>；</w:t>
+      </w:r>
+      <w:hyperlink r:id="rId75">
+        <w:r>
+          <w:rPr>
+            <w:lang w:val="zh_TW" w:bidi="zh_TW"/>
+          </w:rPr>
+          <w:rPr>
+            <w:color w:val="0000EE"/>
+            <w:u w:val="single"/>
+          </w:rPr>
+          <w:t>約翰福音10</w:t>
+        </w:r>
+      </w:hyperlink>
+      <w:r>
+        <w:rPr>
+          <w:lang w:val="zh_TW" w:bidi="zh_TW"/>
+        </w:rPr>
+        <w:t>；</w:t>
+      </w:r>
+      <w:hyperlink r:id="rId76">
+        <w:r>
+          <w:rPr>
+            <w:lang w:val="zh_TW" w:bidi="zh_TW"/>
+          </w:rPr>
+          <w:rPr>
+            <w:color w:val="0000EE"/>
+            <w:u w:val="single"/>
+          </w:rPr>
+          <w:t>希伯來書13:20</w:t>
+        </w:r>
+      </w:hyperlink>
+      <w:r>
+        <w:rPr>
+          <w:lang w:val="zh_TW" w:bidi="zh_TW"/>
+        </w:rPr>
+        <w:t>）。牧人和羊群的類比在</w:t>
+      </w:r>
+      <w:hyperlink r:id="rId77">
+        <w:r>
+          <w:rPr>
+            <w:lang w:val="zh_TW" w:bidi="zh_TW"/>
+          </w:rPr>
+          <w:rPr>
+            <w:color w:val="0000EE"/>
+            <w:u w:val="single"/>
+          </w:rPr>
+          <w:t>詩篇二十三篇</w:t>
         </w:r>
       </w:hyperlink>
       <w:r>
@@ -695,41 +1693,131 @@
         </w:rPr>
         <w:t>、</w:t>
       </w:r>
-      <w:hyperlink r:id="rId29">
-        <w:r>
-          <w:rPr>
-            <w:lang w:val="zh_TW" w:bidi="zh_TW"/>
-          </w:rPr>
-          <w:rPr>
-            <w:color w:val="0000EE"/>
-            <w:u w:val="single"/>
-          </w:rPr>
-          <w:t>耶利米書三十六章36節</w:t>
-        </w:r>
-      </w:hyperlink>
-      <w:r>
-        <w:rPr>
-          <w:lang w:val="zh_TW" w:bidi="zh_TW"/>
-        </w:rPr>
-        <w:t>、</w:t>
-      </w:r>
-      <w:hyperlink r:id="rId30">
-        <w:r>
-          <w:rPr>
-            <w:lang w:val="zh_TW" w:bidi="zh_TW"/>
-          </w:rPr>
-          <w:rPr>
-            <w:color w:val="0000EE"/>
-            <w:u w:val="single"/>
-          </w:rPr>
-          <w:t>以西結書二章9節至三章3節</w:t>
-        </w:r>
-      </w:hyperlink>
-      <w:r>
-        <w:rPr>
-          <w:lang w:val="zh_TW" w:bidi="zh_TW"/>
-        </w:rPr>
-        <w:t>提到卷軸式的書卷，但這些大可能是蒲草紙。</w:t>
+      <w:hyperlink r:id="rId78">
+        <w:r>
+          <w:rPr>
+            <w:lang w:val="zh_TW" w:bidi="zh_TW"/>
+          </w:rPr>
+          <w:rPr>
+            <w:color w:val="0000EE"/>
+            <w:u w:val="single"/>
+          </w:rPr>
+          <w:t>以西結書三十四章</w:t>
+        </w:r>
+      </w:hyperlink>
+      <w:r>
+        <w:rPr>
+          <w:lang w:val="zh_TW" w:bidi="zh_TW"/>
+        </w:rPr>
+        <w:t>和</w:t>
+      </w:r>
+      <w:hyperlink r:id="rId75">
+        <w:r>
+          <w:rPr>
+            <w:lang w:val="zh_TW" w:bidi="zh_TW"/>
+          </w:rPr>
+          <w:rPr>
+            <w:color w:val="0000EE"/>
+            <w:u w:val="single"/>
+          </w:rPr>
+          <w:t>約翰福音十章</w:t>
+        </w:r>
+      </w:hyperlink>
+      <w:r>
+        <w:rPr>
+          <w:lang w:val="zh_TW" w:bidi="zh_TW"/>
+        </w:rPr>
+        <w:t>中得到了豐富的表達。神是以色列的牧人（</w:t>
+      </w:r>
+      <w:hyperlink r:id="rId79">
+        <w:r>
+          <w:rPr>
+            <w:lang w:val="zh_TW" w:bidi="zh_TW"/>
+          </w:rPr>
+          <w:rPr>
+            <w:color w:val="0000EE"/>
+            <w:u w:val="single"/>
+          </w:rPr>
+          <w:t>創世記49:24</w:t>
+        </w:r>
+      </w:hyperlink>
+      <w:r>
+        <w:rPr>
+          <w:lang w:val="zh_TW" w:bidi="zh_TW"/>
+        </w:rPr>
+        <w:t>；</w:t>
+      </w:r>
+      <w:hyperlink r:id="rId80">
+        <w:r>
+          <w:rPr>
+            <w:lang w:val="zh_TW" w:bidi="zh_TW"/>
+          </w:rPr>
+          <w:rPr>
+            <w:color w:val="0000EE"/>
+            <w:u w:val="single"/>
+          </w:rPr>
+          <w:t>詩篇23:1</w:t>
+        </w:r>
+      </w:hyperlink>
+      <w:r>
+        <w:rPr>
+          <w:lang w:val="zh_TW" w:bidi="zh_TW"/>
+        </w:rPr>
+        <w:t>，</w:t>
+      </w:r>
+      <w:hyperlink r:id="rId81">
+        <w:r>
+          <w:rPr>
+            <w:lang w:val="zh_TW" w:bidi="zh_TW"/>
+          </w:rPr>
+          <w:rPr>
+            <w:color w:val="0000EE"/>
+            <w:u w:val="single"/>
+          </w:rPr>
+          <w:t>80:1</w:t>
+        </w:r>
+      </w:hyperlink>
+      <w:r>
+        <w:rPr>
+          <w:lang w:val="zh_TW" w:bidi="zh_TW"/>
+        </w:rPr>
+        <w:t>；</w:t>
+      </w:r>
+      <w:hyperlink r:id="rId82">
+        <w:r>
+          <w:rPr>
+            <w:lang w:val="zh_TW" w:bidi="zh_TW"/>
+          </w:rPr>
+          <w:rPr>
+            <w:color w:val="0000EE"/>
+            <w:u w:val="single"/>
+          </w:rPr>
+          <w:t>以賽亞書40:11</w:t>
+        </w:r>
+      </w:hyperlink>
+      <w:r>
+        <w:rPr>
+          <w:lang w:val="zh_TW" w:bidi="zh_TW"/>
+        </w:rPr>
+        <w:t>）。當不忠的牧人辜負了以色列時，神介入並立祂的僕人大衛作他們忠心的牧人（</w:t>
+      </w:r>
+      <w:hyperlink r:id="rId83">
+        <w:r>
+          <w:rPr>
+            <w:lang w:val="zh_TW" w:bidi="zh_TW"/>
+          </w:rPr>
+          <w:rPr>
+            <w:color w:val="0000EE"/>
+            <w:u w:val="single"/>
+          </w:rPr>
+          <w:t>以西結34:11–16、23–24</w:t>
+        </w:r>
+      </w:hyperlink>
+      <w:r>
+        <w:rPr>
+          <w:lang w:val="zh_TW" w:bidi="zh_TW"/>
+        </w:rPr>
+        <w:t>）。</w:t>
       </w:r>
     </w:p>
     <w:p>
@@ -743,7 +1831,115 @@
         <w:rPr>
           <w:lang w:val="zh_TW" w:bidi="zh_TW"/>
         </w:rPr>
-        <w:t>約瑟夫記載了猶太人最早使用羊皮紙或皮革作為書寫材料，是在公元後一世紀末。然而在最近發現的死海古卷顯示，猶太人早在公元前100年就已經使用羊皮紙。《塔木德》要求律法必須寫在潔淨動物的皮上。會堂專用書籍中至今仍沿用這項規定。至於是否意味著一種古老的傳統尚不確定。</w:t>
+        <w:t>新約聖經的意象來自舊約聖經和巴勒斯坦的背景。在猶太人的經濟發展中，牧人負責管理綿羊或山羊，擔任著重要的職位。大群的羊需要從一個地方移動到另一個地方，也需要防範野生動物和強盜。由於畜牧業在古代世界中扮演重要的角色，「牧人」這個詞成為統治者的常用詞語。亞述、巴比倫和埃及的王常被稱為保護百姓的牧人。這個意象構成了舊約聖經的背景，其中也有相同的用法。神被描繪成以色列的牧人，關心祂百姓福祉的各個方面。統治者和百姓的領袖常被稱為牧人（</w:t>
+      </w:r>
+      <w:hyperlink r:id="rId84">
+        <w:r>
+          <w:rPr>
+            <w:lang w:val="zh_TW" w:bidi="zh_TW"/>
+          </w:rPr>
+          <w:rPr>
+            <w:color w:val="0000EE"/>
+            <w:u w:val="single"/>
+          </w:rPr>
+          <w:t>民數記27:17</w:t>
+        </w:r>
+      </w:hyperlink>
+      <w:r>
+        <w:rPr>
+          <w:lang w:val="zh_TW" w:bidi="zh_TW"/>
+        </w:rPr>
+        <w:t>；</w:t>
+      </w:r>
+      <w:hyperlink r:id="rId85">
+        <w:r>
+          <w:rPr>
+            <w:lang w:val="zh_TW" w:bidi="zh_TW"/>
+          </w:rPr>
+          <w:rPr>
+            <w:color w:val="0000EE"/>
+            <w:u w:val="single"/>
+          </w:rPr>
+          <w:t>列王紀上22:17</w:t>
+        </w:r>
+      </w:hyperlink>
+      <w:r>
+        <w:rPr>
+          <w:lang w:val="zh_TW" w:bidi="zh_TW"/>
+        </w:rPr>
+        <w:t>；</w:t>
+      </w:r>
+      <w:hyperlink r:id="rId86">
+        <w:r>
+          <w:rPr>
+            <w:lang w:val="zh_TW" w:bidi="zh_TW"/>
+          </w:rPr>
+          <w:rPr>
+            <w:color w:val="0000EE"/>
+            <w:u w:val="single"/>
+          </w:rPr>
+          <w:t>耶利米書10:21</w:t>
+        </w:r>
+      </w:hyperlink>
+      <w:r>
+        <w:rPr>
+          <w:lang w:val="zh_TW" w:bidi="zh_TW"/>
+        </w:rPr>
+        <w:t>，</w:t>
+      </w:r>
+      <w:hyperlink r:id="rId87">
+        <w:r>
+          <w:rPr>
+            <w:lang w:val="zh_TW" w:bidi="zh_TW"/>
+          </w:rPr>
+          <w:rPr>
+            <w:color w:val="0000EE"/>
+            <w:u w:val="single"/>
+          </w:rPr>
+          <w:t>12:10</w:t>
+        </w:r>
+      </w:hyperlink>
+      <w:r>
+        <w:rPr>
+          <w:lang w:val="zh_TW" w:bidi="zh_TW"/>
+        </w:rPr>
+        <w:t>，</w:t>
+      </w:r>
+      <w:hyperlink r:id="rId88">
+        <w:r>
+          <w:rPr>
+            <w:lang w:val="zh_TW" w:bidi="zh_TW"/>
+          </w:rPr>
+          <w:rPr>
+            <w:color w:val="0000EE"/>
+            <w:u w:val="single"/>
+          </w:rPr>
+          <w:t>22:22</w:t>
+        </w:r>
+      </w:hyperlink>
+      <w:r>
+        <w:rPr>
+          <w:lang w:val="zh_TW" w:bidi="zh_TW"/>
+        </w:rPr>
+        <w:t>，</w:t>
+      </w:r>
+      <w:hyperlink r:id="rId89">
+        <w:r>
+          <w:rPr>
+            <w:lang w:val="zh_TW" w:bidi="zh_TW"/>
+          </w:rPr>
+          <w:rPr>
+            <w:color w:val="0000EE"/>
+            <w:u w:val="single"/>
+          </w:rPr>
+          <w:t>23:1–2</w:t>
+        </w:r>
+      </w:hyperlink>
+      <w:r>
+        <w:rPr>
+          <w:lang w:val="zh_TW" w:bidi="zh_TW"/>
+        </w:rPr>
+        <w:t>）。</w:t>
       </w:r>
     </w:p>
     <w:p>
@@ -757,18 +1953,216 @@
         <w:rPr>
           <w:lang w:val="zh_TW" w:bidi="zh_TW"/>
         </w:rPr>
-        <w:t>一些死海古卷是寫在皮革上的。偉大的以賽亞書古卷約在公元前100年寫成，由17張皮紙縫合而成，長度接近7米（23英尺）。新約的原稿也大可能寫在蒲草紙上。在第一世紀的最後25年間約翰將他的第二封信寫在蒲草紙上（</w:t>
-      </w:r>
-      <w:hyperlink r:id="rId31">
-        <w:r>
-          <w:rPr>
-            <w:lang w:val="zh_TW" w:bidi="zh_TW"/>
-          </w:rPr>
-          <w:rPr>
-            <w:color w:val="0000EE"/>
-            <w:u w:val="single"/>
-          </w:rPr>
-          <w:t>約二1:12</w:t>
+        <w:t>到了耶利米的時代，「牧人」開始被用作稱呼即將到來的彌賽亞。神自己會牧養祂的羊群（</w:t>
+      </w:r>
+      <w:hyperlink r:id="rId90">
+        <w:r>
+          <w:rPr>
+            <w:lang w:val="zh_TW" w:bidi="zh_TW"/>
+          </w:rPr>
+          <w:rPr>
+            <w:color w:val="0000EE"/>
+            <w:u w:val="single"/>
+          </w:rPr>
+          <w:t>耶利米書23:3</w:t>
+        </w:r>
+      </w:hyperlink>
+      <w:r>
+        <w:rPr>
+          <w:lang w:val="zh_TW" w:bidi="zh_TW"/>
+        </w:rPr>
+        <w:t>，</w:t>
+      </w:r>
+      <w:hyperlink r:id="rId91">
+        <w:r>
+          <w:rPr>
+            <w:lang w:val="zh_TW" w:bidi="zh_TW"/>
+          </w:rPr>
+          <w:rPr>
+            <w:color w:val="0000EE"/>
+            <w:u w:val="single"/>
+          </w:rPr>
+          <w:t>31:10</w:t>
+        </w:r>
+      </w:hyperlink>
+      <w:r>
+        <w:rPr>
+          <w:lang w:val="zh_TW" w:bidi="zh_TW"/>
+        </w:rPr>
+        <w:t>；</w:t>
+      </w:r>
+      <w:hyperlink r:id="rId92">
+        <w:r>
+          <w:rPr>
+            <w:lang w:val="zh_TW" w:bidi="zh_TW"/>
+          </w:rPr>
+          <w:rPr>
+            <w:color w:val="0000EE"/>
+            <w:u w:val="single"/>
+          </w:rPr>
+          <w:t>以西結書34:11–22</w:t>
+        </w:r>
+      </w:hyperlink>
+      <w:r>
+        <w:rPr>
+          <w:lang w:val="zh_TW" w:bidi="zh_TW"/>
+        </w:rPr>
+        <w:t>），並應許膏立忠心的牧人，關心祂的百姓（</w:t>
+      </w:r>
+      <w:hyperlink r:id="rId93">
+        <w:r>
+          <w:rPr>
+            <w:lang w:val="zh_TW" w:bidi="zh_TW"/>
+          </w:rPr>
+          <w:rPr>
+            <w:color w:val="0000EE"/>
+            <w:u w:val="single"/>
+          </w:rPr>
+          <w:t>耶利米書3:15</w:t>
+        </w:r>
+      </w:hyperlink>
+      <w:r>
+        <w:rPr>
+          <w:lang w:val="zh_TW" w:bidi="zh_TW"/>
+        </w:rPr>
+        <w:t>，</w:t>
+      </w:r>
+      <w:hyperlink r:id="rId94">
+        <w:r>
+          <w:rPr>
+            <w:lang w:val="zh_TW" w:bidi="zh_TW"/>
+          </w:rPr>
+          <w:rPr>
+            <w:color w:val="0000EE"/>
+            <w:u w:val="single"/>
+          </w:rPr>
+          <w:t>23:4</w:t>
+        </w:r>
+      </w:hyperlink>
+      <w:r>
+        <w:rPr>
+          <w:lang w:val="zh_TW" w:bidi="zh_TW"/>
+        </w:rPr>
+        <w:t>）。神明確應許祂將作他們的神，並將彌賽亞大衛的子孫設立為他們的牧人（</w:t>
+      </w:r>
+      <w:hyperlink r:id="rId95">
+        <w:r>
+          <w:rPr>
+            <w:lang w:val="zh_TW" w:bidi="zh_TW"/>
+          </w:rPr>
+          <w:rPr>
+            <w:color w:val="0000EE"/>
+            <w:u w:val="single"/>
+          </w:rPr>
+          <w:t>以西結書34:23–24</w:t>
+        </w:r>
+      </w:hyperlink>
+      <w:r>
+        <w:rPr>
+          <w:lang w:val="zh_TW" w:bidi="zh_TW"/>
+        </w:rPr>
+        <w:t>）。在新約聖經中，耶穌自稱為應許中的彌賽亞牧人（</w:t>
+      </w:r>
+      <w:hyperlink r:id="rId96">
+        <w:r>
+          <w:rPr>
+            <w:lang w:val="zh_TW" w:bidi="zh_TW"/>
+          </w:rPr>
+          <w:rPr>
+            <w:color w:val="0000EE"/>
+            <w:u w:val="single"/>
+          </w:rPr>
+          <w:t>馬太福音10:16</w:t>
+        </w:r>
+      </w:hyperlink>
+      <w:r>
+        <w:rPr>
+          <w:lang w:val="zh_TW" w:bidi="zh_TW"/>
+        </w:rPr>
+        <w:t>，</w:t>
+      </w:r>
+      <w:hyperlink r:id="rId97">
+        <w:r>
+          <w:rPr>
+            <w:lang w:val="zh_TW" w:bidi="zh_TW"/>
+          </w:rPr>
+          <w:rPr>
+            <w:color w:val="0000EE"/>
+            <w:u w:val="single"/>
+          </w:rPr>
+          <w:t>25:32</w:t>
+        </w:r>
+      </w:hyperlink>
+      <w:r>
+        <w:rPr>
+          <w:lang w:val="zh_TW" w:bidi="zh_TW"/>
+        </w:rPr>
+        <w:t>；</w:t>
+      </w:r>
+      <w:hyperlink r:id="rId98">
+        <w:r>
+          <w:rPr>
+            <w:lang w:val="zh_TW" w:bidi="zh_TW"/>
+          </w:rPr>
+          <w:rPr>
+            <w:color w:val="0000EE"/>
+            <w:u w:val="single"/>
+          </w:rPr>
+          <w:t>馬可福音14:27</w:t>
+        </w:r>
+      </w:hyperlink>
+      <w:r>
+        <w:rPr>
+          <w:lang w:val="zh_TW" w:bidi="zh_TW"/>
+        </w:rPr>
+        <w:t>；</w:t>
+      </w:r>
+      <w:hyperlink r:id="rId99">
+        <w:r>
+          <w:rPr>
+            <w:lang w:val="zh_TW" w:bidi="zh_TW"/>
+          </w:rPr>
+          <w:rPr>
+            <w:color w:val="0000EE"/>
+            <w:u w:val="single"/>
+          </w:rPr>
+          <w:t>約翰福音10:1–30</w:t>
+        </w:r>
+      </w:hyperlink>
+      <w:r>
+        <w:rPr>
+          <w:lang w:val="zh_TW" w:bidi="zh_TW"/>
+        </w:rPr>
+        <w:t>；參</w:t>
+      </w:r>
+      <w:hyperlink r:id="rId76">
+        <w:r>
+          <w:rPr>
+            <w:lang w:val="zh_TW" w:bidi="zh_TW"/>
+          </w:rPr>
+          <w:rPr>
+            <w:color w:val="0000EE"/>
+            <w:u w:val="single"/>
+          </w:rPr>
+          <w:t>希伯來書13:20</w:t>
+        </w:r>
+      </w:hyperlink>
+      <w:r>
+        <w:rPr>
+          <w:lang w:val="zh_TW" w:bidi="zh_TW"/>
+        </w:rPr>
+        <w:t>；</w:t>
+      </w:r>
+      <w:hyperlink r:id="rId100">
+        <w:r>
+          <w:rPr>
+            <w:lang w:val="zh_TW" w:bidi="zh_TW"/>
+          </w:rPr>
+          <w:rPr>
+            <w:color w:val="0000EE"/>
+            <w:u w:val="single"/>
+          </w:rPr>
+          <w:t>彼得前書2:25</w:t>
         </w:r>
       </w:hyperlink>
       <w:r>
@@ -777,16 +2171,51 @@
         </w:rPr>
         <w:t>）。</w:t>
       </w:r>
-    </w:p>
-    <w:p>
-      <w:pPr>
-        <w:pStyle w:val="Heading3"/>
-      </w:pPr>
-      <w:r>
-        <w:rPr>
-          <w:lang w:val="zh_TW" w:bidi="zh_TW"/>
-        </w:rPr>
-        <w:t>皮革如何製成？人們如何看待皮革製作？</w:t>
+      <w:hyperlink r:id="rId101">
+        <w:r>
+          <w:rPr>
+            <w:lang w:val="zh_TW" w:bidi="zh_TW"/>
+          </w:rPr>
+          <w:rPr>
+            <w:color w:val="0000EE"/>
+            <w:u w:val="single"/>
+          </w:rPr>
+          <w:t>以弗所書四章11節</w:t>
+        </w:r>
+      </w:hyperlink>
+      <w:r>
+        <w:rPr>
+          <w:lang w:val="zh_TW" w:bidi="zh_TW"/>
+        </w:rPr>
+        <w:t>提到教會的領袖為牧人或牧師。這種用法在早期教會中持續，直到今天。保羅說他們是神賜給教會的特殊人物，像牧人一樣照顧神的百姓，以神的道路引導並教導他們。彼得也提到領袖們是牧人。他鼓勵牧人忠心，直到大牧人耶穌基督顯現的時候（</w:t>
+      </w:r>
+      <w:hyperlink r:id="rId102">
+        <w:r>
+          <w:rPr>
+            <w:lang w:val="zh_TW" w:bidi="zh_TW"/>
+          </w:rPr>
+          <w:rPr>
+            <w:color w:val="0000EE"/>
+            <w:u w:val="single"/>
+          </w:rPr>
+          <w:t>彼得前書5:1–4</w:t>
+        </w:r>
+      </w:hyperlink>
+      <w:r>
+        <w:rPr>
+          <w:lang w:val="zh_TW" w:bidi="zh_TW"/>
+        </w:rPr>
+        <w:t>）。</w:t>
+      </w:r>
+      <w:r>
+        <w:rPr>
+          <w:lang w:val="zh_TW" w:bidi="zh_TW"/>
+        </w:rPr>
+      </w:r>
+      <w:r>
+        <w:rPr>
+          <w:lang w:val="zh_TW" w:bidi="zh_TW"/>
+        </w:rPr>
       </w:r>
     </w:p>
     <w:p>
@@ -796,47 +2225,21 @@
           <w:lang w:val="zh_TW" w:bidi="zh_TW"/>
         </w:rPr>
       </w:r>
-      <w:r>
-        <w:rPr>
-          <w:lang w:val="zh_TW" w:bidi="zh_TW"/>
-        </w:rPr>
-        <w:t>鞣製是用各種物質處理動物皮，使其變成皮革的過程，藉此使皮更耐用且不易腐爛。舊約從沒有提及鞣製，但在</w:t>
-      </w:r>
-      <w:hyperlink r:id="rId24">
-        <w:r>
-          <w:rPr>
-            <w:lang w:val="zh_TW" w:bidi="zh_TW"/>
-          </w:rPr>
-          <w:rPr>
-            <w:color w:val="0000EE"/>
-            <w:u w:val="single"/>
-          </w:rPr>
-          <w:t>出埃及記二十五章5節</w:t>
-        </w:r>
-      </w:hyperlink>
-      <w:r>
-        <w:rPr>
-          <w:lang w:val="zh_TW" w:bidi="zh_TW"/>
-        </w:rPr>
-        <w:t>和</w:t>
-      </w:r>
-      <w:hyperlink r:id="rId18">
-        <w:r>
-          <w:rPr>
-            <w:lang w:val="zh_TW" w:bidi="zh_TW"/>
-          </w:rPr>
-          <w:rPr>
-            <w:color w:val="0000EE"/>
-            <w:u w:val="single"/>
-          </w:rPr>
-          <w:t>利未記十三章48節</w:t>
-        </w:r>
-      </w:hyperlink>
-      <w:r>
-        <w:rPr>
-          <w:lang w:val="zh_TW" w:bidi="zh_TW"/>
-        </w:rPr>
-        <w:t>中有所暗示。鞣製之所以被視為不潔的行業，可能與使用不潔動物的皮和經常接觸死屍有關。城市中一般禁止鞣製活動。然而，處理動物皮以製成羊皮紙卻是一種光榮的職業。</w:t>
+    </w:p>
+    <w:p>
+      <w:pPr>
+        <w:pStyle w:val="Heading2"/>
+      </w:pPr>
+      <w:r>
+        <w:rPr>
+          <w:lang w:val="zh_TW" w:bidi="zh_TW"/>
+        </w:rPr>
+        <w:t>牧師</w:t>
+      </w:r>
+      <w:r>
+        <w:rPr>
+          <w:lang w:val="zh_TW" w:bidi="zh_TW"/>
+        </w:rPr>
       </w:r>
     </w:p>
     <w:p>
@@ -848,6 +2251,228 @@
       </w:r>
       <w:r>
         <w:rPr>
+          <w:lang w:val="zh_TW" w:bidi="zh_TW"/>
+        </w:rPr>
+        <w:t>這個詞字面意思是「牧羊人」。在舊約和新約中，這個詞以比喻的方式用來指代統治者和領袖。這個詞在新約聖經中有12次被用來比喻「領袖」，但只有在</w:t>
+      </w:r>
+      <w:hyperlink r:id="rId101">
+        <w:r>
+          <w:rPr>
+            <w:lang w:val="zh_TW" w:bidi="zh_TW"/>
+          </w:rPr>
+          <w:rPr>
+            <w:color w:val="0000EE"/>
+            <w:u w:val="single"/>
+          </w:rPr>
+          <w:t>以弗所書四章11節</w:t>
+        </w:r>
+      </w:hyperlink>
+      <w:r>
+        <w:rPr>
+          <w:lang w:val="zh_TW" w:bidi="zh_TW"/>
+        </w:rPr>
+        <w:t>中被翻譯為「牧師」。</w:t>
+      </w:r>
+    </w:p>
+    <w:p>
+      <w:pPr/>
+      <w:r>
+        <w:rPr>
+          <w:lang w:val="zh_TW" w:bidi="zh_TW"/>
+        </w:rPr>
+      </w:r>
+      <w:r>
+        <w:rPr>
+          <w:lang w:val="zh_TW" w:bidi="zh_TW"/>
+        </w:rPr>
+        <w:t>牧師和教師共同組成一個團體，與使徒、先知和傳福音者的工作相輔相成。「監督」和「長老」這兩個稱號在新約中指的是同一個職分（參</w:t>
+      </w:r>
+      <w:hyperlink r:id="rId103">
+        <w:r>
+          <w:rPr>
+            <w:lang w:val="zh_TW" w:bidi="zh_TW"/>
+          </w:rPr>
+          <w:rPr>
+            <w:color w:val="0000EE"/>
+            <w:u w:val="single"/>
+          </w:rPr>
+          <w:t>徒20:17、28</w:t>
+        </w:r>
+      </w:hyperlink>
+      <w:r>
+        <w:rPr>
+          <w:lang w:val="zh_TW" w:bidi="zh_TW"/>
+        </w:rPr>
+        <w:t>；</w:t>
+      </w:r>
+      <w:hyperlink r:id="rId104">
+        <w:r>
+          <w:rPr>
+            <w:lang w:val="zh_TW" w:bidi="zh_TW"/>
+          </w:rPr>
+          <w:rPr>
+            <w:color w:val="0000EE"/>
+            <w:u w:val="single"/>
+          </w:rPr>
+          <w:t>多1:5–7</w:t>
+        </w:r>
+      </w:hyperlink>
+      <w:r>
+        <w:rPr>
+          <w:lang w:val="zh_TW" w:bidi="zh_TW"/>
+        </w:rPr>
+        <w:t>）。「牧師」似乎與「監督」和「長老」具有相同的含義，正如耶穌被稱為「你們靈魂的牧人監督」（</w:t>
+      </w:r>
+      <w:hyperlink r:id="rId100">
+        <w:r>
+          <w:rPr>
+            <w:lang w:val="zh_TW" w:bidi="zh_TW"/>
+          </w:rPr>
+          <w:rPr>
+            <w:color w:val="0000EE"/>
+            <w:u w:val="single"/>
+          </w:rPr>
+          <w:t>彼前2:25</w:t>
+        </w:r>
+      </w:hyperlink>
+      <w:r>
+        <w:rPr>
+          <w:lang w:val="zh_TW" w:bidi="zh_TW"/>
+        </w:rPr>
+        <w:t>）所顯示。</w:t>
+      </w:r>
+    </w:p>
+    <w:p>
+      <w:pPr/>
+      <w:r>
+        <w:rPr>
+          <w:lang w:val="zh_TW" w:bidi="zh_TW"/>
+        </w:rPr>
+      </w:r>
+      <w:r>
+        <w:rPr>
+          <w:lang w:val="zh_TW" w:bidi="zh_TW"/>
+        </w:rPr>
+        <w:t>動詞「牧養」被用來描述地方教會領袖的工作（</w:t>
+      </w:r>
+      <w:hyperlink r:id="rId105">
+        <w:r>
+          <w:rPr>
+            <w:lang w:val="zh_TW" w:bidi="zh_TW"/>
+          </w:rPr>
+          <w:rPr>
+            <w:color w:val="0000EE"/>
+            <w:u w:val="single"/>
+          </w:rPr>
+          <w:t>約音21:16</w:t>
+        </w:r>
+      </w:hyperlink>
+      <w:r>
+        <w:rPr>
+          <w:lang w:val="zh_TW" w:bidi="zh_TW"/>
+        </w:rPr>
+        <w:t>；</w:t>
+      </w:r>
+      <w:hyperlink r:id="rId106">
+        <w:r>
+          <w:rPr>
+            <w:lang w:val="zh_TW" w:bidi="zh_TW"/>
+          </w:rPr>
+          <w:rPr>
+            <w:color w:val="0000EE"/>
+            <w:u w:val="single"/>
+          </w:rPr>
+          <w:t>徒20:28</w:t>
+        </w:r>
+      </w:hyperlink>
+      <w:r>
+        <w:rPr>
+          <w:lang w:val="zh_TW" w:bidi="zh_TW"/>
+        </w:rPr>
+        <w:t>；</w:t>
+      </w:r>
+      <w:hyperlink r:id="rId107">
+        <w:r>
+          <w:rPr>
+            <w:lang w:val="zh_TW" w:bidi="zh_TW"/>
+          </w:rPr>
+          <w:rPr>
+            <w:color w:val="0000EE"/>
+            <w:u w:val="single"/>
+          </w:rPr>
+          <w:t>彼前5:2</w:t>
+        </w:r>
+      </w:hyperlink>
+      <w:r>
+        <w:rPr>
+          <w:lang w:val="zh_TW" w:bidi="zh_TW"/>
+        </w:rPr>
+        <w:t>），會眾經常被稱為羊群。牧師的責任是建立基督的身體。牧師通過監督會眾（</w:t>
+      </w:r>
+      <w:hyperlink r:id="rId106">
+        <w:r>
+          <w:rPr>
+            <w:lang w:val="zh_TW" w:bidi="zh_TW"/>
+          </w:rPr>
+          <w:rPr>
+            <w:color w:val="0000EE"/>
+            <w:u w:val="single"/>
+          </w:rPr>
+          <w:t>徒20:28</w:t>
+        </w:r>
+      </w:hyperlink>
+      <w:r>
+        <w:rPr>
+          <w:lang w:val="zh_TW" w:bidi="zh_TW"/>
+        </w:rPr>
+        <w:t>；</w:t>
+      </w:r>
+      <w:hyperlink r:id="rId108">
+        <w:r>
+          <w:rPr>
+            <w:lang w:val="zh_TW" w:bidi="zh_TW"/>
+          </w:rPr>
+          <w:rPr>
+            <w:color w:val="0000EE"/>
+            <w:u w:val="single"/>
+          </w:rPr>
+          <w:t>來13:7</w:t>
+        </w:r>
+      </w:hyperlink>
+      <w:r>
+        <w:rPr>
+          <w:lang w:val="zh_TW" w:bidi="zh_TW"/>
+        </w:rPr>
+        <w:t>）和反對虛假教導（</w:t>
+      </w:r>
+      <w:hyperlink r:id="rId109">
+        <w:r>
+          <w:rPr>
+            <w:lang w:val="zh_TW" w:bidi="zh_TW"/>
+          </w:rPr>
+          <w:rPr>
+            <w:color w:val="0000EE"/>
+            <w:u w:val="single"/>
+          </w:rPr>
+          <w:t>徒20:29–30</w:t>
+        </w:r>
+      </w:hyperlink>
+      <w:r>
+        <w:rPr>
+          <w:lang w:val="zh_TW" w:bidi="zh_TW"/>
+        </w:rPr>
+        <w:t>）來建立基督的身體。關於牧師職責和責任的更詳細信息見於保羅寫給提摩太和提多的書信，這些書信被稱為教牧書信。</w:t>
+      </w:r>
+    </w:p>
+    <w:p>
+      <w:pPr/>
+      <w:r>
+        <w:rPr>
+          <w:lang w:val="zh_TW" w:bidi="zh_TW"/>
+        </w:rPr>
+      </w:r>
+      <w:r>
+        <w:rPr>
           <w:i/>
           <w:lang w:val="zh_TW" w:bidi="zh_TW"/>
         </w:rPr>
@@ -857,7 +2482,13 @@
         <w:rPr>
           <w:lang w:val="zh_TW" w:bidi="zh_TW"/>
         </w:rPr>
-        <w:t>書信寫作，古代</w:t>
+        <w:t xml:space="preserve"> </w:t>
+      </w:r>
+      <w:r>
+        <w:rPr>
+          <w:lang w:val="zh_TW" w:bidi="zh_TW"/>
+        </w:rPr>
+        <w:t>監督</w:t>
       </w:r>
       <w:r>
         <w:rPr>
@@ -869,7 +2500,55 @@
         <w:rPr>
           <w:lang w:val="zh_TW" w:bidi="zh_TW"/>
         </w:rPr>
-        <w:t>寫作</w:t>
+        <w:t>執事、女執事</w:t>
+      </w:r>
+      <w:r>
+        <w:rPr>
+          <w:lang w:val="zh_TW" w:bidi="zh_TW"/>
+        </w:rPr>
+        <w:t>；</w:t>
+      </w:r>
+      <w:r>
+        <w:rPr>
+          <w:lang w:val="zh_TW" w:bidi="zh_TW"/>
+        </w:rPr>
+        <w:t>長老</w:t>
+      </w:r>
+      <w:r>
+        <w:rPr>
+          <w:lang w:val="zh_TW" w:bidi="zh_TW"/>
+        </w:rPr>
+        <w:t>；</w:t>
+      </w:r>
+      <w:r>
+        <w:rPr>
+          <w:lang w:val="zh_TW" w:bidi="zh_TW"/>
+        </w:rPr>
+        <w:t>長老</w:t>
+      </w:r>
+      <w:r>
+        <w:rPr>
+          <w:lang w:val="zh_TW" w:bidi="zh_TW"/>
+        </w:rPr>
+        <w:t>；</w:t>
+      </w:r>
+      <w:r>
+        <w:rPr>
+          <w:lang w:val="zh_TW" w:bidi="zh_TW"/>
+        </w:rPr>
+        <w:t>牧羊人</w:t>
+      </w:r>
+      <w:r>
+        <w:rPr>
+          <w:lang w:val="zh_TW" w:bidi="zh_TW"/>
+        </w:rPr>
+        <w:t>；</w:t>
+      </w:r>
+      <w:r>
+        <w:rPr>
+          <w:lang w:val="zh_TW" w:bidi="zh_TW"/>
+        </w:rPr>
+        <w:t>屬靈恩賜</w:t>
       </w:r>
       <w:r>
         <w:rPr>

--- a/zht/docx/106.content.docx
+++ b/zht/docx/106.content.docx
@@ -19,7 +19,7 @@
         <w:rPr>
           <w:lang w:val="zh_TW" w:bidi="zh_TW"/>
         </w:rPr>
-        <w:t>Resource: Tyndale Open Bible Dictionary</w:t>
+        <w:t>Resource: Aquifer Open Bible Dictionary</w:t>
       </w:r>
       <w:r>
         <w:rPr>
@@ -112,7 +112,7 @@
         <w:rPr>
           <w:lang w:val="zh_TW" w:bidi="zh_TW"/>
         </w:rPr>
-        <w:t>Tyndale Open Bible Dictionary</w:t>
+        <w:t>Aquifer Open Bible Dictionary</w:t>
       </w:r>
     </w:p>
     <w:p>

--- a/zht/docx/106.content.docx
+++ b/zht/docx/106.content.docx
@@ -149,7 +149,7 @@
         <w:rPr>
           <w:lang w:val="zh_TW" w:bidi="zh_TW"/>
         </w:rPr>
-        <w:t>mu</w:t>
+        <w:t>min</w:t>
       </w:r>
       <w:r>
         <w:rPr>
@@ -212,7 +212,7 @@
         <w:rPr>
           <w:lang w:val="zh_TW" w:bidi="zh_TW"/>
         </w:rPr>
-        <w:t>木匠</w:t>
+        <w:t>民數記</w:t>
       </w:r>
       <w:r>
         <w:rPr>
@@ -231,7 +231,20 @@
         <w:rPr>
           <w:lang w:val="zh_TW" w:bidi="zh_TW"/>
         </w:rPr>
-        <w:t>從事木工工作的人，負責建造房屋的框架、屋頂、窗戶和門。小型結構如房屋，通常由屋主自行建造；而神廟和宮殿等大型建築，則需要熟練工匠參與。建造這些較大的建築物，需要木匠與石匠合作，後者專門切割和準備建築用的石材（</w:t>
+        <w:t>聖經中的第四卷書。其書名（Numbers）是拉丁文武加大譯本的書名</w:t>
+      </w:r>
+      <w:r>
+        <w:rPr>
+          <w:i/>
+          <w:lang w:val="zh_TW" w:bidi="zh_TW"/>
+        </w:rPr>
+        <w:t>Numeri</w:t>
+      </w:r>
+      <w:r>
+        <w:rPr>
+          <w:lang w:val="zh_TW" w:bidi="zh_TW"/>
+        </w:rPr>
+        <w:t>的英文翻譯。本卷書之所以得名，是因為書中記錄了多種名冊，尤其在第</w:t>
       </w:r>
       <w:hyperlink r:id="rId13">
         <w:r>
@@ -242,9 +255,15 @@
             <w:color w:val="0000EE"/>
             <w:u w:val="single"/>
           </w:rPr>
-          <w:t>王下12:11，</w:t>
-        </w:r>
-      </w:hyperlink>
+          <w:t>一</w:t>
+        </w:r>
+      </w:hyperlink>
+      <w:r>
+        <w:rPr>
+          <w:lang w:val="zh_TW" w:bidi="zh_TW"/>
+        </w:rPr>
+        <w:t>章和第</w:t>
+      </w:r>
       <w:hyperlink r:id="rId14">
         <w:r>
           <w:rPr>
@@ -254,7 +273,249 @@
             <w:color w:val="0000EE"/>
             <w:u w:val="single"/>
           </w:rPr>
-          <w:t>22:6</w:t>
+          <w:t>二十六</w:t>
+        </w:r>
+      </w:hyperlink>
+      <w:r>
+        <w:rPr>
+          <w:lang w:val="zh_TW" w:bidi="zh_TW"/>
+        </w:rPr>
+        <w:t>章中兩次數點軍隊，第</w:t>
+      </w:r>
+      <w:hyperlink r:id="rId15">
+        <w:r>
+          <w:rPr>
+            <w:lang w:val="zh_TW" w:bidi="zh_TW"/>
+          </w:rPr>
+          <w:rPr>
+            <w:color w:val="0000EE"/>
+            <w:u w:val="single"/>
+          </w:rPr>
+          <w:t>二</w:t>
+        </w:r>
+      </w:hyperlink>
+      <w:r>
+        <w:rPr>
+          <w:lang w:val="zh_TW" w:bidi="zh_TW"/>
+        </w:rPr>
+        <w:t>章中各支派安營與行軍的安排，以及第</w:t>
+      </w:r>
+      <w:hyperlink r:id="rId16">
+        <w:r>
+          <w:rPr>
+            <w:lang w:val="zh_TW" w:bidi="zh_TW"/>
+          </w:rPr>
+          <w:rPr>
+            <w:color w:val="0000EE"/>
+            <w:u w:val="single"/>
+          </w:rPr>
+          <w:t>三</w:t>
+        </w:r>
+      </w:hyperlink>
+      <w:r>
+        <w:rPr>
+          <w:lang w:val="zh_TW" w:bidi="zh_TW"/>
+        </w:rPr>
+        <w:t>章和第</w:t>
+      </w:r>
+      <w:hyperlink r:id="rId17">
+        <w:r>
+          <w:rPr>
+            <w:lang w:val="zh_TW" w:bidi="zh_TW"/>
+          </w:rPr>
+          <w:rPr>
+            <w:color w:val="0000EE"/>
+            <w:u w:val="single"/>
+          </w:rPr>
+          <w:t>四</w:t>
+        </w:r>
+      </w:hyperlink>
+      <w:r>
+        <w:rPr>
+          <w:lang w:val="zh_TW" w:bidi="zh_TW"/>
+        </w:rPr>
+        <w:t>章中數點利未人。</w:t>
+      </w:r>
+    </w:p>
+    <w:p>
+      <w:pPr/>
+      <w:r>
+        <w:rPr>
+          <w:lang w:val="zh_TW" w:bidi="zh_TW"/>
+        </w:rPr>
+      </w:r>
+      <w:r>
+        <w:rPr>
+          <w:lang w:val="zh_TW" w:bidi="zh_TW"/>
+        </w:rPr>
+        <w:t>概述</w:t>
+      </w:r>
+    </w:p>
+    <w:p>
+      <w:pPr>
+        <w:pStyle w:val="ListBullet"/>
+        <w:spacing w:line="240" w:lineRule="auto"/>
+        <w:ind w:left="720"/>
+      </w:pPr>
+      <w:r>
+        <w:rPr>
+          <w:lang w:val="zh_TW" w:bidi="zh_TW"/>
+        </w:rPr>
+      </w:r>
+      <w:r>
+        <w:rPr>
+          <w:u w:val="single"/>
+          <w:lang w:val="zh_TW" w:bidi="zh_TW"/>
+        </w:rPr>
+        <w:t>作者</w:t>
+      </w:r>
+    </w:p>
+    <w:p>
+      <w:pPr>
+        <w:pStyle w:val="ListBullet"/>
+        <w:spacing w:line="240" w:lineRule="auto"/>
+        <w:ind w:left="720"/>
+      </w:pPr>
+      <w:r>
+        <w:rPr>
+          <w:lang w:val="zh_TW" w:bidi="zh_TW"/>
+        </w:rPr>
+      </w:r>
+      <w:r>
+        <w:rPr>
+          <w:u w:val="single"/>
+          <w:lang w:val="zh_TW" w:bidi="zh_TW"/>
+        </w:rPr>
+        <w:t>背景</w:t>
+      </w:r>
+    </w:p>
+    <w:p>
+      <w:pPr>
+        <w:pStyle w:val="ListBullet"/>
+        <w:spacing w:line="240" w:lineRule="auto"/>
+        <w:ind w:left="720"/>
+      </w:pPr>
+      <w:r>
+        <w:rPr>
+          <w:lang w:val="zh_TW" w:bidi="zh_TW"/>
+        </w:rPr>
+      </w:r>
+      <w:r>
+        <w:rPr>
+          <w:u w:val="single"/>
+          <w:lang w:val="zh_TW" w:bidi="zh_TW"/>
+        </w:rPr>
+        <w:t>目的</w:t>
+      </w:r>
+    </w:p>
+    <w:p>
+      <w:pPr>
+        <w:pStyle w:val="ListBullet"/>
+        <w:spacing w:line="240" w:lineRule="auto"/>
+        <w:ind w:left="720"/>
+      </w:pPr>
+      <w:r>
+        <w:rPr>
+          <w:lang w:val="zh_TW" w:bidi="zh_TW"/>
+        </w:rPr>
+      </w:r>
+      <w:r>
+        <w:rPr>
+          <w:u w:val="single"/>
+          <w:lang w:val="zh_TW" w:bidi="zh_TW"/>
+        </w:rPr>
+        <w:t>內容</w:t>
+      </w:r>
+    </w:p>
+    <w:p>
+      <w:pPr>
+        <w:pStyle w:val="ListBullet"/>
+        <w:spacing w:line="240" w:lineRule="auto"/>
+        <w:ind w:left="720"/>
+      </w:pPr>
+      <w:r>
+        <w:rPr>
+          <w:lang w:val="zh_TW" w:bidi="zh_TW"/>
+        </w:rPr>
+      </w:r>
+      <w:r>
+        <w:rPr>
+          <w:u w:val="single"/>
+          <w:lang w:val="zh_TW" w:bidi="zh_TW"/>
+        </w:rPr>
+        <w:t>神學教導</w:t>
+      </w:r>
+    </w:p>
+    <w:p>
+      <w:pPr>
+        <w:pStyle w:val="Heading3"/>
+      </w:pPr>
+      <w:r>
+        <w:rPr>
+          <w:lang w:val="zh_TW" w:bidi="zh_TW"/>
+        </w:rPr>
+        <w:t>作者</w:t>
+      </w:r>
+    </w:p>
+    <w:p>
+      <w:pPr/>
+      <w:r>
+        <w:rPr>
+          <w:lang w:val="zh_TW" w:bidi="zh_TW"/>
+        </w:rPr>
+      </w:r>
+      <w:r>
+        <w:rPr>
+          <w:lang w:val="zh_TW" w:bidi="zh_TW"/>
+        </w:rPr>
+        <w:t>關於誰是民數記作者的問題，屬於誰是五經作者這個更大問題的一部分。直到19世紀高等批判的文獻理論出現之前，猶太人與基督徒幾乎一致持守一個看法：摩西是五經的作者。這個歷史悠久的傳統，不但得到五經本身的支持（例：</w:t>
+      </w:r>
+      <w:hyperlink r:id="rId18">
+        <w:r>
+          <w:rPr>
+            <w:lang w:val="zh_TW" w:bidi="zh_TW"/>
+          </w:rPr>
+          <w:rPr>
+            <w:color w:val="0000EE"/>
+            <w:u w:val="single"/>
+          </w:rPr>
+          <w:t>出17:14</w:t>
+        </w:r>
+      </w:hyperlink>
+      <w:r>
+        <w:rPr>
+          <w:lang w:val="zh_TW" w:bidi="zh_TW"/>
+        </w:rPr>
+        <w:t>，</w:t>
+      </w:r>
+      <w:hyperlink r:id="rId19">
+        <w:r>
+          <w:rPr>
+            <w:lang w:val="zh_TW" w:bidi="zh_TW"/>
+          </w:rPr>
+          <w:rPr>
+            <w:color w:val="0000EE"/>
+            <w:u w:val="single"/>
+          </w:rPr>
+          <w:t>24:4</w:t>
+        </w:r>
+      </w:hyperlink>
+      <w:r>
+        <w:rPr>
+          <w:lang w:val="zh_TW" w:bidi="zh_TW"/>
+        </w:rPr>
+        <w:t>，</w:t>
+      </w:r>
+      <w:hyperlink r:id="rId20">
+        <w:r>
+          <w:rPr>
+            <w:lang w:val="zh_TW" w:bidi="zh_TW"/>
+          </w:rPr>
+          <w:rPr>
+            <w:color w:val="0000EE"/>
+            <w:u w:val="single"/>
+          </w:rPr>
+          <w:t>34:27</w:t>
         </w:r>
       </w:hyperlink>
       <w:r>
@@ -263,6 +524,1706 @@
         </w:rPr>
         <w:t>；</w:t>
       </w:r>
+      <w:hyperlink r:id="rId21">
+        <w:r>
+          <w:rPr>
+            <w:lang w:val="zh_TW" w:bidi="zh_TW"/>
+          </w:rPr>
+          <w:rPr>
+            <w:color w:val="0000EE"/>
+            <w:u w:val="single"/>
+          </w:rPr>
+          <w:t>民33:2</w:t>
+        </w:r>
+      </w:hyperlink>
+      <w:r>
+        <w:rPr>
+          <w:lang w:val="zh_TW" w:bidi="zh_TW"/>
+        </w:rPr>
+        <w:t>；</w:t>
+      </w:r>
+      <w:hyperlink r:id="rId22">
+        <w:r>
+          <w:rPr>
+            <w:lang w:val="zh_TW" w:bidi="zh_TW"/>
+          </w:rPr>
+          <w:rPr>
+            <w:color w:val="0000EE"/>
+            <w:u w:val="single"/>
+          </w:rPr>
+          <w:t>申31:9</w:t>
+        </w:r>
+      </w:hyperlink>
+      <w:r>
+        <w:rPr>
+          <w:lang w:val="zh_TW" w:bidi="zh_TW"/>
+        </w:rPr>
+        <w:t>、</w:t>
+      </w:r>
+      <w:hyperlink r:id="rId22">
+        <w:r>
+          <w:rPr>
+            <w:lang w:val="zh_TW" w:bidi="zh_TW"/>
+          </w:rPr>
+          <w:rPr>
+            <w:color w:val="0000EE"/>
+            <w:u w:val="single"/>
+          </w:rPr>
+          <w:t>24</w:t>
+        </w:r>
+      </w:hyperlink>
+      <w:r>
+        <w:rPr>
+          <w:lang w:val="zh_TW" w:bidi="zh_TW"/>
+        </w:rPr>
+        <w:t>），也得到舊約聖經中其它經文的支持（例如，</w:t>
+      </w:r>
+      <w:hyperlink r:id="rId23">
+        <w:r>
+          <w:rPr>
+            <w:lang w:val="zh_TW" w:bidi="zh_TW"/>
+          </w:rPr>
+          <w:rPr>
+            <w:color w:val="0000EE"/>
+            <w:u w:val="single"/>
+          </w:rPr>
+          <w:t>書23:6</w:t>
+        </w:r>
+      </w:hyperlink>
+      <w:r>
+        <w:rPr>
+          <w:lang w:val="zh_TW" w:bidi="zh_TW"/>
+        </w:rPr>
+        <w:t>；</w:t>
+      </w:r>
+      <w:hyperlink r:id="rId24">
+        <w:r>
+          <w:rPr>
+            <w:lang w:val="zh_TW" w:bidi="zh_TW"/>
+          </w:rPr>
+          <w:rPr>
+            <w:color w:val="0000EE"/>
+            <w:u w:val="single"/>
+          </w:rPr>
+          <w:t>士3:4</w:t>
+        </w:r>
+      </w:hyperlink>
+      <w:r>
+        <w:rPr>
+          <w:lang w:val="zh_TW" w:bidi="zh_TW"/>
+        </w:rPr>
+        <w:t>；</w:t>
+      </w:r>
+      <w:hyperlink r:id="rId25">
+        <w:r>
+          <w:rPr>
+            <w:lang w:val="zh_TW" w:bidi="zh_TW"/>
+          </w:rPr>
+          <w:rPr>
+            <w:color w:val="0000EE"/>
+            <w:u w:val="single"/>
+          </w:rPr>
+          <w:t>瑪4:4</w:t>
+        </w:r>
+      </w:hyperlink>
+      <w:r>
+        <w:rPr>
+          <w:lang w:val="zh_TW" w:bidi="zh_TW"/>
+        </w:rPr>
+        <w:t>），同時也符合耶穌的教導（例：</w:t>
+      </w:r>
+      <w:hyperlink r:id="rId26">
+        <w:r>
+          <w:rPr>
+            <w:lang w:val="zh_TW" w:bidi="zh_TW"/>
+          </w:rPr>
+          <w:rPr>
+            <w:color w:val="0000EE"/>
+            <w:u w:val="single"/>
+          </w:rPr>
+          <w:t>約5:46–47</w:t>
+        </w:r>
+      </w:hyperlink>
+      <w:r>
+        <w:rPr>
+          <w:lang w:val="zh_TW" w:bidi="zh_TW"/>
+        </w:rPr>
+        <w:t>），以及新約聖經的見證（例：</w:t>
+      </w:r>
+      <w:hyperlink r:id="rId27">
+        <w:r>
+          <w:rPr>
+            <w:lang w:val="zh_TW" w:bidi="zh_TW"/>
+          </w:rPr>
+          <w:rPr>
+            <w:color w:val="0000EE"/>
+            <w:u w:val="single"/>
+          </w:rPr>
+          <w:t>徒28:23</w:t>
+        </w:r>
+      </w:hyperlink>
+      <w:r>
+        <w:rPr>
+          <w:lang w:val="zh_TW" w:bidi="zh_TW"/>
+        </w:rPr>
+        <w:t>；</w:t>
+      </w:r>
+      <w:hyperlink r:id="rId28">
+        <w:r>
+          <w:rPr>
+            <w:lang w:val="zh_TW" w:bidi="zh_TW"/>
+          </w:rPr>
+          <w:rPr>
+            <w:color w:val="0000EE"/>
+            <w:u w:val="single"/>
+          </w:rPr>
+          <w:t>羅10:19</w:t>
+        </w:r>
+      </w:hyperlink>
+      <w:r>
+        <w:rPr>
+          <w:lang w:val="zh_TW" w:bidi="zh_TW"/>
+        </w:rPr>
+        <w:t>；</w:t>
+      </w:r>
+      <w:hyperlink r:id="rId29">
+        <w:r>
+          <w:rPr>
+            <w:lang w:val="zh_TW" w:bidi="zh_TW"/>
+          </w:rPr>
+          <w:rPr>
+            <w:color w:val="0000EE"/>
+            <w:u w:val="single"/>
+          </w:rPr>
+          <w:t>林前9:9</w:t>
+        </w:r>
+      </w:hyperlink>
+      <w:r>
+        <w:rPr>
+          <w:lang w:val="zh_TW" w:bidi="zh_TW"/>
+        </w:rPr>
+        <w:t>）。雖然學者早已普遍且公開承認五經中存在一些差異之處，但人們仍然肯定：在公元前15世紀頒布律法的摩西，就是五經文獻的主要作者。</w:t>
+      </w:r>
+    </w:p>
+    <w:p>
+      <w:pPr>
+        <w:pStyle w:val="Heading3"/>
+      </w:pPr>
+      <w:r>
+        <w:rPr>
+          <w:lang w:val="zh_TW" w:bidi="zh_TW"/>
+        </w:rPr>
+        <w:t>背景</w:t>
+      </w:r>
+    </w:p>
+    <w:p>
+      <w:pPr>
+        <w:pStyle w:val="Heading4"/>
+      </w:pPr>
+      <w:r>
+        <w:rPr>
+          <w:lang w:val="zh_TW" w:bidi="zh_TW"/>
+        </w:rPr>
+        <w:t>西奈半島</w:t>
+      </w:r>
+    </w:p>
+    <w:p>
+      <w:pPr/>
+      <w:r>
+        <w:rPr>
+          <w:lang w:val="zh_TW" w:bidi="zh_TW"/>
+        </w:rPr>
+      </w:r>
+      <w:r>
+        <w:rPr>
+          <w:lang w:val="zh_TW" w:bidi="zh_TW"/>
+        </w:rPr>
+        <w:t>民數記的歷史背景，主要始於公元前二千年中期的西奈半島這一地理區域。</w:t>
+      </w:r>
+    </w:p>
+    <w:p>
+      <w:pPr/>
+      <w:r>
+        <w:rPr>
+          <w:lang w:val="zh_TW" w:bidi="zh_TW"/>
+        </w:rPr>
+      </w:r>
+      <w:r>
+        <w:rPr>
+          <w:lang w:val="zh_TW" w:bidi="zh_TW"/>
+        </w:rPr>
+        <w:t>西奈半島的形狀像一個倒置的三角形，底邊位於北方。它南北長約240英里（386.2公里），北部底邊寬約175英里（281.6公里），面積約22,000平方英里（56,980平方公里）。半島北面以地中海和迦南的南部邊界為界，西面以苦湖（Bitter Lakes）和蘇伊士灣（Gulf of Suez）為界，東面以亞拉巴（Arabah）和亞喀巴灣（Gulf of Aqaba）為界。從北方的地中海沿岸開始向南，大約15英里（24.1公里）的地段以沙地為主。越過這片沿海平原之後，南面是一片由礫石（gravel）和石灰岩（limestone ）構成的高原（</w:t>
+      </w:r>
+      <w:r>
+        <w:rPr>
+          <w:lang w:val="zh_TW" w:bidi="zh_TW"/>
+        </w:rPr>
+        <w:t>提赫</w:t>
+      </w:r>
+      <w:r>
+        <w:rPr>
+          <w:lang w:val="zh_TW" w:bidi="zh_TW"/>
+        </w:rPr>
+        <w:t>〔Et-Tih〕），海拔約2,500英尺（762公尺），向南延伸進入半島，長約150英里（241.4公里）。在此之上，地勢抬升，形成花崗岩山地，部分山峰高達8,000英尺（2,438.4公尺）。在半島三角形頂端的這片山地區域中，摩西山（Jebel Musa）聳立其上，高約7,363英尺（2,244.2公尺）。傳統認為，以色列人在前往西奈山之前曾在此安營，摩西也在那裡領受律法。</w:t>
+      </w:r>
+    </w:p>
+    <w:p>
+      <w:pPr/>
+      <w:r>
+        <w:rPr>
+          <w:lang w:val="zh_TW" w:bidi="zh_TW"/>
+        </w:rPr>
+      </w:r>
+      <w:r>
+        <w:rPr>
+          <w:lang w:val="zh_TW" w:bidi="zh_TW"/>
+        </w:rPr>
+        <w:t>整個半島由五個曠野區域組成。北部、並且緊鄰歌珊地以東的是書珥曠野，寬約40英里（64.4公里），這片曠野沿著埃及河（阿里什河谷〔Wadi el-Arish〕）延伸，通往加低斯‧巴尼亞一帶，並向東北延至別是巴。此區以東是尋曠野，從書珥曠野向東延伸至死海南端；加低斯‧巴尼亞位於其南部邊界（</w:t>
+      </w:r>
+      <w:hyperlink r:id="rId30">
+        <w:r>
+          <w:rPr>
+            <w:lang w:val="zh_TW" w:bidi="zh_TW"/>
+          </w:rPr>
+          <w:rPr>
+            <w:color w:val="0000EE"/>
+            <w:u w:val="single"/>
+          </w:rPr>
+          <w:t>民20:1</w:t>
+        </w:r>
+      </w:hyperlink>
+      <w:r>
+        <w:rPr>
+          <w:lang w:val="zh_TW" w:bidi="zh_TW"/>
+        </w:rPr>
+        <w:t>，</w:t>
+      </w:r>
+      <w:hyperlink r:id="rId31">
+        <w:r>
+          <w:rPr>
+            <w:lang w:val="zh_TW" w:bidi="zh_TW"/>
+          </w:rPr>
+          <w:rPr>
+            <w:color w:val="0000EE"/>
+            <w:u w:val="single"/>
+          </w:rPr>
+          <w:t>33:36</w:t>
+        </w:r>
+      </w:hyperlink>
+      <w:r>
+        <w:rPr>
+          <w:lang w:val="zh_TW" w:bidi="zh_TW"/>
+        </w:rPr>
+        <w:t>）。書珥曠野以南是以倘曠野；在其以東、位於西奈半島中東部的是廣大的巴蘭曠野（</w:t>
+      </w:r>
+      <w:hyperlink r:id="rId32">
+        <w:r>
+          <w:rPr>
+            <w:lang w:val="zh_TW" w:bidi="zh_TW"/>
+          </w:rPr>
+          <w:rPr>
+            <w:color w:val="0000EE"/>
+            <w:u w:val="single"/>
+          </w:rPr>
+          <w:t>申1:19</w:t>
+        </w:r>
+      </w:hyperlink>
+      <w:r>
+        <w:rPr>
+          <w:lang w:val="zh_TW" w:bidi="zh_TW"/>
+        </w:rPr>
+        <w:t>）。加低斯‧巴尼亞位於這片地域的北部邊界（</w:t>
+      </w:r>
+      <w:hyperlink r:id="rId33">
+        <w:r>
+          <w:rPr>
+            <w:lang w:val="zh_TW" w:bidi="zh_TW"/>
+          </w:rPr>
+          <w:rPr>
+            <w:color w:val="0000EE"/>
+            <w:u w:val="single"/>
+          </w:rPr>
+          <w:t>民13:26</w:t>
+        </w:r>
+      </w:hyperlink>
+      <w:r>
+        <w:rPr>
+          <w:lang w:val="zh_TW" w:bidi="zh_TW"/>
+        </w:rPr>
+        <w:t>）。以色列人在這一帶度過40年漂流中的38年。在巴蘭曠野的西南方、半島西側的山坡上，靠近三角形南端的花崗岩山地之處是汛曠野。</w:t>
+      </w:r>
+    </w:p>
+    <w:p>
+      <w:pPr/>
+      <w:r>
+        <w:rPr>
+          <w:lang w:val="zh_TW" w:bidi="zh_TW"/>
+        </w:rPr>
+      </w:r>
+      <w:r>
+        <w:rPr>
+          <w:lang w:val="zh_TW" w:bidi="zh_TW"/>
+        </w:rPr>
+        <w:t>這一地區整體而言荒涼貧瘠，但並非無法通行，也不是不能供養旅人。西部與東部邊界分布著井與泉源，彼此間距合理。地下水位相當接近地表，使人能夠挖井取水（</w:t>
+      </w:r>
+      <w:hyperlink r:id="rId34">
+        <w:r>
+          <w:rPr>
+            <w:lang w:val="zh_TW" w:bidi="zh_TW"/>
+          </w:rPr>
+          <w:rPr>
+            <w:color w:val="0000EE"/>
+            <w:u w:val="single"/>
+          </w:rPr>
+          <w:t>民20:17</w:t>
+        </w:r>
+      </w:hyperlink>
+      <w:r>
+        <w:rPr>
+          <w:lang w:val="zh_TW" w:bidi="zh_TW"/>
+        </w:rPr>
+        <w:t>，</w:t>
+      </w:r>
+      <w:hyperlink r:id="rId35">
+        <w:r>
+          <w:rPr>
+            <w:lang w:val="zh_TW" w:bidi="zh_TW"/>
+          </w:rPr>
+          <w:rPr>
+            <w:color w:val="0000EE"/>
+            <w:u w:val="single"/>
+          </w:rPr>
+          <w:t>21:16–18</w:t>
+        </w:r>
+      </w:hyperlink>
+      <w:r>
+        <w:rPr>
+          <w:lang w:val="zh_TW" w:bidi="zh_TW"/>
+        </w:rPr>
+        <w:t>）。石灰岩也能儲存大量水分（</w:t>
+      </w:r>
+      <w:hyperlink r:id="rId36">
+        <w:r>
+          <w:rPr>
+            <w:lang w:val="zh_TW" w:bidi="zh_TW"/>
+          </w:rPr>
+          <w:rPr>
+            <w:color w:val="0000EE"/>
+            <w:u w:val="single"/>
+          </w:rPr>
+          <w:t>20:11</w:t>
+        </w:r>
+      </w:hyperlink>
+      <w:r>
+        <w:rPr>
+          <w:lang w:val="zh_TW" w:bidi="zh_TW"/>
+        </w:rPr>
+        <w:t>）。除了在較為固定的溪流周圍，植被普遍稀少；在那些地方，植物與海棗樹則生長茂盛。冬季的雨季約有20天。春季時，鵪鶉（</w:t>
+      </w:r>
+      <w:hyperlink r:id="rId37">
+        <w:r>
+          <w:rPr>
+            <w:lang w:val="zh_TW" w:bidi="zh_TW"/>
+          </w:rPr>
+          <w:rPr>
+            <w:color w:val="0000EE"/>
+            <w:u w:val="single"/>
+          </w:rPr>
+          <w:t>11:31–32</w:t>
+        </w:r>
+      </w:hyperlink>
+      <w:r>
+        <w:rPr>
+          <w:lang w:val="zh_TW" w:bidi="zh_TW"/>
+        </w:rPr>
+        <w:t>）會橫越半島遷徙前往歐洲。</w:t>
+      </w:r>
+    </w:p>
+    <w:p>
+      <w:pPr>
+        <w:pStyle w:val="Heading4"/>
+      </w:pPr>
+      <w:r>
+        <w:rPr>
+          <w:lang w:val="zh_TW" w:bidi="zh_TW"/>
+        </w:rPr>
+        <w:t>以色列所面對的民族</w:t>
+      </w:r>
+    </w:p>
+    <w:p>
+      <w:pPr/>
+      <w:r>
+        <w:rPr>
+          <w:lang w:val="zh_TW" w:bidi="zh_TW"/>
+        </w:rPr>
+      </w:r>
+      <w:r>
+        <w:rPr>
+          <w:lang w:val="zh_TW" w:bidi="zh_TW"/>
+        </w:rPr>
+        <w:t>亞瑪力人與迦南人（</w:t>
+      </w:r>
+      <w:hyperlink r:id="rId38">
+        <w:r>
+          <w:rPr>
+            <w:lang w:val="zh_TW" w:bidi="zh_TW"/>
+          </w:rPr>
+          <w:rPr>
+            <w:color w:val="0000EE"/>
+            <w:u w:val="single"/>
+          </w:rPr>
+          <w:t>14:25</w:t>
+        </w:r>
+      </w:hyperlink>
+      <w:r>
+        <w:rPr>
+          <w:lang w:val="zh_TW" w:bidi="zh_TW"/>
+        </w:rPr>
+        <w:t>、</w:t>
+      </w:r>
+      <w:hyperlink r:id="rId38">
+        <w:r>
+          <w:rPr>
+            <w:lang w:val="zh_TW" w:bidi="zh_TW"/>
+          </w:rPr>
+          <w:rPr>
+            <w:color w:val="0000EE"/>
+            <w:u w:val="single"/>
+          </w:rPr>
+          <w:t>43–45</w:t>
+        </w:r>
+      </w:hyperlink>
+      <w:r>
+        <w:rPr>
+          <w:lang w:val="zh_TW" w:bidi="zh_TW"/>
+        </w:rPr>
+        <w:t>，</w:t>
+      </w:r>
+      <w:hyperlink r:id="rId39">
+        <w:r>
+          <w:rPr>
+            <w:lang w:val="zh_TW" w:bidi="zh_TW"/>
+          </w:rPr>
+          <w:rPr>
+            <w:color w:val="0000EE"/>
+            <w:u w:val="single"/>
+          </w:rPr>
+          <w:t>24:20</w:t>
+        </w:r>
+      </w:hyperlink>
+      <w:r>
+        <w:rPr>
+          <w:lang w:val="zh_TW" w:bidi="zh_TW"/>
+        </w:rPr>
+        <w:t>）</w:t>
+      </w:r>
+    </w:p>
+    <w:p>
+      <w:pPr/>
+      <w:r>
+        <w:rPr>
+          <w:lang w:val="zh_TW" w:bidi="zh_TW"/>
+        </w:rPr>
+      </w:r>
+      <w:r>
+        <w:rPr>
+          <w:lang w:val="zh_TW" w:bidi="zh_TW"/>
+        </w:rPr>
+        <w:t>亞瑪力人是亞瑪力的後裔；亞瑪力是以利法的兒子，也是以掃的孫子（</w:t>
+      </w:r>
+      <w:hyperlink r:id="rId40">
+        <w:r>
+          <w:rPr>
+            <w:lang w:val="zh_TW" w:bidi="zh_TW"/>
+          </w:rPr>
+          <w:rPr>
+            <w:color w:val="0000EE"/>
+            <w:u w:val="single"/>
+          </w:rPr>
+          <w:t>創36:12</w:t>
+        </w:r>
+      </w:hyperlink>
+      <w:r>
+        <w:rPr>
+          <w:lang w:val="zh_TW" w:bidi="zh_TW"/>
+        </w:rPr>
+        <w:t>、</w:t>
+      </w:r>
+      <w:hyperlink r:id="rId40">
+        <w:r>
+          <w:rPr>
+            <w:lang w:val="zh_TW" w:bidi="zh_TW"/>
+          </w:rPr>
+          <w:rPr>
+            <w:color w:val="0000EE"/>
+            <w:u w:val="single"/>
+          </w:rPr>
+          <w:t>16</w:t>
+        </w:r>
+      </w:hyperlink>
+      <w:r>
+        <w:rPr>
+          <w:lang w:val="zh_TW" w:bidi="zh_TW"/>
+        </w:rPr>
+        <w:t>）。他們多半過著遊牧生活。在西奈半島，亞瑪力人成為第一個與以色列爭戰的民族；雙方在利非訂交鋒（參</w:t>
+      </w:r>
+      <w:hyperlink r:id="rId39">
+        <w:r>
+          <w:rPr>
+            <w:lang w:val="zh_TW" w:bidi="zh_TW"/>
+          </w:rPr>
+          <w:rPr>
+            <w:color w:val="0000EE"/>
+            <w:u w:val="single"/>
+          </w:rPr>
+          <w:t>民24:20</w:t>
+        </w:r>
+      </w:hyperlink>
+      <w:r>
+        <w:rPr>
+          <w:lang w:val="zh_TW" w:bidi="zh_TW"/>
+        </w:rPr>
+        <w:t>），地點可能是西奈西南部的利法音谷（Wadi Refayid）（</w:t>
+      </w:r>
+      <w:hyperlink r:id="rId41">
+        <w:r>
+          <w:rPr>
+            <w:lang w:val="zh_TW" w:bidi="zh_TW"/>
+          </w:rPr>
+          <w:rPr>
+            <w:color w:val="0000EE"/>
+            <w:u w:val="single"/>
+          </w:rPr>
+          <w:t>出17:8–16</w:t>
+        </w:r>
+      </w:hyperlink>
+      <w:r>
+        <w:rPr>
+          <w:lang w:val="zh_TW" w:bidi="zh_TW"/>
+        </w:rPr>
+        <w:t>），當時以色列尚未抵達何烈山。一年之後，亞瑪力人定居在加低斯‧巴尼亞以北的山地與谷地。他們與迦南人，也就是巴勒斯坦地的居民結盟，從南方阻擋以色列進入應許之地的行動（</w:t>
+      </w:r>
+      <w:hyperlink r:id="rId42">
+        <w:r>
+          <w:rPr>
+            <w:lang w:val="zh_TW" w:bidi="zh_TW"/>
+          </w:rPr>
+          <w:rPr>
+            <w:color w:val="0000EE"/>
+            <w:u w:val="single"/>
+          </w:rPr>
+          <w:t>民14:45</w:t>
+        </w:r>
+      </w:hyperlink>
+      <w:r>
+        <w:rPr>
+          <w:lang w:val="zh_TW" w:bidi="zh_TW"/>
+        </w:rPr>
+        <w:t>）。此後多年，以色列幾乎完全喪失發動爭戰的意志。</w:t>
+      </w:r>
+    </w:p>
+    <w:p>
+      <w:pPr/>
+      <w:r>
+        <w:rPr>
+          <w:lang w:val="zh_TW" w:bidi="zh_TW"/>
+        </w:rPr>
+      </w:r>
+      <w:r>
+        <w:rPr>
+          <w:lang w:val="zh_TW" w:bidi="zh_TW"/>
+        </w:rPr>
+        <w:t>以東人（</w:t>
+      </w:r>
+      <w:hyperlink r:id="rId43">
+        <w:r>
+          <w:rPr>
+            <w:lang w:val="zh_TW" w:bidi="zh_TW"/>
+          </w:rPr>
+          <w:rPr>
+            <w:color w:val="0000EE"/>
+            <w:u w:val="single"/>
+          </w:rPr>
+          <w:t>20:14–21</w:t>
+        </w:r>
+      </w:hyperlink>
+      <w:r>
+        <w:rPr>
+          <w:lang w:val="zh_TW" w:bidi="zh_TW"/>
+        </w:rPr>
+        <w:t>，</w:t>
+      </w:r>
+      <w:hyperlink r:id="rId44">
+        <w:r>
+          <w:rPr>
+            <w:lang w:val="zh_TW" w:bidi="zh_TW"/>
+          </w:rPr>
+          <w:rPr>
+            <w:color w:val="0000EE"/>
+            <w:u w:val="single"/>
+          </w:rPr>
+          <w:t>21:4</w:t>
+        </w:r>
+      </w:hyperlink>
+      <w:r>
+        <w:rPr>
+          <w:lang w:val="zh_TW" w:bidi="zh_TW"/>
+        </w:rPr>
+        <w:t>、</w:t>
+      </w:r>
+      <w:hyperlink r:id="rId44">
+        <w:r>
+          <w:rPr>
+            <w:lang w:val="zh_TW" w:bidi="zh_TW"/>
+          </w:rPr>
+          <w:rPr>
+            <w:color w:val="0000EE"/>
+            <w:u w:val="single"/>
+          </w:rPr>
+          <w:t>10–11</w:t>
+        </w:r>
+      </w:hyperlink>
+      <w:r>
+        <w:rPr>
+          <w:lang w:val="zh_TW" w:bidi="zh_TW"/>
+        </w:rPr>
+        <w:t>）</w:t>
+      </w:r>
+    </w:p>
+    <w:p>
+      <w:pPr/>
+      <w:r>
+        <w:rPr>
+          <w:lang w:val="zh_TW" w:bidi="zh_TW"/>
+        </w:rPr>
+      </w:r>
+      <w:r>
+        <w:rPr>
+          <w:lang w:val="zh_TW" w:bidi="zh_TW"/>
+        </w:rPr>
+        <w:t>以東又稱西珥 （</w:t>
+      </w:r>
+      <w:hyperlink r:id="rId45">
+        <w:r>
+          <w:rPr>
+            <w:lang w:val="zh_TW" w:bidi="zh_TW"/>
+          </w:rPr>
+          <w:rPr>
+            <w:color w:val="0000EE"/>
+            <w:u w:val="single"/>
+          </w:rPr>
+          <w:t>24:18</w:t>
+        </w:r>
+      </w:hyperlink>
+      <w:r>
+        <w:rPr>
+          <w:lang w:val="zh_TW" w:bidi="zh_TW"/>
+        </w:rPr>
+        <w:t>），位於死海南方，是以掃後裔所居住的地區。這片土地是從北界的撒烈溪谷延伸開來（</w:t>
+      </w:r>
+      <w:hyperlink r:id="rId46">
+        <w:r>
+          <w:rPr>
+            <w:lang w:val="zh_TW" w:bidi="zh_TW"/>
+          </w:rPr>
+          <w:rPr>
+            <w:color w:val="0000EE"/>
+            <w:u w:val="single"/>
+          </w:rPr>
+          <w:t>21:12</w:t>
+        </w:r>
+      </w:hyperlink>
+      <w:r>
+        <w:rPr>
+          <w:lang w:val="zh_TW" w:bidi="zh_TW"/>
+        </w:rPr>
+        <w:t>），該溪谷流入死海南端，向南約100英里（160.9公里）直到亞喀巴灣。其疆域橫跨亞拉巴的兩側，而加低斯‧巴尼亞則位於其西界的邊緣（</w:t>
+      </w:r>
+      <w:hyperlink r:id="rId47">
+        <w:r>
+          <w:rPr>
+            <w:lang w:val="zh_TW" w:bidi="zh_TW"/>
+          </w:rPr>
+          <w:rPr>
+            <w:color w:val="0000EE"/>
+            <w:u w:val="single"/>
+          </w:rPr>
+          <w:t>20:16</w:t>
+        </w:r>
+      </w:hyperlink>
+      <w:r>
+        <w:rPr>
+          <w:lang w:val="zh_TW" w:bidi="zh_TW"/>
+        </w:rPr>
+        <w:t>），全境面積約4,000平方英里（10,360平方公里）。這是一片崎嶇的山地，高峰可達3,500英尺（1,066.8公尺）。一條稱為「大道」的古老商道，從大馬士革經過約旦河東通往亞喀巴灣，穿越以東的領土與主要城邑，包括波斯拉和利曼（Leman）。雖然以東土地不算肥沃，但仍有可以耕種的地區（</w:t>
+      </w:r>
+      <w:hyperlink r:id="rId48">
+        <w:r>
+          <w:rPr>
+            <w:lang w:val="zh_TW" w:bidi="zh_TW"/>
+          </w:rPr>
+          <w:rPr>
+            <w:color w:val="0000EE"/>
+            <w:u w:val="single"/>
+          </w:rPr>
+          <w:t>20:17–19</w:t>
+        </w:r>
+      </w:hyperlink>
+      <w:r>
+        <w:rPr>
+          <w:lang w:val="zh_TW" w:bidi="zh_TW"/>
+        </w:rPr>
+        <w:t>）。</w:t>
+      </w:r>
+    </w:p>
+    <w:p>
+      <w:pPr/>
+      <w:r>
+        <w:rPr>
+          <w:lang w:val="zh_TW" w:bidi="zh_TW"/>
+        </w:rPr>
+      </w:r>
+      <w:r>
+        <w:rPr>
+          <w:lang w:val="zh_TW" w:bidi="zh_TW"/>
+        </w:rPr>
+        <w:t>在以色列前往外約旦河地區途中，以東拒絕讓以色列從加低斯直接向東穿越其境，迫使以色列向東南轉入亞拉巴，並沿著亞拉巴上行（</w:t>
+      </w:r>
+      <w:hyperlink r:id="rId49">
+        <w:r>
+          <w:rPr>
+            <w:lang w:val="zh_TW" w:bidi="zh_TW"/>
+          </w:rPr>
+          <w:rPr>
+            <w:color w:val="0000EE"/>
+            <w:u w:val="single"/>
+          </w:rPr>
+          <w:t>21:4</w:t>
+        </w:r>
+      </w:hyperlink>
+      <w:r>
+        <w:rPr>
+          <w:lang w:val="zh_TW" w:bidi="zh_TW"/>
+        </w:rPr>
+        <w:t>、</w:t>
+      </w:r>
+      <w:hyperlink r:id="rId49">
+        <w:r>
+          <w:rPr>
+            <w:lang w:val="zh_TW" w:bidi="zh_TW"/>
+          </w:rPr>
+          <w:rPr>
+            <w:color w:val="0000EE"/>
+            <w:u w:val="single"/>
+          </w:rPr>
+          <w:t>11</w:t>
+        </w:r>
+      </w:hyperlink>
+      <w:r>
+        <w:rPr>
+          <w:lang w:val="zh_TW" w:bidi="zh_TW"/>
+        </w:rPr>
+        <w:t>）。儘管以東對神的百姓表現出敵意，神仍然禁止以色列出兵攻擊他們（</w:t>
+      </w:r>
+      <w:hyperlink r:id="rId50">
+        <w:r>
+          <w:rPr>
+            <w:lang w:val="zh_TW" w:bidi="zh_TW"/>
+          </w:rPr>
+          <w:rPr>
+            <w:color w:val="0000EE"/>
+            <w:u w:val="single"/>
+          </w:rPr>
+          <w:t>申2:2–8</w:t>
+        </w:r>
+      </w:hyperlink>
+      <w:r>
+        <w:rPr>
+          <w:lang w:val="zh_TW" w:bidi="zh_TW"/>
+        </w:rPr>
+        <w:t>），也吩咐以色列不可憎惡以東人（</w:t>
+      </w:r>
+      <w:hyperlink r:id="rId51">
+        <w:r>
+          <w:rPr>
+            <w:lang w:val="zh_TW" w:bidi="zh_TW"/>
+          </w:rPr>
+          <w:rPr>
+            <w:color w:val="0000EE"/>
+            <w:u w:val="single"/>
+          </w:rPr>
+          <w:t>23:7</w:t>
+        </w:r>
+      </w:hyperlink>
+      <w:r>
+        <w:rPr>
+          <w:lang w:val="zh_TW" w:bidi="zh_TW"/>
+        </w:rPr>
+        <w:t>），因此，在以色列征服那地的過程中，以東免於遭到毀滅。後來，大衛照著巴蘭的預言（</w:t>
+      </w:r>
+      <w:hyperlink r:id="rId45">
+        <w:r>
+          <w:rPr>
+            <w:lang w:val="zh_TW" w:bidi="zh_TW"/>
+          </w:rPr>
+          <w:rPr>
+            <w:color w:val="0000EE"/>
+            <w:u w:val="single"/>
+          </w:rPr>
+          <w:t>民24:18</w:t>
+        </w:r>
+      </w:hyperlink>
+      <w:r>
+        <w:rPr>
+          <w:lang w:val="zh_TW" w:bidi="zh_TW"/>
+        </w:rPr>
+        <w:t>），征服了這片地區（</w:t>
+      </w:r>
+      <w:hyperlink r:id="rId52">
+        <w:r>
+          <w:rPr>
+            <w:lang w:val="zh_TW" w:bidi="zh_TW"/>
+          </w:rPr>
+          <w:rPr>
+            <w:color w:val="0000EE"/>
+            <w:u w:val="single"/>
+          </w:rPr>
+          <w:t>撒下8:13–14</w:t>
+        </w:r>
+      </w:hyperlink>
+      <w:r>
+        <w:rPr>
+          <w:lang w:val="zh_TW" w:bidi="zh_TW"/>
+        </w:rPr>
+        <w:t>）。</w:t>
+      </w:r>
+    </w:p>
+    <w:p>
+      <w:pPr/>
+      <w:r>
+        <w:rPr>
+          <w:lang w:val="zh_TW" w:bidi="zh_TW"/>
+        </w:rPr>
+      </w:r>
+      <w:r>
+        <w:rPr>
+          <w:lang w:val="zh_TW" w:bidi="zh_TW"/>
+        </w:rPr>
+        <w:t>亞拉得（</w:t>
+      </w:r>
+      <w:hyperlink r:id="rId53">
+        <w:r>
+          <w:rPr>
+            <w:lang w:val="zh_TW" w:bidi="zh_TW"/>
+          </w:rPr>
+          <w:rPr>
+            <w:color w:val="0000EE"/>
+            <w:u w:val="single"/>
+          </w:rPr>
+          <w:t>21:1–3</w:t>
+        </w:r>
+      </w:hyperlink>
+      <w:r>
+        <w:rPr>
+          <w:lang w:val="zh_TW" w:bidi="zh_TW"/>
+        </w:rPr>
+        <w:t>）</w:t>
+      </w:r>
+    </w:p>
+    <w:p>
+      <w:pPr/>
+      <w:r>
+        <w:rPr>
+          <w:lang w:val="zh_TW" w:bidi="zh_TW"/>
+        </w:rPr>
+      </w:r>
+      <w:r>
+        <w:rPr>
+          <w:lang w:val="zh_TW" w:bidi="zh_TW"/>
+        </w:rPr>
+        <w:t>亞拉得是位於迦南南部的南地的一處聚落。其王曾與以色列爭戰，並擄走一些人；後來以色列人在何珥瑪擊敗他們。</w:t>
+      </w:r>
+    </w:p>
+    <w:p>
+      <w:pPr/>
+      <w:r>
+        <w:rPr>
+          <w:lang w:val="zh_TW" w:bidi="zh_TW"/>
+        </w:rPr>
+      </w:r>
+      <w:r>
+        <w:rPr>
+          <w:lang w:val="zh_TW" w:bidi="zh_TW"/>
+        </w:rPr>
+        <w:t>摩押人（</w:t>
+      </w:r>
+      <w:hyperlink r:id="rId54">
+        <w:r>
+          <w:rPr>
+            <w:lang w:val="zh_TW" w:bidi="zh_TW"/>
+          </w:rPr>
+          <w:rPr>
+            <w:color w:val="0000EE"/>
+            <w:u w:val="single"/>
+          </w:rPr>
+          <w:t>21:11–15</w:t>
+        </w:r>
+      </w:hyperlink>
+      <w:r>
+        <w:rPr>
+          <w:lang w:val="zh_TW" w:bidi="zh_TW"/>
+        </w:rPr>
+        <w:t>，</w:t>
+      </w:r>
+      <w:hyperlink r:id="rId55">
+        <w:r>
+          <w:rPr>
+            <w:lang w:val="zh_TW" w:bidi="zh_TW"/>
+          </w:rPr>
+          <w:rPr>
+            <w:color w:val="0000EE"/>
+            <w:u w:val="single"/>
+          </w:rPr>
+          <w:t>22:1–24:25</w:t>
+        </w:r>
+      </w:hyperlink>
+      <w:r>
+        <w:rPr>
+          <w:lang w:val="zh_TW" w:bidi="zh_TW"/>
+        </w:rPr>
+        <w:t>）</w:t>
+      </w:r>
+    </w:p>
+    <w:p>
+      <w:pPr/>
+      <w:r>
+        <w:rPr>
+          <w:lang w:val="zh_TW" w:bidi="zh_TW"/>
+        </w:rPr>
+      </w:r>
+      <w:r>
+        <w:rPr>
+          <w:lang w:val="zh_TW" w:bidi="zh_TW"/>
+        </w:rPr>
+        <w:t>羅得的後裔居住在摩押地（</w:t>
+      </w:r>
+      <w:hyperlink r:id="rId56">
+        <w:r>
+          <w:rPr>
+            <w:lang w:val="zh_TW" w:bidi="zh_TW"/>
+          </w:rPr>
+          <w:rPr>
+            <w:color w:val="0000EE"/>
+            <w:u w:val="single"/>
+          </w:rPr>
+          <w:t>創19:37</w:t>
+        </w:r>
+      </w:hyperlink>
+      <w:r>
+        <w:rPr>
+          <w:lang w:val="zh_TW" w:bidi="zh_TW"/>
+        </w:rPr>
+        <w:t>），它位於死海以東，主要介於亞嫩谷（</w:t>
+      </w:r>
+      <w:hyperlink r:id="rId57">
+        <w:r>
+          <w:rPr>
+            <w:lang w:val="zh_TW" w:bidi="zh_TW"/>
+          </w:rPr>
+          <w:rPr>
+            <w:color w:val="0000EE"/>
+            <w:u w:val="single"/>
+          </w:rPr>
+          <w:t>民21:13</w:t>
+        </w:r>
+      </w:hyperlink>
+      <w:r>
+        <w:rPr>
+          <w:lang w:val="zh_TW" w:bidi="zh_TW"/>
+        </w:rPr>
+        <w:t>）與撒烈谷之間，土地面積約1,400平方英里（3,626平方公里）。</w:t>
+      </w:r>
+    </w:p>
+    <w:p>
+      <w:pPr/>
+      <w:r>
+        <w:rPr>
+          <w:lang w:val="zh_TW" w:bidi="zh_TW"/>
+        </w:rPr>
+      </w:r>
+      <w:r>
+        <w:rPr>
+          <w:lang w:val="zh_TW" w:bidi="zh_TW"/>
+        </w:rPr>
+        <w:t>在青銅器時代中後期，摩押人已經越過他們原有的高原向北擴展勢力，越過亞嫩，一直延伸到死海的北端（</w:t>
+      </w:r>
+      <w:hyperlink r:id="rId58">
+        <w:r>
+          <w:rPr>
+            <w:lang w:val="zh_TW" w:bidi="zh_TW"/>
+          </w:rPr>
+          <w:rPr>
+            <w:color w:val="0000EE"/>
+            <w:u w:val="single"/>
+          </w:rPr>
+          <w:t>21:20</w:t>
+        </w:r>
+      </w:hyperlink>
+      <w:r>
+        <w:rPr>
+          <w:lang w:val="zh_TW" w:bidi="zh_TW"/>
+        </w:rPr>
+        <w:t>）。然而，在民數記所記載的時期，亞摩利人佔據了從亞嫩一直向北直到雅博谷的地區（</w:t>
+      </w:r>
+      <w:hyperlink r:id="rId57">
+        <w:r>
+          <w:rPr>
+            <w:lang w:val="zh_TW" w:bidi="zh_TW"/>
+          </w:rPr>
+          <w:rPr>
+            <w:color w:val="0000EE"/>
+            <w:u w:val="single"/>
+          </w:rPr>
+          <w:t>13</w:t>
+        </w:r>
+      </w:hyperlink>
+      <w:r>
+        <w:rPr>
+          <w:lang w:val="zh_TW" w:bidi="zh_TW"/>
+        </w:rPr>
+        <w:t>、</w:t>
+      </w:r>
+      <w:hyperlink r:id="rId59">
+        <w:r>
+          <w:rPr>
+            <w:lang w:val="zh_TW" w:bidi="zh_TW"/>
+          </w:rPr>
+          <w:rPr>
+            <w:color w:val="0000EE"/>
+            <w:u w:val="single"/>
+          </w:rPr>
+          <w:t>21–24</w:t>
+        </w:r>
+      </w:hyperlink>
+      <w:r>
+        <w:rPr>
+          <w:lang w:val="zh_TW" w:bidi="zh_TW"/>
+        </w:rPr>
+        <w:t>節），因為他們先前已從摩押手中奪取了這片土地（</w:t>
+      </w:r>
+      <w:hyperlink r:id="rId60">
+        <w:r>
+          <w:rPr>
+            <w:lang w:val="zh_TW" w:bidi="zh_TW"/>
+          </w:rPr>
+          <w:rPr>
+            <w:color w:val="0000EE"/>
+            <w:u w:val="single"/>
+          </w:rPr>
+          <w:t>26–30</w:t>
+        </w:r>
+      </w:hyperlink>
+      <w:r>
+        <w:rPr>
+          <w:lang w:val="zh_TW" w:bidi="zh_TW"/>
+        </w:rPr>
+        <w:t>節）。摩押王國的組織相當完善，其發展了農業與畜牧業、建造了華美的建築、製作出具有特色的陶器，並在邊界周圍設立堅固的防禦工事。摩押所事奉的神是基抹（</w:t>
+      </w:r>
+      <w:hyperlink r:id="rId61">
+        <w:r>
+          <w:rPr>
+            <w:lang w:val="zh_TW" w:bidi="zh_TW"/>
+          </w:rPr>
+          <w:rPr>
+            <w:color w:val="0000EE"/>
+            <w:u w:val="single"/>
+          </w:rPr>
+          <w:t>29</w:t>
+        </w:r>
+      </w:hyperlink>
+      <w:r>
+        <w:rPr>
+          <w:lang w:val="zh_TW" w:bidi="zh_TW"/>
+        </w:rPr>
+        <w:t>節）。</w:t>
+      </w:r>
+    </w:p>
+    <w:p>
+      <w:pPr/>
+      <w:r>
+        <w:rPr>
+          <w:lang w:val="zh_TW" w:bidi="zh_TW"/>
+        </w:rPr>
+      </w:r>
+      <w:r>
+        <w:rPr>
+          <w:lang w:val="zh_TW" w:bidi="zh_TW"/>
+        </w:rPr>
+        <w:t>在征服時期，摩押王巴勒與米甸結盟，並雇用巴蘭來咒詛以色列（</w:t>
+      </w:r>
+      <w:hyperlink r:id="rId55">
+        <w:r>
+          <w:rPr>
+            <w:lang w:val="zh_TW" w:bidi="zh_TW"/>
+          </w:rPr>
+          <w:rPr>
+            <w:color w:val="0000EE"/>
+            <w:u w:val="single"/>
+          </w:rPr>
+          <w:t>22–24</w:t>
+        </w:r>
+      </w:hyperlink>
+      <w:r>
+        <w:rPr>
+          <w:lang w:val="zh_TW" w:bidi="zh_TW"/>
+        </w:rPr>
+        <w:t>章）。這個計謀失敗之後，這兩個外邦勢力轉而以另一種方式對付以色列，就是引誘神的百姓去敬拜基抹，陷入拜偶像的罪中（</w:t>
+      </w:r>
+      <w:hyperlink r:id="rId62">
+        <w:r>
+          <w:rPr>
+            <w:lang w:val="zh_TW" w:bidi="zh_TW"/>
+          </w:rPr>
+          <w:rPr>
+            <w:color w:val="0000EE"/>
+            <w:u w:val="single"/>
+          </w:rPr>
+          <w:t>25:1–2</w:t>
+        </w:r>
+      </w:hyperlink>
+      <w:r>
+        <w:rPr>
+          <w:lang w:val="zh_TW" w:bidi="zh_TW"/>
+        </w:rPr>
+        <w:t>）。以色列在隨後爆發的戰爭中，擊敗了米甸（</w:t>
+      </w:r>
+      <w:hyperlink r:id="rId63">
+        <w:r>
+          <w:rPr>
+            <w:lang w:val="zh_TW" w:bidi="zh_TW"/>
+          </w:rPr>
+          <w:rPr>
+            <w:color w:val="0000EE"/>
+            <w:u w:val="single"/>
+          </w:rPr>
+          <w:t>31:1–18</w:t>
+        </w:r>
+      </w:hyperlink>
+      <w:r>
+        <w:rPr>
+          <w:lang w:val="zh_TW" w:bidi="zh_TW"/>
+        </w:rPr>
+        <w:t>），但神明確地吩咐以色列不可攻擊摩押，因此以色列沒有攻擊摩押（</w:t>
+      </w:r>
+      <w:hyperlink r:id="rId64">
+        <w:r>
+          <w:rPr>
+            <w:lang w:val="zh_TW" w:bidi="zh_TW"/>
+          </w:rPr>
+          <w:rPr>
+            <w:color w:val="0000EE"/>
+            <w:u w:val="single"/>
+          </w:rPr>
+          <w:t>申2:9–13</w:t>
+        </w:r>
+      </w:hyperlink>
+      <w:r>
+        <w:rPr>
+          <w:lang w:val="zh_TW" w:bidi="zh_TW"/>
+        </w:rPr>
+        <w:t>）。然而，正如巴蘭先前所預言的那樣（</w:t>
+      </w:r>
+      <w:hyperlink r:id="rId65">
+        <w:r>
+          <w:rPr>
+            <w:lang w:val="zh_TW" w:bidi="zh_TW"/>
+          </w:rPr>
+          <w:rPr>
+            <w:color w:val="0000EE"/>
+            <w:u w:val="single"/>
+          </w:rPr>
+          <w:t>民24:17</w:t>
+        </w:r>
+      </w:hyperlink>
+      <w:r>
+        <w:rPr>
+          <w:lang w:val="zh_TW" w:bidi="zh_TW"/>
+        </w:rPr>
+        <w:t>），到了公元前11世紀，大衛出兵攻擊並擊敗了摩押（</w:t>
+      </w:r>
+      <w:hyperlink r:id="rId66">
+        <w:r>
+          <w:rPr>
+            <w:lang w:val="zh_TW" w:bidi="zh_TW"/>
+          </w:rPr>
+          <w:rPr>
+            <w:color w:val="0000EE"/>
+            <w:u w:val="single"/>
+          </w:rPr>
+          <w:t>撒下8:2</w:t>
+        </w:r>
+      </w:hyperlink>
+      <w:r>
+        <w:rPr>
+          <w:lang w:val="zh_TW" w:bidi="zh_TW"/>
+        </w:rPr>
+        <w:t>、</w:t>
+      </w:r>
+      <w:hyperlink r:id="rId66">
+        <w:r>
+          <w:rPr>
+            <w:lang w:val="zh_TW" w:bidi="zh_TW"/>
+          </w:rPr>
+          <w:rPr>
+            <w:color w:val="0000EE"/>
+            <w:u w:val="single"/>
+          </w:rPr>
+          <w:t>13–14</w:t>
+        </w:r>
+      </w:hyperlink>
+      <w:r>
+        <w:rPr>
+          <w:lang w:val="zh_TW" w:bidi="zh_TW"/>
+        </w:rPr>
+        <w:t>）。</w:t>
+      </w:r>
+    </w:p>
+    <w:p>
+      <w:pPr/>
+      <w:r>
+        <w:rPr>
+          <w:lang w:val="zh_TW" w:bidi="zh_TW"/>
+        </w:rPr>
+      </w:r>
+      <w:r>
+        <w:rPr>
+          <w:lang w:val="zh_TW" w:bidi="zh_TW"/>
+        </w:rPr>
+        <w:t>亞摩利人（</w:t>
+      </w:r>
+      <w:hyperlink r:id="rId67">
+        <w:r>
+          <w:rPr>
+            <w:lang w:val="zh_TW" w:bidi="zh_TW"/>
+          </w:rPr>
+          <w:rPr>
+            <w:color w:val="0000EE"/>
+            <w:u w:val="single"/>
+          </w:rPr>
+          <w:t>21:21–35</w:t>
+        </w:r>
+      </w:hyperlink>
+      <w:r>
+        <w:rPr>
+          <w:lang w:val="zh_TW" w:bidi="zh_TW"/>
+        </w:rPr>
+        <w:t>）</w:t>
+      </w:r>
+    </w:p>
+    <w:p>
+      <w:pPr/>
+      <w:r>
+        <w:rPr>
+          <w:lang w:val="zh_TW" w:bidi="zh_TW"/>
+        </w:rPr>
+      </w:r>
+      <w:r>
+        <w:rPr>
+          <w:lang w:val="zh_TW" w:bidi="zh_TW"/>
+        </w:rPr>
+        <w:t>亞摩利人曾佔據摩押北部的領土（</w:t>
+      </w:r>
+      <w:hyperlink r:id="rId68">
+        <w:r>
+          <w:rPr>
+            <w:lang w:val="zh_TW" w:bidi="zh_TW"/>
+          </w:rPr>
+          <w:rPr>
+            <w:color w:val="0000EE"/>
+            <w:u w:val="single"/>
+          </w:rPr>
+          <w:t>民21:25–30</w:t>
+        </w:r>
+      </w:hyperlink>
+      <w:r>
+        <w:rPr>
+          <w:lang w:val="zh_TW" w:bidi="zh_TW"/>
+        </w:rPr>
+        <w:t>），他們是迦南的後裔（</w:t>
+      </w:r>
+      <w:hyperlink r:id="rId69">
+        <w:r>
+          <w:rPr>
+            <w:lang w:val="zh_TW" w:bidi="zh_TW"/>
+          </w:rPr>
+          <w:rPr>
+            <w:color w:val="0000EE"/>
+            <w:u w:val="single"/>
+          </w:rPr>
+          <w:t>創10:16</w:t>
+        </w:r>
+      </w:hyperlink>
+      <w:r>
+        <w:rPr>
+          <w:lang w:val="zh_TW" w:bidi="zh_TW"/>
+        </w:rPr>
+        <w:t>），分散居住在約旦河兩岸的山地。希實本是他們的都城。希實本王西宏和巴珊王噩，都是亞摩利人的君王（</w:t>
+      </w:r>
+      <w:hyperlink r:id="rId70">
+        <w:r>
+          <w:rPr>
+            <w:lang w:val="zh_TW" w:bidi="zh_TW"/>
+          </w:rPr>
+          <w:rPr>
+            <w:color w:val="0000EE"/>
+            <w:u w:val="single"/>
+          </w:rPr>
+          <w:t>申3:8</w:t>
+        </w:r>
+      </w:hyperlink>
+      <w:r>
+        <w:rPr>
+          <w:lang w:val="zh_TW" w:bidi="zh_TW"/>
+        </w:rPr>
+        <w:t>）。</w:t>
+      </w:r>
+    </w:p>
+    <w:p>
+      <w:pPr/>
+      <w:r>
+        <w:rPr>
+          <w:lang w:val="zh_TW" w:bidi="zh_TW"/>
+        </w:rPr>
+      </w:r>
+      <w:r>
+        <w:rPr>
+          <w:lang w:val="zh_TW" w:bidi="zh_TW"/>
+        </w:rPr>
+        <w:t>巴珊（</w:t>
+      </w:r>
+      <w:hyperlink r:id="rId71">
+        <w:r>
+          <w:rPr>
+            <w:lang w:val="zh_TW" w:bidi="zh_TW"/>
+          </w:rPr>
+          <w:rPr>
+            <w:color w:val="0000EE"/>
+            <w:u w:val="single"/>
+          </w:rPr>
+          <w:t>民21:33–35</w:t>
+        </w:r>
+      </w:hyperlink>
+      <w:r>
+        <w:rPr>
+          <w:lang w:val="zh_TW" w:bidi="zh_TW"/>
+        </w:rPr>
+        <w:t>；參</w:t>
+      </w:r>
+      <w:hyperlink r:id="rId72">
+        <w:r>
+          <w:rPr>
+            <w:lang w:val="zh_TW" w:bidi="zh_TW"/>
+          </w:rPr>
+          <w:rPr>
+            <w:color w:val="0000EE"/>
+            <w:u w:val="single"/>
+          </w:rPr>
+          <w:t>申1:4</w:t>
+        </w:r>
+      </w:hyperlink>
+      <w:r>
+        <w:rPr>
+          <w:lang w:val="zh_TW" w:bidi="zh_TW"/>
+        </w:rPr>
+        <w:t>，</w:t>
+      </w:r>
+      <w:hyperlink r:id="rId73">
+        <w:r>
+          <w:rPr>
+            <w:lang w:val="zh_TW" w:bidi="zh_TW"/>
+          </w:rPr>
+          <w:rPr>
+            <w:color w:val="0000EE"/>
+            <w:u w:val="single"/>
+          </w:rPr>
+          <w:t>3:1–12</w:t>
+        </w:r>
+      </w:hyperlink>
+      <w:r>
+        <w:rPr>
+          <w:lang w:val="zh_TW" w:bidi="zh_TW"/>
+        </w:rPr>
+        <w:t>）是一片肥美的牧放之地（</w:t>
+      </w:r>
+      <w:hyperlink r:id="rId74">
+        <w:r>
+          <w:rPr>
+            <w:lang w:val="zh_TW" w:bidi="zh_TW"/>
+          </w:rPr>
+          <w:rPr>
+            <w:color w:val="0000EE"/>
+            <w:u w:val="single"/>
+          </w:rPr>
+          <w:t>民32:1–5</w:t>
+        </w:r>
+      </w:hyperlink>
+      <w:r>
+        <w:rPr>
+          <w:lang w:val="zh_TW" w:bidi="zh_TW"/>
+        </w:rPr>
+        <w:t>），位於基尼烈海（Sea of Kinnereth）（加利利）以東；其北界延伸到黑門山，南界通常以雅穆河（river Yarmuk）為界，但在摩西時期則是以雅博谷為界（</w:t>
+      </w:r>
+      <w:hyperlink r:id="rId75">
+        <w:r>
+          <w:rPr>
+            <w:lang w:val="zh_TW" w:bidi="zh_TW"/>
+          </w:rPr>
+          <w:rPr>
+            <w:color w:val="0000EE"/>
+            <w:u w:val="single"/>
+          </w:rPr>
+          <w:t>書12:4–5</w:t>
+        </w:r>
+      </w:hyperlink>
+      <w:r>
+        <w:rPr>
+          <w:lang w:val="zh_TW" w:bidi="zh_TW"/>
+        </w:rPr>
+        <w:t>）。這片土地的面積約5,000平方英里（12,950平方公里）。主要城邑包括亞斯他錄、以得來和哥蘭。征服那地之後，這片區域分給了瑪拿西半個支派；迦得支派佔據基列南部，而呂便支派則取得直到亞嫩谷以南的地區。</w:t>
+      </w:r>
+    </w:p>
+    <w:p>
+      <w:pPr/>
+      <w:r>
+        <w:rPr>
+          <w:lang w:val="zh_TW" w:bidi="zh_TW"/>
+        </w:rPr>
+      </w:r>
+      <w:r>
+        <w:rPr>
+          <w:lang w:val="zh_TW" w:bidi="zh_TW"/>
+        </w:rPr>
+        <w:t>米甸人（</w:t>
+      </w:r>
+      <w:hyperlink r:id="rId76">
+        <w:r>
+          <w:rPr>
+            <w:lang w:val="zh_TW" w:bidi="zh_TW"/>
+          </w:rPr>
+          <w:rPr>
+            <w:color w:val="0000EE"/>
+            <w:u w:val="single"/>
+          </w:rPr>
+          <w:t>25:16–18</w:t>
+        </w:r>
+      </w:hyperlink>
+      <w:r>
+        <w:rPr>
+          <w:lang w:val="zh_TW" w:bidi="zh_TW"/>
+        </w:rPr>
+        <w:t>，</w:t>
+      </w:r>
+      <w:hyperlink r:id="rId77">
+        <w:r>
+          <w:rPr>
+            <w:lang w:val="zh_TW" w:bidi="zh_TW"/>
+          </w:rPr>
+          <w:rPr>
+            <w:color w:val="0000EE"/>
+            <w:u w:val="single"/>
+          </w:rPr>
+          <w:t>31:1–54</w:t>
+        </w:r>
+      </w:hyperlink>
+      <w:r>
+        <w:rPr>
+          <w:lang w:val="zh_TW" w:bidi="zh_TW"/>
+        </w:rPr>
+        <w:t>）</w:t>
+      </w:r>
+    </w:p>
+    <w:p>
+      <w:pPr/>
+      <w:r>
+        <w:rPr>
+          <w:lang w:val="zh_TW" w:bidi="zh_TW"/>
+        </w:rPr>
+      </w:r>
+      <w:r>
+        <w:rPr>
+          <w:lang w:val="zh_TW" w:bidi="zh_TW"/>
+        </w:rPr>
+        <w:t>米甸人是亞伯拉罕與妾基土拉所生的後裔（</w:t>
+      </w:r>
+      <w:hyperlink r:id="rId78">
+        <w:r>
+          <w:rPr>
+            <w:lang w:val="zh_TW" w:bidi="zh_TW"/>
+          </w:rPr>
+          <w:rPr>
+            <w:color w:val="0000EE"/>
+            <w:u w:val="single"/>
+          </w:rPr>
+          <w:t>創25:2</w:t>
+        </w:r>
+      </w:hyperlink>
+      <w:r>
+        <w:rPr>
+          <w:lang w:val="zh_TW" w:bidi="zh_TW"/>
+        </w:rPr>
+        <w:t>），他們是曠野的居民，居住在約旦河東的曠野地帶，範圍從摩押延伸到以東南部的地區。摩押與米甸的長老曾一同雇用巴蘭來咒詛以色列（</w:t>
+      </w:r>
+      <w:hyperlink r:id="rId79">
+        <w:r>
+          <w:rPr>
+            <w:lang w:val="zh_TW" w:bidi="zh_TW"/>
+          </w:rPr>
+          <w:rPr>
+            <w:color w:val="0000EE"/>
+            <w:u w:val="single"/>
+          </w:rPr>
+          <w:t>民22:4–7</w:t>
+        </w:r>
+      </w:hyperlink>
+      <w:r>
+        <w:rPr>
+          <w:lang w:val="zh_TW" w:bidi="zh_TW"/>
+        </w:rPr>
+        <w:t>）。後來，這個計謀失敗，米甸人又再次聯同摩押，引誘以色列陷入拜偶像與淫亂之中（</w:t>
+      </w:r>
+      <w:hyperlink r:id="rId80">
+        <w:r>
+          <w:rPr>
+            <w:lang w:val="zh_TW" w:bidi="zh_TW"/>
+          </w:rPr>
+          <w:rPr>
+            <w:color w:val="0000EE"/>
+            <w:u w:val="single"/>
+          </w:rPr>
+          <w:t>25:1–6</w:t>
+        </w:r>
+      </w:hyperlink>
+      <w:r>
+        <w:rPr>
+          <w:lang w:val="zh_TW" w:bidi="zh_TW"/>
+        </w:rPr>
+        <w:t>、</w:t>
+      </w:r>
+      <w:hyperlink r:id="rId80">
+        <w:r>
+          <w:rPr>
+            <w:lang w:val="zh_TW" w:bidi="zh_TW"/>
+          </w:rPr>
+          <w:rPr>
+            <w:color w:val="0000EE"/>
+            <w:u w:val="single"/>
+          </w:rPr>
+          <w:t>14–15</w:t>
+        </w:r>
+      </w:hyperlink>
+      <w:r>
+        <w:rPr>
+          <w:lang w:val="zh_TW" w:bidi="zh_TW"/>
+        </w:rPr>
+        <w:t>）。哥斯比是那名因行惡而被處死的米甸女子（</w:t>
+      </w:r>
+      <w:hyperlink r:id="rId81">
+        <w:r>
+          <w:rPr>
+            <w:lang w:val="zh_TW" w:bidi="zh_TW"/>
+          </w:rPr>
+          <w:rPr>
+            <w:color w:val="0000EE"/>
+            <w:u w:val="single"/>
+          </w:rPr>
+          <w:t>25:8</w:t>
+        </w:r>
+      </w:hyperlink>
+      <w:r>
+        <w:rPr>
+          <w:lang w:val="zh_TW" w:bidi="zh_TW"/>
+        </w:rPr>
+        <w:t>），她是蘇珥的女兒。蘇珥是五個米甸王之一，這些王曾與亞摩利王西宏結盟（</w:t>
+      </w:r>
+      <w:hyperlink r:id="rId82">
+        <w:r>
+          <w:rPr>
+            <w:lang w:val="zh_TW" w:bidi="zh_TW"/>
+          </w:rPr>
+          <w:rPr>
+            <w:color w:val="0000EE"/>
+            <w:u w:val="single"/>
+          </w:rPr>
+          <w:t>書13:21</w:t>
+        </w:r>
+      </w:hyperlink>
+      <w:r>
+        <w:rPr>
+          <w:lang w:val="zh_TW" w:bidi="zh_TW"/>
+        </w:rPr>
+        <w:t>），後來在以色列對米甸所發動的聖戰中喪命（</w:t>
+      </w:r>
+      <w:hyperlink r:id="rId83">
+        <w:r>
+          <w:rPr>
+            <w:lang w:val="zh_TW" w:bidi="zh_TW"/>
+          </w:rPr>
+          <w:rPr>
+            <w:color w:val="0000EE"/>
+            <w:u w:val="single"/>
+          </w:rPr>
+          <w:t>民31:8</w:t>
+        </w:r>
+      </w:hyperlink>
+      <w:r>
+        <w:rPr>
+          <w:lang w:val="zh_TW" w:bidi="zh_TW"/>
+        </w:rPr>
+        <w:t>）。這場與米甸的爭戰顯然粉碎了亞摩利人殘存的抵抗，因為</w:t>
+      </w:r>
+      <w:hyperlink r:id="rId84">
+        <w:r>
+          <w:rPr>
+            <w:lang w:val="zh_TW" w:bidi="zh_TW"/>
+          </w:rPr>
+          <w:rPr>
+            <w:color w:val="0000EE"/>
+            <w:u w:val="single"/>
+          </w:rPr>
+          <w:t>約書亞記十三章15至23節</w:t>
+        </w:r>
+      </w:hyperlink>
+      <w:r>
+        <w:rPr>
+          <w:lang w:val="zh_TW" w:bidi="zh_TW"/>
+        </w:rPr>
+        <w:t>中清楚指出，其結果是呂便支派佔據了這片土地。</w:t>
+      </w:r>
+    </w:p>
+    <w:p>
+      <w:pPr>
+        <w:pStyle w:val="Heading3"/>
+      </w:pPr>
+      <w:r>
+        <w:rPr>
+          <w:lang w:val="zh_TW" w:bidi="zh_TW"/>
+        </w:rPr>
+        <w:t>目的</w:t>
+      </w:r>
+    </w:p>
+    <w:p>
+      <w:pPr/>
+      <w:r>
+        <w:rPr>
+          <w:lang w:val="zh_TW" w:bidi="zh_TW"/>
+        </w:rPr>
+      </w:r>
+      <w:r>
+        <w:rPr>
+          <w:lang w:val="zh_TW" w:bidi="zh_TW"/>
+        </w:rPr>
+        <w:t>民數記具有雙重目的。首先，它是一卷歷史書，記述以色列從西奈山到摩押平原征服迦南前夕的經歷——那段他們在西奈曠野與約旦河東漂流將近40年的時期（公元前1447–1407年）。本卷書一方面敘述以色列多次的失敗，另一方面也記下神多次信實的作為，同時呈現以色列領袖摩西的偉大與軟弱之處。書中兩次數點軍隊（</w:t>
+      </w:r>
       <w:hyperlink r:id="rId15">
         <w:r>
           <w:rPr>
@@ -272,9 +2233,457 @@
             <w:color w:val="0000EE"/>
             <w:u w:val="single"/>
           </w:rPr>
-          <w:t>代上14:1，</w:t>
-        </w:r>
-      </w:hyperlink>
+          <w:t>2</w:t>
+        </w:r>
+      </w:hyperlink>
+      <w:r>
+        <w:rPr>
+          <w:lang w:val="zh_TW" w:bidi="zh_TW"/>
+        </w:rPr>
+        <w:t>章和</w:t>
+      </w:r>
+      <w:hyperlink r:id="rId14">
+        <w:r>
+          <w:rPr>
+            <w:lang w:val="zh_TW" w:bidi="zh_TW"/>
+          </w:rPr>
+          <w:rPr>
+            <w:color w:val="0000EE"/>
+            <w:u w:val="single"/>
+          </w:rPr>
+          <w:t>26</w:t>
+        </w:r>
+      </w:hyperlink>
+      <w:r>
+        <w:rPr>
+          <w:lang w:val="zh_TW" w:bidi="zh_TW"/>
+        </w:rPr>
+        <w:t>章），揭開這段歷史主要「行動」的序幕：第一次是為進入那地作準備，但因以色列的不信而告失敗；第二次則是在那一代出埃及的人全部死去之後，為在約書亞帶領下成功進入迦南作準備。</w:t>
+      </w:r>
+    </w:p>
+    <w:p>
+      <w:pPr/>
+      <w:r>
+        <w:rPr>
+          <w:lang w:val="zh_TW" w:bidi="zh_TW"/>
+        </w:rPr>
+      </w:r>
+      <w:r>
+        <w:rPr>
+          <w:lang w:val="zh_TW" w:bidi="zh_TW"/>
+        </w:rPr>
+        <w:t>其次，按照保羅的一貫看法：「從前所寫的聖經都是為教訓我們寫的，叫我們因聖經所生的忍耐和安慰可以得著盼望」（</w:t>
+      </w:r>
+      <w:hyperlink r:id="rId85">
+        <w:r>
+          <w:rPr>
+            <w:lang w:val="zh_TW" w:bidi="zh_TW"/>
+          </w:rPr>
+          <w:rPr>
+            <w:color w:val="0000EE"/>
+            <w:u w:val="single"/>
+          </w:rPr>
+          <w:t>羅15:4</w:t>
+        </w:r>
+      </w:hyperlink>
+      <w:r>
+        <w:rPr>
+          <w:lang w:val="zh_TW" w:bidi="zh_TW"/>
+        </w:rPr>
+        <w:t>），又配合他具體的教導：「他們遭遇這些事（以色列人在曠野所遭遇的事）都要作為鑑戒，並且寫在經上，正是警戒我們這末世的人。」（</w:t>
+      </w:r>
+      <w:hyperlink r:id="rId86">
+        <w:r>
+          <w:rPr>
+            <w:lang w:val="zh_TW" w:bidi="zh_TW"/>
+          </w:rPr>
+          <w:rPr>
+            <w:color w:val="0000EE"/>
+            <w:u w:val="single"/>
+          </w:rPr>
+          <w:t>林前10:11</w:t>
+        </w:r>
+      </w:hyperlink>
+      <w:r>
+        <w:rPr>
+          <w:lang w:val="zh_TW" w:bidi="zh_TW"/>
+        </w:rPr>
+        <w:t>），民數記同時具有有關教義、預示與勸誡的目的（參</w:t>
+      </w:r>
+      <w:hyperlink r:id="rId87">
+        <w:r>
+          <w:rPr>
+            <w:lang w:val="zh_TW" w:bidi="zh_TW"/>
+          </w:rPr>
+          <w:rPr>
+            <w:color w:val="0000EE"/>
+            <w:u w:val="single"/>
+          </w:rPr>
+          <w:t>12</w:t>
+        </w:r>
+      </w:hyperlink>
+      <w:r>
+        <w:rPr>
+          <w:lang w:val="zh_TW" w:bidi="zh_TW"/>
+        </w:rPr>
+        <w:t>節）。神將屬靈真理賦予在書中所記載的歷史事件中，使其成為基督徒的具體教訓。</w:t>
+      </w:r>
+    </w:p>
+    <w:p>
+      <w:pPr>
+        <w:pStyle w:val="Heading3"/>
+      </w:pPr>
+      <w:r>
+        <w:rPr>
+          <w:lang w:val="zh_TW" w:bidi="zh_TW"/>
+        </w:rPr>
+        <w:t>內容</w:t>
+      </w:r>
+    </w:p>
+    <w:p>
+      <w:pPr>
+        <w:pStyle w:val="Heading4"/>
+      </w:pPr>
+      <w:r>
+        <w:rPr>
+          <w:lang w:val="zh_TW" w:bidi="zh_TW"/>
+        </w:rPr>
+        <w:t>第</w:t>
+      </w:r>
+      <w:hyperlink r:id="rId13">
+        <w:r>
+          <w:rPr>
+            <w:lang w:val="zh_TW" w:bidi="zh_TW"/>
+          </w:rPr>
+          <w:rPr>
+            <w:color w:val="0000EE"/>
+            <w:u w:val="single"/>
+          </w:rPr>
+          <w:t>一</w:t>
+        </w:r>
+      </w:hyperlink>
+      <w:r>
+        <w:rPr>
+          <w:lang w:val="zh_TW" w:bidi="zh_TW"/>
+        </w:rPr>
+        <w:t>章</w:t>
+      </w:r>
+    </w:p>
+    <w:p>
+      <w:pPr/>
+      <w:r>
+        <w:rPr>
+          <w:lang w:val="zh_TW" w:bidi="zh_TW"/>
+        </w:rPr>
+      </w:r>
+      <w:r>
+        <w:rPr>
+          <w:lang w:val="zh_TW" w:bidi="zh_TW"/>
+        </w:rPr>
+        <w:t>耶和華吩咐摩西記下（</w:t>
+      </w:r>
+      <w:hyperlink r:id="rId88">
+        <w:r>
+          <w:rPr>
+            <w:lang w:val="zh_TW" w:bidi="zh_TW"/>
+          </w:rPr>
+          <w:rPr>
+            <w:color w:val="0000EE"/>
+            <w:u w:val="single"/>
+          </w:rPr>
+          <w:t>民1:18</w:t>
+        </w:r>
+      </w:hyperlink>
+      <w:r>
+        <w:rPr>
+          <w:lang w:val="zh_TW" w:bidi="zh_TW"/>
+        </w:rPr>
+        <w:t>）所有能出戰的男子（</w:t>
+      </w:r>
+      <w:hyperlink r:id="rId89">
+        <w:r>
+          <w:rPr>
+            <w:lang w:val="zh_TW" w:bidi="zh_TW"/>
+          </w:rPr>
+          <w:rPr>
+            <w:color w:val="0000EE"/>
+            <w:u w:val="single"/>
+          </w:rPr>
+          <w:t>2–3</w:t>
+        </w:r>
+      </w:hyperlink>
+      <w:r>
+        <w:rPr>
+          <w:lang w:val="zh_TW" w:bidi="zh_TW"/>
+        </w:rPr>
+        <w:t>節）。以色列的軍兵總數為603,550人（</w:t>
+      </w:r>
+      <w:hyperlink r:id="rId90">
+        <w:r>
+          <w:rPr>
+            <w:lang w:val="zh_TW" w:bidi="zh_TW"/>
+          </w:rPr>
+          <w:rPr>
+            <w:color w:val="0000EE"/>
+            <w:u w:val="single"/>
+          </w:rPr>
+          <w:t>46</w:t>
+        </w:r>
+      </w:hyperlink>
+      <w:r>
+        <w:rPr>
+          <w:lang w:val="zh_TW" w:bidi="zh_TW"/>
+        </w:rPr>
+        <w:t>節）。利未人沒有被列入這次數點（</w:t>
+      </w:r>
+      <w:hyperlink r:id="rId91">
+        <w:r>
+          <w:rPr>
+            <w:lang w:val="zh_TW" w:bidi="zh_TW"/>
+          </w:rPr>
+          <w:rPr>
+            <w:color w:val="0000EE"/>
+            <w:u w:val="single"/>
+          </w:rPr>
+          <w:t>47–54</w:t>
+        </w:r>
+      </w:hyperlink>
+      <w:r>
+        <w:rPr>
+          <w:lang w:val="zh_TW" w:bidi="zh_TW"/>
+        </w:rPr>
+        <w:t>節），因為他們被分別出來，專門承擔與會幕有關的事奉。</w:t>
+      </w:r>
+    </w:p>
+    <w:p>
+      <w:pPr>
+        <w:pStyle w:val="Heading4"/>
+      </w:pPr>
+      <w:r>
+        <w:rPr>
+          <w:lang w:val="zh_TW" w:bidi="zh_TW"/>
+        </w:rPr>
+        <w:t>第</w:t>
+      </w:r>
+      <w:hyperlink r:id="rId15">
+        <w:r>
+          <w:rPr>
+            <w:lang w:val="zh_TW" w:bidi="zh_TW"/>
+          </w:rPr>
+          <w:rPr>
+            <w:color w:val="0000EE"/>
+            <w:u w:val="single"/>
+          </w:rPr>
+          <w:t>二</w:t>
+        </w:r>
+      </w:hyperlink>
+      <w:r>
+        <w:rPr>
+          <w:lang w:val="zh_TW" w:bidi="zh_TW"/>
+        </w:rPr>
+        <w:t>章</w:t>
+      </w:r>
+    </w:p>
+    <w:p>
+      <w:pPr/>
+      <w:r>
+        <w:rPr>
+          <w:lang w:val="zh_TW" w:bidi="zh_TW"/>
+        </w:rPr>
+      </w:r>
+      <w:r>
+        <w:rPr>
+          <w:lang w:val="zh_TW" w:bidi="zh_TW"/>
+        </w:rPr>
+        <w:t>耶和華指示摩西，關於以色列各支派安營與行軍時的編排。會幕設在營中中央：猶大、以薩迦、西布倫共186,400人（</w:t>
+      </w:r>
+      <w:hyperlink r:id="rId92">
+        <w:r>
+          <w:rPr>
+            <w:lang w:val="zh_TW" w:bidi="zh_TW"/>
+          </w:rPr>
+          <w:rPr>
+            <w:color w:val="0000EE"/>
+            <w:u w:val="single"/>
+          </w:rPr>
+          <w:t>9</w:t>
+        </w:r>
+      </w:hyperlink>
+      <w:r>
+        <w:rPr>
+          <w:lang w:val="zh_TW" w:bidi="zh_TW"/>
+        </w:rPr>
+        <w:t>節），安營在東邊；呂便、西緬、迦得共151,450人（</w:t>
+      </w:r>
+      <w:hyperlink r:id="rId93">
+        <w:r>
+          <w:rPr>
+            <w:lang w:val="zh_TW" w:bidi="zh_TW"/>
+          </w:rPr>
+          <w:rPr>
+            <w:color w:val="0000EE"/>
+            <w:u w:val="single"/>
+          </w:rPr>
+          <w:t>16</w:t>
+        </w:r>
+      </w:hyperlink>
+      <w:r>
+        <w:rPr>
+          <w:lang w:val="zh_TW" w:bidi="zh_TW"/>
+        </w:rPr>
+        <w:t>節），安營在南邊；以法蓮、瑪拿西、便雅憫共108,100人（</w:t>
+      </w:r>
+      <w:hyperlink r:id="rId94">
+        <w:r>
+          <w:rPr>
+            <w:lang w:val="zh_TW" w:bidi="zh_TW"/>
+          </w:rPr>
+          <w:rPr>
+            <w:color w:val="0000EE"/>
+            <w:u w:val="single"/>
+          </w:rPr>
+          <w:t>24</w:t>
+        </w:r>
+      </w:hyperlink>
+      <w:r>
+        <w:rPr>
+          <w:lang w:val="zh_TW" w:bidi="zh_TW"/>
+        </w:rPr>
+        <w:t>節），安營在西邊；但、亞設、拿弗他利共157,600人（</w:t>
+      </w:r>
+      <w:hyperlink r:id="rId95">
+        <w:r>
+          <w:rPr>
+            <w:lang w:val="zh_TW" w:bidi="zh_TW"/>
+          </w:rPr>
+          <w:rPr>
+            <w:color w:val="0000EE"/>
+            <w:u w:val="single"/>
+          </w:rPr>
+          <w:t>31</w:t>
+        </w:r>
+      </w:hyperlink>
+      <w:r>
+        <w:rPr>
+          <w:lang w:val="zh_TW" w:bidi="zh_TW"/>
+        </w:rPr>
+        <w:t>節），安營在北邊。</w:t>
+      </w:r>
+    </w:p>
+    <w:p>
+      <w:pPr/>
+      <w:r>
+        <w:rPr>
+          <w:lang w:val="zh_TW" w:bidi="zh_TW"/>
+        </w:rPr>
+      </w:r>
+      <w:r>
+        <w:rPr>
+          <w:lang w:val="zh_TW" w:bidi="zh_TW"/>
+        </w:rPr>
+        <w:t>行軍時，猶大的東方隊伍 （</w:t>
+      </w:r>
+      <w:hyperlink r:id="rId92">
+        <w:r>
+          <w:rPr>
+            <w:lang w:val="zh_TW" w:bidi="zh_TW"/>
+          </w:rPr>
+          <w:rPr>
+            <w:color w:val="0000EE"/>
+            <w:u w:val="single"/>
+          </w:rPr>
+          <w:t>9</w:t>
+        </w:r>
+      </w:hyperlink>
+      <w:r>
+        <w:rPr>
+          <w:lang w:val="zh_TW" w:bidi="zh_TW"/>
+        </w:rPr>
+        <w:t>節）先起行，其後是呂便的南方隊伍（</w:t>
+      </w:r>
+      <w:hyperlink r:id="rId93">
+        <w:r>
+          <w:rPr>
+            <w:lang w:val="zh_TW" w:bidi="zh_TW"/>
+          </w:rPr>
+          <w:rPr>
+            <w:color w:val="0000EE"/>
+            <w:u w:val="single"/>
+          </w:rPr>
+          <w:t>16</w:t>
+        </w:r>
+      </w:hyperlink>
+      <w:r>
+        <w:rPr>
+          <w:lang w:val="zh_TW" w:bidi="zh_TW"/>
+        </w:rPr>
+        <w:t>節）。接著是抬著會幕的利未人（</w:t>
+      </w:r>
+      <w:hyperlink r:id="rId96">
+        <w:r>
+          <w:rPr>
+            <w:lang w:val="zh_TW" w:bidi="zh_TW"/>
+          </w:rPr>
+          <w:rPr>
+            <w:color w:val="0000EE"/>
+            <w:u w:val="single"/>
+          </w:rPr>
+          <w:t>17</w:t>
+        </w:r>
+      </w:hyperlink>
+      <w:r>
+        <w:rPr>
+          <w:lang w:val="zh_TW" w:bidi="zh_TW"/>
+        </w:rPr>
+        <w:t>節）。然後，以法蓮的西方隊伍（</w:t>
+      </w:r>
+      <w:hyperlink r:id="rId94">
+        <w:r>
+          <w:rPr>
+            <w:lang w:val="zh_TW" w:bidi="zh_TW"/>
+          </w:rPr>
+          <w:rPr>
+            <w:color w:val="0000EE"/>
+            <w:u w:val="single"/>
+          </w:rPr>
+          <w:t>24</w:t>
+        </w:r>
+      </w:hyperlink>
+      <w:r>
+        <w:rPr>
+          <w:lang w:val="zh_TW" w:bidi="zh_TW"/>
+        </w:rPr>
+        <w:t>節） 跟在利未人之後，最後由但的北方隊伍 （</w:t>
+      </w:r>
+      <w:hyperlink r:id="rId95">
+        <w:r>
+          <w:rPr>
+            <w:lang w:val="zh_TW" w:bidi="zh_TW"/>
+          </w:rPr>
+          <w:rPr>
+            <w:color w:val="0000EE"/>
+            <w:u w:val="single"/>
+          </w:rPr>
+          <w:t>31</w:t>
+        </w:r>
+      </w:hyperlink>
+      <w:r>
+        <w:rPr>
+          <w:lang w:val="zh_TW" w:bidi="zh_TW"/>
+        </w:rPr>
+        <w:t>節）殿後。這表示利未人前後各有一組隊伍夾護著。</w:t>
+      </w:r>
+    </w:p>
+    <w:p>
+      <w:pPr>
+        <w:pStyle w:val="Heading4"/>
+      </w:pPr>
+      <w:r>
+        <w:rPr>
+          <w:lang w:val="zh_TW" w:bidi="zh_TW"/>
+        </w:rPr>
+        <w:t>第</w:t>
+      </w:r>
       <w:hyperlink r:id="rId16">
         <w:r>
           <w:rPr>
@@ -284,7 +2693,1196 @@
             <w:color w:val="0000EE"/>
             <w:u w:val="single"/>
           </w:rPr>
-          <w:t>22:15</w:t>
+          <w:t>三</w:t>
+        </w:r>
+      </w:hyperlink>
+      <w:r>
+        <w:rPr>
+          <w:lang w:val="zh_TW" w:bidi="zh_TW"/>
+        </w:rPr>
+        <w:t>章</w:t>
+      </w:r>
+    </w:p>
+    <w:p>
+      <w:pPr/>
+      <w:r>
+        <w:rPr>
+          <w:lang w:val="zh_TW" w:bidi="zh_TW"/>
+        </w:rPr>
+      </w:r>
+      <w:r>
+        <w:rPr>
+          <w:lang w:val="zh_TW" w:bidi="zh_TW"/>
+        </w:rPr>
+        <w:t>亞倫是利未的曾孫出於哥轄的家系（</w:t>
+      </w:r>
+      <w:hyperlink r:id="rId97">
+        <w:r>
+          <w:rPr>
+            <w:lang w:val="zh_TW" w:bidi="zh_TW"/>
+          </w:rPr>
+          <w:rPr>
+            <w:color w:val="0000EE"/>
+            <w:u w:val="single"/>
+          </w:rPr>
+          <w:t>出6:16–20</w:t>
+        </w:r>
+      </w:hyperlink>
+      <w:r>
+        <w:rPr>
+          <w:lang w:val="zh_TW" w:bidi="zh_TW"/>
+        </w:rPr>
+        <w:t>），他和他的後裔作了祭司，受指派在會幕事奉（</w:t>
+      </w:r>
+      <w:hyperlink r:id="rId98">
+        <w:r>
+          <w:rPr>
+            <w:lang w:val="zh_TW" w:bidi="zh_TW"/>
+          </w:rPr>
+          <w:rPr>
+            <w:color w:val="0000EE"/>
+            <w:u w:val="single"/>
+          </w:rPr>
+          <w:t>民3:2–3</w:t>
+        </w:r>
+      </w:hyperlink>
+      <w:r>
+        <w:rPr>
+          <w:lang w:val="zh_TW" w:bidi="zh_TW"/>
+        </w:rPr>
+        <w:t>）。利未其餘的後裔，來自革順、哥轄、米拉利三個家族，要在會幕服事亞倫的家系（</w:t>
+      </w:r>
+      <w:hyperlink r:id="rId99">
+        <w:r>
+          <w:rPr>
+            <w:lang w:val="zh_TW" w:bidi="zh_TW"/>
+          </w:rPr>
+          <w:rPr>
+            <w:color w:val="0000EE"/>
+            <w:u w:val="single"/>
+          </w:rPr>
+          <w:t>5–10</w:t>
+        </w:r>
+      </w:hyperlink>
+      <w:r>
+        <w:rPr>
+          <w:lang w:val="zh_TW" w:bidi="zh_TW"/>
+        </w:rPr>
+        <w:t>節）。革順人負責會幕的幔子、簾子和門簾（</w:t>
+      </w:r>
+      <w:hyperlink r:id="rId100">
+        <w:r>
+          <w:rPr>
+            <w:lang w:val="zh_TW" w:bidi="zh_TW"/>
+          </w:rPr>
+          <w:rPr>
+            <w:color w:val="0000EE"/>
+            <w:u w:val="single"/>
+          </w:rPr>
+          <w:t>25–26</w:t>
+        </w:r>
+      </w:hyperlink>
+      <w:r>
+        <w:rPr>
+          <w:lang w:val="zh_TW" w:bidi="zh_TW"/>
+        </w:rPr>
+        <w:t>節）；哥轄人負責會幕中的「器具」（</w:t>
+      </w:r>
+      <w:hyperlink r:id="rId101">
+        <w:r>
+          <w:rPr>
+            <w:lang w:val="zh_TW" w:bidi="zh_TW"/>
+          </w:rPr>
+          <w:rPr>
+            <w:color w:val="0000EE"/>
+            <w:u w:val="single"/>
+          </w:rPr>
+          <w:t>31</w:t>
+        </w:r>
+      </w:hyperlink>
+      <w:r>
+        <w:rPr>
+          <w:lang w:val="zh_TW" w:bidi="zh_TW"/>
+        </w:rPr>
+        <w:t>節）；米拉利人負責會幕的板、閂和帶卯的座（</w:t>
+      </w:r>
+      <w:hyperlink r:id="rId102">
+        <w:r>
+          <w:rPr>
+            <w:lang w:val="zh_TW" w:bidi="zh_TW"/>
+          </w:rPr>
+          <w:rPr>
+            <w:color w:val="0000EE"/>
+            <w:u w:val="single"/>
+          </w:rPr>
+          <w:t>36–37</w:t>
+        </w:r>
+      </w:hyperlink>
+      <w:r>
+        <w:rPr>
+          <w:lang w:val="zh_TW" w:bidi="zh_TW"/>
+        </w:rPr>
+        <w:t>節）。</w:t>
+      </w:r>
+    </w:p>
+    <w:p>
+      <w:pPr/>
+      <w:r>
+        <w:rPr>
+          <w:lang w:val="zh_TW" w:bidi="zh_TW"/>
+        </w:rPr>
+      </w:r>
+      <w:r>
+        <w:rPr>
+          <w:lang w:val="zh_TW" w:bidi="zh_TW"/>
+        </w:rPr>
+        <w:t>神指示摩西數點三個利未家族。革順的後裔共有7,500人（</w:t>
+      </w:r>
+      <w:hyperlink r:id="rId103">
+        <w:r>
+          <w:rPr>
+            <w:lang w:val="zh_TW" w:bidi="zh_TW"/>
+          </w:rPr>
+          <w:rPr>
+            <w:color w:val="0000EE"/>
+            <w:u w:val="single"/>
+          </w:rPr>
+          <w:t>22</w:t>
+        </w:r>
+      </w:hyperlink>
+      <w:r>
+        <w:rPr>
+          <w:lang w:val="zh_TW" w:bidi="zh_TW"/>
+        </w:rPr>
+        <w:t>節），安營在西邊，位於西方支派的隊伍與會幕之間。哥轄的後裔共有8,600人（</w:t>
+      </w:r>
+      <w:hyperlink r:id="rId104">
+        <w:r>
+          <w:rPr>
+            <w:lang w:val="zh_TW" w:bidi="zh_TW"/>
+          </w:rPr>
+          <w:rPr>
+            <w:color w:val="0000EE"/>
+            <w:u w:val="single"/>
+          </w:rPr>
+          <w:t>28</w:t>
+        </w:r>
+      </w:hyperlink>
+      <w:r>
+        <w:rPr>
+          <w:lang w:val="zh_TW" w:bidi="zh_TW"/>
+        </w:rPr>
+        <w:t>節），安營在南邊，位於南方支派的隊伍與會幕之間。米拉利的後裔共有6,200人（</w:t>
+      </w:r>
+      <w:hyperlink r:id="rId105">
+        <w:r>
+          <w:rPr>
+            <w:lang w:val="zh_TW" w:bidi="zh_TW"/>
+          </w:rPr>
+          <w:rPr>
+            <w:color w:val="0000EE"/>
+            <w:u w:val="single"/>
+          </w:rPr>
+          <w:t>34</w:t>
+        </w:r>
+      </w:hyperlink>
+      <w:r>
+        <w:rPr>
+          <w:lang w:val="zh_TW" w:bidi="zh_TW"/>
+        </w:rPr>
+        <w:t>節），安營在北邊，位於北方支派的隊伍與會幕之間。摩西和亞倫的家系安營在東邊，位於東方支派的隊伍與會幕之間（</w:t>
+      </w:r>
+      <w:hyperlink r:id="rId106">
+        <w:r>
+          <w:rPr>
+            <w:lang w:val="zh_TW" w:bidi="zh_TW"/>
+          </w:rPr>
+          <w:rPr>
+            <w:color w:val="0000EE"/>
+            <w:u w:val="single"/>
+          </w:rPr>
+          <w:t>38</w:t>
+        </w:r>
+      </w:hyperlink>
+      <w:r>
+        <w:rPr>
+          <w:lang w:val="zh_TW" w:bidi="zh_TW"/>
+        </w:rPr>
+        <w:t>節）。因此，無論安營或行軍，會幕都在以色列中央。</w:t>
+      </w:r>
+    </w:p>
+    <w:p>
+      <w:pPr/>
+      <w:r>
+        <w:rPr>
+          <w:lang w:val="zh_TW" w:bidi="zh_TW"/>
+        </w:rPr>
+      </w:r>
+      <w:r>
+        <w:rPr>
+          <w:lang w:val="zh_TW" w:bidi="zh_TW"/>
+        </w:rPr>
+        <w:t>數點以色列頭生的男子時，顯示出男嬰比利未人多出273人（</w:t>
+      </w:r>
+      <w:hyperlink r:id="rId107">
+        <w:r>
+          <w:rPr>
+            <w:lang w:val="zh_TW" w:bidi="zh_TW"/>
+          </w:rPr>
+          <w:rPr>
+            <w:color w:val="0000EE"/>
+            <w:u w:val="single"/>
+          </w:rPr>
+          <w:t>40–46</w:t>
+        </w:r>
+      </w:hyperlink>
+      <w:r>
+        <w:rPr>
+          <w:lang w:val="zh_TW" w:bidi="zh_TW"/>
+        </w:rPr>
+        <w:t>節），因為利未人是按一人對一人的方式，作以色列男子的贖價，這273名多出來的男孩就必須用贖罪銀來贖回（</w:t>
+      </w:r>
+      <w:hyperlink r:id="rId108">
+        <w:r>
+          <w:rPr>
+            <w:lang w:val="zh_TW" w:bidi="zh_TW"/>
+          </w:rPr>
+          <w:rPr>
+            <w:color w:val="0000EE"/>
+            <w:u w:val="single"/>
+          </w:rPr>
+          <w:t>46–51</w:t>
+        </w:r>
+      </w:hyperlink>
+      <w:r>
+        <w:rPr>
+          <w:lang w:val="zh_TW" w:bidi="zh_TW"/>
+        </w:rPr>
+        <w:t>節）。</w:t>
+      </w:r>
+    </w:p>
+    <w:p>
+      <w:pPr>
+        <w:pStyle w:val="Heading4"/>
+      </w:pPr>
+      <w:r>
+        <w:rPr>
+          <w:lang w:val="zh_TW" w:bidi="zh_TW"/>
+        </w:rPr>
+        <w:t>第</w:t>
+      </w:r>
+      <w:hyperlink r:id="rId17">
+        <w:r>
+          <w:rPr>
+            <w:lang w:val="zh_TW" w:bidi="zh_TW"/>
+          </w:rPr>
+          <w:rPr>
+            <w:color w:val="0000EE"/>
+            <w:u w:val="single"/>
+          </w:rPr>
+          <w:t>四</w:t>
+        </w:r>
+      </w:hyperlink>
+      <w:r>
+        <w:rPr>
+          <w:lang w:val="zh_TW" w:bidi="zh_TW"/>
+        </w:rPr>
+        <w:t>章</w:t>
+      </w:r>
+    </w:p>
+    <w:p>
+      <w:pPr/>
+      <w:r>
+        <w:rPr>
+          <w:lang w:val="zh_TW" w:bidi="zh_TW"/>
+        </w:rPr>
+      </w:r>
+      <w:r>
+        <w:rPr>
+          <w:lang w:val="zh_TW" w:bidi="zh_TW"/>
+        </w:rPr>
+        <w:t>神指示摩西，只有年齡在30至50歲之間的利未人，才可以在會幕事奉。數點的結果顯示，哥轄人有2,750人（</w:t>
+      </w:r>
+      <w:hyperlink r:id="rId109">
+        <w:r>
+          <w:rPr>
+            <w:lang w:val="zh_TW" w:bidi="zh_TW"/>
+          </w:rPr>
+          <w:rPr>
+            <w:color w:val="0000EE"/>
+            <w:u w:val="single"/>
+          </w:rPr>
+          <w:t>36</w:t>
+        </w:r>
+      </w:hyperlink>
+      <w:r>
+        <w:rPr>
+          <w:lang w:val="zh_TW" w:bidi="zh_TW"/>
+        </w:rPr>
+        <w:t>節）、革順人有2,630人（</w:t>
+      </w:r>
+      <w:hyperlink r:id="rId110">
+        <w:r>
+          <w:rPr>
+            <w:lang w:val="zh_TW" w:bidi="zh_TW"/>
+          </w:rPr>
+          <w:rPr>
+            <w:color w:val="0000EE"/>
+            <w:u w:val="single"/>
+          </w:rPr>
+          <w:t>40</w:t>
+        </w:r>
+      </w:hyperlink>
+      <w:r>
+        <w:rPr>
+          <w:lang w:val="zh_TW" w:bidi="zh_TW"/>
+        </w:rPr>
+        <w:t>節），米拉利人有3,200人（</w:t>
+      </w:r>
+      <w:hyperlink r:id="rId111">
+        <w:r>
+          <w:rPr>
+            <w:lang w:val="zh_TW" w:bidi="zh_TW"/>
+          </w:rPr>
+          <w:rPr>
+            <w:color w:val="0000EE"/>
+            <w:u w:val="single"/>
+          </w:rPr>
+          <w:t>44</w:t>
+        </w:r>
+      </w:hyperlink>
+      <w:r>
+        <w:rPr>
+          <w:lang w:val="zh_TW" w:bidi="zh_TW"/>
+        </w:rPr>
+        <w:t>節），合計共8,580人（</w:t>
+      </w:r>
+      <w:hyperlink r:id="rId112">
+        <w:r>
+          <w:rPr>
+            <w:lang w:val="zh_TW" w:bidi="zh_TW"/>
+          </w:rPr>
+          <w:rPr>
+            <w:color w:val="0000EE"/>
+            <w:u w:val="single"/>
+          </w:rPr>
+          <w:t>48</w:t>
+        </w:r>
+      </w:hyperlink>
+      <w:r>
+        <w:rPr>
+          <w:lang w:val="zh_TW" w:bidi="zh_TW"/>
+        </w:rPr>
+        <w:t>節）可以服事亞倫家的祭司。</w:t>
+      </w:r>
+    </w:p>
+    <w:p>
+      <w:pPr/>
+      <w:r>
+        <w:rPr>
+          <w:lang w:val="zh_TW" w:bidi="zh_TW"/>
+        </w:rPr>
+      </w:r>
+      <w:r>
+        <w:rPr>
+          <w:lang w:val="zh_TW" w:bidi="zh_TW"/>
+        </w:rPr>
+        <w:t>神又進一步吩咐亞倫家的祭司，當會幕為行軍而拆卸時，要先把會幕所有的「器具」遮蓋好，然後哥轄人才能靠近，甚至在他們觀看之前就必須完成（</w:t>
+      </w:r>
+      <w:hyperlink r:id="rId113">
+        <w:r>
+          <w:rPr>
+            <w:lang w:val="zh_TW" w:bidi="zh_TW"/>
+          </w:rPr>
+          <w:rPr>
+            <w:color w:val="0000EE"/>
+            <w:u w:val="single"/>
+          </w:rPr>
+          <w:t>20</w:t>
+        </w:r>
+      </w:hyperlink>
+      <w:r>
+        <w:rPr>
+          <w:lang w:val="zh_TW" w:bidi="zh_TW"/>
+        </w:rPr>
+        <w:t>節），免得哥轄人因觀看或觸摸（</w:t>
+      </w:r>
+      <w:hyperlink r:id="rId114">
+        <w:r>
+          <w:rPr>
+            <w:lang w:val="zh_TW" w:bidi="zh_TW"/>
+          </w:rPr>
+          <w:rPr>
+            <w:color w:val="0000EE"/>
+            <w:u w:val="single"/>
+          </w:rPr>
+          <w:t>15</w:t>
+        </w:r>
+      </w:hyperlink>
+      <w:r>
+        <w:rPr>
+          <w:lang w:val="zh_TW" w:bidi="zh_TW"/>
+        </w:rPr>
+        <w:t>節）這些聖物而死亡（</w:t>
+      </w:r>
+      <w:hyperlink r:id="rId115">
+        <w:r>
+          <w:rPr>
+            <w:lang w:val="zh_TW" w:bidi="zh_TW"/>
+          </w:rPr>
+          <w:rPr>
+            <w:color w:val="0000EE"/>
+            <w:u w:val="single"/>
+          </w:rPr>
+          <w:t>15</w:t>
+        </w:r>
+      </w:hyperlink>
+      <w:r>
+        <w:rPr>
+          <w:lang w:val="zh_TW" w:bidi="zh_TW"/>
+        </w:rPr>
+        <w:t>、</w:t>
+      </w:r>
+      <w:hyperlink r:id="rId115">
+        <w:r>
+          <w:rPr>
+            <w:lang w:val="zh_TW" w:bidi="zh_TW"/>
+          </w:rPr>
+          <w:rPr>
+            <w:color w:val="0000EE"/>
+            <w:u w:val="single"/>
+          </w:rPr>
+          <w:t>20</w:t>
+        </w:r>
+      </w:hyperlink>
+      <w:r>
+        <w:rPr>
+          <w:lang w:val="zh_TW" w:bidi="zh_TW"/>
+        </w:rPr>
+        <w:t>節）。</w:t>
+      </w:r>
+    </w:p>
+    <w:p>
+      <w:pPr>
+        <w:pStyle w:val="Heading4"/>
+      </w:pPr>
+      <w:r>
+        <w:rPr>
+          <w:lang w:val="zh_TW" w:bidi="zh_TW"/>
+        </w:rPr>
+        <w:t>第</w:t>
+      </w:r>
+      <w:hyperlink r:id="rId116">
+        <w:r>
+          <w:rPr>
+            <w:lang w:val="zh_TW" w:bidi="zh_TW"/>
+          </w:rPr>
+          <w:rPr>
+            <w:color w:val="0000EE"/>
+            <w:u w:val="single"/>
+          </w:rPr>
+          <w:t>五</w:t>
+        </w:r>
+      </w:hyperlink>
+      <w:r>
+        <w:rPr>
+          <w:lang w:val="zh_TW" w:bidi="zh_TW"/>
+        </w:rPr>
+        <w:t>章</w:t>
+      </w:r>
+    </w:p>
+    <w:p>
+      <w:pPr/>
+      <w:r>
+        <w:rPr>
+          <w:lang w:val="zh_TW" w:bidi="zh_TW"/>
+        </w:rPr>
+      </w:r>
+      <w:r>
+        <w:rPr>
+          <w:lang w:val="zh_TW" w:bidi="zh_TW"/>
+        </w:rPr>
+        <w:t>為了禮儀上的潔淨，神吩咐把長痲瘋的、患漏症的，以及摸了死屍而成為不潔淨的人，暫時送到營外，直到他們得潔淨為止（</w:t>
+      </w:r>
+      <w:hyperlink r:id="rId117">
+        <w:r>
+          <w:rPr>
+            <w:lang w:val="zh_TW" w:bidi="zh_TW"/>
+          </w:rPr>
+          <w:rPr>
+            <w:color w:val="0000EE"/>
+            <w:u w:val="single"/>
+          </w:rPr>
+          <w:t>1–4</w:t>
+        </w:r>
+      </w:hyperlink>
+      <w:r>
+        <w:rPr>
+          <w:lang w:val="zh_TW" w:bidi="zh_TW"/>
+        </w:rPr>
+        <w:t>節）。此外，神也指示人在為過錯作出賠償時，如果受害的人已經不在人世，就要把賠償的價銀交給祭司（</w:t>
+      </w:r>
+      <w:hyperlink r:id="rId118">
+        <w:r>
+          <w:rPr>
+            <w:lang w:val="zh_TW" w:bidi="zh_TW"/>
+          </w:rPr>
+          <w:rPr>
+            <w:color w:val="0000EE"/>
+            <w:u w:val="single"/>
+          </w:rPr>
+          <w:t>5–10</w:t>
+        </w:r>
+      </w:hyperlink>
+      <w:r>
+        <w:rPr>
+          <w:lang w:val="zh_TW" w:bidi="zh_TW"/>
+        </w:rPr>
+        <w:t>節）。</w:t>
+      </w:r>
+    </w:p>
+    <w:p>
+      <w:pPr/>
+      <w:r>
+        <w:rPr>
+          <w:lang w:val="zh_TW" w:bidi="zh_TW"/>
+        </w:rPr>
+      </w:r>
+      <w:r>
+        <w:rPr>
+          <w:lang w:val="zh_TW" w:bidi="zh_TW"/>
+        </w:rPr>
+        <w:t>最後，如果丈夫懷疑妻子不忠，卻沒有任何證據，神就規定讓這名婦人接受飲苦水的試驗，以釋除丈夫的疑心。祭司要把聖水與會幕地上的塵土調在一起，給她喝下。如果她有罪，水就按著神的指示使她受苦，使她的肚腹腫脹、大腿消瘦（</w:t>
+      </w:r>
+      <w:hyperlink r:id="rId119">
+        <w:r>
+          <w:rPr>
+            <w:lang w:val="zh_TW" w:bidi="zh_TW"/>
+          </w:rPr>
+          <w:rPr>
+            <w:color w:val="0000EE"/>
+            <w:u w:val="single"/>
+          </w:rPr>
+          <w:t>11–31</w:t>
+        </w:r>
+      </w:hyperlink>
+      <w:r>
+        <w:rPr>
+          <w:lang w:val="zh_TW" w:bidi="zh_TW"/>
+        </w:rPr>
+        <w:t>節）。</w:t>
+      </w:r>
+    </w:p>
+    <w:p>
+      <w:pPr>
+        <w:pStyle w:val="Heading4"/>
+      </w:pPr>
+      <w:r>
+        <w:rPr>
+          <w:lang w:val="zh_TW" w:bidi="zh_TW"/>
+        </w:rPr>
+        <w:t>第</w:t>
+      </w:r>
+      <w:hyperlink r:id="rId120">
+        <w:r>
+          <w:rPr>
+            <w:lang w:val="zh_TW" w:bidi="zh_TW"/>
+          </w:rPr>
+          <w:rPr>
+            <w:color w:val="0000EE"/>
+            <w:u w:val="single"/>
+          </w:rPr>
+          <w:t>六</w:t>
+        </w:r>
+      </w:hyperlink>
+      <w:r>
+        <w:rPr>
+          <w:lang w:val="zh_TW" w:bidi="zh_TW"/>
+        </w:rPr>
+        <w:t>章</w:t>
+      </w:r>
+    </w:p>
+    <w:p>
+      <w:pPr/>
+      <w:r>
+        <w:rPr>
+          <w:lang w:val="zh_TW" w:bidi="zh_TW"/>
+        </w:rPr>
+      </w:r>
+      <w:r>
+        <w:rPr>
+          <w:lang w:val="zh_TW" w:bidi="zh_TW"/>
+        </w:rPr>
+        <w:t>接著，神頒布關於拿細耳人的律例。拿細耳人是決意向耶和華許願，將自己完全分別出來歸給祂的人。為了表明這樣的分別，拿細耳人不可喝酒、要任憑頭髮生長，也不可摸任何死屍（</w:t>
+      </w:r>
+      <w:hyperlink r:id="rId121">
+        <w:r>
+          <w:rPr>
+            <w:lang w:val="zh_TW" w:bidi="zh_TW"/>
+          </w:rPr>
+          <w:rPr>
+            <w:color w:val="0000EE"/>
+            <w:u w:val="single"/>
+          </w:rPr>
+          <w:t>3–6</w:t>
+        </w:r>
+      </w:hyperlink>
+      <w:r>
+        <w:rPr>
+          <w:lang w:val="zh_TW" w:bidi="zh_TW"/>
+        </w:rPr>
+        <w:t>節）。如果他玷污了自己，就要照著規定的條例行禮儀上的潔淨（</w:t>
+      </w:r>
+      <w:hyperlink r:id="rId122">
+        <w:r>
+          <w:rPr>
+            <w:lang w:val="zh_TW" w:bidi="zh_TW"/>
+          </w:rPr>
+          <w:rPr>
+            <w:color w:val="0000EE"/>
+            <w:u w:val="single"/>
+          </w:rPr>
+          <w:t>9–12</w:t>
+        </w:r>
+      </w:hyperlink>
+      <w:r>
+        <w:rPr>
+          <w:lang w:val="zh_TW" w:bidi="zh_TW"/>
+        </w:rPr>
+        <w:t>節）。等到他所許的願滿了日期，就要照著規定的條例完成解除誓願的程序（</w:t>
+      </w:r>
+      <w:hyperlink r:id="rId123">
+        <w:r>
+          <w:rPr>
+            <w:lang w:val="zh_TW" w:bidi="zh_TW"/>
+          </w:rPr>
+          <w:rPr>
+            <w:color w:val="0000EE"/>
+            <w:u w:val="single"/>
+          </w:rPr>
+          <w:t>13–21</w:t>
+        </w:r>
+      </w:hyperlink>
+      <w:r>
+        <w:rPr>
+          <w:lang w:val="zh_TW" w:bidi="zh_TW"/>
+        </w:rPr>
+        <w:t>節）。最後，神指示亞倫家的祭司，要向以色列敬拜者宣告他們應當宣讀的祝福（</w:t>
+      </w:r>
+      <w:hyperlink r:id="rId124">
+        <w:r>
+          <w:rPr>
+            <w:lang w:val="zh_TW" w:bidi="zh_TW"/>
+          </w:rPr>
+          <w:rPr>
+            <w:color w:val="0000EE"/>
+            <w:u w:val="single"/>
+          </w:rPr>
+          <w:t>22–27</w:t>
+        </w:r>
+      </w:hyperlink>
+      <w:r>
+        <w:rPr>
+          <w:lang w:val="zh_TW" w:bidi="zh_TW"/>
+        </w:rPr>
+        <w:t>節）。</w:t>
+      </w:r>
+    </w:p>
+    <w:p>
+      <w:pPr>
+        <w:pStyle w:val="Heading4"/>
+      </w:pPr>
+      <w:r>
+        <w:rPr>
+          <w:lang w:val="zh_TW" w:bidi="zh_TW"/>
+        </w:rPr>
+        <w:t>第</w:t>
+      </w:r>
+      <w:hyperlink r:id="rId125">
+        <w:r>
+          <w:rPr>
+            <w:lang w:val="zh_TW" w:bidi="zh_TW"/>
+          </w:rPr>
+          <w:rPr>
+            <w:color w:val="0000EE"/>
+            <w:u w:val="single"/>
+          </w:rPr>
+          <w:t>七</w:t>
+        </w:r>
+      </w:hyperlink>
+      <w:r>
+        <w:rPr>
+          <w:lang w:val="zh_TW" w:bidi="zh_TW"/>
+        </w:rPr>
+        <w:t>章</w:t>
+      </w:r>
+    </w:p>
+    <w:p>
+      <w:pPr/>
+      <w:r>
+        <w:rPr>
+          <w:lang w:val="zh_TW" w:bidi="zh_TW"/>
+        </w:rPr>
+      </w:r>
+      <w:r>
+        <w:rPr>
+          <w:lang w:val="zh_TW" w:bidi="zh_TW"/>
+        </w:rPr>
+        <w:t>以色列的眾首領帶來六輛車和十二隻公牛，供搬運會幕之用（</w:t>
+      </w:r>
+      <w:hyperlink r:id="rId126">
+        <w:r>
+          <w:rPr>
+            <w:lang w:val="zh_TW" w:bidi="zh_TW"/>
+          </w:rPr>
+          <w:rPr>
+            <w:color w:val="0000EE"/>
+            <w:u w:val="single"/>
+          </w:rPr>
+          <w:t>7:3</w:t>
+        </w:r>
+      </w:hyperlink>
+      <w:r>
+        <w:rPr>
+          <w:lang w:val="zh_TW" w:bidi="zh_TW"/>
+        </w:rPr>
+        <w:t>）。摩西把兩輛車和四隻公牛分給革順人（</w:t>
+      </w:r>
+      <w:hyperlink r:id="rId127">
+        <w:r>
+          <w:rPr>
+            <w:lang w:val="zh_TW" w:bidi="zh_TW"/>
+          </w:rPr>
+          <w:rPr>
+            <w:color w:val="0000EE"/>
+            <w:u w:val="single"/>
+          </w:rPr>
+          <w:t>7</w:t>
+        </w:r>
+      </w:hyperlink>
+      <w:r>
+        <w:rPr>
+          <w:lang w:val="zh_TW" w:bidi="zh_TW"/>
+        </w:rPr>
+        <w:t>節），又把四輛車和八隻公牛分給米拉利人（</w:t>
+      </w:r>
+      <w:hyperlink r:id="rId128">
+        <w:r>
+          <w:rPr>
+            <w:lang w:val="zh_TW" w:bidi="zh_TW"/>
+          </w:rPr>
+          <w:rPr>
+            <w:color w:val="0000EE"/>
+            <w:u w:val="single"/>
+          </w:rPr>
+          <w:t>8</w:t>
+        </w:r>
+      </w:hyperlink>
+      <w:r>
+        <w:rPr>
+          <w:lang w:val="zh_TW" w:bidi="zh_TW"/>
+        </w:rPr>
+        <w:t>節）。（至於哥轄人，他們要用肩抬會幕的「器具」，</w:t>
+      </w:r>
+      <w:hyperlink r:id="rId129">
+        <w:r>
+          <w:rPr>
+            <w:lang w:val="zh_TW" w:bidi="zh_TW"/>
+          </w:rPr>
+          <w:rPr>
+            <w:color w:val="0000EE"/>
+            <w:u w:val="single"/>
+          </w:rPr>
+          <w:t>9</w:t>
+        </w:r>
+      </w:hyperlink>
+      <w:r>
+        <w:rPr>
+          <w:lang w:val="zh_TW" w:bidi="zh_TW"/>
+        </w:rPr>
+        <w:t>節）為了在壇受膏之後使壇成聖連續十二天，各支派的首領就按著行軍的次序（參</w:t>
+      </w:r>
+      <w:hyperlink r:id="rId15">
+        <w:r>
+          <w:rPr>
+            <w:lang w:val="zh_TW" w:bidi="zh_TW"/>
+          </w:rPr>
+          <w:rPr>
+            <w:color w:val="0000EE"/>
+            <w:u w:val="single"/>
+          </w:rPr>
+          <w:t>2</w:t>
+        </w:r>
+      </w:hyperlink>
+      <w:r>
+        <w:rPr>
+          <w:lang w:val="zh_TW" w:bidi="zh_TW"/>
+        </w:rPr>
+        <w:t>章）獻上相同的供物（</w:t>
+      </w:r>
+      <w:hyperlink r:id="rId130">
+        <w:r>
+          <w:rPr>
+            <w:lang w:val="zh_TW" w:bidi="zh_TW"/>
+          </w:rPr>
+          <w:rPr>
+            <w:color w:val="0000EE"/>
+            <w:u w:val="single"/>
+          </w:rPr>
+          <w:t>10</w:t>
+        </w:r>
+      </w:hyperlink>
+      <w:r>
+        <w:rPr>
+          <w:lang w:val="zh_TW" w:bidi="zh_TW"/>
+        </w:rPr>
+        <w:t>、</w:t>
+      </w:r>
+      <w:hyperlink r:id="rId130">
+        <w:r>
+          <w:rPr>
+            <w:lang w:val="zh_TW" w:bidi="zh_TW"/>
+          </w:rPr>
+          <w:rPr>
+            <w:color w:val="0000EE"/>
+            <w:u w:val="single"/>
+          </w:rPr>
+          <w:t>88</w:t>
+        </w:r>
+      </w:hyperlink>
+      <w:r>
+        <w:rPr>
+          <w:lang w:val="zh_TW" w:bidi="zh_TW"/>
+        </w:rPr>
+        <w:t>節）。神藉著從施恩座上對摩西說話（</w:t>
+      </w:r>
+      <w:hyperlink r:id="rId131">
+        <w:r>
+          <w:rPr>
+            <w:lang w:val="zh_TW" w:bidi="zh_TW"/>
+          </w:rPr>
+          <w:rPr>
+            <w:color w:val="0000EE"/>
+            <w:u w:val="single"/>
+          </w:rPr>
+          <w:t>89</w:t>
+        </w:r>
+      </w:hyperlink>
+      <w:r>
+        <w:rPr>
+          <w:lang w:val="zh_TW" w:bidi="zh_TW"/>
+        </w:rPr>
+        <w:t>節），顯明祂悅納這樣的行動。</w:t>
+      </w:r>
+    </w:p>
+    <w:p>
+      <w:pPr>
+        <w:pStyle w:val="Heading4"/>
+      </w:pPr>
+      <w:r>
+        <w:rPr>
+          <w:lang w:val="zh_TW" w:bidi="zh_TW"/>
+        </w:rPr>
+        <w:t>第</w:t>
+      </w:r>
+      <w:hyperlink r:id="rId132">
+        <w:r>
+          <w:rPr>
+            <w:lang w:val="zh_TW" w:bidi="zh_TW"/>
+          </w:rPr>
+          <w:rPr>
+            <w:color w:val="0000EE"/>
+            <w:u w:val="single"/>
+          </w:rPr>
+          <w:t>八</w:t>
+        </w:r>
+      </w:hyperlink>
+      <w:r>
+        <w:rPr>
+          <w:lang w:val="zh_TW" w:bidi="zh_TW"/>
+        </w:rPr>
+        <w:t>章</w:t>
+      </w:r>
+    </w:p>
+    <w:p>
+      <w:pPr/>
+      <w:r>
+        <w:rPr>
+          <w:lang w:val="zh_TW" w:bidi="zh_TW"/>
+        </w:rPr>
+      </w:r>
+      <w:r>
+        <w:rPr>
+          <w:lang w:val="zh_TW" w:bidi="zh_TW"/>
+        </w:rPr>
+        <w:t>神把點亮七盞燈臺的特權交給亞倫家的祭司（</w:t>
+      </w:r>
+      <w:hyperlink r:id="rId133">
+        <w:r>
+          <w:rPr>
+            <w:lang w:val="zh_TW" w:bidi="zh_TW"/>
+          </w:rPr>
+          <w:rPr>
+            <w:color w:val="0000EE"/>
+            <w:u w:val="single"/>
+          </w:rPr>
+          <w:t>1–4</w:t>
+        </w:r>
+      </w:hyperlink>
+      <w:r>
+        <w:rPr>
+          <w:lang w:val="zh_TW" w:bidi="zh_TW"/>
+        </w:rPr>
+        <w:t>節）。隨後，摩西和亞倫照著神的指示，藉著潔淨的禮儀使利未人分別為聖，投入會幕的事奉（</w:t>
+      </w:r>
+      <w:hyperlink r:id="rId134">
+        <w:r>
+          <w:rPr>
+            <w:lang w:val="zh_TW" w:bidi="zh_TW"/>
+          </w:rPr>
+          <w:rPr>
+            <w:color w:val="0000EE"/>
+            <w:u w:val="single"/>
+          </w:rPr>
+          <w:t>5–22</w:t>
+        </w:r>
+      </w:hyperlink>
+      <w:r>
+        <w:rPr>
+          <w:lang w:val="zh_TW" w:bidi="zh_TW"/>
+        </w:rPr>
+        <w:t>節）。</w:t>
+      </w:r>
+    </w:p>
+    <w:p>
+      <w:pPr>
+        <w:pStyle w:val="Heading4"/>
+      </w:pPr>
+      <w:hyperlink r:id="rId135">
+        <w:r>
+          <w:rPr>
+            <w:lang w:val="zh_TW" w:bidi="zh_TW"/>
+          </w:rPr>
+          <w:rPr>
+            <w:color w:val="0000EE"/>
+            <w:u w:val="single"/>
+          </w:rPr>
+          <w:t>九章1節至十章10節</w:t>
+        </w:r>
+      </w:hyperlink>
+    </w:p>
+    <w:p>
+      <w:pPr/>
+      <w:r>
+        <w:rPr>
+          <w:lang w:val="zh_TW" w:bidi="zh_TW"/>
+        </w:rPr>
+      </w:r>
+      <w:r>
+        <w:rPr>
+          <w:lang w:val="zh_TW" w:bidi="zh_TW"/>
+        </w:rPr>
+        <w:t>為了顧念在逾越節期間因禮儀上不潔淨，或正在旅途中而無法參與的敬拜者，神准許他們在一個月之後守逾越節（</w:t>
+      </w:r>
+      <w:hyperlink r:id="rId136">
+        <w:r>
+          <w:rPr>
+            <w:lang w:val="zh_TW" w:bidi="zh_TW"/>
+          </w:rPr>
+          <w:rPr>
+            <w:color w:val="0000EE"/>
+            <w:u w:val="single"/>
+          </w:rPr>
+          <w:t>6–12</w:t>
+        </w:r>
+      </w:hyperlink>
+      <w:r>
+        <w:rPr>
+          <w:lang w:val="zh_TW" w:bidi="zh_TW"/>
+        </w:rPr>
+        <w:t>節；另見</w:t>
+      </w:r>
+      <w:hyperlink r:id="rId137">
+        <w:r>
+          <w:rPr>
+            <w:lang w:val="zh_TW" w:bidi="zh_TW"/>
+          </w:rPr>
+          <w:rPr>
+            <w:color w:val="0000EE"/>
+            <w:u w:val="single"/>
+          </w:rPr>
+          <w:t>27</w:t>
+        </w:r>
+      </w:hyperlink>
+      <w:r>
+        <w:rPr>
+          <w:lang w:val="zh_TW" w:bidi="zh_TW"/>
+        </w:rPr>
+        <w:t>章）。</w:t>
+      </w:r>
+    </w:p>
+    <w:p>
+      <w:pPr/>
+      <w:r>
+        <w:rPr>
+          <w:lang w:val="zh_TW" w:bidi="zh_TW"/>
+        </w:rPr>
+      </w:r>
+      <w:r>
+        <w:rPr>
+          <w:lang w:val="zh_TW" w:bidi="zh_TW"/>
+        </w:rPr>
+        <w:t>神在百姓離開西奈山之前，向他們頒布最後的指示。當他們看見雲彩從會幕升起時，就要預備起行；雲彩停在什麼地方，他們就要在那裡安營（</w:t>
+      </w:r>
+      <w:hyperlink r:id="rId138">
+        <w:r>
+          <w:rPr>
+            <w:lang w:val="zh_TW" w:bidi="zh_TW"/>
+          </w:rPr>
+          <w:rPr>
+            <w:color w:val="0000EE"/>
+            <w:u w:val="single"/>
+          </w:rPr>
+          <w:t>9:15–23</w:t>
+        </w:r>
+      </w:hyperlink>
+      <w:r>
+        <w:rPr>
+          <w:lang w:val="zh_TW" w:bidi="zh_TW"/>
+        </w:rPr>
+        <w:t>）。如果吹響兩枝銀號，百姓就要到會幕聚集；如果只吹一枝，只須首領前往；當吹出出戰的警號時，各支派的隊伍就要立刻預備行軍（</w:t>
+      </w:r>
+      <w:hyperlink r:id="rId139">
+        <w:r>
+          <w:rPr>
+            <w:lang w:val="zh_TW" w:bidi="zh_TW"/>
+          </w:rPr>
+          <w:rPr>
+            <w:color w:val="0000EE"/>
+            <w:u w:val="single"/>
+          </w:rPr>
+          <w:t>10:1–10</w:t>
+        </w:r>
+      </w:hyperlink>
+      <w:r>
+        <w:rPr>
+          <w:lang w:val="zh_TW" w:bidi="zh_TW"/>
+        </w:rPr>
+        <w:t>）。</w:t>
+      </w:r>
+    </w:p>
+    <w:p>
+      <w:pPr>
+        <w:pStyle w:val="Heading4"/>
+      </w:pPr>
+      <w:hyperlink r:id="rId140">
+        <w:r>
+          <w:rPr>
+            <w:lang w:val="zh_TW" w:bidi="zh_TW"/>
+          </w:rPr>
+          <w:rPr>
+            <w:color w:val="0000EE"/>
+            <w:u w:val="single"/>
+          </w:rPr>
+          <w:t>十章11節至十四章45節</w:t>
+        </w:r>
+      </w:hyperlink>
+    </w:p>
+    <w:p>
+      <w:pPr/>
+      <w:r>
+        <w:rPr>
+          <w:lang w:val="zh_TW" w:bidi="zh_TW"/>
+        </w:rPr>
+      </w:r>
+      <w:r>
+        <w:rPr>
+          <w:lang w:val="zh_TW" w:bidi="zh_TW"/>
+        </w:rPr>
+        <w:t>接下來這一段記述從西奈山行軍到加低斯·巴尼亞的過程，時間大約為一個半月至兩個月之間（參</w:t>
+      </w:r>
+      <w:hyperlink r:id="rId141">
+        <w:r>
+          <w:rPr>
+            <w:lang w:val="zh_TW" w:bidi="zh_TW"/>
+          </w:rPr>
+          <w:rPr>
+            <w:color w:val="0000EE"/>
+            <w:u w:val="single"/>
+          </w:rPr>
+          <w:t>10:11</w:t>
+        </w:r>
+      </w:hyperlink>
+      <w:r>
+        <w:rPr>
+          <w:lang w:val="zh_TW" w:bidi="zh_TW"/>
+        </w:rPr>
+        <w:t>，</w:t>
+      </w:r>
+      <w:hyperlink r:id="rId142">
+        <w:r>
+          <w:rPr>
+            <w:lang w:val="zh_TW" w:bidi="zh_TW"/>
+          </w:rPr>
+          <w:rPr>
+            <w:color w:val="0000EE"/>
+            <w:u w:val="single"/>
+          </w:rPr>
+          <w:t>13:20</w:t>
+        </w:r>
+      </w:hyperlink>
+      <w:r>
+        <w:rPr>
+          <w:lang w:val="zh_TW" w:bidi="zh_TW"/>
+        </w:rPr>
+        <w:t>）。百姓幾乎立刻在經過可怕的巴蘭曠野時開始發怨言（</w:t>
+      </w:r>
+      <w:hyperlink r:id="rId32">
+        <w:r>
+          <w:rPr>
+            <w:lang w:val="zh_TW" w:bidi="zh_TW"/>
+          </w:rPr>
+          <w:rPr>
+            <w:color w:val="0000EE"/>
+            <w:u w:val="single"/>
+          </w:rPr>
+          <w:t>申1:19</w:t>
+        </w:r>
+      </w:hyperlink>
+      <w:r>
+        <w:rPr>
+          <w:lang w:val="zh_TW" w:bidi="zh_TW"/>
+        </w:rPr>
+        <w:t>），使耶和華在他備拉發怒（</w:t>
+      </w:r>
+      <w:hyperlink r:id="rId143">
+        <w:r>
+          <w:rPr>
+            <w:lang w:val="zh_TW" w:bidi="zh_TW"/>
+          </w:rPr>
+          <w:rPr>
+            <w:color w:val="0000EE"/>
+            <w:u w:val="single"/>
+          </w:rPr>
+          <w:t>民11:1–3</w:t>
+        </w:r>
+      </w:hyperlink>
+      <w:r>
+        <w:rPr>
+          <w:lang w:val="zh_TW" w:bidi="zh_TW"/>
+        </w:rPr>
+        <w:t>），又在基博羅·哈他瓦發怒（</w:t>
+      </w:r>
+      <w:hyperlink r:id="rId144">
+        <w:r>
+          <w:rPr>
+            <w:lang w:val="zh_TW" w:bidi="zh_TW"/>
+          </w:rPr>
+          <w:rPr>
+            <w:color w:val="0000EE"/>
+            <w:u w:val="single"/>
+          </w:rPr>
+          <w:t>民11:4–35</w:t>
         </w:r>
       </w:hyperlink>
       <w:r>
@@ -293,28 +3891,508 @@
         </w:rPr>
         <w:t>；</w:t>
       </w:r>
-      <w:hyperlink r:id="rId17">
-        <w:r>
-          <w:rPr>
-            <w:lang w:val="zh_TW" w:bidi="zh_TW"/>
-          </w:rPr>
-          <w:rPr>
-            <w:color w:val="0000EE"/>
-            <w:u w:val="single"/>
-          </w:rPr>
-          <w:t>代下24:12，</w:t>
-        </w:r>
-      </w:hyperlink>
-      <w:hyperlink r:id="rId18">
-        <w:r>
-          <w:rPr>
-            <w:lang w:val="zh_TW" w:bidi="zh_TW"/>
-          </w:rPr>
-          <w:rPr>
-            <w:color w:val="0000EE"/>
-            <w:u w:val="single"/>
-          </w:rPr>
-          <w:t>34:11</w:t>
+      <w:hyperlink r:id="rId145">
+        <w:r>
+          <w:rPr>
+            <w:lang w:val="zh_TW" w:bidi="zh_TW"/>
+          </w:rPr>
+          <w:rPr>
+            <w:color w:val="0000EE"/>
+            <w:u w:val="single"/>
+          </w:rPr>
+          <w:t>詩78:26–31</w:t>
+        </w:r>
+      </w:hyperlink>
+      <w:r>
+        <w:rPr>
+          <w:lang w:val="zh_TW" w:bidi="zh_TW"/>
+        </w:rPr>
+        <w:t>，</w:t>
+      </w:r>
+      <w:hyperlink r:id="rId146">
+        <w:r>
+          <w:rPr>
+            <w:lang w:val="zh_TW" w:bidi="zh_TW"/>
+          </w:rPr>
+          <w:rPr>
+            <w:color w:val="0000EE"/>
+            <w:u w:val="single"/>
+          </w:rPr>
+          <w:t>106:13–15</w:t>
+        </w:r>
+      </w:hyperlink>
+      <w:r>
+        <w:rPr>
+          <w:lang w:val="zh_TW" w:bidi="zh_TW"/>
+        </w:rPr>
+        <w:t>）。米利暗和亞倫挑戰摩西獨自代表神向百姓說話的權柄，結果米利暗因受責罰而暫時患上痲瘋（顯然是她帶頭挑起事端）。二人藉著摩西的代求而得著赦免（</w:t>
+      </w:r>
+      <w:hyperlink r:id="rId147">
+        <w:r>
+          <w:rPr>
+            <w:lang w:val="zh_TW" w:bidi="zh_TW"/>
+          </w:rPr>
+          <w:rPr>
+            <w:color w:val="0000EE"/>
+            <w:u w:val="single"/>
+          </w:rPr>
+          <w:t>民12章</w:t>
+        </w:r>
+      </w:hyperlink>
+      <w:r>
+        <w:rPr>
+          <w:lang w:val="zh_TW" w:bidi="zh_TW"/>
+        </w:rPr>
+        <w:t>）。然而，正是從這件事中，經文提出了一段極為突出的描述，說明摩西與神之間獨特的關係，成為啟示的特殊途徑（</w:t>
+      </w:r>
+      <w:hyperlink r:id="rId148">
+        <w:r>
+          <w:rPr>
+            <w:lang w:val="zh_TW" w:bidi="zh_TW"/>
+          </w:rPr>
+          <w:rPr>
+            <w:color w:val="0000EE"/>
+            <w:u w:val="single"/>
+          </w:rPr>
+          <w:t>6–8</w:t>
+        </w:r>
+      </w:hyperlink>
+      <w:r>
+        <w:rPr>
+          <w:lang w:val="zh_TW" w:bidi="zh_TW"/>
+        </w:rPr>
+        <w:t>節）。</w:t>
+      </w:r>
+    </w:p>
+    <w:p>
+      <w:pPr/>
+      <w:r>
+        <w:rPr>
+          <w:lang w:val="zh_TW" w:bidi="zh_TW"/>
+        </w:rPr>
+      </w:r>
+      <w:r>
+        <w:rPr>
+          <w:lang w:val="zh_TW" w:bidi="zh_TW"/>
+        </w:rPr>
+        <w:t>摩西從巴蘭（加低斯‧巴尼亞）差派探子去窺探那地（</w:t>
+      </w:r>
+      <w:hyperlink r:id="rId149">
+        <w:r>
+          <w:rPr>
+            <w:lang w:val="zh_TW" w:bidi="zh_TW"/>
+          </w:rPr>
+          <w:rPr>
+            <w:color w:val="0000EE"/>
+            <w:u w:val="single"/>
+          </w:rPr>
+          <w:t>13</w:t>
+        </w:r>
+      </w:hyperlink>
+      <w:r>
+        <w:rPr>
+          <w:lang w:val="zh_TW" w:bidi="zh_TW"/>
+        </w:rPr>
+        <w:t>章）。</w:t>
+      </w:r>
+      <w:hyperlink r:id="rId150">
+        <w:r>
+          <w:rPr>
+            <w:lang w:val="zh_TW" w:bidi="zh_TW"/>
+          </w:rPr>
+          <w:rPr>
+            <w:color w:val="0000EE"/>
+            <w:u w:val="single"/>
+          </w:rPr>
+          <w:t>申命記一章22節</w:t>
+        </w:r>
+      </w:hyperlink>
+      <w:r>
+        <w:rPr>
+          <w:lang w:val="zh_TW" w:bidi="zh_TW"/>
+        </w:rPr>
+        <w:t>顯示，窺探那地的計劃原本是出自於百姓，摩西（在神的指示下）同意這件事。40天後，探子回來。只有迦勒和約書亞勸百姓上去攻取那地；其餘十個探子卻說仇敵強大，他們無法得戰。百姓因此極其沮喪，甚至想用石頭打死迦勒和約書亞（</w:t>
+      </w:r>
+      <w:hyperlink r:id="rId151">
+        <w:r>
+          <w:rPr>
+            <w:lang w:val="zh_TW" w:bidi="zh_TW"/>
+          </w:rPr>
+          <w:rPr>
+            <w:color w:val="0000EE"/>
+            <w:u w:val="single"/>
+          </w:rPr>
+          <w:t>民14:10</w:t>
+        </w:r>
+      </w:hyperlink>
+      <w:r>
+        <w:rPr>
+          <w:lang w:val="zh_TW" w:bidi="zh_TW"/>
+        </w:rPr>
+        <w:t>），只是會幕那裡忽然顯出榮耀的雲彩，才阻止了他們。神在震怒中起誓（</w:t>
+      </w:r>
+      <w:hyperlink r:id="rId152">
+        <w:r>
+          <w:rPr>
+            <w:lang w:val="zh_TW" w:bidi="zh_TW"/>
+          </w:rPr>
+          <w:rPr>
+            <w:color w:val="0000EE"/>
+            <w:u w:val="single"/>
+          </w:rPr>
+          <w:t>民14:21</w:t>
+        </w:r>
+      </w:hyperlink>
+      <w:r>
+        <w:rPr>
+          <w:lang w:val="zh_TW" w:bidi="zh_TW"/>
+        </w:rPr>
+        <w:t>；參</w:t>
+      </w:r>
+      <w:hyperlink r:id="rId153">
+        <w:r>
+          <w:rPr>
+            <w:lang w:val="zh_TW" w:bidi="zh_TW"/>
+          </w:rPr>
+          <w:rPr>
+            <w:color w:val="0000EE"/>
+            <w:u w:val="single"/>
+          </w:rPr>
+          <w:t>來3:7–4:10</w:t>
+        </w:r>
+      </w:hyperlink>
+      <w:r>
+        <w:rPr>
+          <w:lang w:val="zh_TW" w:bidi="zh_TW"/>
+        </w:rPr>
+        <w:t>），除了迦勒和約書亞以外，那一代人都不能進入應許之地（</w:t>
+      </w:r>
+      <w:hyperlink r:id="rId154">
+        <w:r>
+          <w:rPr>
+            <w:lang w:val="zh_TW" w:bidi="zh_TW"/>
+          </w:rPr>
+          <w:rPr>
+            <w:color w:val="0000EE"/>
+            <w:u w:val="single"/>
+          </w:rPr>
+          <w:t>民14:21–35</w:t>
+        </w:r>
+      </w:hyperlink>
+      <w:r>
+        <w:rPr>
+          <w:lang w:val="zh_TW" w:bidi="zh_TW"/>
+        </w:rPr>
+        <w:t>）。隨後，神擊殺了那10個不信的探子（</w:t>
+      </w:r>
+      <w:hyperlink r:id="rId155">
+        <w:r>
+          <w:rPr>
+            <w:lang w:val="zh_TW" w:bidi="zh_TW"/>
+          </w:rPr>
+          <w:rPr>
+            <w:color w:val="0000EE"/>
+            <w:u w:val="single"/>
+          </w:rPr>
+          <w:t>37</w:t>
+        </w:r>
+      </w:hyperlink>
+      <w:r>
+        <w:rPr>
+          <w:lang w:val="zh_TW" w:bidi="zh_TW"/>
+        </w:rPr>
+        <w:t>節）。以色列人卻仍然擅自行動，違背神明確禁止他們上去的命令（</w:t>
+      </w:r>
+      <w:hyperlink r:id="rId156">
+        <w:r>
+          <w:rPr>
+            <w:lang w:val="zh_TW" w:bidi="zh_TW"/>
+          </w:rPr>
+          <w:rPr>
+            <w:color w:val="0000EE"/>
+            <w:u w:val="single"/>
+          </w:rPr>
+          <w:t>申1:42</w:t>
+        </w:r>
+      </w:hyperlink>
+      <w:r>
+        <w:rPr>
+          <w:lang w:val="zh_TW" w:bidi="zh_TW"/>
+        </w:rPr>
+        <w:t>），在摩西和約櫃仍留在營中的情況下，企圖進攻那地，結果遭到亞瑪力人和迦南人的迎擊。</w:t>
+      </w:r>
+    </w:p>
+    <w:p>
+      <w:pPr/>
+      <w:r>
+        <w:rPr>
+          <w:lang w:val="zh_TW" w:bidi="zh_TW"/>
+        </w:rPr>
+      </w:r>
+      <w:r>
+        <w:rPr>
+          <w:lang w:val="zh_TW" w:bidi="zh_TW"/>
+        </w:rPr>
+        <w:t>以色列人仍然停留在這一帶，各支派的家族分散在曠野各處，並在泉水與綠洲附近安頓下來（</w:t>
+      </w:r>
+      <w:hyperlink r:id="rId157">
+        <w:r>
+          <w:rPr>
+            <w:lang w:val="zh_TW" w:bidi="zh_TW"/>
+          </w:rPr>
+          <w:rPr>
+            <w:color w:val="0000EE"/>
+            <w:u w:val="single"/>
+          </w:rPr>
+          <w:t>申1:46</w:t>
+        </w:r>
+      </w:hyperlink>
+      <w:r>
+        <w:rPr>
+          <w:lang w:val="zh_TW" w:bidi="zh_TW"/>
+        </w:rPr>
+        <w:t>）。</w:t>
+      </w:r>
+      <w:hyperlink r:id="rId158">
+        <w:r>
+          <w:rPr>
+            <w:lang w:val="zh_TW" w:bidi="zh_TW"/>
+          </w:rPr>
+          <w:rPr>
+            <w:color w:val="0000EE"/>
+            <w:u w:val="single"/>
+          </w:rPr>
+          <w:t>民數記十五章1節至二十一章20節</w:t>
+        </w:r>
+      </w:hyperlink>
+      <w:r>
+        <w:rPr>
+          <w:lang w:val="zh_TW" w:bidi="zh_TW"/>
+        </w:rPr>
+        <w:t>記述了他們在曠野漂流38年的經過。這段時期的很大部分可能都在加低斯‧巴尼亞一帶度過（</w:t>
+      </w:r>
+      <w:hyperlink r:id="rId157">
+        <w:r>
+          <w:rPr>
+            <w:lang w:val="zh_TW" w:bidi="zh_TW"/>
+          </w:rPr>
+          <w:rPr>
+            <w:color w:val="0000EE"/>
+            <w:u w:val="single"/>
+          </w:rPr>
+          <w:t>申1:46</w:t>
+        </w:r>
+      </w:hyperlink>
+      <w:r>
+        <w:rPr>
+          <w:lang w:val="zh_TW" w:bidi="zh_TW"/>
+        </w:rPr>
+        <w:t>）。</w:t>
+      </w:r>
+    </w:p>
+    <w:p>
+      <w:pPr>
+        <w:pStyle w:val="Heading4"/>
+      </w:pPr>
+      <w:r>
+        <w:rPr>
+          <w:lang w:val="zh_TW" w:bidi="zh_TW"/>
+        </w:rPr>
+        <w:t>第</w:t>
+      </w:r>
+      <w:hyperlink r:id="rId159">
+        <w:r>
+          <w:rPr>
+            <w:lang w:val="zh_TW" w:bidi="zh_TW"/>
+          </w:rPr>
+          <w:rPr>
+            <w:color w:val="0000EE"/>
+            <w:u w:val="single"/>
+          </w:rPr>
+          <w:t>十五</w:t>
+        </w:r>
+      </w:hyperlink>
+      <w:r>
+        <w:rPr>
+          <w:lang w:val="zh_TW" w:bidi="zh_TW"/>
+        </w:rPr>
+        <w:t>章</w:t>
+      </w:r>
+    </w:p>
+    <w:p>
+      <w:pPr/>
+      <w:r>
+        <w:rPr>
+          <w:lang w:val="zh_TW" w:bidi="zh_TW"/>
+        </w:rPr>
+      </w:r>
+      <w:r>
+        <w:rPr>
+          <w:lang w:val="zh_TW" w:bidi="zh_TW"/>
+        </w:rPr>
+        <w:t>神又賜下進一步關於祭司的律例（</w:t>
+      </w:r>
+      <w:hyperlink r:id="rId160">
+        <w:r>
+          <w:rPr>
+            <w:lang w:val="zh_TW" w:bidi="zh_TW"/>
+          </w:rPr>
+          <w:rPr>
+            <w:color w:val="0000EE"/>
+            <w:u w:val="single"/>
+          </w:rPr>
+          <w:t>民15:1–21</w:t>
+        </w:r>
+      </w:hyperlink>
+      <w:r>
+        <w:rPr>
+          <w:lang w:val="zh_TW" w:bidi="zh_TW"/>
+        </w:rPr>
+        <w:t>）。同時，經文也清楚說明，以色列人如果故意、悖逆地犯罪，就要按著被剪除於民中的程序處理；這類帶著悖逆心態而犯罪的人，並沒有贖罪的方法（</w:t>
+      </w:r>
+      <w:hyperlink r:id="rId161">
+        <w:r>
+          <w:rPr>
+            <w:lang w:val="zh_TW" w:bidi="zh_TW"/>
+          </w:rPr>
+          <w:rPr>
+            <w:color w:val="0000EE"/>
+            <w:u w:val="single"/>
+          </w:rPr>
+          <w:t>22–31</w:t>
+        </w:r>
+      </w:hyperlink>
+      <w:r>
+        <w:rPr>
+          <w:lang w:val="zh_TW" w:bidi="zh_TW"/>
+        </w:rPr>
+        <w:t>節）。經文記載有一個犯安息日的人被處死（</w:t>
+      </w:r>
+      <w:hyperlink r:id="rId162">
+        <w:r>
+          <w:rPr>
+            <w:lang w:val="zh_TW" w:bidi="zh_TW"/>
+          </w:rPr>
+          <w:rPr>
+            <w:color w:val="0000EE"/>
+            <w:u w:val="single"/>
+          </w:rPr>
+          <w:t>32–36</w:t>
+        </w:r>
+      </w:hyperlink>
+      <w:r>
+        <w:rPr>
+          <w:lang w:val="zh_TW" w:bidi="zh_TW"/>
+        </w:rPr>
+        <w:t>節），這件事大概用來說明前面所頒布的律例。最後，為了幫助以色列人遵行神的律法，神吩咐他們在外衣邊上繫上繸子，又在繸子上釘一根藍細帶子，作為提醒（</w:t>
+      </w:r>
+      <w:hyperlink r:id="rId163">
+        <w:r>
+          <w:rPr>
+            <w:lang w:val="zh_TW" w:bidi="zh_TW"/>
+          </w:rPr>
+          <w:rPr>
+            <w:color w:val="0000EE"/>
+            <w:u w:val="single"/>
+          </w:rPr>
+          <w:t>37–41</w:t>
+        </w:r>
+      </w:hyperlink>
+      <w:r>
+        <w:rPr>
+          <w:lang w:val="zh_TW" w:bidi="zh_TW"/>
+        </w:rPr>
+        <w:t>節）。</w:t>
+      </w:r>
+    </w:p>
+    <w:p>
+      <w:pPr>
+        <w:pStyle w:val="Heading4"/>
+      </w:pPr>
+      <w:r>
+        <w:rPr>
+          <w:lang w:val="zh_TW" w:bidi="zh_TW"/>
+        </w:rPr>
+        <w:t>第</w:t>
+      </w:r>
+      <w:hyperlink r:id="rId164">
+        <w:r>
+          <w:rPr>
+            <w:lang w:val="zh_TW" w:bidi="zh_TW"/>
+          </w:rPr>
+          <w:rPr>
+            <w:color w:val="0000EE"/>
+            <w:u w:val="single"/>
+          </w:rPr>
+          <w:t>十六</w:t>
+        </w:r>
+      </w:hyperlink>
+      <w:r>
+        <w:rPr>
+          <w:lang w:val="zh_TW" w:bidi="zh_TW"/>
+        </w:rPr>
+        <w:t>章</w:t>
+      </w:r>
+    </w:p>
+    <w:p>
+      <w:pPr/>
+      <w:r>
+        <w:rPr>
+          <w:lang w:val="zh_TW" w:bidi="zh_TW"/>
+        </w:rPr>
+      </w:r>
+      <w:r>
+        <w:rPr>
+          <w:lang w:val="zh_TW" w:bidi="zh_TW"/>
+        </w:rPr>
+        <w:t>可拉挑戰了亞倫作大祭司的職分，而大坍、亞比蘭和安也挑戰了摩西的領導權（</w:t>
+      </w:r>
+      <w:hyperlink r:id="rId165">
+        <w:r>
+          <w:rPr>
+            <w:lang w:val="zh_TW" w:bidi="zh_TW"/>
+          </w:rPr>
+          <w:rPr>
+            <w:color w:val="0000EE"/>
+            <w:u w:val="single"/>
+          </w:rPr>
+          <w:t>1–14</w:t>
+        </w:r>
+      </w:hyperlink>
+      <w:r>
+        <w:rPr>
+          <w:lang w:val="zh_TW" w:bidi="zh_TW"/>
+        </w:rPr>
+        <w:t>節）。神按著摩西所說的話，使地裂開，把這些作惡的人吞下去（</w:t>
+      </w:r>
+      <w:hyperlink r:id="rId166">
+        <w:r>
+          <w:rPr>
+            <w:lang w:val="zh_TW" w:bidi="zh_TW"/>
+          </w:rPr>
+          <w:rPr>
+            <w:color w:val="0000EE"/>
+            <w:u w:val="single"/>
+          </w:rPr>
+          <w:t>民16:32</w:t>
+        </w:r>
+      </w:hyperlink>
+      <w:r>
+        <w:rPr>
+          <w:lang w:val="zh_TW" w:bidi="zh_TW"/>
+        </w:rPr>
+        <w:t>；參</w:t>
+      </w:r>
+      <w:hyperlink r:id="rId167">
+        <w:r>
+          <w:rPr>
+            <w:lang w:val="zh_TW" w:bidi="zh_TW"/>
+          </w:rPr>
+          <w:rPr>
+            <w:color w:val="0000EE"/>
+            <w:u w:val="single"/>
+          </w:rPr>
+          <w:t>申9:6</w:t>
         </w:r>
       </w:hyperlink>
       <w:r>
@@ -323,34 +4401,965 @@
         </w:rPr>
         <w:t>；</w:t>
       </w:r>
-      <w:hyperlink r:id="rId19">
-        <w:r>
-          <w:rPr>
-            <w:lang w:val="zh_TW" w:bidi="zh_TW"/>
-          </w:rPr>
-          <w:rPr>
-            <w:color w:val="0000EE"/>
-            <w:u w:val="single"/>
-          </w:rPr>
-          <w:t>拉3:7</w:t>
-        </w:r>
-      </w:hyperlink>
-      <w:r>
-        <w:rPr>
-          <w:lang w:val="zh_TW" w:bidi="zh_TW"/>
-        </w:rPr>
-        <w:t>）。新約中很少提及木工工作，但耶穌和祂的父親約瑟正是從事此行業（</w:t>
-      </w:r>
-      <w:hyperlink r:id="rId20">
-        <w:r>
-          <w:rPr>
-            <w:lang w:val="zh_TW" w:bidi="zh_TW"/>
-          </w:rPr>
-          <w:rPr>
-            <w:color w:val="0000EE"/>
-            <w:u w:val="single"/>
-          </w:rPr>
-          <w:t>太13:55</w:t>
+      <w:hyperlink r:id="rId168">
+        <w:r>
+          <w:rPr>
+            <w:lang w:val="zh_TW" w:bidi="zh_TW"/>
+          </w:rPr>
+          <w:rPr>
+            <w:color w:val="0000EE"/>
+            <w:u w:val="single"/>
+          </w:rPr>
+          <w:t>詩106:16–18</w:t>
+        </w:r>
+      </w:hyperlink>
+      <w:r>
+        <w:rPr>
+          <w:lang w:val="zh_TW" w:bidi="zh_TW"/>
+        </w:rPr>
+        <w:t>）。在新約聖經中，可拉被視為悖逆之人的典型例子（</w:t>
+      </w:r>
+      <w:hyperlink r:id="rId169">
+        <w:r>
+          <w:rPr>
+            <w:lang w:val="zh_TW" w:bidi="zh_TW"/>
+          </w:rPr>
+          <w:rPr>
+            <w:color w:val="0000EE"/>
+            <w:u w:val="single"/>
+          </w:rPr>
+          <w:t>猶11</w:t>
+        </w:r>
+      </w:hyperlink>
+      <w:r>
+        <w:rPr>
+          <w:lang w:val="zh_TW" w:bidi="zh_TW"/>
+        </w:rPr>
+        <w:t>）。</w:t>
+      </w:r>
+    </w:p>
+    <w:p>
+      <w:pPr/>
+      <w:r>
+        <w:rPr>
+          <w:lang w:val="zh_TW" w:bidi="zh_TW"/>
+        </w:rPr>
+      </w:r>
+      <w:hyperlink r:id="rId170">
+        <w:r>
+          <w:rPr>
+            <w:lang w:val="zh_TW" w:bidi="zh_TW"/>
+          </w:rPr>
+          <w:rPr>
+            <w:color w:val="0000EE"/>
+            <w:u w:val="single"/>
+          </w:rPr>
+          <w:t>民數記二十六章11節</w:t>
+        </w:r>
+      </w:hyperlink>
+      <w:r>
+        <w:rPr>
+          <w:lang w:val="zh_TW" w:bidi="zh_TW"/>
+        </w:rPr>
+        <w:t>指出，可拉年幼的兒女沒有與他一同滅亡。他們或許成了「可拉的子孫」的祖先；這些人後來在聖殿中事奉，作聖樂的唱歌的人，並寫下12篇可拉詩篇（</w:t>
+      </w:r>
+      <w:hyperlink r:id="rId171">
+        <w:r>
+          <w:rPr>
+            <w:lang w:val="zh_TW" w:bidi="zh_TW"/>
+          </w:rPr>
+          <w:rPr>
+            <w:color w:val="0000EE"/>
+            <w:u w:val="single"/>
+          </w:rPr>
+          <w:t>詩42–49篇</w:t>
+        </w:r>
+      </w:hyperlink>
+      <w:r>
+        <w:rPr>
+          <w:lang w:val="zh_TW" w:bidi="zh_TW"/>
+        </w:rPr>
+        <w:t>，</w:t>
+      </w:r>
+      <w:hyperlink r:id="rId172">
+        <w:r>
+          <w:rPr>
+            <w:lang w:val="zh_TW" w:bidi="zh_TW"/>
+          </w:rPr>
+          <w:rPr>
+            <w:color w:val="0000EE"/>
+            <w:u w:val="single"/>
+          </w:rPr>
+          <w:t>84–85篇</w:t>
+        </w:r>
+      </w:hyperlink>
+      <w:r>
+        <w:rPr>
+          <w:lang w:val="zh_TW" w:bidi="zh_TW"/>
+        </w:rPr>
+        <w:t>，</w:t>
+      </w:r>
+      <w:hyperlink r:id="rId173">
+        <w:r>
+          <w:rPr>
+            <w:lang w:val="zh_TW" w:bidi="zh_TW"/>
+          </w:rPr>
+          <w:rPr>
+            <w:color w:val="0000EE"/>
+            <w:u w:val="single"/>
+          </w:rPr>
+          <w:t>87–88篇</w:t>
+        </w:r>
+      </w:hyperlink>
+      <w:r>
+        <w:rPr>
+          <w:lang w:val="zh_TW" w:bidi="zh_TW"/>
+        </w:rPr>
+        <w:t>）。</w:t>
+      </w:r>
+    </w:p>
+    <w:p>
+      <w:pPr>
+        <w:pStyle w:val="Heading4"/>
+      </w:pPr>
+      <w:r>
+        <w:rPr>
+          <w:lang w:val="zh_TW" w:bidi="zh_TW"/>
+        </w:rPr>
+        <w:t>第</w:t>
+      </w:r>
+      <w:hyperlink r:id="rId174">
+        <w:r>
+          <w:rPr>
+            <w:lang w:val="zh_TW" w:bidi="zh_TW"/>
+          </w:rPr>
+          <w:rPr>
+            <w:color w:val="0000EE"/>
+            <w:u w:val="single"/>
+          </w:rPr>
+          <w:t>十七</w:t>
+        </w:r>
+      </w:hyperlink>
+      <w:r>
+        <w:rPr>
+          <w:lang w:val="zh_TW" w:bidi="zh_TW"/>
+        </w:rPr>
+        <w:t>章</w:t>
+      </w:r>
+    </w:p>
+    <w:p>
+      <w:pPr/>
+      <w:r>
+        <w:rPr>
+          <w:lang w:val="zh_TW" w:bidi="zh_TW"/>
+        </w:rPr>
+      </w:r>
+      <w:r>
+        <w:rPr>
+          <w:lang w:val="zh_TW" w:bidi="zh_TW"/>
+        </w:rPr>
+        <w:t>隨後，神吩咐各支派的首領各拿一根杖，共12根，將各支派的名字寫在杖上（利未支派的杖寫上亞倫的名字），並將這些杖放在會幕裡。第二天，亞倫的杖發芽開花，並結出成熟的杏子，從而證實亞倫所領受的特殊的大祭司身分。</w:t>
+      </w:r>
+    </w:p>
+    <w:p>
+      <w:pPr>
+        <w:pStyle w:val="Heading4"/>
+      </w:pPr>
+      <w:r>
+        <w:rPr>
+          <w:lang w:val="zh_TW" w:bidi="zh_TW"/>
+        </w:rPr>
+        <w:t>第</w:t>
+      </w:r>
+      <w:hyperlink r:id="rId175">
+        <w:r>
+          <w:rPr>
+            <w:lang w:val="zh_TW" w:bidi="zh_TW"/>
+          </w:rPr>
+          <w:rPr>
+            <w:color w:val="0000EE"/>
+            <w:u w:val="single"/>
+          </w:rPr>
+          <w:t>十八至十九</w:t>
+        </w:r>
+      </w:hyperlink>
+      <w:r>
+        <w:rPr>
+          <w:lang w:val="zh_TW" w:bidi="zh_TW"/>
+        </w:rPr>
+        <w:t>章</w:t>
+      </w:r>
+    </w:p>
+    <w:p>
+      <w:pPr/>
+      <w:r>
+        <w:rPr>
+          <w:lang w:val="zh_TW" w:bidi="zh_TW"/>
+        </w:rPr>
+      </w:r>
+      <w:r>
+        <w:rPr>
+          <w:lang w:val="zh_TW" w:bidi="zh_TW"/>
+        </w:rPr>
+        <w:t>經文接著記載了關於祭司的進一步的律例。在</w:t>
+      </w:r>
+      <w:hyperlink r:id="rId176">
+        <w:r>
+          <w:rPr>
+            <w:lang w:val="zh_TW" w:bidi="zh_TW"/>
+          </w:rPr>
+          <w:rPr>
+            <w:color w:val="0000EE"/>
+            <w:u w:val="single"/>
+          </w:rPr>
+          <w:t>十八章1至7節</w:t>
+        </w:r>
+      </w:hyperlink>
+      <w:r>
+        <w:rPr>
+          <w:lang w:val="zh_TW" w:bidi="zh_TW"/>
+        </w:rPr>
+        <w:t>中，神將祭司事奉的全部責任交給亞倫家的祭司，這是前一章中的事件自然導致的結果。利未人要輔助亞倫的祭司體系（</w:t>
+      </w:r>
+      <w:hyperlink r:id="rId177">
+        <w:r>
+          <w:rPr>
+            <w:lang w:val="zh_TW" w:bidi="zh_TW"/>
+          </w:rPr>
+          <w:rPr>
+            <w:color w:val="0000EE"/>
+            <w:u w:val="single"/>
+          </w:rPr>
+          <w:t>6</w:t>
+        </w:r>
+      </w:hyperlink>
+      <w:r>
+        <w:rPr>
+          <w:lang w:val="zh_TW" w:bidi="zh_TW"/>
+        </w:rPr>
+        <w:t>節）。由於利未支派沒有分得地業，他們的生活來源就要靠百姓所獻的供物來供養（</w:t>
+      </w:r>
+      <w:hyperlink r:id="rId178">
+        <w:r>
+          <w:rPr>
+            <w:lang w:val="zh_TW" w:bidi="zh_TW"/>
+          </w:rPr>
+          <w:rPr>
+            <w:color w:val="0000EE"/>
+            <w:u w:val="single"/>
+          </w:rPr>
+          <w:t>8–20</w:t>
+        </w:r>
+      </w:hyperlink>
+      <w:r>
+        <w:rPr>
+          <w:lang w:val="zh_TW" w:bidi="zh_TW"/>
+        </w:rPr>
+        <w:t>節）。</w:t>
+      </w:r>
+    </w:p>
+    <w:p>
+      <w:pPr/>
+      <w:r>
+        <w:rPr>
+          <w:lang w:val="zh_TW" w:bidi="zh_TW"/>
+        </w:rPr>
+      </w:r>
+      <w:r>
+        <w:rPr>
+          <w:lang w:val="zh_TW" w:bidi="zh_TW"/>
+        </w:rPr>
+        <w:t>在</w:t>
+      </w:r>
+      <w:hyperlink r:id="rId179">
+        <w:r>
+          <w:rPr>
+            <w:lang w:val="zh_TW" w:bidi="zh_TW"/>
+          </w:rPr>
+          <w:rPr>
+            <w:color w:val="0000EE"/>
+            <w:u w:val="single"/>
+          </w:rPr>
+          <w:t>十九章1至22節</w:t>
+        </w:r>
+      </w:hyperlink>
+      <w:r>
+        <w:rPr>
+          <w:lang w:val="zh_TW" w:bidi="zh_TW"/>
+        </w:rPr>
+        <w:t>中，經文頒布了關於禮儀上不潔淨的條例。當以色列人因接觸死亡而成為禮儀上不潔淨時（</w:t>
+      </w:r>
+      <w:hyperlink r:id="rId180">
+        <w:r>
+          <w:rPr>
+            <w:lang w:val="zh_TW" w:bidi="zh_TW"/>
+          </w:rPr>
+          <w:rPr>
+            <w:color w:val="0000EE"/>
+            <w:u w:val="single"/>
+          </w:rPr>
+          <w:t>11–16</w:t>
+        </w:r>
+      </w:hyperlink>
+      <w:r>
+        <w:rPr>
+          <w:lang w:val="zh_TW" w:bidi="zh_TW"/>
+        </w:rPr>
+        <w:t>節），神就要求他用特別預備的水灑在身上，</w:t>
+      </w:r>
+      <w:r>
+        <w:rPr>
+          <w:lang w:val="zh_TW" w:bidi="zh_TW"/>
+        </w:rPr>
+        <w:t>來使其從罪中得潔淨</w:t>
+      </w:r>
+      <w:r>
+        <w:rPr>
+          <w:lang w:val="zh_TW" w:bidi="zh_TW"/>
+        </w:rPr>
+        <w:t>（</w:t>
+      </w:r>
+      <w:hyperlink r:id="rId181">
+        <w:r>
+          <w:rPr>
+            <w:lang w:val="zh_TW" w:bidi="zh_TW"/>
+          </w:rPr>
+          <w:rPr>
+            <w:color w:val="0000EE"/>
+            <w:u w:val="single"/>
+          </w:rPr>
+          <w:t>9</w:t>
+        </w:r>
+      </w:hyperlink>
+      <w:r>
+        <w:rPr>
+          <w:lang w:val="zh_TW" w:bidi="zh_TW"/>
+        </w:rPr>
+        <w:t>、</w:t>
+      </w:r>
+      <w:hyperlink r:id="rId181">
+        <w:r>
+          <w:rPr>
+            <w:lang w:val="zh_TW" w:bidi="zh_TW"/>
+          </w:rPr>
+          <w:rPr>
+            <w:color w:val="0000EE"/>
+            <w:u w:val="single"/>
+          </w:rPr>
+          <w:t>17</w:t>
+        </w:r>
+      </w:hyperlink>
+      <w:r>
+        <w:rPr>
+          <w:lang w:val="zh_TW" w:bidi="zh_TW"/>
+        </w:rPr>
+        <w:t>節）。</w:t>
+      </w:r>
+    </w:p>
+    <w:p>
+      <w:pPr>
+        <w:pStyle w:val="Heading4"/>
+      </w:pPr>
+      <w:r>
+        <w:rPr>
+          <w:lang w:val="zh_TW" w:bidi="zh_TW"/>
+        </w:rPr>
+        <w:t>第</w:t>
+      </w:r>
+      <w:hyperlink r:id="rId182">
+        <w:r>
+          <w:rPr>
+            <w:lang w:val="zh_TW" w:bidi="zh_TW"/>
+          </w:rPr>
+          <w:rPr>
+            <w:color w:val="0000EE"/>
+            <w:u w:val="single"/>
+          </w:rPr>
+          <w:t>二十</w:t>
+        </w:r>
+      </w:hyperlink>
+      <w:r>
+        <w:rPr>
+          <w:lang w:val="zh_TW" w:bidi="zh_TW"/>
+        </w:rPr>
+        <w:t>章</w:t>
+      </w:r>
+    </w:p>
+    <w:p>
+      <w:pPr/>
+      <w:r>
+        <w:rPr>
+          <w:lang w:val="zh_TW" w:bidi="zh_TW"/>
+        </w:rPr>
+      </w:r>
+      <w:r>
+        <w:rPr>
+          <w:lang w:val="zh_TW" w:bidi="zh_TW"/>
+        </w:rPr>
+        <w:t>以色列人在曠野漂流第40年的第一個月，再次來到尋的曠野南部邊界的加低斯，米利暗在那裡去世，並被安葬在那裡（</w:t>
+      </w:r>
+      <w:hyperlink r:id="rId30">
+        <w:r>
+          <w:rPr>
+            <w:lang w:val="zh_TW" w:bidi="zh_TW"/>
+          </w:rPr>
+          <w:rPr>
+            <w:color w:val="0000EE"/>
+            <w:u w:val="single"/>
+          </w:rPr>
+          <w:t>1</w:t>
+        </w:r>
+      </w:hyperlink>
+      <w:r>
+        <w:rPr>
+          <w:lang w:val="zh_TW" w:bidi="zh_TW"/>
+        </w:rPr>
+        <w:t>節）。根據第</w:t>
+      </w:r>
+      <w:hyperlink r:id="rId183">
+        <w:r>
+          <w:rPr>
+            <w:lang w:val="zh_TW" w:bidi="zh_TW"/>
+          </w:rPr>
+          <w:rPr>
+            <w:color w:val="0000EE"/>
+            <w:u w:val="single"/>
+          </w:rPr>
+          <w:t>三十三</w:t>
+        </w:r>
+      </w:hyperlink>
+      <w:r>
+        <w:rPr>
+          <w:lang w:val="zh_TW" w:bidi="zh_TW"/>
+        </w:rPr>
+        <w:t>章所列的安營清單，自從以色列人上一次到過這個地方之後，期間可能已經經歷了18次安營（參</w:t>
+      </w:r>
+      <w:hyperlink r:id="rId184">
+        <w:r>
+          <w:rPr>
+            <w:lang w:val="zh_TW" w:bidi="zh_TW"/>
+          </w:rPr>
+          <w:rPr>
+            <w:color w:val="0000EE"/>
+            <w:u w:val="single"/>
+          </w:rPr>
+          <w:t>33:18–36</w:t>
+        </w:r>
+      </w:hyperlink>
+      <w:r>
+        <w:rPr>
+          <w:lang w:val="zh_TW" w:bidi="zh_TW"/>
+        </w:rPr>
+        <w:t>）。</w:t>
+      </w:r>
+    </w:p>
+    <w:p>
+      <w:pPr/>
+      <w:r>
+        <w:rPr>
+          <w:lang w:val="zh_TW" w:bidi="zh_TW"/>
+        </w:rPr>
+      </w:r>
+      <w:r>
+        <w:rPr>
+          <w:lang w:val="zh_TW" w:bidi="zh_TW"/>
+        </w:rPr>
+        <w:t>就在這時，百姓因為缺水又再一次發怨言（</w:t>
+      </w:r>
+      <w:hyperlink r:id="rId185">
+        <w:r>
+          <w:rPr>
+            <w:lang w:val="zh_TW" w:bidi="zh_TW"/>
+          </w:rPr>
+          <w:rPr>
+            <w:color w:val="0000EE"/>
+            <w:u w:val="single"/>
+          </w:rPr>
+          <w:t>20:2</w:t>
+        </w:r>
+      </w:hyperlink>
+      <w:r>
+        <w:rPr>
+          <w:lang w:val="zh_TW" w:bidi="zh_TW"/>
+        </w:rPr>
+        <w:t>）。摩西照著神的指示，吩咐磐石出水（</w:t>
+      </w:r>
+      <w:hyperlink r:id="rId186">
+        <w:r>
+          <w:rPr>
+            <w:lang w:val="zh_TW" w:bidi="zh_TW"/>
+          </w:rPr>
+          <w:rPr>
+            <w:color w:val="0000EE"/>
+            <w:u w:val="single"/>
+          </w:rPr>
+          <w:t>8–11</w:t>
+        </w:r>
+      </w:hyperlink>
+      <w:r>
+        <w:rPr>
+          <w:lang w:val="zh_TW" w:bidi="zh_TW"/>
+        </w:rPr>
+        <w:t>節），然而，因為摩西和亞倫在這件事上犯了嚴重的過犯，神就宣告，他們不能帶領以色列進入那地和攻取那地為業（</w:t>
+      </w:r>
+      <w:hyperlink r:id="rId187">
+        <w:r>
+          <w:rPr>
+            <w:lang w:val="zh_TW" w:bidi="zh_TW"/>
+          </w:rPr>
+          <w:rPr>
+            <w:color w:val="0000EE"/>
+            <w:u w:val="single"/>
+          </w:rPr>
+          <w:t>12</w:t>
+        </w:r>
+      </w:hyperlink>
+      <w:r>
+        <w:rPr>
+          <w:lang w:val="zh_TW" w:bidi="zh_TW"/>
+        </w:rPr>
+        <w:t>、</w:t>
+      </w:r>
+      <w:hyperlink r:id="rId187">
+        <w:r>
+          <w:rPr>
+            <w:lang w:val="zh_TW" w:bidi="zh_TW"/>
+          </w:rPr>
+          <w:rPr>
+            <w:color w:val="0000EE"/>
+            <w:u w:val="single"/>
+          </w:rPr>
+          <w:t>23–24</w:t>
+        </w:r>
+      </w:hyperlink>
+      <w:r>
+        <w:rPr>
+          <w:lang w:val="zh_TW" w:bidi="zh_TW"/>
+        </w:rPr>
+        <w:t>節）。</w:t>
+      </w:r>
+    </w:p>
+    <w:p>
+      <w:pPr/>
+      <w:r>
+        <w:rPr>
+          <w:lang w:val="zh_TW" w:bidi="zh_TW"/>
+        </w:rPr>
+      </w:r>
+      <w:r>
+        <w:rPr>
+          <w:lang w:val="zh_TW" w:bidi="zh_TW"/>
+        </w:rPr>
+        <w:t>本章最後記述，以東拒絕讓以色列穿越其境內（</w:t>
+      </w:r>
+      <w:hyperlink r:id="rId43">
+        <w:r>
+          <w:rPr>
+            <w:lang w:val="zh_TW" w:bidi="zh_TW"/>
+          </w:rPr>
+          <w:rPr>
+            <w:color w:val="0000EE"/>
+            <w:u w:val="single"/>
+          </w:rPr>
+          <w:t>14–21</w:t>
+        </w:r>
+      </w:hyperlink>
+      <w:r>
+        <w:rPr>
+          <w:lang w:val="zh_TW" w:bidi="zh_TW"/>
+        </w:rPr>
+        <w:t>節），以及亞倫在第40年五月（</w:t>
+      </w:r>
+      <w:hyperlink r:id="rId188">
+        <w:r>
+          <w:rPr>
+            <w:lang w:val="zh_TW" w:bidi="zh_TW"/>
+          </w:rPr>
+          <w:rPr>
+            <w:color w:val="0000EE"/>
+            <w:u w:val="single"/>
+          </w:rPr>
+          <w:t>33:38</w:t>
+        </w:r>
+      </w:hyperlink>
+      <w:r>
+        <w:rPr>
+          <w:lang w:val="zh_TW" w:bidi="zh_TW"/>
+        </w:rPr>
+        <w:t>）死在以東邊界的何珥山上（</w:t>
+      </w:r>
+      <w:hyperlink r:id="rId189">
+        <w:r>
+          <w:rPr>
+            <w:lang w:val="zh_TW" w:bidi="zh_TW"/>
+          </w:rPr>
+          <w:rPr>
+            <w:color w:val="0000EE"/>
+            <w:u w:val="single"/>
+          </w:rPr>
+          <w:t>22–29</w:t>
+        </w:r>
+      </w:hyperlink>
+      <w:r>
+        <w:rPr>
+          <w:lang w:val="zh_TW" w:bidi="zh_TW"/>
+        </w:rPr>
+        <w:t>節）。亞倫的兒子以利亞撒承接了大祭司的職分。</w:t>
+      </w:r>
+    </w:p>
+    <w:p>
+      <w:pPr>
+        <w:pStyle w:val="Heading4"/>
+      </w:pPr>
+      <w:r>
+        <w:rPr>
+          <w:lang w:val="zh_TW" w:bidi="zh_TW"/>
+        </w:rPr>
+        <w:t>第</w:t>
+      </w:r>
+      <w:hyperlink r:id="rId190">
+        <w:r>
+          <w:rPr>
+            <w:lang w:val="zh_TW" w:bidi="zh_TW"/>
+          </w:rPr>
+          <w:rPr>
+            <w:color w:val="0000EE"/>
+            <w:u w:val="single"/>
+          </w:rPr>
+          <w:t>二十一</w:t>
+        </w:r>
+      </w:hyperlink>
+      <w:r>
+        <w:rPr>
+          <w:lang w:val="zh_TW" w:bidi="zh_TW"/>
+        </w:rPr>
+        <w:t>章</w:t>
+      </w:r>
+    </w:p>
+    <w:p>
+      <w:pPr/>
+      <w:r>
+        <w:rPr>
+          <w:lang w:val="zh_TW" w:bidi="zh_TW"/>
+        </w:rPr>
+      </w:r>
+      <w:r>
+        <w:rPr>
+          <w:lang w:val="zh_TW" w:bidi="zh_TW"/>
+        </w:rPr>
+        <w:t>以色列人迅速地戰勝亞拉得之後（</w:t>
+      </w:r>
+      <w:hyperlink r:id="rId53">
+        <w:r>
+          <w:rPr>
+            <w:lang w:val="zh_TW" w:bidi="zh_TW"/>
+          </w:rPr>
+          <w:rPr>
+            <w:color w:val="0000EE"/>
+            <w:u w:val="single"/>
+          </w:rPr>
+          <w:t>1–3</w:t>
+        </w:r>
+      </w:hyperlink>
+      <w:r>
+        <w:rPr>
+          <w:lang w:val="zh_TW" w:bidi="zh_TW"/>
+        </w:rPr>
+        <w:t>節），就轉向南行，繞過以東。百姓對神和摩西失去耐心，厭惡神所供應的嗎哪。於是耶和華差遣火蛇進入營中，咬死了許多人。但神吩咐摩西鑄造一條銅蛇，掛在杆子上；凡仰望這銅蛇的人，就得以存活（</w:t>
+      </w:r>
+      <w:hyperlink r:id="rId191">
+        <w:r>
+          <w:rPr>
+            <w:lang w:val="zh_TW" w:bidi="zh_TW"/>
+          </w:rPr>
+          <w:rPr>
+            <w:color w:val="0000EE"/>
+            <w:u w:val="single"/>
+          </w:rPr>
+          <w:t>4–10</w:t>
+        </w:r>
+      </w:hyperlink>
+      <w:r>
+        <w:rPr>
+          <w:lang w:val="zh_TW" w:bidi="zh_TW"/>
+        </w:rPr>
+        <w:t>節）。這條銅蛇後來被保存下來，但到了希西家王的時候，因為百姓把這象徵之物當作偶像，就將它毀掉（</w:t>
+      </w:r>
+      <w:hyperlink r:id="rId192">
+        <w:r>
+          <w:rPr>
+            <w:lang w:val="zh_TW" w:bidi="zh_TW"/>
+          </w:rPr>
+          <w:rPr>
+            <w:color w:val="0000EE"/>
+            <w:u w:val="single"/>
+          </w:rPr>
+          <w:t>王下18:4</w:t>
+        </w:r>
+      </w:hyperlink>
+      <w:r>
+        <w:rPr>
+          <w:lang w:val="zh_TW" w:bidi="zh_TW"/>
+        </w:rPr>
+        <w:t>）。再後來，耶穌以此作為比喻，指出那些邪惡的罪人仰望銅蛇而得拯救，就如人憑著信心仰望祂，就得著救恩一樣（</w:t>
+      </w:r>
+      <w:hyperlink r:id="rId193">
+        <w:r>
+          <w:rPr>
+            <w:lang w:val="zh_TW" w:bidi="zh_TW"/>
+          </w:rPr>
+          <w:rPr>
+            <w:color w:val="0000EE"/>
+            <w:u w:val="single"/>
+          </w:rPr>
+          <w:t>約3:14–15</w:t>
+        </w:r>
+      </w:hyperlink>
+      <w:r>
+        <w:rPr>
+          <w:lang w:val="zh_TW" w:bidi="zh_TW"/>
+        </w:rPr>
+        <w:t>）。</w:t>
+      </w:r>
+    </w:p>
+    <w:p>
+      <w:pPr/>
+      <w:r>
+        <w:rPr>
+          <w:lang w:val="zh_TW" w:bidi="zh_TW"/>
+        </w:rPr>
+      </w:r>
+      <w:r>
+        <w:rPr>
+          <w:lang w:val="zh_TW" w:bidi="zh_TW"/>
+        </w:rPr>
+        <w:t>離開那個帶來重大轉折的地方之後，以色列人進入亞拉巴並一路向上前行，向東繞過摩押，渡過撒烈谷，最後越過亞嫩河，進入亞摩利人的地界。他們一路向北前行，並在毗斯迦安營（</w:t>
+      </w:r>
+      <w:hyperlink r:id="rId194">
+        <w:r>
+          <w:rPr>
+            <w:lang w:val="zh_TW" w:bidi="zh_TW"/>
+          </w:rPr>
+          <w:rPr>
+            <w:color w:val="0000EE"/>
+            <w:u w:val="single"/>
+          </w:rPr>
+          <w:t>民21:10–20</w:t>
+        </w:r>
+      </w:hyperlink>
+      <w:r>
+        <w:rPr>
+          <w:lang w:val="zh_TW" w:bidi="zh_TW"/>
+        </w:rPr>
+        <w:t>）。</w:t>
+      </w:r>
+    </w:p>
+    <w:p>
+      <w:pPr/>
+      <w:r>
+        <w:rPr>
+          <w:lang w:val="zh_TW" w:bidi="zh_TW"/>
+        </w:rPr>
+      </w:r>
+      <w:r>
+        <w:rPr>
+          <w:lang w:val="zh_TW" w:bidi="zh_TW"/>
+        </w:rPr>
+        <w:t>就在此時，以色列人開始征服外約旦。以色列人接連擊敗希實本王西宏（</w:t>
+      </w:r>
+      <w:hyperlink r:id="rId195">
+        <w:r>
+          <w:rPr>
+            <w:lang w:val="zh_TW" w:bidi="zh_TW"/>
+          </w:rPr>
+          <w:rPr>
+            <w:color w:val="0000EE"/>
+            <w:u w:val="single"/>
+          </w:rPr>
+          <w:t>21–31</w:t>
+        </w:r>
+      </w:hyperlink>
+      <w:r>
+        <w:rPr>
+          <w:lang w:val="zh_TW" w:bidi="zh_TW"/>
+        </w:rPr>
+        <w:t>節）和巴珊王噩（</w:t>
+      </w:r>
+      <w:hyperlink r:id="rId71">
+        <w:r>
+          <w:rPr>
+            <w:lang w:val="zh_TW" w:bidi="zh_TW"/>
+          </w:rPr>
+          <w:rPr>
+            <w:color w:val="0000EE"/>
+            <w:u w:val="single"/>
+          </w:rPr>
+          <w:t>33–35</w:t>
+        </w:r>
+      </w:hyperlink>
+      <w:r>
+        <w:rPr>
+          <w:lang w:val="zh_TW" w:bidi="zh_TW"/>
+        </w:rPr>
+        <w:t>節），並在摩押平原安營（</w:t>
+      </w:r>
+      <w:hyperlink r:id="rId196">
+        <w:r>
+          <w:rPr>
+            <w:lang w:val="zh_TW" w:bidi="zh_TW"/>
+          </w:rPr>
+          <w:rPr>
+            <w:color w:val="0000EE"/>
+            <w:u w:val="single"/>
+          </w:rPr>
+          <w:t>22:1</w:t>
+        </w:r>
+      </w:hyperlink>
+      <w:r>
+        <w:rPr>
+          <w:lang w:val="zh_TW" w:bidi="zh_TW"/>
+        </w:rPr>
+        <w:t>）。這次安營成了民數記、申命記，以及</w:t>
+      </w:r>
+      <w:hyperlink r:id="rId197">
+        <w:r>
+          <w:rPr>
+            <w:lang w:val="zh_TW" w:bidi="zh_TW"/>
+          </w:rPr>
+          <w:rPr>
+            <w:color w:val="0000EE"/>
+            <w:u w:val="single"/>
+          </w:rPr>
+          <w:t>約書亞記一至三章</w:t>
+        </w:r>
+      </w:hyperlink>
+      <w:r>
+        <w:rPr>
+          <w:lang w:val="zh_TW" w:bidi="zh_TW"/>
+        </w:rPr>
+        <w:t>其餘事件的場景。從實際意義上說，曠野漂流至此已經結束。</w:t>
+      </w:r>
+    </w:p>
+    <w:p>
+      <w:pPr/>
+      <w:r>
+        <w:rPr>
+          <w:lang w:val="zh_TW" w:bidi="zh_TW"/>
+        </w:rPr>
+      </w:r>
+      <w:r>
+        <w:rPr>
+          <w:lang w:val="zh_TW" w:bidi="zh_TW"/>
+        </w:rPr>
+        <w:t>因此，正是在這裡，可以總結以色列人在攻取迦南前夕的屬靈光景。民數記清楚地表明，凡從埃及出來的那一代人，除了約書亞和迦勒以外，都因背道（參</w:t>
+      </w:r>
+      <w:hyperlink r:id="rId198">
+        <w:r>
+          <w:rPr>
+            <w:lang w:val="zh_TW" w:bidi="zh_TW"/>
+          </w:rPr>
+          <w:rPr>
+            <w:color w:val="0000EE"/>
+            <w:u w:val="single"/>
+          </w:rPr>
+          <w:t>摩5:25</w:t>
+        </w:r>
+      </w:hyperlink>
+      <w:r>
+        <w:rPr>
+          <w:lang w:val="zh_TW" w:bidi="zh_TW"/>
+        </w:rPr>
+        <w:t>）、不信，以及整體上未能持守與神所立的約，而要死在曠野。在曠野出生的那一代男孩，沒有一個受過割禮（</w:t>
+      </w:r>
+      <w:hyperlink r:id="rId199">
+        <w:r>
+          <w:rPr>
+            <w:lang w:val="zh_TW" w:bidi="zh_TW"/>
+          </w:rPr>
+          <w:rPr>
+            <w:color w:val="0000EE"/>
+            <w:u w:val="single"/>
+          </w:rPr>
+          <w:t>書5:2–9</w:t>
+        </w:r>
+      </w:hyperlink>
+      <w:r>
+        <w:rPr>
+          <w:lang w:val="zh_TW" w:bidi="zh_TW"/>
+        </w:rPr>
+        <w:t>）。</w:t>
+      </w:r>
+      <w:hyperlink r:id="rId200">
+        <w:r>
+          <w:rPr>
+            <w:lang w:val="zh_TW" w:bidi="zh_TW"/>
+          </w:rPr>
+          <w:rPr>
+            <w:color w:val="0000EE"/>
+            <w:u w:val="single"/>
+          </w:rPr>
+          <w:t>詩篇九十篇</w:t>
+        </w:r>
+      </w:hyperlink>
+      <w:r>
+        <w:rPr>
+          <w:lang w:val="zh_TW" w:bidi="zh_TW"/>
+        </w:rPr>
+        <w:t>也強調，以色列人在曠野中承受神的忿怒。正是在這樣可悲的屬靈狀態下，以色列人來到摩押平原。</w:t>
+      </w:r>
+    </w:p>
+    <w:p>
+      <w:pPr>
+        <w:pStyle w:val="Heading4"/>
+      </w:pPr>
+      <w:r>
+        <w:rPr>
+          <w:lang w:val="zh_TW" w:bidi="zh_TW"/>
+        </w:rPr>
+        <w:t>第</w:t>
+      </w:r>
+      <w:hyperlink r:id="rId55">
+        <w:r>
+          <w:rPr>
+            <w:lang w:val="zh_TW" w:bidi="zh_TW"/>
+          </w:rPr>
+          <w:rPr>
+            <w:color w:val="0000EE"/>
+            <w:u w:val="single"/>
+          </w:rPr>
+          <w:t>二十二至二十四</w:t>
+        </w:r>
+      </w:hyperlink>
+      <w:r>
+        <w:rPr>
+          <w:lang w:val="zh_TW" w:bidi="zh_TW"/>
+        </w:rPr>
+        <w:t>章</w:t>
+      </w:r>
+    </w:p>
+    <w:p>
+      <w:pPr/>
+      <w:r>
+        <w:rPr>
+          <w:lang w:val="zh_TW" w:bidi="zh_TW"/>
+        </w:rPr>
+      </w:r>
+      <w:r>
+        <w:rPr>
+          <w:lang w:val="zh_TW" w:bidi="zh_TW"/>
+        </w:rPr>
+        <w:t>摩押王巴勒因以色列人的出現而心生恐懼，便聯同米甸，雇用假先知巴蘭咒詛以色列。巴蘭為了得利而答應此事（</w:t>
+      </w:r>
+      <w:hyperlink r:id="rId201">
+        <w:r>
+          <w:rPr>
+            <w:lang w:val="zh_TW" w:bidi="zh_TW"/>
+          </w:rPr>
+          <w:rPr>
+            <w:color w:val="0000EE"/>
+            <w:u w:val="single"/>
+          </w:rPr>
+          <w:t>彼後2:15</w:t>
         </w:r>
       </w:hyperlink>
       <w:r>
@@ -359,16 +5368,677 @@
         </w:rPr>
         <w:t>；</w:t>
       </w:r>
-      <w:hyperlink r:id="rId21">
-        <w:r>
-          <w:rPr>
-            <w:lang w:val="zh_TW" w:bidi="zh_TW"/>
-          </w:rPr>
-          <w:rPr>
-            <w:color w:val="0000EE"/>
-            <w:u w:val="single"/>
-          </w:rPr>
-          <w:t>可6:3</w:t>
+      <w:hyperlink r:id="rId169">
+        <w:r>
+          <w:rPr>
+            <w:lang w:val="zh_TW" w:bidi="zh_TW"/>
+          </w:rPr>
+          <w:rPr>
+            <w:color w:val="0000EE"/>
+            <w:u w:val="single"/>
+          </w:rPr>
+          <w:t>猶11</w:t>
+        </w:r>
+      </w:hyperlink>
+      <w:r>
+        <w:rPr>
+          <w:lang w:val="zh_TW" w:bidi="zh_TW"/>
+        </w:rPr>
+        <w:t>），但神攔阻他，使他在四次神諭中反而為以色列祝福（</w:t>
+      </w:r>
+      <w:hyperlink r:id="rId202">
+        <w:r>
+          <w:rPr>
+            <w:lang w:val="zh_TW" w:bidi="zh_TW"/>
+          </w:rPr>
+          <w:rPr>
+            <w:color w:val="0000EE"/>
+            <w:u w:val="single"/>
+          </w:rPr>
+          <w:t>民23:7–10</w:t>
+        </w:r>
+      </w:hyperlink>
+      <w:r>
+        <w:rPr>
+          <w:lang w:val="zh_TW" w:bidi="zh_TW"/>
+        </w:rPr>
+        <w:t>、</w:t>
+      </w:r>
+      <w:hyperlink r:id="rId202">
+        <w:r>
+          <w:rPr>
+            <w:lang w:val="zh_TW" w:bidi="zh_TW"/>
+          </w:rPr>
+          <w:rPr>
+            <w:color w:val="0000EE"/>
+            <w:u w:val="single"/>
+          </w:rPr>
+          <w:t>18–24</w:t>
+        </w:r>
+      </w:hyperlink>
+      <w:r>
+        <w:rPr>
+          <w:lang w:val="zh_TW" w:bidi="zh_TW"/>
+        </w:rPr>
+        <w:t>，</w:t>
+      </w:r>
+      <w:hyperlink r:id="rId203">
+        <w:r>
+          <w:rPr>
+            <w:lang w:val="zh_TW" w:bidi="zh_TW"/>
+          </w:rPr>
+          <w:rPr>
+            <w:color w:val="0000EE"/>
+            <w:u w:val="single"/>
+          </w:rPr>
+          <w:t>24:3–9</w:t>
+        </w:r>
+      </w:hyperlink>
+      <w:r>
+        <w:rPr>
+          <w:lang w:val="zh_TW" w:bidi="zh_TW"/>
+        </w:rPr>
+        <w:t>、</w:t>
+      </w:r>
+      <w:hyperlink r:id="rId203">
+        <w:r>
+          <w:rPr>
+            <w:lang w:val="zh_TW" w:bidi="zh_TW"/>
+          </w:rPr>
+          <w:rPr>
+            <w:color w:val="0000EE"/>
+            <w:u w:val="single"/>
+          </w:rPr>
+          <w:t>15–19</w:t>
+        </w:r>
+      </w:hyperlink>
+      <w:r>
+        <w:rPr>
+          <w:lang w:val="zh_TW" w:bidi="zh_TW"/>
+        </w:rPr>
+        <w:t>），並預言摩押、以東、亞瑪力（</w:t>
+      </w:r>
+      <w:hyperlink r:id="rId39">
+        <w:r>
+          <w:rPr>
+            <w:lang w:val="zh_TW" w:bidi="zh_TW"/>
+          </w:rPr>
+          <w:rPr>
+            <w:color w:val="0000EE"/>
+            <w:u w:val="single"/>
+          </w:rPr>
+          <w:t>24:20</w:t>
+        </w:r>
+      </w:hyperlink>
+      <w:r>
+        <w:rPr>
+          <w:lang w:val="zh_TW" w:bidi="zh_TW"/>
+        </w:rPr>
+        <w:t>）、基尼人（</w:t>
+      </w:r>
+      <w:hyperlink r:id="rId204">
+        <w:r>
+          <w:rPr>
+            <w:lang w:val="zh_TW" w:bidi="zh_TW"/>
+          </w:rPr>
+          <w:rPr>
+            <w:color w:val="0000EE"/>
+            <w:u w:val="single"/>
+          </w:rPr>
+          <w:t>24:21</w:t>
+        </w:r>
+      </w:hyperlink>
+      <w:r>
+        <w:rPr>
+          <w:lang w:val="zh_TW" w:bidi="zh_TW"/>
+        </w:rPr>
+        <w:t>）和亞述（</w:t>
+      </w:r>
+      <w:hyperlink r:id="rId205">
+        <w:r>
+          <w:rPr>
+            <w:lang w:val="zh_TW" w:bidi="zh_TW"/>
+          </w:rPr>
+          <w:rPr>
+            <w:color w:val="0000EE"/>
+            <w:u w:val="single"/>
+          </w:rPr>
+          <w:t>24:24</w:t>
+        </w:r>
+      </w:hyperlink>
+      <w:r>
+        <w:rPr>
+          <w:lang w:val="zh_TW" w:bidi="zh_TW"/>
+        </w:rPr>
+        <w:t>）將會遭到毀滅。於是，巴勒與巴蘭分道揚鑣。然而，巴蘭又暗中與米甸勾結，答應出主意，引誘以色列人陷入拜偶像和淫亂之中（</w:t>
+      </w:r>
+      <w:hyperlink r:id="rId206">
+        <w:r>
+          <w:rPr>
+            <w:lang w:val="zh_TW" w:bidi="zh_TW"/>
+          </w:rPr>
+          <w:rPr>
+            <w:color w:val="0000EE"/>
+            <w:u w:val="single"/>
+          </w:rPr>
+          <w:t>31:16</w:t>
+        </w:r>
+      </w:hyperlink>
+      <w:r>
+        <w:rPr>
+          <w:lang w:val="zh_TW" w:bidi="zh_TW"/>
+        </w:rPr>
+        <w:t>）。因此，巴勒未能使耶和華轉而敵對以色列，而巴蘭卻成功做到了這一點（</w:t>
+      </w:r>
+      <w:hyperlink r:id="rId207">
+        <w:r>
+          <w:rPr>
+            <w:lang w:val="zh_TW" w:bidi="zh_TW"/>
+          </w:rPr>
+          <w:rPr>
+            <w:color w:val="0000EE"/>
+            <w:u w:val="single"/>
+          </w:rPr>
+          <w:t>25</w:t>
+        </w:r>
+      </w:hyperlink>
+      <w:r>
+        <w:rPr>
+          <w:lang w:val="zh_TW" w:bidi="zh_TW"/>
+        </w:rPr>
+        <w:t>章）。</w:t>
+      </w:r>
+    </w:p>
+    <w:p>
+      <w:pPr>
+        <w:pStyle w:val="Heading4"/>
+      </w:pPr>
+      <w:r>
+        <w:rPr>
+          <w:lang w:val="zh_TW" w:bidi="zh_TW"/>
+        </w:rPr>
+        <w:t>第</w:t>
+      </w:r>
+      <w:hyperlink r:id="rId207">
+        <w:r>
+          <w:rPr>
+            <w:lang w:val="zh_TW" w:bidi="zh_TW"/>
+          </w:rPr>
+          <w:rPr>
+            <w:color w:val="0000EE"/>
+            <w:u w:val="single"/>
+          </w:rPr>
+          <w:t>二十五</w:t>
+        </w:r>
+      </w:hyperlink>
+      <w:r>
+        <w:rPr>
+          <w:lang w:val="zh_TW" w:bidi="zh_TW"/>
+        </w:rPr>
+        <w:t>章</w:t>
+      </w:r>
+    </w:p>
+    <w:p>
+      <w:pPr/>
+      <w:r>
+        <w:rPr>
+          <w:lang w:val="zh_TW" w:bidi="zh_TW"/>
+        </w:rPr>
+      </w:r>
+      <w:r>
+        <w:rPr>
+          <w:lang w:val="zh_TW" w:bidi="zh_TW"/>
+        </w:rPr>
+        <w:t>以色列人與摩押人因拜偶像和行淫亂的事而得罪神（</w:t>
+      </w:r>
+      <w:hyperlink r:id="rId208">
+        <w:r>
+          <w:rPr>
+            <w:lang w:val="zh_TW" w:bidi="zh_TW"/>
+          </w:rPr>
+          <w:rPr>
+            <w:color w:val="0000EE"/>
+            <w:u w:val="single"/>
+          </w:rPr>
+          <w:t>1–3</w:t>
+        </w:r>
+      </w:hyperlink>
+      <w:r>
+        <w:rPr>
+          <w:lang w:val="zh_TW" w:bidi="zh_TW"/>
+        </w:rPr>
+        <w:t>節）。在執行神吩咐、要除滅那些悖逆的以色列人時，非尼哈殺了心利和哥斯比，哥斯比是米甸五個王之一的女兒（</w:t>
+      </w:r>
+      <w:hyperlink r:id="rId209">
+        <w:r>
+          <w:rPr>
+            <w:lang w:val="zh_TW" w:bidi="zh_TW"/>
+          </w:rPr>
+          <w:rPr>
+            <w:color w:val="0000EE"/>
+            <w:u w:val="single"/>
+          </w:rPr>
+          <w:t>4–14</w:t>
+        </w:r>
+      </w:hyperlink>
+      <w:r>
+        <w:rPr>
+          <w:lang w:val="zh_TW" w:bidi="zh_TW"/>
+        </w:rPr>
+        <w:t>節）。這件事成了契機，使神宣告要向米甸發動聖戰（</w:t>
+      </w:r>
+      <w:hyperlink r:id="rId76">
+        <w:r>
+          <w:rPr>
+            <w:lang w:val="zh_TW" w:bidi="zh_TW"/>
+          </w:rPr>
+          <w:rPr>
+            <w:color w:val="0000EE"/>
+            <w:u w:val="single"/>
+          </w:rPr>
+          <w:t>16–18</w:t>
+        </w:r>
+      </w:hyperlink>
+      <w:r>
+        <w:rPr>
+          <w:lang w:val="zh_TW" w:bidi="zh_TW"/>
+        </w:rPr>
+        <w:t>節；參</w:t>
+      </w:r>
+      <w:hyperlink r:id="rId77">
+        <w:r>
+          <w:rPr>
+            <w:lang w:val="zh_TW" w:bidi="zh_TW"/>
+          </w:rPr>
+          <w:rPr>
+            <w:color w:val="0000EE"/>
+            <w:u w:val="single"/>
+          </w:rPr>
+          <w:t>31</w:t>
+        </w:r>
+      </w:hyperlink>
+      <w:r>
+        <w:rPr>
+          <w:lang w:val="zh_TW" w:bidi="zh_TW"/>
+        </w:rPr>
+        <w:t>章）。</w:t>
+      </w:r>
+    </w:p>
+    <w:p>
+      <w:pPr>
+        <w:pStyle w:val="Heading4"/>
+      </w:pPr>
+      <w:r>
+        <w:rPr>
+          <w:lang w:val="zh_TW" w:bidi="zh_TW"/>
+        </w:rPr>
+        <w:t>第</w:t>
+      </w:r>
+      <w:hyperlink r:id="rId14">
+        <w:r>
+          <w:rPr>
+            <w:lang w:val="zh_TW" w:bidi="zh_TW"/>
+          </w:rPr>
+          <w:rPr>
+            <w:color w:val="0000EE"/>
+            <w:u w:val="single"/>
+          </w:rPr>
+          <w:t>二十六</w:t>
+        </w:r>
+      </w:hyperlink>
+      <w:r>
+        <w:rPr>
+          <w:lang w:val="zh_TW" w:bidi="zh_TW"/>
+        </w:rPr>
+        <w:t>章</w:t>
+      </w:r>
+    </w:p>
+    <w:p>
+      <w:pPr/>
+      <w:r>
+        <w:rPr>
+          <w:lang w:val="zh_TW" w:bidi="zh_TW"/>
+        </w:rPr>
+      </w:r>
+      <w:r>
+        <w:rPr>
+          <w:lang w:val="zh_TW" w:bidi="zh_TW"/>
+        </w:rPr>
+        <w:t>耶和華吩咐摩西，數點第二代中能夠出戰、對抗以色列仇敵的男子。總人數為601,730人（</w:t>
+      </w:r>
+      <w:hyperlink r:id="rId210">
+        <w:r>
+          <w:rPr>
+            <w:lang w:val="zh_TW" w:bidi="zh_TW"/>
+          </w:rPr>
+          <w:rPr>
+            <w:color w:val="0000EE"/>
+            <w:u w:val="single"/>
+          </w:rPr>
+          <w:t>51</w:t>
+        </w:r>
+      </w:hyperlink>
+      <w:r>
+        <w:rPr>
+          <w:lang w:val="zh_TW" w:bidi="zh_TW"/>
+        </w:rPr>
+        <w:t>節），比第一次數點少了1,820人。以色列人憑著比第一代更少的兵力，卻成功攻取迦南；這清楚地顯示出，如果以色列人在加低斯之前的38年就已順服神，就不用度過這些曠野漂流的歲月。至於利未人，凡一個月大以上的男子共有23,000人（</w:t>
+      </w:r>
+      <w:hyperlink r:id="rId211">
+        <w:r>
+          <w:rPr>
+            <w:lang w:val="zh_TW" w:bidi="zh_TW"/>
+          </w:rPr>
+          <w:rPr>
+            <w:color w:val="0000EE"/>
+            <w:u w:val="single"/>
+          </w:rPr>
+          <w:t>57–62</w:t>
+        </w:r>
+      </w:hyperlink>
+      <w:r>
+        <w:rPr>
+          <w:lang w:val="zh_TW" w:bidi="zh_TW"/>
+        </w:rPr>
+        <w:t>節）。</w:t>
+      </w:r>
+    </w:p>
+    <w:p>
+      <w:pPr>
+        <w:pStyle w:val="Heading4"/>
+      </w:pPr>
+      <w:r>
+        <w:rPr>
+          <w:lang w:val="zh_TW" w:bidi="zh_TW"/>
+        </w:rPr>
+        <w:t>第</w:t>
+      </w:r>
+      <w:hyperlink r:id="rId137">
+        <w:r>
+          <w:rPr>
+            <w:lang w:val="zh_TW" w:bidi="zh_TW"/>
+          </w:rPr>
+          <w:rPr>
+            <w:color w:val="0000EE"/>
+            <w:u w:val="single"/>
+          </w:rPr>
+          <w:t>二十七</w:t>
+        </w:r>
+      </w:hyperlink>
+      <w:r>
+        <w:rPr>
+          <w:lang w:val="zh_TW" w:bidi="zh_TW"/>
+        </w:rPr>
+        <w:t>章</w:t>
+      </w:r>
+    </w:p>
+    <w:p>
+      <w:pPr/>
+      <w:r>
+        <w:rPr>
+          <w:lang w:val="zh_TW" w:bidi="zh_TW"/>
+        </w:rPr>
+      </w:r>
+      <w:r>
+        <w:rPr>
+          <w:lang w:val="zh_TW" w:bidi="zh_TW"/>
+        </w:rPr>
+        <w:t>西羅非哈的女兒（參</w:t>
+      </w:r>
+      <w:hyperlink r:id="rId212">
+        <w:r>
+          <w:rPr>
+            <w:lang w:val="zh_TW" w:bidi="zh_TW"/>
+          </w:rPr>
+          <w:rPr>
+            <w:color w:val="0000EE"/>
+            <w:u w:val="single"/>
+          </w:rPr>
+          <w:t>26:33</w:t>
+        </w:r>
+      </w:hyperlink>
+      <w:r>
+        <w:rPr>
+          <w:lang w:val="zh_TW" w:bidi="zh_TW"/>
+        </w:rPr>
+        <w:t>）請求承繼父親的產業，因為他沒有兒子；而耶和華同意她們可以承受產業，並藉此頒布進一步關於承繼產業的律例（</w:t>
+      </w:r>
+      <w:hyperlink r:id="rId213">
+        <w:r>
+          <w:rPr>
+            <w:lang w:val="zh_TW" w:bidi="zh_TW"/>
+          </w:rPr>
+          <w:rPr>
+            <w:color w:val="0000EE"/>
+            <w:u w:val="single"/>
+          </w:rPr>
+          <w:t>1–11</w:t>
+        </w:r>
+      </w:hyperlink>
+      <w:r>
+        <w:rPr>
+          <w:lang w:val="zh_TW" w:bidi="zh_TW"/>
+        </w:rPr>
+        <w:t>節）。</w:t>
+      </w:r>
+    </w:p>
+    <w:p>
+      <w:pPr/>
+      <w:r>
+        <w:rPr>
+          <w:lang w:val="zh_TW" w:bidi="zh_TW"/>
+        </w:rPr>
+      </w:r>
+      <w:r>
+        <w:rPr>
+          <w:lang w:val="zh_TW" w:bidi="zh_TW"/>
+        </w:rPr>
+        <w:t>摩西想起自己不久將死在亞巴琳，便求神為百姓立一位繼任人。神揀選了約書亞，摩西就按著神的吩咐，委任他承擔領導的職分（</w:t>
+      </w:r>
+      <w:hyperlink r:id="rId214">
+        <w:r>
+          <w:rPr>
+            <w:lang w:val="zh_TW" w:bidi="zh_TW"/>
+          </w:rPr>
+          <w:rPr>
+            <w:color w:val="0000EE"/>
+            <w:u w:val="single"/>
+          </w:rPr>
+          <w:t>12–23</w:t>
+        </w:r>
+      </w:hyperlink>
+      <w:r>
+        <w:rPr>
+          <w:lang w:val="zh_TW" w:bidi="zh_TW"/>
+        </w:rPr>
+        <w:t>節）。</w:t>
+      </w:r>
+    </w:p>
+    <w:p>
+      <w:pPr>
+        <w:pStyle w:val="Heading4"/>
+      </w:pPr>
+      <w:r>
+        <w:rPr>
+          <w:lang w:val="zh_TW" w:bidi="zh_TW"/>
+        </w:rPr>
+        <w:t>第</w:t>
+      </w:r>
+      <w:hyperlink r:id="rId215">
+        <w:r>
+          <w:rPr>
+            <w:lang w:val="zh_TW" w:bidi="zh_TW"/>
+          </w:rPr>
+          <w:rPr>
+            <w:color w:val="0000EE"/>
+            <w:u w:val="single"/>
+          </w:rPr>
+          <w:t>二十八至三十</w:t>
+        </w:r>
+      </w:hyperlink>
+      <w:r>
+        <w:rPr>
+          <w:lang w:val="zh_TW" w:bidi="zh_TW"/>
+        </w:rPr>
+        <w:t>章</w:t>
+      </w:r>
+    </w:p>
+    <w:p>
+      <w:pPr/>
+      <w:r>
+        <w:rPr>
+          <w:lang w:val="zh_TW" w:bidi="zh_TW"/>
+        </w:rPr>
+      </w:r>
+      <w:r>
+        <w:rPr>
+          <w:lang w:val="zh_TW" w:bidi="zh_TW"/>
+        </w:rPr>
+        <w:t>經文進一步頒布關於在各種場合獻祭的祭司律例。神也吩咐摩西，把關於許願的條例告訴百姓。男人一旦許願，就必須遵守，不可破壞（</w:t>
+      </w:r>
+      <w:hyperlink r:id="rId216">
+        <w:r>
+          <w:rPr>
+            <w:lang w:val="zh_TW" w:bidi="zh_TW"/>
+          </w:rPr>
+          <w:rPr>
+            <w:color w:val="0000EE"/>
+            <w:u w:val="single"/>
+          </w:rPr>
+          <w:t>30:2</w:t>
+        </w:r>
+      </w:hyperlink>
+      <w:r>
+        <w:rPr>
+          <w:lang w:val="zh_TW" w:bidi="zh_TW"/>
+        </w:rPr>
+        <w:t>），但如果是女人許願，對她有負責的男人（父親或丈夫）若認為她的許願過於草率，就可以廢止那願（</w:t>
+      </w:r>
+      <w:hyperlink r:id="rId217">
+        <w:r>
+          <w:rPr>
+            <w:lang w:val="zh_TW" w:bidi="zh_TW"/>
+          </w:rPr>
+          <w:rPr>
+            <w:color w:val="0000EE"/>
+            <w:u w:val="single"/>
+          </w:rPr>
+          <w:t>1–16</w:t>
+        </w:r>
+      </w:hyperlink>
+      <w:r>
+        <w:rPr>
+          <w:lang w:val="zh_TW" w:bidi="zh_TW"/>
+        </w:rPr>
+        <w:t>節）。</w:t>
+      </w:r>
+    </w:p>
+    <w:p>
+      <w:pPr>
+        <w:pStyle w:val="Heading4"/>
+      </w:pPr>
+      <w:r>
+        <w:rPr>
+          <w:lang w:val="zh_TW" w:bidi="zh_TW"/>
+        </w:rPr>
+        <w:t>第</w:t>
+      </w:r>
+      <w:hyperlink r:id="rId77">
+        <w:r>
+          <w:rPr>
+            <w:lang w:val="zh_TW" w:bidi="zh_TW"/>
+          </w:rPr>
+          <w:rPr>
+            <w:color w:val="0000EE"/>
+            <w:u w:val="single"/>
+          </w:rPr>
+          <w:t>三十一</w:t>
+        </w:r>
+      </w:hyperlink>
+      <w:r>
+        <w:rPr>
+          <w:lang w:val="zh_TW" w:bidi="zh_TW"/>
+        </w:rPr>
+        <w:t>章</w:t>
+      </w:r>
+    </w:p>
+    <w:p>
+      <w:pPr/>
+      <w:r>
+        <w:rPr>
+          <w:lang w:val="zh_TW" w:bidi="zh_TW"/>
+        </w:rPr>
+      </w:r>
+      <w:r>
+        <w:rPr>
+          <w:lang w:val="zh_TW" w:bidi="zh_TW"/>
+        </w:rPr>
+        <w:t>經文記述了早前在</w:t>
+      </w:r>
+      <w:hyperlink r:id="rId76">
+        <w:r>
+          <w:rPr>
+            <w:lang w:val="zh_TW" w:bidi="zh_TW"/>
+          </w:rPr>
+          <w:rPr>
+            <w:color w:val="0000EE"/>
+            <w:u w:val="single"/>
+          </w:rPr>
+          <w:t>二十五章16至18節</w:t>
+        </w:r>
+      </w:hyperlink>
+      <w:r>
+        <w:rPr>
+          <w:lang w:val="zh_TW" w:bidi="zh_TW"/>
+        </w:rPr>
+        <w:t>所宣告、向米甸發動的聖戰。非尼哈隨同12,000名戰士出征，以色列擊敗了米甸、殺了巴蘭，以及米甸的五個王和許多成年男子（</w:t>
+      </w:r>
+      <w:hyperlink r:id="rId218">
+        <w:r>
+          <w:rPr>
+            <w:lang w:val="zh_TW" w:bidi="zh_TW"/>
+          </w:rPr>
+          <w:rPr>
+            <w:color w:val="0000EE"/>
+            <w:u w:val="single"/>
+          </w:rPr>
+          <w:t>31:1–8</w:t>
+        </w:r>
+      </w:hyperlink>
+      <w:r>
+        <w:rPr>
+          <w:lang w:val="zh_TW" w:bidi="zh_TW"/>
+        </w:rPr>
+        <w:t>）。米甸的婦女和孩子被擄去，但摩西吩咐，要殺掉所有男孩和非處女的婦女（</w:t>
+      </w:r>
+      <w:hyperlink r:id="rId219">
+        <w:r>
+          <w:rPr>
+            <w:lang w:val="zh_TW" w:bidi="zh_TW"/>
+          </w:rPr>
+          <w:rPr>
+            <w:color w:val="0000EE"/>
+            <w:u w:val="single"/>
+          </w:rPr>
+          <w:t>9–18</w:t>
+        </w:r>
+      </w:hyperlink>
+      <w:r>
+        <w:rPr>
+          <w:lang w:val="zh_TW" w:bidi="zh_TW"/>
+        </w:rPr>
+        <w:t>節）。然而，不能因此認為這場爭戰就終結了米甸；因為在士師時期，米甸後來仍然成為以色列強大的對手（</w:t>
+      </w:r>
+      <w:hyperlink r:id="rId220">
+        <w:r>
+          <w:rPr>
+            <w:lang w:val="zh_TW" w:bidi="zh_TW"/>
+          </w:rPr>
+          <w:rPr>
+            <w:color w:val="0000EE"/>
+            <w:u w:val="single"/>
+          </w:rPr>
+          <w:t>士6章</w:t>
         </w:r>
       </w:hyperlink>
       <w:r>
@@ -377,16 +6047,6 @@
         </w:rPr>
         <w:t>）。</w:t>
       </w:r>
-      <w:r>
-        <w:rPr>
-          <w:lang w:val="zh_TW" w:bidi="zh_TW"/>
-        </w:rPr>
-      </w:r>
-      <w:r>
-        <w:rPr>
-          <w:lang w:val="zh_TW" w:bidi="zh_TW"/>
-        </w:rPr>
-      </w:r>
     </w:p>
     <w:p>
       <w:pPr/>
@@ -395,21 +6055,47 @@
           <w:lang w:val="zh_TW" w:bidi="zh_TW"/>
         </w:rPr>
       </w:r>
-    </w:p>
-    <w:p>
-      <w:pPr>
-        <w:pStyle w:val="Heading2"/>
-      </w:pPr>
-      <w:r>
-        <w:rPr>
-          <w:lang w:val="zh_TW" w:bidi="zh_TW"/>
-        </w:rPr>
-        <w:t>沐浴、洗</w:t>
-      </w:r>
-      <w:r>
-        <w:rPr>
-          <w:lang w:val="zh_TW" w:bidi="zh_TW"/>
-        </w:rPr>
+      <w:r>
+        <w:rPr>
+          <w:lang w:val="zh_TW" w:bidi="zh_TW"/>
+        </w:rPr>
+        <w:t>戰爭結束後，戰士奉命在進入營中之前，先潔淨自己、衣服，以及從爭戰中所得的戰利品（</w:t>
+      </w:r>
+      <w:hyperlink r:id="rId221">
+        <w:r>
+          <w:rPr>
+            <w:lang w:val="zh_TW" w:bidi="zh_TW"/>
+          </w:rPr>
+          <w:rPr>
+            <w:color w:val="0000EE"/>
+            <w:u w:val="single"/>
+          </w:rPr>
+          <w:t>民31:19–24</w:t>
+        </w:r>
+      </w:hyperlink>
+      <w:r>
+        <w:rPr>
+          <w:lang w:val="zh_TW" w:bidi="zh_TW"/>
+        </w:rPr>
+        <w:t>）。此外，他們還要把戰利品平分為兩分，從屬於戰士的那一半中，獻出五百分之一，交給大祭司（「作為貢物奉給耶和華」）。另一半則分給留在營中的百姓，其中利未人要先收取百分之二的分額（</w:t>
+      </w:r>
+      <w:hyperlink r:id="rId222">
+        <w:r>
+          <w:rPr>
+            <w:lang w:val="zh_TW" w:bidi="zh_TW"/>
+          </w:rPr>
+          <w:rPr>
+            <w:color w:val="0000EE"/>
+            <w:u w:val="single"/>
+          </w:rPr>
+          <w:t>25–31</w:t>
+        </w:r>
+      </w:hyperlink>
+      <w:r>
+        <w:rPr>
+          <w:lang w:val="zh_TW" w:bidi="zh_TW"/>
+        </w:rPr>
+        <w:t>節）。</w:t>
       </w:r>
     </w:p>
     <w:p>
@@ -423,18 +6109,477 @@
         <w:rPr>
           <w:lang w:val="zh_TW" w:bidi="zh_TW"/>
         </w:rPr>
-        <w:t>這是指以水潔淨或洗滌自身。在聖經中，「沐浴」與「洗」常交替使用，用來翻譯幾個不同的原文字詞。在舊約聖經中，有一處經文分別使用不同的希伯來字詞，指洗衣物與清洗包括身體的其它物品（</w:t>
-      </w:r>
-      <w:hyperlink r:id="rId22">
-        <w:r>
-          <w:rPr>
-            <w:lang w:val="zh_TW" w:bidi="zh_TW"/>
-          </w:rPr>
-          <w:rPr>
-            <w:color w:val="0000EE"/>
-            <w:u w:val="single"/>
-          </w:rPr>
-          <w:t>利15:8–2</w:t>
+        <w:t>第</w:t>
+      </w:r>
+      <w:hyperlink r:id="rId223">
+        <w:r>
+          <w:rPr>
+            <w:lang w:val="zh_TW" w:bidi="zh_TW"/>
+          </w:rPr>
+          <w:rPr>
+            <w:color w:val="0000EE"/>
+            <w:u w:val="single"/>
+          </w:rPr>
+          <w:t>32至47</w:t>
+        </w:r>
+      </w:hyperlink>
+      <w:r>
+        <w:rPr>
+          <w:lang w:val="zh_TW" w:bidi="zh_TW"/>
+        </w:rPr>
+        <w:t>節記載了戰利品在分成兩分之後的總數，以及分別從每一分中交給以利亞撒和利未人的數量。有人認為這些數字過高，難以視其為真實，但並沒有任何證據可以推翻經文所記錄的數目。</w:t>
+      </w:r>
+    </w:p>
+    <w:p>
+      <w:pPr/>
+      <w:r>
+        <w:rPr>
+          <w:lang w:val="zh_TW" w:bidi="zh_TW"/>
+        </w:rPr>
+      </w:r>
+      <w:r>
+        <w:rPr>
+          <w:lang w:val="zh_TW" w:bidi="zh_TW"/>
+        </w:rPr>
+        <w:t>由於在這場戰爭中，沒有一個以色列人喪命（</w:t>
+      </w:r>
+      <w:hyperlink r:id="rId224">
+        <w:r>
+          <w:rPr>
+            <w:lang w:val="zh_TW" w:bidi="zh_TW"/>
+          </w:rPr>
+          <w:rPr>
+            <w:color w:val="0000EE"/>
+            <w:u w:val="single"/>
+          </w:rPr>
+          <w:t>49</w:t>
+        </w:r>
+      </w:hyperlink>
+      <w:r>
+        <w:rPr>
+          <w:lang w:val="zh_TW" w:bidi="zh_TW"/>
+        </w:rPr>
+        <w:t>節），軍中的官長就出於感謝神，又為了在神面前為自己贖罪（</w:t>
+      </w:r>
+      <w:hyperlink r:id="rId225">
+        <w:r>
+          <w:rPr>
+            <w:lang w:val="zh_TW" w:bidi="zh_TW"/>
+          </w:rPr>
+          <w:rPr>
+            <w:color w:val="0000EE"/>
+            <w:u w:val="single"/>
+          </w:rPr>
+          <w:t>50</w:t>
+        </w:r>
+      </w:hyperlink>
+      <w:r>
+        <w:rPr>
+          <w:lang w:val="zh_TW" w:bidi="zh_TW"/>
+        </w:rPr>
+        <w:t>節），就把一份特別的金器供物帶到摩西和以利亞撒面前，並把這供物放在會幕裡，作為紀念（</w:t>
+      </w:r>
+      <w:hyperlink r:id="rId226">
+        <w:r>
+          <w:rPr>
+            <w:lang w:val="zh_TW" w:bidi="zh_TW"/>
+          </w:rPr>
+          <w:rPr>
+            <w:color w:val="0000EE"/>
+            <w:u w:val="single"/>
+          </w:rPr>
+          <w:t>48–54</w:t>
+        </w:r>
+      </w:hyperlink>
+      <w:r>
+        <w:rPr>
+          <w:lang w:val="zh_TW" w:bidi="zh_TW"/>
+        </w:rPr>
+        <w:t>節）。</w:t>
+      </w:r>
+    </w:p>
+    <w:p>
+      <w:pPr>
+        <w:pStyle w:val="Heading4"/>
+      </w:pPr>
+      <w:r>
+        <w:rPr>
+          <w:lang w:val="zh_TW" w:bidi="zh_TW"/>
+        </w:rPr>
+        <w:t>第</w:t>
+      </w:r>
+      <w:hyperlink r:id="rId227">
+        <w:r>
+          <w:rPr>
+            <w:lang w:val="zh_TW" w:bidi="zh_TW"/>
+          </w:rPr>
+          <w:rPr>
+            <w:color w:val="0000EE"/>
+            <w:u w:val="single"/>
+          </w:rPr>
+          <w:t>三十二</w:t>
+        </w:r>
+      </w:hyperlink>
+      <w:r>
+        <w:rPr>
+          <w:lang w:val="zh_TW" w:bidi="zh_TW"/>
+        </w:rPr>
+        <w:t>章</w:t>
+      </w:r>
+    </w:p>
+    <w:p>
+      <w:pPr/>
+      <w:r>
+        <w:rPr>
+          <w:lang w:val="zh_TW" w:bidi="zh_TW"/>
+        </w:rPr>
+      </w:r>
+      <w:r>
+        <w:rPr>
+          <w:lang w:val="zh_TW" w:bidi="zh_TW"/>
+        </w:rPr>
+        <w:t>在答應協助其它支派一同攻取迦南的條件下，應他們的請求，呂便、迦得，以及瑪拿西的半個支派，分得了約旦河東的地區。摩西曾懇切祈求耶和華，盼望祂改變心意，允許他進入應許之地（</w:t>
+      </w:r>
+      <w:hyperlink r:id="rId228">
+        <w:r>
+          <w:rPr>
+            <w:lang w:val="zh_TW" w:bidi="zh_TW"/>
+          </w:rPr>
+          <w:rPr>
+            <w:color w:val="0000EE"/>
+            <w:u w:val="single"/>
+          </w:rPr>
+          <w:t>申3:23–27</w:t>
+        </w:r>
+      </w:hyperlink>
+      <w:r>
+        <w:rPr>
+          <w:lang w:val="zh_TW" w:bidi="zh_TW"/>
+        </w:rPr>
+        <w:t>），但神沒有應允他。</w:t>
+      </w:r>
+    </w:p>
+    <w:p>
+      <w:pPr>
+        <w:pStyle w:val="Heading4"/>
+      </w:pPr>
+      <w:r>
+        <w:rPr>
+          <w:lang w:val="zh_TW" w:bidi="zh_TW"/>
+        </w:rPr>
+        <w:t>第</w:t>
+      </w:r>
+      <w:hyperlink r:id="rId229">
+        <w:r>
+          <w:rPr>
+            <w:lang w:val="zh_TW" w:bidi="zh_TW"/>
+          </w:rPr>
+          <w:rPr>
+            <w:color w:val="0000EE"/>
+            <w:u w:val="single"/>
+          </w:rPr>
+          <w:t>三十三至三十四</w:t>
+        </w:r>
+      </w:hyperlink>
+      <w:r>
+        <w:rPr>
+          <w:lang w:val="zh_TW" w:bidi="zh_TW"/>
+        </w:rPr>
+        <w:t>章</w:t>
+      </w:r>
+    </w:p>
+    <w:p>
+      <w:pPr/>
+      <w:r>
+        <w:rPr>
+          <w:lang w:val="zh_TW" w:bidi="zh_TW"/>
+        </w:rPr>
+      </w:r>
+      <w:r>
+        <w:rPr>
+          <w:lang w:val="zh_TW" w:bidi="zh_TW"/>
+        </w:rPr>
+        <w:t>按著神的吩咐，摩西將以色列人從埃及直到摩押平原的行程記錄下來。這成了民數記是由摩西所寫的聖經佐證。</w:t>
+      </w:r>
+    </w:p>
+    <w:p>
+      <w:pPr/>
+      <w:r>
+        <w:rPr>
+          <w:lang w:val="zh_TW" w:bidi="zh_TW"/>
+        </w:rPr>
+      </w:r>
+      <w:r>
+        <w:rPr>
+          <w:lang w:val="zh_TW" w:bidi="zh_TW"/>
+        </w:rPr>
+        <w:t>隨後，經文說明了應許之地的疆界。南界從死海南端起，沿著加低斯·巴尼亞以南，延伸到埃及河（阿里什河谷），再通到地中海（</w:t>
+      </w:r>
+      <w:hyperlink r:id="rId230">
+        <w:r>
+          <w:rPr>
+            <w:lang w:val="zh_TW" w:bidi="zh_TW"/>
+          </w:rPr>
+          <w:rPr>
+            <w:color w:val="0000EE"/>
+            <w:u w:val="single"/>
+          </w:rPr>
+          <w:t>34:3–5</w:t>
+        </w:r>
+      </w:hyperlink>
+      <w:r>
+        <w:rPr>
+          <w:lang w:val="zh_TW" w:bidi="zh_TW"/>
+        </w:rPr>
+        <w:t>）。西界就是地中海的海岸線本身（</w:t>
+      </w:r>
+      <w:hyperlink r:id="rId231">
+        <w:r>
+          <w:rPr>
+            <w:lang w:val="zh_TW" w:bidi="zh_TW"/>
+          </w:rPr>
+          <w:rPr>
+            <w:color w:val="0000EE"/>
+            <w:u w:val="single"/>
+          </w:rPr>
+          <w:t>6</w:t>
+        </w:r>
+      </w:hyperlink>
+      <w:r>
+        <w:rPr>
+          <w:lang w:val="zh_TW" w:bidi="zh_TW"/>
+        </w:rPr>
+        <w:t>節）。北界直到大衛和所羅門的時代才實際達到（</w:t>
+      </w:r>
+      <w:hyperlink r:id="rId232">
+        <w:r>
+          <w:rPr>
+            <w:lang w:val="zh_TW" w:bidi="zh_TW"/>
+          </w:rPr>
+          <w:rPr>
+            <w:color w:val="0000EE"/>
+            <w:u w:val="single"/>
+          </w:rPr>
+          <w:t>撒下8:3–12</w:t>
+        </w:r>
+      </w:hyperlink>
+      <w:r>
+        <w:rPr>
+          <w:lang w:val="zh_TW" w:bidi="zh_TW"/>
+        </w:rPr>
+        <w:t>；</w:t>
+      </w:r>
+      <w:hyperlink r:id="rId233">
+        <w:r>
+          <w:rPr>
+            <w:lang w:val="zh_TW" w:bidi="zh_TW"/>
+          </w:rPr>
+          <w:rPr>
+            <w:color w:val="0000EE"/>
+            <w:u w:val="single"/>
+          </w:rPr>
+          <w:t>王上8:65</w:t>
+        </w:r>
+      </w:hyperlink>
+      <w:r>
+        <w:rPr>
+          <w:lang w:val="zh_TW" w:bidi="zh_TW"/>
+        </w:rPr>
+        <w:t>），這條界線從地中海向東延伸到位於奧龍特斯河（Orontes River）的源頭哈馬（</w:t>
+      </w:r>
+      <w:hyperlink r:id="rId234">
+        <w:r>
+          <w:rPr>
+            <w:lang w:val="zh_TW" w:bidi="zh_TW"/>
+          </w:rPr>
+          <w:rPr>
+            <w:color w:val="0000EE"/>
+            <w:u w:val="single"/>
+          </w:rPr>
+          <w:t>民34:7–9</w:t>
+        </w:r>
+      </w:hyperlink>
+      <w:r>
+        <w:rPr>
+          <w:lang w:val="zh_TW" w:bidi="zh_TW"/>
+        </w:rPr>
+        <w:t>）。東界幾乎呈南北直線，以約旦河谷向北延伸，直到北界為止（</w:t>
+      </w:r>
+      <w:hyperlink r:id="rId235">
+        <w:r>
+          <w:rPr>
+            <w:lang w:val="zh_TW" w:bidi="zh_TW"/>
+          </w:rPr>
+          <w:rPr>
+            <w:color w:val="0000EE"/>
+            <w:u w:val="single"/>
+          </w:rPr>
+          <w:t>10–12</w:t>
+        </w:r>
+      </w:hyperlink>
+      <w:r>
+        <w:rPr>
+          <w:lang w:val="zh_TW" w:bidi="zh_TW"/>
+        </w:rPr>
+        <w:t>節）。九個半支派要在這片地區中分地為業（</w:t>
+      </w:r>
+      <w:hyperlink r:id="rId236">
+        <w:r>
+          <w:rPr>
+            <w:lang w:val="zh_TW" w:bidi="zh_TW"/>
+          </w:rPr>
+          <w:rPr>
+            <w:color w:val="0000EE"/>
+            <w:u w:val="single"/>
+          </w:rPr>
+          <w:t>13–15</w:t>
+        </w:r>
+      </w:hyperlink>
+      <w:r>
+        <w:rPr>
+          <w:lang w:val="zh_TW" w:bidi="zh_TW"/>
+        </w:rPr>
+        <w:t xml:space="preserve">節）。 </w:t>
+      </w:r>
+    </w:p>
+    <w:p>
+      <w:pPr/>
+      <w:r>
+        <w:rPr>
+          <w:lang w:val="zh_TW" w:bidi="zh_TW"/>
+        </w:rPr>
+      </w:r>
+      <w:r>
+        <w:rPr>
+          <w:lang w:val="zh_TW" w:bidi="zh_TW"/>
+        </w:rPr>
+        <w:t>接著，耶和華揀選了一些百姓，負責在征服之後，把迦南地分給約旦河西的各支派（</w:t>
+      </w:r>
+      <w:hyperlink r:id="rId237">
+        <w:r>
+          <w:rPr>
+            <w:lang w:val="zh_TW" w:bidi="zh_TW"/>
+          </w:rPr>
+          <w:rPr>
+            <w:color w:val="0000EE"/>
+            <w:u w:val="single"/>
+          </w:rPr>
+          <w:t>16–29</w:t>
+        </w:r>
+      </w:hyperlink>
+      <w:r>
+        <w:rPr>
+          <w:lang w:val="zh_TW" w:bidi="zh_TW"/>
+        </w:rPr>
+        <w:t>節）。</w:t>
+      </w:r>
+    </w:p>
+    <w:p>
+      <w:pPr>
+        <w:pStyle w:val="Heading4"/>
+      </w:pPr>
+      <w:r>
+        <w:rPr>
+          <w:lang w:val="zh_TW" w:bidi="zh_TW"/>
+        </w:rPr>
+        <w:t>第</w:t>
+      </w:r>
+      <w:hyperlink r:id="rId238">
+        <w:r>
+          <w:rPr>
+            <w:lang w:val="zh_TW" w:bidi="zh_TW"/>
+          </w:rPr>
+          <w:rPr>
+            <w:color w:val="0000EE"/>
+            <w:u w:val="single"/>
+          </w:rPr>
+          <w:t>三十五</w:t>
+        </w:r>
+      </w:hyperlink>
+      <w:r>
+        <w:rPr>
+          <w:lang w:val="zh_TW" w:bidi="zh_TW"/>
+        </w:rPr>
+        <w:t>章</w:t>
+      </w:r>
+    </w:p>
+    <w:p>
+      <w:pPr/>
+      <w:r>
+        <w:rPr>
+          <w:lang w:val="zh_TW" w:bidi="zh_TW"/>
+        </w:rPr>
+      </w:r>
+      <w:r>
+        <w:rPr>
+          <w:lang w:val="zh_TW" w:bidi="zh_TW"/>
+        </w:rPr>
+        <w:t>神吩咐以色列人要在約旦河兩岸的全地中給利未人48座城，作為他們永久的產業（</w:t>
+      </w:r>
+      <w:hyperlink r:id="rId239">
+        <w:r>
+          <w:rPr>
+            <w:lang w:val="zh_TW" w:bidi="zh_TW"/>
+          </w:rPr>
+          <w:rPr>
+            <w:color w:val="0000EE"/>
+            <w:u w:val="single"/>
+          </w:rPr>
+          <w:t>1–8</w:t>
+        </w:r>
+      </w:hyperlink>
+      <w:r>
+        <w:rPr>
+          <w:lang w:val="zh_TW" w:bidi="zh_TW"/>
+        </w:rPr>
+        <w:t>節），因為這個支派沒有像其它支派那樣分得地業。各支派要按自己人口的多寡，決定應當要給予的城的數目（</w:t>
+      </w:r>
+      <w:hyperlink r:id="rId240">
+        <w:r>
+          <w:rPr>
+            <w:lang w:val="zh_TW" w:bidi="zh_TW"/>
+          </w:rPr>
+          <w:rPr>
+            <w:color w:val="0000EE"/>
+            <w:u w:val="single"/>
+          </w:rPr>
+          <w:t>8</w:t>
+        </w:r>
+      </w:hyperlink>
+      <w:r>
+        <w:rPr>
+          <w:lang w:val="zh_TW" w:bidi="zh_TW"/>
+        </w:rPr>
+        <w:t>節）。在這些利未城中，有六座城要設為「逃城」，約旦河兩岸各三座，供誤殺人的人逃避報血仇者（</w:t>
+      </w:r>
+      <w:hyperlink r:id="rId241">
+        <w:r>
+          <w:rPr>
+            <w:lang w:val="zh_TW" w:bidi="zh_TW"/>
+          </w:rPr>
+          <w:rPr>
+            <w:color w:val="0000EE"/>
+            <w:u w:val="single"/>
+          </w:rPr>
+          <w:t>6</w:t>
+        </w:r>
+      </w:hyperlink>
+      <w:r>
+        <w:rPr>
+          <w:lang w:val="zh_TW" w:bidi="zh_TW"/>
+        </w:rPr>
+        <w:t>節；參</w:t>
+      </w:r>
+      <w:hyperlink r:id="rId242">
+        <w:r>
+          <w:rPr>
+            <w:lang w:val="zh_TW" w:bidi="zh_TW"/>
+          </w:rPr>
+          <w:rPr>
+            <w:color w:val="0000EE"/>
+            <w:u w:val="single"/>
+          </w:rPr>
+          <w:t>書20章</w:t>
         </w:r>
       </w:hyperlink>
       <w:r>
@@ -455,18 +6600,412 @@
         <w:rPr>
           <w:lang w:val="zh_TW" w:bidi="zh_TW"/>
         </w:rPr>
-        <w:t>以色列氣候乾燥、水源稀少，因此除非在有溪流或水池旁，人們通常不會沐浴（</w:t>
-      </w:r>
-      <w:hyperlink r:id="rId23">
-        <w:r>
-          <w:rPr>
-            <w:lang w:val="zh_TW" w:bidi="zh_TW"/>
-          </w:rPr>
-          <w:rPr>
-            <w:color w:val="0000EE"/>
-            <w:u w:val="single"/>
-          </w:rPr>
-          <w:t>王下5:10</w:t>
+        <w:t>接著頒布了關於誤殺人的律例（</w:t>
+      </w:r>
+      <w:hyperlink r:id="rId243">
+        <w:r>
+          <w:rPr>
+            <w:lang w:val="zh_TW" w:bidi="zh_TW"/>
+          </w:rPr>
+          <w:rPr>
+            <w:color w:val="0000EE"/>
+            <w:u w:val="single"/>
+          </w:rPr>
+          <w:t>9–34</w:t>
+        </w:r>
+      </w:hyperlink>
+      <w:r>
+        <w:rPr>
+          <w:lang w:val="zh_TW" w:bidi="zh_TW"/>
+        </w:rPr>
+        <w:t>節）。如果殺人者犯的是謀殺罪，報血仇的至親就有權履行將他處死的職責（</w:t>
+      </w:r>
+      <w:hyperlink r:id="rId244">
+        <w:r>
+          <w:rPr>
+            <w:lang w:val="zh_TW" w:bidi="zh_TW"/>
+          </w:rPr>
+          <w:rPr>
+            <w:color w:val="0000EE"/>
+            <w:u w:val="single"/>
+          </w:rPr>
+          <w:t>16–21</w:t>
+        </w:r>
+      </w:hyperlink>
+      <w:r>
+        <w:rPr>
+          <w:lang w:val="zh_TW" w:bidi="zh_TW"/>
+        </w:rPr>
+        <w:t>節）。但如果誤殺人的人並非出於故意殺人，就要逃往最近的逃城，接受審判。若查明他沒有犯謀殺罪，就要安排他住在逃城裡，直到大祭司去世為止。若他在此之前離開逃城，報血仇者就可以將他處死（</w:t>
+      </w:r>
+      <w:hyperlink r:id="rId245">
+        <w:r>
+          <w:rPr>
+            <w:lang w:val="zh_TW" w:bidi="zh_TW"/>
+          </w:rPr>
+          <w:rPr>
+            <w:color w:val="0000EE"/>
+            <w:u w:val="single"/>
+          </w:rPr>
+          <w:t>22–34</w:t>
+        </w:r>
+      </w:hyperlink>
+      <w:r>
+        <w:rPr>
+          <w:lang w:val="zh_TW" w:bidi="zh_TW"/>
+        </w:rPr>
+        <w:t>節）。</w:t>
+      </w:r>
+    </w:p>
+    <w:p>
+      <w:pPr>
+        <w:pStyle w:val="Heading4"/>
+      </w:pPr>
+      <w:r>
+        <w:rPr>
+          <w:lang w:val="zh_TW" w:bidi="zh_TW"/>
+        </w:rPr>
+        <w:t>第</w:t>
+      </w:r>
+      <w:hyperlink r:id="rId246">
+        <w:r>
+          <w:rPr>
+            <w:lang w:val="zh_TW" w:bidi="zh_TW"/>
+          </w:rPr>
+          <w:rPr>
+            <w:color w:val="0000EE"/>
+            <w:u w:val="single"/>
+          </w:rPr>
+          <w:t>三十六</w:t>
+        </w:r>
+      </w:hyperlink>
+      <w:r>
+        <w:rPr>
+          <w:lang w:val="zh_TW" w:bidi="zh_TW"/>
+        </w:rPr>
+        <w:t>章</w:t>
+      </w:r>
+    </w:p>
+    <w:p>
+      <w:pPr/>
+      <w:r>
+        <w:rPr>
+          <w:lang w:val="zh_TW" w:bidi="zh_TW"/>
+        </w:rPr>
+      </w:r>
+      <w:r>
+        <w:rPr>
+          <w:lang w:val="zh_TW" w:bidi="zh_TW"/>
+        </w:rPr>
+        <w:t>瑪拿西支派的首領根據第</w:t>
+      </w:r>
+      <w:hyperlink r:id="rId137">
+        <w:r>
+          <w:rPr>
+            <w:lang w:val="zh_TW" w:bidi="zh_TW"/>
+          </w:rPr>
+          <w:rPr>
+            <w:color w:val="0000EE"/>
+            <w:u w:val="single"/>
+          </w:rPr>
+          <w:t>二十七</w:t>
+        </w:r>
+      </w:hyperlink>
+      <w:r>
+        <w:rPr>
+          <w:lang w:val="zh_TW" w:bidi="zh_TW"/>
+        </w:rPr>
+        <w:t>章先前所立的律例提出問題：如果一位女繼承人嫁到原本支派以外，產業就會隨之從一個支派轉到另一個支派，這樣是否可行。神指示，女繼承人必須嫁給原本支派的人，產業不可轉移（</w:t>
+      </w:r>
+      <w:hyperlink r:id="rId247">
+        <w:r>
+          <w:rPr>
+            <w:lang w:val="zh_TW" w:bidi="zh_TW"/>
+          </w:rPr>
+          <w:rPr>
+            <w:color w:val="0000EE"/>
+            <w:u w:val="single"/>
+          </w:rPr>
+          <w:t>1–12</w:t>
+        </w:r>
+      </w:hyperlink>
+      <w:r>
+        <w:rPr>
+          <w:lang w:val="zh_TW" w:bidi="zh_TW"/>
+        </w:rPr>
+        <w:t>節）。</w:t>
+      </w:r>
+    </w:p>
+    <w:p>
+      <w:pPr/>
+      <w:r>
+        <w:rPr>
+          <w:lang w:val="zh_TW" w:bidi="zh_TW"/>
+        </w:rPr>
+      </w:r>
+      <w:r>
+        <w:rPr>
+          <w:lang w:val="zh_TW" w:bidi="zh_TW"/>
+        </w:rPr>
+        <w:t>本卷書最後一節提到，這些律例都是在摩押平原所賜下的（</w:t>
+      </w:r>
+      <w:hyperlink r:id="rId248">
+        <w:r>
+          <w:rPr>
+            <w:lang w:val="zh_TW" w:bidi="zh_TW"/>
+          </w:rPr>
+          <w:rPr>
+            <w:color w:val="0000EE"/>
+            <w:u w:val="single"/>
+          </w:rPr>
+          <w:t>26:1–36:12</w:t>
+        </w:r>
+      </w:hyperlink>
+      <w:r>
+        <w:rPr>
+          <w:lang w:val="zh_TW" w:bidi="zh_TW"/>
+        </w:rPr>
+        <w:t>；參</w:t>
+      </w:r>
+      <w:hyperlink r:id="rId249">
+        <w:r>
+          <w:rPr>
+            <w:lang w:val="zh_TW" w:bidi="zh_TW"/>
+          </w:rPr>
+          <w:rPr>
+            <w:color w:val="0000EE"/>
+            <w:u w:val="single"/>
+          </w:rPr>
+          <w:t>利27:34</w:t>
+        </w:r>
+      </w:hyperlink>
+      <w:r>
+        <w:rPr>
+          <w:lang w:val="zh_TW" w:bidi="zh_TW"/>
+        </w:rPr>
+        <w:t>）。</w:t>
+      </w:r>
+    </w:p>
+    <w:p>
+      <w:pPr>
+        <w:pStyle w:val="Heading3"/>
+      </w:pPr>
+      <w:r>
+        <w:rPr>
+          <w:lang w:val="zh_TW" w:bidi="zh_TW"/>
+        </w:rPr>
+        <w:t>神學教導</w:t>
+      </w:r>
+    </w:p>
+    <w:p>
+      <w:pPr/>
+      <w:r>
+        <w:rPr>
+          <w:lang w:val="zh_TW" w:bidi="zh_TW"/>
+        </w:rPr>
+      </w:r>
+      <w:r>
+        <w:rPr>
+          <w:lang w:val="zh_TW" w:bidi="zh_TW"/>
+        </w:rPr>
+        <w:t>在民數記中，經文啟示了神是一位對自己所立之約始終信實不變的神（</w:t>
+      </w:r>
+      <w:hyperlink r:id="rId250">
+        <w:r>
+          <w:rPr>
+            <w:lang w:val="zh_TW" w:bidi="zh_TW"/>
+          </w:rPr>
+          <w:rPr>
+            <w:color w:val="0000EE"/>
+            <w:u w:val="single"/>
+          </w:rPr>
+          <w:t>民23:19</w:t>
+        </w:r>
+      </w:hyperlink>
+      <w:r>
+        <w:rPr>
+          <w:lang w:val="zh_TW" w:bidi="zh_TW"/>
+        </w:rPr>
+        <w:t>）。祂對所立之約的信實，使祂既要引導並眷顧祂的百姓，也必須懲治他們得罪祂的罪。然而，沒有任何阻礙大到足以挫敗神要領祂百姓進入應許之地的旨意（</w:t>
+      </w:r>
+      <w:hyperlink r:id="rId251">
+        <w:r>
+          <w:rPr>
+            <w:lang w:val="zh_TW" w:bidi="zh_TW"/>
+          </w:rPr>
+          <w:rPr>
+            <w:color w:val="0000EE"/>
+            <w:u w:val="single"/>
+          </w:rPr>
+          <w:t>11:23</w:t>
+        </w:r>
+      </w:hyperlink>
+      <w:r>
+        <w:rPr>
+          <w:lang w:val="zh_TW" w:bidi="zh_TW"/>
+        </w:rPr>
+        <w:t>）。</w:t>
+      </w:r>
+    </w:p>
+    <w:p>
+      <w:pPr/>
+      <w:r>
+        <w:rPr>
+          <w:lang w:val="zh_TW" w:bidi="zh_TW"/>
+        </w:rPr>
+      </w:r>
+      <w:r>
+        <w:rPr>
+          <w:lang w:val="zh_TW" w:bidi="zh_TW"/>
+        </w:rPr>
+        <w:t>神一方面藉著對以色列犯罪所顯出的震怒，另一方面藉著眾多祭司律例，突顯了祂令人敬畏的聖潔。這些律法明確地教導，人若要親近神，就必須保持潔淨；甚至用不聖潔的眼目觀看神的聖潔，也會招致死亡（</w:t>
+      </w:r>
+      <w:hyperlink r:id="rId113">
+        <w:r>
+          <w:rPr>
+            <w:lang w:val="zh_TW" w:bidi="zh_TW"/>
+          </w:rPr>
+          <w:rPr>
+            <w:color w:val="0000EE"/>
+            <w:u w:val="single"/>
+          </w:rPr>
+          <w:t>4:20</w:t>
+        </w:r>
+      </w:hyperlink>
+      <w:r>
+        <w:rPr>
+          <w:lang w:val="zh_TW" w:bidi="zh_TW"/>
+        </w:rPr>
+        <w:t>）。</w:t>
+      </w:r>
+    </w:p>
+    <w:p>
+      <w:pPr/>
+      <w:r>
+        <w:rPr>
+          <w:lang w:val="zh_TW" w:bidi="zh_TW"/>
+        </w:rPr>
+      </w:r>
+      <w:r>
+        <w:rPr>
+          <w:lang w:val="zh_TW" w:bidi="zh_TW"/>
+        </w:rPr>
+        <w:t>祂對萬有的主權，從祂連生活中最細微之處都會加以關注這一點，清楚地顯明出來。「耶和華對摩西說（譯註：和合本也譯為「耶和華曉諭摩西說」、「耶和華吩咐摩西說」）」這個片語在書中出現50多次，而每一次後面所宣告的話，都涉及各式各樣生活與信仰的事項。</w:t>
+      </w:r>
+    </w:p>
+    <w:p>
+      <w:pPr/>
+      <w:r>
+        <w:rPr>
+          <w:lang w:val="zh_TW" w:bidi="zh_TW"/>
+        </w:rPr>
+      </w:r>
+      <w:r>
+        <w:rPr>
+          <w:lang w:val="zh_TW" w:bidi="zh_TW"/>
+        </w:rPr>
+        <w:t>作為立約的神，神也顯出祂具有「基督論性（christological）」的特質。神所賜的祝福與祂的信實，反映出基督論的主題。最後，摩西作為先知的領導身分（</w:t>
+      </w:r>
+      <w:hyperlink r:id="rId252">
+        <w:r>
+          <w:rPr>
+            <w:lang w:val="zh_TW" w:bidi="zh_TW"/>
+          </w:rPr>
+          <w:rPr>
+            <w:color w:val="0000EE"/>
+            <w:u w:val="single"/>
+          </w:rPr>
+          <w:t>徒7:37–38</w:t>
+        </w:r>
+      </w:hyperlink>
+      <w:r>
+        <w:rPr>
+          <w:lang w:val="zh_TW" w:bidi="zh_TW"/>
+        </w:rPr>
+        <w:t>）以及他代求的職事（例：</w:t>
+      </w:r>
+      <w:hyperlink r:id="rId253">
+        <w:r>
+          <w:rPr>
+            <w:lang w:val="zh_TW" w:bidi="zh_TW"/>
+          </w:rPr>
+          <w:rPr>
+            <w:color w:val="0000EE"/>
+            <w:u w:val="single"/>
+          </w:rPr>
+          <w:t>民11:2</w:t>
+        </w:r>
+      </w:hyperlink>
+      <w:r>
+        <w:rPr>
+          <w:lang w:val="zh_TW" w:bidi="zh_TW"/>
+        </w:rPr>
+        <w:t>，</w:t>
+      </w:r>
+      <w:hyperlink r:id="rId254">
+        <w:r>
+          <w:rPr>
+            <w:lang w:val="zh_TW" w:bidi="zh_TW"/>
+          </w:rPr>
+          <w:rPr>
+            <w:color w:val="0000EE"/>
+            <w:u w:val="single"/>
+          </w:rPr>
+          <w:t>12:13</w:t>
+        </w:r>
+      </w:hyperlink>
+      <w:r>
+        <w:rPr>
+          <w:lang w:val="zh_TW" w:bidi="zh_TW"/>
+        </w:rPr>
+        <w:t>，</w:t>
+      </w:r>
+      <w:hyperlink r:id="rId255">
+        <w:r>
+          <w:rPr>
+            <w:lang w:val="zh_TW" w:bidi="zh_TW"/>
+          </w:rPr>
+          <w:rPr>
+            <w:color w:val="0000EE"/>
+            <w:u w:val="single"/>
+          </w:rPr>
+          <w:t>14:19</w:t>
+        </w:r>
+      </w:hyperlink>
+      <w:r>
+        <w:rPr>
+          <w:lang w:val="zh_TW" w:bidi="zh_TW"/>
+        </w:rPr>
+        <w:t>），連同亞倫家的祭司體系（例：</w:t>
+      </w:r>
+      <w:hyperlink r:id="rId164">
+        <w:r>
+          <w:rPr>
+            <w:lang w:val="zh_TW" w:bidi="zh_TW"/>
+          </w:rPr>
+          <w:rPr>
+            <w:color w:val="0000EE"/>
+            <w:u w:val="single"/>
+          </w:rPr>
+          <w:t>16</w:t>
+        </w:r>
+      </w:hyperlink>
+      <w:r>
+        <w:rPr>
+          <w:lang w:val="zh_TW" w:bidi="zh_TW"/>
+        </w:rPr>
+        <w:t>章），牲畜的獻祭制度（參</w:t>
+      </w:r>
+      <w:hyperlink r:id="rId256">
+        <w:r>
+          <w:rPr>
+            <w:lang w:val="zh_TW" w:bidi="zh_TW"/>
+          </w:rPr>
+          <w:rPr>
+            <w:color w:val="0000EE"/>
+            <w:u w:val="single"/>
+          </w:rPr>
+          <w:t>19:9</w:t>
         </w:r>
       </w:hyperlink>
       <w:r>
@@ -475,394 +7014,66 @@
         </w:rPr>
         <w:t>；</w:t>
       </w:r>
-      <w:hyperlink r:id="rId24">
-        <w:r>
-          <w:rPr>
-            <w:lang w:val="zh_TW" w:bidi="zh_TW"/>
-          </w:rPr>
-          <w:rPr>
-            <w:color w:val="0000EE"/>
-            <w:u w:val="single"/>
-          </w:rPr>
-          <w:t>約9:7</w:t>
-        </w:r>
-      </w:hyperlink>
-      <w:r>
-        <w:rPr>
-          <w:lang w:val="zh_TW" w:bidi="zh_TW"/>
-        </w:rPr>
-        <w:t>）。然而，人們仍會在嬰孩出生時為其清洗（</w:t>
-      </w:r>
-      <w:hyperlink r:id="rId25">
-        <w:r>
-          <w:rPr>
-            <w:lang w:val="zh_TW" w:bidi="zh_TW"/>
-          </w:rPr>
-          <w:rPr>
-            <w:color w:val="0000EE"/>
-            <w:u w:val="single"/>
-          </w:rPr>
-          <w:t>結16:4</w:t>
-        </w:r>
-      </w:hyperlink>
-      <w:r>
-        <w:rPr>
-          <w:lang w:val="zh_TW" w:bidi="zh_TW"/>
-        </w:rPr>
-        <w:t>）、為死者在安葬前清洗身體（</w:t>
-      </w:r>
-      <w:hyperlink r:id="rId26">
-        <w:r>
-          <w:rPr>
-            <w:lang w:val="zh_TW" w:bidi="zh_TW"/>
-          </w:rPr>
-          <w:rPr>
-            <w:color w:val="0000EE"/>
-            <w:u w:val="single"/>
-          </w:rPr>
-          <w:t>徒9:37</w:t>
-        </w:r>
-      </w:hyperlink>
-      <w:r>
-        <w:rPr>
-          <w:lang w:val="zh_TW" w:bidi="zh_TW"/>
-        </w:rPr>
-        <w:t>），以及為羊隻剪羊毛前清洗（</w:t>
-      </w:r>
-      <w:hyperlink r:id="rId27">
-        <w:r>
-          <w:rPr>
-            <w:lang w:val="zh_TW" w:bidi="zh_TW"/>
-          </w:rPr>
-          <w:rPr>
-            <w:color w:val="0000EE"/>
-            <w:u w:val="single"/>
-          </w:rPr>
-          <w:t>歌6:6</w:t>
-        </w:r>
-      </w:hyperlink>
-      <w:r>
-        <w:rPr>
-          <w:lang w:val="zh_TW" w:bidi="zh_TW"/>
-        </w:rPr>
-        <w:t>）。全身經常沐浴，可能僅限於富裕階層（</w:t>
-      </w:r>
-      <w:hyperlink r:id="rId28">
-        <w:r>
-          <w:rPr>
-            <w:lang w:val="zh_TW" w:bidi="zh_TW"/>
-          </w:rPr>
-          <w:rPr>
-            <w:color w:val="0000EE"/>
-            <w:u w:val="single"/>
-          </w:rPr>
-          <w:t>出2:5</w:t>
-        </w:r>
-      </w:hyperlink>
-      <w:r>
-        <w:rPr>
-          <w:lang w:val="zh_TW" w:bidi="zh_TW"/>
-        </w:rPr>
-        <w:t>）。但因塵土飛揚，人們必須常洗臉、手與腳（</w:t>
-      </w:r>
-      <w:hyperlink r:id="rId29">
-        <w:r>
-          <w:rPr>
-            <w:lang w:val="zh_TW" w:bidi="zh_TW"/>
-          </w:rPr>
-          <w:rPr>
-            <w:color w:val="0000EE"/>
-            <w:u w:val="single"/>
-          </w:rPr>
-          <w:t>創18:4</w:t>
-        </w:r>
-      </w:hyperlink>
-      <w:r>
-        <w:rPr>
-          <w:lang w:val="zh_TW" w:bidi="zh_TW"/>
-        </w:rPr>
-        <w:t>，</w:t>
-      </w:r>
-      <w:hyperlink r:id="rId30">
-        <w:r>
-          <w:rPr>
-            <w:lang w:val="zh_TW" w:bidi="zh_TW"/>
-          </w:rPr>
-          <w:rPr>
-            <w:color w:val="0000EE"/>
-            <w:u w:val="single"/>
-          </w:rPr>
-          <w:t>19:2</w:t>
-        </w:r>
-      </w:hyperlink>
-      <w:r>
-        <w:rPr>
-          <w:lang w:val="zh_TW" w:bidi="zh_TW"/>
-        </w:rPr>
-        <w:t>，</w:t>
-      </w:r>
-      <w:hyperlink r:id="rId31">
-        <w:r>
-          <w:rPr>
-            <w:lang w:val="zh_TW" w:bidi="zh_TW"/>
-          </w:rPr>
-          <w:rPr>
-            <w:color w:val="0000EE"/>
-            <w:u w:val="single"/>
-          </w:rPr>
-          <w:t>24:32</w:t>
-        </w:r>
-      </w:hyperlink>
-      <w:r>
-        <w:rPr>
-          <w:lang w:val="zh_TW" w:bidi="zh_TW"/>
-        </w:rPr>
-        <w:t>，</w:t>
-      </w:r>
-      <w:hyperlink r:id="rId32">
-        <w:r>
-          <w:rPr>
-            <w:lang w:val="zh_TW" w:bidi="zh_TW"/>
-          </w:rPr>
-          <w:rPr>
-            <w:color w:val="0000EE"/>
-            <w:u w:val="single"/>
-          </w:rPr>
-          <w:t>43:24</w:t>
-        </w:r>
-      </w:hyperlink>
-      <w:r>
-        <w:rPr>
-          <w:lang w:val="zh_TW" w:bidi="zh_TW"/>
-        </w:rPr>
-        <w:t>；</w:t>
-      </w:r>
-      <w:hyperlink r:id="rId33">
-        <w:r>
-          <w:rPr>
-            <w:lang w:val="zh_TW" w:bidi="zh_TW"/>
-          </w:rPr>
-          <w:rPr>
-            <w:color w:val="0000EE"/>
-            <w:u w:val="single"/>
-          </w:rPr>
-          <w:t>士19:21</w:t>
-        </w:r>
-      </w:hyperlink>
-      <w:r>
-        <w:rPr>
-          <w:lang w:val="zh_TW" w:bidi="zh_TW"/>
-        </w:rPr>
-        <w:t>；</w:t>
-      </w:r>
-      <w:hyperlink r:id="rId34">
-        <w:r>
-          <w:rPr>
-            <w:lang w:val="zh_TW" w:bidi="zh_TW"/>
-          </w:rPr>
-          <w:rPr>
-            <w:color w:val="0000EE"/>
-            <w:u w:val="single"/>
-          </w:rPr>
-          <w:t>歌5:3</w:t>
-        </w:r>
-      </w:hyperlink>
-      <w:r>
-        <w:rPr>
-          <w:lang w:val="zh_TW" w:bidi="zh_TW"/>
-        </w:rPr>
-        <w:t>）。對於有身份地位的人而言，在抹油之前先清洗身體也是良好儀容的一部分（</w:t>
-      </w:r>
-      <w:hyperlink r:id="rId35">
-        <w:r>
-          <w:rPr>
-            <w:lang w:val="zh_TW" w:bidi="zh_TW"/>
-          </w:rPr>
-          <w:rPr>
-            <w:color w:val="0000EE"/>
-            <w:u w:val="single"/>
-          </w:rPr>
-          <w:t>得3:3</w:t>
-        </w:r>
-      </w:hyperlink>
-      <w:r>
-        <w:rPr>
-          <w:lang w:val="zh_TW" w:bidi="zh_TW"/>
-        </w:rPr>
-        <w:t>；</w:t>
-      </w:r>
-      <w:hyperlink r:id="rId36">
-        <w:r>
-          <w:rPr>
-            <w:lang w:val="zh_TW" w:bidi="zh_TW"/>
-          </w:rPr>
-          <w:rPr>
-            <w:color w:val="0000EE"/>
-            <w:u w:val="single"/>
-          </w:rPr>
-          <w:t>撒下12:20</w:t>
-        </w:r>
-      </w:hyperlink>
-      <w:r>
-        <w:rPr>
-          <w:lang w:val="zh_TW" w:bidi="zh_TW"/>
-        </w:rPr>
-        <w:t>；</w:t>
-      </w:r>
-      <w:hyperlink r:id="rId37">
-        <w:r>
-          <w:rPr>
-            <w:lang w:val="zh_TW" w:bidi="zh_TW"/>
-          </w:rPr>
-          <w:rPr>
-            <w:color w:val="0000EE"/>
-            <w:u w:val="single"/>
-          </w:rPr>
-          <w:t>結23:41</w:t>
-        </w:r>
-      </w:hyperlink>
-      <w:r>
-        <w:rPr>
-          <w:lang w:val="zh_TW" w:bidi="zh_TW"/>
-        </w:rPr>
-        <w:t>）。好客的主人會為客人預備洗腳水（</w:t>
-      </w:r>
-      <w:hyperlink r:id="rId29">
-        <w:r>
-          <w:rPr>
-            <w:lang w:val="zh_TW" w:bidi="zh_TW"/>
-          </w:rPr>
-          <w:rPr>
-            <w:color w:val="0000EE"/>
-            <w:u w:val="single"/>
-          </w:rPr>
-          <w:t>創18:4</w:t>
-        </w:r>
-      </w:hyperlink>
-      <w:r>
-        <w:rPr>
-          <w:lang w:val="zh_TW" w:bidi="zh_TW"/>
-        </w:rPr>
-        <w:t>；</w:t>
-      </w:r>
-      <w:hyperlink r:id="rId33">
-        <w:r>
-          <w:rPr>
-            <w:lang w:val="zh_TW" w:bidi="zh_TW"/>
-          </w:rPr>
-          <w:rPr>
-            <w:color w:val="0000EE"/>
-            <w:u w:val="single"/>
-          </w:rPr>
-          <w:t>士19:21</w:t>
-        </w:r>
-      </w:hyperlink>
-      <w:r>
-        <w:rPr>
-          <w:lang w:val="zh_TW" w:bidi="zh_TW"/>
-        </w:rPr>
-        <w:t>；</w:t>
-      </w:r>
-      <w:hyperlink r:id="rId38">
-        <w:r>
-          <w:rPr>
-            <w:lang w:val="zh_TW" w:bidi="zh_TW"/>
-          </w:rPr>
-          <w:rPr>
-            <w:color w:val="0000EE"/>
-            <w:u w:val="single"/>
-          </w:rPr>
-          <w:t>路7:44</w:t>
-        </w:r>
-      </w:hyperlink>
-      <w:r>
-        <w:rPr>
-          <w:lang w:val="zh_TW" w:bidi="zh_TW"/>
-        </w:rPr>
-        <w:t>；</w:t>
-      </w:r>
-      <w:hyperlink r:id="rId39">
-        <w:r>
-          <w:rPr>
-            <w:lang w:val="zh_TW" w:bidi="zh_TW"/>
-          </w:rPr>
-          <w:rPr>
-            <w:color w:val="0000EE"/>
-            <w:u w:val="single"/>
-          </w:rPr>
-          <w:t>約13:4–5</w:t>
-        </w:r>
-      </w:hyperlink>
-      <w:r>
-        <w:rPr>
-          <w:lang w:val="zh_TW" w:bidi="zh_TW"/>
-        </w:rPr>
-        <w:t>）。替人洗腳原是僕人的職責；若由他人為客人洗脚，便表示謙卑（</w:t>
-      </w:r>
-      <w:hyperlink r:id="rId40">
-        <w:r>
-          <w:rPr>
-            <w:lang w:val="zh_TW" w:bidi="zh_TW"/>
-          </w:rPr>
-          <w:rPr>
-            <w:color w:val="0000EE"/>
-            <w:u w:val="single"/>
-          </w:rPr>
-          <w:t>撒上25:41</w:t>
-        </w:r>
-      </w:hyperlink>
-      <w:r>
-        <w:rPr>
-          <w:lang w:val="zh_TW" w:bidi="zh_TW"/>
-        </w:rPr>
-        <w:t>；</w:t>
-      </w:r>
-      <w:hyperlink r:id="rId41">
-        <w:r>
-          <w:rPr>
-            <w:lang w:val="zh_TW" w:bidi="zh_TW"/>
-          </w:rPr>
-          <w:rPr>
-            <w:color w:val="0000EE"/>
-            <w:u w:val="single"/>
-          </w:rPr>
-          <w:t>路7:44–47</w:t>
-        </w:r>
-      </w:hyperlink>
-      <w:r>
-        <w:rPr>
-          <w:lang w:val="zh_TW" w:bidi="zh_TW"/>
-        </w:rPr>
-        <w:t>；</w:t>
-      </w:r>
-      <w:hyperlink r:id="rId42">
-        <w:r>
-          <w:rPr>
-            <w:lang w:val="zh_TW" w:bidi="zh_TW"/>
-          </w:rPr>
-          <w:rPr>
-            <w:color w:val="0000EE"/>
-            <w:u w:val="single"/>
-          </w:rPr>
-          <w:t>約13:3–16</w:t>
-        </w:r>
-      </w:hyperlink>
-      <w:r>
-        <w:rPr>
-          <w:lang w:val="zh_TW" w:bidi="zh_TW"/>
-        </w:rPr>
-        <w:t>；</w:t>
-      </w:r>
-      <w:hyperlink r:id="rId43">
-        <w:r>
-          <w:rPr>
-            <w:lang w:val="zh_TW" w:bidi="zh_TW"/>
-          </w:rPr>
-          <w:rPr>
-            <w:color w:val="0000EE"/>
-            <w:u w:val="single"/>
-          </w:rPr>
-          <w:t>提前5:10</w:t>
+      <w:hyperlink r:id="rId257">
+        <w:r>
+          <w:rPr>
+            <w:lang w:val="zh_TW" w:bidi="zh_TW"/>
+          </w:rPr>
+          <w:rPr>
+            <w:color w:val="0000EE"/>
+            <w:u w:val="single"/>
+          </w:rPr>
+          <w:t>來9:13</w:t>
+        </w:r>
+      </w:hyperlink>
+      <w:r>
+        <w:rPr>
+          <w:lang w:val="zh_TW" w:bidi="zh_TW"/>
+        </w:rPr>
+        <w:t>），以及各樣象徵（嗎哪、水、銅蛇），都預示了將來要來的基督。</w:t>
+      </w:r>
+    </w:p>
+    <w:p>
+      <w:pPr/>
+      <w:r>
+        <w:rPr>
+          <w:lang w:val="zh_TW" w:bidi="zh_TW"/>
+        </w:rPr>
+      </w:r>
+      <w:r>
+        <w:rPr>
+          <w:lang w:val="zh_TW" w:bidi="zh_TW"/>
+        </w:rPr>
+        <w:t>在以色列人對神的回應中，百姓呈現出人一切的罪性與不忠。以色列在曠野漂流，說明了不信所帶來的結果；以色列所受的刑罰，印證了</w:t>
+      </w:r>
+      <w:hyperlink r:id="rId258">
+        <w:r>
+          <w:rPr>
+            <w:lang w:val="zh_TW" w:bidi="zh_TW"/>
+          </w:rPr>
+          <w:rPr>
+            <w:color w:val="0000EE"/>
+            <w:u w:val="single"/>
+          </w:rPr>
+          <w:t>民數記三十二章23節</w:t>
+        </w:r>
+      </w:hyperlink>
+      <w:r>
+        <w:rPr>
+          <w:lang w:val="zh_TW" w:bidi="zh_TW"/>
+        </w:rPr>
+        <w:t>的原則：「倘若你們不這樣行，就得罪耶和華，要知道你們的罪必追上你們」。民數記強而有力地教導：人唯有信靠耶和華，才能找到真正的平安與福分；只有祂能把人帶進安息之地（</w:t>
+      </w:r>
+      <w:hyperlink r:id="rId259">
+        <w:r>
+          <w:rPr>
+            <w:lang w:val="zh_TW" w:bidi="zh_TW"/>
+          </w:rPr>
+          <w:rPr>
+            <w:color w:val="0000EE"/>
+            <w:u w:val="single"/>
+          </w:rPr>
+          <w:t>來4:9</w:t>
         </w:r>
       </w:hyperlink>
       <w:r>
@@ -881,1598 +7092,6 @@
       </w:r>
       <w:r>
         <w:rPr>
-          <w:lang w:val="zh_TW" w:bidi="zh_TW"/>
-        </w:rPr>
-        <w:t>聖經中多數關於洗或沐浴的記載，皆與禮儀上的潔淨有關。祭司與利未人在親近祭壇或參與禮儀之前，必須洗衣服、洗臉，有時甚至要洗全身（</w:t>
-      </w:r>
-      <w:hyperlink r:id="rId44">
-        <w:r>
-          <w:rPr>
-            <w:lang w:val="zh_TW" w:bidi="zh_TW"/>
-          </w:rPr>
-          <w:rPr>
-            <w:color w:val="0000EE"/>
-            <w:u w:val="single"/>
-          </w:rPr>
-          <w:t>出29:4</w:t>
-        </w:r>
-      </w:hyperlink>
-      <w:r>
-        <w:rPr>
-          <w:lang w:val="zh_TW" w:bidi="zh_TW"/>
-        </w:rPr>
-        <w:t>；</w:t>
-      </w:r>
-      <w:hyperlink r:id="rId45">
-        <w:r>
-          <w:rPr>
-            <w:lang w:val="zh_TW" w:bidi="zh_TW"/>
-          </w:rPr>
-          <w:rPr>
-            <w:color w:val="0000EE"/>
-            <w:u w:val="single"/>
-          </w:rPr>
-          <w:t>30:19–21</w:t>
-        </w:r>
-      </w:hyperlink>
-      <w:r>
-        <w:rPr>
-          <w:lang w:val="zh_TW" w:bidi="zh_TW"/>
-        </w:rPr>
-        <w:t>，</w:t>
-      </w:r>
-      <w:hyperlink r:id="rId46">
-        <w:r>
-          <w:rPr>
-            <w:lang w:val="zh_TW" w:bidi="zh_TW"/>
-          </w:rPr>
-          <w:rPr>
-            <w:color w:val="0000EE"/>
-            <w:u w:val="single"/>
-          </w:rPr>
-          <w:t>40:7</w:t>
-        </w:r>
-      </w:hyperlink>
-      <w:r>
-        <w:rPr>
-          <w:lang w:val="zh_TW" w:bidi="zh_TW"/>
-        </w:rPr>
-        <w:t>、</w:t>
-      </w:r>
-      <w:hyperlink r:id="rId46">
-        <w:r>
-          <w:rPr>
-            <w:lang w:val="zh_TW" w:bidi="zh_TW"/>
-          </w:rPr>
-          <w:rPr>
-            <w:color w:val="0000EE"/>
-            <w:u w:val="single"/>
-          </w:rPr>
-          <w:t>12</w:t>
-        </w:r>
-      </w:hyperlink>
-      <w:r>
-        <w:rPr>
-          <w:lang w:val="zh_TW" w:bidi="zh_TW"/>
-        </w:rPr>
-        <w:t>、</w:t>
-      </w:r>
-      <w:hyperlink r:id="rId46">
-        <w:r>
-          <w:rPr>
-            <w:lang w:val="zh_TW" w:bidi="zh_TW"/>
-          </w:rPr>
-          <w:rPr>
-            <w:color w:val="0000EE"/>
-            <w:u w:val="single"/>
-          </w:rPr>
-          <w:t>30–32</w:t>
-        </w:r>
-      </w:hyperlink>
-      <w:r>
-        <w:rPr>
-          <w:lang w:val="zh_TW" w:bidi="zh_TW"/>
-        </w:rPr>
-        <w:t>；</w:t>
-      </w:r>
-      <w:hyperlink r:id="rId47">
-        <w:r>
-          <w:rPr>
-            <w:lang w:val="zh_TW" w:bidi="zh_TW"/>
-          </w:rPr>
-          <w:rPr>
-            <w:color w:val="0000EE"/>
-            <w:u w:val="single"/>
-          </w:rPr>
-          <w:t>民8:21</w:t>
-        </w:r>
-      </w:hyperlink>
-      <w:r>
-        <w:rPr>
-          <w:lang w:val="zh_TW" w:bidi="zh_TW"/>
-        </w:rPr>
-        <w:t>）。被宰殺的牲畜在獻祭前，其腿與內臟也需洗淨（</w:t>
-      </w:r>
-      <w:hyperlink r:id="rId48">
-        <w:r>
-          <w:rPr>
-            <w:lang w:val="zh_TW" w:bidi="zh_TW"/>
-          </w:rPr>
-          <w:rPr>
-            <w:color w:val="0000EE"/>
-            <w:u w:val="single"/>
-          </w:rPr>
-          <w:t>利1:9</w:t>
-        </w:r>
-      </w:hyperlink>
-      <w:r>
-        <w:rPr>
-          <w:lang w:val="zh_TW" w:bidi="zh_TW"/>
-        </w:rPr>
-        <w:t>、</w:t>
-      </w:r>
-      <w:hyperlink r:id="rId48">
-        <w:r>
-          <w:rPr>
-            <w:lang w:val="zh_TW" w:bidi="zh_TW"/>
-          </w:rPr>
-          <w:rPr>
-            <w:color w:val="0000EE"/>
-            <w:u w:val="single"/>
-          </w:rPr>
-          <w:t>13</w:t>
-        </w:r>
-      </w:hyperlink>
-      <w:r>
-        <w:rPr>
-          <w:lang w:val="zh_TW" w:bidi="zh_TW"/>
-        </w:rPr>
-        <w:t>，</w:t>
-      </w:r>
-      <w:hyperlink r:id="rId49">
-        <w:r>
-          <w:rPr>
-            <w:lang w:val="zh_TW" w:bidi="zh_TW"/>
-          </w:rPr>
-          <w:rPr>
-            <w:color w:val="0000EE"/>
-            <w:u w:val="single"/>
-          </w:rPr>
-          <w:t>8:21</w:t>
-        </w:r>
-      </w:hyperlink>
-      <w:r>
-        <w:rPr>
-          <w:lang w:val="zh_TW" w:bidi="zh_TW"/>
-        </w:rPr>
-        <w:t>，</w:t>
-      </w:r>
-      <w:hyperlink r:id="rId50">
-        <w:r>
-          <w:rPr>
-            <w:lang w:val="zh_TW" w:bidi="zh_TW"/>
-          </w:rPr>
-          <w:rPr>
-            <w:color w:val="0000EE"/>
-            <w:u w:val="single"/>
-          </w:rPr>
-          <w:t>9:14</w:t>
-        </w:r>
-      </w:hyperlink>
-      <w:r>
-        <w:rPr>
-          <w:lang w:val="zh_TW" w:bidi="zh_TW"/>
-        </w:rPr>
-        <w:t>）。凡曾處於不潔狀態的人，必須先洗净衣物並沐浴，才能恢復禮儀上的潔淨（</w:t>
-      </w:r>
-      <w:hyperlink r:id="rId51">
-        <w:r>
-          <w:rPr>
-            <w:lang w:val="zh_TW" w:bidi="zh_TW"/>
-          </w:rPr>
-          <w:rPr>
-            <w:color w:val="0000EE"/>
-            <w:u w:val="single"/>
-          </w:rPr>
-          <w:t>利14:8–10</w:t>
-        </w:r>
-      </w:hyperlink>
-      <w:r>
-        <w:rPr>
-          <w:lang w:val="zh_TW" w:bidi="zh_TW"/>
-        </w:rPr>
-        <w:t>，</w:t>
-      </w:r>
-      <w:hyperlink r:id="rId52">
-        <w:r>
-          <w:rPr>
-            <w:lang w:val="zh_TW" w:bidi="zh_TW"/>
-          </w:rPr>
-          <w:rPr>
-            <w:color w:val="0000EE"/>
-            <w:u w:val="single"/>
-          </w:rPr>
-          <w:t>15:5–11</w:t>
-        </w:r>
-      </w:hyperlink>
-      <w:r>
-        <w:rPr>
-          <w:lang w:val="zh_TW" w:bidi="zh_TW"/>
-        </w:rPr>
-        <w:t>、</w:t>
-      </w:r>
-      <w:hyperlink r:id="rId52">
-        <w:r>
-          <w:rPr>
-            <w:lang w:val="zh_TW" w:bidi="zh_TW"/>
-          </w:rPr>
-          <w:rPr>
-            <w:color w:val="0000EE"/>
-            <w:u w:val="single"/>
-          </w:rPr>
-          <w:t>21–27</w:t>
-        </w:r>
-      </w:hyperlink>
-      <w:r>
-        <w:rPr>
-          <w:lang w:val="zh_TW" w:bidi="zh_TW"/>
-        </w:rPr>
-        <w:t>）。例如痲瘋得醫治者或曾有漏症者，皆需如此。任何被玷污的衣物，也必須行禮儀上的潔淨（</w:t>
-      </w:r>
-      <w:hyperlink r:id="rId53">
-        <w:r>
-          <w:rPr>
-            <w:lang w:val="zh_TW" w:bidi="zh_TW"/>
-          </w:rPr>
-          <w:rPr>
-            <w:color w:val="0000EE"/>
-            <w:u w:val="single"/>
-          </w:rPr>
-          <w:t>利6:27</w:t>
-        </w:r>
-      </w:hyperlink>
-      <w:r>
-        <w:rPr>
-          <w:lang w:val="zh_TW" w:bidi="zh_TW"/>
-        </w:rPr>
-        <w:t>，</w:t>
-      </w:r>
-      <w:hyperlink r:id="rId54">
-        <w:r>
-          <w:rPr>
-            <w:lang w:val="zh_TW" w:bidi="zh_TW"/>
-          </w:rPr>
-          <w:rPr>
-            <w:color w:val="0000EE"/>
-            <w:u w:val="single"/>
-          </w:rPr>
-          <w:t>13:54</w:t>
-        </w:r>
-      </w:hyperlink>
-      <w:r>
-        <w:rPr>
-          <w:lang w:val="zh_TW" w:bidi="zh_TW"/>
-        </w:rPr>
-        <w:t>）。</w:t>
-      </w:r>
-    </w:p>
-    <w:p>
-      <w:pPr/>
-      <w:r>
-        <w:rPr>
-          <w:lang w:val="zh_TW" w:bidi="zh_TW"/>
-        </w:rPr>
-      </w:r>
-      <w:r>
-        <w:rPr>
-          <w:lang w:val="zh_TW" w:bidi="zh_TW"/>
-        </w:rPr>
-        <w:t>此外，「洗」亦常被用作比喻，指從罪中得潔淨（</w:t>
-      </w:r>
-      <w:hyperlink r:id="rId55">
-        <w:r>
-          <w:rPr>
-            <w:lang w:val="zh_TW" w:bidi="zh_TW"/>
-          </w:rPr>
-          <w:rPr>
-            <w:color w:val="0000EE"/>
-            <w:u w:val="single"/>
-          </w:rPr>
-          <w:t>詩51:2</w:t>
-        </w:r>
-      </w:hyperlink>
-      <w:r>
-        <w:rPr>
-          <w:lang w:val="zh_TW" w:bidi="zh_TW"/>
-        </w:rPr>
-        <w:t>；</w:t>
-      </w:r>
-      <w:hyperlink r:id="rId56">
-        <w:r>
-          <w:rPr>
-            <w:lang w:val="zh_TW" w:bidi="zh_TW"/>
-          </w:rPr>
-          <w:rPr>
-            <w:color w:val="0000EE"/>
-            <w:u w:val="single"/>
-          </w:rPr>
-          <w:t>賽1:16</w:t>
-        </w:r>
-      </w:hyperlink>
-      <w:r>
-        <w:rPr>
-          <w:lang w:val="zh_TW" w:bidi="zh_TW"/>
-        </w:rPr>
-        <w:t>，</w:t>
-      </w:r>
-      <w:hyperlink r:id="rId57">
-        <w:r>
-          <w:rPr>
-            <w:lang w:val="zh_TW" w:bidi="zh_TW"/>
-          </w:rPr>
-          <w:rPr>
-            <w:color w:val="0000EE"/>
-            <w:u w:val="single"/>
-          </w:rPr>
-          <w:t>4:4</w:t>
-        </w:r>
-      </w:hyperlink>
-      <w:r>
-        <w:rPr>
-          <w:lang w:val="zh_TW" w:bidi="zh_TW"/>
-        </w:rPr>
-        <w:t>；</w:t>
-      </w:r>
-      <w:hyperlink r:id="rId58">
-        <w:r>
-          <w:rPr>
-            <w:lang w:val="zh_TW" w:bidi="zh_TW"/>
-          </w:rPr>
-          <w:rPr>
-            <w:color w:val="0000EE"/>
-            <w:u w:val="single"/>
-          </w:rPr>
-          <w:t>耶2:22</w:t>
-        </w:r>
-      </w:hyperlink>
-      <w:r>
-        <w:rPr>
-          <w:lang w:val="zh_TW" w:bidi="zh_TW"/>
-        </w:rPr>
-        <w:t>，</w:t>
-      </w:r>
-      <w:hyperlink r:id="rId59">
-        <w:r>
-          <w:rPr>
-            <w:lang w:val="zh_TW" w:bidi="zh_TW"/>
-          </w:rPr>
-          <w:rPr>
-            <w:color w:val="0000EE"/>
-            <w:u w:val="single"/>
-          </w:rPr>
-          <w:t>4:14</w:t>
-        </w:r>
-      </w:hyperlink>
-      <w:r>
-        <w:rPr>
-          <w:lang w:val="zh_TW" w:bidi="zh_TW"/>
-        </w:rPr>
-        <w:t>；</w:t>
-      </w:r>
-      <w:hyperlink r:id="rId60">
-        <w:r>
-          <w:rPr>
-            <w:lang w:val="zh_TW" w:bidi="zh_TW"/>
-          </w:rPr>
-          <w:rPr>
-            <w:color w:val="0000EE"/>
-            <w:u w:val="single"/>
-          </w:rPr>
-          <w:t>林前6:11</w:t>
-        </w:r>
-      </w:hyperlink>
-      <w:r>
-        <w:rPr>
-          <w:lang w:val="zh_TW" w:bidi="zh_TW"/>
-        </w:rPr>
-        <w:t>；</w:t>
-      </w:r>
-      <w:hyperlink r:id="rId61">
-        <w:r>
-          <w:rPr>
-            <w:lang w:val="zh_TW" w:bidi="zh_TW"/>
-          </w:rPr>
-          <w:rPr>
-            <w:color w:val="0000EE"/>
-            <w:u w:val="single"/>
-          </w:rPr>
-          <w:t>來10:22</w:t>
-        </w:r>
-      </w:hyperlink>
-      <w:r>
-        <w:rPr>
-          <w:lang w:val="zh_TW" w:bidi="zh_TW"/>
-        </w:rPr>
-        <w:t>）。</w:t>
-      </w:r>
-      <w:r>
-        <w:rPr>
-          <w:lang w:val="zh_TW" w:bidi="zh_TW"/>
-        </w:rPr>
-      </w:r>
-      <w:r>
-        <w:rPr>
-          <w:lang w:val="zh_TW" w:bidi="zh_TW"/>
-        </w:rPr>
-      </w:r>
-    </w:p>
-    <w:p>
-      <w:pPr/>
-      <w:r>
-        <w:rPr>
-          <w:lang w:val="zh_TW" w:bidi="zh_TW"/>
-        </w:rPr>
-      </w:r>
-    </w:p>
-    <w:p>
-      <w:pPr>
-        <w:pStyle w:val="Heading2"/>
-      </w:pPr>
-      <w:r>
-        <w:rPr>
-          <w:lang w:val="zh_TW" w:bidi="zh_TW"/>
-        </w:rPr>
-        <w:t>牧人</w:t>
-      </w:r>
-      <w:r>
-        <w:rPr>
-          <w:lang w:val="zh_TW" w:bidi="zh_TW"/>
-        </w:rPr>
-      </w:r>
-    </w:p>
-    <w:p>
-      <w:pPr/>
-      <w:r>
-        <w:rPr>
-          <w:lang w:val="zh_TW" w:bidi="zh_TW"/>
-        </w:rPr>
-      </w:r>
-      <w:r>
-        <w:rPr>
-          <w:lang w:val="zh_TW" w:bidi="zh_TW"/>
-        </w:rPr>
-        <w:t>照顧家畜的男人，如牛、羊和山羊（</w:t>
-      </w:r>
-      <w:hyperlink r:id="rId62">
-        <w:r>
-          <w:rPr>
-            <w:lang w:val="zh_TW" w:bidi="zh_TW"/>
-          </w:rPr>
-          <w:rPr>
-            <w:color w:val="0000EE"/>
-            <w:u w:val="single"/>
-          </w:rPr>
-          <w:t>創13:7–8</w:t>
-        </w:r>
-      </w:hyperlink>
-      <w:r>
-        <w:rPr>
-          <w:lang w:val="zh_TW" w:bidi="zh_TW"/>
-        </w:rPr>
-        <w:t>，</w:t>
-      </w:r>
-      <w:hyperlink r:id="rId63">
-        <w:r>
-          <w:rPr>
-            <w:lang w:val="zh_TW" w:bidi="zh_TW"/>
-          </w:rPr>
-          <w:rPr>
-            <w:color w:val="0000EE"/>
-            <w:u w:val="single"/>
-          </w:rPr>
-          <w:t>26:20</w:t>
-        </w:r>
-      </w:hyperlink>
-      <w:r>
-        <w:rPr>
-          <w:lang w:val="zh_TW" w:bidi="zh_TW"/>
-        </w:rPr>
-        <w:t>；</w:t>
-      </w:r>
-      <w:hyperlink r:id="rId64">
-        <w:r>
-          <w:rPr>
-            <w:lang w:val="zh_TW" w:bidi="zh_TW"/>
-          </w:rPr>
-          <w:rPr>
-            <w:color w:val="0000EE"/>
-            <w:u w:val="single"/>
-          </w:rPr>
-          <w:t>撒上21:7</w:t>
-        </w:r>
-      </w:hyperlink>
-      <w:r>
-        <w:rPr>
-          <w:lang w:val="zh_TW" w:bidi="zh_TW"/>
-        </w:rPr>
-        <w:t>）。他們也包括牧羊人。在新約聖經中，牧羊人是一個眾所周知的詞語。耶穌使用了牧羊人和祂的羊的隱喻（</w:t>
-      </w:r>
-      <w:hyperlink r:id="rId65">
-        <w:r>
-          <w:rPr>
-            <w:lang w:val="zh_TW" w:bidi="zh_TW"/>
-          </w:rPr>
-          <w:rPr>
-            <w:color w:val="0000EE"/>
-            <w:u w:val="single"/>
-          </w:rPr>
-          <w:t>約10:1–16</w:t>
-        </w:r>
-      </w:hyperlink>
-      <w:r>
-        <w:rPr>
-          <w:lang w:val="zh_TW" w:bidi="zh_TW"/>
-        </w:rPr>
-        <w:t>）。一些牧人養豬（</w:t>
-      </w:r>
-      <w:hyperlink r:id="rId66">
-        <w:r>
-          <w:rPr>
-            <w:lang w:val="zh_TW" w:bidi="zh_TW"/>
-          </w:rPr>
-          <w:rPr>
-            <w:color w:val="0000EE"/>
-            <w:u w:val="single"/>
-          </w:rPr>
-          <w:t>太8:33</w:t>
-        </w:r>
-      </w:hyperlink>
-      <w:r>
-        <w:rPr>
-          <w:lang w:val="zh_TW" w:bidi="zh_TW"/>
-        </w:rPr>
-        <w:t>；</w:t>
-      </w:r>
-      <w:hyperlink r:id="rId67">
-        <w:r>
-          <w:rPr>
-            <w:lang w:val="zh_TW" w:bidi="zh_TW"/>
-          </w:rPr>
-          <w:rPr>
-            <w:color w:val="0000EE"/>
-            <w:u w:val="single"/>
-          </w:rPr>
-          <w:t>可5:14</w:t>
-        </w:r>
-      </w:hyperlink>
-      <w:r>
-        <w:rPr>
-          <w:lang w:val="zh_TW" w:bidi="zh_TW"/>
-        </w:rPr>
-        <w:t>；</w:t>
-      </w:r>
-      <w:hyperlink r:id="rId68">
-        <w:r>
-          <w:rPr>
-            <w:lang w:val="zh_TW" w:bidi="zh_TW"/>
-          </w:rPr>
-          <w:rPr>
-            <w:color w:val="0000EE"/>
-            <w:u w:val="single"/>
-          </w:rPr>
-          <w:t>路8:34</w:t>
-        </w:r>
-      </w:hyperlink>
-      <w:r>
-        <w:rPr>
-          <w:lang w:val="zh_TW" w:bidi="zh_TW"/>
-        </w:rPr>
-        <w:t>）。</w:t>
-      </w:r>
-      <w:r>
-        <w:rPr>
-          <w:lang w:val="zh_TW" w:bidi="zh_TW"/>
-        </w:rPr>
-      </w:r>
-      <w:r>
-        <w:rPr>
-          <w:lang w:val="zh_TW" w:bidi="zh_TW"/>
-        </w:rPr>
-      </w:r>
-    </w:p>
-    <w:p>
-      <w:pPr/>
-      <w:r>
-        <w:rPr>
-          <w:lang w:val="zh_TW" w:bidi="zh_TW"/>
-        </w:rPr>
-      </w:r>
-    </w:p>
-    <w:p>
-      <w:pPr>
-        <w:pStyle w:val="Heading2"/>
-      </w:pPr>
-      <w:r>
-        <w:rPr>
-          <w:lang w:val="zh_TW" w:bidi="zh_TW"/>
-        </w:rPr>
-        <w:t>牧人</w:t>
-      </w:r>
-      <w:r>
-        <w:rPr>
-          <w:lang w:val="zh_TW" w:bidi="zh_TW"/>
-        </w:rPr>
-      </w:r>
-    </w:p>
-    <w:p>
-      <w:pPr/>
-      <w:r>
-        <w:rPr>
-          <w:lang w:val="zh_TW" w:bidi="zh_TW"/>
-        </w:rPr>
-      </w:r>
-      <w:r>
-        <w:rPr>
-          <w:lang w:val="zh_TW" w:bidi="zh_TW"/>
-        </w:rPr>
-        <w:t>全方位照顧羊群的人。他的任務是為羊尋找草和水，保護牠們免受野生動物的侵害（</w:t>
-      </w:r>
-      <w:hyperlink r:id="rId69">
-        <w:r>
-          <w:rPr>
-            <w:lang w:val="zh_TW" w:bidi="zh_TW"/>
-          </w:rPr>
-          <w:rPr>
-            <w:color w:val="0000EE"/>
-            <w:u w:val="single"/>
-          </w:rPr>
-          <w:t>阿摩司書3:12</w:t>
-        </w:r>
-      </w:hyperlink>
-      <w:r>
-        <w:rPr>
-          <w:lang w:val="zh_TW" w:bidi="zh_TW"/>
-        </w:rPr>
-        <w:t>），尋找並恢復那些迷失的羊（</w:t>
-      </w:r>
-      <w:hyperlink r:id="rId70">
-        <w:r>
-          <w:rPr>
-            <w:lang w:val="zh_TW" w:bidi="zh_TW"/>
-          </w:rPr>
-          <w:rPr>
-            <w:color w:val="0000EE"/>
-            <w:u w:val="single"/>
-          </w:rPr>
-          <w:t>以西結書34:8</w:t>
-        </w:r>
-      </w:hyperlink>
-      <w:r>
-        <w:rPr>
-          <w:lang w:val="zh_TW" w:bidi="zh_TW"/>
-        </w:rPr>
-        <w:t>；</w:t>
-      </w:r>
-      <w:hyperlink r:id="rId71">
-        <w:r>
-          <w:rPr>
-            <w:lang w:val="zh_TW" w:bidi="zh_TW"/>
-          </w:rPr>
-          <w:rPr>
-            <w:color w:val="0000EE"/>
-            <w:u w:val="single"/>
-          </w:rPr>
-          <w:t>馬太福音18:12</w:t>
-        </w:r>
-      </w:hyperlink>
-      <w:r>
-        <w:rPr>
-          <w:lang w:val="zh_TW" w:bidi="zh_TW"/>
-        </w:rPr>
-        <w:t>），每天帶領羊群出羊圈，並在白天結束時將羊群帶回圈中（</w:t>
-      </w:r>
-      <w:hyperlink r:id="rId72">
-        <w:r>
-          <w:rPr>
-            <w:lang w:val="zh_TW" w:bidi="zh_TW"/>
-          </w:rPr>
-          <w:rPr>
-            <w:color w:val="0000EE"/>
-            <w:u w:val="single"/>
-          </w:rPr>
-          <w:t>約翰福音10:2–4</w:t>
-        </w:r>
-      </w:hyperlink>
-      <w:r>
-        <w:rPr>
-          <w:lang w:val="zh_TW" w:bidi="zh_TW"/>
-        </w:rPr>
-        <w:t>）。</w:t>
-      </w:r>
-    </w:p>
-    <w:p>
-      <w:pPr/>
-      <w:r>
-        <w:rPr>
-          <w:lang w:val="zh_TW" w:bidi="zh_TW"/>
-        </w:rPr>
-      </w:r>
-      <w:r>
-        <w:rPr>
-          <w:lang w:val="zh_TW" w:bidi="zh_TW"/>
-        </w:rPr>
-        <w:t>牧人和他的羊的形象在新約聖經中非常重要。耶穌是好牧人，為羊捨命（</w:t>
-      </w:r>
-      <w:hyperlink r:id="rId73">
-        <w:r>
-          <w:rPr>
-            <w:lang w:val="zh_TW" w:bidi="zh_TW"/>
-          </w:rPr>
-          <w:rPr>
-            <w:color w:val="0000EE"/>
-            <w:u w:val="single"/>
-          </w:rPr>
-          <w:t>馬太福音18:10–14</w:t>
-        </w:r>
-      </w:hyperlink>
-      <w:r>
-        <w:rPr>
-          <w:lang w:val="zh_TW" w:bidi="zh_TW"/>
-        </w:rPr>
-        <w:t>；</w:t>
-      </w:r>
-      <w:hyperlink r:id="rId74">
-        <w:r>
-          <w:rPr>
-            <w:lang w:val="zh_TW" w:bidi="zh_TW"/>
-          </w:rPr>
-          <w:rPr>
-            <w:color w:val="0000EE"/>
-            <w:u w:val="single"/>
-          </w:rPr>
-          <w:t>馬可福音6:34</w:t>
-        </w:r>
-      </w:hyperlink>
-      <w:r>
-        <w:rPr>
-          <w:lang w:val="zh_TW" w:bidi="zh_TW"/>
-        </w:rPr>
-        <w:t>；</w:t>
-      </w:r>
-      <w:hyperlink r:id="rId75">
-        <w:r>
-          <w:rPr>
-            <w:lang w:val="zh_TW" w:bidi="zh_TW"/>
-          </w:rPr>
-          <w:rPr>
-            <w:color w:val="0000EE"/>
-            <w:u w:val="single"/>
-          </w:rPr>
-          <w:t>約翰福音10</w:t>
-        </w:r>
-      </w:hyperlink>
-      <w:r>
-        <w:rPr>
-          <w:lang w:val="zh_TW" w:bidi="zh_TW"/>
-        </w:rPr>
-        <w:t>；</w:t>
-      </w:r>
-      <w:hyperlink r:id="rId76">
-        <w:r>
-          <w:rPr>
-            <w:lang w:val="zh_TW" w:bidi="zh_TW"/>
-          </w:rPr>
-          <w:rPr>
-            <w:color w:val="0000EE"/>
-            <w:u w:val="single"/>
-          </w:rPr>
-          <w:t>希伯來書13:20</w:t>
-        </w:r>
-      </w:hyperlink>
-      <w:r>
-        <w:rPr>
-          <w:lang w:val="zh_TW" w:bidi="zh_TW"/>
-        </w:rPr>
-        <w:t>）。牧人和羊群的類比在</w:t>
-      </w:r>
-      <w:hyperlink r:id="rId77">
-        <w:r>
-          <w:rPr>
-            <w:lang w:val="zh_TW" w:bidi="zh_TW"/>
-          </w:rPr>
-          <w:rPr>
-            <w:color w:val="0000EE"/>
-            <w:u w:val="single"/>
-          </w:rPr>
-          <w:t>詩篇二十三篇</w:t>
-        </w:r>
-      </w:hyperlink>
-      <w:r>
-        <w:rPr>
-          <w:lang w:val="zh_TW" w:bidi="zh_TW"/>
-        </w:rPr>
-        <w:t>、</w:t>
-      </w:r>
-      <w:hyperlink r:id="rId78">
-        <w:r>
-          <w:rPr>
-            <w:lang w:val="zh_TW" w:bidi="zh_TW"/>
-          </w:rPr>
-          <w:rPr>
-            <w:color w:val="0000EE"/>
-            <w:u w:val="single"/>
-          </w:rPr>
-          <w:t>以西結書三十四章</w:t>
-        </w:r>
-      </w:hyperlink>
-      <w:r>
-        <w:rPr>
-          <w:lang w:val="zh_TW" w:bidi="zh_TW"/>
-        </w:rPr>
-        <w:t>和</w:t>
-      </w:r>
-      <w:hyperlink r:id="rId75">
-        <w:r>
-          <w:rPr>
-            <w:lang w:val="zh_TW" w:bidi="zh_TW"/>
-          </w:rPr>
-          <w:rPr>
-            <w:color w:val="0000EE"/>
-            <w:u w:val="single"/>
-          </w:rPr>
-          <w:t>約翰福音十章</w:t>
-        </w:r>
-      </w:hyperlink>
-      <w:r>
-        <w:rPr>
-          <w:lang w:val="zh_TW" w:bidi="zh_TW"/>
-        </w:rPr>
-        <w:t>中得到了豐富的表達。神是以色列的牧人（</w:t>
-      </w:r>
-      <w:hyperlink r:id="rId79">
-        <w:r>
-          <w:rPr>
-            <w:lang w:val="zh_TW" w:bidi="zh_TW"/>
-          </w:rPr>
-          <w:rPr>
-            <w:color w:val="0000EE"/>
-            <w:u w:val="single"/>
-          </w:rPr>
-          <w:t>創世記49:24</w:t>
-        </w:r>
-      </w:hyperlink>
-      <w:r>
-        <w:rPr>
-          <w:lang w:val="zh_TW" w:bidi="zh_TW"/>
-        </w:rPr>
-        <w:t>；</w:t>
-      </w:r>
-      <w:hyperlink r:id="rId80">
-        <w:r>
-          <w:rPr>
-            <w:lang w:val="zh_TW" w:bidi="zh_TW"/>
-          </w:rPr>
-          <w:rPr>
-            <w:color w:val="0000EE"/>
-            <w:u w:val="single"/>
-          </w:rPr>
-          <w:t>詩篇23:1</w:t>
-        </w:r>
-      </w:hyperlink>
-      <w:r>
-        <w:rPr>
-          <w:lang w:val="zh_TW" w:bidi="zh_TW"/>
-        </w:rPr>
-        <w:t>，</w:t>
-      </w:r>
-      <w:hyperlink r:id="rId81">
-        <w:r>
-          <w:rPr>
-            <w:lang w:val="zh_TW" w:bidi="zh_TW"/>
-          </w:rPr>
-          <w:rPr>
-            <w:color w:val="0000EE"/>
-            <w:u w:val="single"/>
-          </w:rPr>
-          <w:t>80:1</w:t>
-        </w:r>
-      </w:hyperlink>
-      <w:r>
-        <w:rPr>
-          <w:lang w:val="zh_TW" w:bidi="zh_TW"/>
-        </w:rPr>
-        <w:t>；</w:t>
-      </w:r>
-      <w:hyperlink r:id="rId82">
-        <w:r>
-          <w:rPr>
-            <w:lang w:val="zh_TW" w:bidi="zh_TW"/>
-          </w:rPr>
-          <w:rPr>
-            <w:color w:val="0000EE"/>
-            <w:u w:val="single"/>
-          </w:rPr>
-          <w:t>以賽亞書40:11</w:t>
-        </w:r>
-      </w:hyperlink>
-      <w:r>
-        <w:rPr>
-          <w:lang w:val="zh_TW" w:bidi="zh_TW"/>
-        </w:rPr>
-        <w:t>）。當不忠的牧人辜負了以色列時，神介入並立祂的僕人大衛作他們忠心的牧人（</w:t>
-      </w:r>
-      <w:hyperlink r:id="rId83">
-        <w:r>
-          <w:rPr>
-            <w:lang w:val="zh_TW" w:bidi="zh_TW"/>
-          </w:rPr>
-          <w:rPr>
-            <w:color w:val="0000EE"/>
-            <w:u w:val="single"/>
-          </w:rPr>
-          <w:t>以西結34:11–16、23–24</w:t>
-        </w:r>
-      </w:hyperlink>
-      <w:r>
-        <w:rPr>
-          <w:lang w:val="zh_TW" w:bidi="zh_TW"/>
-        </w:rPr>
-        <w:t>）。</w:t>
-      </w:r>
-    </w:p>
-    <w:p>
-      <w:pPr/>
-      <w:r>
-        <w:rPr>
-          <w:lang w:val="zh_TW" w:bidi="zh_TW"/>
-        </w:rPr>
-      </w:r>
-      <w:r>
-        <w:rPr>
-          <w:lang w:val="zh_TW" w:bidi="zh_TW"/>
-        </w:rPr>
-        <w:t>新約聖經的意象來自舊約聖經和巴勒斯坦的背景。在猶太人的經濟發展中，牧人負責管理綿羊或山羊，擔任著重要的職位。大群的羊需要從一個地方移動到另一個地方，也需要防範野生動物和強盜。由於畜牧業在古代世界中扮演重要的角色，「牧人」這個詞成為統治者的常用詞語。亞述、巴比倫和埃及的王常被稱為保護百姓的牧人。這個意象構成了舊約聖經的背景，其中也有相同的用法。神被描繪成以色列的牧人，關心祂百姓福祉的各個方面。統治者和百姓的領袖常被稱為牧人（</w:t>
-      </w:r>
-      <w:hyperlink r:id="rId84">
-        <w:r>
-          <w:rPr>
-            <w:lang w:val="zh_TW" w:bidi="zh_TW"/>
-          </w:rPr>
-          <w:rPr>
-            <w:color w:val="0000EE"/>
-            <w:u w:val="single"/>
-          </w:rPr>
-          <w:t>民數記27:17</w:t>
-        </w:r>
-      </w:hyperlink>
-      <w:r>
-        <w:rPr>
-          <w:lang w:val="zh_TW" w:bidi="zh_TW"/>
-        </w:rPr>
-        <w:t>；</w:t>
-      </w:r>
-      <w:hyperlink r:id="rId85">
-        <w:r>
-          <w:rPr>
-            <w:lang w:val="zh_TW" w:bidi="zh_TW"/>
-          </w:rPr>
-          <w:rPr>
-            <w:color w:val="0000EE"/>
-            <w:u w:val="single"/>
-          </w:rPr>
-          <w:t>列王紀上22:17</w:t>
-        </w:r>
-      </w:hyperlink>
-      <w:r>
-        <w:rPr>
-          <w:lang w:val="zh_TW" w:bidi="zh_TW"/>
-        </w:rPr>
-        <w:t>；</w:t>
-      </w:r>
-      <w:hyperlink r:id="rId86">
-        <w:r>
-          <w:rPr>
-            <w:lang w:val="zh_TW" w:bidi="zh_TW"/>
-          </w:rPr>
-          <w:rPr>
-            <w:color w:val="0000EE"/>
-            <w:u w:val="single"/>
-          </w:rPr>
-          <w:t>耶利米書10:21</w:t>
-        </w:r>
-      </w:hyperlink>
-      <w:r>
-        <w:rPr>
-          <w:lang w:val="zh_TW" w:bidi="zh_TW"/>
-        </w:rPr>
-        <w:t>，</w:t>
-      </w:r>
-      <w:hyperlink r:id="rId87">
-        <w:r>
-          <w:rPr>
-            <w:lang w:val="zh_TW" w:bidi="zh_TW"/>
-          </w:rPr>
-          <w:rPr>
-            <w:color w:val="0000EE"/>
-            <w:u w:val="single"/>
-          </w:rPr>
-          <w:t>12:10</w:t>
-        </w:r>
-      </w:hyperlink>
-      <w:r>
-        <w:rPr>
-          <w:lang w:val="zh_TW" w:bidi="zh_TW"/>
-        </w:rPr>
-        <w:t>，</w:t>
-      </w:r>
-      <w:hyperlink r:id="rId88">
-        <w:r>
-          <w:rPr>
-            <w:lang w:val="zh_TW" w:bidi="zh_TW"/>
-          </w:rPr>
-          <w:rPr>
-            <w:color w:val="0000EE"/>
-            <w:u w:val="single"/>
-          </w:rPr>
-          <w:t>22:22</w:t>
-        </w:r>
-      </w:hyperlink>
-      <w:r>
-        <w:rPr>
-          <w:lang w:val="zh_TW" w:bidi="zh_TW"/>
-        </w:rPr>
-        <w:t>，</w:t>
-      </w:r>
-      <w:hyperlink r:id="rId89">
-        <w:r>
-          <w:rPr>
-            <w:lang w:val="zh_TW" w:bidi="zh_TW"/>
-          </w:rPr>
-          <w:rPr>
-            <w:color w:val="0000EE"/>
-            <w:u w:val="single"/>
-          </w:rPr>
-          <w:t>23:1–2</w:t>
-        </w:r>
-      </w:hyperlink>
-      <w:r>
-        <w:rPr>
-          <w:lang w:val="zh_TW" w:bidi="zh_TW"/>
-        </w:rPr>
-        <w:t>）。</w:t>
-      </w:r>
-    </w:p>
-    <w:p>
-      <w:pPr/>
-      <w:r>
-        <w:rPr>
-          <w:lang w:val="zh_TW" w:bidi="zh_TW"/>
-        </w:rPr>
-      </w:r>
-      <w:r>
-        <w:rPr>
-          <w:lang w:val="zh_TW" w:bidi="zh_TW"/>
-        </w:rPr>
-        <w:t>到了耶利米的時代，「牧人」開始被用作稱呼即將到來的彌賽亞。神自己會牧養祂的羊群（</w:t>
-      </w:r>
-      <w:hyperlink r:id="rId90">
-        <w:r>
-          <w:rPr>
-            <w:lang w:val="zh_TW" w:bidi="zh_TW"/>
-          </w:rPr>
-          <w:rPr>
-            <w:color w:val="0000EE"/>
-            <w:u w:val="single"/>
-          </w:rPr>
-          <w:t>耶利米書23:3</w:t>
-        </w:r>
-      </w:hyperlink>
-      <w:r>
-        <w:rPr>
-          <w:lang w:val="zh_TW" w:bidi="zh_TW"/>
-        </w:rPr>
-        <w:t>，</w:t>
-      </w:r>
-      <w:hyperlink r:id="rId91">
-        <w:r>
-          <w:rPr>
-            <w:lang w:val="zh_TW" w:bidi="zh_TW"/>
-          </w:rPr>
-          <w:rPr>
-            <w:color w:val="0000EE"/>
-            <w:u w:val="single"/>
-          </w:rPr>
-          <w:t>31:10</w:t>
-        </w:r>
-      </w:hyperlink>
-      <w:r>
-        <w:rPr>
-          <w:lang w:val="zh_TW" w:bidi="zh_TW"/>
-        </w:rPr>
-        <w:t>；</w:t>
-      </w:r>
-      <w:hyperlink r:id="rId92">
-        <w:r>
-          <w:rPr>
-            <w:lang w:val="zh_TW" w:bidi="zh_TW"/>
-          </w:rPr>
-          <w:rPr>
-            <w:color w:val="0000EE"/>
-            <w:u w:val="single"/>
-          </w:rPr>
-          <w:t>以西結書34:11–22</w:t>
-        </w:r>
-      </w:hyperlink>
-      <w:r>
-        <w:rPr>
-          <w:lang w:val="zh_TW" w:bidi="zh_TW"/>
-        </w:rPr>
-        <w:t>），並應許膏立忠心的牧人，關心祂的百姓（</w:t>
-      </w:r>
-      <w:hyperlink r:id="rId93">
-        <w:r>
-          <w:rPr>
-            <w:lang w:val="zh_TW" w:bidi="zh_TW"/>
-          </w:rPr>
-          <w:rPr>
-            <w:color w:val="0000EE"/>
-            <w:u w:val="single"/>
-          </w:rPr>
-          <w:t>耶利米書3:15</w:t>
-        </w:r>
-      </w:hyperlink>
-      <w:r>
-        <w:rPr>
-          <w:lang w:val="zh_TW" w:bidi="zh_TW"/>
-        </w:rPr>
-        <w:t>，</w:t>
-      </w:r>
-      <w:hyperlink r:id="rId94">
-        <w:r>
-          <w:rPr>
-            <w:lang w:val="zh_TW" w:bidi="zh_TW"/>
-          </w:rPr>
-          <w:rPr>
-            <w:color w:val="0000EE"/>
-            <w:u w:val="single"/>
-          </w:rPr>
-          <w:t>23:4</w:t>
-        </w:r>
-      </w:hyperlink>
-      <w:r>
-        <w:rPr>
-          <w:lang w:val="zh_TW" w:bidi="zh_TW"/>
-        </w:rPr>
-        <w:t>）。神明確應許祂將作他們的神，並將彌賽亞大衛的子孫設立為他們的牧人（</w:t>
-      </w:r>
-      <w:hyperlink r:id="rId95">
-        <w:r>
-          <w:rPr>
-            <w:lang w:val="zh_TW" w:bidi="zh_TW"/>
-          </w:rPr>
-          <w:rPr>
-            <w:color w:val="0000EE"/>
-            <w:u w:val="single"/>
-          </w:rPr>
-          <w:t>以西結書34:23–24</w:t>
-        </w:r>
-      </w:hyperlink>
-      <w:r>
-        <w:rPr>
-          <w:lang w:val="zh_TW" w:bidi="zh_TW"/>
-        </w:rPr>
-        <w:t>）。在新約聖經中，耶穌自稱為應許中的彌賽亞牧人（</w:t>
-      </w:r>
-      <w:hyperlink r:id="rId96">
-        <w:r>
-          <w:rPr>
-            <w:lang w:val="zh_TW" w:bidi="zh_TW"/>
-          </w:rPr>
-          <w:rPr>
-            <w:color w:val="0000EE"/>
-            <w:u w:val="single"/>
-          </w:rPr>
-          <w:t>馬太福音10:16</w:t>
-        </w:r>
-      </w:hyperlink>
-      <w:r>
-        <w:rPr>
-          <w:lang w:val="zh_TW" w:bidi="zh_TW"/>
-        </w:rPr>
-        <w:t>，</w:t>
-      </w:r>
-      <w:hyperlink r:id="rId97">
-        <w:r>
-          <w:rPr>
-            <w:lang w:val="zh_TW" w:bidi="zh_TW"/>
-          </w:rPr>
-          <w:rPr>
-            <w:color w:val="0000EE"/>
-            <w:u w:val="single"/>
-          </w:rPr>
-          <w:t>25:32</w:t>
-        </w:r>
-      </w:hyperlink>
-      <w:r>
-        <w:rPr>
-          <w:lang w:val="zh_TW" w:bidi="zh_TW"/>
-        </w:rPr>
-        <w:t>；</w:t>
-      </w:r>
-      <w:hyperlink r:id="rId98">
-        <w:r>
-          <w:rPr>
-            <w:lang w:val="zh_TW" w:bidi="zh_TW"/>
-          </w:rPr>
-          <w:rPr>
-            <w:color w:val="0000EE"/>
-            <w:u w:val="single"/>
-          </w:rPr>
-          <w:t>馬可福音14:27</w:t>
-        </w:r>
-      </w:hyperlink>
-      <w:r>
-        <w:rPr>
-          <w:lang w:val="zh_TW" w:bidi="zh_TW"/>
-        </w:rPr>
-        <w:t>；</w:t>
-      </w:r>
-      <w:hyperlink r:id="rId99">
-        <w:r>
-          <w:rPr>
-            <w:lang w:val="zh_TW" w:bidi="zh_TW"/>
-          </w:rPr>
-          <w:rPr>
-            <w:color w:val="0000EE"/>
-            <w:u w:val="single"/>
-          </w:rPr>
-          <w:t>約翰福音10:1–30</w:t>
-        </w:r>
-      </w:hyperlink>
-      <w:r>
-        <w:rPr>
-          <w:lang w:val="zh_TW" w:bidi="zh_TW"/>
-        </w:rPr>
-        <w:t>；參</w:t>
-      </w:r>
-      <w:hyperlink r:id="rId76">
-        <w:r>
-          <w:rPr>
-            <w:lang w:val="zh_TW" w:bidi="zh_TW"/>
-          </w:rPr>
-          <w:rPr>
-            <w:color w:val="0000EE"/>
-            <w:u w:val="single"/>
-          </w:rPr>
-          <w:t>希伯來書13:20</w:t>
-        </w:r>
-      </w:hyperlink>
-      <w:r>
-        <w:rPr>
-          <w:lang w:val="zh_TW" w:bidi="zh_TW"/>
-        </w:rPr>
-        <w:t>；</w:t>
-      </w:r>
-      <w:hyperlink r:id="rId100">
-        <w:r>
-          <w:rPr>
-            <w:lang w:val="zh_TW" w:bidi="zh_TW"/>
-          </w:rPr>
-          <w:rPr>
-            <w:color w:val="0000EE"/>
-            <w:u w:val="single"/>
-          </w:rPr>
-          <w:t>彼得前書2:25</w:t>
-        </w:r>
-      </w:hyperlink>
-      <w:r>
-        <w:rPr>
-          <w:lang w:val="zh_TW" w:bidi="zh_TW"/>
-        </w:rPr>
-        <w:t>）。</w:t>
-      </w:r>
-      <w:hyperlink r:id="rId101">
-        <w:r>
-          <w:rPr>
-            <w:lang w:val="zh_TW" w:bidi="zh_TW"/>
-          </w:rPr>
-          <w:rPr>
-            <w:color w:val="0000EE"/>
-            <w:u w:val="single"/>
-          </w:rPr>
-          <w:t>以弗所書四章11節</w:t>
-        </w:r>
-      </w:hyperlink>
-      <w:r>
-        <w:rPr>
-          <w:lang w:val="zh_TW" w:bidi="zh_TW"/>
-        </w:rPr>
-        <w:t>提到教會的領袖為牧人或牧師。這種用法在早期教會中持續，直到今天。保羅說他們是神賜給教會的特殊人物，像牧人一樣照顧神的百姓，以神的道路引導並教導他們。彼得也提到領袖們是牧人。他鼓勵牧人忠心，直到大牧人耶穌基督顯現的時候（</w:t>
-      </w:r>
-      <w:hyperlink r:id="rId102">
-        <w:r>
-          <w:rPr>
-            <w:lang w:val="zh_TW" w:bidi="zh_TW"/>
-          </w:rPr>
-          <w:rPr>
-            <w:color w:val="0000EE"/>
-            <w:u w:val="single"/>
-          </w:rPr>
-          <w:t>彼得前書5:1–4</w:t>
-        </w:r>
-      </w:hyperlink>
-      <w:r>
-        <w:rPr>
-          <w:lang w:val="zh_TW" w:bidi="zh_TW"/>
-        </w:rPr>
-        <w:t>）。</w:t>
-      </w:r>
-      <w:r>
-        <w:rPr>
-          <w:lang w:val="zh_TW" w:bidi="zh_TW"/>
-        </w:rPr>
-      </w:r>
-      <w:r>
-        <w:rPr>
-          <w:lang w:val="zh_TW" w:bidi="zh_TW"/>
-        </w:rPr>
-      </w:r>
-    </w:p>
-    <w:p>
-      <w:pPr/>
-      <w:r>
-        <w:rPr>
-          <w:lang w:val="zh_TW" w:bidi="zh_TW"/>
-        </w:rPr>
-      </w:r>
-    </w:p>
-    <w:p>
-      <w:pPr>
-        <w:pStyle w:val="Heading2"/>
-      </w:pPr>
-      <w:r>
-        <w:rPr>
-          <w:lang w:val="zh_TW" w:bidi="zh_TW"/>
-        </w:rPr>
-        <w:t>牧師</w:t>
-      </w:r>
-      <w:r>
-        <w:rPr>
-          <w:lang w:val="zh_TW" w:bidi="zh_TW"/>
-        </w:rPr>
-      </w:r>
-    </w:p>
-    <w:p>
-      <w:pPr/>
-      <w:r>
-        <w:rPr>
-          <w:lang w:val="zh_TW" w:bidi="zh_TW"/>
-        </w:rPr>
-      </w:r>
-      <w:r>
-        <w:rPr>
-          <w:lang w:val="zh_TW" w:bidi="zh_TW"/>
-        </w:rPr>
-        <w:t>這個詞字面意思是「牧羊人」。在舊約和新約中，這個詞以比喻的方式用來指代統治者和領袖。這個詞在新約聖經中有12次被用來比喻「領袖」，但只有在</w:t>
-      </w:r>
-      <w:hyperlink r:id="rId101">
-        <w:r>
-          <w:rPr>
-            <w:lang w:val="zh_TW" w:bidi="zh_TW"/>
-          </w:rPr>
-          <w:rPr>
-            <w:color w:val="0000EE"/>
-            <w:u w:val="single"/>
-          </w:rPr>
-          <w:t>以弗所書四章11節</w:t>
-        </w:r>
-      </w:hyperlink>
-      <w:r>
-        <w:rPr>
-          <w:lang w:val="zh_TW" w:bidi="zh_TW"/>
-        </w:rPr>
-        <w:t>中被翻譯為「牧師」。</w:t>
-      </w:r>
-    </w:p>
-    <w:p>
-      <w:pPr/>
-      <w:r>
-        <w:rPr>
-          <w:lang w:val="zh_TW" w:bidi="zh_TW"/>
-        </w:rPr>
-      </w:r>
-      <w:r>
-        <w:rPr>
-          <w:lang w:val="zh_TW" w:bidi="zh_TW"/>
-        </w:rPr>
-        <w:t>牧師和教師共同組成一個團體，與使徒、先知和傳福音者的工作相輔相成。「監督」和「長老」這兩個稱號在新約中指的是同一個職分（參</w:t>
-      </w:r>
-      <w:hyperlink r:id="rId103">
-        <w:r>
-          <w:rPr>
-            <w:lang w:val="zh_TW" w:bidi="zh_TW"/>
-          </w:rPr>
-          <w:rPr>
-            <w:color w:val="0000EE"/>
-            <w:u w:val="single"/>
-          </w:rPr>
-          <w:t>徒20:17、28</w:t>
-        </w:r>
-      </w:hyperlink>
-      <w:r>
-        <w:rPr>
-          <w:lang w:val="zh_TW" w:bidi="zh_TW"/>
-        </w:rPr>
-        <w:t>；</w:t>
-      </w:r>
-      <w:hyperlink r:id="rId104">
-        <w:r>
-          <w:rPr>
-            <w:lang w:val="zh_TW" w:bidi="zh_TW"/>
-          </w:rPr>
-          <w:rPr>
-            <w:color w:val="0000EE"/>
-            <w:u w:val="single"/>
-          </w:rPr>
-          <w:t>多1:5–7</w:t>
-        </w:r>
-      </w:hyperlink>
-      <w:r>
-        <w:rPr>
-          <w:lang w:val="zh_TW" w:bidi="zh_TW"/>
-        </w:rPr>
-        <w:t>）。「牧師」似乎與「監督」和「長老」具有相同的含義，正如耶穌被稱為「你們靈魂的牧人監督」（</w:t>
-      </w:r>
-      <w:hyperlink r:id="rId100">
-        <w:r>
-          <w:rPr>
-            <w:lang w:val="zh_TW" w:bidi="zh_TW"/>
-          </w:rPr>
-          <w:rPr>
-            <w:color w:val="0000EE"/>
-            <w:u w:val="single"/>
-          </w:rPr>
-          <w:t>彼前2:25</w:t>
-        </w:r>
-      </w:hyperlink>
-      <w:r>
-        <w:rPr>
-          <w:lang w:val="zh_TW" w:bidi="zh_TW"/>
-        </w:rPr>
-        <w:t>）所顯示。</w:t>
-      </w:r>
-    </w:p>
-    <w:p>
-      <w:pPr/>
-      <w:r>
-        <w:rPr>
-          <w:lang w:val="zh_TW" w:bidi="zh_TW"/>
-        </w:rPr>
-      </w:r>
-      <w:r>
-        <w:rPr>
-          <w:lang w:val="zh_TW" w:bidi="zh_TW"/>
-        </w:rPr>
-        <w:t>動詞「牧養」被用來描述地方教會領袖的工作（</w:t>
-      </w:r>
-      <w:hyperlink r:id="rId105">
-        <w:r>
-          <w:rPr>
-            <w:lang w:val="zh_TW" w:bidi="zh_TW"/>
-          </w:rPr>
-          <w:rPr>
-            <w:color w:val="0000EE"/>
-            <w:u w:val="single"/>
-          </w:rPr>
-          <w:t>約音21:16</w:t>
-        </w:r>
-      </w:hyperlink>
-      <w:r>
-        <w:rPr>
-          <w:lang w:val="zh_TW" w:bidi="zh_TW"/>
-        </w:rPr>
-        <w:t>；</w:t>
-      </w:r>
-      <w:hyperlink r:id="rId106">
-        <w:r>
-          <w:rPr>
-            <w:lang w:val="zh_TW" w:bidi="zh_TW"/>
-          </w:rPr>
-          <w:rPr>
-            <w:color w:val="0000EE"/>
-            <w:u w:val="single"/>
-          </w:rPr>
-          <w:t>徒20:28</w:t>
-        </w:r>
-      </w:hyperlink>
-      <w:r>
-        <w:rPr>
-          <w:lang w:val="zh_TW" w:bidi="zh_TW"/>
-        </w:rPr>
-        <w:t>；</w:t>
-      </w:r>
-      <w:hyperlink r:id="rId107">
-        <w:r>
-          <w:rPr>
-            <w:lang w:val="zh_TW" w:bidi="zh_TW"/>
-          </w:rPr>
-          <w:rPr>
-            <w:color w:val="0000EE"/>
-            <w:u w:val="single"/>
-          </w:rPr>
-          <w:t>彼前5:2</w:t>
-        </w:r>
-      </w:hyperlink>
-      <w:r>
-        <w:rPr>
-          <w:lang w:val="zh_TW" w:bidi="zh_TW"/>
-        </w:rPr>
-        <w:t>），會眾經常被稱為羊群。牧師的責任是建立基督的身體。牧師通過監督會眾（</w:t>
-      </w:r>
-      <w:hyperlink r:id="rId106">
-        <w:r>
-          <w:rPr>
-            <w:lang w:val="zh_TW" w:bidi="zh_TW"/>
-          </w:rPr>
-          <w:rPr>
-            <w:color w:val="0000EE"/>
-            <w:u w:val="single"/>
-          </w:rPr>
-          <w:t>徒20:28</w:t>
-        </w:r>
-      </w:hyperlink>
-      <w:r>
-        <w:rPr>
-          <w:lang w:val="zh_TW" w:bidi="zh_TW"/>
-        </w:rPr>
-        <w:t>；</w:t>
-      </w:r>
-      <w:hyperlink r:id="rId108">
-        <w:r>
-          <w:rPr>
-            <w:lang w:val="zh_TW" w:bidi="zh_TW"/>
-          </w:rPr>
-          <w:rPr>
-            <w:color w:val="0000EE"/>
-            <w:u w:val="single"/>
-          </w:rPr>
-          <w:t>來13:7</w:t>
-        </w:r>
-      </w:hyperlink>
-      <w:r>
-        <w:rPr>
-          <w:lang w:val="zh_TW" w:bidi="zh_TW"/>
-        </w:rPr>
-        <w:t>）和反對虛假教導（</w:t>
-      </w:r>
-      <w:hyperlink r:id="rId109">
-        <w:r>
-          <w:rPr>
-            <w:lang w:val="zh_TW" w:bidi="zh_TW"/>
-          </w:rPr>
-          <w:rPr>
-            <w:color w:val="0000EE"/>
-            <w:u w:val="single"/>
-          </w:rPr>
-          <w:t>徒20:29–30</w:t>
-        </w:r>
-      </w:hyperlink>
-      <w:r>
-        <w:rPr>
-          <w:lang w:val="zh_TW" w:bidi="zh_TW"/>
-        </w:rPr>
-        <w:t>）來建立基督的身體。關於牧師職責和責任的更詳細信息見於保羅寫給提摩太和提多的書信，這些書信被稱為教牧書信。</w:t>
-      </w:r>
-    </w:p>
-    <w:p>
-      <w:pPr/>
-      <w:r>
-        <w:rPr>
-          <w:lang w:val="zh_TW" w:bidi="zh_TW"/>
-        </w:rPr>
-      </w:r>
-      <w:r>
-        <w:rPr>
           <w:i/>
           <w:lang w:val="zh_TW" w:bidi="zh_TW"/>
         </w:rPr>
@@ -2482,73 +7101,37 @@
         <w:rPr>
           <w:lang w:val="zh_TW" w:bidi="zh_TW"/>
         </w:rPr>
-        <w:t xml:space="preserve"> </w:t>
-      </w:r>
-      <w:r>
-        <w:rPr>
-          <w:lang w:val="zh_TW" w:bidi="zh_TW"/>
-        </w:rPr>
-        <w:t>監督</w:t>
-      </w:r>
-      <w:r>
-        <w:rPr>
-          <w:lang w:val="zh_TW" w:bidi="zh_TW"/>
-        </w:rPr>
-        <w:t>；</w:t>
-      </w:r>
-      <w:r>
-        <w:rPr>
-          <w:lang w:val="zh_TW" w:bidi="zh_TW"/>
-        </w:rPr>
-        <w:t>執事、女執事</w:t>
-      </w:r>
-      <w:r>
-        <w:rPr>
-          <w:lang w:val="zh_TW" w:bidi="zh_TW"/>
-        </w:rPr>
-        <w:t>；</w:t>
-      </w:r>
-      <w:r>
-        <w:rPr>
-          <w:lang w:val="zh_TW" w:bidi="zh_TW"/>
-        </w:rPr>
-        <w:t>長老</w:t>
-      </w:r>
-      <w:r>
-        <w:rPr>
-          <w:lang w:val="zh_TW" w:bidi="zh_TW"/>
-        </w:rPr>
-        <w:t>；</w:t>
-      </w:r>
-      <w:r>
-        <w:rPr>
-          <w:lang w:val="zh_TW" w:bidi="zh_TW"/>
-        </w:rPr>
-        <w:t>長老</w:t>
-      </w:r>
-      <w:r>
-        <w:rPr>
-          <w:lang w:val="zh_TW" w:bidi="zh_TW"/>
-        </w:rPr>
-        <w:t>；</w:t>
-      </w:r>
-      <w:r>
-        <w:rPr>
-          <w:lang w:val="zh_TW" w:bidi="zh_TW"/>
-        </w:rPr>
-        <w:t>牧羊人</w:t>
-      </w:r>
-      <w:r>
-        <w:rPr>
-          <w:lang w:val="zh_TW" w:bidi="zh_TW"/>
-        </w:rPr>
-        <w:t>；</w:t>
-      </w:r>
-      <w:r>
-        <w:rPr>
-          <w:lang w:val="zh_TW" w:bidi="zh_TW"/>
-        </w:rPr>
-        <w:t>屬靈恩賜</w:t>
+        <w:t>申命記；</w:t>
+      </w:r>
+      <w:r>
+        <w:rPr>
+          <w:lang w:val="zh_TW" w:bidi="zh_TW"/>
+        </w:rPr>
+        <w:t>出埃及記；</w:t>
+      </w:r>
+      <w:r>
+        <w:rPr>
+          <w:lang w:val="zh_TW" w:bidi="zh_TW"/>
+        </w:rPr>
+        <w:t>創世記；</w:t>
+      </w:r>
+      <w:r>
+        <w:rPr>
+          <w:lang w:val="zh_TW" w:bidi="zh_TW"/>
+        </w:rPr>
+        <w:t>利未記；</w:t>
+      </w:r>
+      <w:r>
+        <w:rPr>
+          <w:lang w:val="zh_TW" w:bidi="zh_TW"/>
+        </w:rPr>
+        <w:t>摩西；</w:t>
+      </w:r>
+      <w:r>
+        <w:rPr>
+          <w:lang w:val="zh_TW" w:bidi="zh_TW"/>
+        </w:rPr>
+        <w:t>曠野漂流</w:t>
       </w:r>
       <w:r>
         <w:rPr>

--- a/zht/docx/106.content.docx
+++ b/zht/docx/106.content.docx
@@ -149,7 +149,7 @@
         <w:rPr>
           <w:lang w:val="zh_TW" w:bidi="zh_TW"/>
         </w:rPr>
-        <w:t>meng</w:t>
+        <w:t>mei</w:t>
       </w:r>
       <w:r>
         <w:rPr>
@@ -212,7 +212,7 @@
         <w:rPr>
           <w:lang w:val="zh_TW" w:bidi="zh_TW"/>
         </w:rPr>
-        <w:t>盟約</w:t>
+        <w:t>美麗</w:t>
       </w:r>
       <w:r>
         <w:rPr>
@@ -231,7 +231,7 @@
         <w:rPr>
           <w:lang w:val="zh_TW" w:bidi="zh_TW"/>
         </w:rPr>
-        <w:t>雙方之間相互義務的安排，尤其是建立神與子民之間關係的安排，首先顯明在給以色列的恩典中，然後顯明在給教會的恩典中。透過這個盟約，神向人類傳達了生命和救恩的意義。盟約是聖經的中心主題之一，有些盟約在人與人之間設立，另一些則在神與人之間設立。</w:t>
+        <w:t>令人賞心悅目的和諧組合。考古資料（來自過去的物品或遺跡）表明，古代希伯來人更關注實用性而非美觀性。例如，希伯來陶器通常比迦南陶器更笨重。然而，這些文物（過去使用的物品）並不意味著希伯來人不欣賞美麗的事物。</w:t>
       </w:r>
     </w:p>
     <w:p>
@@ -245,7 +245,205 @@
         <w:rPr>
           <w:lang w:val="zh_TW" w:bidi="zh_TW"/>
         </w:rPr>
-        <w:t>舊約中的盟約主題，從挪亞發展到亞伯拉罕，並在西奈山上神與以色列所立的盟約中，達到第一個高峰。在大衛王時代之後，盟約歷史的主題相對較不明顯。</w:t>
+        <w:t>舊約聖經談到神的創造是美麗的（</w:t>
+      </w:r>
+      <w:hyperlink r:id="rId13">
+        <w:r>
+          <w:rPr>
+            <w:lang w:val="zh_TW" w:bidi="zh_TW"/>
+          </w:rPr>
+          <w:rPr>
+            <w:color w:val="0000EE"/>
+            <w:u w:val="single"/>
+          </w:rPr>
+          <w:t>創2:9</w:t>
+        </w:r>
+      </w:hyperlink>
+      <w:r>
+        <w:rPr>
+          <w:lang w:val="zh_TW" w:bidi="zh_TW"/>
+        </w:rPr>
+        <w:t>；</w:t>
+      </w:r>
+      <w:hyperlink r:id="rId14">
+        <w:r>
+          <w:rPr>
+            <w:lang w:val="zh_TW" w:bidi="zh_TW"/>
+          </w:rPr>
+          <w:rPr>
+            <w:color w:val="0000EE"/>
+            <w:u w:val="single"/>
+          </w:rPr>
+          <w:t>伯26:13</w:t>
+        </w:r>
+      </w:hyperlink>
+      <w:r>
+        <w:rPr>
+          <w:lang w:val="zh_TW" w:bidi="zh_TW"/>
+        </w:rPr>
+        <w:t>；</w:t>
+      </w:r>
+      <w:hyperlink r:id="rId15">
+        <w:r>
+          <w:rPr>
+            <w:lang w:val="zh_TW" w:bidi="zh_TW"/>
+          </w:rPr>
+          <w:rPr>
+            <w:color w:val="0000EE"/>
+            <w:u w:val="single"/>
+          </w:rPr>
+          <w:t>詩19:1–6</w:t>
+        </w:r>
+      </w:hyperlink>
+      <w:r>
+        <w:rPr>
+          <w:lang w:val="zh_TW" w:bidi="zh_TW"/>
+        </w:rPr>
+        <w:t>；</w:t>
+      </w:r>
+      <w:hyperlink r:id="rId16">
+        <w:r>
+          <w:rPr>
+            <w:lang w:val="zh_TW" w:bidi="zh_TW"/>
+          </w:rPr>
+          <w:rPr>
+            <w:color w:val="0000EE"/>
+            <w:u w:val="single"/>
+          </w:rPr>
+          <w:t>歌6:10</w:t>
+        </w:r>
+      </w:hyperlink>
+      <w:r>
+        <w:rPr>
+          <w:lang w:val="zh_TW" w:bidi="zh_TW"/>
+        </w:rPr>
+        <w:t>）。迦南地是「美地」（</w:t>
+      </w:r>
+      <w:hyperlink r:id="rId17">
+        <w:r>
+          <w:rPr>
+            <w:lang w:val="zh_TW" w:bidi="zh_TW"/>
+          </w:rPr>
+          <w:rPr>
+            <w:color w:val="0000EE"/>
+            <w:u w:val="single"/>
+          </w:rPr>
+          <w:t>耶3:19</w:t>
+        </w:r>
+      </w:hyperlink>
+      <w:r>
+        <w:rPr>
+          <w:lang w:val="zh_TW" w:bidi="zh_TW"/>
+        </w:rPr>
+        <w:t>）。耶路撒冷被稱為「美」（</w:t>
+      </w:r>
+      <w:hyperlink r:id="rId18">
+        <w:r>
+          <w:rPr>
+            <w:lang w:val="zh_TW" w:bidi="zh_TW"/>
+          </w:rPr>
+          <w:rPr>
+            <w:color w:val="0000EE"/>
+            <w:u w:val="single"/>
+          </w:rPr>
+          <w:t>賽52:1</w:t>
+        </w:r>
+      </w:hyperlink>
+      <w:r>
+        <w:rPr>
+          <w:lang w:val="zh_TW" w:bidi="zh_TW"/>
+        </w:rPr>
+        <w:t>；</w:t>
+      </w:r>
+      <w:hyperlink r:id="rId19">
+        <w:r>
+          <w:rPr>
+            <w:lang w:val="zh_TW" w:bidi="zh_TW"/>
+          </w:rPr>
+          <w:rPr>
+            <w:color w:val="0000EE"/>
+            <w:u w:val="single"/>
+          </w:rPr>
+          <w:t>哀2:15</w:t>
+        </w:r>
+      </w:hyperlink>
+      <w:r>
+        <w:rPr>
+          <w:lang w:val="zh_TW" w:bidi="zh_TW"/>
+        </w:rPr>
+        <w:t>），其中一個聖殿門也被稱為「美門」（</w:t>
+      </w:r>
+      <w:hyperlink r:id="rId20">
+        <w:r>
+          <w:rPr>
+            <w:lang w:val="zh_TW" w:bidi="zh_TW"/>
+          </w:rPr>
+          <w:rPr>
+            <w:color w:val="0000EE"/>
+            <w:u w:val="single"/>
+          </w:rPr>
+          <w:t>徒3:2、10</w:t>
+        </w:r>
+      </w:hyperlink>
+      <w:r>
+        <w:rPr>
+          <w:lang w:val="zh_TW" w:bidi="zh_TW"/>
+        </w:rPr>
+        <w:t>）。希伯來人欣賞黎巴嫩山脈的野性之美（</w:t>
+      </w:r>
+      <w:hyperlink r:id="rId21">
+        <w:r>
+          <w:rPr>
+            <w:lang w:val="zh_TW" w:bidi="zh_TW"/>
+          </w:rPr>
+          <w:rPr>
+            <w:color w:val="0000EE"/>
+            <w:u w:val="single"/>
+          </w:rPr>
+          <w:t>詩104:16</w:t>
+        </w:r>
+      </w:hyperlink>
+      <w:r>
+        <w:rPr>
+          <w:lang w:val="zh_TW" w:bidi="zh_TW"/>
+        </w:rPr>
+        <w:t>；</w:t>
+      </w:r>
+      <w:hyperlink r:id="rId22">
+        <w:r>
+          <w:rPr>
+            <w:lang w:val="zh_TW" w:bidi="zh_TW"/>
+          </w:rPr>
+          <w:rPr>
+            <w:color w:val="0000EE"/>
+            <w:u w:val="single"/>
+          </w:rPr>
+          <w:t>賽60:13</w:t>
+        </w:r>
+      </w:hyperlink>
+      <w:r>
+        <w:rPr>
+          <w:lang w:val="zh_TW" w:bidi="zh_TW"/>
+        </w:rPr>
+        <w:t>）。迦南城市得撒是巴沙王在北國的首都（</w:t>
+      </w:r>
+      <w:hyperlink r:id="rId23">
+        <w:r>
+          <w:rPr>
+            <w:lang w:val="zh_TW" w:bidi="zh_TW"/>
+          </w:rPr>
+          <w:rPr>
+            <w:color w:val="0000EE"/>
+            <w:u w:val="single"/>
+          </w:rPr>
+          <w:t>王上15:33</w:t>
+        </w:r>
+      </w:hyperlink>
+      <w:r>
+        <w:rPr>
+          <w:lang w:val="zh_TW" w:bidi="zh_TW"/>
+        </w:rPr>
+        <w:t>），因其迷人的地理位置而得名。「得撒」這個名字來自希伯來文，意思是「美麗」。</w:t>
       </w:r>
     </w:p>
     <w:p>
@@ -259,7 +457,205 @@
         <w:rPr>
           <w:lang w:val="zh_TW" w:bidi="zh_TW"/>
         </w:rPr>
-        <w:t>在盟約歷史的低潮時期，聖經介紹先知耶利米對以色列未來「新約」的預言。基督徒相信，耶利米的預言最終在耶穌基督和祂的工作中應驗。基督教聖經的兩卷書稱為舊約和新約（通常翻譯為「約」的詞，意為「盟約」），並非偶然。</w:t>
+        <w:t>雖然希伯來人不像古希臘人那樣崇尚人體之美，但舊約聖經仍然理想化了身體的吸引力。新郎在愛情詩歌中生動地描述了新娘的美麗（</w:t>
+      </w:r>
+      <w:hyperlink r:id="rId24">
+        <w:r>
+          <w:rPr>
+            <w:lang w:val="zh_TW" w:bidi="zh_TW"/>
+          </w:rPr>
+          <w:rPr>
+            <w:color w:val="0000EE"/>
+            <w:u w:val="single"/>
+          </w:rPr>
+          <w:t>歌4:1–15</w:t>
+        </w:r>
+      </w:hyperlink>
+      <w:r>
+        <w:rPr>
+          <w:lang w:val="zh_TW" w:bidi="zh_TW"/>
+        </w:rPr>
+        <w:t>，</w:t>
+      </w:r>
+      <w:hyperlink r:id="rId25">
+        <w:r>
+          <w:rPr>
+            <w:lang w:val="zh_TW" w:bidi="zh_TW"/>
+          </w:rPr>
+          <w:rPr>
+            <w:color w:val="0000EE"/>
+            <w:u w:val="single"/>
+          </w:rPr>
+          <w:t>6:4</w:t>
+        </w:r>
+      </w:hyperlink>
+      <w:r>
+        <w:rPr>
+          <w:lang w:val="zh_TW" w:bidi="zh_TW"/>
+        </w:rPr>
+        <w:t>）。這種對新娘的讚美，可能是以色列人婚禮的傳統特色。舊約聖經中有幾位傑出的女性被描述為美麗（</w:t>
+      </w:r>
+      <w:hyperlink r:id="rId26">
+        <w:r>
+          <w:rPr>
+            <w:lang w:val="zh_TW" w:bidi="zh_TW"/>
+          </w:rPr>
+          <w:rPr>
+            <w:color w:val="0000EE"/>
+            <w:u w:val="single"/>
+          </w:rPr>
+          <w:t>創29:17</w:t>
+        </w:r>
+      </w:hyperlink>
+      <w:r>
+        <w:rPr>
+          <w:lang w:val="zh_TW" w:bidi="zh_TW"/>
+        </w:rPr>
+        <w:t>；</w:t>
+      </w:r>
+      <w:hyperlink r:id="rId27">
+        <w:r>
+          <w:rPr>
+            <w:lang w:val="zh_TW" w:bidi="zh_TW"/>
+          </w:rPr>
+          <w:rPr>
+            <w:color w:val="0000EE"/>
+            <w:u w:val="single"/>
+          </w:rPr>
+          <w:t>撒下11:2</w:t>
+        </w:r>
+      </w:hyperlink>
+      <w:r>
+        <w:rPr>
+          <w:lang w:val="zh_TW" w:bidi="zh_TW"/>
+        </w:rPr>
+        <w:t>；</w:t>
+      </w:r>
+      <w:hyperlink r:id="rId28">
+        <w:r>
+          <w:rPr>
+            <w:lang w:val="zh_TW" w:bidi="zh_TW"/>
+          </w:rPr>
+          <w:rPr>
+            <w:color w:val="0000EE"/>
+            <w:u w:val="single"/>
+          </w:rPr>
+          <w:t>斯2:7</w:t>
+        </w:r>
+      </w:hyperlink>
+      <w:r>
+        <w:rPr>
+          <w:lang w:val="zh_TW" w:bidi="zh_TW"/>
+        </w:rPr>
+        <w:t>）。但在女性身上，感官上的美麗遠不及勤勞、機智（resourcefulness）和傳統的敬虔（</w:t>
+      </w:r>
+      <w:hyperlink r:id="rId29">
+        <w:r>
+          <w:rPr>
+            <w:lang w:val="zh_TW" w:bidi="zh_TW"/>
+          </w:rPr>
+          <w:rPr>
+            <w:color w:val="0000EE"/>
+            <w:u w:val="single"/>
+          </w:rPr>
+          <w:t>箴31:10–31</w:t>
+        </w:r>
+      </w:hyperlink>
+      <w:r>
+        <w:rPr>
+          <w:lang w:val="zh_TW" w:bidi="zh_TW"/>
+        </w:rPr>
+        <w:t>）。有幾位男性也因其外表俊美而聞名，例如大衛（</w:t>
+      </w:r>
+      <w:hyperlink r:id="rId30">
+        <w:r>
+          <w:rPr>
+            <w:lang w:val="zh_TW" w:bidi="zh_TW"/>
+          </w:rPr>
+          <w:rPr>
+            <w:color w:val="0000EE"/>
+            <w:u w:val="single"/>
+          </w:rPr>
+          <w:t>撒上16:12</w:t>
+        </w:r>
+      </w:hyperlink>
+      <w:r>
+        <w:rPr>
+          <w:lang w:val="zh_TW" w:bidi="zh_TW"/>
+        </w:rPr>
+        <w:t>）和押沙龍（</w:t>
+      </w:r>
+      <w:hyperlink r:id="rId31">
+        <w:r>
+          <w:rPr>
+            <w:lang w:val="zh_TW" w:bidi="zh_TW"/>
+          </w:rPr>
+          <w:rPr>
+            <w:color w:val="0000EE"/>
+            <w:u w:val="single"/>
+          </w:rPr>
+          <w:t>撒下14:25</w:t>
+        </w:r>
+      </w:hyperlink>
+      <w:r>
+        <w:rPr>
+          <w:lang w:val="zh_TW" w:bidi="zh_TW"/>
+        </w:rPr>
+        <w:t>）。在舊約時代，化妝品、珠寶和其它配飾被用來提升女性的美麗。先知以賽亞列舉了這些物品（</w:t>
+      </w:r>
+      <w:hyperlink r:id="rId32">
+        <w:r>
+          <w:rPr>
+            <w:lang w:val="zh_TW" w:bidi="zh_TW"/>
+          </w:rPr>
+          <w:rPr>
+            <w:color w:val="0000EE"/>
+            <w:u w:val="single"/>
+          </w:rPr>
+          <w:t>賽3:18–24</w:t>
+        </w:r>
+      </w:hyperlink>
+      <w:r>
+        <w:rPr>
+          <w:lang w:val="zh_TW" w:bidi="zh_TW"/>
+        </w:rPr>
+        <w:t>），以西結提到當時的裝扮習俗（</w:t>
+      </w:r>
+      <w:hyperlink r:id="rId33">
+        <w:r>
+          <w:rPr>
+            <w:lang w:val="zh_TW" w:bidi="zh_TW"/>
+          </w:rPr>
+          <w:rPr>
+            <w:color w:val="0000EE"/>
+            <w:u w:val="single"/>
+          </w:rPr>
+          <w:t>結16:10–13</w:t>
+        </w:r>
+      </w:hyperlink>
+      <w:r>
+        <w:rPr>
+          <w:lang w:val="zh_TW" w:bidi="zh_TW"/>
+        </w:rPr>
+        <w:t>）。以色列人的崇拜也極具美感，大祭司華麗的儀式長袍是為榮耀和美麗而設計的（</w:t>
+      </w:r>
+      <w:hyperlink r:id="rId34">
+        <w:r>
+          <w:rPr>
+            <w:lang w:val="zh_TW" w:bidi="zh_TW"/>
+          </w:rPr>
+          <w:rPr>
+            <w:color w:val="0000EE"/>
+            <w:u w:val="single"/>
+          </w:rPr>
+          <w:t>出28:2、40</w:t>
+        </w:r>
+      </w:hyperlink>
+      <w:r>
+        <w:rPr>
+          <w:lang w:val="zh_TW" w:bidi="zh_TW"/>
+        </w:rPr>
+        <w:t>）。</w:t>
       </w:r>
     </w:p>
     <w:p>
@@ -273,7 +669,97 @@
         <w:rPr>
           <w:lang w:val="zh_TW" w:bidi="zh_TW"/>
         </w:rPr>
-        <w:t>概述</w:t>
+        <w:t>在舊約中，美麗的概念也應用於神。耶和華的恩惠被稱為祂的「榮美」（</w:t>
+      </w:r>
+      <w:hyperlink r:id="rId35">
+        <w:r>
+          <w:rPr>
+            <w:lang w:val="zh_TW" w:bidi="zh_TW"/>
+          </w:rPr>
+          <w:rPr>
+            <w:color w:val="0000EE"/>
+            <w:u w:val="single"/>
+          </w:rPr>
+          <w:t>詩90:17</w:t>
+        </w:r>
+      </w:hyperlink>
+      <w:r>
+        <w:rPr>
+          <w:lang w:val="zh_TW" w:bidi="zh_TW"/>
+        </w:rPr>
+        <w:t>）。以賽亞記錄了神的應許，將賜給祂的百姓「華……代替灰塵」（</w:t>
+      </w:r>
+      <w:hyperlink r:id="rId36">
+        <w:r>
+          <w:rPr>
+            <w:lang w:val="zh_TW" w:bidi="zh_TW"/>
+          </w:rPr>
+          <w:rPr>
+            <w:color w:val="0000EE"/>
+            <w:u w:val="single"/>
+          </w:rPr>
+          <w:t>賽61:3</w:t>
+        </w:r>
+      </w:hyperlink>
+      <w:r>
+        <w:rPr>
+          <w:lang w:val="zh_TW" w:bidi="zh_TW"/>
+        </w:rPr>
+        <w:t>）。詩篇的作者表達了渴望花時間在聖殿中享受耶和華的美麗，祂的「榮美」（</w:t>
+      </w:r>
+      <w:hyperlink r:id="rId37">
+        <w:r>
+          <w:rPr>
+            <w:lang w:val="zh_TW" w:bidi="zh_TW"/>
+          </w:rPr>
+          <w:rPr>
+            <w:color w:val="0000EE"/>
+            <w:u w:val="single"/>
+          </w:rPr>
+          <w:t>詩27:4</w:t>
+        </w:r>
+      </w:hyperlink>
+      <w:r>
+        <w:rPr>
+          <w:lang w:val="zh_TW" w:bidi="zh_TW"/>
+        </w:rPr>
+        <w:t>）。以賽亞描述神為以色列餘民（那些忠於神的人）的「華冕」（</w:t>
+      </w:r>
+      <w:hyperlink r:id="rId38">
+        <w:r>
+          <w:rPr>
+            <w:lang w:val="zh_TW" w:bidi="zh_TW"/>
+          </w:rPr>
+          <w:rPr>
+            <w:color w:val="0000EE"/>
+            <w:u w:val="single"/>
+          </w:rPr>
+          <w:t>賽28:5</w:t>
+        </w:r>
+      </w:hyperlink>
+      <w:r>
+        <w:rPr>
+          <w:lang w:val="zh_TW" w:bidi="zh_TW"/>
+        </w:rPr>
+        <w:t>）。彌賽亞（神的受膏者）被稱為榮美的王（</w:t>
+      </w:r>
+      <w:hyperlink r:id="rId39">
+        <w:r>
+          <w:rPr>
+            <w:lang w:val="zh_TW" w:bidi="zh_TW"/>
+          </w:rPr>
+          <w:rPr>
+            <w:color w:val="0000EE"/>
+            <w:u w:val="single"/>
+          </w:rPr>
+          <w:t>賽33:17</w:t>
+        </w:r>
+      </w:hyperlink>
+      <w:r>
+        <w:rPr>
+          <w:lang w:val="zh_TW" w:bidi="zh_TW"/>
+        </w:rPr>
+        <w:t>）。因此，在舊約中，美的概念超越了單純的外在吸引力，它成為神學概念，肯定神實質上的榮耀。</w:t>
       </w:r>
     </w:p>
     <w:p>
@@ -287,7 +773,107 @@
         <w:rPr>
           <w:lang w:val="zh_TW" w:bidi="zh_TW"/>
         </w:rPr>
-        <w:t>• 盟約的意義</w:t>
+        <w:t>新約聖經勸誡基督的跟隨者過一種「尊榮」救主教導的生活，並使其吸引非信徒（</w:t>
+      </w:r>
+      <w:hyperlink r:id="rId40">
+        <w:r>
+          <w:rPr>
+            <w:lang w:val="zh_TW" w:bidi="zh_TW"/>
+          </w:rPr>
+          <w:rPr>
+            <w:color w:val="0000EE"/>
+            <w:u w:val="single"/>
+          </w:rPr>
+          <w:t>多2:10</w:t>
+        </w:r>
+      </w:hyperlink>
+      <w:r>
+        <w:rPr>
+          <w:lang w:val="zh_TW" w:bidi="zh_TW"/>
+        </w:rPr>
+        <w:t>）。那些傳講基督福音的人被稱為佳美（</w:t>
+      </w:r>
+      <w:hyperlink r:id="rId41">
+        <w:r>
+          <w:rPr>
+            <w:lang w:val="zh_TW" w:bidi="zh_TW"/>
+          </w:rPr>
+          <w:rPr>
+            <w:color w:val="0000EE"/>
+            <w:u w:val="single"/>
+          </w:rPr>
+          <w:t>羅10:15</w:t>
+        </w:r>
+      </w:hyperlink>
+      <w:r>
+        <w:rPr>
+          <w:lang w:val="zh_TW" w:bidi="zh_TW"/>
+        </w:rPr>
+        <w:t>）。使徒保羅和彼得警告婦女不要滿足於外在的美麗（</w:t>
+      </w:r>
+      <w:hyperlink r:id="rId42">
+        <w:r>
+          <w:rPr>
+            <w:lang w:val="zh_TW" w:bidi="zh_TW"/>
+          </w:rPr>
+          <w:rPr>
+            <w:color w:val="0000EE"/>
+            <w:u w:val="single"/>
+          </w:rPr>
+          <w:t>提前2:9–10</w:t>
+        </w:r>
+      </w:hyperlink>
+      <w:r>
+        <w:rPr>
+          <w:lang w:val="zh_TW" w:bidi="zh_TW"/>
+        </w:rPr>
+        <w:t>），提醒她們美好的品格才是敬虔的真正妝飾（</w:t>
+      </w:r>
+      <w:hyperlink r:id="rId43">
+        <w:r>
+          <w:rPr>
+            <w:lang w:val="zh_TW" w:bidi="zh_TW"/>
+          </w:rPr>
+          <w:rPr>
+            <w:color w:val="0000EE"/>
+            <w:u w:val="single"/>
+          </w:rPr>
+          <w:t>彼前3:3–5</w:t>
+        </w:r>
+      </w:hyperlink>
+      <w:r>
+        <w:rPr>
+          <w:lang w:val="zh_TW" w:bidi="zh_TW"/>
+        </w:rPr>
+        <w:t>）。信徒最終居所的美——天堂——也反映在「新耶路撒冷」如新婦的描述中，以及古代珍貴寶石的象徵意義中（見</w:t>
+      </w:r>
+      <w:hyperlink r:id="rId44">
+        <w:r>
+          <w:rPr>
+            <w:lang w:val="zh_TW" w:bidi="zh_TW"/>
+          </w:rPr>
+          <w:rPr>
+            <w:color w:val="0000EE"/>
+            <w:u w:val="single"/>
+          </w:rPr>
+          <w:t>啟21–22章</w:t>
+        </w:r>
+      </w:hyperlink>
+      <w:r>
+        <w:rPr>
+          <w:lang w:val="zh_TW" w:bidi="zh_TW"/>
+        </w:rPr>
+        <w:t>）。</w:t>
+      </w:r>
+      <w:r>
+        <w:rPr>
+          <w:lang w:val="zh_TW" w:bidi="zh_TW"/>
+        </w:rPr>
+      </w:r>
+      <w:r>
+        <w:rPr>
+          <w:lang w:val="zh_TW" w:bidi="zh_TW"/>
+        </w:rPr>
       </w:r>
     </w:p>
     <w:p>
@@ -297,11 +883,21 @@
           <w:lang w:val="zh_TW" w:bidi="zh_TW"/>
         </w:rPr>
       </w:r>
-      <w:r>
-        <w:rPr>
-          <w:lang w:val="zh_TW" w:bidi="zh_TW"/>
-        </w:rPr>
-        <w:t>• 人的盟約</w:t>
+    </w:p>
+    <w:p>
+      <w:pPr>
+        <w:pStyle w:val="Heading2"/>
+      </w:pPr>
+      <w:r>
+        <w:rPr>
+          <w:lang w:val="zh_TW" w:bidi="zh_TW"/>
+        </w:rPr>
+        <w:t>美索不達米亞</w:t>
+      </w:r>
+      <w:r>
+        <w:rPr>
+          <w:lang w:val="zh_TW" w:bidi="zh_TW"/>
+        </w:rPr>
       </w:r>
     </w:p>
     <w:p>
@@ -315,7 +911,7 @@
         <w:rPr>
           <w:lang w:val="zh_TW" w:bidi="zh_TW"/>
         </w:rPr>
-        <w:t>• 神與人的盟約</w:t>
+        <w:t>這個名稱來自希臘文，指位於底格里斯河（Tigris）與幼發拉底河（Euphrates）之間的地區。今天，阿拉伯人稱此地為「al-Jazira」，意即「島嶼」。</w:t>
       </w:r>
     </w:p>
     <w:p>
@@ -329,7 +925,7 @@
         <w:rPr>
           <w:lang w:val="zh_TW" w:bidi="zh_TW"/>
         </w:rPr>
-        <w:t>• 盟約傳統的起源</w:t>
+        <w:t>美索不達米亞，意指「兩河之間」，是指靠近底格里斯河和幼發拉底河直到波斯灣的地區。大部份位於現今的伊拉克境內，但部份地區在敘利亞和土耳其。</w:t>
       </w:r>
     </w:p>
     <w:p>
@@ -343,7 +939,54 @@
         <w:rPr>
           <w:lang w:val="zh_TW" w:bidi="zh_TW"/>
         </w:rPr>
-        <w:t>• 西奈之約</w:t>
+        <w:t>美索不達米亞對於舊約歷史非常重要，</w:t>
+      </w:r>
+      <w:hyperlink r:id="rId45">
+        <w:r>
+          <w:rPr>
+            <w:lang w:val="zh_TW" w:bidi="zh_TW"/>
+          </w:rPr>
+          <w:rPr>
+            <w:color w:val="0000EE"/>
+            <w:u w:val="single"/>
+          </w:rPr>
+          <w:t>創世記一至十一章</w:t>
+        </w:r>
+      </w:hyperlink>
+      <w:r>
+        <w:rPr>
+          <w:lang w:val="zh_TW" w:bidi="zh_TW"/>
+        </w:rPr>
+        <w:t>中的很多故事，都在這裡發生。伊甸園被認為位於美索不達米亞，因為</w:t>
+      </w:r>
+      <w:hyperlink r:id="rId46">
+        <w:r>
+          <w:rPr>
+            <w:lang w:val="zh_TW" w:bidi="zh_TW"/>
+          </w:rPr>
+          <w:rPr>
+            <w:color w:val="0000EE"/>
+            <w:u w:val="single"/>
+          </w:rPr>
+          <w:t>創世記二章10至14節</w:t>
+        </w:r>
+      </w:hyperlink>
+      <w:r>
+        <w:rPr>
+          <w:lang w:val="zh_TW" w:bidi="zh_TW"/>
+        </w:rPr>
+        <w:t>提到，伊甸園附近兩條河流為幼發拉底河和底格里斯河。</w:t>
+      </w:r>
+    </w:p>
+    <w:p>
+      <w:pPr>
+        <w:pStyle w:val="Heading3"/>
+      </w:pPr>
+      <w:r>
+        <w:rPr>
+          <w:lang w:val="zh_TW" w:bidi="zh_TW"/>
+        </w:rPr>
+        <w:t>誰居住在美索不達米亞？</w:t>
       </w:r>
     </w:p>
     <w:p>
@@ -357,7 +1000,7 @@
         <w:rPr>
           <w:lang w:val="zh_TW" w:bidi="zh_TW"/>
         </w:rPr>
-        <w:t>• 大衛之約</w:t>
+        <w:t>我們對美索不達米亞的史前文化所知甚少。歷史時期的劃分通常依據最重要的城邦（例如吾珥和伊辛—拉爾薩（Isin-Larsa））或統治王朝（例如吾珥第三王朝（Ur III））來命名。</w:t>
       </w:r>
     </w:p>
     <w:p>
@@ -371,18 +1014,7 @@
         <w:rPr>
           <w:lang w:val="zh_TW" w:bidi="zh_TW"/>
         </w:rPr>
-        <w:t>• 舊約聖經預言的新約</w:t>
-      </w:r>
-    </w:p>
-    <w:p>
-      <w:pPr>
-        <w:pStyle w:val="Heading3"/>
-      </w:pPr>
-      <w:r>
-        <w:rPr>
-          <w:lang w:val="zh_TW" w:bidi="zh_TW"/>
-        </w:rPr>
-        <w:t>盟約的意義</w:t>
+        <w:t>美索不達米亞的南部稱為蘇美（Sumer）。蘇美人擁有獨特的文化，他們所說的語言與美索不達米亞其他地區的完全不同。然而，蘇美語與其他語言的書寫符號一樣，是用一系列的楔形文字（cuneiform）來書寫的。</w:t>
       </w:r>
     </w:p>
     <w:p>
@@ -396,7 +1028,31 @@
         <w:rPr>
           <w:lang w:val="zh_TW" w:bidi="zh_TW"/>
         </w:rPr>
-        <w:t>盟約的本質在於人與人之間的特定關係，這種關係的特徵是相互義務。因此，盟約關係不僅是相互認識，而是承諾負責和行動。經文描述這種承諾的關鍵詞是「忠誠」，這份忠誠在持久的友誼中展現出來。</w:t>
+        <w:t>美索不達米亞往北邊的地區稱為亞喀得（Akkad，也稱為阿卡德</w:t>
+      </w:r>
+      <w:r>
+        <w:rPr>
+          <w:lang w:val="zh_TW" w:bidi="zh_TW"/>
+        </w:rPr>
+        <w:t>〔</w:t>
+      </w:r>
+      <w:r>
+        <w:rPr>
+          <w:lang w:val="zh_TW" w:bidi="zh_TW"/>
+        </w:rPr>
+        <w:t>Agade</w:t>
+      </w:r>
+      <w:r>
+        <w:rPr>
+          <w:lang w:val="zh_TW" w:bidi="zh_TW"/>
+        </w:rPr>
+        <w:t>〕</w:t>
+      </w:r>
+      <w:r>
+        <w:rPr>
+          <w:lang w:val="zh_TW" w:bidi="zh_TW"/>
+        </w:rPr>
+        <w:t>），亞喀得人也屬於閃族人；再往北沿著底格里斯河的是亞述地區，更西邊是敘利亞（也稱為亞蘭）。在亞述和敘利亞之間是米坦尼（Mitanni）。</w:t>
       </w:r>
     </w:p>
     <w:p>
@@ -410,18 +1066,126 @@
         <w:rPr>
           <w:lang w:val="zh_TW" w:bidi="zh_TW"/>
         </w:rPr>
-        <w:t>在舊約中，「盟約」這個詞有人們常用的意義，也有神學意義。理解人類之間的盟約，能幫助我們理解神與人之間的盟約。</w:t>
+        <w:t>美索不達米亞不同地區曾在不同時期先後興起掌權，此地也先後成為多個帝國的一部份，包括：</w:t>
       </w:r>
     </w:p>
     <w:p>
       <w:pPr>
+        <w:pStyle w:val="ListBullet"/>
+        <w:spacing w:line="240" w:lineRule="auto"/>
+        <w:ind w:left="720"/>
+      </w:pPr>
+      <w:r>
+        <w:rPr>
+          <w:lang w:val="zh_TW" w:bidi="zh_TW"/>
+        </w:rPr>
+      </w:r>
+      <w:r>
+        <w:rPr>
+          <w:lang w:val="zh_TW" w:bidi="zh_TW"/>
+        </w:rPr>
+        <w:t>赫人</w:t>
+      </w:r>
+    </w:p>
+    <w:p>
+      <w:pPr>
+        <w:pStyle w:val="ListBullet"/>
+        <w:spacing w:line="240" w:lineRule="auto"/>
+        <w:ind w:left="720"/>
+      </w:pPr>
+      <w:r>
+        <w:rPr>
+          <w:lang w:val="zh_TW" w:bidi="zh_TW"/>
+        </w:rPr>
+      </w:r>
+      <w:r>
+        <w:rPr>
+          <w:lang w:val="zh_TW" w:bidi="zh_TW"/>
+        </w:rPr>
+        <w:t>亞述</w:t>
+      </w:r>
+    </w:p>
+    <w:p>
+      <w:pPr>
+        <w:pStyle w:val="ListBullet"/>
+        <w:spacing w:line="240" w:lineRule="auto"/>
+        <w:ind w:left="720"/>
+      </w:pPr>
+      <w:r>
+        <w:rPr>
+          <w:lang w:val="zh_TW" w:bidi="zh_TW"/>
+        </w:rPr>
+      </w:r>
+      <w:r>
+        <w:rPr>
+          <w:lang w:val="zh_TW" w:bidi="zh_TW"/>
+        </w:rPr>
+        <w:t>巴比倫</w:t>
+      </w:r>
+    </w:p>
+    <w:p>
+      <w:pPr>
+        <w:pStyle w:val="ListBullet"/>
+        <w:spacing w:line="240" w:lineRule="auto"/>
+        <w:ind w:left="720"/>
+      </w:pPr>
+      <w:r>
+        <w:rPr>
+          <w:lang w:val="zh_TW" w:bidi="zh_TW"/>
+        </w:rPr>
+      </w:r>
+      <w:r>
+        <w:rPr>
+          <w:lang w:val="zh_TW" w:bidi="zh_TW"/>
+        </w:rPr>
+        <w:t>波斯</w:t>
+      </w:r>
+    </w:p>
+    <w:p>
+      <w:pPr>
+        <w:pStyle w:val="ListBullet"/>
+        <w:spacing w:line="240" w:lineRule="auto"/>
+        <w:ind w:left="720"/>
+      </w:pPr>
+      <w:r>
+        <w:rPr>
+          <w:lang w:val="zh_TW" w:bidi="zh_TW"/>
+        </w:rPr>
+      </w:r>
+      <w:r>
+        <w:rPr>
+          <w:lang w:val="zh_TW" w:bidi="zh_TW"/>
+        </w:rPr>
+        <w:t>希臘（也稱為希臘化〔Hellenistic〕）</w:t>
+      </w:r>
+    </w:p>
+    <w:p>
+      <w:pPr>
+        <w:pStyle w:val="ListBullet"/>
+        <w:spacing w:line="240" w:lineRule="auto"/>
+        <w:ind w:left="720"/>
+      </w:pPr>
+      <w:r>
+        <w:rPr>
+          <w:lang w:val="zh_TW" w:bidi="zh_TW"/>
+        </w:rPr>
+      </w:r>
+      <w:r>
+        <w:rPr>
+          <w:lang w:val="zh_TW" w:bidi="zh_TW"/>
+        </w:rPr>
+        <w:t>羅馬</w:t>
+      </w:r>
+    </w:p>
+    <w:p>
+      <w:pPr>
         <w:pStyle w:val="Heading3"/>
       </w:pPr>
       <w:r>
         <w:rPr>
           <w:lang w:val="zh_TW" w:bidi="zh_TW"/>
         </w:rPr>
-        <w:t>人的盟約</w:t>
+        <w:t>聖經中的美索不達米亞</w:t>
       </w:r>
     </w:p>
     <w:p>
@@ -435,9 +1199,9 @@
         <w:rPr>
           <w:lang w:val="zh_TW" w:bidi="zh_TW"/>
         </w:rPr>
-        <w:t>許多人際關係，從深入的個人關係到遙遠的政治關係，都可以說是帶有盟約性質。大衛和約拿單之間深厚的弟兄之愛，使他們立定正式的盟約（</w:t>
-      </w:r>
-      <w:hyperlink r:id="rId13">
+        <w:t>舊約稱美索不達米亞為「亞蘭一納哈拉音（Aram-naharaim）」，意指「兩河的亞蘭」。亞伯拉罕曾差派僕人往亞蘭一納哈拉音為以撒找妻子（</w:t>
+      </w:r>
+      <w:hyperlink r:id="rId47">
         <w:r>
           <w:rPr>
             <w:lang w:val="zh_TW" w:bidi="zh_TW"/>
@@ -446,16 +1210,16 @@
             <w:color w:val="0000EE"/>
             <w:u w:val="single"/>
           </w:rPr>
-          <w:t>撒上18:3</w:t>
+          <w:t>創24:10</w:t>
         </w:r>
       </w:hyperlink>
       <w:r>
         <w:rPr>
           <w:lang w:val="zh_TW" w:bidi="zh_TW"/>
         </w:rPr>
-        <w:t>）。他們的友誼盟約不僅是尊重的象徵；這個盟約又會約束他們，以某些具體方式表現出相互忠誠和慈愛。約拿單對於盟約的忠誠，見於在大衛不蒙王喜悅的時候，約拿單冒著父親發怒的危險為他的朋友說好話。隨後，他秘密警告大衛逃亡隱藏（</w:t>
-      </w:r>
-      <w:hyperlink r:id="rId14">
+        <w:t>；譯註：和合本譯美索不達米亞）。有些人認為「兩河」是指幼發拉底河和幼發拉底河中，一條名為哈布爾河（Khabur）的支流。雅各的故事中則並未使用「亞蘭一納哈拉音」這個詞，而是稱該地區為「巴旦‧亞蘭」，即「亞蘭的田野（或花園）」（</w:t>
+      </w:r>
+      <w:hyperlink r:id="rId48">
         <w:r>
           <w:rPr>
             <w:lang w:val="zh_TW" w:bidi="zh_TW"/>
@@ -464,7 +1228,7 @@
             <w:color w:val="0000EE"/>
             <w:u w:val="single"/>
           </w:rPr>
-          <w:t>撒上19–20</w:t>
+          <w:t>創28:2</w:t>
         </w:r>
       </w:hyperlink>
       <w:r>
@@ -485,9 +1249,9 @@
         <w:rPr>
           <w:lang w:val="zh_TW" w:bidi="zh_TW"/>
         </w:rPr>
-        <w:t>要理解舊約關於婚姻和休妻的多條律法，必須了解婚姻本身是盟約關係（</w:t>
-      </w:r>
-      <w:hyperlink r:id="rId15">
+        <w:t>比珥的兒子巴蘭出自美索不達米亞的毗奪（</w:t>
+      </w:r>
+      <w:hyperlink r:id="rId49">
         <w:r>
           <w:rPr>
             <w:lang w:val="zh_TW" w:bidi="zh_TW"/>
@@ -496,16 +1260,28 @@
             <w:color w:val="0000EE"/>
             <w:u w:val="single"/>
           </w:rPr>
-          <w:t>瑪2:14</w:t>
+          <w:t>申23:4</w:t>
         </w:r>
       </w:hyperlink>
       <w:r>
         <w:rPr>
           <w:lang w:val="zh_TW" w:bidi="zh_TW"/>
         </w:rPr>
-        <w:t>）。男女之間交換的莊嚴承諾，成為他們的盟約義務。忠於這些承諾會帶來婚姻的祝福（參</w:t>
-      </w:r>
-      <w:hyperlink r:id="rId16">
+        <w:t>）。在士師時期，美索不達米亞王古珊‧利薩田（</w:t>
+      </w:r>
+      <w:r>
+        <w:rPr>
+          <w:lang w:val="zh_TW" w:bidi="zh_TW"/>
+        </w:rPr>
+        <w:t>Cushan-rishathaim</w:t>
+      </w:r>
+      <w:r>
+        <w:rPr>
+          <w:lang w:val="zh_TW" w:bidi="zh_TW"/>
+        </w:rPr>
+        <w:t>）曾壓迫以色列人八年，直到神藉著俄陀聶拯救他們（</w:t>
+      </w:r>
+      <w:hyperlink r:id="rId50">
         <w:r>
           <w:rPr>
             <w:lang w:val="zh_TW" w:bidi="zh_TW"/>
@@ -514,16 +1290,16 @@
             <w:color w:val="0000EE"/>
             <w:u w:val="single"/>
           </w:rPr>
-          <w:t>詩128</w:t>
+          <w:t>士3:8</w:t>
         </w:r>
       </w:hyperlink>
       <w:r>
         <w:rPr>
           <w:lang w:val="zh_TW" w:bidi="zh_TW"/>
         </w:rPr>
-        <w:t>；</w:t>
-      </w:r>
-      <w:hyperlink r:id="rId17">
+        <w:t>–</w:t>
+      </w:r>
+      <w:hyperlink r:id="rId50">
         <w:r>
           <w:rPr>
             <w:lang w:val="zh_TW" w:bidi="zh_TW"/>
@@ -532,14 +1308,14 @@
             <w:color w:val="0000EE"/>
             <w:u w:val="single"/>
           </w:rPr>
-          <w:t>箴18:22</w:t>
+          <w:t>10</w:t>
         </w:r>
       </w:hyperlink>
       <w:r>
         <w:rPr>
           <w:lang w:val="zh_TW" w:bidi="zh_TW"/>
         </w:rPr>
-        <w:t>）；違背承諾則帶來詛咒。</w:t>
+        <w:t>）。</w:t>
       </w:r>
     </w:p>
     <w:p>
@@ -553,9 +1329,9 @@
         <w:rPr>
           <w:lang w:val="zh_TW" w:bidi="zh_TW"/>
         </w:rPr>
-        <w:t>人可以與自己立下盟約或誓言（類似新年立志），其意義至少是象徵式的。約伯在向神辯護他的公義時，提到他與自己的眼睛立下盟約，防止自己放縱地貪戀女性（</w:t>
-      </w:r>
-      <w:hyperlink r:id="rId18">
+        <w:t>亞捫人因羞辱大衛的使者，擔心他會入侵，於是從美索不達米亞雇來戰車以增強軍力（</w:t>
+      </w:r>
+      <w:hyperlink r:id="rId51">
         <w:r>
           <w:rPr>
             <w:lang w:val="zh_TW" w:bidi="zh_TW"/>
@@ -564,7 +1340,7 @@
             <w:color w:val="0000EE"/>
             <w:u w:val="single"/>
           </w:rPr>
-          <w:t>伯31:1</w:t>
+          <w:t>代上19:6</w:t>
         </w:r>
       </w:hyperlink>
       <w:r>
@@ -585,9 +1361,9 @@
         <w:rPr>
           <w:lang w:val="zh_TW" w:bidi="zh_TW"/>
         </w:rPr>
-        <w:t>盟約也可能具有國家層面或國際性質。以色列的長老在希伯倫與大衛王立下國家的盟約（</w:t>
-      </w:r>
-      <w:hyperlink r:id="rId19">
+        <w:t>在新約中，美索不達米亞僅出現兩次。五旬節那天，有來自美索不達米亞的人在場 （</w:t>
+      </w:r>
+      <w:hyperlink r:id="rId52">
         <w:r>
           <w:rPr>
             <w:lang w:val="zh_TW" w:bidi="zh_TW"/>
@@ -596,16 +1372,16 @@
             <w:color w:val="0000EE"/>
             <w:u w:val="single"/>
           </w:rPr>
-          <w:t>撒下5:3</w:t>
+          <w:t>徒2:9</w:t>
         </w:r>
       </w:hyperlink>
       <w:r>
         <w:rPr>
           <w:lang w:val="zh_TW" w:bidi="zh_TW"/>
         </w:rPr>
-        <w:t>）。這盟約可能包含長老代表百姓作明確承諾，將順服王的權柄，以及大衛承諾公正治理國家並遵循神的律法（</w:t>
-      </w:r>
-      <w:hyperlink r:id="rId20">
+        <w:t>）。司提反在公會的辯護中說到，亞伯拉罕在搬到哈蘭之前，曾住在美索不達米亞 （</w:t>
+      </w:r>
+      <w:hyperlink r:id="rId53">
         <w:r>
           <w:rPr>
             <w:lang w:val="zh_TW" w:bidi="zh_TW"/>
@@ -614,16 +1390,10 @@
             <w:color w:val="0000EE"/>
             <w:u w:val="single"/>
           </w:rPr>
-          <w:t>申17:15–20</w:t>
+          <w:t>徒7:2；</w:t>
         </w:r>
       </w:hyperlink>
-      <w:r>
-        <w:rPr>
-          <w:lang w:val="zh_TW" w:bidi="zh_TW"/>
-        </w:rPr>
-        <w:t>）。盟約關係描述高位的一方（王）和低位的一方（以色列人）之間的相互義務。在國家之間的關係中，舊約的盟約類似現代的條約或聯盟。所羅門王與泰爾王希蘭締結這樣的盟約；這盟約如同許多現代國際條約，是兩國之間的貿易協議（</w:t>
-      </w:r>
-      <w:hyperlink r:id="rId21">
+      <w:hyperlink r:id="rId54">
         <w:r>
           <w:rPr>
             <w:lang w:val="zh_TW" w:bidi="zh_TW"/>
@@ -632,144 +1402,10 @@
             <w:color w:val="0000EE"/>
             <w:u w:val="single"/>
           </w:rPr>
-          <w:t>王上5:12</w:t>
+          <w:t>創11:31</w:t>
         </w:r>
       </w:hyperlink>
-      <w:r>
-        <w:rPr>
-          <w:lang w:val="zh_TW" w:bidi="zh_TW"/>
-        </w:rPr>
-        <w:t>）。</w:t>
-      </w:r>
-    </w:p>
-    <w:p>
-      <w:pPr/>
-      <w:r>
-        <w:rPr>
-          <w:lang w:val="zh_TW" w:bidi="zh_TW"/>
-        </w:rPr>
-      </w:r>
-      <w:r>
-        <w:rPr>
-          <w:lang w:val="zh_TW" w:bidi="zh_TW"/>
-        </w:rPr>
-        <w:t>因此，盟約是在人際間建立信任、責任和利益的框架，幾乎可以廣泛應用於所有人類關係，從個人友誼到國際貿易協定皆可。在聖經中，盟約也是最為全面的概念，能涵蓋個人與神的關係。</w:t>
-      </w:r>
-    </w:p>
-    <w:p>
-      <w:pPr>
-        <w:pStyle w:val="Heading3"/>
-      </w:pPr>
-      <w:r>
-        <w:rPr>
-          <w:lang w:val="zh_TW" w:bidi="zh_TW"/>
-        </w:rPr>
-        <w:t>神與人的盟約</w:t>
-      </w:r>
-    </w:p>
-    <w:p>
-      <w:pPr/>
-      <w:r>
-        <w:rPr>
-          <w:lang w:val="zh_TW" w:bidi="zh_TW"/>
-        </w:rPr>
-      </w:r>
-      <w:r>
-        <w:rPr>
-          <w:lang w:val="zh_TW" w:bidi="zh_TW"/>
-        </w:rPr>
-        <w:t>人與人之間的盟約，在嚴格意義上的基本特徵，也存在於神所立的盟約中：（1）雙方之間的關係（神與個人或國家），以及 （2）盟約夥伴之間的相互義務。對於舊約信徒來說，宗教意味著盟約。舊約宗教是忠於神與祂選民之間的盟約關係；以色列在信仰和實踐上的宗教責任是盟約責任。</w:t>
-      </w:r>
-    </w:p>
-    <w:p>
-      <w:pPr/>
-      <w:r>
-        <w:rPr>
-          <w:lang w:val="zh_TW" w:bidi="zh_TW"/>
-        </w:rPr>
-      </w:r>
-      <w:r>
-        <w:rPr>
-          <w:lang w:val="zh_TW" w:bidi="zh_TW"/>
-        </w:rPr>
-        <w:t>在舊約中，神與人的盟約概念並非固定不變。儘管盟約的基本特徵在整本聖經中保持一致，但在古代以色列的歷史進程中，盟約的具體性質和形式卻有所變化和發展。簡單回顧盟約歷史，將進一步闡明其範疇。</w:t>
-      </w:r>
-    </w:p>
-    <w:p>
-      <w:pPr>
-        <w:pStyle w:val="Heading3"/>
-      </w:pPr>
-      <w:r>
-        <w:rPr>
-          <w:lang w:val="zh_TW" w:bidi="zh_TW"/>
-        </w:rPr>
-        <w:t>盟約傳統的起源</w:t>
-      </w:r>
-    </w:p>
-    <w:p>
-      <w:pPr>
-        <w:pStyle w:val="Heading4"/>
-      </w:pPr>
-      <w:r>
-        <w:rPr>
-          <w:lang w:val="zh_TW" w:bidi="zh_TW"/>
-        </w:rPr>
-        <w:t>亞當</w:t>
-      </w:r>
-    </w:p>
-    <w:p>
-      <w:pPr/>
-      <w:r>
-        <w:rPr>
-          <w:lang w:val="zh_TW" w:bidi="zh_TW"/>
-        </w:rPr>
-      </w:r>
-      <w:r>
-        <w:rPr>
-          <w:lang w:val="zh_TW" w:bidi="zh_TW"/>
-        </w:rPr>
-        <w:t>亞當和夏娃被安置在園子中。神是他們的創造主，他們是神所造的。他們生命的意義在於他們彼此之間的關係，以及他們與賜下園子之神的關係。然而，墮落導致他們與神關係的破裂，他們被驅逐出園子。</w:t>
-      </w:r>
-    </w:p>
-    <w:p>
-      <w:pPr/>
-      <w:r>
-        <w:rPr>
-          <w:lang w:val="zh_TW" w:bidi="zh_TW"/>
-        </w:rPr>
-      </w:r>
-      <w:r>
-        <w:rPr>
-          <w:lang w:val="zh_TW" w:bidi="zh_TW"/>
-        </w:rPr>
-        <w:t>墮落為後來宗教盟約的性質帶來深遠影響。人類與神的分離，闡明了人類困境的本質。人類被創造是為了與造物主建立關係，但犯罪的人類被排除在這種關係之外，並且無法自行重新建立這種關係。自這種情況開始，神人盟約出現一個獨特特徵，就是只有神能發起盟約的關係。</w:t>
-      </w:r>
-    </w:p>
-    <w:p>
-      <w:pPr>
-        <w:pStyle w:val="Heading4"/>
-      </w:pPr>
-      <w:r>
-        <w:rPr>
-          <w:lang w:val="zh_TW" w:bidi="zh_TW"/>
-        </w:rPr>
-        <w:t>挪亞</w:t>
-      </w:r>
-    </w:p>
-    <w:p>
-      <w:pPr/>
-      <w:r>
-        <w:rPr>
-          <w:lang w:val="zh_TW" w:bidi="zh_TW"/>
-        </w:rPr>
-      </w:r>
-      <w:r>
-        <w:rPr>
-          <w:lang w:val="zh_TW" w:bidi="zh_TW"/>
-        </w:rPr>
-        <w:t>聖經首次明確提到的盟約，是神主動與人類再次締結盟約，惟人類的表現卻毫不忠誠。神警告挪亞要建造方舟，以逃避即將來臨的洪水時，祂也承諾與他建立盟約（</w:t>
-      </w:r>
-      <w:hyperlink r:id="rId22">
+      <w:hyperlink r:id="rId53">
         <w:r>
           <w:rPr>
             <w:lang w:val="zh_TW" w:bidi="zh_TW"/>
@@ -778,2733 +1414,9 @@
             <w:color w:val="0000EE"/>
             <w:u w:val="single"/>
           </w:rPr>
-          <w:t>創6:18</w:t>
+          <w:t>）。</w:t>
         </w:r>
       </w:hyperlink>
-      <w:r>
-        <w:rPr>
-          <w:lang w:val="zh_TW" w:bidi="zh_TW"/>
-        </w:rPr>
-        <w:t>）。人的腐敗和暴力激起神的憤怒，但祂的恩典卻可以見於與挪亞的互動之中。神所應許的盟約，肯定神會持守與這個家庭的關係，縱然其他神人關係已經正式中止。值得注意的是，神對挪亞的盟約承諾，是在命令的語境提出：神命令挪亞建造方舟（</w:t>
-      </w:r>
-      <w:hyperlink r:id="rId23">
-        <w:r>
-          <w:rPr>
-            <w:lang w:val="zh_TW" w:bidi="zh_TW"/>
-          </w:rPr>
-          <w:rPr>
-            <w:color w:val="0000EE"/>
-            <w:u w:val="single"/>
-          </w:rPr>
-          <w:t>14</w:t>
-        </w:r>
-      </w:hyperlink>
-      <w:r>
-        <w:rPr>
-          <w:lang w:val="zh_TW" w:bidi="zh_TW"/>
-        </w:rPr>
-        <w:t>節）。挪亞能否領受盟約的祝福，視乎他是否順服神的命令。</w:t>
-      </w:r>
-    </w:p>
-    <w:p>
-      <w:pPr/>
-      <w:r>
-        <w:rPr>
-          <w:lang w:val="zh_TW" w:bidi="zh_TW"/>
-        </w:rPr>
-      </w:r>
-      <w:r>
-        <w:rPr>
-          <w:lang w:val="zh_TW" w:bidi="zh_TW"/>
-        </w:rPr>
-        <w:t>在洪水之後，挪亞向神獻祭時，盟約才得詳細制定（</w:t>
-      </w:r>
-      <w:hyperlink r:id="rId24">
-        <w:r>
-          <w:rPr>
-            <w:lang w:val="zh_TW" w:bidi="zh_TW"/>
-          </w:rPr>
-          <w:rPr>
-            <w:color w:val="0000EE"/>
-            <w:u w:val="single"/>
-          </w:rPr>
-          <w:t>創8:20–22</w:t>
-        </w:r>
-      </w:hyperlink>
-      <w:r>
-        <w:rPr>
-          <w:lang w:val="zh_TW" w:bidi="zh_TW"/>
-        </w:rPr>
-        <w:t>）。挪亞之約實際上是神與人和所有生物定下的普遍盟約（</w:t>
-      </w:r>
-      <w:hyperlink r:id="rId25">
-        <w:r>
-          <w:rPr>
-            <w:lang w:val="zh_TW" w:bidi="zh_TW"/>
-          </w:rPr>
-          <w:rPr>
-            <w:color w:val="0000EE"/>
-            <w:u w:val="single"/>
-          </w:rPr>
-          <w:t>創9:8–10</w:t>
-        </w:r>
-      </w:hyperlink>
-      <w:r>
-        <w:rPr>
-          <w:lang w:val="zh_TW" w:bidi="zh_TW"/>
-        </w:rPr>
-        <w:t>）。神應許不再以洪水審判世界。盟約的記號是彩虹。</w:t>
-      </w:r>
-    </w:p>
-    <w:p>
-      <w:pPr/>
-      <w:r>
-        <w:rPr>
-          <w:lang w:val="zh_TW" w:bidi="zh_TW"/>
-        </w:rPr>
-      </w:r>
-      <w:r>
-        <w:rPr>
-          <w:lang w:val="zh_TW" w:bidi="zh_TW"/>
-        </w:rPr>
-        <w:t>挪亞之約帶來一些理解「立約之神」的視角。雖然人可能因其邪惡而該被毀滅，但神卻延遲會毀滅。挪亞之約沒有建立神與每個生命之間的親密關係；然而，它卻為更加親密的盟約留下可能性。雖然人是邪惡的，他們卻仍得允許，在神的世界生活一段時間；期間，他們可以尋求與這個世界的創造主建立更深刻的關係。</w:t>
-      </w:r>
-    </w:p>
-    <w:p>
-      <w:pPr>
-        <w:pStyle w:val="Heading4"/>
-      </w:pPr>
-      <w:r>
-        <w:rPr>
-          <w:lang w:val="zh_TW" w:bidi="zh_TW"/>
-        </w:rPr>
-        <w:t>亞伯拉罕</w:t>
-      </w:r>
-    </w:p>
-    <w:p>
-      <w:pPr/>
-      <w:r>
-        <w:rPr>
-          <w:lang w:val="zh_TW" w:bidi="zh_TW"/>
-        </w:rPr>
-      </w:r>
-      <w:r>
-        <w:rPr>
-          <w:lang w:val="zh_TW" w:bidi="zh_TW"/>
-        </w:rPr>
-        <w:t>首次明確提到神與亞伯拉罕之約的經文，是</w:t>
-      </w:r>
-      <w:hyperlink r:id="rId26">
-        <w:r>
-          <w:rPr>
-            <w:lang w:val="zh_TW" w:bidi="zh_TW"/>
-          </w:rPr>
-          <w:rPr>
-            <w:color w:val="0000EE"/>
-            <w:u w:val="single"/>
-          </w:rPr>
-          <w:t>創世記十五章</w:t>
-        </w:r>
-      </w:hyperlink>
-      <w:r>
-        <w:rPr>
-          <w:lang w:val="zh_TW" w:bidi="zh_TW"/>
-        </w:rPr>
-        <w:t>。耶和華呼召75歲的亞伯蘭（他最初的名字）離開他的家鄉吾珥並開始遷移時，雙方已經存在一份關係。因著這份關係，神能夠命令亞伯蘭順服，並向他作出某些應許：「</w:t>
-      </w:r>
-      <w:r>
-        <w:rPr>
-          <w:lang w:val="zh_TW" w:bidi="zh_TW"/>
-        </w:rPr>
-        <w:t>我必叫你成為大國。我必賜福給你，叫你的名為大；你也要叫別人得福</w:t>
-      </w:r>
-      <w:r>
-        <w:rPr>
-          <w:lang w:val="zh_TW" w:bidi="zh_TW"/>
-        </w:rPr>
-        <w:t>」（</w:t>
-      </w:r>
-      <w:hyperlink r:id="rId27">
-        <w:r>
-          <w:rPr>
-            <w:lang w:val="zh_TW" w:bidi="zh_TW"/>
-          </w:rPr>
-          <w:rPr>
-            <w:color w:val="0000EE"/>
-            <w:u w:val="single"/>
-          </w:rPr>
-          <w:t>創12:2</w:t>
-        </w:r>
-      </w:hyperlink>
-      <w:r>
-        <w:rPr>
-          <w:lang w:val="zh_TW" w:bidi="zh_TW"/>
-        </w:rPr>
-        <w:t>）。</w:t>
-      </w:r>
-    </w:p>
-    <w:p>
-      <w:pPr/>
-      <w:r>
-        <w:rPr>
-          <w:lang w:val="zh_TW" w:bidi="zh_TW"/>
-        </w:rPr>
-      </w:r>
-      <w:r>
-        <w:rPr>
-          <w:lang w:val="zh_TW" w:bidi="zh_TW"/>
-        </w:rPr>
-        <w:t>神與亞伯蘭正式建立的盟約，</w:t>
-      </w:r>
-      <w:hyperlink r:id="rId26">
-        <w:r>
-          <w:rPr>
-            <w:lang w:val="zh_TW" w:bidi="zh_TW"/>
-          </w:rPr>
-          <w:rPr>
-            <w:color w:val="0000EE"/>
-            <w:u w:val="single"/>
-          </w:rPr>
-          <w:t>創世記十五章</w:t>
-        </w:r>
-      </w:hyperlink>
-      <w:r>
-        <w:rPr>
-          <w:lang w:val="zh_TW" w:bidi="zh_TW"/>
-        </w:rPr>
-        <w:t>將之描述為深刻的宗教經驗。這完全是神發起的，祂在異象中靠近亞伯蘭並與他交談。亞伯蘭提出根本的疑問：假如神的祝福要藉著他尚未懷胎的兒子來到他身上，那他怎能體驗到呢？他的妻子撒萊已過了生育年齡，而他自己也「如同死了一樣」（</w:t>
-      </w:r>
-      <w:hyperlink r:id="rId28">
-        <w:r>
-          <w:rPr>
-            <w:lang w:val="zh_TW" w:bidi="zh_TW"/>
-          </w:rPr>
-          <w:rPr>
-            <w:color w:val="0000EE"/>
-            <w:u w:val="single"/>
-          </w:rPr>
-          <w:t>羅4:19</w:t>
-        </w:r>
-      </w:hyperlink>
-      <w:r>
-        <w:rPr>
-          <w:lang w:val="zh_TW" w:bidi="zh_TW"/>
-        </w:rPr>
-        <w:t>）。神應許這位老人，他將有一個兒子，透過這個兒子，他的後裔最終將如天上的星星般眾多。亞伯蘭在那時的信心，引入了公義的主題，是盟約概念的核心：「</w:t>
-      </w:r>
-      <w:r>
-        <w:rPr>
-          <w:lang w:val="zh_TW" w:bidi="zh_TW"/>
-        </w:rPr>
-        <w:t>亞伯蘭信耶和華，耶和華就以此為他的義</w:t>
-      </w:r>
-      <w:r>
-        <w:rPr>
-          <w:lang w:val="zh_TW" w:bidi="zh_TW"/>
-        </w:rPr>
-        <w:t>」（</w:t>
-      </w:r>
-      <w:hyperlink r:id="rId29">
-        <w:r>
-          <w:rPr>
-            <w:lang w:val="zh_TW" w:bidi="zh_TW"/>
-          </w:rPr>
-          <w:rPr>
-            <w:color w:val="0000EE"/>
-            <w:u w:val="single"/>
-          </w:rPr>
-          <w:t>創15:6</w:t>
-        </w:r>
-      </w:hyperlink>
-      <w:r>
-        <w:rPr>
-          <w:lang w:val="zh_TW" w:bidi="zh_TW"/>
-        </w:rPr>
-        <w:t>）。那天，亞伯蘭知道自己和他後裔的未來，都牢牢掌握在立約的神手中。「</w:t>
-      </w:r>
-      <w:r>
-        <w:rPr>
-          <w:lang w:val="zh_TW" w:bidi="zh_TW"/>
-        </w:rPr>
-        <w:t>當那日，耶和華與亞伯蘭立約，說：</w:t>
-      </w:r>
-      <w:r>
-        <w:rPr>
-          <w:lang w:val="zh_TW" w:bidi="zh_TW"/>
-        </w:rPr>
-        <w:t>『</w:t>
-      </w:r>
-      <w:r>
-        <w:rPr>
-          <w:lang w:val="zh_TW" w:bidi="zh_TW"/>
-        </w:rPr>
-        <w:t>我已賜給你的後裔，從埃及河直到幼發拉底大河之地</w:t>
-      </w:r>
-      <w:r>
-        <w:rPr>
-          <w:lang w:val="zh_TW" w:bidi="zh_TW"/>
-        </w:rPr>
-        <w:t>』」（</w:t>
-      </w:r>
-      <w:hyperlink r:id="rId30">
-        <w:r>
-          <w:rPr>
-            <w:lang w:val="zh_TW" w:bidi="zh_TW"/>
-          </w:rPr>
-          <w:rPr>
-            <w:color w:val="0000EE"/>
-            <w:u w:val="single"/>
-          </w:rPr>
-          <w:t>15:18</w:t>
-        </w:r>
-      </w:hyperlink>
-      <w:r>
-        <w:rPr>
-          <w:lang w:val="zh_TW" w:bidi="zh_TW"/>
-        </w:rPr>
-        <w:t>）。</w:t>
-      </w:r>
-    </w:p>
-    <w:p>
-      <w:pPr/>
-      <w:r>
-        <w:rPr>
-          <w:lang w:val="zh_TW" w:bidi="zh_TW"/>
-        </w:rPr>
-      </w:r>
-      <w:r>
-        <w:rPr>
-          <w:lang w:val="zh_TW" w:bidi="zh_TW"/>
-        </w:rPr>
-        <w:t>這個盟約在</w:t>
-      </w:r>
-      <w:hyperlink r:id="rId31">
-        <w:r>
-          <w:rPr>
-            <w:lang w:val="zh_TW" w:bidi="zh_TW"/>
-          </w:rPr>
-          <w:rPr>
-            <w:color w:val="0000EE"/>
-            <w:u w:val="single"/>
-          </w:rPr>
-          <w:t>創世記十七章</w:t>
-        </w:r>
-      </w:hyperlink>
-      <w:r>
-        <w:rPr>
-          <w:lang w:val="zh_TW" w:bidi="zh_TW"/>
-        </w:rPr>
-        <w:t>表達得更加完整，這可能記下了神與亞伯蘭盟約的更新。這次同樣是神主動發起（</w:t>
-      </w:r>
-      <w:hyperlink r:id="rId32">
-        <w:r>
-          <w:rPr>
-            <w:lang w:val="zh_TW" w:bidi="zh_TW"/>
-          </w:rPr>
-          <w:rPr>
-            <w:color w:val="0000EE"/>
-            <w:u w:val="single"/>
-          </w:rPr>
-          <w:t>創17:1</w:t>
-        </w:r>
-      </w:hyperlink>
-      <w:r>
-        <w:rPr>
-          <w:lang w:val="zh_TW" w:bidi="zh_TW"/>
-        </w:rPr>
-        <w:t>）。神對99歲的亞伯蘭所說的話清楚表明，這個盟約不是平等夥伴的關係。神是全能的主，亞伯蘭是一個獲賜予非凡特權的人。</w:t>
-      </w:r>
-    </w:p>
-    <w:p>
-      <w:pPr/>
-      <w:r>
-        <w:rPr>
-          <w:lang w:val="zh_TW" w:bidi="zh_TW"/>
-        </w:rPr>
-      </w:r>
-      <w:r>
-        <w:rPr>
-          <w:lang w:val="zh_TW" w:bidi="zh_TW"/>
-        </w:rPr>
-        <w:t>然而，</w:t>
-      </w:r>
-      <w:hyperlink r:id="rId31">
-        <w:r>
-          <w:rPr>
-            <w:lang w:val="zh_TW" w:bidi="zh_TW"/>
-          </w:rPr>
-          <w:rPr>
-            <w:color w:val="0000EE"/>
-            <w:u w:val="single"/>
-          </w:rPr>
-          <w:t>創世記十七章</w:t>
-        </w:r>
-      </w:hyperlink>
-      <w:r>
-        <w:rPr>
-          <w:lang w:val="zh_TW" w:bidi="zh_TW"/>
-        </w:rPr>
-        <w:t>的盟約細節，表明雙方都要承擔責任。神親自承諾與亞伯蘭及其後代建立關係，同時要求亞伯蘭作出某些承諾。亞伯蘭是盟約的其中一方，得到的祝福將顯明在神給他的新名字中。「</w:t>
-      </w:r>
-      <w:r>
-        <w:rPr>
-          <w:lang w:val="zh_TW" w:bidi="zh_TW"/>
-        </w:rPr>
-        <w:t>從此以後，你的名不再叫亞伯蘭，要叫亞伯拉罕，因為我已立你作多國的父</w:t>
-      </w:r>
-      <w:r>
-        <w:rPr>
-          <w:lang w:val="zh_TW" w:bidi="zh_TW"/>
-        </w:rPr>
-        <w:t>」（</w:t>
-      </w:r>
-      <w:hyperlink r:id="rId33">
-        <w:r>
-          <w:rPr>
-            <w:lang w:val="zh_TW" w:bidi="zh_TW"/>
-          </w:rPr>
-          <w:rPr>
-            <w:color w:val="0000EE"/>
-            <w:u w:val="single"/>
-          </w:rPr>
-          <w:t>創17:5</w:t>
-        </w:r>
-      </w:hyperlink>
-      <w:r>
-        <w:rPr>
-          <w:lang w:val="zh_TW" w:bidi="zh_TW"/>
-        </w:rPr>
-        <w:t>）。神會透過亞伯拉罕的後裔，將迦南地賜給他作為永遠的禮物，並會永遠成為亞伯拉罕及其家族的神 （</w:t>
-      </w:r>
-      <w:hyperlink r:id="rId34">
-        <w:r>
-          <w:rPr>
-            <w:lang w:val="zh_TW" w:bidi="zh_TW"/>
-          </w:rPr>
-          <w:rPr>
-            <w:color w:val="0000EE"/>
-            <w:u w:val="single"/>
-          </w:rPr>
-          <w:t>7–8節</w:t>
-        </w:r>
-      </w:hyperlink>
-      <w:r>
-        <w:rPr>
-          <w:lang w:val="zh_TW" w:bidi="zh_TW"/>
-        </w:rPr>
-        <w:t>）。</w:t>
-      </w:r>
-    </w:p>
-    <w:p>
-      <w:pPr/>
-      <w:r>
-        <w:rPr>
-          <w:lang w:val="zh_TW" w:bidi="zh_TW"/>
-        </w:rPr>
-      </w:r>
-      <w:r>
-        <w:rPr>
-          <w:lang w:val="zh_TW" w:bidi="zh_TW"/>
-        </w:rPr>
-        <w:t>神的恩賜要求亞伯拉罕以順服回應：「</w:t>
-      </w:r>
-      <w:r>
-        <w:rPr>
-          <w:lang w:val="zh_TW" w:bidi="zh_TW"/>
-        </w:rPr>
-        <w:t>當在我面前作完全人</w:t>
-      </w:r>
-      <w:r>
-        <w:rPr>
-          <w:lang w:val="zh_TW" w:bidi="zh_TW"/>
-        </w:rPr>
-        <w:t>」（</w:t>
-      </w:r>
-      <w:hyperlink r:id="rId32">
-        <w:r>
-          <w:rPr>
-            <w:lang w:val="zh_TW" w:bidi="zh_TW"/>
-          </w:rPr>
-          <w:rPr>
-            <w:color w:val="0000EE"/>
-            <w:u w:val="single"/>
-          </w:rPr>
-          <w:t>創17:1</w:t>
-        </w:r>
-      </w:hyperlink>
-      <w:r>
-        <w:rPr>
-          <w:lang w:val="zh_TW" w:bidi="zh_TW"/>
-        </w:rPr>
-        <w:t>）。這些簡單的話語表明盟約關係的本質：與神相交就是活在祂的同在中；因為神是聖潔的，認識祂的人應該過一個正直和完全的生命。</w:t>
-      </w:r>
-    </w:p>
-    <w:p>
-      <w:pPr/>
-      <w:r>
-        <w:rPr>
-          <w:lang w:val="zh_TW" w:bidi="zh_TW"/>
-        </w:rPr>
-      </w:r>
-      <w:r>
-        <w:rPr>
-          <w:lang w:val="zh_TW" w:bidi="zh_TW"/>
-        </w:rPr>
-        <w:t>這個盟約也有一個更正式的層面。亞伯拉罕和家中男性要行割禮，作為盟約的記號。亞伯拉罕受割禮時已經是老年人（</w:t>
-      </w:r>
-      <w:hyperlink r:id="rId35">
-        <w:r>
-          <w:rPr>
-            <w:lang w:val="zh_TW" w:bidi="zh_TW"/>
-          </w:rPr>
-          <w:rPr>
-            <w:color w:val="0000EE"/>
-            <w:u w:val="single"/>
-          </w:rPr>
-          <w:t>創17:24</w:t>
-        </w:r>
-      </w:hyperlink>
-      <w:r>
-        <w:rPr>
-          <w:lang w:val="zh_TW" w:bidi="zh_TW"/>
-        </w:rPr>
-        <w:t>），而出生在盟約家庭的男孩子則要在出生八天受割禮（</w:t>
-      </w:r>
-      <w:hyperlink r:id="rId36">
-        <w:r>
-          <w:rPr>
-            <w:lang w:val="zh_TW" w:bidi="zh_TW"/>
-          </w:rPr>
-          <w:rPr>
-            <w:color w:val="0000EE"/>
-            <w:u w:val="single"/>
-          </w:rPr>
-          <w:t>12</w:t>
-        </w:r>
-      </w:hyperlink>
-      <w:r>
-        <w:rPr>
-          <w:lang w:val="zh_TW" w:bidi="zh_TW"/>
-        </w:rPr>
-        <w:t>節）。割禮本身不是希伯來人特有的儀式或禮儀；在古代近東大多數社會，人們都會實行這種儀式（非利士人除外）。其獨特性在於這個行為所象徵的意義，其中之一就是與永生神保持忠心的持續關係。</w:t>
-      </w:r>
-    </w:p>
-    <w:p>
-      <w:pPr/>
-      <w:r>
-        <w:rPr>
-          <w:lang w:val="zh_TW" w:bidi="zh_TW"/>
-        </w:rPr>
-      </w:r>
-      <w:r>
-        <w:rPr>
-          <w:lang w:val="zh_TW" w:bidi="zh_TW"/>
-        </w:rPr>
-        <w:t>神與亞伯拉罕的約，具有當下和未來的現實意義。這個盟約建立了亞伯拉罕與他的造物主之間持續的關係。然而，其重點指向未來的祝福——尚未出生的後裔、「被揀選的百姓」，以及最終他的後裔最終得著屬於自己的土地。</w:t>
-      </w:r>
-    </w:p>
-    <w:p>
-      <w:pPr/>
-      <w:r>
-        <w:rPr>
-          <w:lang w:val="zh_TW" w:bidi="zh_TW"/>
-        </w:rPr>
-      </w:r>
-      <w:r>
-        <w:rPr>
-          <w:lang w:val="zh_TW" w:bidi="zh_TW"/>
-        </w:rPr>
-        <w:t>盟約的另一個層面在更遠的未來：「地上的萬族都要因你得福」（</w:t>
-      </w:r>
-      <w:hyperlink r:id="rId37">
-        <w:r>
-          <w:rPr>
-            <w:lang w:val="zh_TW" w:bidi="zh_TW"/>
-          </w:rPr>
-          <w:rPr>
-            <w:color w:val="0000EE"/>
-            <w:u w:val="single"/>
-          </w:rPr>
-          <w:t>創12:3</w:t>
-        </w:r>
-      </w:hyperlink>
-      <w:r>
-        <w:rPr>
-          <w:lang w:val="zh_TW" w:bidi="zh_TW"/>
-        </w:rPr>
-        <w:t>）。在舊約早期，揀選的概念（神無條件的偏愛；參</w:t>
-      </w:r>
-      <w:hyperlink r:id="rId38">
-        <w:r>
-          <w:rPr>
-            <w:lang w:val="zh_TW" w:bidi="zh_TW"/>
-          </w:rPr>
-          <w:rPr>
-            <w:color w:val="0000EE"/>
-            <w:u w:val="single"/>
-          </w:rPr>
-          <w:t>帖後2:13</w:t>
-        </w:r>
-      </w:hyperlink>
-      <w:r>
-        <w:rPr>
-          <w:lang w:val="zh_TW" w:bidi="zh_TW"/>
-        </w:rPr>
-        <w:t>）已經存在。神選擇與特定的人及其特定的後代建立盟約關係。然而，神總是揀選一個人來服事：亞當，修理看守伊甸園；挪亞，建造方舟；亞伯拉罕，離開家鄉前往另一片土地，並在神面前過完全的生活（參</w:t>
-      </w:r>
-      <w:hyperlink r:id="rId39">
-        <w:r>
-          <w:rPr>
-            <w:lang w:val="zh_TW" w:bidi="zh_TW"/>
-          </w:rPr>
-          <w:rPr>
-            <w:color w:val="0000EE"/>
-            <w:u w:val="single"/>
-          </w:rPr>
-          <w:t>弗2:8–10</w:t>
-        </w:r>
-      </w:hyperlink>
-      <w:r>
-        <w:rPr>
-          <w:lang w:val="zh_TW" w:bidi="zh_TW"/>
-        </w:rPr>
-        <w:t>）。進一步來說，亞伯拉罕蒙揀選的「獨特性」，包含一種普遍性：透過他的後裔，神的祝福會臨到所有人。</w:t>
-      </w:r>
-    </w:p>
-    <w:p>
-      <w:pPr/>
-      <w:r>
-        <w:rPr>
-          <w:lang w:val="zh_TW" w:bidi="zh_TW"/>
-        </w:rPr>
-      </w:r>
-      <w:r>
-        <w:rPr>
-          <w:lang w:val="zh_TW" w:bidi="zh_TW"/>
-        </w:rPr>
-        <w:t>因此，亞伯拉罕盟約的未來方面，反映了兩個階段。從亞伯拉罕的角度來看，在相對較近的未來，他的後裔將有一片神所賜的土地。在更遙遠的未來，則是普世祝福的前景，是神在世界中工作的高峰。那遙遠未來的初步應驗，可在新約中看到，而神所應許更為即時的應驗，則可見於摩西時期的西奈之約。</w:t>
-      </w:r>
-    </w:p>
-    <w:p>
-      <w:pPr>
-        <w:pStyle w:val="Heading3"/>
-      </w:pPr>
-      <w:r>
-        <w:rPr>
-          <w:lang w:val="zh_TW" w:bidi="zh_TW"/>
-        </w:rPr>
-        <w:t>西奈之約</w:t>
-      </w:r>
-    </w:p>
-    <w:p>
-      <w:pPr/>
-      <w:r>
-        <w:rPr>
-          <w:lang w:val="zh_TW" w:bidi="zh_TW"/>
-        </w:rPr>
-      </w:r>
-      <w:r>
-        <w:rPr>
-          <w:lang w:val="zh_TW" w:bidi="zh_TW"/>
-        </w:rPr>
-        <w:t>在西奈山建立的盟約，是舊約盟約傳統的核心。這個盟約在亞伯拉罕的盟約中有所預示，並且是大衛之約和先知宣講的基礎。這是舊約信仰的中心，奠定了猶太教的基礎，並延續到現代世界。西奈之約是神與祂揀選的百姓以色列之間，關係正式建立的所在。</w:t>
-      </w:r>
-    </w:p>
-    <w:p>
-      <w:pPr/>
-      <w:r>
-        <w:rPr>
-          <w:lang w:val="zh_TW" w:bidi="zh_TW"/>
-        </w:rPr>
-      </w:r>
-      <w:r>
-        <w:rPr>
-          <w:lang w:val="zh_TW" w:bidi="zh_TW"/>
-        </w:rPr>
-        <w:t>要理解西奈之約的影響，必須了解其歷史背景。立約之前，希伯來人在摩西的領導下從埃及出來。出埃及是一個非凡的解放行動，神介入歷史的正常進程，將祂的百姓從埃及的奴役中拯救出來。出埃及在舊約中被解釋為神的行動，類似創造，即神「創造」以色列民族的行動。查考兩個版本的第四條誡命（</w:t>
-      </w:r>
-      <w:hyperlink r:id="rId40">
-        <w:r>
-          <w:rPr>
-            <w:lang w:val="zh_TW" w:bidi="zh_TW"/>
-          </w:rPr>
-          <w:rPr>
-            <w:color w:val="0000EE"/>
-            <w:u w:val="single"/>
-          </w:rPr>
-          <w:t>出20:8–11</w:t>
-        </w:r>
-      </w:hyperlink>
-      <w:r>
-        <w:rPr>
-          <w:lang w:val="zh_TW" w:bidi="zh_TW"/>
-        </w:rPr>
-        <w:t>；</w:t>
-      </w:r>
-      <w:hyperlink r:id="rId41">
-        <w:r>
-          <w:rPr>
-            <w:lang w:val="zh_TW" w:bidi="zh_TW"/>
-          </w:rPr>
-          <w:rPr>
-            <w:color w:val="0000EE"/>
-            <w:u w:val="single"/>
-          </w:rPr>
-          <w:t>申5:12–15</w:t>
-        </w:r>
-      </w:hyperlink>
-      <w:r>
-        <w:rPr>
-          <w:lang w:val="zh_TW" w:bidi="zh_TW"/>
-        </w:rPr>
-        <w:t>），會看到出埃及與世界的創造直接平行，是守安息日的基礎。雖然以色列在出埃及中被創造，但這個國家沒有憲法也沒有土地。盟約為新生的以色列民族提供憲法，使其成為一個神權國家（由神統治的國家）。</w:t>
-      </w:r>
-    </w:p>
-    <w:p>
-      <w:pPr/>
-      <w:r>
-        <w:rPr>
-          <w:lang w:val="zh_TW" w:bidi="zh_TW"/>
-        </w:rPr>
-      </w:r>
-      <w:r>
-        <w:rPr>
-          <w:lang w:val="zh_TW" w:bidi="zh_TW"/>
-        </w:rPr>
-        <w:t>西奈之約的基本內容，記載在</w:t>
-      </w:r>
-      <w:hyperlink r:id="rId42">
-        <w:r>
-          <w:rPr>
-            <w:lang w:val="zh_TW" w:bidi="zh_TW"/>
-          </w:rPr>
-          <w:rPr>
-            <w:color w:val="0000EE"/>
-            <w:u w:val="single"/>
-          </w:rPr>
-          <w:t>出埃及記十九章</w:t>
-        </w:r>
-      </w:hyperlink>
-      <w:r>
-        <w:rPr>
-          <w:lang w:val="zh_TW" w:bidi="zh_TW"/>
-        </w:rPr>
-        <w:t>和</w:t>
-      </w:r>
-      <w:hyperlink r:id="rId43">
-        <w:r>
-          <w:rPr>
-            <w:lang w:val="zh_TW" w:bidi="zh_TW"/>
-          </w:rPr>
-          <w:rPr>
-            <w:color w:val="0000EE"/>
-            <w:u w:val="single"/>
-          </w:rPr>
-          <w:t>二十章</w:t>
-        </w:r>
-      </w:hyperlink>
-      <w:r>
-        <w:rPr>
-          <w:lang w:val="zh_TW" w:bidi="zh_TW"/>
-        </w:rPr>
-        <w:t>。這個行動由神發出，祂透過摩西給予指示以準備立約；神說出包含盟約內容的話語。毫無疑問，在西奈正式建立的關係中，以色列的神是位於高位的一方。這位在出埃及期間，通過行動顯明自己的神，後來用言語顯明自己。這兩個方面——行動和言語的神，是舊約神學的核心。雖然盟約包含律法，但卻發生在出埃及這個恩典行動之後。</w:t>
-      </w:r>
-    </w:p>
-    <w:p>
-      <w:pPr/>
-      <w:r>
-        <w:rPr>
-          <w:lang w:val="zh_TW" w:bidi="zh_TW"/>
-        </w:rPr>
-      </w:r>
-      <w:r>
-        <w:rPr>
-          <w:lang w:val="zh_TW" w:bidi="zh_TW"/>
-        </w:rPr>
-        <w:t>神的盟約帶有神聖的應許：「</w:t>
-      </w:r>
-      <w:r>
-        <w:rPr>
-          <w:lang w:val="zh_TW" w:bidi="zh_TW"/>
-        </w:rPr>
-        <w:t>你們要歸我作祭司的國度，為聖潔的國民</w:t>
-      </w:r>
-      <w:r>
-        <w:rPr>
-          <w:lang w:val="zh_TW" w:bidi="zh_TW"/>
-        </w:rPr>
-        <w:t>」（</w:t>
-      </w:r>
-      <w:hyperlink r:id="rId44">
-        <w:r>
-          <w:rPr>
-            <w:lang w:val="zh_TW" w:bidi="zh_TW"/>
-          </w:rPr>
-          <w:rPr>
-            <w:color w:val="0000EE"/>
-            <w:u w:val="single"/>
-          </w:rPr>
-          <w:t>出19:6</w:t>
-        </w:r>
-      </w:hyperlink>
-      <w:r>
-        <w:rPr>
-          <w:lang w:val="zh_TW" w:bidi="zh_TW"/>
-        </w:rPr>
-        <w:t>）。這個應許是非凡的特權；整個民族被呼召在整個宇宙的神面前，代表所有其他民族。然而，祭司的職位雖然帶有特權，但也有嚴格的要求。祭司必須聖潔，並且必須認識這位神，因為自己將要進到他面前。因此，作為祭司國度的以色列，接受了一部律法，這律法將引導他們的生活、對神的愛，以及對所有人的服事。與盟約一起賜下的法律，表明神對與他立約的百姓有何要求。</w:t>
-      </w:r>
-    </w:p>
-    <w:p>
-      <w:pPr>
-        <w:pStyle w:val="Heading4"/>
-      </w:pPr>
-      <w:r>
-        <w:rPr>
-          <w:lang w:val="zh_TW" w:bidi="zh_TW"/>
-        </w:rPr>
-        <w:t>盟約律法</w:t>
-      </w:r>
-    </w:p>
-    <w:p>
-      <w:pPr/>
-      <w:r>
-        <w:rPr>
-          <w:lang w:val="zh_TW" w:bidi="zh_TW"/>
-        </w:rPr>
-      </w:r>
-      <w:r>
-        <w:rPr>
-          <w:lang w:val="zh_TW" w:bidi="zh_TW"/>
-        </w:rPr>
-        <w:t>盟約律法有兩個主要部分。首先，十誡以簡明的形式表達神對以色列的要求（</w:t>
-      </w:r>
-      <w:hyperlink r:id="rId45">
-        <w:r>
-          <w:rPr>
-            <w:lang w:val="zh_TW" w:bidi="zh_TW"/>
-          </w:rPr>
-          <w:rPr>
-            <w:color w:val="0000EE"/>
-            <w:u w:val="single"/>
-          </w:rPr>
-          <w:t>出20:2–17</w:t>
-        </w:r>
-      </w:hyperlink>
-      <w:r>
-        <w:rPr>
-          <w:lang w:val="zh_TW" w:bidi="zh_TW"/>
-        </w:rPr>
-        <w:t>），這些誡命規定立約的百姓與神及其他人的關係。雖然現今的趨勢傾向將十誡視為倫理或道德體系，但在古代以色列，它們扮演著不同的角色。盟約律法是新國家──獨特「祭司國度」的基礎或憲法。這個國家的元首是神。因此，在古代以色列，十誡的地位大約相當於現代國家的刑事法典，違反其中律法就是對國家元首神犯罪。然而，這些律法帶有正面的含義。它們確立生活的方式，使人與神有完全和豐盛的關係，也與其他人建立豐盛的社群。</w:t>
-      </w:r>
-    </w:p>
-    <w:p>
-      <w:pPr/>
-      <w:r>
-        <w:rPr>
-          <w:lang w:val="zh_TW" w:bidi="zh_TW"/>
-        </w:rPr>
-      </w:r>
-      <w:r>
-        <w:rPr>
-          <w:lang w:val="zh_TW" w:bidi="zh_TW"/>
-        </w:rPr>
-        <w:t>盟約律法的第二部分是詳細的法典，涵蓋日常生活的活動。這類律法的例子可以在</w:t>
-      </w:r>
-      <w:hyperlink r:id="rId46">
-        <w:r>
-          <w:rPr>
-            <w:lang w:val="zh_TW" w:bidi="zh_TW"/>
-          </w:rPr>
-          <w:rPr>
-            <w:color w:val="0000EE"/>
-            <w:u w:val="single"/>
-          </w:rPr>
-          <w:t>出埃及記二十一至二十三章</w:t>
-        </w:r>
-      </w:hyperlink>
-      <w:r>
-        <w:rPr>
-          <w:lang w:val="zh_TW" w:bidi="zh_TW"/>
-        </w:rPr>
-        <w:t>中看到。這些法律被編纂並記錄在「約書」中（</w:t>
-      </w:r>
-      <w:hyperlink r:id="rId47">
-        <w:r>
-          <w:rPr>
-            <w:lang w:val="zh_TW" w:bidi="zh_TW"/>
-          </w:rPr>
-          <w:rPr>
-            <w:color w:val="0000EE"/>
-            <w:u w:val="single"/>
-          </w:rPr>
-          <w:t>出24:7</w:t>
-        </w:r>
-      </w:hyperlink>
-      <w:r>
-        <w:rPr>
-          <w:lang w:val="zh_TW" w:bidi="zh_TW"/>
-        </w:rPr>
-        <w:t>）。雖然這本書包含許多法律，但要編寫人類行為的每個方面是不可能的。其中的例子具有多樣性，表明對於立約的成員來說，沒有任何人類生活的領域不受盟約的影響。人進入這種與神建立的關係，其生活的所有方面，自然會受到影響。</w:t>
-      </w:r>
-    </w:p>
-    <w:p>
-      <w:pPr>
-        <w:pStyle w:val="Heading4"/>
-      </w:pPr>
-      <w:r>
-        <w:rPr>
-          <w:lang w:val="zh_TW" w:bidi="zh_TW"/>
-        </w:rPr>
-        <w:t>盟約的更新</w:t>
-      </w:r>
-    </w:p>
-    <w:p>
-      <w:pPr/>
-      <w:r>
-        <w:rPr>
-          <w:lang w:val="zh_TW" w:bidi="zh_TW"/>
-        </w:rPr>
-      </w:r>
-      <w:r>
-        <w:rPr>
-          <w:lang w:val="zh_TW" w:bidi="zh_TW"/>
-        </w:rPr>
-        <w:t>西奈之約是與摩西帶領的特定人群訂立的，但對未來的世代也有約束力。因此，盟約會不時更新。盟約的更新記錄在約書亞的時代（</w:t>
-      </w:r>
-      <w:hyperlink r:id="rId48">
-        <w:r>
-          <w:rPr>
-            <w:lang w:val="zh_TW" w:bidi="zh_TW"/>
-          </w:rPr>
-          <w:rPr>
-            <w:color w:val="0000EE"/>
-            <w:u w:val="single"/>
-          </w:rPr>
-          <w:t>書8:30–35</w:t>
-        </w:r>
-      </w:hyperlink>
-      <w:r>
-        <w:rPr>
-          <w:lang w:val="zh_TW" w:bidi="zh_TW"/>
-        </w:rPr>
-        <w:t>，</w:t>
-      </w:r>
-      <w:hyperlink r:id="rId49">
-        <w:r>
-          <w:rPr>
-            <w:lang w:val="zh_TW" w:bidi="zh_TW"/>
-          </w:rPr>
-          <w:rPr>
-            <w:color w:val="0000EE"/>
-            <w:u w:val="single"/>
-          </w:rPr>
-          <w:t>24:1–28</w:t>
-        </w:r>
-      </w:hyperlink>
-      <w:r>
-        <w:rPr>
-          <w:lang w:val="zh_TW" w:bidi="zh_TW"/>
-        </w:rPr>
-        <w:t>），以及其後在約西亞王統治期間（</w:t>
-      </w:r>
-      <w:hyperlink r:id="rId50">
-        <w:r>
-          <w:rPr>
-            <w:lang w:val="zh_TW" w:bidi="zh_TW"/>
-          </w:rPr>
-          <w:rPr>
-            <w:color w:val="0000EE"/>
-            <w:u w:val="single"/>
-          </w:rPr>
-          <w:t>王下23:1–3</w:t>
-        </w:r>
-      </w:hyperlink>
-      <w:r>
-        <w:rPr>
-          <w:lang w:val="zh_TW" w:bidi="zh_TW"/>
-        </w:rPr>
-        <w:t>）。</w:t>
-      </w:r>
-    </w:p>
-    <w:p>
-      <w:pPr/>
-      <w:r>
-        <w:rPr>
-          <w:lang w:val="zh_TW" w:bidi="zh_TW"/>
-        </w:rPr>
-      </w:r>
-      <w:r>
-        <w:rPr>
-          <w:lang w:val="zh_TW" w:bidi="zh_TW"/>
-        </w:rPr>
-        <w:t>要理解盟約的更新和盟約本質，其最重要的聖經經文是申命記。這整本書描述了特定的盟約更新儀式，發生在以色列早期歷史的關鍵時刻。西奈之約在摩西去世、領導權過渡到約書亞之前，以及佔領應許之地的重大軍事行動前得到更新。</w:t>
-      </w:r>
-    </w:p>
-    <w:p>
-      <w:pPr/>
-      <w:r>
-        <w:rPr>
-          <w:lang w:val="zh_TW" w:bidi="zh_TW"/>
-        </w:rPr>
-      </w:r>
-      <w:r>
-        <w:rPr>
-          <w:lang w:val="zh_TW" w:bidi="zh_TW"/>
-        </w:rPr>
-        <w:t>自亞伯拉罕時代起，盟約就包含土地的應許。在他們進入那片土地之前（約公元前1250年），盟約誓言就與新一代的以色列人更新了，他們大都未曾在四十年前站於西奈山腳下。雖然盟約更新是申命記的核心主題，但作者主要集中在摩西的講論上，而不是詳細描述更新儀式。</w:t>
-      </w:r>
-    </w:p>
-    <w:p>
-      <w:pPr/>
-      <w:r>
-        <w:rPr>
-          <w:lang w:val="zh_TW" w:bidi="zh_TW"/>
-        </w:rPr>
-      </w:r>
-      <w:r>
-        <w:rPr>
-          <w:lang w:val="zh_TW" w:bidi="zh_TW"/>
-        </w:rPr>
-        <w:t>更新儀式通常是重複最初訂立盟約時發生的事情，會重述十誡（</w:t>
-      </w:r>
-      <w:hyperlink r:id="rId51">
-        <w:r>
-          <w:rPr>
-            <w:lang w:val="zh_TW" w:bidi="zh_TW"/>
-          </w:rPr>
-          <w:rPr>
-            <w:color w:val="0000EE"/>
-            <w:u w:val="single"/>
-          </w:rPr>
-          <w:t>申5:6–21</w:t>
-        </w:r>
-      </w:hyperlink>
-      <w:r>
-        <w:rPr>
-          <w:lang w:val="zh_TW" w:bidi="zh_TW"/>
-        </w:rPr>
-        <w:t>），詳細闡述約書的律法（</w:t>
-      </w:r>
-      <w:hyperlink r:id="rId52">
-        <w:r>
-          <w:rPr>
-            <w:lang w:val="zh_TW" w:bidi="zh_TW"/>
-          </w:rPr>
-          <w:rPr>
-            <w:color w:val="0000EE"/>
-            <w:u w:val="single"/>
-          </w:rPr>
-          <w:t>申12–26</w:t>
-        </w:r>
-      </w:hyperlink>
-      <w:r>
-        <w:rPr>
-          <w:lang w:val="zh_TW" w:bidi="zh_TW"/>
-        </w:rPr>
-        <w:t>）。在申命記中出現的兩個要點，對理解盟約特別重要，就是明確陳述盟約之愛，以及詳細陳述伴隨盟約締結和更新而來的祝福和詛咒。</w:t>
-      </w:r>
-    </w:p>
-    <w:p>
-      <w:pPr>
-        <w:pStyle w:val="Heading3"/>
-      </w:pPr>
-      <w:r>
-        <w:rPr>
-          <w:lang w:val="zh_TW" w:bidi="zh_TW"/>
-        </w:rPr>
-        <w:t>大衛之約</w:t>
-      </w:r>
-    </w:p>
-    <w:p>
-      <w:pPr/>
-      <w:r>
-        <w:rPr>
-          <w:lang w:val="zh_TW" w:bidi="zh_TW"/>
-        </w:rPr>
-      </w:r>
-      <w:r>
-        <w:rPr>
-          <w:lang w:val="zh_TW" w:bidi="zh_TW"/>
-        </w:rPr>
-        <w:t>盟約傳統在大衛王時期（約公元前1000年）有所變化。西奈之約是神與以色列建立，摩西的角色是中保。在大衛時代，則增加了新的元素：神以王的身份進入大衛之約。這個王的盟約，透過先知拿單向大衛暗示（</w:t>
-      </w:r>
-      <w:hyperlink r:id="rId53">
-        <w:r>
-          <w:rPr>
-            <w:lang w:val="zh_TW" w:bidi="zh_TW"/>
-          </w:rPr>
-          <w:rPr>
-            <w:color w:val="0000EE"/>
-            <w:u w:val="single"/>
-          </w:rPr>
-          <w:t>撒下7:8–16</w:t>
-        </w:r>
-      </w:hyperlink>
-      <w:r>
-        <w:rPr>
-          <w:lang w:val="zh_TW" w:bidi="zh_TW"/>
-        </w:rPr>
-        <w:t>），再次表明此舉是由神主動發起。這是神與大衛家永遠立定的約（</w:t>
-      </w:r>
-      <w:hyperlink r:id="rId54">
-        <w:r>
-          <w:rPr>
-            <w:lang w:val="zh_TW" w:bidi="zh_TW"/>
-          </w:rPr>
-          <w:rPr>
-            <w:color w:val="0000EE"/>
-            <w:u w:val="single"/>
-          </w:rPr>
-          <w:t>23:5</w:t>
-        </w:r>
-      </w:hyperlink>
-      <w:r>
-        <w:rPr>
-          <w:lang w:val="zh_TW" w:bidi="zh_TW"/>
-        </w:rPr>
-        <w:t>）。</w:t>
-      </w:r>
-    </w:p>
-    <w:p>
-      <w:pPr/>
-      <w:r>
-        <w:rPr>
-          <w:lang w:val="zh_TW" w:bidi="zh_TW"/>
-        </w:rPr>
-      </w:r>
-      <w:r>
-        <w:rPr>
-          <w:lang w:val="zh_TW" w:bidi="zh_TW"/>
-        </w:rPr>
-        <w:t>基督徒通常將大衛之約解釋為彌賽亞之約。幾個世紀以來，由大衛建立的王朝，統治著統一的以色列國，之後統治仍然存留的南國猶大。然而，在公元前586年，猶大被巴比倫人征服。此時，大衛的後裔不再統治一個由神的選民組成的獨立國家。然而，大衛之約的永恆特性，不在古代歷史的篇章中展現，而是見於人們如何期望大衛後裔出來的彌賽亞。馬太和路加都指出耶穌是大衛的後裔（</w:t>
-      </w:r>
-      <w:hyperlink r:id="rId55">
-        <w:r>
-          <w:rPr>
-            <w:lang w:val="zh_TW" w:bidi="zh_TW"/>
-          </w:rPr>
-          <w:rPr>
-            <w:color w:val="0000EE"/>
-            <w:u w:val="single"/>
-          </w:rPr>
-          <w:t>太1:1</w:t>
-        </w:r>
-      </w:hyperlink>
-      <w:r>
-        <w:rPr>
-          <w:lang w:val="zh_TW" w:bidi="zh_TW"/>
-        </w:rPr>
-        <w:t>；</w:t>
-      </w:r>
-      <w:hyperlink r:id="rId56">
-        <w:r>
-          <w:rPr>
-            <w:lang w:val="zh_TW" w:bidi="zh_TW"/>
-          </w:rPr>
-          <w:rPr>
-            <w:color w:val="0000EE"/>
-            <w:u w:val="single"/>
-          </w:rPr>
-          <w:t>路3:31</w:t>
-        </w:r>
-      </w:hyperlink>
-      <w:r>
-        <w:rPr>
-          <w:lang w:val="zh_TW" w:bidi="zh_TW"/>
-        </w:rPr>
-        <w:t>）。因此，新約將神的盟約延伸到新的世代，在耶穌的身上。</w:t>
-      </w:r>
-    </w:p>
-    <w:p>
-      <w:pPr>
-        <w:pStyle w:val="Heading3"/>
-      </w:pPr>
-      <w:r>
-        <w:rPr>
-          <w:lang w:val="zh_TW" w:bidi="zh_TW"/>
-        </w:rPr>
-        <w:t>舊約聖經預言的新約</w:t>
-      </w:r>
-    </w:p>
-    <w:p>
-      <w:pPr/>
-      <w:r>
-        <w:rPr>
-          <w:lang w:val="zh_TW" w:bidi="zh_TW"/>
-        </w:rPr>
-      </w:r>
-      <w:r>
-        <w:rPr>
-          <w:lang w:val="zh_TW" w:bidi="zh_TW"/>
-        </w:rPr>
-        <w:t>雖然大衛與神的盟約是永恆的，但在某種意義上，神與以色列在西奈山建立的盟約是暫時的。西奈之約包含幾個條件，在申命記的祝福和咒詛中得到陳述。以色列若不順服盟約律法，最壞結局就是被擄離開應許之地，這是從亞伯拉罕到摩西及其後盟約的核心主題。</w:t>
-      </w:r>
-    </w:p>
-    <w:p>
-      <w:pPr/>
-      <w:r>
-        <w:rPr>
-          <w:lang w:val="zh_TW" w:bidi="zh_TW"/>
-        </w:rPr>
-      </w:r>
-      <w:r>
-        <w:rPr>
-          <w:lang w:val="zh_TW" w:bidi="zh_TW"/>
-        </w:rPr>
-        <w:t>希伯來的先知經常察覺到危機，就是以色列的罪有可能使盟約終結。部分先知，尤其是何西阿和耶利米，也洞察到更深的真理：盟約植根於神的愛，因此即使是神的詛咒也不是最終的。</w:t>
-      </w:r>
-    </w:p>
-    <w:p>
-      <w:pPr/>
-      <w:r>
-        <w:rPr>
-          <w:lang w:val="zh_TW" w:bidi="zh_TW"/>
-        </w:rPr>
-      </w:r>
-      <w:r>
-        <w:rPr>
-          <w:lang w:val="zh_TW" w:bidi="zh_TW"/>
-        </w:rPr>
-        <w:t>何西阿透過他的婚姻這個「活生生的比喻」，傳神地表達了這個真理（</w:t>
-      </w:r>
-      <w:hyperlink r:id="rId57">
-        <w:r>
-          <w:rPr>
-            <w:lang w:val="zh_TW" w:bidi="zh_TW"/>
-          </w:rPr>
-          <w:rPr>
-            <w:color w:val="0000EE"/>
-            <w:u w:val="single"/>
-          </w:rPr>
-          <w:t>何1–3</w:t>
-        </w:r>
-      </w:hyperlink>
-      <w:r>
-        <w:rPr>
-          <w:lang w:val="zh_TW" w:bidi="zh_TW"/>
-        </w:rPr>
-        <w:t>）。他在神的命令下娶了歌篾，但後來由於她不忠，婚姻盟約因休妻而失效。雖然歌篾的姦淫行為迫使何西阿休妻，但他並沒有停止愛她。神後來命令何西阿回到歌篾身邊（</w:t>
-      </w:r>
-      <w:hyperlink r:id="rId58">
-        <w:r>
-          <w:rPr>
-            <w:lang w:val="zh_TW" w:bidi="zh_TW"/>
-          </w:rPr>
-          <w:rPr>
-            <w:color w:val="0000EE"/>
-            <w:u w:val="single"/>
-          </w:rPr>
-          <w:t>何3:1</w:t>
-        </w:r>
-      </w:hyperlink>
-      <w:r>
-        <w:rPr>
-          <w:lang w:val="zh_TW" w:bidi="zh_TW"/>
-        </w:rPr>
-        <w:t>）。雖然她不忠，先知仍要再次將她納入婚姻的盟約關係中。這個比喻描繪了神對以色列的行動。以色列的罪將不可避免地導致神休妻，但何西阿預見新的婚姻。在神與以色列的新約中，以色列將被恩慈地重新接納，進入與神的關係中（</w:t>
-      </w:r>
-      <w:hyperlink r:id="rId59">
-        <w:r>
-          <w:rPr>
-            <w:lang w:val="zh_TW" w:bidi="zh_TW"/>
-          </w:rPr>
-          <w:rPr>
-            <w:color w:val="0000EE"/>
-            <w:u w:val="single"/>
-          </w:rPr>
-          <w:t>2:14–18</w:t>
-        </w:r>
-      </w:hyperlink>
-      <w:r>
-        <w:rPr>
-          <w:lang w:val="zh_TW" w:bidi="zh_TW"/>
-        </w:rPr>
-        <w:t>）。</w:t>
-      </w:r>
-    </w:p>
-    <w:p>
-      <w:pPr/>
-      <w:r>
-        <w:rPr>
-          <w:lang w:val="zh_TW" w:bidi="zh_TW"/>
-        </w:rPr>
-      </w:r>
-      <w:r>
-        <w:rPr>
-          <w:lang w:val="zh_TW" w:bidi="zh_TW"/>
-        </w:rPr>
-        <w:t>先知耶利米在著作中，有力表達了這個新的盟約。耶利米生活在公元前七世紀末和六世紀初；他在其一生中，目睹猶大國在戰爭中被擊敗。國家失去獨立地位，成為巴比倫帝國的附庸國。在外在意義上，公元前586年的失敗，標誌著西奈之約的結束。以色列不再能聲稱擁有應許之地。然而，耶利米領受超越當代政治現實的真理。神在世界上的工作，就像祂對世界的愛一樣，並未結束。</w:t>
-      </w:r>
-    </w:p>
-    <w:p>
-      <w:pPr/>
-      <w:r>
-        <w:rPr>
-          <w:lang w:val="zh_TW" w:bidi="zh_TW"/>
-        </w:rPr>
-      </w:r>
-      <w:r>
-        <w:rPr>
-          <w:lang w:val="zh_TW" w:bidi="zh_TW"/>
-        </w:rPr>
-        <w:t>因此，耶利米提到神將要實現一個新約：「</w:t>
-      </w:r>
-      <w:r>
-        <w:rPr>
-          <w:lang w:val="zh_TW" w:bidi="zh_TW"/>
-        </w:rPr>
-        <w:t>日子將到，我要與 以色列家和猶大家另立新約</w:t>
-      </w:r>
-      <w:r>
-        <w:rPr>
-          <w:lang w:val="zh_TW" w:bidi="zh_TW"/>
-        </w:rPr>
-        <w:t>」（</w:t>
-      </w:r>
-      <w:hyperlink r:id="rId60">
-        <w:r>
-          <w:rPr>
-            <w:lang w:val="zh_TW" w:bidi="zh_TW"/>
-          </w:rPr>
-          <w:rPr>
-            <w:color w:val="0000EE"/>
-            <w:u w:val="single"/>
-          </w:rPr>
-          <w:t>耶31:31</w:t>
-        </w:r>
-      </w:hyperlink>
-      <w:r>
-        <w:rPr>
-          <w:lang w:val="zh_TW" w:bidi="zh_TW"/>
-        </w:rPr>
-        <w:t>）。這個新約將以神在人心中的行動為記號，帶來徹底的屬靈轉變（</w:t>
-      </w:r>
-      <w:hyperlink r:id="rId61">
-        <w:r>
-          <w:rPr>
-            <w:lang w:val="zh_TW" w:bidi="zh_TW"/>
-          </w:rPr>
-          <w:rPr>
-            <w:color w:val="0000EE"/>
-            <w:u w:val="single"/>
-          </w:rPr>
-          <w:t>耶31:34</w:t>
-        </w:r>
-      </w:hyperlink>
-      <w:r>
-        <w:rPr>
-          <w:lang w:val="zh_TW" w:bidi="zh_TW"/>
-        </w:rPr>
-        <w:t>）。在最後的晚餐中，耶穌對祂的門徒宣告說：「</w:t>
-      </w:r>
-      <w:r>
-        <w:rPr>
-          <w:lang w:val="zh_TW" w:bidi="zh_TW"/>
-        </w:rPr>
-        <w:t>這杯是用我血所立的新約，是為你們流出來的</w:t>
-      </w:r>
-      <w:r>
-        <w:rPr>
-          <w:lang w:val="zh_TW" w:bidi="zh_TW"/>
-        </w:rPr>
-        <w:t>」（</w:t>
-      </w:r>
-      <w:hyperlink r:id="rId62">
-        <w:r>
-          <w:rPr>
-            <w:lang w:val="zh_TW" w:bidi="zh_TW"/>
-          </w:rPr>
-          <w:rPr>
-            <w:color w:val="0000EE"/>
-            <w:u w:val="single"/>
-          </w:rPr>
-          <w:t>路22:20</w:t>
-        </w:r>
-      </w:hyperlink>
-      <w:r>
-        <w:rPr>
-          <w:lang w:val="zh_TW" w:bidi="zh_TW"/>
-        </w:rPr>
-        <w:t>）。對於希伯來書的作者來說，這個新約對於完全理解耶穌基督的事工是至關重要的（</w:t>
-      </w:r>
-      <w:hyperlink r:id="rId63">
-        <w:r>
-          <w:rPr>
-            <w:lang w:val="zh_TW" w:bidi="zh_TW"/>
-          </w:rPr>
-          <w:rPr>
-            <w:color w:val="0000EE"/>
-            <w:u w:val="single"/>
-          </w:rPr>
-          <w:t>來8:8–12</w:t>
-        </w:r>
-      </w:hyperlink>
-      <w:r>
-        <w:rPr>
-          <w:lang w:val="zh_TW" w:bidi="zh_TW"/>
-        </w:rPr>
-        <w:t>）。</w:t>
-      </w:r>
-    </w:p>
-    <w:p>
-      <w:pPr>
-        <w:pStyle w:val="Heading3"/>
-      </w:pPr>
-      <w:r>
-        <w:rPr>
-          <w:lang w:val="zh_TW" w:bidi="zh_TW"/>
-        </w:rPr>
-        <w:t>結論</w:t>
-      </w:r>
-    </w:p>
-    <w:p>
-      <w:pPr/>
-      <w:r>
-        <w:rPr>
-          <w:lang w:val="zh_TW" w:bidi="zh_TW"/>
-        </w:rPr>
-      </w:r>
-      <w:r>
-        <w:rPr>
-          <w:lang w:val="zh_TW" w:bidi="zh_TW"/>
-        </w:rPr>
-        <w:t>盟約是舊約信息和歷史的核心概念。盟約的主題延續到新約，是解釋基督教福音的方式，人生命的意義在於與永生的神建立盟約關係。然而，有罪的人無法通過自身努力進入這種關係；只有神能夠發起這種關係。根據新約，神賜下祂的兒子耶穌，祂的受死打開途徑，讓所有人得以進入盟約關係。耶穌「新約的血」帶來赦免，使所有人都能夠進入與神的盟約關係。要進入這種關係，無論是今天還是在亞伯拉罕時代，都取決於信心（</w:t>
-      </w:r>
-      <w:hyperlink r:id="rId64">
-        <w:r>
-          <w:rPr>
-            <w:lang w:val="zh_TW" w:bidi="zh_TW"/>
-          </w:rPr>
-          <w:rPr>
-            <w:color w:val="0000EE"/>
-            <w:u w:val="single"/>
-          </w:rPr>
-          <w:t>加3:6–14</w:t>
-        </w:r>
-      </w:hyperlink>
-      <w:r>
-        <w:rPr>
-          <w:lang w:val="zh_TW" w:bidi="zh_TW"/>
-        </w:rPr>
-        <w:t>）。</w:t>
-      </w:r>
-    </w:p>
-    <w:p>
-      <w:pPr/>
-      <w:r>
-        <w:rPr>
-          <w:lang w:val="zh_TW" w:bidi="zh_TW"/>
-        </w:rPr>
-      </w:r>
-      <w:r>
-        <w:rPr>
-          <w:i/>
-          <w:lang w:val="zh_TW" w:bidi="zh_TW"/>
-        </w:rPr>
-        <w:t>另見</w:t>
-      </w:r>
-      <w:r>
-        <w:rPr>
-          <w:lang w:val="zh_TW" w:bidi="zh_TW"/>
-        </w:rPr>
-        <w:t xml:space="preserve"> </w:t>
-      </w:r>
-      <w:r>
-        <w:rPr>
-          <w:lang w:val="zh_TW" w:bidi="zh_TW"/>
-        </w:rPr>
-        <w:t>聯盟；</w:t>
-      </w:r>
-      <w:r>
-        <w:rPr>
-          <w:lang w:val="zh_TW" w:bidi="zh_TW"/>
-        </w:rPr>
-        <w:t>新約；</w:t>
-      </w:r>
-      <w:r>
-        <w:rPr>
-          <w:lang w:val="zh_TW" w:bidi="zh_TW"/>
-        </w:rPr>
-        <w:t>聖經中的律法概念；</w:t>
-      </w:r>
-      <w:r>
-        <w:rPr>
-          <w:lang w:val="zh_TW" w:bidi="zh_TW"/>
-        </w:rPr>
-        <w:t>誓言；</w:t>
-      </w:r>
-      <w:r>
-        <w:rPr>
-          <w:lang w:val="zh_TW" w:bidi="zh_TW"/>
-        </w:rPr>
-        <w:t>誓約</w:t>
-      </w:r>
-      <w:r>
-        <w:rPr>
-          <w:lang w:val="zh_TW" w:bidi="zh_TW"/>
-        </w:rPr>
-        <w:t>。</w:t>
-      </w:r>
-      <w:r>
-        <w:rPr>
-          <w:lang w:val="zh_TW" w:bidi="zh_TW"/>
-        </w:rPr>
-      </w:r>
-      <w:r>
-        <w:rPr>
-          <w:lang w:val="zh_TW" w:bidi="zh_TW"/>
-        </w:rPr>
-      </w:r>
-    </w:p>
-    <w:p>
-      <w:pPr/>
-      <w:r>
-        <w:rPr>
-          <w:lang w:val="zh_TW" w:bidi="zh_TW"/>
-        </w:rPr>
-      </w:r>
-    </w:p>
-    <w:p>
-      <w:pPr>
-        <w:pStyle w:val="Heading2"/>
-      </w:pPr>
-      <w:r>
-        <w:rPr>
-          <w:lang w:val="zh_TW" w:bidi="zh_TW"/>
-        </w:rPr>
-        <w:t>夢</w:t>
-      </w:r>
-      <w:r>
-        <w:rPr>
-          <w:lang w:val="zh_TW" w:bidi="zh_TW"/>
-        </w:rPr>
-      </w:r>
-    </w:p>
-    <w:p>
-      <w:pPr/>
-      <w:r>
-        <w:rPr>
-          <w:lang w:val="zh_TW" w:bidi="zh_TW"/>
-        </w:rPr>
-      </w:r>
-      <w:r>
-        <w:rPr>
-          <w:lang w:val="zh_TW" w:bidi="zh_TW"/>
-        </w:rPr>
-        <w:t>夢是人在睡眠時出現的思想、影像或情感。自古以來，夢境一直令人格外著迷，因為人在夢中所經歷的事件往往栩栩如生、逼真得令人無法忽視。</w:t>
-      </w:r>
-    </w:p>
-    <w:p>
-      <w:pPr>
-        <w:pStyle w:val="Heading3"/>
-      </w:pPr>
-      <w:r>
-        <w:rPr>
-          <w:lang w:val="zh_TW" w:bidi="zh_TW"/>
-        </w:rPr>
-        <w:t>古代的理解</w:t>
-      </w:r>
-    </w:p>
-    <w:p>
-      <w:pPr/>
-      <w:r>
-        <w:rPr>
-          <w:lang w:val="zh_TW" w:bidi="zh_TW"/>
-        </w:rPr>
-      </w:r>
-      <w:r>
-        <w:rPr>
-          <w:lang w:val="zh_TW" w:bidi="zh_TW"/>
-        </w:rPr>
-        <w:t>自古以來，人們就將夢視為一種奧祕，並推測夢境可能是來自另一個真實存在的領域——在那裡，即使身體沉睡，靈魂仍在生活與行動。夢，尤其是皇帝與國王的夢，常被視為諸神所傳遞的信息。</w:t>
-      </w:r>
-    </w:p>
-    <w:p>
-      <w:pPr/>
-      <w:r>
-        <w:rPr>
-          <w:lang w:val="zh_TW" w:bidi="zh_TW"/>
-        </w:rPr>
-      </w:r>
-      <w:r>
-        <w:rPr>
-          <w:lang w:val="zh_TW" w:bidi="zh_TW"/>
-        </w:rPr>
-        <w:t>古代所記錄的夢主要集中在三個方面：宗教、政治與個人的命運。宗教性的夢呼召人要敬虔事奉神；政治性的夢則預示戰爭的結果或國家的未來命運；個人性的夢則指引家庭決策，並預示可能發生的重大危機。</w:t>
-      </w:r>
-    </w:p>
-    <w:p>
-      <w:pPr/>
-      <w:r>
-        <w:rPr>
-          <w:lang w:val="zh_TW" w:bidi="zh_TW"/>
-        </w:rPr>
-      </w:r>
-      <w:r>
-        <w:rPr>
-          <w:lang w:val="zh_TW" w:bidi="zh_TW"/>
-        </w:rPr>
-        <w:t>有時神會主動啟示，預先警告人某些意想不到的事情；有時統治者或將軍會前往異教神廟或聖地，在那裡睡覺，期待藉夢獲得指引，來處理眼前的困境。某些夢中的訊息相當清楚，但更多時候，則需依靠專門解夢的人來辨識其含義。人們也常將特定夢境與後續事件的發生記錄下來。</w:t>
-      </w:r>
-    </w:p>
-    <w:p>
-      <w:pPr>
-        <w:pStyle w:val="Heading3"/>
-      </w:pPr>
-      <w:r>
-        <w:rPr>
-          <w:lang w:val="zh_TW" w:bidi="zh_TW"/>
-        </w:rPr>
-        <w:t>舊約聖經的使用</w:t>
-      </w:r>
-    </w:p>
-    <w:p>
-      <w:pPr/>
-      <w:r>
-        <w:rPr>
-          <w:lang w:val="zh_TW" w:bidi="zh_TW"/>
-        </w:rPr>
-      </w:r>
-      <w:r>
-        <w:rPr>
-          <w:lang w:val="zh_TW" w:bidi="zh_TW"/>
-        </w:rPr>
-        <w:t>夢在神子民的生活中扮演了重要的角色。舊約聖經中約有120處提到夢，其中52處出現在創世記早期族長時期，另有29處出現在但以理書。然而，舊約聖經中實際上僅記錄了14個具體的夢境。多數出現在創世記的夢，反映了神直接向族長啟示。即使但以理也只記載了尼布甲尼撒的兩個夢──那巨大的像與被砍倒的大樹──以及但以理自己關於四獸與那恆古常在者的夢。</w:t>
-      </w:r>
-    </w:p>
-    <w:p>
-      <w:pPr/>
-      <w:r>
-        <w:rPr>
-          <w:lang w:val="zh_TW" w:bidi="zh_TW"/>
-        </w:rPr>
-      </w:r>
-      <w:r>
-        <w:rPr>
-          <w:lang w:val="zh_TW" w:bidi="zh_TW"/>
-        </w:rPr>
-        <w:t>舊約聖經對夢的理解具有幾個重要特點。與古代世界其它民族相同，神的子民相信神會藉夢說話。然而，舊約聖經記載中的夢顯得較為克制，缺少異教對夢的記載中常見的淫穢與怪誕場景。另一個顯著差異是：神是夢的主動發起者；祂按自己的旨意，在所選擇的時間、地點與對象中賜下啟示性的夢──掃羅對此有痛苦的體會（</w:t>
-      </w:r>
-      <w:hyperlink r:id="rId65">
-        <w:r>
-          <w:rPr>
-            <w:lang w:val="zh_TW" w:bidi="zh_TW"/>
-          </w:rPr>
-          <w:rPr>
-            <w:color w:val="0000EE"/>
-            <w:u w:val="single"/>
-          </w:rPr>
-          <w:t>撒上28:6</w:t>
-        </w:r>
-      </w:hyperlink>
-      <w:r>
-        <w:rPr>
-          <w:lang w:val="zh_TW" w:bidi="zh_TW"/>
-        </w:rPr>
-        <w:t>、</w:t>
-      </w:r>
-      <w:hyperlink r:id="rId65">
-        <w:r>
-          <w:rPr>
-            <w:lang w:val="zh_TW" w:bidi="zh_TW"/>
-          </w:rPr>
-          <w:rPr>
-            <w:color w:val="0000EE"/>
-            <w:u w:val="single"/>
-          </w:rPr>
-          <w:t>15</w:t>
-        </w:r>
-      </w:hyperlink>
-      <w:r>
-        <w:rPr>
-          <w:lang w:val="zh_TW" w:bidi="zh_TW"/>
-        </w:rPr>
-        <w:t>）。更重要的是，舊約聖經明確地拒絕世俗的解夢方式。夢的象徵意義不是靠查閱解夢書或依靠人的自然能力而得知。約瑟為兩位埃及囚犯與法老解夢時，堅持將一切榮耀歸給神（</w:t>
-      </w:r>
-      <w:hyperlink r:id="rId66">
-        <w:r>
-          <w:rPr>
-            <w:lang w:val="zh_TW" w:bidi="zh_TW"/>
-          </w:rPr>
-          <w:rPr>
-            <w:color w:val="0000EE"/>
-            <w:u w:val="single"/>
-          </w:rPr>
-          <w:t>創40:8</w:t>
-        </w:r>
-      </w:hyperlink>
-      <w:r>
-        <w:rPr>
-          <w:lang w:val="zh_TW" w:bidi="zh_TW"/>
-        </w:rPr>
-        <w:t>，</w:t>
-      </w:r>
-      <w:hyperlink r:id="rId67">
-        <w:r>
-          <w:rPr>
-            <w:lang w:val="zh_TW" w:bidi="zh_TW"/>
-          </w:rPr>
-          <w:rPr>
-            <w:color w:val="0000EE"/>
-            <w:u w:val="single"/>
-          </w:rPr>
-          <w:t>41:7</w:t>
-        </w:r>
-      </w:hyperlink>
-      <w:r>
-        <w:rPr>
-          <w:lang w:val="zh_TW" w:bidi="zh_TW"/>
-        </w:rPr>
-        <w:t>、</w:t>
-      </w:r>
-      <w:hyperlink r:id="rId67">
-        <w:r>
-          <w:rPr>
-            <w:lang w:val="zh_TW" w:bidi="zh_TW"/>
-          </w:rPr>
-          <w:rPr>
-            <w:color w:val="0000EE"/>
-            <w:u w:val="single"/>
-          </w:rPr>
-          <w:t>25</w:t>
-        </w:r>
-      </w:hyperlink>
-      <w:r>
-        <w:rPr>
-          <w:lang w:val="zh_TW" w:bidi="zh_TW"/>
-        </w:rPr>
-        <w:t>、</w:t>
-      </w:r>
-      <w:hyperlink r:id="rId67">
-        <w:r>
-          <w:rPr>
-            <w:lang w:val="zh_TW" w:bidi="zh_TW"/>
-          </w:rPr>
-          <w:rPr>
-            <w:color w:val="0000EE"/>
-            <w:u w:val="single"/>
-          </w:rPr>
-          <w:t>28</w:t>
-        </w:r>
-      </w:hyperlink>
-      <w:r>
-        <w:rPr>
-          <w:lang w:val="zh_TW" w:bidi="zh_TW"/>
-        </w:rPr>
-        <w:t>、</w:t>
-      </w:r>
-      <w:hyperlink r:id="rId67">
-        <w:r>
-          <w:rPr>
-            <w:lang w:val="zh_TW" w:bidi="zh_TW"/>
-          </w:rPr>
-          <w:rPr>
-            <w:color w:val="0000EE"/>
-            <w:u w:val="single"/>
-          </w:rPr>
-          <w:t>39</w:t>
-        </w:r>
-      </w:hyperlink>
-      <w:r>
-        <w:rPr>
-          <w:lang w:val="zh_TW" w:bidi="zh_TW"/>
-        </w:rPr>
-        <w:t>）。同樣地，但以理向尼布甲尼撒說明，唯有天上的神能啟示奧秘，並使王的夢與其意義得以顯明，而那些專業術士已經失敗（</w:t>
-      </w:r>
-      <w:hyperlink r:id="rId68">
-        <w:r>
-          <w:rPr>
-            <w:lang w:val="zh_TW" w:bidi="zh_TW"/>
-          </w:rPr>
-          <w:rPr>
-            <w:color w:val="0000EE"/>
-            <w:u w:val="single"/>
-          </w:rPr>
-          <w:t>但2:27–28</w:t>
-        </w:r>
-      </w:hyperlink>
-      <w:r>
-        <w:rPr>
-          <w:lang w:val="zh_TW" w:bidi="zh_TW"/>
-        </w:rPr>
-        <w:t>）。</w:t>
-      </w:r>
-    </w:p>
-    <w:p>
-      <w:pPr/>
-      <w:r>
-        <w:rPr>
-          <w:lang w:val="zh_TW" w:bidi="zh_TW"/>
-        </w:rPr>
-      </w:r>
-      <w:r>
-        <w:rPr>
-          <w:lang w:val="zh_TW" w:bidi="zh_TW"/>
-        </w:rPr>
-        <w:t>與周圍民族不同，舊約聖經中的聖徒知道夢是「夜間的異象」（</w:t>
-      </w:r>
-      <w:hyperlink r:id="rId69">
-        <w:r>
-          <w:rPr>
-            <w:lang w:val="zh_TW" w:bidi="zh_TW"/>
-          </w:rPr>
-          <w:rPr>
-            <w:color w:val="0000EE"/>
-            <w:u w:val="single"/>
-          </w:rPr>
-          <w:t>伯33:15</w:t>
-        </w:r>
-      </w:hyperlink>
-      <w:r>
-        <w:rPr>
-          <w:lang w:val="zh_TW" w:bidi="zh_TW"/>
-        </w:rPr>
-        <w:t>），並以此象徵屬靈領域（</w:t>
-      </w:r>
-      <w:hyperlink r:id="rId70">
-        <w:r>
-          <w:rPr>
-            <w:lang w:val="zh_TW" w:bidi="zh_TW"/>
-          </w:rPr>
-          <w:rPr>
-            <w:color w:val="0000EE"/>
-            <w:u w:val="single"/>
-          </w:rPr>
-          <w:t>伯20:8</w:t>
-        </w:r>
-      </w:hyperlink>
-      <w:r>
-        <w:rPr>
-          <w:lang w:val="zh_TW" w:bidi="zh_TW"/>
-        </w:rPr>
-        <w:t>；</w:t>
-      </w:r>
-      <w:hyperlink r:id="rId71">
-        <w:r>
-          <w:rPr>
-            <w:lang w:val="zh_TW" w:bidi="zh_TW"/>
-          </w:rPr>
-          <w:rPr>
-            <w:color w:val="0000EE"/>
-            <w:u w:val="single"/>
-          </w:rPr>
-          <w:t>詩73:20</w:t>
-        </w:r>
-      </w:hyperlink>
-      <w:r>
-        <w:rPr>
-          <w:lang w:val="zh_TW" w:bidi="zh_TW"/>
-        </w:rPr>
-        <w:t>，</w:t>
-      </w:r>
-      <w:hyperlink r:id="rId72">
-        <w:r>
-          <w:rPr>
-            <w:lang w:val="zh_TW" w:bidi="zh_TW"/>
-          </w:rPr>
-          <w:rPr>
-            <w:color w:val="0000EE"/>
-            <w:u w:val="single"/>
-          </w:rPr>
-          <w:t>126:1</w:t>
-        </w:r>
-      </w:hyperlink>
-      <w:r>
-        <w:rPr>
-          <w:lang w:val="zh_TW" w:bidi="zh_TW"/>
-        </w:rPr>
-        <w:t>；</w:t>
-      </w:r>
-      <w:hyperlink r:id="rId73">
-        <w:r>
-          <w:rPr>
-            <w:lang w:val="zh_TW" w:bidi="zh_TW"/>
-          </w:rPr>
-          <w:rPr>
-            <w:color w:val="0000EE"/>
-            <w:u w:val="single"/>
-          </w:rPr>
-          <w:t>賽29:7–8</w:t>
-        </w:r>
-      </w:hyperlink>
-      <w:r>
-        <w:rPr>
-          <w:lang w:val="zh_TW" w:bidi="zh_TW"/>
-        </w:rPr>
-        <w:t>）。</w:t>
-      </w:r>
-    </w:p>
-    <w:p>
-      <w:pPr/>
-      <w:r>
-        <w:rPr>
-          <w:lang w:val="zh_TW" w:bidi="zh_TW"/>
-        </w:rPr>
-      </w:r>
-      <w:r>
-        <w:rPr>
-          <w:lang w:val="zh_TW" w:bidi="zh_TW"/>
-        </w:rPr>
-        <w:t>神在舊約聖經時代藉夢保護其僕人（</w:t>
-      </w:r>
-      <w:hyperlink r:id="rId74">
-        <w:r>
-          <w:rPr>
-            <w:lang w:val="zh_TW" w:bidi="zh_TW"/>
-          </w:rPr>
-          <w:rPr>
-            <w:color w:val="0000EE"/>
-            <w:u w:val="single"/>
-          </w:rPr>
-          <w:t>創20章</w:t>
-        </w:r>
-      </w:hyperlink>
-      <w:r>
-        <w:rPr>
-          <w:lang w:val="zh_TW" w:bidi="zh_TW"/>
-        </w:rPr>
-        <w:t>）、以特殊方式向人顯現（</w:t>
-      </w:r>
-      <w:hyperlink r:id="rId74">
-        <w:r>
-          <w:rPr>
-            <w:lang w:val="zh_TW" w:bidi="zh_TW"/>
-          </w:rPr>
-          <w:rPr>
-            <w:color w:val="0000EE"/>
-            <w:u w:val="single"/>
-          </w:rPr>
-          <w:t>創</w:t>
-        </w:r>
-      </w:hyperlink>
-      <w:hyperlink r:id="rId75">
-        <w:r>
-          <w:rPr>
-            <w:lang w:val="zh_TW" w:bidi="zh_TW"/>
-          </w:rPr>
-          <w:rPr>
-            <w:color w:val="0000EE"/>
-            <w:u w:val="single"/>
-          </w:rPr>
-          <w:t>28:12</w:t>
-        </w:r>
-      </w:hyperlink>
-      <w:r>
-        <w:rPr>
-          <w:lang w:val="zh_TW" w:bidi="zh_TW"/>
-        </w:rPr>
-        <w:t>）、在具體情況中提供引導（</w:t>
-      </w:r>
-      <w:hyperlink r:id="rId74">
-        <w:r>
-          <w:rPr>
-            <w:lang w:val="zh_TW" w:bidi="zh_TW"/>
-          </w:rPr>
-          <w:rPr>
-            <w:color w:val="0000EE"/>
-            <w:u w:val="single"/>
-          </w:rPr>
-          <w:t>創</w:t>
-        </w:r>
-      </w:hyperlink>
-      <w:hyperlink r:id="rId76">
-        <w:r>
-          <w:rPr>
-            <w:lang w:val="zh_TW" w:bidi="zh_TW"/>
-          </w:rPr>
-          <w:rPr>
-            <w:color w:val="0000EE"/>
-            <w:u w:val="single"/>
-          </w:rPr>
-          <w:t>31:10–13</w:t>
-        </w:r>
-      </w:hyperlink>
-      <w:r>
-        <w:rPr>
-          <w:lang w:val="zh_TW" w:bidi="zh_TW"/>
-        </w:rPr>
-        <w:t>），並預先警告個人未來的事件（</w:t>
-      </w:r>
-      <w:hyperlink r:id="rId74">
-        <w:r>
-          <w:rPr>
-            <w:lang w:val="zh_TW" w:bidi="zh_TW"/>
-          </w:rPr>
-          <w:rPr>
-            <w:color w:val="0000EE"/>
-            <w:u w:val="single"/>
-          </w:rPr>
-          <w:t>創</w:t>
-        </w:r>
-      </w:hyperlink>
-      <w:hyperlink r:id="rId77">
-        <w:r>
-          <w:rPr>
-            <w:lang w:val="zh_TW" w:bidi="zh_TW"/>
-          </w:rPr>
-          <w:rPr>
-            <w:color w:val="0000EE"/>
-            <w:u w:val="single"/>
-          </w:rPr>
-          <w:t>37:5–20</w:t>
-        </w:r>
-      </w:hyperlink>
-      <w:r>
-        <w:rPr>
-          <w:lang w:val="zh_TW" w:bidi="zh_TW"/>
-        </w:rPr>
-        <w:t>）。夢也被用來預言列國歷史（</w:t>
-      </w:r>
-      <w:hyperlink r:id="rId78">
-        <w:r>
-          <w:rPr>
-            <w:lang w:val="zh_TW" w:bidi="zh_TW"/>
-          </w:rPr>
-          <w:rPr>
-            <w:color w:val="0000EE"/>
-            <w:u w:val="single"/>
-          </w:rPr>
-          <w:t>創</w:t>
-        </w:r>
-      </w:hyperlink>
-      <w:hyperlink r:id="rId79">
-        <w:r>
-          <w:rPr>
-            <w:lang w:val="zh_TW" w:bidi="zh_TW"/>
-          </w:rPr>
-          <w:rPr>
-            <w:color w:val="0000EE"/>
-            <w:u w:val="single"/>
-          </w:rPr>
-          <w:t>40–41章</w:t>
-        </w:r>
-      </w:hyperlink>
-      <w:r>
-        <w:rPr>
-          <w:lang w:val="zh_TW" w:bidi="zh_TW"/>
-        </w:rPr>
-        <w:t>），並預告四個相繼興起的世界帝國將被神永遠的國度取代（</w:t>
-      </w:r>
-      <w:hyperlink r:id="rId78">
-        <w:r>
-          <w:rPr>
-            <w:lang w:val="zh_TW" w:bidi="zh_TW"/>
-          </w:rPr>
-          <w:rPr>
-            <w:color w:val="0000EE"/>
-            <w:u w:val="single"/>
-          </w:rPr>
-          <w:t>但4:19–27</w:t>
-        </w:r>
-      </w:hyperlink>
-      <w:r>
-        <w:rPr>
-          <w:lang w:val="zh_TW" w:bidi="zh_TW"/>
-        </w:rPr>
-        <w:t>）。</w:t>
-      </w:r>
-    </w:p>
-    <w:p>
-      <w:pPr/>
-      <w:r>
-        <w:rPr>
-          <w:lang w:val="zh_TW" w:bidi="zh_TW"/>
-        </w:rPr>
-      </w:r>
-      <w:r>
-        <w:rPr>
-          <w:lang w:val="zh_TW" w:bidi="zh_TW"/>
-        </w:rPr>
-        <w:t>在約瑟與但以理之間約一千年的時間裡，僅記錄了兩個夢：一個使基甸確信神必擊敗米甸人（</w:t>
-      </w:r>
-      <w:hyperlink r:id="rId80">
-        <w:r>
-          <w:rPr>
-            <w:lang w:val="zh_TW" w:bidi="zh_TW"/>
-          </w:rPr>
-          <w:rPr>
-            <w:color w:val="0000EE"/>
-            <w:u w:val="single"/>
-          </w:rPr>
-          <w:t>士7:13–15</w:t>
-        </w:r>
-      </w:hyperlink>
-      <w:r>
-        <w:rPr>
-          <w:lang w:val="zh_TW" w:bidi="zh_TW"/>
-        </w:rPr>
-        <w:t>）；另一個則與所羅門因謙卑無私地求「智慧的心」（</w:t>
-      </w:r>
-      <w:hyperlink r:id="rId81">
-        <w:r>
-          <w:rPr>
-            <w:lang w:val="zh_TW" w:bidi="zh_TW"/>
-          </w:rPr>
-          <w:rPr>
-            <w:color w:val="0000EE"/>
-            <w:u w:val="single"/>
-          </w:rPr>
-          <w:t>王上3:9</w:t>
-        </w:r>
-      </w:hyperlink>
-      <w:r>
-        <w:rPr>
-          <w:lang w:val="zh_TW" w:bidi="zh_TW"/>
-        </w:rPr>
-        <w:t>、</w:t>
-      </w:r>
-      <w:hyperlink r:id="rId81">
-        <w:r>
-          <w:rPr>
-            <w:lang w:val="zh_TW" w:bidi="zh_TW"/>
-          </w:rPr>
-          <w:rPr>
-            <w:color w:val="0000EE"/>
-            <w:u w:val="single"/>
-          </w:rPr>
-          <w:t>15</w:t>
-        </w:r>
-      </w:hyperlink>
-      <w:r>
-        <w:rPr>
-          <w:lang w:val="zh_TW" w:bidi="zh_TW"/>
-        </w:rPr>
-        <w:t>）而蒙神悅納、並因此得著智慧有關。</w:t>
-      </w:r>
-    </w:p>
-    <w:p>
-      <w:pPr/>
-      <w:r>
-        <w:rPr>
-          <w:lang w:val="zh_TW" w:bidi="zh_TW"/>
-        </w:rPr>
-      </w:r>
-      <w:r>
-        <w:rPr>
-          <w:lang w:val="zh_TW" w:bidi="zh_TW"/>
-        </w:rPr>
-        <w:t>在舊約</w:t>
-      </w:r>
-      <w:r>
-        <w:rPr>
-          <w:lang w:val="zh_TW" w:bidi="zh_TW"/>
-        </w:rPr>
-        <w:t>聖經所記載的</w:t>
-      </w:r>
-      <w:r>
-        <w:rPr>
-          <w:lang w:val="zh_TW" w:bidi="zh_TW"/>
-        </w:rPr>
-        <w:t>最後幾個夢中，神向尼布甲尼撒揭示了一個未來世界歷史的概覽（</w:t>
-      </w:r>
-      <w:hyperlink r:id="rId82">
-        <w:r>
-          <w:rPr>
-            <w:lang w:val="zh_TW" w:bidi="zh_TW"/>
-          </w:rPr>
-          <w:rPr>
-            <w:color w:val="0000EE"/>
-            <w:u w:val="single"/>
-          </w:rPr>
-          <w:t>但2:31–45</w:t>
-        </w:r>
-      </w:hyperlink>
-      <w:r>
-        <w:rPr>
-          <w:lang w:val="zh_TW" w:bidi="zh_TW"/>
-        </w:rPr>
-        <w:t>），並預言王將暫時陷入瘋狂（</w:t>
-      </w:r>
-      <w:hyperlink r:id="rId82">
-        <w:r>
-          <w:rPr>
-            <w:lang w:val="zh_TW" w:bidi="zh_TW"/>
-          </w:rPr>
-          <w:rPr>
-            <w:color w:val="0000EE"/>
-            <w:u w:val="single"/>
-          </w:rPr>
-          <w:t>但</w:t>
-        </w:r>
-      </w:hyperlink>
-      <w:hyperlink r:id="rId78">
-        <w:r>
-          <w:rPr>
-            <w:lang w:val="zh_TW" w:bidi="zh_TW"/>
-          </w:rPr>
-          <w:rPr>
-            <w:color w:val="0000EE"/>
-            <w:u w:val="single"/>
-          </w:rPr>
-          <w:t>4:19–27</w:t>
-        </w:r>
-      </w:hyperlink>
-      <w:r>
-        <w:rPr>
-          <w:lang w:val="zh_TW" w:bidi="zh_TW"/>
-        </w:rPr>
-        <w:t>）。但以理的四獸夢與王的第一個夢相似，但更進一步加入了關於未來國際關係的細節（</w:t>
-      </w:r>
-      <w:hyperlink r:id="rId82">
-        <w:r>
-          <w:rPr>
-            <w:lang w:val="zh_TW" w:bidi="zh_TW"/>
-          </w:rPr>
-          <w:rPr>
-            <w:color w:val="0000EE"/>
-            <w:u w:val="single"/>
-          </w:rPr>
-          <w:t>但</w:t>
-        </w:r>
-      </w:hyperlink>
-      <w:hyperlink r:id="rId83">
-        <w:r>
-          <w:rPr>
-            <w:lang w:val="zh_TW" w:bidi="zh_TW"/>
-          </w:rPr>
-          <w:rPr>
-            <w:color w:val="0000EE"/>
-            <w:u w:val="single"/>
-          </w:rPr>
-          <w:t>7:13–14</w:t>
-        </w:r>
-      </w:hyperlink>
-      <w:r>
-        <w:rPr>
-          <w:lang w:val="zh_TW" w:bidi="zh_TW"/>
-        </w:rPr>
-        <w:t>）。</w:t>
-      </w:r>
-    </w:p>
-    <w:p>
-      <w:pPr/>
-      <w:r>
-        <w:rPr>
-          <w:lang w:val="zh_TW" w:bidi="zh_TW"/>
-        </w:rPr>
-      </w:r>
-      <w:r>
-        <w:rPr>
-          <w:lang w:val="zh_TW" w:bidi="zh_TW"/>
-        </w:rPr>
-        <w:t>夢被視為神對先知說話的一種方式（</w:t>
-      </w:r>
-      <w:hyperlink r:id="rId84">
-        <w:r>
-          <w:rPr>
-            <w:lang w:val="zh_TW" w:bidi="zh_TW"/>
-          </w:rPr>
-          <w:rPr>
-            <w:color w:val="0000EE"/>
-            <w:u w:val="single"/>
-          </w:rPr>
-          <w:t>民12:6</w:t>
-        </w:r>
-      </w:hyperlink>
-      <w:r>
-        <w:rPr>
-          <w:lang w:val="zh_TW" w:bidi="zh_TW"/>
-        </w:rPr>
-        <w:t>）。然而，神的子民要如何分辨真先知與假先知呢？神設立了兩個試驗：一是能否預言即將發生的事情（</w:t>
-      </w:r>
-      <w:hyperlink r:id="rId85">
-        <w:r>
-          <w:rPr>
-            <w:lang w:val="zh_TW" w:bidi="zh_TW"/>
-          </w:rPr>
-          <w:rPr>
-            <w:color w:val="0000EE"/>
-            <w:u w:val="single"/>
-          </w:rPr>
-          <w:t>申18:22</w:t>
-        </w:r>
-      </w:hyperlink>
-      <w:r>
-        <w:rPr>
-          <w:lang w:val="zh_TW" w:bidi="zh_TW"/>
-        </w:rPr>
-        <w:t>）；二是其信息是否與先前啟示的真理一致（</w:t>
-      </w:r>
-      <w:hyperlink r:id="rId85">
-        <w:r>
-          <w:rPr>
-            <w:lang w:val="zh_TW" w:bidi="zh_TW"/>
-          </w:rPr>
-          <w:rPr>
-            <w:color w:val="0000EE"/>
-            <w:u w:val="single"/>
-          </w:rPr>
-          <w:t>申</w:t>
-        </w:r>
-      </w:hyperlink>
-      <w:hyperlink r:id="rId86">
-        <w:r>
-          <w:rPr>
-            <w:lang w:val="zh_TW" w:bidi="zh_TW"/>
-          </w:rPr>
-          <w:rPr>
-            <w:color w:val="0000EE"/>
-            <w:u w:val="single"/>
-          </w:rPr>
-          <w:t>13:1–4</w:t>
-        </w:r>
-      </w:hyperlink>
-      <w:r>
-        <w:rPr>
-          <w:lang w:val="zh_TW" w:bidi="zh_TW"/>
-        </w:rPr>
-        <w:t>）。假先知必被處死（</w:t>
-      </w:r>
-      <w:hyperlink r:id="rId85">
-        <w:r>
-          <w:rPr>
-            <w:lang w:val="zh_TW" w:bidi="zh_TW"/>
-          </w:rPr>
-          <w:rPr>
-            <w:color w:val="0000EE"/>
-            <w:u w:val="single"/>
-          </w:rPr>
-          <w:t>申</w:t>
-        </w:r>
-      </w:hyperlink>
-      <w:hyperlink r:id="rId86">
-        <w:r>
-          <w:rPr>
-            <w:lang w:val="zh_TW" w:bidi="zh_TW"/>
-          </w:rPr>
-          <w:rPr>
-            <w:color w:val="0000EE"/>
-            <w:u w:val="single"/>
-          </w:rPr>
-          <w:t>13:5</w:t>
-        </w:r>
-      </w:hyperlink>
-      <w:r>
-        <w:rPr>
-          <w:lang w:val="zh_TW" w:bidi="zh_TW"/>
-        </w:rPr>
-        <w:t>）。在耶利米（</w:t>
-      </w:r>
-      <w:hyperlink r:id="rId87">
-        <w:r>
-          <w:rPr>
-            <w:lang w:val="zh_TW" w:bidi="zh_TW"/>
-          </w:rPr>
-          <w:rPr>
-            <w:color w:val="0000EE"/>
-            <w:u w:val="single"/>
-          </w:rPr>
-          <w:t>耶23:25–32</w:t>
-        </w:r>
-      </w:hyperlink>
-      <w:r>
-        <w:rPr>
-          <w:lang w:val="zh_TW" w:bidi="zh_TW"/>
-        </w:rPr>
-        <w:t>）與撒迦利亞（</w:t>
-      </w:r>
-      <w:hyperlink r:id="rId88">
-        <w:r>
-          <w:rPr>
-            <w:lang w:val="zh_TW" w:bidi="zh_TW"/>
-          </w:rPr>
-          <w:rPr>
-            <w:color w:val="0000EE"/>
-            <w:u w:val="single"/>
-          </w:rPr>
-          <w:t>亞10:2</w:t>
-        </w:r>
-      </w:hyperlink>
-      <w:r>
-        <w:rPr>
-          <w:lang w:val="zh_TW" w:bidi="zh_TW"/>
-        </w:rPr>
-        <w:t>）時代，假預言的問題極為嚴重。儘管耶利米多次警告（</w:t>
-      </w:r>
-      <w:hyperlink r:id="rId89">
-        <w:r>
-          <w:rPr>
-            <w:lang w:val="zh_TW" w:bidi="zh_TW"/>
-          </w:rPr>
-          <w:rPr>
-            <w:color w:val="0000EE"/>
-            <w:u w:val="single"/>
-          </w:rPr>
-          <w:t>耶23:32</w:t>
-        </w:r>
-      </w:hyperlink>
-      <w:r>
-        <w:rPr>
-          <w:lang w:val="zh_TW" w:bidi="zh_TW"/>
-        </w:rPr>
-        <w:t>，</w:t>
-      </w:r>
-      <w:hyperlink r:id="rId90">
-        <w:r>
-          <w:rPr>
-            <w:lang w:val="zh_TW" w:bidi="zh_TW"/>
-          </w:rPr>
-          <w:rPr>
-            <w:color w:val="0000EE"/>
-            <w:u w:val="single"/>
-          </w:rPr>
-          <w:t>27:9–10</w:t>
-        </w:r>
-      </w:hyperlink>
-      <w:r>
-        <w:rPr>
-          <w:lang w:val="zh_TW" w:bidi="zh_TW"/>
-        </w:rPr>
-        <w:t>，</w:t>
-      </w:r>
-      <w:hyperlink r:id="rId91">
-        <w:r>
-          <w:rPr>
-            <w:lang w:val="zh_TW" w:bidi="zh_TW"/>
-          </w:rPr>
-          <w:rPr>
-            <w:color w:val="0000EE"/>
-            <w:u w:val="single"/>
-          </w:rPr>
-          <w:t>29:8–9</w:t>
-        </w:r>
-      </w:hyperlink>
-      <w:r>
-        <w:rPr>
-          <w:lang w:val="zh_TW" w:bidi="zh_TW"/>
-        </w:rPr>
-        <w:t>），百姓仍偏愛聽信那些空洞、帶來虛假希望的假先知。夢也成為以色列先知性盼望的一部分（</w:t>
-      </w:r>
-      <w:hyperlink r:id="rId92">
-        <w:r>
-          <w:rPr>
-            <w:lang w:val="zh_TW" w:bidi="zh_TW"/>
-          </w:rPr>
-          <w:rPr>
-            <w:color w:val="0000EE"/>
-            <w:u w:val="single"/>
-          </w:rPr>
-          <w:t>珥2:28</w:t>
-        </w:r>
-      </w:hyperlink>
-      <w:r>
-        <w:rPr>
-          <w:lang w:val="zh_TW" w:bidi="zh_TW"/>
-        </w:rPr>
-        <w:t>）。</w:t>
-      </w:r>
-    </w:p>
-    <w:p>
-      <w:pPr>
-        <w:pStyle w:val="Heading3"/>
-      </w:pPr>
-      <w:r>
-        <w:rPr>
-          <w:lang w:val="zh_TW" w:bidi="zh_TW"/>
-        </w:rPr>
-        <w:t>新約聖經的使用</w:t>
-      </w:r>
-    </w:p>
-    <w:p>
-      <w:pPr/>
-      <w:r>
-        <w:rPr>
-          <w:lang w:val="zh_TW" w:bidi="zh_TW"/>
-        </w:rPr>
-      </w:r>
-      <w:r>
-        <w:rPr>
-          <w:lang w:val="zh_TW" w:bidi="zh_TW"/>
-        </w:rPr>
-        <w:t>新約</w:t>
-      </w:r>
-      <w:r>
-        <w:rPr>
-          <w:lang w:val="zh_TW" w:bidi="zh_TW"/>
-        </w:rPr>
-        <w:t>聖經</w:t>
-      </w:r>
-      <w:r>
-        <w:rPr>
-          <w:lang w:val="zh_TW" w:bidi="zh_TW"/>
-        </w:rPr>
-        <w:t>中具體提到的夢並不多，且全部出現在馬太福音，其中前兩章就有五個夢。這些夢都強調神對嬰孩耶穌的看顧與保護。首先，神安排耶穌在有父母的家庭中成長，</w:t>
-      </w:r>
-      <w:r>
-        <w:rPr>
-          <w:lang w:val="zh_TW" w:bidi="zh_TW"/>
-        </w:rPr>
-        <w:t>避免被人誣指為私生子所帶來的羞辱與傷害</w:t>
-      </w:r>
-      <w:r>
-        <w:rPr>
-          <w:lang w:val="zh_TW" w:bidi="zh_TW"/>
-        </w:rPr>
-        <w:t>（</w:t>
-      </w:r>
-      <w:hyperlink r:id="rId93">
-        <w:r>
-          <w:rPr>
-            <w:lang w:val="zh_TW" w:bidi="zh_TW"/>
-          </w:rPr>
-          <w:rPr>
-            <w:color w:val="0000EE"/>
-            <w:u w:val="single"/>
-          </w:rPr>
-          <w:t>太1:19–23</w:t>
-        </w:r>
-      </w:hyperlink>
-      <w:r>
-        <w:rPr>
-          <w:lang w:val="zh_TW" w:bidi="zh_TW"/>
-        </w:rPr>
-        <w:t>）。接著，博士們在夢中得到指示，不要將耶穌的住處告訴希律（</w:t>
-      </w:r>
-      <w:hyperlink r:id="rId93">
-        <w:r>
-          <w:rPr>
-            <w:lang w:val="zh_TW" w:bidi="zh_TW"/>
-          </w:rPr>
-          <w:rPr>
-            <w:color w:val="0000EE"/>
-            <w:u w:val="single"/>
-          </w:rPr>
-          <w:t>太</w:t>
-        </w:r>
-      </w:hyperlink>
-      <w:hyperlink r:id="rId94">
-        <w:r>
-          <w:rPr>
-            <w:lang w:val="zh_TW" w:bidi="zh_TW"/>
-          </w:rPr>
-          <w:rPr>
-            <w:color w:val="0000EE"/>
-            <w:u w:val="single"/>
-          </w:rPr>
-          <w:t>2:12</w:t>
-        </w:r>
-      </w:hyperlink>
-      <w:r>
-        <w:rPr>
-          <w:lang w:val="zh_TW" w:bidi="zh_TW"/>
-        </w:rPr>
-        <w:t>）。之後，為保護耶穌免受出於</w:t>
-      </w:r>
-      <w:r>
-        <w:rPr>
-          <w:lang w:val="zh_TW" w:bidi="zh_TW"/>
-        </w:rPr>
-        <w:t>嫉妒</w:t>
-      </w:r>
-      <w:r>
-        <w:rPr>
-          <w:lang w:val="zh_TW" w:bidi="zh_TW"/>
-        </w:rPr>
-        <w:t>的希律王迫害，天使在夢中向約瑟</w:t>
-      </w:r>
-      <w:r>
-        <w:rPr>
-          <w:lang w:val="zh_TW" w:bidi="zh_TW"/>
-        </w:rPr>
-        <w:t>顯現，吩咐他要</w:t>
-      </w:r>
-      <w:r>
-        <w:rPr>
-          <w:lang w:val="zh_TW" w:bidi="zh_TW"/>
-        </w:rPr>
-        <w:t>帶著馬利亞與嬰孩逃往埃及（</w:t>
-      </w:r>
-      <w:hyperlink r:id="rId93">
-        <w:r>
-          <w:rPr>
-            <w:lang w:val="zh_TW" w:bidi="zh_TW"/>
-          </w:rPr>
-          <w:rPr>
-            <w:color w:val="0000EE"/>
-            <w:u w:val="single"/>
-          </w:rPr>
-          <w:t>太</w:t>
-        </w:r>
-      </w:hyperlink>
-      <w:hyperlink r:id="rId94">
-        <w:r>
-          <w:rPr>
-            <w:lang w:val="zh_TW" w:bidi="zh_TW"/>
-          </w:rPr>
-          <w:rPr>
-            <w:color w:val="0000EE"/>
-            <w:u w:val="single"/>
-          </w:rPr>
-          <w:t>2:13</w:t>
-        </w:r>
-      </w:hyperlink>
-      <w:r>
-        <w:rPr>
-          <w:lang w:val="zh_TW" w:bidi="zh_TW"/>
-        </w:rPr>
-        <w:t>）。希律死後，約瑟在夢中被告知可以從埃及返回（</w:t>
-      </w:r>
-      <w:hyperlink r:id="rId93">
-        <w:r>
-          <w:rPr>
-            <w:lang w:val="zh_TW" w:bidi="zh_TW"/>
-          </w:rPr>
-          <w:rPr>
-            <w:color w:val="0000EE"/>
-            <w:u w:val="single"/>
-          </w:rPr>
-          <w:t>太</w:t>
-        </w:r>
-      </w:hyperlink>
-      <w:hyperlink r:id="rId94">
-        <w:r>
-          <w:rPr>
-            <w:lang w:val="zh_TW" w:bidi="zh_TW"/>
-          </w:rPr>
-          <w:rPr>
-            <w:color w:val="0000EE"/>
-            <w:u w:val="single"/>
-          </w:rPr>
-          <w:t>2:20</w:t>
-        </w:r>
-      </w:hyperlink>
-      <w:r>
-        <w:rPr>
-          <w:lang w:val="zh_TW" w:bidi="zh_TW"/>
-        </w:rPr>
-        <w:t>）。最後，</w:t>
-      </w:r>
-      <w:r>
-        <w:rPr>
-          <w:lang w:val="zh_TW" w:bidi="zh_TW"/>
-        </w:rPr>
-        <w:t>神再度在夢中警告約瑟不要前往由希律的惡子亞基老統治的猶太地</w:t>
-      </w:r>
-      <w:r>
-        <w:rPr>
-          <w:lang w:val="zh_TW" w:bidi="zh_TW"/>
-        </w:rPr>
-        <w:t>，應改往加利利居住（</w:t>
-      </w:r>
-      <w:hyperlink r:id="rId93">
-        <w:r>
-          <w:rPr>
-            <w:lang w:val="zh_TW" w:bidi="zh_TW"/>
-          </w:rPr>
-          <w:rPr>
-            <w:color w:val="0000EE"/>
-            <w:u w:val="single"/>
-          </w:rPr>
-          <w:t>太</w:t>
-        </w:r>
-      </w:hyperlink>
-      <w:hyperlink r:id="rId94">
-        <w:r>
-          <w:rPr>
-            <w:lang w:val="zh_TW" w:bidi="zh_TW"/>
-          </w:rPr>
-          <w:rPr>
-            <w:color w:val="0000EE"/>
-            <w:u w:val="single"/>
-          </w:rPr>
-          <w:t>2:22</w:t>
-        </w:r>
-      </w:hyperlink>
-      <w:r>
-        <w:rPr>
-          <w:lang w:val="zh_TW" w:bidi="zh_TW"/>
-        </w:rPr>
-        <w:t>）。</w:t>
-      </w:r>
-    </w:p>
-    <w:p>
-      <w:pPr/>
-      <w:r>
-        <w:rPr>
-          <w:lang w:val="zh_TW" w:bidi="zh_TW"/>
-        </w:rPr>
-      </w:r>
-      <w:r>
-        <w:rPr>
-          <w:lang w:val="zh_TW" w:bidi="zh_TW"/>
-        </w:rPr>
-        <w:t>新約</w:t>
-      </w:r>
-      <w:r>
-        <w:rPr>
-          <w:lang w:val="zh_TW" w:bidi="zh_TW"/>
-        </w:rPr>
-        <w:t>聖經</w:t>
-      </w:r>
-      <w:r>
-        <w:rPr>
-          <w:lang w:val="zh_TW" w:bidi="zh_TW"/>
-        </w:rPr>
-        <w:t>中唯一另有具體提到的夢，是彼拉多的妻子所作的夢；其促使她勸告丈夫：「這義人的事，你一點不可管」（</w:t>
-      </w:r>
-      <w:hyperlink r:id="rId95">
-        <w:r>
-          <w:rPr>
-            <w:lang w:val="zh_TW" w:bidi="zh_TW"/>
-          </w:rPr>
-          <w:rPr>
-            <w:color w:val="0000EE"/>
-            <w:u w:val="single"/>
-          </w:rPr>
-          <w:t>太27:19</w:t>
-        </w:r>
-      </w:hyperlink>
-      <w:r>
-        <w:rPr>
-          <w:lang w:val="zh_TW" w:bidi="zh_TW"/>
-        </w:rPr>
-        <w:t>）。</w:t>
-      </w:r>
-    </w:p>
-    <w:p>
-      <w:pPr/>
-      <w:r>
-        <w:rPr>
-          <w:lang w:val="zh_TW" w:bidi="zh_TW"/>
-        </w:rPr>
-      </w:r>
-      <w:r>
-        <w:rPr>
-          <w:i/>
-          <w:lang w:val="zh_TW" w:bidi="zh_TW"/>
-        </w:rPr>
-        <w:t>另見</w:t>
-      </w:r>
-      <w:r>
-        <w:rPr>
-          <w:lang w:val="zh_TW" w:bidi="zh_TW"/>
-        </w:rPr>
-        <w:t xml:space="preserve"> </w:t>
-      </w:r>
-      <w:r>
-        <w:rPr>
-          <w:lang w:val="zh_TW" w:bidi="zh_TW"/>
-        </w:rPr>
-        <w:t>預言</w:t>
-      </w:r>
-      <w:r>
-        <w:rPr>
-          <w:lang w:val="zh_TW" w:bidi="zh_TW"/>
-        </w:rPr>
-        <w:t>；</w:t>
-      </w:r>
-      <w:r>
-        <w:rPr>
-          <w:lang w:val="zh_TW" w:bidi="zh_TW"/>
-        </w:rPr>
-        <w:t>異象</w:t>
-      </w:r>
-      <w:r>
-        <w:rPr>
-          <w:lang w:val="zh_TW" w:bidi="zh_TW"/>
-        </w:rPr>
-        <w:t>。</w:t>
-      </w:r>
       <w:r>
         <w:rPr>
           <w:lang w:val="zh_TW" w:bidi="zh_TW"/>

--- a/zht/docx/106.content.docx
+++ b/zht/docx/106.content.docx
@@ -247,198 +247,132 @@
         </w:rPr>
         <w:t>舊約聖經談到神的創造是美麗的（</w:t>
       </w:r>
-      <w:hyperlink r:id="rId13">
-        <w:r>
-          <w:rPr>
-            <w:lang w:val="zh_TW" w:bidi="zh_TW"/>
-          </w:rPr>
-          <w:rPr>
-            <w:color w:val="0000EE"/>
-            <w:u w:val="single"/>
-          </w:rPr>
-          <w:t>創2:9</w:t>
-        </w:r>
-      </w:hyperlink>
+      <w:r>
+        <w:rPr>
+          <w:lang w:val="zh_TW" w:bidi="zh_TW"/>
+        </w:rPr>
+        <w:t>創2:9</w:t>
+      </w:r>
       <w:r>
         <w:rPr>
           <w:lang w:val="zh_TW" w:bidi="zh_TW"/>
         </w:rPr>
         <w:t>；</w:t>
       </w:r>
-      <w:hyperlink r:id="rId14">
-        <w:r>
-          <w:rPr>
-            <w:lang w:val="zh_TW" w:bidi="zh_TW"/>
-          </w:rPr>
-          <w:rPr>
-            <w:color w:val="0000EE"/>
-            <w:u w:val="single"/>
-          </w:rPr>
-          <w:t>伯26:13</w:t>
-        </w:r>
-      </w:hyperlink>
+      <w:r>
+        <w:rPr>
+          <w:lang w:val="zh_TW" w:bidi="zh_TW"/>
+        </w:rPr>
+        <w:t>伯26:13</w:t>
+      </w:r>
       <w:r>
         <w:rPr>
           <w:lang w:val="zh_TW" w:bidi="zh_TW"/>
         </w:rPr>
         <w:t>；</w:t>
       </w:r>
-      <w:hyperlink r:id="rId15">
-        <w:r>
-          <w:rPr>
-            <w:lang w:val="zh_TW" w:bidi="zh_TW"/>
-          </w:rPr>
-          <w:rPr>
-            <w:color w:val="0000EE"/>
-            <w:u w:val="single"/>
-          </w:rPr>
-          <w:t>詩19:1–6</w:t>
-        </w:r>
-      </w:hyperlink>
+      <w:r>
+        <w:rPr>
+          <w:lang w:val="zh_TW" w:bidi="zh_TW"/>
+        </w:rPr>
+        <w:t>詩19:1–6</w:t>
+      </w:r>
       <w:r>
         <w:rPr>
           <w:lang w:val="zh_TW" w:bidi="zh_TW"/>
         </w:rPr>
         <w:t>；</w:t>
       </w:r>
-      <w:hyperlink r:id="rId16">
-        <w:r>
-          <w:rPr>
-            <w:lang w:val="zh_TW" w:bidi="zh_TW"/>
-          </w:rPr>
-          <w:rPr>
-            <w:color w:val="0000EE"/>
-            <w:u w:val="single"/>
-          </w:rPr>
-          <w:t>歌6:10</w:t>
-        </w:r>
-      </w:hyperlink>
+      <w:r>
+        <w:rPr>
+          <w:lang w:val="zh_TW" w:bidi="zh_TW"/>
+        </w:rPr>
+        <w:t>歌6:10</w:t>
+      </w:r>
       <w:r>
         <w:rPr>
           <w:lang w:val="zh_TW" w:bidi="zh_TW"/>
         </w:rPr>
         <w:t>）。迦南地是「美地」（</w:t>
       </w:r>
-      <w:hyperlink r:id="rId17">
-        <w:r>
-          <w:rPr>
-            <w:lang w:val="zh_TW" w:bidi="zh_TW"/>
-          </w:rPr>
-          <w:rPr>
-            <w:color w:val="0000EE"/>
-            <w:u w:val="single"/>
-          </w:rPr>
-          <w:t>耶3:19</w:t>
-        </w:r>
-      </w:hyperlink>
+      <w:r>
+        <w:rPr>
+          <w:lang w:val="zh_TW" w:bidi="zh_TW"/>
+        </w:rPr>
+        <w:t>耶3:19</w:t>
+      </w:r>
       <w:r>
         <w:rPr>
           <w:lang w:val="zh_TW" w:bidi="zh_TW"/>
         </w:rPr>
         <w:t>）。耶路撒冷被稱為「美」（</w:t>
       </w:r>
-      <w:hyperlink r:id="rId18">
-        <w:r>
-          <w:rPr>
-            <w:lang w:val="zh_TW" w:bidi="zh_TW"/>
-          </w:rPr>
-          <w:rPr>
-            <w:color w:val="0000EE"/>
-            <w:u w:val="single"/>
-          </w:rPr>
-          <w:t>賽52:1</w:t>
-        </w:r>
-      </w:hyperlink>
+      <w:r>
+        <w:rPr>
+          <w:lang w:val="zh_TW" w:bidi="zh_TW"/>
+        </w:rPr>
+        <w:t>賽52:1</w:t>
+      </w:r>
       <w:r>
         <w:rPr>
           <w:lang w:val="zh_TW" w:bidi="zh_TW"/>
         </w:rPr>
         <w:t>；</w:t>
       </w:r>
-      <w:hyperlink r:id="rId19">
-        <w:r>
-          <w:rPr>
-            <w:lang w:val="zh_TW" w:bidi="zh_TW"/>
-          </w:rPr>
-          <w:rPr>
-            <w:color w:val="0000EE"/>
-            <w:u w:val="single"/>
-          </w:rPr>
-          <w:t>哀2:15</w:t>
-        </w:r>
-      </w:hyperlink>
+      <w:r>
+        <w:rPr>
+          <w:lang w:val="zh_TW" w:bidi="zh_TW"/>
+        </w:rPr>
+        <w:t>哀2:15</w:t>
+      </w:r>
       <w:r>
         <w:rPr>
           <w:lang w:val="zh_TW" w:bidi="zh_TW"/>
         </w:rPr>
         <w:t>），其中一個聖殿門也被稱為「美門」（</w:t>
       </w:r>
-      <w:hyperlink r:id="rId20">
-        <w:r>
-          <w:rPr>
-            <w:lang w:val="zh_TW" w:bidi="zh_TW"/>
-          </w:rPr>
-          <w:rPr>
-            <w:color w:val="0000EE"/>
-            <w:u w:val="single"/>
-          </w:rPr>
-          <w:t>徒3:2、10</w:t>
-        </w:r>
-      </w:hyperlink>
+      <w:r>
+        <w:rPr>
+          <w:lang w:val="zh_TW" w:bidi="zh_TW"/>
+        </w:rPr>
+        <w:t>徒3:2、10</w:t>
+      </w:r>
       <w:r>
         <w:rPr>
           <w:lang w:val="zh_TW" w:bidi="zh_TW"/>
         </w:rPr>
         <w:t>）。希伯來人欣賞黎巴嫩山脈的野性之美（</w:t>
       </w:r>
-      <w:hyperlink r:id="rId21">
-        <w:r>
-          <w:rPr>
-            <w:lang w:val="zh_TW" w:bidi="zh_TW"/>
-          </w:rPr>
-          <w:rPr>
-            <w:color w:val="0000EE"/>
-            <w:u w:val="single"/>
-          </w:rPr>
-          <w:t>詩104:16</w:t>
-        </w:r>
-      </w:hyperlink>
+      <w:r>
+        <w:rPr>
+          <w:lang w:val="zh_TW" w:bidi="zh_TW"/>
+        </w:rPr>
+        <w:t>詩104:16</w:t>
+      </w:r>
       <w:r>
         <w:rPr>
           <w:lang w:val="zh_TW" w:bidi="zh_TW"/>
         </w:rPr>
         <w:t>；</w:t>
       </w:r>
-      <w:hyperlink r:id="rId22">
-        <w:r>
-          <w:rPr>
-            <w:lang w:val="zh_TW" w:bidi="zh_TW"/>
-          </w:rPr>
-          <w:rPr>
-            <w:color w:val="0000EE"/>
-            <w:u w:val="single"/>
-          </w:rPr>
-          <w:t>賽60:13</w:t>
-        </w:r>
-      </w:hyperlink>
+      <w:r>
+        <w:rPr>
+          <w:lang w:val="zh_TW" w:bidi="zh_TW"/>
+        </w:rPr>
+        <w:t>賽60:13</w:t>
+      </w:r>
       <w:r>
         <w:rPr>
           <w:lang w:val="zh_TW" w:bidi="zh_TW"/>
         </w:rPr>
         <w:t>）。迦南城市得撒是巴沙王在北國的首都（</w:t>
       </w:r>
-      <w:hyperlink r:id="rId23">
-        <w:r>
-          <w:rPr>
-            <w:lang w:val="zh_TW" w:bidi="zh_TW"/>
-          </w:rPr>
-          <w:rPr>
-            <w:color w:val="0000EE"/>
-            <w:u w:val="single"/>
-          </w:rPr>
-          <w:t>王上15:33</w:t>
-        </w:r>
-      </w:hyperlink>
+      <w:r>
+        <w:rPr>
+          <w:lang w:val="zh_TW" w:bidi="zh_TW"/>
+        </w:rPr>
+        <w:t>王上15:33</w:t>
+      </w:r>
       <w:r>
         <w:rPr>
           <w:lang w:val="zh_TW" w:bidi="zh_TW"/>
@@ -459,198 +393,132 @@
         </w:rPr>
         <w:t>雖然希伯來人不像古希臘人那樣崇尚人體之美，但舊約聖經仍然理想化了身體的吸引力。新郎在愛情詩歌中生動地描述了新娘的美麗（</w:t>
       </w:r>
-      <w:hyperlink r:id="rId24">
-        <w:r>
-          <w:rPr>
-            <w:lang w:val="zh_TW" w:bidi="zh_TW"/>
-          </w:rPr>
-          <w:rPr>
-            <w:color w:val="0000EE"/>
-            <w:u w:val="single"/>
-          </w:rPr>
-          <w:t>歌4:1–15</w:t>
-        </w:r>
-      </w:hyperlink>
+      <w:r>
+        <w:rPr>
+          <w:lang w:val="zh_TW" w:bidi="zh_TW"/>
+        </w:rPr>
+        <w:t>歌4:1–15</w:t>
+      </w:r>
       <w:r>
         <w:rPr>
           <w:lang w:val="zh_TW" w:bidi="zh_TW"/>
         </w:rPr>
         <w:t>，</w:t>
       </w:r>
-      <w:hyperlink r:id="rId25">
-        <w:r>
-          <w:rPr>
-            <w:lang w:val="zh_TW" w:bidi="zh_TW"/>
-          </w:rPr>
-          <w:rPr>
-            <w:color w:val="0000EE"/>
-            <w:u w:val="single"/>
-          </w:rPr>
-          <w:t>6:4</w:t>
-        </w:r>
-      </w:hyperlink>
+      <w:r>
+        <w:rPr>
+          <w:lang w:val="zh_TW" w:bidi="zh_TW"/>
+        </w:rPr>
+        <w:t>6:4</w:t>
+      </w:r>
       <w:r>
         <w:rPr>
           <w:lang w:val="zh_TW" w:bidi="zh_TW"/>
         </w:rPr>
         <w:t>）。這種對新娘的讚美，可能是以色列人婚禮的傳統特色。舊約聖經中有幾位傑出的女性被描述為美麗（</w:t>
       </w:r>
-      <w:hyperlink r:id="rId26">
-        <w:r>
-          <w:rPr>
-            <w:lang w:val="zh_TW" w:bidi="zh_TW"/>
-          </w:rPr>
-          <w:rPr>
-            <w:color w:val="0000EE"/>
-            <w:u w:val="single"/>
-          </w:rPr>
-          <w:t>創29:17</w:t>
-        </w:r>
-      </w:hyperlink>
+      <w:r>
+        <w:rPr>
+          <w:lang w:val="zh_TW" w:bidi="zh_TW"/>
+        </w:rPr>
+        <w:t>創29:17</w:t>
+      </w:r>
       <w:r>
         <w:rPr>
           <w:lang w:val="zh_TW" w:bidi="zh_TW"/>
         </w:rPr>
         <w:t>；</w:t>
       </w:r>
-      <w:hyperlink r:id="rId27">
-        <w:r>
-          <w:rPr>
-            <w:lang w:val="zh_TW" w:bidi="zh_TW"/>
-          </w:rPr>
-          <w:rPr>
-            <w:color w:val="0000EE"/>
-            <w:u w:val="single"/>
-          </w:rPr>
-          <w:t>撒下11:2</w:t>
-        </w:r>
-      </w:hyperlink>
+      <w:r>
+        <w:rPr>
+          <w:lang w:val="zh_TW" w:bidi="zh_TW"/>
+        </w:rPr>
+        <w:t>撒下11:2</w:t>
+      </w:r>
       <w:r>
         <w:rPr>
           <w:lang w:val="zh_TW" w:bidi="zh_TW"/>
         </w:rPr>
         <w:t>；</w:t>
       </w:r>
-      <w:hyperlink r:id="rId28">
-        <w:r>
-          <w:rPr>
-            <w:lang w:val="zh_TW" w:bidi="zh_TW"/>
-          </w:rPr>
-          <w:rPr>
-            <w:color w:val="0000EE"/>
-            <w:u w:val="single"/>
-          </w:rPr>
-          <w:t>斯2:7</w:t>
-        </w:r>
-      </w:hyperlink>
+      <w:r>
+        <w:rPr>
+          <w:lang w:val="zh_TW" w:bidi="zh_TW"/>
+        </w:rPr>
+        <w:t>斯2:7</w:t>
+      </w:r>
       <w:r>
         <w:rPr>
           <w:lang w:val="zh_TW" w:bidi="zh_TW"/>
         </w:rPr>
         <w:t>）。但在女性身上，感官上的美麗遠不及勤勞、機智（resourcefulness）和傳統的敬虔（</w:t>
       </w:r>
-      <w:hyperlink r:id="rId29">
-        <w:r>
-          <w:rPr>
-            <w:lang w:val="zh_TW" w:bidi="zh_TW"/>
-          </w:rPr>
-          <w:rPr>
-            <w:color w:val="0000EE"/>
-            <w:u w:val="single"/>
-          </w:rPr>
-          <w:t>箴31:10–31</w:t>
-        </w:r>
-      </w:hyperlink>
+      <w:r>
+        <w:rPr>
+          <w:lang w:val="zh_TW" w:bidi="zh_TW"/>
+        </w:rPr>
+        <w:t>箴31:10–31</w:t>
+      </w:r>
       <w:r>
         <w:rPr>
           <w:lang w:val="zh_TW" w:bidi="zh_TW"/>
         </w:rPr>
         <w:t>）。有幾位男性也因其外表俊美而聞名，例如大衛（</w:t>
       </w:r>
-      <w:hyperlink r:id="rId30">
-        <w:r>
-          <w:rPr>
-            <w:lang w:val="zh_TW" w:bidi="zh_TW"/>
-          </w:rPr>
-          <w:rPr>
-            <w:color w:val="0000EE"/>
-            <w:u w:val="single"/>
-          </w:rPr>
-          <w:t>撒上16:12</w:t>
-        </w:r>
-      </w:hyperlink>
+      <w:r>
+        <w:rPr>
+          <w:lang w:val="zh_TW" w:bidi="zh_TW"/>
+        </w:rPr>
+        <w:t>撒上16:12</w:t>
+      </w:r>
       <w:r>
         <w:rPr>
           <w:lang w:val="zh_TW" w:bidi="zh_TW"/>
         </w:rPr>
         <w:t>）和押沙龍（</w:t>
       </w:r>
-      <w:hyperlink r:id="rId31">
-        <w:r>
-          <w:rPr>
-            <w:lang w:val="zh_TW" w:bidi="zh_TW"/>
-          </w:rPr>
-          <w:rPr>
-            <w:color w:val="0000EE"/>
-            <w:u w:val="single"/>
-          </w:rPr>
-          <w:t>撒下14:25</w:t>
-        </w:r>
-      </w:hyperlink>
+      <w:r>
+        <w:rPr>
+          <w:lang w:val="zh_TW" w:bidi="zh_TW"/>
+        </w:rPr>
+        <w:t>撒下14:25</w:t>
+      </w:r>
       <w:r>
         <w:rPr>
           <w:lang w:val="zh_TW" w:bidi="zh_TW"/>
         </w:rPr>
         <w:t>）。在舊約時代，化妝品、珠寶和其它配飾被用來提升女性的美麗。先知以賽亞列舉了這些物品（</w:t>
       </w:r>
-      <w:hyperlink r:id="rId32">
-        <w:r>
-          <w:rPr>
-            <w:lang w:val="zh_TW" w:bidi="zh_TW"/>
-          </w:rPr>
-          <w:rPr>
-            <w:color w:val="0000EE"/>
-            <w:u w:val="single"/>
-          </w:rPr>
-          <w:t>賽3:18–24</w:t>
-        </w:r>
-      </w:hyperlink>
+      <w:r>
+        <w:rPr>
+          <w:lang w:val="zh_TW" w:bidi="zh_TW"/>
+        </w:rPr>
+        <w:t>賽3:18–24</w:t>
+      </w:r>
       <w:r>
         <w:rPr>
           <w:lang w:val="zh_TW" w:bidi="zh_TW"/>
         </w:rPr>
         <w:t>），以西結提到當時的裝扮習俗（</w:t>
       </w:r>
-      <w:hyperlink r:id="rId33">
-        <w:r>
-          <w:rPr>
-            <w:lang w:val="zh_TW" w:bidi="zh_TW"/>
-          </w:rPr>
-          <w:rPr>
-            <w:color w:val="0000EE"/>
-            <w:u w:val="single"/>
-          </w:rPr>
-          <w:t>結16:10–13</w:t>
-        </w:r>
-      </w:hyperlink>
+      <w:r>
+        <w:rPr>
+          <w:lang w:val="zh_TW" w:bidi="zh_TW"/>
+        </w:rPr>
+        <w:t>結16:10–13</w:t>
+      </w:r>
       <w:r>
         <w:rPr>
           <w:lang w:val="zh_TW" w:bidi="zh_TW"/>
         </w:rPr>
         <w:t>）。以色列人的崇拜也極具美感，大祭司華麗的儀式長袍是為榮耀和美麗而設計的（</w:t>
       </w:r>
-      <w:hyperlink r:id="rId34">
-        <w:r>
-          <w:rPr>
-            <w:lang w:val="zh_TW" w:bidi="zh_TW"/>
-          </w:rPr>
-          <w:rPr>
-            <w:color w:val="0000EE"/>
-            <w:u w:val="single"/>
-          </w:rPr>
-          <w:t>出28:2、40</w:t>
-        </w:r>
-      </w:hyperlink>
+      <w:r>
+        <w:rPr>
+          <w:lang w:val="zh_TW" w:bidi="zh_TW"/>
+        </w:rPr>
+        <w:t>出28:2、40</w:t>
+      </w:r>
       <w:r>
         <w:rPr>
           <w:lang w:val="zh_TW" w:bidi="zh_TW"/>
@@ -671,90 +539,60 @@
         </w:rPr>
         <w:t>在舊約中，美麗的概念也應用於神。耶和華的恩惠被稱為祂的「榮美」（</w:t>
       </w:r>
-      <w:hyperlink r:id="rId35">
-        <w:r>
-          <w:rPr>
-            <w:lang w:val="zh_TW" w:bidi="zh_TW"/>
-          </w:rPr>
-          <w:rPr>
-            <w:color w:val="0000EE"/>
-            <w:u w:val="single"/>
-          </w:rPr>
-          <w:t>詩90:17</w:t>
-        </w:r>
-      </w:hyperlink>
+      <w:r>
+        <w:rPr>
+          <w:lang w:val="zh_TW" w:bidi="zh_TW"/>
+        </w:rPr>
+        <w:t>詩90:17</w:t>
+      </w:r>
       <w:r>
         <w:rPr>
           <w:lang w:val="zh_TW" w:bidi="zh_TW"/>
         </w:rPr>
         <w:t>）。以賽亞記錄了神的應許，將賜給祂的百姓「華……代替灰塵」（</w:t>
       </w:r>
-      <w:hyperlink r:id="rId36">
-        <w:r>
-          <w:rPr>
-            <w:lang w:val="zh_TW" w:bidi="zh_TW"/>
-          </w:rPr>
-          <w:rPr>
-            <w:color w:val="0000EE"/>
-            <w:u w:val="single"/>
-          </w:rPr>
-          <w:t>賽61:3</w:t>
-        </w:r>
-      </w:hyperlink>
+      <w:r>
+        <w:rPr>
+          <w:lang w:val="zh_TW" w:bidi="zh_TW"/>
+        </w:rPr>
+        <w:t>賽61:3</w:t>
+      </w:r>
       <w:r>
         <w:rPr>
           <w:lang w:val="zh_TW" w:bidi="zh_TW"/>
         </w:rPr>
         <w:t>）。詩篇的作者表達了渴望花時間在聖殿中享受耶和華的美麗，祂的「榮美」（</w:t>
       </w:r>
-      <w:hyperlink r:id="rId37">
-        <w:r>
-          <w:rPr>
-            <w:lang w:val="zh_TW" w:bidi="zh_TW"/>
-          </w:rPr>
-          <w:rPr>
-            <w:color w:val="0000EE"/>
-            <w:u w:val="single"/>
-          </w:rPr>
-          <w:t>詩27:4</w:t>
-        </w:r>
-      </w:hyperlink>
+      <w:r>
+        <w:rPr>
+          <w:lang w:val="zh_TW" w:bidi="zh_TW"/>
+        </w:rPr>
+        <w:t>詩27:4</w:t>
+      </w:r>
       <w:r>
         <w:rPr>
           <w:lang w:val="zh_TW" w:bidi="zh_TW"/>
         </w:rPr>
         <w:t>）。以賽亞描述神為以色列餘民（那些忠於神的人）的「華冕」（</w:t>
       </w:r>
-      <w:hyperlink r:id="rId38">
-        <w:r>
-          <w:rPr>
-            <w:lang w:val="zh_TW" w:bidi="zh_TW"/>
-          </w:rPr>
-          <w:rPr>
-            <w:color w:val="0000EE"/>
-            <w:u w:val="single"/>
-          </w:rPr>
-          <w:t>賽28:5</w:t>
-        </w:r>
-      </w:hyperlink>
+      <w:r>
+        <w:rPr>
+          <w:lang w:val="zh_TW" w:bidi="zh_TW"/>
+        </w:rPr>
+        <w:t>賽28:5</w:t>
+      </w:r>
       <w:r>
         <w:rPr>
           <w:lang w:val="zh_TW" w:bidi="zh_TW"/>
         </w:rPr>
         <w:t>）。彌賽亞（神的受膏者）被稱為榮美的王（</w:t>
       </w:r>
-      <w:hyperlink r:id="rId39">
-        <w:r>
-          <w:rPr>
-            <w:lang w:val="zh_TW" w:bidi="zh_TW"/>
-          </w:rPr>
-          <w:rPr>
-            <w:color w:val="0000EE"/>
-            <w:u w:val="single"/>
-          </w:rPr>
-          <w:t>賽33:17</w:t>
-        </w:r>
-      </w:hyperlink>
+      <w:r>
+        <w:rPr>
+          <w:lang w:val="zh_TW" w:bidi="zh_TW"/>
+        </w:rPr>
+        <w:t>賽33:17</w:t>
+      </w:r>
       <w:r>
         <w:rPr>
           <w:lang w:val="zh_TW" w:bidi="zh_TW"/>
@@ -775,90 +613,60 @@
         </w:rPr>
         <w:t>新約聖經勸誡基督的跟隨者過一種「尊榮」救主教導的生活，並使其吸引非信徒（</w:t>
       </w:r>
-      <w:hyperlink r:id="rId40">
-        <w:r>
-          <w:rPr>
-            <w:lang w:val="zh_TW" w:bidi="zh_TW"/>
-          </w:rPr>
-          <w:rPr>
-            <w:color w:val="0000EE"/>
-            <w:u w:val="single"/>
-          </w:rPr>
-          <w:t>多2:10</w:t>
-        </w:r>
-      </w:hyperlink>
+      <w:r>
+        <w:rPr>
+          <w:lang w:val="zh_TW" w:bidi="zh_TW"/>
+        </w:rPr>
+        <w:t>多2:10</w:t>
+      </w:r>
       <w:r>
         <w:rPr>
           <w:lang w:val="zh_TW" w:bidi="zh_TW"/>
         </w:rPr>
         <w:t>）。那些傳講基督福音的人被稱為佳美（</w:t>
       </w:r>
-      <w:hyperlink r:id="rId41">
-        <w:r>
-          <w:rPr>
-            <w:lang w:val="zh_TW" w:bidi="zh_TW"/>
-          </w:rPr>
-          <w:rPr>
-            <w:color w:val="0000EE"/>
-            <w:u w:val="single"/>
-          </w:rPr>
-          <w:t>羅10:15</w:t>
-        </w:r>
-      </w:hyperlink>
+      <w:r>
+        <w:rPr>
+          <w:lang w:val="zh_TW" w:bidi="zh_TW"/>
+        </w:rPr>
+        <w:t>羅10:15</w:t>
+      </w:r>
       <w:r>
         <w:rPr>
           <w:lang w:val="zh_TW" w:bidi="zh_TW"/>
         </w:rPr>
         <w:t>）。使徒保羅和彼得警告婦女不要滿足於外在的美麗（</w:t>
       </w:r>
-      <w:hyperlink r:id="rId42">
-        <w:r>
-          <w:rPr>
-            <w:lang w:val="zh_TW" w:bidi="zh_TW"/>
-          </w:rPr>
-          <w:rPr>
-            <w:color w:val="0000EE"/>
-            <w:u w:val="single"/>
-          </w:rPr>
-          <w:t>提前2:9–10</w:t>
-        </w:r>
-      </w:hyperlink>
+      <w:r>
+        <w:rPr>
+          <w:lang w:val="zh_TW" w:bidi="zh_TW"/>
+        </w:rPr>
+        <w:t>提前2:9–10</w:t>
+      </w:r>
       <w:r>
         <w:rPr>
           <w:lang w:val="zh_TW" w:bidi="zh_TW"/>
         </w:rPr>
         <w:t>），提醒她們美好的品格才是敬虔的真正妝飾（</w:t>
       </w:r>
-      <w:hyperlink r:id="rId43">
-        <w:r>
-          <w:rPr>
-            <w:lang w:val="zh_TW" w:bidi="zh_TW"/>
-          </w:rPr>
-          <w:rPr>
-            <w:color w:val="0000EE"/>
-            <w:u w:val="single"/>
-          </w:rPr>
-          <w:t>彼前3:3–5</w:t>
-        </w:r>
-      </w:hyperlink>
+      <w:r>
+        <w:rPr>
+          <w:lang w:val="zh_TW" w:bidi="zh_TW"/>
+        </w:rPr>
+        <w:t>彼前3:3–5</w:t>
+      </w:r>
       <w:r>
         <w:rPr>
           <w:lang w:val="zh_TW" w:bidi="zh_TW"/>
         </w:rPr>
         <w:t>）。信徒最終居所的美——天堂——也反映在「新耶路撒冷」如新婦的描述中，以及古代珍貴寶石的象徵意義中（見</w:t>
       </w:r>
-      <w:hyperlink r:id="rId44">
-        <w:r>
-          <w:rPr>
-            <w:lang w:val="zh_TW" w:bidi="zh_TW"/>
-          </w:rPr>
-          <w:rPr>
-            <w:color w:val="0000EE"/>
-            <w:u w:val="single"/>
-          </w:rPr>
-          <w:t>啟21–22章</w:t>
-        </w:r>
-      </w:hyperlink>
+      <w:r>
+        <w:rPr>
+          <w:lang w:val="zh_TW" w:bidi="zh_TW"/>
+        </w:rPr>
+        <w:t>啟21–22章</w:t>
+      </w:r>
       <w:r>
         <w:rPr>
           <w:lang w:val="zh_TW" w:bidi="zh_TW"/>
@@ -941,36 +749,24 @@
         </w:rPr>
         <w:t>美索不達米亞對於舊約歷史非常重要，</w:t>
       </w:r>
-      <w:hyperlink r:id="rId45">
-        <w:r>
-          <w:rPr>
-            <w:lang w:val="zh_TW" w:bidi="zh_TW"/>
-          </w:rPr>
-          <w:rPr>
-            <w:color w:val="0000EE"/>
-            <w:u w:val="single"/>
-          </w:rPr>
-          <w:t>創世記一至十一章</w:t>
-        </w:r>
-      </w:hyperlink>
+      <w:r>
+        <w:rPr>
+          <w:lang w:val="zh_TW" w:bidi="zh_TW"/>
+        </w:rPr>
+        <w:t>創世記一至十一章</w:t>
+      </w:r>
       <w:r>
         <w:rPr>
           <w:lang w:val="zh_TW" w:bidi="zh_TW"/>
         </w:rPr>
         <w:t>中的很多故事，都在這裡發生。伊甸園被認為位於美索不達米亞，因為</w:t>
       </w:r>
-      <w:hyperlink r:id="rId46">
-        <w:r>
-          <w:rPr>
-            <w:lang w:val="zh_TW" w:bidi="zh_TW"/>
-          </w:rPr>
-          <w:rPr>
-            <w:color w:val="0000EE"/>
-            <w:u w:val="single"/>
-          </w:rPr>
-          <w:t>創世記二章10至14節</w:t>
-        </w:r>
-      </w:hyperlink>
+      <w:r>
+        <w:rPr>
+          <w:lang w:val="zh_TW" w:bidi="zh_TW"/>
+        </w:rPr>
+        <w:t>創世記二章10至14節</w:t>
+      </w:r>
       <w:r>
         <w:rPr>
           <w:lang w:val="zh_TW" w:bidi="zh_TW"/>
@@ -1201,36 +997,24 @@
         </w:rPr>
         <w:t>舊約稱美索不達米亞為「亞蘭一納哈拉音（Aram-naharaim）」，意指「兩河的亞蘭」。亞伯拉罕曾差派僕人往亞蘭一納哈拉音為以撒找妻子（</w:t>
       </w:r>
-      <w:hyperlink r:id="rId47">
-        <w:r>
-          <w:rPr>
-            <w:lang w:val="zh_TW" w:bidi="zh_TW"/>
-          </w:rPr>
-          <w:rPr>
-            <w:color w:val="0000EE"/>
-            <w:u w:val="single"/>
-          </w:rPr>
-          <w:t>創24:10</w:t>
-        </w:r>
-      </w:hyperlink>
+      <w:r>
+        <w:rPr>
+          <w:lang w:val="zh_TW" w:bidi="zh_TW"/>
+        </w:rPr>
+        <w:t>創24:10</w:t>
+      </w:r>
       <w:r>
         <w:rPr>
           <w:lang w:val="zh_TW" w:bidi="zh_TW"/>
         </w:rPr>
         <w:t>；譯註：和合本譯美索不達米亞）。有些人認為「兩河」是指幼發拉底河和幼發拉底河中，一條名為哈布爾河（Khabur）的支流。雅各的故事中則並未使用「亞蘭一納哈拉音」這個詞，而是稱該地區為「巴旦‧亞蘭」，即「亞蘭的田野（或花園）」（</w:t>
       </w:r>
-      <w:hyperlink r:id="rId48">
-        <w:r>
-          <w:rPr>
-            <w:lang w:val="zh_TW" w:bidi="zh_TW"/>
-          </w:rPr>
-          <w:rPr>
-            <w:color w:val="0000EE"/>
-            <w:u w:val="single"/>
-          </w:rPr>
-          <w:t>創28:2</w:t>
-        </w:r>
-      </w:hyperlink>
+      <w:r>
+        <w:rPr>
+          <w:lang w:val="zh_TW" w:bidi="zh_TW"/>
+        </w:rPr>
+        <w:t>創28:2</w:t>
+      </w:r>
       <w:r>
         <w:rPr>
           <w:lang w:val="zh_TW" w:bidi="zh_TW"/>
@@ -1251,18 +1035,12 @@
         </w:rPr>
         <w:t>比珥的兒子巴蘭出自美索不達米亞的毗奪（</w:t>
       </w:r>
-      <w:hyperlink r:id="rId49">
-        <w:r>
-          <w:rPr>
-            <w:lang w:val="zh_TW" w:bidi="zh_TW"/>
-          </w:rPr>
-          <w:rPr>
-            <w:color w:val="0000EE"/>
-            <w:u w:val="single"/>
-          </w:rPr>
-          <w:t>申23:4</w:t>
-        </w:r>
-      </w:hyperlink>
+      <w:r>
+        <w:rPr>
+          <w:lang w:val="zh_TW" w:bidi="zh_TW"/>
+        </w:rPr>
+        <w:t>申23:4</w:t>
+      </w:r>
       <w:r>
         <w:rPr>
           <w:lang w:val="zh_TW" w:bidi="zh_TW"/>
@@ -1281,36 +1059,24 @@
         </w:rPr>
         <w:t>）曾壓迫以色列人八年，直到神藉著俄陀聶拯救他們（</w:t>
       </w:r>
-      <w:hyperlink r:id="rId50">
-        <w:r>
-          <w:rPr>
-            <w:lang w:val="zh_TW" w:bidi="zh_TW"/>
-          </w:rPr>
-          <w:rPr>
-            <w:color w:val="0000EE"/>
-            <w:u w:val="single"/>
-          </w:rPr>
-          <w:t>士3:8</w:t>
-        </w:r>
-      </w:hyperlink>
+      <w:r>
+        <w:rPr>
+          <w:lang w:val="zh_TW" w:bidi="zh_TW"/>
+        </w:rPr>
+        <w:t>士3:8</w:t>
+      </w:r>
       <w:r>
         <w:rPr>
           <w:lang w:val="zh_TW" w:bidi="zh_TW"/>
         </w:rPr>
         <w:t>–</w:t>
       </w:r>
-      <w:hyperlink r:id="rId50">
-        <w:r>
-          <w:rPr>
-            <w:lang w:val="zh_TW" w:bidi="zh_TW"/>
-          </w:rPr>
-          <w:rPr>
-            <w:color w:val="0000EE"/>
-            <w:u w:val="single"/>
-          </w:rPr>
-          <w:t>10</w:t>
-        </w:r>
-      </w:hyperlink>
+      <w:r>
+        <w:rPr>
+          <w:lang w:val="zh_TW" w:bidi="zh_TW"/>
+        </w:rPr>
+        <w:t>10</w:t>
+      </w:r>
       <w:r>
         <w:rPr>
           <w:lang w:val="zh_TW" w:bidi="zh_TW"/>
@@ -1331,18 +1097,12 @@
         </w:rPr>
         <w:t>亞捫人因羞辱大衛的使者，擔心他會入侵，於是從美索不達米亞雇來戰車以增強軍力（</w:t>
       </w:r>
-      <w:hyperlink r:id="rId51">
-        <w:r>
-          <w:rPr>
-            <w:lang w:val="zh_TW" w:bidi="zh_TW"/>
-          </w:rPr>
-          <w:rPr>
-            <w:color w:val="0000EE"/>
-            <w:u w:val="single"/>
-          </w:rPr>
-          <w:t>代上19:6</w:t>
-        </w:r>
-      </w:hyperlink>
+      <w:r>
+        <w:rPr>
+          <w:lang w:val="zh_TW" w:bidi="zh_TW"/>
+        </w:rPr>
+        <w:t>代上19:6</w:t>
+      </w:r>
       <w:r>
         <w:rPr>
           <w:lang w:val="zh_TW" w:bidi="zh_TW"/>
@@ -1363,60 +1123,36 @@
         </w:rPr>
         <w:t>在新約中，美索不達米亞僅出現兩次。五旬節那天，有來自美索不達米亞的人在場 （</w:t>
       </w:r>
-      <w:hyperlink r:id="rId52">
-        <w:r>
-          <w:rPr>
-            <w:lang w:val="zh_TW" w:bidi="zh_TW"/>
-          </w:rPr>
-          <w:rPr>
-            <w:color w:val="0000EE"/>
-            <w:u w:val="single"/>
-          </w:rPr>
-          <w:t>徒2:9</w:t>
-        </w:r>
-      </w:hyperlink>
+      <w:r>
+        <w:rPr>
+          <w:lang w:val="zh_TW" w:bidi="zh_TW"/>
+        </w:rPr>
+        <w:t>徒2:9</w:t>
+      </w:r>
       <w:r>
         <w:rPr>
           <w:lang w:val="zh_TW" w:bidi="zh_TW"/>
         </w:rPr>
         <w:t>）。司提反在公會的辯護中說到，亞伯拉罕在搬到哈蘭之前，曾住在美索不達米亞 （</w:t>
       </w:r>
-      <w:hyperlink r:id="rId53">
-        <w:r>
-          <w:rPr>
-            <w:lang w:val="zh_TW" w:bidi="zh_TW"/>
-          </w:rPr>
-          <w:rPr>
-            <w:color w:val="0000EE"/>
-            <w:u w:val="single"/>
-          </w:rPr>
-          <w:t>徒7:2；</w:t>
-        </w:r>
-      </w:hyperlink>
-      <w:hyperlink r:id="rId54">
-        <w:r>
-          <w:rPr>
-            <w:lang w:val="zh_TW" w:bidi="zh_TW"/>
-          </w:rPr>
-          <w:rPr>
-            <w:color w:val="0000EE"/>
-            <w:u w:val="single"/>
-          </w:rPr>
-          <w:t>創11:31</w:t>
-        </w:r>
-      </w:hyperlink>
-      <w:hyperlink r:id="rId53">
-        <w:r>
-          <w:rPr>
-            <w:lang w:val="zh_TW" w:bidi="zh_TW"/>
-          </w:rPr>
-          <w:rPr>
-            <w:color w:val="0000EE"/>
-            <w:u w:val="single"/>
-          </w:rPr>
-          <w:t>）。</w:t>
-        </w:r>
-      </w:hyperlink>
+      <w:r>
+        <w:rPr>
+          <w:lang w:val="zh_TW" w:bidi="zh_TW"/>
+        </w:rPr>
+        <w:t>徒7:2；</w:t>
+      </w:r>
+      <w:r>
+        <w:rPr>
+          <w:lang w:val="zh_TW" w:bidi="zh_TW"/>
+        </w:rPr>
+        <w:t>創11:31</w:t>
+      </w:r>
+      <w:r>
+        <w:rPr>
+          <w:lang w:val="zh_TW" w:bidi="zh_TW"/>
+        </w:rPr>
+        <w:t>）。</w:t>
+      </w:r>
       <w:r>
         <w:rPr>
           <w:lang w:val="zh_TW" w:bidi="zh_TW"/>
